--- a/4_Diari/Diario di Lavoro.docx
+++ b/4_Diari/Diario di Lavoro.docx
@@ -5,9 +5,6 @@
     <w:p>
       <w:pPr>
         <w:pStyle w:val="Titolo"/>
-        <w:pBdr>
-          <w:bottom w:val="single" w:sz="4" w:space="4" w:color="auto"/>
-        </w:pBdr>
         <w:rPr>
           <w:rFonts w:ascii="Arial" w:hAnsi="Arial" w:cs="Arial"/>
           <w:color w:val="auto"/>
@@ -158,8 +155,8 @@
         <w:tblLook w:val="04A0" w:firstRow="1" w:lastRow="0" w:firstColumn="1" w:lastColumn="0" w:noHBand="0" w:noVBand="1"/>
       </w:tblPr>
       <w:tblGrid>
-        <w:gridCol w:w="4607"/>
-        <w:gridCol w:w="5021"/>
+        <w:gridCol w:w="1555"/>
+        <w:gridCol w:w="8073"/>
       </w:tblGrid>
       <w:tr>
         <w:tc>
@@ -186,10 +183,12 @@
       <w:tr>
         <w:tc>
           <w:tcPr>
-            <w:tcW w:w="4607" w:type="dxa"/>
+            <w:tcW w:w="1555" w:type="dxa"/>
+            <w:vAlign w:val="center"/>
           </w:tcPr>
           <w:p>
             <w:pPr>
+              <w:jc w:val="center"/>
               <w:rPr>
                 <w:rFonts w:ascii="Arial" w:hAnsi="Arial" w:cs="Arial"/>
               </w:rPr>
@@ -207,7 +206,7 @@
         </w:tc>
         <w:tc>
           <w:tcPr>
-            <w:tcW w:w="5021" w:type="dxa"/>
+            <w:tcW w:w="8073" w:type="dxa"/>
           </w:tcPr>
           <w:p>
             <w:pPr>
@@ -246,7 +245,8 @@
       <w:tr>
         <w:tc>
           <w:tcPr>
-            <w:tcW w:w="4607" w:type="dxa"/>
+            <w:tcW w:w="1555" w:type="dxa"/>
+            <w:vAlign w:val="center"/>
           </w:tcPr>
           <w:p>
             <w:pPr>
@@ -270,7 +270,7 @@
         </w:tc>
         <w:tc>
           <w:tcPr>
-            <w:tcW w:w="5021" w:type="dxa"/>
+            <w:tcW w:w="8073" w:type="dxa"/>
           </w:tcPr>
           <w:p>
             <w:pPr>
@@ -290,7 +290,8 @@
       <w:tr>
         <w:tc>
           <w:tcPr>
-            <w:tcW w:w="4607" w:type="dxa"/>
+            <w:tcW w:w="1555" w:type="dxa"/>
+            <w:vAlign w:val="center"/>
           </w:tcPr>
           <w:p>
             <w:pPr>
@@ -308,7 +309,7 @@
         </w:tc>
         <w:tc>
           <w:tcPr>
-            <w:tcW w:w="5021" w:type="dxa"/>
+            <w:tcW w:w="8073" w:type="dxa"/>
           </w:tcPr>
           <w:p>
             <w:pPr>
@@ -416,7 +417,8 @@
       <w:tr>
         <w:tc>
           <w:tcPr>
-            <w:tcW w:w="4607" w:type="dxa"/>
+            <w:tcW w:w="1555" w:type="dxa"/>
+            <w:vAlign w:val="center"/>
           </w:tcPr>
           <w:p>
             <w:pPr>
@@ -434,7 +436,7 @@
         </w:tc>
         <w:tc>
           <w:tcPr>
-            <w:tcW w:w="5021" w:type="dxa"/>
+            <w:tcW w:w="8073" w:type="dxa"/>
           </w:tcPr>
           <w:p>
             <w:pPr>
@@ -618,6 +620,23 @@
           </w:p>
         </w:tc>
       </w:tr>
+    </w:tbl>
+    <w:p>
+      <w:pPr>
+        <w:rPr>
+          <w:rFonts w:ascii="Arial" w:hAnsi="Arial" w:cs="Arial"/>
+        </w:rPr>
+      </w:pPr>
+    </w:p>
+    <w:tbl>
+      <w:tblPr>
+        <w:tblStyle w:val="Grigliatabella"/>
+        <w:tblW w:w="0" w:type="auto"/>
+        <w:tblLook w:val="04A0" w:firstRow="1" w:lastRow="0" w:firstColumn="1" w:lastColumn="0" w:noHBand="0" w:noVBand="1"/>
+      </w:tblPr>
+      <w:tblGrid>
+        <w:gridCol w:w="9628"/>
+      </w:tblGrid>
       <w:tr>
         <w:tc>
           <w:tcPr>
@@ -653,6 +672,23 @@
           </w:p>
         </w:tc>
       </w:tr>
+    </w:tbl>
+    <w:p>
+      <w:pPr>
+        <w:rPr>
+          <w:rFonts w:ascii="Arial" w:hAnsi="Arial" w:cs="Arial"/>
+        </w:rPr>
+      </w:pPr>
+    </w:p>
+    <w:tbl>
+      <w:tblPr>
+        <w:tblStyle w:val="Grigliatabella"/>
+        <w:tblW w:w="0" w:type="auto"/>
+        <w:tblLook w:val="04A0" w:firstRow="1" w:lastRow="0" w:firstColumn="1" w:lastColumn="0" w:noHBand="0" w:noVBand="1"/>
+      </w:tblPr>
+      <w:tblGrid>
+        <w:gridCol w:w="9628"/>
+      </w:tblGrid>
       <w:tr>
         <w:tc>
           <w:tcPr>
@@ -689,21 +725,672 @@
               <w:rPr>
                 <w:rFonts w:ascii="Arial" w:hAnsi="Arial" w:cs="Arial"/>
               </w:rPr>
-              <w:t xml:space="preserve">Finire diagramma di flusso, fare il </w:t>
+              <w:t>Finire diagramma di flusso, finire la fase di progettazione.</w:t>
+            </w:r>
+          </w:p>
+        </w:tc>
+      </w:tr>
+    </w:tbl>
+    <w:p>
+      <w:pPr>
+        <w:rPr>
+          <w:rFonts w:ascii="Arial" w:hAnsi="Arial" w:cs="Arial"/>
+        </w:rPr>
+      </w:pPr>
+    </w:p>
+    <w:p>
+      <w:pPr>
+        <w:rPr>
+          <w:rFonts w:ascii="Arial" w:hAnsi="Arial" w:cs="Arial"/>
+        </w:rPr>
+      </w:pPr>
+      <w:r>
+        <w:rPr>
+          <w:rFonts w:ascii="Arial" w:hAnsi="Arial" w:cs="Arial"/>
+        </w:rPr>
+        <w:br w:type="page"/>
+      </w:r>
+    </w:p>
+    <w:tbl>
+      <w:tblPr>
+        <w:tblStyle w:val="Grigliatabella"/>
+        <w:tblW w:w="9634" w:type="dxa"/>
+        <w:tblLook w:val="04A0" w:firstRow="1" w:lastRow="0" w:firstColumn="1" w:lastColumn="0" w:noHBand="0" w:noVBand="1"/>
+      </w:tblPr>
+      <w:tblGrid>
+        <w:gridCol w:w="4803"/>
+        <w:gridCol w:w="4831"/>
+      </w:tblGrid>
+      <w:tr>
+        <w:trPr>
+          <w:trHeight w:hRule="exact" w:val="397"/>
+        </w:trPr>
+        <w:tc>
+          <w:tcPr>
+            <w:tcW w:w="4803" w:type="dxa"/>
+            <w:vAlign w:val="center"/>
+          </w:tcPr>
+          <w:p>
+            <w:pPr>
+              <w:rPr>
+                <w:rFonts w:ascii="Arial" w:hAnsi="Arial" w:cs="Arial"/>
+              </w:rPr>
+            </w:pPr>
+            <w:r>
+              <w:rPr>
+                <w:rFonts w:ascii="Arial" w:hAnsi="Arial" w:cs="Arial"/>
+              </w:rPr>
+              <w:lastRenderedPageBreak/>
+              <w:t>Luogo</w:t>
+            </w:r>
+          </w:p>
+        </w:tc>
+        <w:tc>
+          <w:tcPr>
+            <w:tcW w:w="4831" w:type="dxa"/>
+            <w:vAlign w:val="center"/>
+          </w:tcPr>
+          <w:p>
+            <w:pPr>
+              <w:pStyle w:val="Nessunaspaziatura"/>
+              <w:spacing w:line="360" w:lineRule="auto"/>
+              <w:rPr>
+                <w:rFonts w:ascii="Arial" w:hAnsi="Arial" w:cs="Arial"/>
+              </w:rPr>
+            </w:pPr>
+            <w:r>
+              <w:rPr>
+                <w:rFonts w:ascii="Arial" w:hAnsi="Arial" w:cs="Arial"/>
+              </w:rPr>
+              <w:t>Canobbio</w:t>
+            </w:r>
+          </w:p>
+        </w:tc>
+      </w:tr>
+      <w:tr>
+        <w:trPr>
+          <w:trHeight w:hRule="exact" w:val="397"/>
+        </w:trPr>
+        <w:tc>
+          <w:tcPr>
+            <w:tcW w:w="4803" w:type="dxa"/>
+            <w:vAlign w:val="center"/>
+          </w:tcPr>
+          <w:p>
+            <w:pPr>
+              <w:rPr>
+                <w:rFonts w:ascii="Arial" w:hAnsi="Arial" w:cs="Arial"/>
+              </w:rPr>
+            </w:pPr>
+            <w:r>
+              <w:rPr>
+                <w:rFonts w:ascii="Arial" w:hAnsi="Arial" w:cs="Arial"/>
+              </w:rPr>
+              <w:t>Data</w:t>
+            </w:r>
+          </w:p>
+        </w:tc>
+        <w:tc>
+          <w:tcPr>
+            <w:tcW w:w="4831" w:type="dxa"/>
+            <w:vAlign w:val="center"/>
+          </w:tcPr>
+          <w:p>
+            <w:pPr>
+              <w:rPr>
+                <w:rFonts w:ascii="Arial" w:hAnsi="Arial" w:cs="Arial"/>
+              </w:rPr>
+            </w:pPr>
+            <w:r>
+              <w:rPr>
+                <w:rFonts w:ascii="Arial" w:hAnsi="Arial" w:cs="Arial"/>
+              </w:rPr>
+              <w:t>30</w:t>
+            </w:r>
+            <w:r>
+              <w:rPr>
+                <w:rFonts w:ascii="Arial" w:hAnsi="Arial" w:cs="Arial"/>
+              </w:rPr>
+              <w:t>.01.2026</w:t>
+            </w:r>
+          </w:p>
+        </w:tc>
+      </w:tr>
+    </w:tbl>
+    <w:p>
+      <w:pPr>
+        <w:rPr>
+          <w:rFonts w:ascii="Arial" w:hAnsi="Arial" w:cs="Arial"/>
+        </w:rPr>
+      </w:pPr>
+    </w:p>
+    <w:tbl>
+      <w:tblPr>
+        <w:tblStyle w:val="Grigliatabella"/>
+        <w:tblW w:w="0" w:type="auto"/>
+        <w:tblLook w:val="04A0" w:firstRow="1" w:lastRow="0" w:firstColumn="1" w:lastColumn="0" w:noHBand="0" w:noVBand="1"/>
+      </w:tblPr>
+      <w:tblGrid>
+        <w:gridCol w:w="1555"/>
+        <w:gridCol w:w="8073"/>
+      </w:tblGrid>
+      <w:tr>
+        <w:tc>
+          <w:tcPr>
+            <w:tcW w:w="9628" w:type="dxa"/>
+            <w:gridSpan w:val="2"/>
+            <w:shd w:val="clear" w:color="auto" w:fill="D9D9D9" w:themeFill="background1" w:themeFillShade="D9"/>
+          </w:tcPr>
+          <w:p>
+            <w:pPr>
+              <w:rPr>
+                <w:rFonts w:ascii="Arial" w:hAnsi="Arial" w:cs="Arial"/>
+              </w:rPr>
+            </w:pPr>
+            <w:r>
+              <w:rPr>
+                <w:rFonts w:ascii="Arial" w:hAnsi="Arial" w:cs="Arial"/>
+              </w:rPr>
+              <w:t>Lavori svolti</w:t>
+            </w:r>
+          </w:p>
+        </w:tc>
+      </w:tr>
+      <w:tr>
+        <w:tc>
+          <w:tcPr>
+            <w:tcW w:w="1555" w:type="dxa"/>
+            <w:vAlign w:val="center"/>
+          </w:tcPr>
+          <w:p>
+            <w:pPr>
+              <w:jc w:val="center"/>
+              <w:rPr>
+                <w:rFonts w:ascii="Arial" w:hAnsi="Arial" w:cs="Arial"/>
+              </w:rPr>
+            </w:pPr>
+            <w:r>
+              <w:rPr>
+                <w:rFonts w:ascii="Arial" w:hAnsi="Arial" w:cs="Arial"/>
+              </w:rPr>
+              <w:t>8:20-9:35</w:t>
+            </w:r>
+          </w:p>
+        </w:tc>
+        <w:tc>
+          <w:tcPr>
+            <w:tcW w:w="8073" w:type="dxa"/>
+          </w:tcPr>
+          <w:p>
+            <w:pPr>
+              <w:jc w:val="both"/>
+              <w:rPr>
+                <w:rFonts w:ascii="Arial" w:hAnsi="Arial" w:cs="Arial"/>
+              </w:rPr>
+            </w:pPr>
+            <w:r>
+              <w:rPr>
+                <w:rFonts w:ascii="Arial" w:hAnsi="Arial" w:cs="Arial"/>
+              </w:rPr>
+              <w:t>Tutti: Lavoro di valutazione incrociata dei progetti individuali.</w:t>
+            </w:r>
+          </w:p>
+        </w:tc>
+      </w:tr>
+      <w:tr>
+        <w:tc>
+          <w:tcPr>
+            <w:tcW w:w="1555" w:type="dxa"/>
+            <w:vAlign w:val="center"/>
+          </w:tcPr>
+          <w:p>
+            <w:pPr>
+              <w:rPr>
+                <w:rFonts w:ascii="Arial" w:hAnsi="Arial" w:cs="Arial"/>
+              </w:rPr>
+            </w:pPr>
+            <w:r>
+              <w:rPr>
+                <w:rFonts w:ascii="Arial" w:hAnsi="Arial" w:cs="Arial"/>
+              </w:rPr>
+              <w:t xml:space="preserve"> 9:50-11:35</w:t>
+            </w:r>
+          </w:p>
+        </w:tc>
+        <w:tc>
+          <w:tcPr>
+            <w:tcW w:w="8073" w:type="dxa"/>
+          </w:tcPr>
+          <w:p>
+            <w:pPr>
+              <w:rPr>
+                <w:rFonts w:ascii="Arial" w:hAnsi="Arial" w:cs="Arial"/>
+              </w:rPr>
+            </w:pPr>
+            <w:r>
+              <w:rPr>
+                <w:rFonts w:ascii="Arial" w:hAnsi="Arial" w:cs="Arial"/>
+              </w:rPr>
+              <w:t>Tutti: Conclusione del lavoro di valutazione e ricevimento delle note del primo semestre.</w:t>
+            </w:r>
+          </w:p>
+          <w:p>
+            <w:pPr>
+              <w:rPr>
+                <w:rFonts w:ascii="Arial" w:hAnsi="Arial" w:cs="Arial"/>
+              </w:rPr>
+            </w:pPr>
+            <w:r>
+              <w:rPr>
+                <w:rFonts w:ascii="Arial" w:hAnsi="Arial" w:cs="Arial"/>
+              </w:rPr>
+              <w:t xml:space="preserve">Ivan, Yasser, Quan: Modifiche finali al </w:t>
             </w:r>
             <w:proofErr w:type="spellStart"/>
             <w:r>
               <w:rPr>
                 <w:rFonts w:ascii="Arial" w:hAnsi="Arial" w:cs="Arial"/>
               </w:rPr>
-              <w:t>gantt</w:t>
+              <w:t>QdC</w:t>
             </w:r>
             <w:proofErr w:type="spellEnd"/>
-            <w:r>
-              <w:rPr>
-                <w:rFonts w:ascii="Arial" w:hAnsi="Arial" w:cs="Arial"/>
-              </w:rPr>
-              <w:t>, finire la fase di progettazione.</w:t>
+          </w:p>
+          <w:p>
+            <w:pPr>
+              <w:rPr>
+                <w:rFonts w:ascii="Arial" w:hAnsi="Arial" w:cs="Arial"/>
+              </w:rPr>
+            </w:pPr>
+            <w:r>
+              <w:rPr>
+                <w:rFonts w:ascii="Arial" w:hAnsi="Arial" w:cs="Arial"/>
+              </w:rPr>
+              <w:t>Quan: Dialogo con il professore sul proprio progetto personale</w:t>
+            </w:r>
+          </w:p>
+        </w:tc>
+      </w:tr>
+      <w:tr>
+        <w:tc>
+          <w:tcPr>
+            <w:tcW w:w="1555" w:type="dxa"/>
+            <w:vAlign w:val="center"/>
+          </w:tcPr>
+          <w:p>
+            <w:pPr>
+              <w:rPr>
+                <w:rFonts w:ascii="Arial" w:hAnsi="Arial" w:cs="Arial"/>
+              </w:rPr>
+            </w:pPr>
+            <w:r>
+              <w:rPr>
+                <w:rFonts w:ascii="Arial" w:hAnsi="Arial" w:cs="Arial"/>
+              </w:rPr>
+              <w:t>12:30-14:00</w:t>
+            </w:r>
+          </w:p>
+        </w:tc>
+        <w:tc>
+          <w:tcPr>
+            <w:tcW w:w="8073" w:type="dxa"/>
+          </w:tcPr>
+          <w:p>
+            <w:pPr>
+              <w:jc w:val="both"/>
+              <w:rPr>
+                <w:rFonts w:ascii="Arial" w:hAnsi="Arial" w:cs="Arial"/>
+              </w:rPr>
+            </w:pPr>
+            <w:r>
+              <w:rPr>
+                <w:rFonts w:ascii="Arial" w:hAnsi="Arial" w:cs="Arial"/>
+              </w:rPr>
+              <w:t xml:space="preserve">Discussione del </w:t>
+            </w:r>
+            <w:proofErr w:type="spellStart"/>
+            <w:r>
+              <w:rPr>
+                <w:rFonts w:ascii="Arial" w:hAnsi="Arial" w:cs="Arial"/>
+              </w:rPr>
+              <w:t>QdC</w:t>
+            </w:r>
+            <w:proofErr w:type="spellEnd"/>
+            <w:r>
+              <w:rPr>
+                <w:rFonts w:ascii="Arial" w:hAnsi="Arial" w:cs="Arial"/>
+              </w:rPr>
+              <w:t xml:space="preserve"> e del progetto con il professore</w:t>
+            </w:r>
+            <w:r>
+              <w:rPr>
+                <w:rFonts w:ascii="Arial" w:hAnsi="Arial" w:cs="Arial"/>
+              </w:rPr>
+              <w:t>.</w:t>
+            </w:r>
+          </w:p>
+          <w:p>
+            <w:pPr>
+              <w:jc w:val="both"/>
+              <w:rPr>
+                <w:rFonts w:ascii="Arial" w:hAnsi="Arial" w:cs="Arial"/>
+              </w:rPr>
+            </w:pPr>
+            <w:r>
+              <w:rPr>
+                <w:rFonts w:ascii="Arial" w:hAnsi="Arial" w:cs="Arial"/>
+              </w:rPr>
+              <w:t xml:space="preserve">Dopodiché discussione tra il gruppo di come fare cosa. </w:t>
+            </w:r>
+          </w:p>
+          <w:p>
+            <w:pPr>
+              <w:jc w:val="both"/>
+              <w:rPr>
+                <w:rFonts w:ascii="Arial" w:hAnsi="Arial" w:cs="Arial"/>
+              </w:rPr>
+            </w:pPr>
+            <w:r>
+              <w:rPr>
+                <w:rFonts w:ascii="Arial" w:hAnsi="Arial" w:cs="Arial"/>
+              </w:rPr>
+              <w:t xml:space="preserve">Abbiamo giunto la conclusione che </w:t>
+            </w:r>
+            <w:r>
+              <w:rPr>
+                <w:rFonts w:ascii="Arial" w:hAnsi="Arial" w:cs="Arial"/>
+                <w:color w:val="FF0000"/>
+              </w:rPr>
+              <w:t>facciamo</w:t>
+            </w:r>
+          </w:p>
+          <w:p>
+            <w:pPr>
+              <w:jc w:val="both"/>
+              <w:rPr>
+                <w:rFonts w:ascii="Arial" w:hAnsi="Arial" w:cs="Arial"/>
+              </w:rPr>
+            </w:pPr>
+            <w:r>
+              <w:rPr>
+                <w:rFonts w:ascii="Arial" w:hAnsi="Arial" w:cs="Arial"/>
+              </w:rPr>
+              <w:t xml:space="preserve">Abbiamo pensato all’ordine di come faremo ogni </w:t>
+            </w:r>
+            <w:r>
+              <w:rPr>
+                <w:rFonts w:ascii="Arial" w:hAnsi="Arial" w:cs="Arial"/>
+              </w:rPr>
+              <w:t>aspetto del gioco -&gt; preparato i milestone.</w:t>
+            </w:r>
+          </w:p>
+        </w:tc>
+      </w:tr>
+      <w:tr>
+        <w:tc>
+          <w:tcPr>
+            <w:tcW w:w="1555" w:type="dxa"/>
+            <w:vAlign w:val="center"/>
+          </w:tcPr>
+          <w:p>
+            <w:pPr>
+              <w:rPr>
+                <w:rFonts w:ascii="Arial" w:hAnsi="Arial" w:cs="Arial"/>
+              </w:rPr>
+            </w:pPr>
+            <w:r>
+              <w:rPr>
+                <w:rFonts w:ascii="Arial" w:hAnsi="Arial" w:cs="Arial"/>
+              </w:rPr>
+              <w:t>14:15-15:45</w:t>
+            </w:r>
+          </w:p>
+        </w:tc>
+        <w:tc>
+          <w:tcPr>
+            <w:tcW w:w="8073" w:type="dxa"/>
+          </w:tcPr>
+          <w:p>
+            <w:pPr>
+              <w:rPr>
+                <w:rFonts w:ascii="Arial" w:hAnsi="Arial" w:cs="Arial"/>
+              </w:rPr>
+            </w:pPr>
+            <w:r>
+              <w:rPr>
+                <w:rFonts w:ascii="Arial" w:hAnsi="Arial" w:cs="Arial"/>
+              </w:rPr>
+              <w:t xml:space="preserve">Ci siamo andati a informare su come funziona </w:t>
+            </w:r>
+            <w:proofErr w:type="spellStart"/>
+            <w:r>
+              <w:rPr>
+                <w:rFonts w:ascii="Arial" w:hAnsi="Arial" w:cs="Arial"/>
+              </w:rPr>
+              <w:t>github</w:t>
+            </w:r>
+            <w:proofErr w:type="spellEnd"/>
+            <w:r>
+              <w:rPr>
+                <w:rFonts w:ascii="Arial" w:hAnsi="Arial" w:cs="Arial"/>
+              </w:rPr>
+              <w:t xml:space="preserve"> e poi ognuno a continuato quello che stava facendo fino alla fine della lezione:</w:t>
+            </w:r>
+          </w:p>
+          <w:p>
+            <w:pPr>
+              <w:rPr>
+                <w:rFonts w:ascii="Arial" w:hAnsi="Arial" w:cs="Arial"/>
+              </w:rPr>
+            </w:pPr>
+            <w:r>
+              <w:rPr>
+                <w:rFonts w:ascii="Arial" w:hAnsi="Arial" w:cs="Arial"/>
+              </w:rPr>
+              <w:t>Yasser: Requisiti</w:t>
+            </w:r>
+          </w:p>
+          <w:p>
+            <w:pPr>
+              <w:rPr>
+                <w:rFonts w:ascii="Arial" w:hAnsi="Arial" w:cs="Arial"/>
+              </w:rPr>
+            </w:pPr>
+            <w:proofErr w:type="spellStart"/>
+            <w:r>
+              <w:rPr>
+                <w:rFonts w:ascii="Arial" w:hAnsi="Arial" w:cs="Arial"/>
+              </w:rPr>
+              <w:t>Sidon</w:t>
+            </w:r>
+            <w:proofErr w:type="spellEnd"/>
+            <w:r>
+              <w:rPr>
+                <w:rFonts w:ascii="Arial" w:hAnsi="Arial" w:cs="Arial"/>
+              </w:rPr>
+              <w:t xml:space="preserve"> e Ivan: Diagramma delle classi</w:t>
+            </w:r>
+          </w:p>
+          <w:p>
+            <w:pPr>
+              <w:rPr>
+                <w:rFonts w:ascii="Arial" w:hAnsi="Arial" w:cs="Arial"/>
+              </w:rPr>
+            </w:pPr>
+            <w:r>
+              <w:rPr>
+                <w:rFonts w:ascii="Arial" w:hAnsi="Arial" w:cs="Arial"/>
+              </w:rPr>
+              <w:t xml:space="preserve">Quan: </w:t>
+            </w:r>
+            <w:proofErr w:type="spellStart"/>
+            <w:r>
+              <w:rPr>
+                <w:rFonts w:ascii="Arial" w:hAnsi="Arial" w:cs="Arial"/>
+              </w:rPr>
+              <w:t>Swimlanes</w:t>
+            </w:r>
+            <w:proofErr w:type="spellEnd"/>
+          </w:p>
+        </w:tc>
+      </w:tr>
+    </w:tbl>
+    <w:p>
+      <w:pPr>
+        <w:rPr>
+          <w:rFonts w:ascii="Arial" w:hAnsi="Arial" w:cs="Arial"/>
+        </w:rPr>
+      </w:pPr>
+    </w:p>
+    <w:tbl>
+      <w:tblPr>
+        <w:tblStyle w:val="Grigliatabella"/>
+        <w:tblW w:w="0" w:type="auto"/>
+        <w:tblLook w:val="04A0" w:firstRow="1" w:lastRow="0" w:firstColumn="1" w:lastColumn="0" w:noHBand="0" w:noVBand="1"/>
+      </w:tblPr>
+      <w:tblGrid>
+        <w:gridCol w:w="9628"/>
+      </w:tblGrid>
+      <w:tr>
+        <w:tc>
+          <w:tcPr>
+            <w:tcW w:w="9628" w:type="dxa"/>
+            <w:shd w:val="clear" w:color="auto" w:fill="D9D9D9" w:themeFill="background1" w:themeFillShade="D9"/>
+          </w:tcPr>
+          <w:p>
+            <w:pPr>
+              <w:rPr>
+                <w:rFonts w:ascii="Arial" w:hAnsi="Arial" w:cs="Arial"/>
+              </w:rPr>
+            </w:pPr>
+            <w:r>
+              <w:rPr>
+                <w:rFonts w:ascii="Arial" w:hAnsi="Arial" w:cs="Arial"/>
+              </w:rPr>
+              <w:t>Problemi riscontrati e soluzioni adottate</w:t>
+            </w:r>
+          </w:p>
+        </w:tc>
+      </w:tr>
+      <w:tr>
+        <w:tc>
+          <w:tcPr>
+            <w:tcW w:w="9628" w:type="dxa"/>
+          </w:tcPr>
+          <w:p>
+            <w:pPr>
+              <w:rPr>
+                <w:rFonts w:ascii="Arial" w:hAnsi="Arial" w:cs="Arial"/>
+              </w:rPr>
+            </w:pPr>
+          </w:p>
+        </w:tc>
+      </w:tr>
+    </w:tbl>
+    <w:p>
+      <w:pPr>
+        <w:rPr>
+          <w:rFonts w:ascii="Arial" w:hAnsi="Arial" w:cs="Arial"/>
+        </w:rPr>
+      </w:pPr>
+    </w:p>
+    <w:tbl>
+      <w:tblPr>
+        <w:tblStyle w:val="Grigliatabella"/>
+        <w:tblW w:w="0" w:type="auto"/>
+        <w:tblLook w:val="04A0" w:firstRow="1" w:lastRow="0" w:firstColumn="1" w:lastColumn="0" w:noHBand="0" w:noVBand="1"/>
+      </w:tblPr>
+      <w:tblGrid>
+        <w:gridCol w:w="9628"/>
+      </w:tblGrid>
+      <w:tr>
+        <w:tc>
+          <w:tcPr>
+            <w:tcW w:w="9628" w:type="dxa"/>
+            <w:shd w:val="clear" w:color="auto" w:fill="D9D9D9" w:themeFill="background1" w:themeFillShade="D9"/>
+          </w:tcPr>
+          <w:p>
+            <w:pPr>
+              <w:rPr>
+                <w:rFonts w:ascii="Arial" w:hAnsi="Arial" w:cs="Arial"/>
+              </w:rPr>
+            </w:pPr>
+            <w:r>
+              <w:rPr>
+                <w:rFonts w:ascii="Arial" w:hAnsi="Arial" w:cs="Arial"/>
+              </w:rPr>
+              <w:t>Punto della situazione rispetto alla pianificazione</w:t>
+            </w:r>
+          </w:p>
+        </w:tc>
+      </w:tr>
+      <w:tr>
+        <w:tc>
+          <w:tcPr>
+            <w:tcW w:w="9628" w:type="dxa"/>
+          </w:tcPr>
+          <w:p>
+            <w:pPr>
+              <w:rPr>
+                <w:rFonts w:ascii="Arial" w:hAnsi="Arial" w:cs="Arial"/>
+              </w:rPr>
+            </w:pPr>
+          </w:p>
+        </w:tc>
+      </w:tr>
+    </w:tbl>
+    <w:p>
+      <w:pPr>
+        <w:rPr>
+          <w:rFonts w:ascii="Arial" w:hAnsi="Arial" w:cs="Arial"/>
+        </w:rPr>
+      </w:pPr>
+    </w:p>
+    <w:tbl>
+      <w:tblPr>
+        <w:tblStyle w:val="Grigliatabella"/>
+        <w:tblW w:w="0" w:type="auto"/>
+        <w:tblLook w:val="04A0" w:firstRow="1" w:lastRow="0" w:firstColumn="1" w:lastColumn="0" w:noHBand="0" w:noVBand="1"/>
+      </w:tblPr>
+      <w:tblGrid>
+        <w:gridCol w:w="9628"/>
+      </w:tblGrid>
+      <w:tr>
+        <w:tc>
+          <w:tcPr>
+            <w:tcW w:w="9628" w:type="dxa"/>
+            <w:shd w:val="clear" w:color="auto" w:fill="D9D9D9" w:themeFill="background1" w:themeFillShade="D9"/>
+          </w:tcPr>
+          <w:p>
+            <w:pPr>
+              <w:rPr>
+                <w:rFonts w:ascii="Arial" w:hAnsi="Arial" w:cs="Arial"/>
+              </w:rPr>
+            </w:pPr>
+            <w:r>
+              <w:rPr>
+                <w:rFonts w:ascii="Arial" w:hAnsi="Arial" w:cs="Arial"/>
+              </w:rPr>
+              <w:t>Programma di massima per la prossima giornata di lavoro</w:t>
+            </w:r>
+          </w:p>
+        </w:tc>
+      </w:tr>
+      <w:tr>
+        <w:tc>
+          <w:tcPr>
+            <w:tcW w:w="9628" w:type="dxa"/>
+          </w:tcPr>
+          <w:p>
+            <w:pPr>
+              <w:rPr>
+                <w:rFonts w:ascii="Arial" w:hAnsi="Arial" w:cs="Arial"/>
+              </w:rPr>
+            </w:pPr>
+            <w:r>
+              <w:rPr>
+                <w:rFonts w:ascii="Arial" w:hAnsi="Arial" w:cs="Arial"/>
+              </w:rPr>
+              <w:t>Finire diagramma di flusso, finire la fase di progettazione.</w:t>
             </w:r>
           </w:p>
         </w:tc>
@@ -965,7 +1652,21 @@
       <w:rPr>
         <w:rFonts w:ascii="Arial" w:hAnsi="Arial" w:cs="Arial"/>
       </w:rPr>
-      <w:t>, Ivan Ostroumov I3BD</w:t>
+      <w:t xml:space="preserve">, Ivan </w:t>
+    </w:r>
+    <w:proofErr w:type="spellStart"/>
+    <w:r>
+      <w:rPr>
+        <w:rFonts w:ascii="Arial" w:hAnsi="Arial" w:cs="Arial"/>
+      </w:rPr>
+      <w:t>Ostroumov</w:t>
+    </w:r>
+    <w:proofErr w:type="spellEnd"/>
+    <w:r>
+      <w:rPr>
+        <w:rFonts w:ascii="Arial" w:hAnsi="Arial" w:cs="Arial"/>
+      </w:rPr>
+      <w:t xml:space="preserve"> I3BD</w:t>
     </w:r>
   </w:p>
 </w:hdr>
@@ -4997,10 +5698,23 @@
 </file>
 
 <file path=customXml/item1.xml><?xml version="1.0" encoding="utf-8"?>
-<b:Sources xmlns:b="http://schemas.openxmlformats.org/officeDocument/2006/bibliography" xmlns="http://schemas.openxmlformats.org/officeDocument/2006/bibliography" SelectedStyle="\APA.XSL" StyleName="APA"/>
+<p:properties xmlns:p="http://schemas.microsoft.com/office/2006/metadata/properties" xmlns:xsi="http://www.w3.org/2001/XMLSchema-instance" xmlns:pc="http://schemas.microsoft.com/office/infopath/2007/PartnerControls">
+  <documentManagement>
+    <_activity xmlns="9a5989ba-1f3a-4074-8e62-988f1f5a6d91" xsi:nil="true"/>
+  </documentManagement>
+</p:properties>
 </file>
 
 <file path=customXml/item2.xml><?xml version="1.0" encoding="utf-8"?>
+<?mso-contentType ?>
+<FormTemplates xmlns="http://schemas.microsoft.com/sharepoint/v3/contenttype/forms">
+  <Display>DocumentLibraryForm</Display>
+  <Edit>DocumentLibraryForm</Edit>
+  <New>DocumentLibraryForm</New>
+</FormTemplates>
+</file>
+
+<file path=customXml/item3.xml><?xml version="1.0" encoding="utf-8"?>
 <ct:contentTypeSchema xmlns:ct="http://schemas.microsoft.com/office/2006/metadata/contentType" xmlns:ma="http://schemas.microsoft.com/office/2006/metadata/properties/metaAttributes" ct:_="" ma:_="" ma:contentTypeName="Documento" ma:contentTypeID="0x0101001D68984F87EC994ABE7B851987432E7B" ma:contentTypeVersion="13" ma:contentTypeDescription="Creare un nuovo documento." ma:contentTypeScope="" ma:versionID="9735a29966f8059e51308ea1cecd41eb">
   <xsd:schema xmlns:xsd="http://www.w3.org/2001/XMLSchema" xmlns:xs="http://www.w3.org/2001/XMLSchema" xmlns:p="http://schemas.microsoft.com/office/2006/metadata/properties" xmlns:ns3="d8eed4e0-1c4d-4eb7-9d5a-8c6be5a7f7cc" xmlns:ns4="9a5989ba-1f3a-4074-8e62-988f1f5a6d91" targetNamespace="http://schemas.microsoft.com/office/2006/metadata/properties" ma:root="true" ma:fieldsID="10fd3cb04b3c10d561cc1ece84de1cfd" ns3:_="" ns4:_="">
     <xsd:import namespace="d8eed4e0-1c4d-4eb7-9d5a-8c6be5a7f7cc"/>
@@ -5221,32 +5935,29 @@
 </ct:contentTypeSchema>
 </file>
 
-<file path=customXml/item3.xml><?xml version="1.0" encoding="utf-8"?>
-<?mso-contentType ?>
-<FormTemplates xmlns="http://schemas.microsoft.com/sharepoint/v3/contenttype/forms">
-  <Display>DocumentLibraryForm</Display>
-  <Edit>DocumentLibraryForm</Edit>
-  <New>DocumentLibraryForm</New>
-</FormTemplates>
-</file>
-
 <file path=customXml/item4.xml><?xml version="1.0" encoding="utf-8"?>
-<p:properties xmlns:p="http://schemas.microsoft.com/office/2006/metadata/properties" xmlns:xsi="http://www.w3.org/2001/XMLSchema-instance" xmlns:pc="http://schemas.microsoft.com/office/infopath/2007/PartnerControls">
-  <documentManagement>
-    <_activity xmlns="9a5989ba-1f3a-4074-8e62-988f1f5a6d91" xsi:nil="true"/>
-  </documentManagement>
-</p:properties>
+<b:Sources xmlns:b="http://schemas.openxmlformats.org/officeDocument/2006/bibliography" xmlns="http://schemas.openxmlformats.org/officeDocument/2006/bibliography" SelectedStyle="\APA.XSL" StyleName="APA"/>
 </file>
 
 <file path=customXml/itemProps1.xml><?xml version="1.0" encoding="utf-8"?>
-<ds:datastoreItem xmlns:ds="http://schemas.openxmlformats.org/officeDocument/2006/customXml" ds:itemID="{A4D352A7-3801-4E51-8ED0-E5F8E4A7EC31}">
+<ds:datastoreItem xmlns:ds="http://schemas.openxmlformats.org/officeDocument/2006/customXml" ds:itemID="{4C5564E7-A054-43C4-BF74-7A145474E87C}">
   <ds:schemaRefs>
-    <ds:schemaRef ds:uri="http://schemas.openxmlformats.org/officeDocument/2006/bibliography"/>
+    <ds:schemaRef ds:uri="http://schemas.microsoft.com/office/2006/metadata/properties"/>
+    <ds:schemaRef ds:uri="http://schemas.microsoft.com/office/infopath/2007/PartnerControls"/>
+    <ds:schemaRef ds:uri="9a5989ba-1f3a-4074-8e62-988f1f5a6d91"/>
   </ds:schemaRefs>
 </ds:datastoreItem>
 </file>
 
 <file path=customXml/itemProps2.xml><?xml version="1.0" encoding="utf-8"?>
+<ds:datastoreItem xmlns:ds="http://schemas.openxmlformats.org/officeDocument/2006/customXml" ds:itemID="{F88632BD-6596-4D41-8033-40DE95A98259}">
+  <ds:schemaRefs>
+    <ds:schemaRef ds:uri="http://schemas.microsoft.com/sharepoint/v3/contenttype/forms"/>
+  </ds:schemaRefs>
+</ds:datastoreItem>
+</file>
+
+<file path=customXml/itemProps3.xml><?xml version="1.0" encoding="utf-8"?>
 <ds:datastoreItem xmlns:ds="http://schemas.openxmlformats.org/officeDocument/2006/customXml" ds:itemID="{DF47FB3B-BE2E-4282-A583-D09F8A90D7A9}">
   <ds:schemaRefs>
     <ds:schemaRef ds:uri="http://schemas.microsoft.com/office/2006/metadata/contentType"/>
@@ -5265,20 +5976,10 @@
 </ds:datastoreItem>
 </file>
 
-<file path=customXml/itemProps3.xml><?xml version="1.0" encoding="utf-8"?>
-<ds:datastoreItem xmlns:ds="http://schemas.openxmlformats.org/officeDocument/2006/customXml" ds:itemID="{F88632BD-6596-4D41-8033-40DE95A98259}">
+<file path=customXml/itemProps4.xml><?xml version="1.0" encoding="utf-8"?>
+<ds:datastoreItem xmlns:ds="http://schemas.openxmlformats.org/officeDocument/2006/customXml" ds:itemID="{A4D352A7-3801-4E51-8ED0-E5F8E4A7EC31}">
   <ds:schemaRefs>
-    <ds:schemaRef ds:uri="http://schemas.microsoft.com/sharepoint/v3/contenttype/forms"/>
-  </ds:schemaRefs>
-</ds:datastoreItem>
-</file>
-
-<file path=customXml/itemProps4.xml><?xml version="1.0" encoding="utf-8"?>
-<ds:datastoreItem xmlns:ds="http://schemas.openxmlformats.org/officeDocument/2006/customXml" ds:itemID="{4C5564E7-A054-43C4-BF74-7A145474E87C}">
-  <ds:schemaRefs>
-    <ds:schemaRef ds:uri="http://schemas.microsoft.com/office/2006/metadata/properties"/>
-    <ds:schemaRef ds:uri="http://schemas.microsoft.com/office/infopath/2007/PartnerControls"/>
-    <ds:schemaRef ds:uri="9a5989ba-1f3a-4074-8e62-988f1f5a6d91"/>
+    <ds:schemaRef ds:uri="http://schemas.openxmlformats.org/officeDocument/2006/bibliography"/>
   </ds:schemaRefs>
 </ds:datastoreItem>
 </file>
--- a/4_Diari/Diario di Lavoro.docx
+++ b/4_Diari/Diario di Lavoro.docx
@@ -1093,14 +1093,47 @@
               <w:rPr>
                 <w:rFonts w:ascii="Arial" w:hAnsi="Arial" w:cs="Arial"/>
               </w:rPr>
-              <w:t xml:space="preserve">Abbiamo giunto la conclusione che </w:t>
-            </w:r>
-            <w:r>
-              <w:rPr>
-                <w:rFonts w:ascii="Arial" w:hAnsi="Arial" w:cs="Arial"/>
-                <w:color w:val="FF0000"/>
-              </w:rPr>
-              <w:t>facciamo</w:t>
+              <w:t>Abbiamo giunto la conclusione che</w:t>
+            </w:r>
+            <w:r>
+              <w:rPr>
+                <w:rFonts w:ascii="Arial" w:hAnsi="Arial" w:cs="Arial"/>
+              </w:rPr>
+              <w:t xml:space="preserve"> lo scopo di progetto è impar</w:t>
+            </w:r>
+            <w:r>
+              <w:rPr>
+                <w:rFonts w:ascii="Arial" w:hAnsi="Arial" w:cs="Arial"/>
+              </w:rPr>
+              <w:t xml:space="preserve">are a usare </w:t>
+            </w:r>
+            <w:proofErr w:type="spellStart"/>
+            <w:r>
+              <w:rPr>
+                <w:rFonts w:ascii="Arial" w:hAnsi="Arial" w:cs="Arial"/>
+              </w:rPr>
+              <w:t>unity</w:t>
+            </w:r>
+            <w:proofErr w:type="spellEnd"/>
+            <w:r>
+              <w:rPr>
+                <w:rFonts w:ascii="Arial" w:hAnsi="Arial" w:cs="Arial"/>
+              </w:rPr>
+              <w:t xml:space="preserve"> e documentare bene come creare un picchia duro su </w:t>
+            </w:r>
+            <w:proofErr w:type="spellStart"/>
+            <w:r>
+              <w:rPr>
+                <w:rFonts w:ascii="Arial" w:hAnsi="Arial" w:cs="Arial"/>
+              </w:rPr>
+              <w:t>unity</w:t>
+            </w:r>
+            <w:proofErr w:type="spellEnd"/>
+            <w:r>
+              <w:rPr>
+                <w:rFonts w:ascii="Arial" w:hAnsi="Arial" w:cs="Arial"/>
+              </w:rPr>
+              <w:t>.</w:t>
             </w:r>
           </w:p>
           <w:p>
@@ -1390,7 +1423,67 @@
               <w:rPr>
                 <w:rFonts w:ascii="Arial" w:hAnsi="Arial" w:cs="Arial"/>
               </w:rPr>
-              <w:t>Finire diagramma di flusso, finire la fase di progettazione.</w:t>
+              <w:t>Fare doc primi 3 capitoli:</w:t>
+            </w:r>
+          </w:p>
+          <w:p>
+            <w:pPr>
+              <w:rPr>
+                <w:rFonts w:ascii="Arial" w:hAnsi="Arial" w:cs="Arial"/>
+              </w:rPr>
+            </w:pPr>
+            <w:r>
+              <w:rPr>
+                <w:rFonts w:ascii="Arial" w:hAnsi="Arial" w:cs="Arial"/>
+              </w:rPr>
+              <w:t xml:space="preserve"> - Fare Requisiti</w:t>
+            </w:r>
+          </w:p>
+          <w:p>
+            <w:pPr>
+              <w:rPr>
+                <w:rFonts w:ascii="Arial" w:hAnsi="Arial" w:cs="Arial"/>
+              </w:rPr>
+            </w:pPr>
+            <w:r>
+              <w:rPr>
+                <w:rFonts w:ascii="Arial" w:hAnsi="Arial" w:cs="Arial"/>
+              </w:rPr>
+              <w:t xml:space="preserve">   * Fare i Test</w:t>
+            </w:r>
+          </w:p>
+          <w:p>
+            <w:pPr>
+              <w:rPr>
+                <w:rFonts w:ascii="Arial" w:hAnsi="Arial" w:cs="Arial"/>
+              </w:rPr>
+            </w:pPr>
+            <w:r>
+              <w:rPr>
+                <w:rFonts w:ascii="Arial" w:hAnsi="Arial" w:cs="Arial"/>
+              </w:rPr>
+              <w:t xml:space="preserve"> - Fare </w:t>
+            </w:r>
+            <w:proofErr w:type="spellStart"/>
+            <w:r>
+              <w:rPr>
+                <w:rFonts w:ascii="Arial" w:hAnsi="Arial" w:cs="Arial"/>
+              </w:rPr>
+              <w:t>Gantt</w:t>
+            </w:r>
+            <w:proofErr w:type="spellEnd"/>
+          </w:p>
+          <w:p>
+            <w:pPr>
+              <w:rPr>
+                <w:rFonts w:ascii="Arial" w:hAnsi="Arial" w:cs="Arial"/>
+              </w:rPr>
+            </w:pPr>
+            <w:r>
+              <w:rPr>
+                <w:rFonts w:ascii="Arial" w:hAnsi="Arial" w:cs="Arial"/>
+              </w:rPr>
+              <w:t xml:space="preserve"> - Finire e discutere sul diagramma delle classi</w:t>
             </w:r>
           </w:p>
         </w:tc>

--- a/4_Diari/Diario di Lavoro.docx
+++ b/4_Diari/Diario di Lavoro.docx
@@ -250,16 +250,11 @@
           </w:tcPr>
           <w:p>
             <w:pPr>
-              <w:rPr>
-                <w:rFonts w:ascii="Arial" w:hAnsi="Arial" w:cs="Arial"/>
-              </w:rPr>
-            </w:pPr>
-            <w:r>
-              <w:rPr>
-                <w:rFonts w:ascii="Arial" w:hAnsi="Arial" w:cs="Arial"/>
-              </w:rPr>
-              <w:t xml:space="preserve"> </w:t>
-            </w:r>
+              <w:jc w:val="center"/>
+              <w:rPr>
+                <w:rFonts w:ascii="Arial" w:hAnsi="Arial" w:cs="Arial"/>
+              </w:rPr>
+            </w:pPr>
             <w:r>
               <w:rPr>
                 <w:rFonts w:ascii="Arial" w:hAnsi="Arial" w:cs="Arial"/>
@@ -295,6 +290,7 @@
           </w:tcPr>
           <w:p>
             <w:pPr>
+              <w:jc w:val="center"/>
               <w:rPr>
                 <w:rFonts w:ascii="Arial" w:hAnsi="Arial" w:cs="Arial"/>
               </w:rPr>
@@ -397,19 +393,11 @@
                 <w:rFonts w:ascii="Arial" w:hAnsi="Arial" w:cs="Arial"/>
               </w:rPr>
             </w:pPr>
-            <w:proofErr w:type="spellStart"/>
-            <w:r>
-              <w:rPr>
-                <w:rFonts w:ascii="Arial" w:hAnsi="Arial" w:cs="Arial"/>
-              </w:rPr>
-              <w:t>Sidon</w:t>
-            </w:r>
-            <w:proofErr w:type="spellEnd"/>
-            <w:r>
-              <w:rPr>
-                <w:rFonts w:ascii="Arial" w:hAnsi="Arial" w:cs="Arial"/>
-              </w:rPr>
-              <w:t>: Diagrammi</w:t>
+            <w:r>
+              <w:rPr>
+                <w:rFonts w:ascii="Arial" w:hAnsi="Arial" w:cs="Arial"/>
+              </w:rPr>
+              <w:t>Sidon: Diagrammi</w:t>
             </w:r>
           </w:p>
         </w:tc>
@@ -422,6 +410,7 @@
           </w:tcPr>
           <w:p>
             <w:pPr>
+              <w:jc w:val="center"/>
               <w:rPr>
                 <w:rFonts w:ascii="Arial" w:hAnsi="Arial" w:cs="Arial"/>
               </w:rPr>
@@ -482,19 +471,11 @@
                 <w:rFonts w:ascii="Arial" w:hAnsi="Arial" w:cs="Arial"/>
               </w:rPr>
             </w:pPr>
-            <w:proofErr w:type="spellStart"/>
-            <w:r>
-              <w:rPr>
-                <w:rFonts w:ascii="Arial" w:hAnsi="Arial" w:cs="Arial"/>
-              </w:rPr>
-              <w:t>Sidon</w:t>
-            </w:r>
-            <w:proofErr w:type="spellEnd"/>
-            <w:r>
-              <w:rPr>
-                <w:rFonts w:ascii="Arial" w:hAnsi="Arial" w:cs="Arial"/>
-              </w:rPr>
-              <w:t xml:space="preserve">: </w:t>
+            <w:r>
+              <w:rPr>
+                <w:rFonts w:ascii="Arial" w:hAnsi="Arial" w:cs="Arial"/>
+              </w:rPr>
+              <w:t xml:space="preserve">Sidon: </w:t>
             </w:r>
             <w:r>
               <w:rPr>
@@ -532,35 +513,7 @@
               <w:rPr>
                 <w:rFonts w:ascii="Arial" w:hAnsi="Arial" w:cs="Arial"/>
               </w:rPr>
-              <w:t xml:space="preserve">Messo tutto insieme e </w:t>
-            </w:r>
-            <w:proofErr w:type="spellStart"/>
-            <w:r>
-              <w:rPr>
-                <w:rFonts w:ascii="Arial" w:hAnsi="Arial" w:cs="Arial"/>
-              </w:rPr>
-              <w:t>commit</w:t>
-            </w:r>
-            <w:proofErr w:type="spellEnd"/>
-            <w:r>
-              <w:rPr>
-                <w:rFonts w:ascii="Arial" w:hAnsi="Arial" w:cs="Arial"/>
-              </w:rPr>
-              <w:t xml:space="preserve"> </w:t>
-            </w:r>
-            <w:proofErr w:type="spellStart"/>
-            <w:r>
-              <w:rPr>
-                <w:rFonts w:ascii="Arial" w:hAnsi="Arial" w:cs="Arial"/>
-              </w:rPr>
-              <w:t>github</w:t>
-            </w:r>
-            <w:proofErr w:type="spellEnd"/>
-            <w:r>
-              <w:rPr>
-                <w:rFonts w:ascii="Arial" w:hAnsi="Arial" w:cs="Arial"/>
-              </w:rPr>
-              <w:t>.</w:t>
+              <w:t>Messo tutto insieme e commit github.</w:t>
             </w:r>
           </w:p>
         </w:tc>
@@ -945,15 +898,16 @@
           </w:tcPr>
           <w:p>
             <w:pPr>
-              <w:rPr>
-                <w:rFonts w:ascii="Arial" w:hAnsi="Arial" w:cs="Arial"/>
-              </w:rPr>
-            </w:pPr>
-            <w:r>
-              <w:rPr>
-                <w:rFonts w:ascii="Arial" w:hAnsi="Arial" w:cs="Arial"/>
-              </w:rPr>
-              <w:t xml:space="preserve"> 9:50-11:35</w:t>
+              <w:jc w:val="center"/>
+              <w:rPr>
+                <w:rFonts w:ascii="Arial" w:hAnsi="Arial" w:cs="Arial"/>
+              </w:rPr>
+            </w:pPr>
+            <w:r>
+              <w:rPr>
+                <w:rFonts w:ascii="Arial" w:hAnsi="Arial" w:cs="Arial"/>
+              </w:rPr>
+              <w:t>9:50-11:35</w:t>
             </w:r>
           </w:p>
         </w:tc>
@@ -984,16 +938,8 @@
               <w:rPr>
                 <w:rFonts w:ascii="Arial" w:hAnsi="Arial" w:cs="Arial"/>
               </w:rPr>
-              <w:t xml:space="preserve">Ivan, Yasser, Quan: Modifiche finali al </w:t>
-            </w:r>
-            <w:proofErr w:type="spellStart"/>
-            <w:r>
-              <w:rPr>
-                <w:rFonts w:ascii="Arial" w:hAnsi="Arial" w:cs="Arial"/>
-              </w:rPr>
-              <w:t>QdC</w:t>
-            </w:r>
-            <w:proofErr w:type="spellEnd"/>
+              <w:t>Ivan, Yasser, Quan: Modifiche finali al QdC</w:t>
+            </w:r>
           </w:p>
           <w:p>
             <w:pPr>
@@ -1018,6 +964,7 @@
           </w:tcPr>
           <w:p>
             <w:pPr>
+              <w:jc w:val="center"/>
               <w:rPr>
                 <w:rFonts w:ascii="Arial" w:hAnsi="Arial" w:cs="Arial"/>
               </w:rPr>
@@ -1045,21 +992,7 @@
               <w:rPr>
                 <w:rFonts w:ascii="Arial" w:hAnsi="Arial" w:cs="Arial"/>
               </w:rPr>
-              <w:t xml:space="preserve">Discussione del </w:t>
-            </w:r>
-            <w:proofErr w:type="spellStart"/>
-            <w:r>
-              <w:rPr>
-                <w:rFonts w:ascii="Arial" w:hAnsi="Arial" w:cs="Arial"/>
-              </w:rPr>
-              <w:t>QdC</w:t>
-            </w:r>
-            <w:proofErr w:type="spellEnd"/>
-            <w:r>
-              <w:rPr>
-                <w:rFonts w:ascii="Arial" w:hAnsi="Arial" w:cs="Arial"/>
-              </w:rPr>
-              <w:t xml:space="preserve"> e del progetto con il professore</w:t>
+              <w:t>Discussione del QdC e del progetto con il professore</w:t>
             </w:r>
             <w:r>
               <w:rPr>
@@ -1105,35 +1038,7 @@
               <w:rPr>
                 <w:rFonts w:ascii="Arial" w:hAnsi="Arial" w:cs="Arial"/>
               </w:rPr>
-              <w:t xml:space="preserve">are a usare </w:t>
-            </w:r>
-            <w:proofErr w:type="spellStart"/>
-            <w:r>
-              <w:rPr>
-                <w:rFonts w:ascii="Arial" w:hAnsi="Arial" w:cs="Arial"/>
-              </w:rPr>
-              <w:t>unity</w:t>
-            </w:r>
-            <w:proofErr w:type="spellEnd"/>
-            <w:r>
-              <w:rPr>
-                <w:rFonts w:ascii="Arial" w:hAnsi="Arial" w:cs="Arial"/>
-              </w:rPr>
-              <w:t xml:space="preserve"> e documentare bene come creare un picchia duro su </w:t>
-            </w:r>
-            <w:proofErr w:type="spellStart"/>
-            <w:r>
-              <w:rPr>
-                <w:rFonts w:ascii="Arial" w:hAnsi="Arial" w:cs="Arial"/>
-              </w:rPr>
-              <w:t>unity</w:t>
-            </w:r>
-            <w:proofErr w:type="spellEnd"/>
-            <w:r>
-              <w:rPr>
-                <w:rFonts w:ascii="Arial" w:hAnsi="Arial" w:cs="Arial"/>
-              </w:rPr>
-              <w:t>.</w:t>
+              <w:t>are a usare unity e documentare bene come creare un picchia duro su unity.</w:t>
             </w:r>
           </w:p>
           <w:p>
@@ -1166,6 +1071,7 @@
           </w:tcPr>
           <w:p>
             <w:pPr>
+              <w:jc w:val="center"/>
               <w:rPr>
                 <w:rFonts w:ascii="Arial" w:hAnsi="Arial" w:cs="Arial"/>
               </w:rPr>
@@ -1192,21 +1098,19 @@
               <w:rPr>
                 <w:rFonts w:ascii="Arial" w:hAnsi="Arial" w:cs="Arial"/>
               </w:rPr>
-              <w:t xml:space="preserve">Ci siamo andati a informare su come funziona </w:t>
-            </w:r>
-            <w:proofErr w:type="spellStart"/>
-            <w:r>
-              <w:rPr>
-                <w:rFonts w:ascii="Arial" w:hAnsi="Arial" w:cs="Arial"/>
-              </w:rPr>
-              <w:t>github</w:t>
-            </w:r>
-            <w:proofErr w:type="spellEnd"/>
-            <w:r>
-              <w:rPr>
-                <w:rFonts w:ascii="Arial" w:hAnsi="Arial" w:cs="Arial"/>
-              </w:rPr>
-              <w:t xml:space="preserve"> e poi ognuno a continuato quello che stava facendo fino alla fine della lezione:</w:t>
+              <w:t xml:space="preserve">Ci siamo andati a informare su come funziona github e poi ognuno </w:t>
+            </w:r>
+            <w:r>
+              <w:rPr>
+                <w:rFonts w:ascii="Arial" w:hAnsi="Arial" w:cs="Arial"/>
+              </w:rPr>
+              <w:t>h</w:t>
+            </w:r>
+            <w:r>
+              <w:rPr>
+                <w:rFonts w:ascii="Arial" w:hAnsi="Arial" w:cs="Arial"/>
+              </w:rPr>
+              <w:t>a continuato quello che stava facendo fino alla fine della lezione:</w:t>
             </w:r>
           </w:p>
           <w:p>
@@ -1228,41 +1132,25 @@
                 <w:rFonts w:ascii="Arial" w:hAnsi="Arial" w:cs="Arial"/>
               </w:rPr>
             </w:pPr>
-            <w:proofErr w:type="spellStart"/>
-            <w:r>
-              <w:rPr>
-                <w:rFonts w:ascii="Arial" w:hAnsi="Arial" w:cs="Arial"/>
-              </w:rPr>
-              <w:t>Sidon</w:t>
-            </w:r>
-            <w:proofErr w:type="spellEnd"/>
-            <w:r>
-              <w:rPr>
-                <w:rFonts w:ascii="Arial" w:hAnsi="Arial" w:cs="Arial"/>
-              </w:rPr>
-              <w:t xml:space="preserve"> e Ivan: Diagramma delle classi</w:t>
-            </w:r>
-          </w:p>
-          <w:p>
-            <w:pPr>
-              <w:rPr>
-                <w:rFonts w:ascii="Arial" w:hAnsi="Arial" w:cs="Arial"/>
-              </w:rPr>
-            </w:pPr>
-            <w:r>
-              <w:rPr>
-                <w:rFonts w:ascii="Arial" w:hAnsi="Arial" w:cs="Arial"/>
-              </w:rPr>
-              <w:t xml:space="preserve">Quan: </w:t>
-            </w:r>
-            <w:proofErr w:type="spellStart"/>
-            <w:r>
-              <w:rPr>
-                <w:rFonts w:ascii="Arial" w:hAnsi="Arial" w:cs="Arial"/>
-              </w:rPr>
-              <w:t>Swimlanes</w:t>
-            </w:r>
-            <w:proofErr w:type="spellEnd"/>
+            <w:r>
+              <w:rPr>
+                <w:rFonts w:ascii="Arial" w:hAnsi="Arial" w:cs="Arial"/>
+              </w:rPr>
+              <w:t>Sidon e Ivan: Diagramma delle classi</w:t>
+            </w:r>
+          </w:p>
+          <w:p>
+            <w:pPr>
+              <w:rPr>
+                <w:rFonts w:ascii="Arial" w:hAnsi="Arial" w:cs="Arial"/>
+              </w:rPr>
+            </w:pPr>
+            <w:r>
+              <w:rPr>
+                <w:rFonts w:ascii="Arial" w:hAnsi="Arial" w:cs="Arial"/>
+              </w:rPr>
+              <w:t>Quan: Swimlanes</w:t>
+            </w:r>
           </w:p>
         </w:tc>
       </w:tr>
@@ -1462,16 +1350,14 @@
               <w:rPr>
                 <w:rFonts w:ascii="Arial" w:hAnsi="Arial" w:cs="Arial"/>
               </w:rPr>
-              <w:t xml:space="preserve"> - Fare </w:t>
-            </w:r>
-            <w:proofErr w:type="spellStart"/>
-            <w:r>
-              <w:rPr>
-                <w:rFonts w:ascii="Arial" w:hAnsi="Arial" w:cs="Arial"/>
-              </w:rPr>
-              <w:t>Gantt</w:t>
-            </w:r>
-            <w:proofErr w:type="spellEnd"/>
+              <w:t xml:space="preserve"> - Fare Ga</w:t>
+            </w:r>
+            <w:r>
+              <w:rPr>
+                <w:rFonts w:ascii="Arial" w:hAnsi="Arial" w:cs="Arial"/>
+              </w:rPr>
+              <w:t>ntt</w:t>
+            </w:r>
           </w:p>
           <w:p>
             <w:pPr>
@@ -1484,6 +1370,632 @@
                 <w:rFonts w:ascii="Arial" w:hAnsi="Arial" w:cs="Arial"/>
               </w:rPr>
               <w:t xml:space="preserve"> - Finire e discutere sul diagramma delle classi</w:t>
+            </w:r>
+          </w:p>
+        </w:tc>
+      </w:tr>
+    </w:tbl>
+    <w:p>
+      <w:pPr>
+        <w:rPr>
+          <w:rFonts w:ascii="Arial" w:hAnsi="Arial" w:cs="Arial"/>
+        </w:rPr>
+      </w:pPr>
+    </w:p>
+    <w:p>
+      <w:pPr>
+        <w:rPr>
+          <w:rFonts w:ascii="Arial" w:hAnsi="Arial" w:cs="Arial"/>
+        </w:rPr>
+      </w:pPr>
+      <w:r>
+        <w:rPr>
+          <w:rFonts w:ascii="Arial" w:hAnsi="Arial" w:cs="Arial"/>
+        </w:rPr>
+        <w:br w:type="page"/>
+      </w:r>
+    </w:p>
+    <w:tbl>
+      <w:tblPr>
+        <w:tblStyle w:val="Grigliatabella"/>
+        <w:tblW w:w="9634" w:type="dxa"/>
+        <w:tblLook w:val="04A0" w:firstRow="1" w:lastRow="0" w:firstColumn="1" w:lastColumn="0" w:noHBand="0" w:noVBand="1"/>
+      </w:tblPr>
+      <w:tblGrid>
+        <w:gridCol w:w="4803"/>
+        <w:gridCol w:w="4831"/>
+      </w:tblGrid>
+      <w:tr>
+        <w:trPr>
+          <w:trHeight w:hRule="exact" w:val="397"/>
+        </w:trPr>
+        <w:tc>
+          <w:tcPr>
+            <w:tcW w:w="4803" w:type="dxa"/>
+            <w:vAlign w:val="center"/>
+          </w:tcPr>
+          <w:p>
+            <w:pPr>
+              <w:rPr>
+                <w:rFonts w:ascii="Arial" w:hAnsi="Arial" w:cs="Arial"/>
+              </w:rPr>
+            </w:pPr>
+            <w:r>
+              <w:rPr>
+                <w:rFonts w:ascii="Arial" w:hAnsi="Arial" w:cs="Arial"/>
+              </w:rPr>
+              <w:lastRenderedPageBreak/>
+              <w:t>Luogo</w:t>
+            </w:r>
+          </w:p>
+        </w:tc>
+        <w:tc>
+          <w:tcPr>
+            <w:tcW w:w="4831" w:type="dxa"/>
+            <w:vAlign w:val="center"/>
+          </w:tcPr>
+          <w:p>
+            <w:pPr>
+              <w:pStyle w:val="Nessunaspaziatura"/>
+              <w:spacing w:line="360" w:lineRule="auto"/>
+              <w:rPr>
+                <w:rFonts w:ascii="Arial" w:hAnsi="Arial" w:cs="Arial"/>
+              </w:rPr>
+            </w:pPr>
+            <w:r>
+              <w:rPr>
+                <w:rFonts w:ascii="Arial" w:hAnsi="Arial" w:cs="Arial"/>
+              </w:rPr>
+              <w:t>Canobbio</w:t>
+            </w:r>
+          </w:p>
+        </w:tc>
+      </w:tr>
+      <w:tr>
+        <w:trPr>
+          <w:trHeight w:hRule="exact" w:val="397"/>
+        </w:trPr>
+        <w:tc>
+          <w:tcPr>
+            <w:tcW w:w="4803" w:type="dxa"/>
+            <w:vAlign w:val="center"/>
+          </w:tcPr>
+          <w:p>
+            <w:pPr>
+              <w:rPr>
+                <w:rFonts w:ascii="Arial" w:hAnsi="Arial" w:cs="Arial"/>
+              </w:rPr>
+            </w:pPr>
+            <w:r>
+              <w:rPr>
+                <w:rFonts w:ascii="Arial" w:hAnsi="Arial" w:cs="Arial"/>
+              </w:rPr>
+              <w:t>Data</w:t>
+            </w:r>
+          </w:p>
+        </w:tc>
+        <w:tc>
+          <w:tcPr>
+            <w:tcW w:w="4831" w:type="dxa"/>
+            <w:vAlign w:val="center"/>
+          </w:tcPr>
+          <w:p>
+            <w:pPr>
+              <w:rPr>
+                <w:rFonts w:ascii="Arial" w:hAnsi="Arial" w:cs="Arial"/>
+              </w:rPr>
+            </w:pPr>
+            <w:r>
+              <w:rPr>
+                <w:rFonts w:ascii="Arial" w:hAnsi="Arial" w:cs="Arial"/>
+              </w:rPr>
+              <w:t>06.02.2026</w:t>
+            </w:r>
+          </w:p>
+        </w:tc>
+      </w:tr>
+    </w:tbl>
+    <w:p>
+      <w:pPr>
+        <w:rPr>
+          <w:rFonts w:ascii="Arial" w:hAnsi="Arial" w:cs="Arial"/>
+        </w:rPr>
+      </w:pPr>
+    </w:p>
+    <w:tbl>
+      <w:tblPr>
+        <w:tblStyle w:val="Grigliatabella"/>
+        <w:tblW w:w="0" w:type="auto"/>
+        <w:tblLook w:val="04A0" w:firstRow="1" w:lastRow="0" w:firstColumn="1" w:lastColumn="0" w:noHBand="0" w:noVBand="1"/>
+      </w:tblPr>
+      <w:tblGrid>
+        <w:gridCol w:w="1555"/>
+        <w:gridCol w:w="8073"/>
+      </w:tblGrid>
+      <w:tr>
+        <w:tc>
+          <w:tcPr>
+            <w:tcW w:w="9628" w:type="dxa"/>
+            <w:gridSpan w:val="2"/>
+            <w:shd w:val="clear" w:color="auto" w:fill="D9D9D9" w:themeFill="background1" w:themeFillShade="D9"/>
+          </w:tcPr>
+          <w:p>
+            <w:pPr>
+              <w:rPr>
+                <w:rFonts w:ascii="Arial" w:hAnsi="Arial" w:cs="Arial"/>
+              </w:rPr>
+            </w:pPr>
+            <w:r>
+              <w:rPr>
+                <w:rFonts w:ascii="Arial" w:hAnsi="Arial" w:cs="Arial"/>
+              </w:rPr>
+              <w:t>Lavori svolti</w:t>
+            </w:r>
+          </w:p>
+        </w:tc>
+      </w:tr>
+      <w:tr>
+        <w:tc>
+          <w:tcPr>
+            <w:tcW w:w="1555" w:type="dxa"/>
+            <w:vAlign w:val="center"/>
+          </w:tcPr>
+          <w:p>
+            <w:pPr>
+              <w:jc w:val="center"/>
+              <w:rPr>
+                <w:rFonts w:ascii="Arial" w:hAnsi="Arial" w:cs="Arial"/>
+              </w:rPr>
+            </w:pPr>
+            <w:r>
+              <w:rPr>
+                <w:rFonts w:ascii="Arial" w:hAnsi="Arial" w:cs="Arial"/>
+              </w:rPr>
+              <w:t>8:20-9:35</w:t>
+            </w:r>
+          </w:p>
+        </w:tc>
+        <w:tc>
+          <w:tcPr>
+            <w:tcW w:w="8073" w:type="dxa"/>
+          </w:tcPr>
+          <w:p>
+            <w:pPr>
+              <w:jc w:val="both"/>
+              <w:rPr>
+                <w:rFonts w:ascii="Arial" w:hAnsi="Arial" w:cs="Arial"/>
+              </w:rPr>
+            </w:pPr>
+            <w:r>
+              <w:rPr>
+                <w:rFonts w:ascii="Arial" w:hAnsi="Arial" w:cs="Arial"/>
+              </w:rPr>
+              <w:t>Il gruppo ha svolto la prima parte della teoria sull’ agile e l’attività pratica con gli aeroplanini</w:t>
+            </w:r>
+          </w:p>
+        </w:tc>
+      </w:tr>
+      <w:tr>
+        <w:tc>
+          <w:tcPr>
+            <w:tcW w:w="1555" w:type="dxa"/>
+            <w:vAlign w:val="center"/>
+          </w:tcPr>
+          <w:p>
+            <w:pPr>
+              <w:jc w:val="center"/>
+              <w:rPr>
+                <w:rFonts w:ascii="Arial" w:hAnsi="Arial" w:cs="Arial"/>
+              </w:rPr>
+            </w:pPr>
+            <w:r>
+              <w:rPr>
+                <w:rFonts w:ascii="Arial" w:hAnsi="Arial" w:cs="Arial"/>
+              </w:rPr>
+              <w:t>9:50-11:35</w:t>
+            </w:r>
+          </w:p>
+        </w:tc>
+        <w:tc>
+          <w:tcPr>
+            <w:tcW w:w="8073" w:type="dxa"/>
+          </w:tcPr>
+          <w:p>
+            <w:pPr>
+              <w:rPr>
+                <w:rFonts w:ascii="Arial" w:hAnsi="Arial" w:cs="Arial"/>
+              </w:rPr>
+            </w:pPr>
+            <w:r>
+              <w:rPr>
+                <w:rFonts w:ascii="Arial" w:hAnsi="Arial" w:cs="Arial"/>
+              </w:rPr>
+              <w:t>Fine attività pratica</w:t>
+            </w:r>
+            <w:r>
+              <w:rPr>
+                <w:rFonts w:ascii="Arial" w:hAnsi="Arial" w:cs="Arial"/>
+              </w:rPr>
+              <w:t xml:space="preserve">, </w:t>
+            </w:r>
+          </w:p>
+          <w:p>
+            <w:pPr>
+              <w:rPr>
+                <w:rFonts w:ascii="Arial" w:hAnsi="Arial" w:cs="Arial"/>
+              </w:rPr>
+            </w:pPr>
+            <w:r>
+              <w:rPr>
+                <w:rFonts w:ascii="Arial" w:hAnsi="Arial" w:cs="Arial"/>
+              </w:rPr>
+              <w:t>Yasser e Ivan: Continuazione requisiti</w:t>
+            </w:r>
+          </w:p>
+          <w:p>
+            <w:pPr>
+              <w:rPr>
+                <w:rFonts w:ascii="Arial" w:hAnsi="Arial" w:cs="Arial"/>
+              </w:rPr>
+            </w:pPr>
+            <w:r>
+              <w:rPr>
+                <w:rFonts w:ascii="Arial" w:hAnsi="Arial" w:cs="Arial"/>
+              </w:rPr>
+              <w:t>Sidon: Fa l’elenco delle attività</w:t>
+            </w:r>
+          </w:p>
+          <w:p>
+            <w:pPr>
+              <w:rPr>
+                <w:rFonts w:ascii="Arial" w:hAnsi="Arial" w:cs="Arial"/>
+              </w:rPr>
+            </w:pPr>
+            <w:r>
+              <w:rPr>
+                <w:rFonts w:ascii="Arial" w:hAnsi="Arial" w:cs="Arial"/>
+              </w:rPr>
+              <w:t>Quan: Fa il mockup della schermata principale e delle impostazioni (salvando tutte le sprite).</w:t>
+            </w:r>
+          </w:p>
+        </w:tc>
+      </w:tr>
+      <w:tr>
+        <w:tc>
+          <w:tcPr>
+            <w:tcW w:w="1555" w:type="dxa"/>
+            <w:vAlign w:val="center"/>
+          </w:tcPr>
+          <w:p>
+            <w:pPr>
+              <w:jc w:val="center"/>
+              <w:rPr>
+                <w:rFonts w:ascii="Arial" w:hAnsi="Arial" w:cs="Arial"/>
+              </w:rPr>
+            </w:pPr>
+            <w:r>
+              <w:rPr>
+                <w:rFonts w:ascii="Arial" w:hAnsi="Arial" w:cs="Arial"/>
+              </w:rPr>
+              <w:t>12:30-14:00</w:t>
+            </w:r>
+          </w:p>
+        </w:tc>
+        <w:tc>
+          <w:tcPr>
+            <w:tcW w:w="8073" w:type="dxa"/>
+          </w:tcPr>
+          <w:p>
+            <w:pPr>
+              <w:jc w:val="both"/>
+              <w:rPr>
+                <w:rFonts w:ascii="Arial" w:hAnsi="Arial" w:cs="Arial"/>
+              </w:rPr>
+            </w:pPr>
+            <w:r>
+              <w:rPr>
+                <w:rFonts w:ascii="Arial" w:hAnsi="Arial" w:cs="Arial"/>
+              </w:rPr>
+              <w:t>Yasser e Ivan: finito requisiti e iniziato i test case</w:t>
+            </w:r>
+          </w:p>
+          <w:p>
+            <w:pPr>
+              <w:jc w:val="both"/>
+              <w:rPr>
+                <w:rFonts w:ascii="Arial" w:hAnsi="Arial" w:cs="Arial"/>
+              </w:rPr>
+            </w:pPr>
+            <w:r>
+              <w:rPr>
+                <w:rFonts w:ascii="Arial" w:hAnsi="Arial" w:cs="Arial"/>
+              </w:rPr>
+              <w:t xml:space="preserve">Sidon: finito elenco delle attività </w:t>
+            </w:r>
+          </w:p>
+          <w:p>
+            <w:pPr>
+              <w:jc w:val="both"/>
+              <w:rPr>
+                <w:rFonts w:ascii="Arial" w:hAnsi="Arial" w:cs="Arial"/>
+              </w:rPr>
+            </w:pPr>
+            <w:r>
+              <w:rPr>
+                <w:rFonts w:ascii="Arial" w:hAnsi="Arial" w:cs="Arial"/>
+              </w:rPr>
+              <w:t>Quan: continuazione sprite e mockup</w:t>
+            </w:r>
+          </w:p>
+        </w:tc>
+      </w:tr>
+      <w:tr>
+        <w:tc>
+          <w:tcPr>
+            <w:tcW w:w="1555" w:type="dxa"/>
+            <w:vAlign w:val="center"/>
+          </w:tcPr>
+          <w:p>
+            <w:pPr>
+              <w:jc w:val="center"/>
+              <w:rPr>
+                <w:rFonts w:ascii="Arial" w:hAnsi="Arial" w:cs="Arial"/>
+              </w:rPr>
+            </w:pPr>
+            <w:r>
+              <w:rPr>
+                <w:rFonts w:ascii="Arial" w:hAnsi="Arial" w:cs="Arial"/>
+              </w:rPr>
+              <w:t>14:15-15:45</w:t>
+            </w:r>
+          </w:p>
+        </w:tc>
+        <w:tc>
+          <w:tcPr>
+            <w:tcW w:w="8073" w:type="dxa"/>
+          </w:tcPr>
+          <w:p>
+            <w:pPr>
+              <w:rPr>
+                <w:rFonts w:ascii="Arial" w:hAnsi="Arial" w:cs="Arial"/>
+              </w:rPr>
+            </w:pPr>
+            <w:r>
+              <w:rPr>
+                <w:rFonts w:ascii="Arial" w:hAnsi="Arial" w:cs="Arial"/>
+              </w:rPr>
+              <w:t>Yasser e Ivan: finito i test case</w:t>
+            </w:r>
+          </w:p>
+          <w:p>
+            <w:pPr>
+              <w:rPr>
+                <w:rFonts w:ascii="Arial" w:hAnsi="Arial" w:cs="Arial"/>
+              </w:rPr>
+            </w:pPr>
+            <w:r>
+              <w:rPr>
+                <w:rFonts w:ascii="Arial" w:hAnsi="Arial" w:cs="Arial"/>
+              </w:rPr>
+              <w:t xml:space="preserve">Sidon: aggiustato il diagramma delle classi e </w:t>
+            </w:r>
+            <w:r>
+              <w:rPr>
+                <w:rFonts w:ascii="Arial" w:hAnsi="Arial" w:cs="Arial"/>
+              </w:rPr>
+              <w:t>iniziato a fare i mockup</w:t>
+            </w:r>
+          </w:p>
+          <w:p>
+            <w:pPr>
+              <w:rPr>
+                <w:rFonts w:ascii="Arial" w:hAnsi="Arial" w:cs="Arial"/>
+              </w:rPr>
+            </w:pPr>
+            <w:r>
+              <w:rPr>
+                <w:rFonts w:ascii="Arial" w:hAnsi="Arial" w:cs="Arial"/>
+              </w:rPr>
+              <w:t>Quan: continuato i mockup</w:t>
+            </w:r>
+            <w:r>
+              <w:rPr>
+                <w:rFonts w:ascii="Arial" w:hAnsi="Arial" w:cs="Arial"/>
+              </w:rPr>
+              <w:t xml:space="preserve"> </w:t>
+            </w:r>
+          </w:p>
+          <w:p>
+            <w:pPr>
+              <w:rPr>
+                <w:rFonts w:ascii="Arial" w:hAnsi="Arial" w:cs="Arial"/>
+              </w:rPr>
+            </w:pPr>
+            <w:r>
+              <w:rPr>
+                <w:rFonts w:ascii="Arial" w:hAnsi="Arial" w:cs="Arial"/>
+              </w:rPr>
+              <w:t xml:space="preserve">Ivan: messo </w:t>
+            </w:r>
+            <w:r>
+              <w:rPr>
+                <w:rFonts w:ascii="Arial" w:hAnsi="Arial" w:cs="Arial"/>
+              </w:rPr>
+              <w:t xml:space="preserve">doc insieme e </w:t>
+            </w:r>
+            <w:r>
+              <w:rPr>
+                <w:rFonts w:ascii="Arial" w:hAnsi="Arial" w:cs="Arial"/>
+              </w:rPr>
+              <w:t>iniziato a documentare i use case e i diagrammi</w:t>
+            </w:r>
+          </w:p>
+        </w:tc>
+      </w:tr>
+    </w:tbl>
+    <w:p>
+      <w:pPr>
+        <w:rPr>
+          <w:rFonts w:ascii="Arial" w:hAnsi="Arial" w:cs="Arial"/>
+        </w:rPr>
+      </w:pPr>
+    </w:p>
+    <w:tbl>
+      <w:tblPr>
+        <w:tblStyle w:val="Grigliatabella"/>
+        <w:tblW w:w="0" w:type="auto"/>
+        <w:tblLook w:val="04A0" w:firstRow="1" w:lastRow="0" w:firstColumn="1" w:lastColumn="0" w:noHBand="0" w:noVBand="1"/>
+      </w:tblPr>
+      <w:tblGrid>
+        <w:gridCol w:w="9628"/>
+      </w:tblGrid>
+      <w:tr>
+        <w:tc>
+          <w:tcPr>
+            <w:tcW w:w="9628" w:type="dxa"/>
+            <w:shd w:val="clear" w:color="auto" w:fill="D9D9D9" w:themeFill="background1" w:themeFillShade="D9"/>
+          </w:tcPr>
+          <w:p>
+            <w:pPr>
+              <w:rPr>
+                <w:rFonts w:ascii="Arial" w:hAnsi="Arial" w:cs="Arial"/>
+              </w:rPr>
+            </w:pPr>
+            <w:r>
+              <w:rPr>
+                <w:rFonts w:ascii="Arial" w:hAnsi="Arial" w:cs="Arial"/>
+              </w:rPr>
+              <w:t>Problemi riscontrati e soluzioni adottate</w:t>
+            </w:r>
+          </w:p>
+        </w:tc>
+      </w:tr>
+      <w:tr>
+        <w:tc>
+          <w:tcPr>
+            <w:tcW w:w="9628" w:type="dxa"/>
+          </w:tcPr>
+          <w:p>
+            <w:pPr>
+              <w:rPr>
+                <w:rFonts w:ascii="Arial" w:hAnsi="Arial" w:cs="Arial"/>
+              </w:rPr>
+            </w:pPr>
+          </w:p>
+        </w:tc>
+      </w:tr>
+    </w:tbl>
+    <w:p>
+      <w:pPr>
+        <w:rPr>
+          <w:rFonts w:ascii="Arial" w:hAnsi="Arial" w:cs="Arial"/>
+        </w:rPr>
+      </w:pPr>
+    </w:p>
+    <w:tbl>
+      <w:tblPr>
+        <w:tblStyle w:val="Grigliatabella"/>
+        <w:tblW w:w="0" w:type="auto"/>
+        <w:tblLook w:val="04A0" w:firstRow="1" w:lastRow="0" w:firstColumn="1" w:lastColumn="0" w:noHBand="0" w:noVBand="1"/>
+      </w:tblPr>
+      <w:tblGrid>
+        <w:gridCol w:w="9628"/>
+      </w:tblGrid>
+      <w:tr>
+        <w:tc>
+          <w:tcPr>
+            <w:tcW w:w="9628" w:type="dxa"/>
+            <w:shd w:val="clear" w:color="auto" w:fill="D9D9D9" w:themeFill="background1" w:themeFillShade="D9"/>
+          </w:tcPr>
+          <w:p>
+            <w:pPr>
+              <w:rPr>
+                <w:rFonts w:ascii="Arial" w:hAnsi="Arial" w:cs="Arial"/>
+              </w:rPr>
+            </w:pPr>
+            <w:r>
+              <w:rPr>
+                <w:rFonts w:ascii="Arial" w:hAnsi="Arial" w:cs="Arial"/>
+              </w:rPr>
+              <w:t>Punto della situazione rispetto alla pianificazione</w:t>
+            </w:r>
+          </w:p>
+        </w:tc>
+      </w:tr>
+      <w:tr>
+        <w:tc>
+          <w:tcPr>
+            <w:tcW w:w="9628" w:type="dxa"/>
+          </w:tcPr>
+          <w:p>
+            <w:pPr>
+              <w:rPr>
+                <w:rFonts w:ascii="Arial" w:hAnsi="Arial" w:cs="Arial"/>
+              </w:rPr>
+            </w:pPr>
+          </w:p>
+        </w:tc>
+      </w:tr>
+    </w:tbl>
+    <w:p>
+      <w:pPr>
+        <w:rPr>
+          <w:rFonts w:ascii="Arial" w:hAnsi="Arial" w:cs="Arial"/>
+        </w:rPr>
+      </w:pPr>
+    </w:p>
+    <w:tbl>
+      <w:tblPr>
+        <w:tblStyle w:val="Grigliatabella"/>
+        <w:tblW w:w="0" w:type="auto"/>
+        <w:tblLook w:val="04A0" w:firstRow="1" w:lastRow="0" w:firstColumn="1" w:lastColumn="0" w:noHBand="0" w:noVBand="1"/>
+      </w:tblPr>
+      <w:tblGrid>
+        <w:gridCol w:w="9628"/>
+      </w:tblGrid>
+      <w:tr>
+        <w:tc>
+          <w:tcPr>
+            <w:tcW w:w="9628" w:type="dxa"/>
+            <w:shd w:val="clear" w:color="auto" w:fill="D9D9D9" w:themeFill="background1" w:themeFillShade="D9"/>
+          </w:tcPr>
+          <w:p>
+            <w:pPr>
+              <w:rPr>
+                <w:rFonts w:ascii="Arial" w:hAnsi="Arial" w:cs="Arial"/>
+              </w:rPr>
+            </w:pPr>
+            <w:r>
+              <w:rPr>
+                <w:rFonts w:ascii="Arial" w:hAnsi="Arial" w:cs="Arial"/>
+              </w:rPr>
+              <w:t>Programma di massima per la prossima giornata di lavoro</w:t>
+            </w:r>
+          </w:p>
+        </w:tc>
+      </w:tr>
+      <w:tr>
+        <w:tc>
+          <w:tcPr>
+            <w:tcW w:w="9628" w:type="dxa"/>
+          </w:tcPr>
+          <w:p>
+            <w:pPr>
+              <w:rPr>
+                <w:rFonts w:ascii="Arial" w:hAnsi="Arial" w:cs="Arial"/>
+              </w:rPr>
+            </w:pPr>
+            <w:r>
+              <w:rPr>
+                <w:rFonts w:ascii="Arial" w:hAnsi="Arial" w:cs="Arial"/>
+              </w:rPr>
+              <w:t xml:space="preserve">Fare Gantt e </w:t>
+            </w:r>
+            <w:r>
+              <w:rPr>
+                <w:rFonts w:ascii="Arial" w:hAnsi="Arial" w:cs="Arial"/>
+              </w:rPr>
+              <w:t>finire i mockup e iniziare a fare tutti i spritesheet.</w:t>
             </w:r>
           </w:p>
         </w:tc>
@@ -1683,19 +2195,11 @@
         <w:shd w:val="clear" w:color="auto" w:fill="000000" w:themeFill="text1"/>
       </w:rPr>
     </w:pPr>
-    <w:proofErr w:type="spellStart"/>
     <w:r>
       <w:rPr>
         <w:rFonts w:ascii="Arial" w:hAnsi="Arial" w:cs="Arial"/>
       </w:rPr>
-      <w:t>Sidon</w:t>
-    </w:r>
-    <w:proofErr w:type="spellEnd"/>
-    <w:r>
-      <w:rPr>
-        <w:rFonts w:ascii="Arial" w:hAnsi="Arial" w:cs="Arial"/>
-      </w:rPr>
-      <w:t xml:space="preserve"> Samuel</w:t>
+      <w:t>Sidon Samuel</w:t>
     </w:r>
     <w:r>
       <w:rPr>
@@ -1719,21 +2223,7 @@
       <w:rPr>
         <w:rFonts w:ascii="Arial" w:hAnsi="Arial" w:cs="Arial"/>
       </w:rPr>
-      <w:t xml:space="preserve">, Yasser </w:t>
-    </w:r>
-    <w:proofErr w:type="spellStart"/>
-    <w:r>
-      <w:rPr>
-        <w:rFonts w:ascii="Arial" w:hAnsi="Arial" w:cs="Arial"/>
-      </w:rPr>
-      <w:t>Oudabashi</w:t>
-    </w:r>
-    <w:proofErr w:type="spellEnd"/>
-    <w:r>
-      <w:rPr>
-        <w:rFonts w:ascii="Arial" w:hAnsi="Arial" w:cs="Arial"/>
-      </w:rPr>
-      <w:t xml:space="preserve"> </w:t>
+      <w:t xml:space="preserve">, Yasser Oudabashi </w:t>
     </w:r>
     <w:r>
       <w:rPr>
@@ -1745,21 +2235,7 @@
       <w:rPr>
         <w:rFonts w:ascii="Arial" w:hAnsi="Arial" w:cs="Arial"/>
       </w:rPr>
-      <w:t xml:space="preserve">, Ivan </w:t>
-    </w:r>
-    <w:proofErr w:type="spellStart"/>
-    <w:r>
-      <w:rPr>
-        <w:rFonts w:ascii="Arial" w:hAnsi="Arial" w:cs="Arial"/>
-      </w:rPr>
-      <w:t>Ostroumov</w:t>
-    </w:r>
-    <w:proofErr w:type="spellEnd"/>
-    <w:r>
-      <w:rPr>
-        <w:rFonts w:ascii="Arial" w:hAnsi="Arial" w:cs="Arial"/>
-      </w:rPr>
-      <w:t xml:space="preserve"> I3BD</w:t>
+      <w:t>, Ivan Ostroumov I3BD</w:t>
     </w:r>
   </w:p>
 </w:hdr>
@@ -5791,23 +6267,6 @@
 </file>
 
 <file path=customXml/item1.xml><?xml version="1.0" encoding="utf-8"?>
-<p:properties xmlns:p="http://schemas.microsoft.com/office/2006/metadata/properties" xmlns:xsi="http://www.w3.org/2001/XMLSchema-instance" xmlns:pc="http://schemas.microsoft.com/office/infopath/2007/PartnerControls">
-  <documentManagement>
-    <_activity xmlns="9a5989ba-1f3a-4074-8e62-988f1f5a6d91" xsi:nil="true"/>
-  </documentManagement>
-</p:properties>
-</file>
-
-<file path=customXml/item2.xml><?xml version="1.0" encoding="utf-8"?>
-<?mso-contentType ?>
-<FormTemplates xmlns="http://schemas.microsoft.com/sharepoint/v3/contenttype/forms">
-  <Display>DocumentLibraryForm</Display>
-  <Edit>DocumentLibraryForm</Edit>
-  <New>DocumentLibraryForm</New>
-</FormTemplates>
-</file>
-
-<file path=customXml/item3.xml><?xml version="1.0" encoding="utf-8"?>
 <ct:contentTypeSchema xmlns:ct="http://schemas.microsoft.com/office/2006/metadata/contentType" xmlns:ma="http://schemas.microsoft.com/office/2006/metadata/properties/metaAttributes" ct:_="" ma:_="" ma:contentTypeName="Documento" ma:contentTypeID="0x0101001D68984F87EC994ABE7B851987432E7B" ma:contentTypeVersion="13" ma:contentTypeDescription="Creare un nuovo documento." ma:contentTypeScope="" ma:versionID="9735a29966f8059e51308ea1cecd41eb">
   <xsd:schema xmlns:xsd="http://www.w3.org/2001/XMLSchema" xmlns:xs="http://www.w3.org/2001/XMLSchema" xmlns:p="http://schemas.microsoft.com/office/2006/metadata/properties" xmlns:ns3="d8eed4e0-1c4d-4eb7-9d5a-8c6be5a7f7cc" xmlns:ns4="9a5989ba-1f3a-4074-8e62-988f1f5a6d91" targetNamespace="http://schemas.microsoft.com/office/2006/metadata/properties" ma:root="true" ma:fieldsID="10fd3cb04b3c10d561cc1ece84de1cfd" ns3:_="" ns4:_="">
     <xsd:import namespace="d8eed4e0-1c4d-4eb7-9d5a-8c6be5a7f7cc"/>
@@ -6028,29 +6487,28 @@
 </ct:contentTypeSchema>
 </file>
 
-<file path=customXml/item4.xml><?xml version="1.0" encoding="utf-8"?>
+<file path=customXml/item2.xml><?xml version="1.0" encoding="utf-8"?>
 <b:Sources xmlns:b="http://schemas.openxmlformats.org/officeDocument/2006/bibliography" xmlns="http://schemas.openxmlformats.org/officeDocument/2006/bibliography" SelectedStyle="\APA.XSL" StyleName="APA"/>
 </file>
 
-<file path=customXml/itemProps1.xml><?xml version="1.0" encoding="utf-8"?>
-<ds:datastoreItem xmlns:ds="http://schemas.openxmlformats.org/officeDocument/2006/customXml" ds:itemID="{4C5564E7-A054-43C4-BF74-7A145474E87C}">
-  <ds:schemaRefs>
-    <ds:schemaRef ds:uri="http://schemas.microsoft.com/office/2006/metadata/properties"/>
-    <ds:schemaRef ds:uri="http://schemas.microsoft.com/office/infopath/2007/PartnerControls"/>
-    <ds:schemaRef ds:uri="9a5989ba-1f3a-4074-8e62-988f1f5a6d91"/>
-  </ds:schemaRefs>
-</ds:datastoreItem>
+<file path=customXml/item3.xml><?xml version="1.0" encoding="utf-8"?>
+<p:properties xmlns:p="http://schemas.microsoft.com/office/2006/metadata/properties" xmlns:xsi="http://www.w3.org/2001/XMLSchema-instance" xmlns:pc="http://schemas.microsoft.com/office/infopath/2007/PartnerControls">
+  <documentManagement>
+    <_activity xmlns="9a5989ba-1f3a-4074-8e62-988f1f5a6d91" xsi:nil="true"/>
+  </documentManagement>
+</p:properties>
 </file>
 
-<file path=customXml/itemProps2.xml><?xml version="1.0" encoding="utf-8"?>
-<ds:datastoreItem xmlns:ds="http://schemas.openxmlformats.org/officeDocument/2006/customXml" ds:itemID="{F88632BD-6596-4D41-8033-40DE95A98259}">
-  <ds:schemaRefs>
-    <ds:schemaRef ds:uri="http://schemas.microsoft.com/sharepoint/v3/contenttype/forms"/>
-  </ds:schemaRefs>
-</ds:datastoreItem>
+<file path=customXml/item4.xml><?xml version="1.0" encoding="utf-8"?>
+<?mso-contentType ?>
+<FormTemplates xmlns="http://schemas.microsoft.com/sharepoint/v3/contenttype/forms">
+  <Display>DocumentLibraryForm</Display>
+  <Edit>DocumentLibraryForm</Edit>
+  <New>DocumentLibraryForm</New>
+</FormTemplates>
 </file>
 
-<file path=customXml/itemProps3.xml><?xml version="1.0" encoding="utf-8"?>
+<file path=customXml/itemProps1.xml><?xml version="1.0" encoding="utf-8"?>
 <ds:datastoreItem xmlns:ds="http://schemas.openxmlformats.org/officeDocument/2006/customXml" ds:itemID="{DF47FB3B-BE2E-4282-A583-D09F8A90D7A9}">
   <ds:schemaRefs>
     <ds:schemaRef ds:uri="http://schemas.microsoft.com/office/2006/metadata/contentType"/>
@@ -6069,10 +6527,28 @@
 </ds:datastoreItem>
 </file>
 
-<file path=customXml/itemProps4.xml><?xml version="1.0" encoding="utf-8"?>
+<file path=customXml/itemProps2.xml><?xml version="1.0" encoding="utf-8"?>
 <ds:datastoreItem xmlns:ds="http://schemas.openxmlformats.org/officeDocument/2006/customXml" ds:itemID="{A4D352A7-3801-4E51-8ED0-E5F8E4A7EC31}">
   <ds:schemaRefs>
     <ds:schemaRef ds:uri="http://schemas.openxmlformats.org/officeDocument/2006/bibliography"/>
   </ds:schemaRefs>
 </ds:datastoreItem>
+</file>
+
+<file path=customXml/itemProps3.xml><?xml version="1.0" encoding="utf-8"?>
+<ds:datastoreItem xmlns:ds="http://schemas.openxmlformats.org/officeDocument/2006/customXml" ds:itemID="{4C5564E7-A054-43C4-BF74-7A145474E87C}">
+  <ds:schemaRefs>
+    <ds:schemaRef ds:uri="http://schemas.microsoft.com/office/2006/metadata/properties"/>
+    <ds:schemaRef ds:uri="http://schemas.microsoft.com/office/infopath/2007/PartnerControls"/>
+    <ds:schemaRef ds:uri="9a5989ba-1f3a-4074-8e62-988f1f5a6d91"/>
+  </ds:schemaRefs>
+</ds:datastoreItem>
+</file>
+
+<file path=customXml/itemProps4.xml><?xml version="1.0" encoding="utf-8"?>
+<ds:datastoreItem xmlns:ds="http://schemas.openxmlformats.org/officeDocument/2006/customXml" ds:itemID="{F88632BD-6596-4D41-8033-40DE95A98259}">
+  <ds:schemaRefs>
+    <ds:schemaRef ds:uri="http://schemas.microsoft.com/sharepoint/v3/contenttype/forms"/>
+  </ds:schemaRefs>
+</ds:datastoreItem>
 </file>
--- a/4_Diari/Diario di Lavoro.docx
+++ b/4_Diari/Diario di Lavoro.docx
@@ -200,7 +200,13 @@
               <w:rPr>
                 <w:rFonts w:ascii="Arial" w:hAnsi="Arial" w:cs="Arial"/>
               </w:rPr>
-              <w:t>8:20-9:35</w:t>
+              <w:t>8:20-9:</w:t>
+            </w:r>
+            <w:r>
+              <w:rPr>
+                <w:rFonts w:ascii="Arial" w:hAnsi="Arial" w:cs="Arial"/>
+              </w:rPr>
+              <w:t>50</w:t>
             </w:r>
           </w:p>
         </w:tc>
@@ -259,7 +265,13 @@
               <w:rPr>
                 <w:rFonts w:ascii="Arial" w:hAnsi="Arial" w:cs="Arial"/>
               </w:rPr>
-              <w:t>9:50-11:35</w:t>
+              <w:t>10:05</w:t>
+            </w:r>
+            <w:r>
+              <w:rPr>
+                <w:rFonts w:ascii="Arial" w:hAnsi="Arial" w:cs="Arial"/>
+              </w:rPr>
+              <w:t>-11:35</w:t>
             </w:r>
           </w:p>
         </w:tc>
@@ -513,7 +525,35 @@
               <w:rPr>
                 <w:rFonts w:ascii="Arial" w:hAnsi="Arial" w:cs="Arial"/>
               </w:rPr>
-              <w:t>Messo tutto insieme e commit github.</w:t>
+              <w:t xml:space="preserve">Messo tutto insieme e </w:t>
+            </w:r>
+            <w:proofErr w:type="spellStart"/>
+            <w:r>
+              <w:rPr>
+                <w:rFonts w:ascii="Arial" w:hAnsi="Arial" w:cs="Arial"/>
+              </w:rPr>
+              <w:t>commit</w:t>
+            </w:r>
+            <w:proofErr w:type="spellEnd"/>
+            <w:r>
+              <w:rPr>
+                <w:rFonts w:ascii="Arial" w:hAnsi="Arial" w:cs="Arial"/>
+              </w:rPr>
+              <w:t xml:space="preserve"> </w:t>
+            </w:r>
+            <w:proofErr w:type="spellStart"/>
+            <w:r>
+              <w:rPr>
+                <w:rFonts w:ascii="Arial" w:hAnsi="Arial" w:cs="Arial"/>
+              </w:rPr>
+              <w:t>github</w:t>
+            </w:r>
+            <w:proofErr w:type="spellEnd"/>
+            <w:r>
+              <w:rPr>
+                <w:rFonts w:ascii="Arial" w:hAnsi="Arial" w:cs="Arial"/>
+              </w:rPr>
+              <w:t>.</w:t>
             </w:r>
           </w:p>
         </w:tc>
@@ -866,7 +906,13 @@
               <w:rPr>
                 <w:rFonts w:ascii="Arial" w:hAnsi="Arial" w:cs="Arial"/>
               </w:rPr>
-              <w:t>8:20-9:35</w:t>
+              <w:t>8:20-</w:t>
+            </w:r>
+            <w:r>
+              <w:rPr>
+                <w:rFonts w:ascii="Arial" w:hAnsi="Arial" w:cs="Arial"/>
+              </w:rPr>
+              <w:t>9:50</w:t>
             </w:r>
           </w:p>
         </w:tc>
@@ -907,7 +953,13 @@
               <w:rPr>
                 <w:rFonts w:ascii="Arial" w:hAnsi="Arial" w:cs="Arial"/>
               </w:rPr>
-              <w:t>9:50-11:35</w:t>
+              <w:t>10:05</w:t>
+            </w:r>
+            <w:r>
+              <w:rPr>
+                <w:rFonts w:ascii="Arial" w:hAnsi="Arial" w:cs="Arial"/>
+              </w:rPr>
+              <w:t>-11:35</w:t>
             </w:r>
           </w:p>
         </w:tc>
@@ -938,8 +990,16 @@
               <w:rPr>
                 <w:rFonts w:ascii="Arial" w:hAnsi="Arial" w:cs="Arial"/>
               </w:rPr>
-              <w:t>Ivan, Yasser, Quan: Modifiche finali al QdC</w:t>
-            </w:r>
+              <w:t xml:space="preserve">Ivan, Yasser, Quan: Modifiche finali al </w:t>
+            </w:r>
+            <w:proofErr w:type="spellStart"/>
+            <w:r>
+              <w:rPr>
+                <w:rFonts w:ascii="Arial" w:hAnsi="Arial" w:cs="Arial"/>
+              </w:rPr>
+              <w:t>QdC</w:t>
+            </w:r>
+            <w:proofErr w:type="spellEnd"/>
           </w:p>
           <w:p>
             <w:pPr>
@@ -992,7 +1052,21 @@
               <w:rPr>
                 <w:rFonts w:ascii="Arial" w:hAnsi="Arial" w:cs="Arial"/>
               </w:rPr>
-              <w:t>Discussione del QdC e del progetto con il professore</w:t>
+              <w:t xml:space="preserve">Discussione del </w:t>
+            </w:r>
+            <w:proofErr w:type="spellStart"/>
+            <w:r>
+              <w:rPr>
+                <w:rFonts w:ascii="Arial" w:hAnsi="Arial" w:cs="Arial"/>
+              </w:rPr>
+              <w:t>QdC</w:t>
+            </w:r>
+            <w:proofErr w:type="spellEnd"/>
+            <w:r>
+              <w:rPr>
+                <w:rFonts w:ascii="Arial" w:hAnsi="Arial" w:cs="Arial"/>
+              </w:rPr>
+              <w:t xml:space="preserve"> e del progetto con il professore</w:t>
             </w:r>
             <w:r>
               <w:rPr>
@@ -1038,7 +1112,35 @@
               <w:rPr>
                 <w:rFonts w:ascii="Arial" w:hAnsi="Arial" w:cs="Arial"/>
               </w:rPr>
-              <w:t>are a usare unity e documentare bene come creare un picchia duro su unity.</w:t>
+              <w:t xml:space="preserve">are a usare </w:t>
+            </w:r>
+            <w:proofErr w:type="spellStart"/>
+            <w:r>
+              <w:rPr>
+                <w:rFonts w:ascii="Arial" w:hAnsi="Arial" w:cs="Arial"/>
+              </w:rPr>
+              <w:t>unity</w:t>
+            </w:r>
+            <w:proofErr w:type="spellEnd"/>
+            <w:r>
+              <w:rPr>
+                <w:rFonts w:ascii="Arial" w:hAnsi="Arial" w:cs="Arial"/>
+              </w:rPr>
+              <w:t xml:space="preserve"> e documentare bene come creare un picchia duro su </w:t>
+            </w:r>
+            <w:proofErr w:type="spellStart"/>
+            <w:r>
+              <w:rPr>
+                <w:rFonts w:ascii="Arial" w:hAnsi="Arial" w:cs="Arial"/>
+              </w:rPr>
+              <w:t>unity</w:t>
+            </w:r>
+            <w:proofErr w:type="spellEnd"/>
+            <w:r>
+              <w:rPr>
+                <w:rFonts w:ascii="Arial" w:hAnsi="Arial" w:cs="Arial"/>
+              </w:rPr>
+              <w:t>.</w:t>
             </w:r>
           </w:p>
           <w:p>
@@ -1098,7 +1200,21 @@
               <w:rPr>
                 <w:rFonts w:ascii="Arial" w:hAnsi="Arial" w:cs="Arial"/>
               </w:rPr>
-              <w:t xml:space="preserve">Ci siamo andati a informare su come funziona github e poi ognuno </w:t>
+              <w:t xml:space="preserve">Ci siamo andati a informare su come funziona </w:t>
+            </w:r>
+            <w:proofErr w:type="spellStart"/>
+            <w:r>
+              <w:rPr>
+                <w:rFonts w:ascii="Arial" w:hAnsi="Arial" w:cs="Arial"/>
+              </w:rPr>
+              <w:t>github</w:t>
+            </w:r>
+            <w:proofErr w:type="spellEnd"/>
+            <w:r>
+              <w:rPr>
+                <w:rFonts w:ascii="Arial" w:hAnsi="Arial" w:cs="Arial"/>
+              </w:rPr>
+              <w:t xml:space="preserve"> e poi ognuno </w:t>
             </w:r>
             <w:r>
               <w:rPr>
@@ -1149,8 +1265,16 @@
               <w:rPr>
                 <w:rFonts w:ascii="Arial" w:hAnsi="Arial" w:cs="Arial"/>
               </w:rPr>
-              <w:t>Quan: Swimlanes</w:t>
-            </w:r>
+              <w:t xml:space="preserve">Quan: </w:t>
+            </w:r>
+            <w:proofErr w:type="spellStart"/>
+            <w:r>
+              <w:rPr>
+                <w:rFonts w:ascii="Arial" w:hAnsi="Arial" w:cs="Arial"/>
+              </w:rPr>
+              <w:t>Swimlanes</w:t>
+            </w:r>
+            <w:proofErr w:type="spellEnd"/>
           </w:p>
         </w:tc>
       </w:tr>
@@ -1551,7 +1675,13 @@
               <w:rPr>
                 <w:rFonts w:ascii="Arial" w:hAnsi="Arial" w:cs="Arial"/>
               </w:rPr>
-              <w:t>8:20-9:35</w:t>
+              <w:t>8:20-</w:t>
+            </w:r>
+            <w:r>
+              <w:rPr>
+                <w:rFonts w:ascii="Arial" w:hAnsi="Arial" w:cs="Arial"/>
+              </w:rPr>
+              <w:t>9:50</w:t>
             </w:r>
           </w:p>
         </w:tc>
@@ -1592,7 +1722,25 @@
               <w:rPr>
                 <w:rFonts w:ascii="Arial" w:hAnsi="Arial" w:cs="Arial"/>
               </w:rPr>
-              <w:t>9:50-11:35</w:t>
+              <w:t>10:</w:t>
+            </w:r>
+            <w:r>
+              <w:rPr>
+                <w:rFonts w:ascii="Arial" w:hAnsi="Arial" w:cs="Arial"/>
+              </w:rPr>
+              <w:t>0</w:t>
+            </w:r>
+            <w:r>
+              <w:rPr>
+                <w:rFonts w:ascii="Arial" w:hAnsi="Arial" w:cs="Arial"/>
+              </w:rPr>
+              <w:t>5</w:t>
+            </w:r>
+            <w:r>
+              <w:rPr>
+                <w:rFonts w:ascii="Arial" w:hAnsi="Arial" w:cs="Arial"/>
+              </w:rPr>
+              <w:t>-11:35</w:t>
             </w:r>
           </w:p>
         </w:tc>
@@ -1655,7 +1803,35 @@
               <w:rPr>
                 <w:rFonts w:ascii="Arial" w:hAnsi="Arial" w:cs="Arial"/>
               </w:rPr>
-              <w:t>Quan: Fa il mockup della schermata principale e delle impostazioni (salvando tutte le sprite).</w:t>
+              <w:t xml:space="preserve">Quan: Fa il </w:t>
+            </w:r>
+            <w:proofErr w:type="spellStart"/>
+            <w:r>
+              <w:rPr>
+                <w:rFonts w:ascii="Arial" w:hAnsi="Arial" w:cs="Arial"/>
+              </w:rPr>
+              <w:t>mockup</w:t>
+            </w:r>
+            <w:proofErr w:type="spellEnd"/>
+            <w:r>
+              <w:rPr>
+                <w:rFonts w:ascii="Arial" w:hAnsi="Arial" w:cs="Arial"/>
+              </w:rPr>
+              <w:t xml:space="preserve"> della schermata principale e delle impostazioni (salvando tutte le </w:t>
+            </w:r>
+            <w:proofErr w:type="spellStart"/>
+            <w:r>
+              <w:rPr>
+                <w:rFonts w:ascii="Arial" w:hAnsi="Arial" w:cs="Arial"/>
+              </w:rPr>
+              <w:t>sprite</w:t>
+            </w:r>
+            <w:proofErr w:type="spellEnd"/>
+            <w:r>
+              <w:rPr>
+                <w:rFonts w:ascii="Arial" w:hAnsi="Arial" w:cs="Arial"/>
+              </w:rPr>
+              <w:t>).</w:t>
             </w:r>
           </w:p>
         </w:tc>
@@ -1724,8 +1900,30 @@
               <w:rPr>
                 <w:rFonts w:ascii="Arial" w:hAnsi="Arial" w:cs="Arial"/>
               </w:rPr>
-              <w:t>Quan: continuazione sprite e mockup</w:t>
-            </w:r>
+              <w:t xml:space="preserve">Quan: continuazione </w:t>
+            </w:r>
+            <w:proofErr w:type="spellStart"/>
+            <w:r>
+              <w:rPr>
+                <w:rFonts w:ascii="Arial" w:hAnsi="Arial" w:cs="Arial"/>
+              </w:rPr>
+              <w:t>sprite</w:t>
+            </w:r>
+            <w:proofErr w:type="spellEnd"/>
+            <w:r>
+              <w:rPr>
+                <w:rFonts w:ascii="Arial" w:hAnsi="Arial" w:cs="Arial"/>
+              </w:rPr>
+              <w:t xml:space="preserve"> e </w:t>
+            </w:r>
+            <w:proofErr w:type="spellStart"/>
+            <w:r>
+              <w:rPr>
+                <w:rFonts w:ascii="Arial" w:hAnsi="Arial" w:cs="Arial"/>
+              </w:rPr>
+              <w:t>mockup</w:t>
+            </w:r>
+            <w:proofErr w:type="spellEnd"/>
           </w:p>
         </w:tc>
       </w:tr>
@@ -1783,21 +1981,37 @@
               <w:rPr>
                 <w:rFonts w:ascii="Arial" w:hAnsi="Arial" w:cs="Arial"/>
               </w:rPr>
-              <w:t>iniziato a fare i mockup</w:t>
-            </w:r>
-          </w:p>
-          <w:p>
-            <w:pPr>
-              <w:rPr>
-                <w:rFonts w:ascii="Arial" w:hAnsi="Arial" w:cs="Arial"/>
-              </w:rPr>
-            </w:pPr>
-            <w:r>
-              <w:rPr>
-                <w:rFonts w:ascii="Arial" w:hAnsi="Arial" w:cs="Arial"/>
-              </w:rPr>
-              <w:t>Quan: continuato i mockup</w:t>
-            </w:r>
+              <w:t xml:space="preserve">iniziato a fare i </w:t>
+            </w:r>
+            <w:proofErr w:type="spellStart"/>
+            <w:r>
+              <w:rPr>
+                <w:rFonts w:ascii="Arial" w:hAnsi="Arial" w:cs="Arial"/>
+              </w:rPr>
+              <w:t>mockup</w:t>
+            </w:r>
+            <w:proofErr w:type="spellEnd"/>
+          </w:p>
+          <w:p>
+            <w:pPr>
+              <w:rPr>
+                <w:rFonts w:ascii="Arial" w:hAnsi="Arial" w:cs="Arial"/>
+              </w:rPr>
+            </w:pPr>
+            <w:r>
+              <w:rPr>
+                <w:rFonts w:ascii="Arial" w:hAnsi="Arial" w:cs="Arial"/>
+              </w:rPr>
+              <w:t xml:space="preserve">Quan: continuato i </w:t>
+            </w:r>
+            <w:proofErr w:type="spellStart"/>
+            <w:r>
+              <w:rPr>
+                <w:rFonts w:ascii="Arial" w:hAnsi="Arial" w:cs="Arial"/>
+              </w:rPr>
+              <w:t>mockup</w:t>
+            </w:r>
+            <w:proofErr w:type="spellEnd"/>
             <w:r>
               <w:rPr>
                 <w:rFonts w:ascii="Arial" w:hAnsi="Arial" w:cs="Arial"/>
@@ -1827,7 +2041,21 @@
               <w:rPr>
                 <w:rFonts w:ascii="Arial" w:hAnsi="Arial" w:cs="Arial"/>
               </w:rPr>
-              <w:t>iniziato a documentare i use case e i diagrammi</w:t>
+              <w:t xml:space="preserve">iniziato a documentare </w:t>
+            </w:r>
+            <w:proofErr w:type="gramStart"/>
+            <w:r>
+              <w:rPr>
+                <w:rFonts w:ascii="Arial" w:hAnsi="Arial" w:cs="Arial"/>
+              </w:rPr>
+              <w:t>i use</w:t>
+            </w:r>
+            <w:proofErr w:type="gramEnd"/>
+            <w:r>
+              <w:rPr>
+                <w:rFonts w:ascii="Arial" w:hAnsi="Arial" w:cs="Arial"/>
+              </w:rPr>
+              <w:t xml:space="preserve"> case e i diagrammi</w:t>
             </w:r>
           </w:p>
         </w:tc>
@@ -1995,8 +2223,2138 @@
               <w:rPr>
                 <w:rFonts w:ascii="Arial" w:hAnsi="Arial" w:cs="Arial"/>
               </w:rPr>
-              <w:t>finire i mockup e iniziare a fare tutti i spritesheet.</w:t>
-            </w:r>
+              <w:t xml:space="preserve">finire i </w:t>
+            </w:r>
+            <w:proofErr w:type="spellStart"/>
+            <w:r>
+              <w:rPr>
+                <w:rFonts w:ascii="Arial" w:hAnsi="Arial" w:cs="Arial"/>
+              </w:rPr>
+              <w:t>mockup</w:t>
+            </w:r>
+            <w:proofErr w:type="spellEnd"/>
+            <w:r>
+              <w:rPr>
+                <w:rFonts w:ascii="Arial" w:hAnsi="Arial" w:cs="Arial"/>
+              </w:rPr>
+              <w:t xml:space="preserve"> e iniziare a fare tutti i </w:t>
+            </w:r>
+            <w:proofErr w:type="spellStart"/>
+            <w:r>
+              <w:rPr>
+                <w:rFonts w:ascii="Arial" w:hAnsi="Arial" w:cs="Arial"/>
+              </w:rPr>
+              <w:t>spritesheet</w:t>
+            </w:r>
+            <w:proofErr w:type="spellEnd"/>
+            <w:r>
+              <w:rPr>
+                <w:rFonts w:ascii="Arial" w:hAnsi="Arial" w:cs="Arial"/>
+              </w:rPr>
+              <w:t>.</w:t>
+            </w:r>
+          </w:p>
+        </w:tc>
+      </w:tr>
+    </w:tbl>
+    <w:p>
+      <w:pPr>
+        <w:rPr>
+          <w:rFonts w:ascii="Arial" w:hAnsi="Arial" w:cs="Arial"/>
+        </w:rPr>
+      </w:pPr>
+    </w:p>
+    <w:p>
+      <w:pPr>
+        <w:rPr>
+          <w:rFonts w:ascii="Arial" w:hAnsi="Arial" w:cs="Arial"/>
+        </w:rPr>
+      </w:pPr>
+      <w:r>
+        <w:rPr>
+          <w:rFonts w:ascii="Arial" w:hAnsi="Arial" w:cs="Arial"/>
+        </w:rPr>
+        <w:br w:type="page"/>
+      </w:r>
+    </w:p>
+    <w:tbl>
+      <w:tblPr>
+        <w:tblStyle w:val="Grigliatabella"/>
+        <w:tblW w:w="9634" w:type="dxa"/>
+        <w:tblLook w:val="04A0" w:firstRow="1" w:lastRow="0" w:firstColumn="1" w:lastColumn="0" w:noHBand="0" w:noVBand="1"/>
+      </w:tblPr>
+      <w:tblGrid>
+        <w:gridCol w:w="4803"/>
+        <w:gridCol w:w="4831"/>
+      </w:tblGrid>
+      <w:tr>
+        <w:trPr>
+          <w:trHeight w:hRule="exact" w:val="397"/>
+        </w:trPr>
+        <w:tc>
+          <w:tcPr>
+            <w:tcW w:w="4803" w:type="dxa"/>
+            <w:tcBorders>
+              <w:top w:val="single" w:sz="4" w:space="0" w:color="auto"/>
+              <w:left w:val="single" w:sz="4" w:space="0" w:color="auto"/>
+              <w:bottom w:val="single" w:sz="4" w:space="0" w:color="auto"/>
+              <w:right w:val="single" w:sz="4" w:space="0" w:color="auto"/>
+            </w:tcBorders>
+            <w:vAlign w:val="center"/>
+            <w:hideMark/>
+          </w:tcPr>
+          <w:p>
+            <w:pPr>
+              <w:rPr>
+                <w:rFonts w:ascii="Arial" w:hAnsi="Arial" w:cs="Arial"/>
+              </w:rPr>
+            </w:pPr>
+            <w:r>
+              <w:rPr>
+                <w:rFonts w:ascii="Arial" w:hAnsi="Arial" w:cs="Arial"/>
+              </w:rPr>
+              <w:lastRenderedPageBreak/>
+              <w:t>Luogo</w:t>
+            </w:r>
+          </w:p>
+        </w:tc>
+        <w:tc>
+          <w:tcPr>
+            <w:tcW w:w="4831" w:type="dxa"/>
+            <w:tcBorders>
+              <w:top w:val="single" w:sz="4" w:space="0" w:color="auto"/>
+              <w:left w:val="single" w:sz="4" w:space="0" w:color="auto"/>
+              <w:bottom w:val="single" w:sz="4" w:space="0" w:color="auto"/>
+              <w:right w:val="single" w:sz="4" w:space="0" w:color="auto"/>
+            </w:tcBorders>
+            <w:vAlign w:val="center"/>
+            <w:hideMark/>
+          </w:tcPr>
+          <w:p>
+            <w:pPr>
+              <w:pStyle w:val="Nessunaspaziatura"/>
+              <w:spacing w:line="360" w:lineRule="auto"/>
+              <w:rPr>
+                <w:rFonts w:ascii="Arial" w:hAnsi="Arial" w:cs="Arial"/>
+              </w:rPr>
+            </w:pPr>
+            <w:r>
+              <w:rPr>
+                <w:rFonts w:ascii="Arial" w:hAnsi="Arial" w:cs="Arial"/>
+              </w:rPr>
+              <w:t>Canobbio</w:t>
+            </w:r>
+          </w:p>
+        </w:tc>
+      </w:tr>
+      <w:tr>
+        <w:trPr>
+          <w:trHeight w:hRule="exact" w:val="397"/>
+        </w:trPr>
+        <w:tc>
+          <w:tcPr>
+            <w:tcW w:w="4803" w:type="dxa"/>
+            <w:tcBorders>
+              <w:top w:val="single" w:sz="4" w:space="0" w:color="auto"/>
+              <w:left w:val="single" w:sz="4" w:space="0" w:color="auto"/>
+              <w:bottom w:val="single" w:sz="4" w:space="0" w:color="auto"/>
+              <w:right w:val="single" w:sz="4" w:space="0" w:color="auto"/>
+            </w:tcBorders>
+            <w:vAlign w:val="center"/>
+            <w:hideMark/>
+          </w:tcPr>
+          <w:p>
+            <w:pPr>
+              <w:rPr>
+                <w:rFonts w:ascii="Arial" w:hAnsi="Arial" w:cs="Arial"/>
+              </w:rPr>
+            </w:pPr>
+            <w:r>
+              <w:rPr>
+                <w:rFonts w:ascii="Arial" w:hAnsi="Arial" w:cs="Arial"/>
+              </w:rPr>
+              <w:t>Data</w:t>
+            </w:r>
+          </w:p>
+        </w:tc>
+        <w:tc>
+          <w:tcPr>
+            <w:tcW w:w="4831" w:type="dxa"/>
+            <w:tcBorders>
+              <w:top w:val="single" w:sz="4" w:space="0" w:color="auto"/>
+              <w:left w:val="single" w:sz="4" w:space="0" w:color="auto"/>
+              <w:bottom w:val="single" w:sz="4" w:space="0" w:color="auto"/>
+              <w:right w:val="single" w:sz="4" w:space="0" w:color="auto"/>
+            </w:tcBorders>
+            <w:vAlign w:val="center"/>
+            <w:hideMark/>
+          </w:tcPr>
+          <w:p>
+            <w:pPr>
+              <w:rPr>
+                <w:rFonts w:ascii="Arial" w:hAnsi="Arial" w:cs="Arial"/>
+              </w:rPr>
+            </w:pPr>
+            <w:r>
+              <w:rPr>
+                <w:rFonts w:ascii="Arial" w:hAnsi="Arial" w:cs="Arial"/>
+              </w:rPr>
+              <w:t>13</w:t>
+            </w:r>
+            <w:r>
+              <w:rPr>
+                <w:rFonts w:ascii="Arial" w:hAnsi="Arial" w:cs="Arial"/>
+              </w:rPr>
+              <w:t>.</w:t>
+            </w:r>
+            <w:r>
+              <w:rPr>
+                <w:rFonts w:ascii="Arial" w:hAnsi="Arial" w:cs="Arial"/>
+              </w:rPr>
+              <w:t>02</w:t>
+            </w:r>
+            <w:r>
+              <w:rPr>
+                <w:rFonts w:ascii="Arial" w:hAnsi="Arial" w:cs="Arial"/>
+              </w:rPr>
+              <w:t>.</w:t>
+            </w:r>
+            <w:r>
+              <w:rPr>
+                <w:rFonts w:ascii="Arial" w:hAnsi="Arial" w:cs="Arial"/>
+              </w:rPr>
+              <w:t>2026</w:t>
+            </w:r>
+          </w:p>
+        </w:tc>
+      </w:tr>
+    </w:tbl>
+    <w:p>
+      <w:pPr>
+        <w:rPr>
+          <w:rFonts w:ascii="Arial" w:hAnsi="Arial" w:cs="Arial"/>
+        </w:rPr>
+      </w:pPr>
+    </w:p>
+    <w:tbl>
+      <w:tblPr>
+        <w:tblStyle w:val="Grigliatabella"/>
+        <w:tblW w:w="0" w:type="auto"/>
+        <w:tblLook w:val="04A0" w:firstRow="1" w:lastRow="0" w:firstColumn="1" w:lastColumn="0" w:noHBand="0" w:noVBand="1"/>
+      </w:tblPr>
+      <w:tblGrid>
+        <w:gridCol w:w="1555"/>
+        <w:gridCol w:w="8073"/>
+      </w:tblGrid>
+      <w:tr>
+        <w:tc>
+          <w:tcPr>
+            <w:tcW w:w="9628" w:type="dxa"/>
+            <w:gridSpan w:val="2"/>
+            <w:shd w:val="clear" w:color="auto" w:fill="D9D9D9" w:themeFill="background1" w:themeFillShade="D9"/>
+          </w:tcPr>
+          <w:p>
+            <w:pPr>
+              <w:rPr>
+                <w:rFonts w:ascii="Arial" w:hAnsi="Arial" w:cs="Arial"/>
+              </w:rPr>
+            </w:pPr>
+            <w:r>
+              <w:rPr>
+                <w:rFonts w:ascii="Arial" w:hAnsi="Arial" w:cs="Arial"/>
+              </w:rPr>
+              <w:t>Lavori svolti</w:t>
+            </w:r>
+          </w:p>
+        </w:tc>
+      </w:tr>
+      <w:tr>
+        <w:tc>
+          <w:tcPr>
+            <w:tcW w:w="1555" w:type="dxa"/>
+            <w:vAlign w:val="center"/>
+          </w:tcPr>
+          <w:p>
+            <w:pPr>
+              <w:jc w:val="center"/>
+              <w:rPr>
+                <w:rFonts w:ascii="Arial" w:hAnsi="Arial" w:cs="Arial"/>
+              </w:rPr>
+            </w:pPr>
+            <w:r>
+              <w:rPr>
+                <w:rFonts w:ascii="Arial" w:hAnsi="Arial" w:cs="Arial"/>
+              </w:rPr>
+              <w:t>8:20-9:</w:t>
+            </w:r>
+            <w:r>
+              <w:rPr>
+                <w:rFonts w:ascii="Arial" w:hAnsi="Arial" w:cs="Arial"/>
+              </w:rPr>
+              <w:t>50</w:t>
+            </w:r>
+          </w:p>
+        </w:tc>
+        <w:tc>
+          <w:tcPr>
+            <w:tcW w:w="8073" w:type="dxa"/>
+          </w:tcPr>
+          <w:p>
+            <w:pPr>
+              <w:jc w:val="both"/>
+              <w:rPr>
+                <w:rFonts w:ascii="Arial" w:hAnsi="Arial" w:cs="Arial"/>
+              </w:rPr>
+            </w:pPr>
+            <w:r>
+              <w:rPr>
+                <w:rFonts w:ascii="Arial" w:hAnsi="Arial" w:cs="Arial"/>
+              </w:rPr>
+              <w:t>Teor</w:t>
+            </w:r>
+            <w:r>
+              <w:rPr>
+                <w:rFonts w:ascii="Arial" w:hAnsi="Arial" w:cs="Arial"/>
+              </w:rPr>
+              <w:t>i</w:t>
+            </w:r>
+            <w:r>
+              <w:rPr>
+                <w:rFonts w:ascii="Arial" w:hAnsi="Arial" w:cs="Arial"/>
+              </w:rPr>
+              <w:t>a</w:t>
+            </w:r>
+            <w:r>
+              <w:rPr>
+                <w:rFonts w:ascii="Arial" w:hAnsi="Arial" w:cs="Arial"/>
+              </w:rPr>
+              <w:t xml:space="preserve"> + attività carte per stimare tempi e la loro trasportazione su </w:t>
+            </w:r>
+            <w:proofErr w:type="spellStart"/>
+            <w:r>
+              <w:rPr>
+                <w:rFonts w:ascii="Arial" w:hAnsi="Arial" w:cs="Arial"/>
+              </w:rPr>
+              <w:t>gantt</w:t>
+            </w:r>
+            <w:proofErr w:type="spellEnd"/>
+            <w:r>
+              <w:rPr>
+                <w:rFonts w:ascii="Arial" w:hAnsi="Arial" w:cs="Arial"/>
+              </w:rPr>
+              <w:t>.</w:t>
+            </w:r>
+          </w:p>
+        </w:tc>
+      </w:tr>
+      <w:tr>
+        <w:tc>
+          <w:tcPr>
+            <w:tcW w:w="1555" w:type="dxa"/>
+            <w:vAlign w:val="center"/>
+          </w:tcPr>
+          <w:p>
+            <w:pPr>
+              <w:jc w:val="center"/>
+              <w:rPr>
+                <w:rFonts w:ascii="Arial" w:hAnsi="Arial" w:cs="Arial"/>
+              </w:rPr>
+            </w:pPr>
+            <w:r>
+              <w:rPr>
+                <w:rFonts w:ascii="Arial" w:hAnsi="Arial" w:cs="Arial"/>
+              </w:rPr>
+              <w:t>10:05</w:t>
+            </w:r>
+            <w:r>
+              <w:rPr>
+                <w:rFonts w:ascii="Arial" w:hAnsi="Arial" w:cs="Arial"/>
+              </w:rPr>
+              <w:t>-11:35</w:t>
+            </w:r>
+          </w:p>
+        </w:tc>
+        <w:tc>
+          <w:tcPr>
+            <w:tcW w:w="8073" w:type="dxa"/>
+          </w:tcPr>
+          <w:p>
+            <w:pPr>
+              <w:rPr>
+                <w:rFonts w:ascii="Arial" w:hAnsi="Arial" w:cs="Arial"/>
+              </w:rPr>
+            </w:pPr>
+            <w:r>
+              <w:rPr>
+                <w:rFonts w:ascii="Arial" w:hAnsi="Arial" w:cs="Arial"/>
+              </w:rPr>
+              <w:t xml:space="preserve">Sidon: </w:t>
+            </w:r>
+            <w:r>
+              <w:rPr>
+                <w:rFonts w:ascii="Arial" w:hAnsi="Arial" w:cs="Arial"/>
+              </w:rPr>
+              <w:t>Gantt</w:t>
+            </w:r>
+          </w:p>
+          <w:p>
+            <w:pPr>
+              <w:rPr>
+                <w:rFonts w:ascii="Arial" w:hAnsi="Arial" w:cs="Arial"/>
+              </w:rPr>
+            </w:pPr>
+            <w:r>
+              <w:rPr>
+                <w:rFonts w:ascii="Arial" w:hAnsi="Arial" w:cs="Arial"/>
+              </w:rPr>
+              <w:t>Quan: Impostazioni</w:t>
+            </w:r>
+          </w:p>
+          <w:p>
+            <w:pPr>
+              <w:rPr>
+                <w:rFonts w:ascii="Arial" w:hAnsi="Arial" w:cs="Arial"/>
+              </w:rPr>
+            </w:pPr>
+            <w:r>
+              <w:rPr>
+                <w:rFonts w:ascii="Arial" w:hAnsi="Arial" w:cs="Arial"/>
+              </w:rPr>
+              <w:t>Y</w:t>
+            </w:r>
+            <w:r>
+              <w:rPr>
+                <w:rFonts w:ascii="Arial" w:hAnsi="Arial" w:cs="Arial"/>
+              </w:rPr>
+              <w:t>asser</w:t>
+            </w:r>
+            <w:r>
+              <w:rPr>
+                <w:rFonts w:ascii="Arial" w:hAnsi="Arial" w:cs="Arial"/>
+              </w:rPr>
+              <w:t>: Seleziona personaggi e mappa</w:t>
+            </w:r>
+          </w:p>
+          <w:p>
+            <w:pPr>
+              <w:rPr>
+                <w:rFonts w:ascii="Arial" w:hAnsi="Arial" w:cs="Arial"/>
+              </w:rPr>
+            </w:pPr>
+            <w:r>
+              <w:rPr>
+                <w:rFonts w:ascii="Arial" w:hAnsi="Arial" w:cs="Arial"/>
+              </w:rPr>
+              <w:t>Ivan: Schermata informativa</w:t>
+            </w:r>
+          </w:p>
+          <w:p>
+            <w:pPr>
+              <w:rPr>
+                <w:rFonts w:ascii="Arial" w:hAnsi="Arial" w:cs="Arial"/>
+              </w:rPr>
+            </w:pPr>
+            <w:r>
+              <w:rPr>
+                <w:rFonts w:ascii="Arial" w:hAnsi="Arial" w:cs="Arial"/>
+              </w:rPr>
+              <w:t>Quan e Ivan: scelta stile delle interfacce</w:t>
+            </w:r>
+          </w:p>
+        </w:tc>
+      </w:tr>
+      <w:tr>
+        <w:tc>
+          <w:tcPr>
+            <w:tcW w:w="1555" w:type="dxa"/>
+            <w:vAlign w:val="center"/>
+          </w:tcPr>
+          <w:p>
+            <w:pPr>
+              <w:jc w:val="center"/>
+              <w:rPr>
+                <w:rFonts w:ascii="Arial" w:hAnsi="Arial" w:cs="Arial"/>
+              </w:rPr>
+            </w:pPr>
+            <w:r>
+              <w:rPr>
+                <w:rFonts w:ascii="Arial" w:hAnsi="Arial" w:cs="Arial"/>
+              </w:rPr>
+              <w:t>12:30-14:00</w:t>
+            </w:r>
+          </w:p>
+        </w:tc>
+        <w:tc>
+          <w:tcPr>
+            <w:tcW w:w="8073" w:type="dxa"/>
+          </w:tcPr>
+          <w:p>
+            <w:pPr>
+              <w:tabs>
+                <w:tab w:val="left" w:pos="924"/>
+              </w:tabs>
+              <w:jc w:val="both"/>
+              <w:rPr>
+                <w:rFonts w:ascii="Arial" w:hAnsi="Arial" w:cs="Arial"/>
+              </w:rPr>
+            </w:pPr>
+            <w:r>
+              <w:rPr>
+                <w:rFonts w:ascii="Arial" w:hAnsi="Arial" w:cs="Arial"/>
+              </w:rPr>
+              <w:t>Sidon</w:t>
+            </w:r>
+            <w:r>
+              <w:rPr>
+                <w:rFonts w:ascii="Arial" w:hAnsi="Arial" w:cs="Arial"/>
+              </w:rPr>
+              <w:t xml:space="preserve"> e Yasser: Continuazione Gantt</w:t>
+            </w:r>
+          </w:p>
+          <w:p>
+            <w:pPr>
+              <w:tabs>
+                <w:tab w:val="left" w:pos="924"/>
+              </w:tabs>
+              <w:jc w:val="both"/>
+              <w:rPr>
+                <w:rFonts w:ascii="Arial" w:hAnsi="Arial" w:cs="Arial"/>
+              </w:rPr>
+            </w:pPr>
+            <w:r>
+              <w:rPr>
+                <w:rFonts w:ascii="Arial" w:hAnsi="Arial" w:cs="Arial"/>
+              </w:rPr>
+              <w:t>Ivan e Quan: rielaborazione delle interfacce adattandole allo stile nuovo</w:t>
+            </w:r>
+          </w:p>
+        </w:tc>
+      </w:tr>
+      <w:tr>
+        <w:tc>
+          <w:tcPr>
+            <w:tcW w:w="1555" w:type="dxa"/>
+            <w:vAlign w:val="center"/>
+          </w:tcPr>
+          <w:p>
+            <w:pPr>
+              <w:jc w:val="center"/>
+              <w:rPr>
+                <w:rFonts w:ascii="Arial" w:hAnsi="Arial" w:cs="Arial"/>
+              </w:rPr>
+            </w:pPr>
+            <w:r>
+              <w:rPr>
+                <w:rFonts w:ascii="Arial" w:hAnsi="Arial" w:cs="Arial"/>
+              </w:rPr>
+              <w:t>14:15-15:45</w:t>
+            </w:r>
+          </w:p>
+        </w:tc>
+        <w:tc>
+          <w:tcPr>
+            <w:tcW w:w="8073" w:type="dxa"/>
+          </w:tcPr>
+          <w:p>
+            <w:pPr>
+              <w:rPr>
+                <w:rFonts w:ascii="Arial" w:hAnsi="Arial" w:cs="Arial"/>
+              </w:rPr>
+            </w:pPr>
+            <w:r>
+              <w:rPr>
+                <w:rFonts w:ascii="Arial" w:hAnsi="Arial" w:cs="Arial"/>
+              </w:rPr>
+              <w:t xml:space="preserve">Sidon e Yasser: Fine </w:t>
+            </w:r>
+            <w:proofErr w:type="spellStart"/>
+            <w:r>
+              <w:rPr>
+                <w:rFonts w:ascii="Arial" w:hAnsi="Arial" w:cs="Arial"/>
+              </w:rPr>
+              <w:t>gantt</w:t>
+            </w:r>
+            <w:proofErr w:type="spellEnd"/>
+          </w:p>
+          <w:p>
+            <w:pPr>
+              <w:rPr>
+                <w:rFonts w:ascii="Arial" w:hAnsi="Arial" w:cs="Arial"/>
+              </w:rPr>
+            </w:pPr>
+            <w:r>
+              <w:rPr>
+                <w:rFonts w:ascii="Arial" w:hAnsi="Arial" w:cs="Arial"/>
+              </w:rPr>
+              <w:t>Ivan e Quan: Fine interfacce</w:t>
+            </w:r>
+          </w:p>
+          <w:p>
+            <w:pPr>
+              <w:rPr>
+                <w:rFonts w:ascii="Arial" w:hAnsi="Arial" w:cs="Arial"/>
+              </w:rPr>
+            </w:pPr>
+            <w:r>
+              <w:rPr>
+                <w:rFonts w:ascii="Arial" w:hAnsi="Arial" w:cs="Arial"/>
+              </w:rPr>
+              <w:t>Gruppo: Discusso con il docente alcune modifiche sul QDC come la modifica dei punti specifici e l’aggiunta di un requisito cioè salvataggio delle vittorie</w:t>
+            </w:r>
+            <w:r>
+              <w:rPr>
+                <w:rFonts w:ascii="Arial" w:hAnsi="Arial" w:cs="Arial"/>
+              </w:rPr>
+              <w:t xml:space="preserve"> e di creare infine l’eseguibile da mettere sul server scolastico</w:t>
+            </w:r>
+          </w:p>
+          <w:p>
+            <w:pPr>
+              <w:rPr>
+                <w:rFonts w:ascii="Arial" w:hAnsi="Arial" w:cs="Arial"/>
+              </w:rPr>
+            </w:pPr>
+          </w:p>
+        </w:tc>
+      </w:tr>
+    </w:tbl>
+    <w:p>
+      <w:pPr>
+        <w:rPr>
+          <w:rFonts w:ascii="Arial" w:hAnsi="Arial" w:cs="Arial"/>
+        </w:rPr>
+      </w:pPr>
+    </w:p>
+    <w:tbl>
+      <w:tblPr>
+        <w:tblStyle w:val="Grigliatabella"/>
+        <w:tblW w:w="0" w:type="auto"/>
+        <w:tblLook w:val="04A0" w:firstRow="1" w:lastRow="0" w:firstColumn="1" w:lastColumn="0" w:noHBand="0" w:noVBand="1"/>
+      </w:tblPr>
+      <w:tblGrid>
+        <w:gridCol w:w="9628"/>
+      </w:tblGrid>
+      <w:tr>
+        <w:tc>
+          <w:tcPr>
+            <w:tcW w:w="9854" w:type="dxa"/>
+            <w:tcBorders>
+              <w:top w:val="single" w:sz="4" w:space="0" w:color="auto"/>
+              <w:left w:val="single" w:sz="4" w:space="0" w:color="auto"/>
+              <w:bottom w:val="single" w:sz="4" w:space="0" w:color="auto"/>
+              <w:right w:val="single" w:sz="4" w:space="0" w:color="auto"/>
+            </w:tcBorders>
+            <w:shd w:val="clear" w:color="auto" w:fill="D9D9D9" w:themeFill="background1" w:themeFillShade="D9"/>
+            <w:hideMark/>
+          </w:tcPr>
+          <w:p>
+            <w:pPr>
+              <w:rPr>
+                <w:rFonts w:ascii="Arial" w:hAnsi="Arial" w:cs="Arial"/>
+              </w:rPr>
+            </w:pPr>
+            <w:r>
+              <w:rPr>
+                <w:rFonts w:ascii="Arial" w:hAnsi="Arial" w:cs="Arial"/>
+              </w:rPr>
+              <w:t>Problemi riscontrati e soluzioni adottate</w:t>
+            </w:r>
+          </w:p>
+        </w:tc>
+      </w:tr>
+      <w:tr>
+        <w:tc>
+          <w:tcPr>
+            <w:tcW w:w="9854" w:type="dxa"/>
+            <w:tcBorders>
+              <w:top w:val="single" w:sz="4" w:space="0" w:color="auto"/>
+              <w:left w:val="single" w:sz="4" w:space="0" w:color="auto"/>
+              <w:bottom w:val="single" w:sz="4" w:space="0" w:color="auto"/>
+              <w:right w:val="single" w:sz="4" w:space="0" w:color="auto"/>
+            </w:tcBorders>
+          </w:tcPr>
+          <w:p>
+            <w:pPr>
+              <w:rPr>
+                <w:rFonts w:ascii="Arial" w:hAnsi="Arial" w:cs="Arial"/>
+              </w:rPr>
+            </w:pPr>
+            <w:r>
+              <w:rPr>
+                <w:rFonts w:ascii="Arial" w:hAnsi="Arial" w:cs="Arial"/>
+              </w:rPr>
+              <w:t>Riguardando i tempi abbiamo capito che non ci resta tempo per implementare le ultimate e quindi vengono tralasciate.</w:t>
+            </w:r>
+          </w:p>
+          <w:p>
+            <w:pPr>
+              <w:rPr>
+                <w:rFonts w:ascii="Arial" w:hAnsi="Arial" w:cs="Arial"/>
+              </w:rPr>
+            </w:pPr>
+          </w:p>
+          <w:p>
+            <w:pPr>
+              <w:rPr>
+                <w:rFonts w:ascii="Arial" w:hAnsi="Arial" w:cs="Arial"/>
+              </w:rPr>
+            </w:pPr>
+            <w:r>
+              <w:rPr>
+                <w:rFonts w:ascii="Arial" w:hAnsi="Arial" w:cs="Arial"/>
+              </w:rPr>
+              <w:t>C’è il problema che al momento, dopo la discussione con il docente, dobbiamo aggiungere e cambiare tante cose come il use case, aggiungere le interazioni del utente con la nuova pagina dei punteggi e il server che stampa i log di errori, vanno aggiunti almeno 4/5 requisiti e altrettanto di test case, che saranno di priorità bassa, visto che il gruppo è la prima volta che lavora con Unity e deve ancora entrare in confidenza con la sua interfaccia e i suoi metodi di usanza tradizionali, visto che bisogna rispettare i punti specifici. Perciò, molto probabilmente, ci saranno tante funzionalità non molto utili per il giocatore, ma che allungano la durata di progettazione e di studio, ma soprattutto non saranno completati, o meglio dire, non completati in maniera giusta, senza che dia problemi all’applicazione finale</w:t>
+            </w:r>
+            <w:r>
+              <w:rPr>
+                <w:rFonts w:ascii="Arial" w:hAnsi="Arial" w:cs="Arial"/>
+              </w:rPr>
+              <w:t>. Inoltre abbiamo già deciso prima della discussione che le ultimate sarebbero state tolte dalla implementazione quindi anche dai requisiti ma adesso stiamo rivalutando come gestire i requisiti.</w:t>
+            </w:r>
+          </w:p>
+        </w:tc>
+      </w:tr>
+    </w:tbl>
+    <w:p>
+      <w:pPr>
+        <w:rPr>
+          <w:rFonts w:ascii="Arial" w:hAnsi="Arial" w:cs="Arial"/>
+        </w:rPr>
+      </w:pPr>
+    </w:p>
+    <w:tbl>
+      <w:tblPr>
+        <w:tblStyle w:val="Grigliatabella"/>
+        <w:tblW w:w="0" w:type="auto"/>
+        <w:tblLook w:val="04A0" w:firstRow="1" w:lastRow="0" w:firstColumn="1" w:lastColumn="0" w:noHBand="0" w:noVBand="1"/>
+      </w:tblPr>
+      <w:tblGrid>
+        <w:gridCol w:w="9628"/>
+      </w:tblGrid>
+      <w:tr>
+        <w:tc>
+          <w:tcPr>
+            <w:tcW w:w="9854" w:type="dxa"/>
+            <w:tcBorders>
+              <w:top w:val="single" w:sz="4" w:space="0" w:color="auto"/>
+              <w:left w:val="single" w:sz="4" w:space="0" w:color="auto"/>
+              <w:bottom w:val="single" w:sz="4" w:space="0" w:color="auto"/>
+              <w:right w:val="single" w:sz="4" w:space="0" w:color="auto"/>
+            </w:tcBorders>
+            <w:shd w:val="clear" w:color="auto" w:fill="D9D9D9" w:themeFill="background1" w:themeFillShade="D9"/>
+            <w:hideMark/>
+          </w:tcPr>
+          <w:p>
+            <w:pPr>
+              <w:rPr>
+                <w:rFonts w:ascii="Arial" w:hAnsi="Arial" w:cs="Arial"/>
+              </w:rPr>
+            </w:pPr>
+            <w:r>
+              <w:rPr>
+                <w:rFonts w:ascii="Arial" w:hAnsi="Arial" w:cs="Arial"/>
+              </w:rPr>
+              <w:t>Punto della situazione rispetto alla pianificazione</w:t>
+            </w:r>
+          </w:p>
+        </w:tc>
+      </w:tr>
+      <w:tr>
+        <w:tc>
+          <w:tcPr>
+            <w:tcW w:w="9854" w:type="dxa"/>
+            <w:tcBorders>
+              <w:top w:val="single" w:sz="4" w:space="0" w:color="auto"/>
+              <w:left w:val="single" w:sz="4" w:space="0" w:color="auto"/>
+              <w:bottom w:val="single" w:sz="4" w:space="0" w:color="auto"/>
+              <w:right w:val="single" w:sz="4" w:space="0" w:color="auto"/>
+            </w:tcBorders>
+          </w:tcPr>
+          <w:p>
+            <w:pPr>
+              <w:rPr>
+                <w:rFonts w:ascii="Arial" w:hAnsi="Arial" w:cs="Arial"/>
+              </w:rPr>
+            </w:pPr>
+          </w:p>
+        </w:tc>
+      </w:tr>
+    </w:tbl>
+    <w:p>
+      <w:pPr>
+        <w:rPr>
+          <w:rFonts w:ascii="Arial" w:hAnsi="Arial" w:cs="Arial"/>
+        </w:rPr>
+      </w:pPr>
+    </w:p>
+    <w:tbl>
+      <w:tblPr>
+        <w:tblStyle w:val="Grigliatabella"/>
+        <w:tblW w:w="0" w:type="auto"/>
+        <w:tblLook w:val="04A0" w:firstRow="1" w:lastRow="0" w:firstColumn="1" w:lastColumn="0" w:noHBand="0" w:noVBand="1"/>
+      </w:tblPr>
+      <w:tblGrid>
+        <w:gridCol w:w="9628"/>
+      </w:tblGrid>
+      <w:tr>
+        <w:tc>
+          <w:tcPr>
+            <w:tcW w:w="9854" w:type="dxa"/>
+            <w:tcBorders>
+              <w:top w:val="single" w:sz="4" w:space="0" w:color="auto"/>
+              <w:left w:val="single" w:sz="4" w:space="0" w:color="auto"/>
+              <w:bottom w:val="single" w:sz="4" w:space="0" w:color="auto"/>
+              <w:right w:val="single" w:sz="4" w:space="0" w:color="auto"/>
+            </w:tcBorders>
+            <w:shd w:val="clear" w:color="auto" w:fill="D9D9D9" w:themeFill="background1" w:themeFillShade="D9"/>
+            <w:hideMark/>
+          </w:tcPr>
+          <w:p>
+            <w:pPr>
+              <w:rPr>
+                <w:rFonts w:ascii="Arial" w:hAnsi="Arial" w:cs="Arial"/>
+              </w:rPr>
+            </w:pPr>
+            <w:r>
+              <w:rPr>
+                <w:rFonts w:ascii="Arial" w:hAnsi="Arial" w:cs="Arial"/>
+              </w:rPr>
+              <w:t>Programma di massima per la prossima giornata di lavoro</w:t>
+            </w:r>
+          </w:p>
+        </w:tc>
+      </w:tr>
+      <w:tr>
+        <w:tc>
+          <w:tcPr>
+            <w:tcW w:w="9854" w:type="dxa"/>
+            <w:tcBorders>
+              <w:top w:val="single" w:sz="4" w:space="0" w:color="auto"/>
+              <w:left w:val="single" w:sz="4" w:space="0" w:color="auto"/>
+              <w:bottom w:val="single" w:sz="4" w:space="0" w:color="auto"/>
+              <w:right w:val="single" w:sz="4" w:space="0" w:color="auto"/>
+            </w:tcBorders>
+          </w:tcPr>
+          <w:p>
+            <w:pPr>
+              <w:rPr>
+                <w:rFonts w:ascii="Arial" w:hAnsi="Arial" w:cs="Arial"/>
+              </w:rPr>
+            </w:pPr>
+            <w:r>
+              <w:rPr>
+                <w:rFonts w:ascii="Arial" w:hAnsi="Arial" w:cs="Arial"/>
+              </w:rPr>
+              <w:t xml:space="preserve">Riguardare </w:t>
+            </w:r>
+            <w:proofErr w:type="spellStart"/>
+            <w:r>
+              <w:rPr>
+                <w:rFonts w:ascii="Arial" w:hAnsi="Arial" w:cs="Arial"/>
+              </w:rPr>
+              <w:t>requisit</w:t>
+            </w:r>
+            <w:proofErr w:type="spellEnd"/>
+            <w:r>
+              <w:rPr>
+                <w:rFonts w:ascii="Arial" w:hAnsi="Arial" w:cs="Arial"/>
+              </w:rPr>
+              <w:t xml:space="preserve"> e test case </w:t>
+            </w:r>
+            <w:r>
+              <w:rPr>
+                <w:rFonts w:ascii="Arial" w:hAnsi="Arial" w:cs="Arial"/>
+              </w:rPr>
+              <w:sym w:font="Wingdings" w:char="F0E0"/>
+            </w:r>
+            <w:proofErr w:type="spellStart"/>
+            <w:proofErr w:type="gramStart"/>
+            <w:r>
+              <w:rPr>
+                <w:rFonts w:ascii="Arial" w:hAnsi="Arial" w:cs="Arial"/>
+              </w:rPr>
+              <w:t>Yasser,Ivan</w:t>
+            </w:r>
+            <w:proofErr w:type="spellEnd"/>
+            <w:proofErr w:type="gramEnd"/>
+          </w:p>
+          <w:p>
+            <w:pPr>
+              <w:rPr>
+                <w:rFonts w:ascii="Arial" w:hAnsi="Arial" w:cs="Arial"/>
+              </w:rPr>
+            </w:pPr>
+            <w:r>
+              <w:rPr>
+                <w:rFonts w:ascii="Arial" w:hAnsi="Arial" w:cs="Arial"/>
+              </w:rPr>
+              <w:t xml:space="preserve">Aggiungere le ultime modifiche al </w:t>
+            </w:r>
+            <w:proofErr w:type="spellStart"/>
+            <w:r>
+              <w:rPr>
+                <w:rFonts w:ascii="Arial" w:hAnsi="Arial" w:cs="Arial"/>
+              </w:rPr>
+              <w:t>gannt</w:t>
+            </w:r>
+            <w:proofErr w:type="spellEnd"/>
+            <w:r>
+              <w:rPr>
+                <w:rFonts w:ascii="Arial" w:hAnsi="Arial" w:cs="Arial"/>
+              </w:rPr>
+              <w:sym w:font="Wingdings" w:char="F0E0"/>
+            </w:r>
+            <w:r>
+              <w:rPr>
+                <w:rFonts w:ascii="Arial" w:hAnsi="Arial" w:cs="Arial"/>
+              </w:rPr>
+              <w:t>Sidon</w:t>
+            </w:r>
+          </w:p>
+          <w:p>
+            <w:pPr>
+              <w:rPr>
+                <w:rFonts w:ascii="Arial" w:hAnsi="Arial" w:cs="Arial"/>
+              </w:rPr>
+            </w:pPr>
+            <w:proofErr w:type="spellStart"/>
+            <w:r>
+              <w:rPr>
+                <w:rFonts w:ascii="Arial" w:hAnsi="Arial" w:cs="Arial"/>
+              </w:rPr>
+              <w:t>Rivisionare</w:t>
+            </w:r>
+            <w:proofErr w:type="spellEnd"/>
+            <w:r>
+              <w:rPr>
+                <w:rFonts w:ascii="Arial" w:hAnsi="Arial" w:cs="Arial"/>
+              </w:rPr>
+              <w:t xml:space="preserve"> use case e diagramma di flusso</w:t>
+            </w:r>
+            <w:r>
+              <w:rPr>
+                <w:rFonts w:ascii="Arial" w:hAnsi="Arial" w:cs="Arial"/>
+              </w:rPr>
+              <w:sym w:font="Wingdings" w:char="F0E0"/>
+            </w:r>
+            <w:r>
+              <w:rPr>
+                <w:rFonts w:ascii="Arial" w:hAnsi="Arial" w:cs="Arial"/>
+              </w:rPr>
+              <w:t>Quan</w:t>
+            </w:r>
+          </w:p>
+          <w:p>
+            <w:pPr>
+              <w:rPr>
+                <w:rFonts w:ascii="Arial" w:hAnsi="Arial" w:cs="Arial"/>
+              </w:rPr>
+            </w:pPr>
+            <w:r>
+              <w:rPr>
+                <w:rFonts w:ascii="Arial" w:hAnsi="Arial" w:cs="Arial"/>
+              </w:rPr>
+              <w:t>Creazione struttura cartelle</w:t>
+            </w:r>
+            <w:r>
+              <w:rPr>
+                <w:rFonts w:ascii="Arial" w:hAnsi="Arial" w:cs="Arial"/>
+              </w:rPr>
+              <w:sym w:font="Wingdings" w:char="F0E0"/>
+            </w:r>
+            <w:r>
+              <w:rPr>
+                <w:rFonts w:ascii="Arial" w:hAnsi="Arial" w:cs="Arial"/>
+              </w:rPr>
+              <w:t xml:space="preserve"> tutti</w:t>
+            </w:r>
+          </w:p>
+          <w:p>
+            <w:pPr>
+              <w:rPr>
+                <w:rFonts w:ascii="Arial" w:hAnsi="Arial" w:cs="Arial"/>
+              </w:rPr>
+            </w:pPr>
+            <w:proofErr w:type="spellStart"/>
+            <w:r>
+              <w:rPr>
+                <w:rFonts w:ascii="Arial" w:hAnsi="Arial" w:cs="Arial"/>
+              </w:rPr>
+              <w:t>Inizare</w:t>
+            </w:r>
+            <w:proofErr w:type="spellEnd"/>
+            <w:r>
+              <w:rPr>
+                <w:rFonts w:ascii="Arial" w:hAnsi="Arial" w:cs="Arial"/>
+              </w:rPr>
+              <w:t xml:space="preserve"> i diversi </w:t>
+            </w:r>
+            <w:proofErr w:type="spellStart"/>
+            <w:r>
+              <w:rPr>
+                <w:rFonts w:ascii="Arial" w:hAnsi="Arial" w:cs="Arial"/>
+              </w:rPr>
+              <w:t>spritesheet</w:t>
+            </w:r>
+            <w:proofErr w:type="spellEnd"/>
+            <w:r>
+              <w:rPr>
+                <w:rFonts w:ascii="Arial" w:hAnsi="Arial" w:cs="Arial"/>
+              </w:rPr>
+              <w:sym w:font="Wingdings" w:char="F0E0"/>
+            </w:r>
+            <w:r>
+              <w:rPr>
+                <w:rFonts w:ascii="Arial" w:hAnsi="Arial" w:cs="Arial"/>
+              </w:rPr>
+              <w:t>Ogni membro il proprio personaggio</w:t>
+            </w:r>
+          </w:p>
+          <w:p>
+            <w:pPr>
+              <w:rPr>
+                <w:rFonts w:ascii="Arial" w:hAnsi="Arial" w:cs="Arial"/>
+              </w:rPr>
+            </w:pPr>
+            <w:proofErr w:type="spellStart"/>
+            <w:r>
+              <w:rPr>
+                <w:rFonts w:ascii="Arial" w:hAnsi="Arial" w:cs="Arial"/>
+              </w:rPr>
+              <w:t>Mockup</w:t>
+            </w:r>
+            <w:proofErr w:type="spellEnd"/>
+            <w:r>
+              <w:rPr>
+                <w:rFonts w:ascii="Arial" w:hAnsi="Arial" w:cs="Arial"/>
+              </w:rPr>
+              <w:t xml:space="preserve"> -&gt; tutti</w:t>
+            </w:r>
+          </w:p>
+        </w:tc>
+      </w:tr>
+    </w:tbl>
+    <w:p>
+      <w:pPr>
+        <w:rPr>
+          <w:rFonts w:ascii="Arial" w:hAnsi="Arial" w:cs="Arial"/>
+        </w:rPr>
+      </w:pPr>
+    </w:p>
+    <w:p>
+      <w:pPr>
+        <w:pStyle w:val="Titolo2"/>
+        <w:rPr>
+          <w:sz w:val="36"/>
+        </w:rPr>
+      </w:pPr>
+      <w:r>
+        <w:rPr>
+          <w:sz w:val="36"/>
+        </w:rPr>
+        <w:t>Agile - Resoconto</w:t>
+      </w:r>
+    </w:p>
+    <w:p/>
+    <w:tbl>
+      <w:tblPr>
+        <w:tblStyle w:val="Grigliatabella"/>
+        <w:tblW w:w="0" w:type="auto"/>
+        <w:tblLook w:val="04A0" w:firstRow="1" w:lastRow="0" w:firstColumn="1" w:lastColumn="0" w:noHBand="0" w:noVBand="1"/>
+      </w:tblPr>
+      <w:tblGrid>
+        <w:gridCol w:w="9628"/>
+      </w:tblGrid>
+      <w:tr>
+        <w:tc>
+          <w:tcPr>
+            <w:tcW w:w="9854" w:type="dxa"/>
+            <w:tcBorders>
+              <w:top w:val="single" w:sz="4" w:space="0" w:color="auto"/>
+              <w:left w:val="single" w:sz="4" w:space="0" w:color="auto"/>
+              <w:bottom w:val="single" w:sz="4" w:space="0" w:color="auto"/>
+              <w:right w:val="single" w:sz="4" w:space="0" w:color="auto"/>
+            </w:tcBorders>
+            <w:shd w:val="clear" w:color="auto" w:fill="D9D9D9" w:themeFill="background1" w:themeFillShade="D9"/>
+            <w:hideMark/>
+          </w:tcPr>
+          <w:p>
+            <w:pPr>
+              <w:rPr>
+                <w:rFonts w:ascii="Arial" w:hAnsi="Arial" w:cs="Arial"/>
+              </w:rPr>
+            </w:pPr>
+            <w:proofErr w:type="spellStart"/>
+            <w:r>
+              <w:rPr>
+                <w:rFonts w:ascii="Arial" w:hAnsi="Arial" w:cs="Arial"/>
+              </w:rPr>
+              <w:t>Daily</w:t>
+            </w:r>
+            <w:proofErr w:type="spellEnd"/>
+            <w:r>
+              <w:rPr>
+                <w:rFonts w:ascii="Arial" w:hAnsi="Arial" w:cs="Arial"/>
+              </w:rPr>
+              <w:t xml:space="preserve"> </w:t>
+            </w:r>
+            <w:proofErr w:type="spellStart"/>
+            <w:r>
+              <w:rPr>
+                <w:rFonts w:ascii="Arial" w:hAnsi="Arial" w:cs="Arial"/>
+              </w:rPr>
+              <w:t>Scrum</w:t>
+            </w:r>
+            <w:proofErr w:type="spellEnd"/>
+          </w:p>
+        </w:tc>
+      </w:tr>
+      <w:tr>
+        <w:tc>
+          <w:tcPr>
+            <w:tcW w:w="9854" w:type="dxa"/>
+            <w:tcBorders>
+              <w:top w:val="single" w:sz="4" w:space="0" w:color="auto"/>
+              <w:left w:val="single" w:sz="4" w:space="0" w:color="auto"/>
+              <w:bottom w:val="single" w:sz="4" w:space="0" w:color="auto"/>
+              <w:right w:val="single" w:sz="4" w:space="0" w:color="auto"/>
+            </w:tcBorders>
+          </w:tcPr>
+          <w:p>
+            <w:pPr>
+              <w:rPr>
+                <w:rFonts w:ascii="Arial" w:hAnsi="Arial" w:cs="Arial"/>
+              </w:rPr>
+            </w:pPr>
+          </w:p>
+        </w:tc>
+      </w:tr>
+    </w:tbl>
+    <w:p>
+      <w:pPr>
+        <w:rPr>
+          <w:rFonts w:ascii="Arial" w:hAnsi="Arial" w:cs="Arial"/>
+        </w:rPr>
+      </w:pPr>
+    </w:p>
+    <w:tbl>
+      <w:tblPr>
+        <w:tblStyle w:val="Grigliatabella"/>
+        <w:tblW w:w="0" w:type="auto"/>
+        <w:tblLook w:val="04A0" w:firstRow="1" w:lastRow="0" w:firstColumn="1" w:lastColumn="0" w:noHBand="0" w:noVBand="1"/>
+      </w:tblPr>
+      <w:tblGrid>
+        <w:gridCol w:w="9628"/>
+      </w:tblGrid>
+      <w:tr>
+        <w:tc>
+          <w:tcPr>
+            <w:tcW w:w="9854" w:type="dxa"/>
+            <w:tcBorders>
+              <w:top w:val="single" w:sz="4" w:space="0" w:color="auto"/>
+              <w:left w:val="single" w:sz="4" w:space="0" w:color="auto"/>
+              <w:bottom w:val="single" w:sz="4" w:space="0" w:color="auto"/>
+              <w:right w:val="single" w:sz="4" w:space="0" w:color="auto"/>
+            </w:tcBorders>
+            <w:shd w:val="clear" w:color="auto" w:fill="D9D9D9" w:themeFill="background1" w:themeFillShade="D9"/>
+            <w:hideMark/>
+          </w:tcPr>
+          <w:p>
+            <w:pPr>
+              <w:rPr>
+                <w:rFonts w:ascii="Arial" w:hAnsi="Arial" w:cs="Arial"/>
+              </w:rPr>
+            </w:pPr>
+            <w:r>
+              <w:rPr>
+                <w:rFonts w:ascii="Arial" w:hAnsi="Arial" w:cs="Arial"/>
+              </w:rPr>
+              <w:t>Sprint Planning</w:t>
+            </w:r>
+          </w:p>
+        </w:tc>
+      </w:tr>
+      <w:tr>
+        <w:tc>
+          <w:tcPr>
+            <w:tcW w:w="9854" w:type="dxa"/>
+            <w:tcBorders>
+              <w:top w:val="single" w:sz="4" w:space="0" w:color="auto"/>
+              <w:left w:val="single" w:sz="4" w:space="0" w:color="auto"/>
+              <w:bottom w:val="single" w:sz="4" w:space="0" w:color="auto"/>
+              <w:right w:val="single" w:sz="4" w:space="0" w:color="auto"/>
+            </w:tcBorders>
+          </w:tcPr>
+          <w:p>
+            <w:pPr>
+              <w:rPr>
+                <w:rFonts w:ascii="Arial" w:hAnsi="Arial" w:cs="Arial"/>
+              </w:rPr>
+            </w:pPr>
+          </w:p>
+        </w:tc>
+      </w:tr>
+    </w:tbl>
+    <w:p>
+      <w:pPr>
+        <w:rPr>
+          <w:rFonts w:ascii="Arial" w:hAnsi="Arial" w:cs="Arial"/>
+        </w:rPr>
+      </w:pPr>
+    </w:p>
+    <w:tbl>
+      <w:tblPr>
+        <w:tblStyle w:val="Grigliatabella"/>
+        <w:tblW w:w="0" w:type="auto"/>
+        <w:tblLook w:val="04A0" w:firstRow="1" w:lastRow="0" w:firstColumn="1" w:lastColumn="0" w:noHBand="0" w:noVBand="1"/>
+      </w:tblPr>
+      <w:tblGrid>
+        <w:gridCol w:w="9628"/>
+      </w:tblGrid>
+      <w:tr>
+        <w:tc>
+          <w:tcPr>
+            <w:tcW w:w="9854" w:type="dxa"/>
+            <w:tcBorders>
+              <w:top w:val="single" w:sz="4" w:space="0" w:color="auto"/>
+              <w:left w:val="single" w:sz="4" w:space="0" w:color="auto"/>
+              <w:bottom w:val="single" w:sz="4" w:space="0" w:color="auto"/>
+              <w:right w:val="single" w:sz="4" w:space="0" w:color="auto"/>
+            </w:tcBorders>
+            <w:shd w:val="clear" w:color="auto" w:fill="D9D9D9" w:themeFill="background1" w:themeFillShade="D9"/>
+            <w:hideMark/>
+          </w:tcPr>
+          <w:p>
+            <w:pPr>
+              <w:rPr>
+                <w:rFonts w:ascii="Arial" w:hAnsi="Arial" w:cs="Arial"/>
+              </w:rPr>
+            </w:pPr>
+            <w:r>
+              <w:rPr>
+                <w:rFonts w:ascii="Arial" w:hAnsi="Arial" w:cs="Arial"/>
+              </w:rPr>
+              <w:t>Sprint Review</w:t>
+            </w:r>
+          </w:p>
+        </w:tc>
+      </w:tr>
+      <w:tr>
+        <w:tc>
+          <w:tcPr>
+            <w:tcW w:w="9854" w:type="dxa"/>
+            <w:tcBorders>
+              <w:top w:val="single" w:sz="4" w:space="0" w:color="auto"/>
+              <w:left w:val="single" w:sz="4" w:space="0" w:color="auto"/>
+              <w:bottom w:val="single" w:sz="4" w:space="0" w:color="auto"/>
+              <w:right w:val="single" w:sz="4" w:space="0" w:color="auto"/>
+            </w:tcBorders>
+          </w:tcPr>
+          <w:p>
+            <w:pPr>
+              <w:rPr>
+                <w:rFonts w:ascii="Arial" w:hAnsi="Arial" w:cs="Arial"/>
+              </w:rPr>
+            </w:pPr>
+          </w:p>
+        </w:tc>
+      </w:tr>
+    </w:tbl>
+    <w:p>
+      <w:pPr>
+        <w:rPr>
+          <w:rFonts w:ascii="Arial" w:hAnsi="Arial" w:cs="Arial"/>
+        </w:rPr>
+      </w:pPr>
+    </w:p>
+    <w:tbl>
+      <w:tblPr>
+        <w:tblStyle w:val="Grigliatabella"/>
+        <w:tblW w:w="0" w:type="auto"/>
+        <w:tblLook w:val="04A0" w:firstRow="1" w:lastRow="0" w:firstColumn="1" w:lastColumn="0" w:noHBand="0" w:noVBand="1"/>
+      </w:tblPr>
+      <w:tblGrid>
+        <w:gridCol w:w="9628"/>
+      </w:tblGrid>
+      <w:tr>
+        <w:tc>
+          <w:tcPr>
+            <w:tcW w:w="9854" w:type="dxa"/>
+            <w:tcBorders>
+              <w:top w:val="single" w:sz="4" w:space="0" w:color="auto"/>
+              <w:left w:val="single" w:sz="4" w:space="0" w:color="auto"/>
+              <w:bottom w:val="single" w:sz="4" w:space="0" w:color="auto"/>
+              <w:right w:val="single" w:sz="4" w:space="0" w:color="auto"/>
+            </w:tcBorders>
+            <w:shd w:val="clear" w:color="auto" w:fill="D9D9D9" w:themeFill="background1" w:themeFillShade="D9"/>
+            <w:hideMark/>
+          </w:tcPr>
+          <w:p>
+            <w:pPr>
+              <w:rPr>
+                <w:rFonts w:ascii="Arial" w:hAnsi="Arial" w:cs="Arial"/>
+              </w:rPr>
+            </w:pPr>
+            <w:r>
+              <w:rPr>
+                <w:rFonts w:ascii="Arial" w:hAnsi="Arial" w:cs="Arial"/>
+              </w:rPr>
+              <w:t xml:space="preserve">Sprint </w:t>
+            </w:r>
+            <w:proofErr w:type="spellStart"/>
+            <w:r>
+              <w:rPr>
+                <w:rFonts w:ascii="Arial" w:hAnsi="Arial" w:cs="Arial"/>
+              </w:rPr>
+              <w:t>Retrospective</w:t>
+            </w:r>
+            <w:proofErr w:type="spellEnd"/>
+          </w:p>
+        </w:tc>
+      </w:tr>
+      <w:tr>
+        <w:tc>
+          <w:tcPr>
+            <w:tcW w:w="9854" w:type="dxa"/>
+            <w:tcBorders>
+              <w:top w:val="single" w:sz="4" w:space="0" w:color="auto"/>
+              <w:left w:val="single" w:sz="4" w:space="0" w:color="auto"/>
+              <w:bottom w:val="single" w:sz="4" w:space="0" w:color="auto"/>
+              <w:right w:val="single" w:sz="4" w:space="0" w:color="auto"/>
+            </w:tcBorders>
+          </w:tcPr>
+          <w:p>
+            <w:pPr>
+              <w:rPr>
+                <w:rFonts w:ascii="Arial" w:hAnsi="Arial" w:cs="Arial"/>
+              </w:rPr>
+            </w:pPr>
+          </w:p>
+        </w:tc>
+      </w:tr>
+    </w:tbl>
+    <w:p>
+      <w:pPr>
+        <w:rPr>
+          <w:rFonts w:ascii="Arial" w:hAnsi="Arial" w:cs="Arial"/>
+        </w:rPr>
+      </w:pPr>
+    </w:p>
+    <w:p>
+      <w:pPr>
+        <w:rPr>
+          <w:rFonts w:ascii="Arial" w:hAnsi="Arial" w:cs="Arial"/>
+        </w:rPr>
+      </w:pPr>
+      <w:r>
+        <w:rPr>
+          <w:rFonts w:ascii="Arial" w:hAnsi="Arial" w:cs="Arial"/>
+        </w:rPr>
+        <w:br w:type="page"/>
+      </w:r>
+    </w:p>
+    <w:tbl>
+      <w:tblPr>
+        <w:tblStyle w:val="Grigliatabella"/>
+        <w:tblW w:w="9634" w:type="dxa"/>
+        <w:tblLook w:val="04A0" w:firstRow="1" w:lastRow="0" w:firstColumn="1" w:lastColumn="0" w:noHBand="0" w:noVBand="1"/>
+      </w:tblPr>
+      <w:tblGrid>
+        <w:gridCol w:w="4803"/>
+        <w:gridCol w:w="4831"/>
+      </w:tblGrid>
+      <w:tr>
+        <w:trPr>
+          <w:trHeight w:hRule="exact" w:val="397"/>
+        </w:trPr>
+        <w:tc>
+          <w:tcPr>
+            <w:tcW w:w="4803" w:type="dxa"/>
+            <w:tcBorders>
+              <w:top w:val="single" w:sz="4" w:space="0" w:color="auto"/>
+              <w:left w:val="single" w:sz="4" w:space="0" w:color="auto"/>
+              <w:bottom w:val="single" w:sz="4" w:space="0" w:color="auto"/>
+              <w:right w:val="single" w:sz="4" w:space="0" w:color="auto"/>
+            </w:tcBorders>
+            <w:vAlign w:val="center"/>
+            <w:hideMark/>
+          </w:tcPr>
+          <w:p>
+            <w:pPr>
+              <w:rPr>
+                <w:rFonts w:ascii="Arial" w:hAnsi="Arial" w:cs="Arial"/>
+              </w:rPr>
+            </w:pPr>
+            <w:r>
+              <w:rPr>
+                <w:rFonts w:ascii="Arial" w:hAnsi="Arial" w:cs="Arial"/>
+              </w:rPr>
+              <w:lastRenderedPageBreak/>
+              <w:t>Luogo</w:t>
+            </w:r>
+          </w:p>
+        </w:tc>
+        <w:tc>
+          <w:tcPr>
+            <w:tcW w:w="4831" w:type="dxa"/>
+            <w:tcBorders>
+              <w:top w:val="single" w:sz="4" w:space="0" w:color="auto"/>
+              <w:left w:val="single" w:sz="4" w:space="0" w:color="auto"/>
+              <w:bottom w:val="single" w:sz="4" w:space="0" w:color="auto"/>
+              <w:right w:val="single" w:sz="4" w:space="0" w:color="auto"/>
+            </w:tcBorders>
+            <w:vAlign w:val="center"/>
+            <w:hideMark/>
+          </w:tcPr>
+          <w:p>
+            <w:pPr>
+              <w:pStyle w:val="Nessunaspaziatura"/>
+              <w:spacing w:line="360" w:lineRule="auto"/>
+              <w:rPr>
+                <w:rFonts w:ascii="Arial" w:hAnsi="Arial" w:cs="Arial"/>
+              </w:rPr>
+            </w:pPr>
+            <w:r>
+              <w:rPr>
+                <w:rFonts w:ascii="Arial" w:hAnsi="Arial" w:cs="Arial"/>
+              </w:rPr>
+              <w:t>Canobbio</w:t>
+            </w:r>
+          </w:p>
+        </w:tc>
+      </w:tr>
+      <w:tr>
+        <w:trPr>
+          <w:trHeight w:hRule="exact" w:val="397"/>
+        </w:trPr>
+        <w:tc>
+          <w:tcPr>
+            <w:tcW w:w="4803" w:type="dxa"/>
+            <w:tcBorders>
+              <w:top w:val="single" w:sz="4" w:space="0" w:color="auto"/>
+              <w:left w:val="single" w:sz="4" w:space="0" w:color="auto"/>
+              <w:bottom w:val="single" w:sz="4" w:space="0" w:color="auto"/>
+              <w:right w:val="single" w:sz="4" w:space="0" w:color="auto"/>
+            </w:tcBorders>
+            <w:vAlign w:val="center"/>
+            <w:hideMark/>
+          </w:tcPr>
+          <w:p>
+            <w:pPr>
+              <w:rPr>
+                <w:rFonts w:ascii="Arial" w:hAnsi="Arial" w:cs="Arial"/>
+              </w:rPr>
+            </w:pPr>
+            <w:r>
+              <w:rPr>
+                <w:rFonts w:ascii="Arial" w:hAnsi="Arial" w:cs="Arial"/>
+              </w:rPr>
+              <w:t>Data</w:t>
+            </w:r>
+          </w:p>
+        </w:tc>
+        <w:tc>
+          <w:tcPr>
+            <w:tcW w:w="4831" w:type="dxa"/>
+            <w:tcBorders>
+              <w:top w:val="single" w:sz="4" w:space="0" w:color="auto"/>
+              <w:left w:val="single" w:sz="4" w:space="0" w:color="auto"/>
+              <w:bottom w:val="single" w:sz="4" w:space="0" w:color="auto"/>
+              <w:right w:val="single" w:sz="4" w:space="0" w:color="auto"/>
+            </w:tcBorders>
+            <w:vAlign w:val="center"/>
+            <w:hideMark/>
+          </w:tcPr>
+          <w:p>
+            <w:pPr>
+              <w:rPr>
+                <w:rFonts w:ascii="Arial" w:hAnsi="Arial" w:cs="Arial"/>
+              </w:rPr>
+            </w:pPr>
+            <w:r>
+              <w:rPr>
+                <w:rFonts w:ascii="Arial" w:hAnsi="Arial" w:cs="Arial"/>
+              </w:rPr>
+              <w:t>27</w:t>
+            </w:r>
+            <w:r>
+              <w:rPr>
+                <w:rFonts w:ascii="Arial" w:hAnsi="Arial" w:cs="Arial"/>
+              </w:rPr>
+              <w:t>.02.2026</w:t>
+            </w:r>
+          </w:p>
+        </w:tc>
+      </w:tr>
+    </w:tbl>
+    <w:p>
+      <w:pPr>
+        <w:rPr>
+          <w:rFonts w:ascii="Arial" w:hAnsi="Arial" w:cs="Arial"/>
+        </w:rPr>
+      </w:pPr>
+    </w:p>
+    <w:tbl>
+      <w:tblPr>
+        <w:tblStyle w:val="Grigliatabella"/>
+        <w:tblW w:w="0" w:type="auto"/>
+        <w:tblLook w:val="04A0" w:firstRow="1" w:lastRow="0" w:firstColumn="1" w:lastColumn="0" w:noHBand="0" w:noVBand="1"/>
+      </w:tblPr>
+      <w:tblGrid>
+        <w:gridCol w:w="1555"/>
+        <w:gridCol w:w="8073"/>
+      </w:tblGrid>
+      <w:tr>
+        <w:tc>
+          <w:tcPr>
+            <w:tcW w:w="9628" w:type="dxa"/>
+            <w:gridSpan w:val="2"/>
+            <w:shd w:val="clear" w:color="auto" w:fill="D9D9D9" w:themeFill="background1" w:themeFillShade="D9"/>
+          </w:tcPr>
+          <w:p>
+            <w:pPr>
+              <w:rPr>
+                <w:rFonts w:ascii="Arial" w:hAnsi="Arial" w:cs="Arial"/>
+              </w:rPr>
+            </w:pPr>
+            <w:r>
+              <w:rPr>
+                <w:rFonts w:ascii="Arial" w:hAnsi="Arial" w:cs="Arial"/>
+              </w:rPr>
+              <w:t>Lavori svolti</w:t>
+            </w:r>
+          </w:p>
+        </w:tc>
+      </w:tr>
+      <w:tr>
+        <w:tc>
+          <w:tcPr>
+            <w:tcW w:w="1555" w:type="dxa"/>
+            <w:vAlign w:val="center"/>
+          </w:tcPr>
+          <w:p>
+            <w:pPr>
+              <w:jc w:val="center"/>
+              <w:rPr>
+                <w:rFonts w:ascii="Arial" w:hAnsi="Arial" w:cs="Arial"/>
+              </w:rPr>
+            </w:pPr>
+            <w:r>
+              <w:rPr>
+                <w:rFonts w:ascii="Arial" w:hAnsi="Arial" w:cs="Arial"/>
+              </w:rPr>
+              <w:t>8:20-9:35</w:t>
+            </w:r>
+          </w:p>
+        </w:tc>
+        <w:tc>
+          <w:tcPr>
+            <w:tcW w:w="8073" w:type="dxa"/>
+          </w:tcPr>
+          <w:p>
+            <w:pPr>
+              <w:jc w:val="both"/>
+              <w:rPr>
+                <w:rFonts w:ascii="Arial" w:hAnsi="Arial" w:cs="Arial"/>
+              </w:rPr>
+            </w:pPr>
+          </w:p>
+        </w:tc>
+      </w:tr>
+      <w:tr>
+        <w:tc>
+          <w:tcPr>
+            <w:tcW w:w="1555" w:type="dxa"/>
+            <w:vAlign w:val="center"/>
+          </w:tcPr>
+          <w:p>
+            <w:pPr>
+              <w:jc w:val="center"/>
+              <w:rPr>
+                <w:rFonts w:ascii="Arial" w:hAnsi="Arial" w:cs="Arial"/>
+              </w:rPr>
+            </w:pPr>
+            <w:r>
+              <w:rPr>
+                <w:rFonts w:ascii="Arial" w:hAnsi="Arial" w:cs="Arial"/>
+              </w:rPr>
+              <w:t>9:50-11:35</w:t>
+            </w:r>
+          </w:p>
+        </w:tc>
+        <w:tc>
+          <w:tcPr>
+            <w:tcW w:w="8073" w:type="dxa"/>
+          </w:tcPr>
+          <w:p>
+            <w:pPr>
+              <w:rPr>
+                <w:rFonts w:ascii="Arial" w:hAnsi="Arial" w:cs="Arial"/>
+              </w:rPr>
+            </w:pPr>
+          </w:p>
+        </w:tc>
+      </w:tr>
+      <w:tr>
+        <w:tc>
+          <w:tcPr>
+            <w:tcW w:w="1555" w:type="dxa"/>
+            <w:vAlign w:val="center"/>
+          </w:tcPr>
+          <w:p>
+            <w:pPr>
+              <w:jc w:val="center"/>
+              <w:rPr>
+                <w:rFonts w:ascii="Arial" w:hAnsi="Arial" w:cs="Arial"/>
+              </w:rPr>
+            </w:pPr>
+            <w:r>
+              <w:rPr>
+                <w:rFonts w:ascii="Arial" w:hAnsi="Arial" w:cs="Arial"/>
+              </w:rPr>
+              <w:t>12:30-14:00</w:t>
+            </w:r>
+          </w:p>
+        </w:tc>
+        <w:tc>
+          <w:tcPr>
+            <w:tcW w:w="8073" w:type="dxa"/>
+          </w:tcPr>
+          <w:p>
+            <w:pPr>
+              <w:jc w:val="both"/>
+              <w:rPr>
+                <w:rFonts w:ascii="Arial" w:hAnsi="Arial" w:cs="Arial"/>
+              </w:rPr>
+            </w:pPr>
+          </w:p>
+        </w:tc>
+      </w:tr>
+      <w:tr>
+        <w:tc>
+          <w:tcPr>
+            <w:tcW w:w="1555" w:type="dxa"/>
+            <w:vAlign w:val="center"/>
+          </w:tcPr>
+          <w:p>
+            <w:pPr>
+              <w:jc w:val="center"/>
+              <w:rPr>
+                <w:rFonts w:ascii="Arial" w:hAnsi="Arial" w:cs="Arial"/>
+              </w:rPr>
+            </w:pPr>
+            <w:r>
+              <w:rPr>
+                <w:rFonts w:ascii="Arial" w:hAnsi="Arial" w:cs="Arial"/>
+              </w:rPr>
+              <w:t>14:15-15:45</w:t>
+            </w:r>
+          </w:p>
+        </w:tc>
+        <w:tc>
+          <w:tcPr>
+            <w:tcW w:w="8073" w:type="dxa"/>
+          </w:tcPr>
+          <w:p>
+            <w:pPr>
+              <w:rPr>
+                <w:rFonts w:ascii="Arial" w:hAnsi="Arial" w:cs="Arial"/>
+              </w:rPr>
+            </w:pPr>
+          </w:p>
+        </w:tc>
+      </w:tr>
+    </w:tbl>
+    <w:p>
+      <w:pPr>
+        <w:rPr>
+          <w:rFonts w:ascii="Arial" w:hAnsi="Arial" w:cs="Arial"/>
+        </w:rPr>
+      </w:pPr>
+    </w:p>
+    <w:tbl>
+      <w:tblPr>
+        <w:tblStyle w:val="Grigliatabella"/>
+        <w:tblW w:w="0" w:type="auto"/>
+        <w:tblLook w:val="04A0" w:firstRow="1" w:lastRow="0" w:firstColumn="1" w:lastColumn="0" w:noHBand="0" w:noVBand="1"/>
+      </w:tblPr>
+      <w:tblGrid>
+        <w:gridCol w:w="9628"/>
+      </w:tblGrid>
+      <w:tr>
+        <w:tc>
+          <w:tcPr>
+            <w:tcW w:w="9854" w:type="dxa"/>
+            <w:tcBorders>
+              <w:top w:val="single" w:sz="4" w:space="0" w:color="auto"/>
+              <w:left w:val="single" w:sz="4" w:space="0" w:color="auto"/>
+              <w:bottom w:val="single" w:sz="4" w:space="0" w:color="auto"/>
+              <w:right w:val="single" w:sz="4" w:space="0" w:color="auto"/>
+            </w:tcBorders>
+            <w:shd w:val="clear" w:color="auto" w:fill="D9D9D9" w:themeFill="background1" w:themeFillShade="D9"/>
+            <w:hideMark/>
+          </w:tcPr>
+          <w:p>
+            <w:pPr>
+              <w:rPr>
+                <w:rFonts w:ascii="Arial" w:hAnsi="Arial" w:cs="Arial"/>
+              </w:rPr>
+            </w:pPr>
+            <w:r>
+              <w:rPr>
+                <w:rFonts w:ascii="Arial" w:hAnsi="Arial" w:cs="Arial"/>
+              </w:rPr>
+              <w:t>Problemi riscontrati e soluzioni adottate</w:t>
+            </w:r>
+          </w:p>
+        </w:tc>
+      </w:tr>
+      <w:tr>
+        <w:tc>
+          <w:tcPr>
+            <w:tcW w:w="9854" w:type="dxa"/>
+            <w:tcBorders>
+              <w:top w:val="single" w:sz="4" w:space="0" w:color="auto"/>
+              <w:left w:val="single" w:sz="4" w:space="0" w:color="auto"/>
+              <w:bottom w:val="single" w:sz="4" w:space="0" w:color="auto"/>
+              <w:right w:val="single" w:sz="4" w:space="0" w:color="auto"/>
+            </w:tcBorders>
+          </w:tcPr>
+          <w:p>
+            <w:pPr>
+              <w:rPr>
+                <w:rFonts w:ascii="Arial" w:hAnsi="Arial" w:cs="Arial"/>
+              </w:rPr>
+            </w:pPr>
+          </w:p>
+        </w:tc>
+      </w:tr>
+    </w:tbl>
+    <w:p>
+      <w:pPr>
+        <w:rPr>
+          <w:rFonts w:ascii="Arial" w:hAnsi="Arial" w:cs="Arial"/>
+        </w:rPr>
+      </w:pPr>
+    </w:p>
+    <w:tbl>
+      <w:tblPr>
+        <w:tblStyle w:val="Grigliatabella"/>
+        <w:tblW w:w="0" w:type="auto"/>
+        <w:tblLook w:val="04A0" w:firstRow="1" w:lastRow="0" w:firstColumn="1" w:lastColumn="0" w:noHBand="0" w:noVBand="1"/>
+      </w:tblPr>
+      <w:tblGrid>
+        <w:gridCol w:w="9628"/>
+      </w:tblGrid>
+      <w:tr>
+        <w:tc>
+          <w:tcPr>
+            <w:tcW w:w="9854" w:type="dxa"/>
+            <w:tcBorders>
+              <w:top w:val="single" w:sz="4" w:space="0" w:color="auto"/>
+              <w:left w:val="single" w:sz="4" w:space="0" w:color="auto"/>
+              <w:bottom w:val="single" w:sz="4" w:space="0" w:color="auto"/>
+              <w:right w:val="single" w:sz="4" w:space="0" w:color="auto"/>
+            </w:tcBorders>
+            <w:shd w:val="clear" w:color="auto" w:fill="D9D9D9" w:themeFill="background1" w:themeFillShade="D9"/>
+            <w:hideMark/>
+          </w:tcPr>
+          <w:p>
+            <w:pPr>
+              <w:rPr>
+                <w:rFonts w:ascii="Arial" w:hAnsi="Arial" w:cs="Arial"/>
+              </w:rPr>
+            </w:pPr>
+            <w:r>
+              <w:rPr>
+                <w:rFonts w:ascii="Arial" w:hAnsi="Arial" w:cs="Arial"/>
+              </w:rPr>
+              <w:t>Punto della situazione rispetto alla pianificazione</w:t>
+            </w:r>
+          </w:p>
+        </w:tc>
+      </w:tr>
+      <w:tr>
+        <w:tc>
+          <w:tcPr>
+            <w:tcW w:w="9854" w:type="dxa"/>
+            <w:tcBorders>
+              <w:top w:val="single" w:sz="4" w:space="0" w:color="auto"/>
+              <w:left w:val="single" w:sz="4" w:space="0" w:color="auto"/>
+              <w:bottom w:val="single" w:sz="4" w:space="0" w:color="auto"/>
+              <w:right w:val="single" w:sz="4" w:space="0" w:color="auto"/>
+            </w:tcBorders>
+          </w:tcPr>
+          <w:p>
+            <w:pPr>
+              <w:rPr>
+                <w:rFonts w:ascii="Arial" w:hAnsi="Arial" w:cs="Arial"/>
+              </w:rPr>
+            </w:pPr>
+          </w:p>
+        </w:tc>
+      </w:tr>
+    </w:tbl>
+    <w:p>
+      <w:pPr>
+        <w:rPr>
+          <w:rFonts w:ascii="Arial" w:hAnsi="Arial" w:cs="Arial"/>
+        </w:rPr>
+      </w:pPr>
+    </w:p>
+    <w:tbl>
+      <w:tblPr>
+        <w:tblStyle w:val="Grigliatabella"/>
+        <w:tblW w:w="0" w:type="auto"/>
+        <w:tblLook w:val="04A0" w:firstRow="1" w:lastRow="0" w:firstColumn="1" w:lastColumn="0" w:noHBand="0" w:noVBand="1"/>
+      </w:tblPr>
+      <w:tblGrid>
+        <w:gridCol w:w="9628"/>
+      </w:tblGrid>
+      <w:tr>
+        <w:tc>
+          <w:tcPr>
+            <w:tcW w:w="9854" w:type="dxa"/>
+            <w:tcBorders>
+              <w:top w:val="single" w:sz="4" w:space="0" w:color="auto"/>
+              <w:left w:val="single" w:sz="4" w:space="0" w:color="auto"/>
+              <w:bottom w:val="single" w:sz="4" w:space="0" w:color="auto"/>
+              <w:right w:val="single" w:sz="4" w:space="0" w:color="auto"/>
+            </w:tcBorders>
+            <w:shd w:val="clear" w:color="auto" w:fill="D9D9D9" w:themeFill="background1" w:themeFillShade="D9"/>
+            <w:hideMark/>
+          </w:tcPr>
+          <w:p>
+            <w:pPr>
+              <w:rPr>
+                <w:rFonts w:ascii="Arial" w:hAnsi="Arial" w:cs="Arial"/>
+              </w:rPr>
+            </w:pPr>
+            <w:r>
+              <w:rPr>
+                <w:rFonts w:ascii="Arial" w:hAnsi="Arial" w:cs="Arial"/>
+              </w:rPr>
+              <w:t>Programma di massima per la prossima giornata di lavoro</w:t>
+            </w:r>
+          </w:p>
+        </w:tc>
+      </w:tr>
+      <w:tr>
+        <w:tc>
+          <w:tcPr>
+            <w:tcW w:w="9854" w:type="dxa"/>
+            <w:tcBorders>
+              <w:top w:val="single" w:sz="4" w:space="0" w:color="auto"/>
+              <w:left w:val="single" w:sz="4" w:space="0" w:color="auto"/>
+              <w:bottom w:val="single" w:sz="4" w:space="0" w:color="auto"/>
+              <w:right w:val="single" w:sz="4" w:space="0" w:color="auto"/>
+            </w:tcBorders>
+          </w:tcPr>
+          <w:p>
+            <w:pPr>
+              <w:rPr>
+                <w:rFonts w:ascii="Arial" w:hAnsi="Arial" w:cs="Arial"/>
+              </w:rPr>
+            </w:pPr>
+          </w:p>
+        </w:tc>
+      </w:tr>
+    </w:tbl>
+    <w:p>
+      <w:pPr>
+        <w:rPr>
+          <w:rFonts w:ascii="Arial" w:hAnsi="Arial" w:cs="Arial"/>
+        </w:rPr>
+      </w:pPr>
+    </w:p>
+    <w:p>
+      <w:pPr>
+        <w:pStyle w:val="Titolo2"/>
+        <w:rPr>
+          <w:sz w:val="36"/>
+        </w:rPr>
+      </w:pPr>
+      <w:r>
+        <w:rPr>
+          <w:sz w:val="36"/>
+        </w:rPr>
+        <w:t>Agile - Resoconto</w:t>
+      </w:r>
+    </w:p>
+    <w:p/>
+    <w:tbl>
+      <w:tblPr>
+        <w:tblStyle w:val="Grigliatabella"/>
+        <w:tblW w:w="0" w:type="auto"/>
+        <w:tblLook w:val="04A0" w:firstRow="1" w:lastRow="0" w:firstColumn="1" w:lastColumn="0" w:noHBand="0" w:noVBand="1"/>
+      </w:tblPr>
+      <w:tblGrid>
+        <w:gridCol w:w="9628"/>
+      </w:tblGrid>
+      <w:tr>
+        <w:tc>
+          <w:tcPr>
+            <w:tcW w:w="9854" w:type="dxa"/>
+            <w:tcBorders>
+              <w:top w:val="single" w:sz="4" w:space="0" w:color="auto"/>
+              <w:left w:val="single" w:sz="4" w:space="0" w:color="auto"/>
+              <w:bottom w:val="single" w:sz="4" w:space="0" w:color="auto"/>
+              <w:right w:val="single" w:sz="4" w:space="0" w:color="auto"/>
+            </w:tcBorders>
+            <w:shd w:val="clear" w:color="auto" w:fill="D9D9D9" w:themeFill="background1" w:themeFillShade="D9"/>
+            <w:hideMark/>
+          </w:tcPr>
+          <w:p>
+            <w:pPr>
+              <w:rPr>
+                <w:rFonts w:ascii="Arial" w:hAnsi="Arial" w:cs="Arial"/>
+              </w:rPr>
+            </w:pPr>
+            <w:proofErr w:type="spellStart"/>
+            <w:r>
+              <w:rPr>
+                <w:rFonts w:ascii="Arial" w:hAnsi="Arial" w:cs="Arial"/>
+              </w:rPr>
+              <w:t>Daily</w:t>
+            </w:r>
+            <w:proofErr w:type="spellEnd"/>
+            <w:r>
+              <w:rPr>
+                <w:rFonts w:ascii="Arial" w:hAnsi="Arial" w:cs="Arial"/>
+              </w:rPr>
+              <w:t xml:space="preserve"> </w:t>
+            </w:r>
+            <w:proofErr w:type="spellStart"/>
+            <w:r>
+              <w:rPr>
+                <w:rFonts w:ascii="Arial" w:hAnsi="Arial" w:cs="Arial"/>
+              </w:rPr>
+              <w:t>Scrum</w:t>
+            </w:r>
+            <w:proofErr w:type="spellEnd"/>
+          </w:p>
+        </w:tc>
+      </w:tr>
+      <w:tr>
+        <w:tc>
+          <w:tcPr>
+            <w:tcW w:w="9854" w:type="dxa"/>
+            <w:tcBorders>
+              <w:top w:val="single" w:sz="4" w:space="0" w:color="auto"/>
+              <w:left w:val="single" w:sz="4" w:space="0" w:color="auto"/>
+              <w:bottom w:val="single" w:sz="4" w:space="0" w:color="auto"/>
+              <w:right w:val="single" w:sz="4" w:space="0" w:color="auto"/>
+            </w:tcBorders>
+          </w:tcPr>
+          <w:p>
+            <w:pPr>
+              <w:rPr>
+                <w:rFonts w:ascii="Arial" w:hAnsi="Arial" w:cs="Arial"/>
+              </w:rPr>
+            </w:pPr>
+          </w:p>
+        </w:tc>
+      </w:tr>
+    </w:tbl>
+    <w:p>
+      <w:pPr>
+        <w:rPr>
+          <w:rFonts w:ascii="Arial" w:hAnsi="Arial" w:cs="Arial"/>
+        </w:rPr>
+      </w:pPr>
+    </w:p>
+    <w:tbl>
+      <w:tblPr>
+        <w:tblStyle w:val="Grigliatabella"/>
+        <w:tblW w:w="0" w:type="auto"/>
+        <w:tblLook w:val="04A0" w:firstRow="1" w:lastRow="0" w:firstColumn="1" w:lastColumn="0" w:noHBand="0" w:noVBand="1"/>
+      </w:tblPr>
+      <w:tblGrid>
+        <w:gridCol w:w="9628"/>
+      </w:tblGrid>
+      <w:tr>
+        <w:tc>
+          <w:tcPr>
+            <w:tcW w:w="9854" w:type="dxa"/>
+            <w:tcBorders>
+              <w:top w:val="single" w:sz="4" w:space="0" w:color="auto"/>
+              <w:left w:val="single" w:sz="4" w:space="0" w:color="auto"/>
+              <w:bottom w:val="single" w:sz="4" w:space="0" w:color="auto"/>
+              <w:right w:val="single" w:sz="4" w:space="0" w:color="auto"/>
+            </w:tcBorders>
+            <w:shd w:val="clear" w:color="auto" w:fill="D9D9D9" w:themeFill="background1" w:themeFillShade="D9"/>
+            <w:hideMark/>
+          </w:tcPr>
+          <w:p>
+            <w:pPr>
+              <w:rPr>
+                <w:rFonts w:ascii="Arial" w:hAnsi="Arial" w:cs="Arial"/>
+              </w:rPr>
+            </w:pPr>
+            <w:r>
+              <w:rPr>
+                <w:rFonts w:ascii="Arial" w:hAnsi="Arial" w:cs="Arial"/>
+              </w:rPr>
+              <w:t>Sprint Planning</w:t>
+            </w:r>
+          </w:p>
+        </w:tc>
+      </w:tr>
+      <w:tr>
+        <w:tc>
+          <w:tcPr>
+            <w:tcW w:w="9854" w:type="dxa"/>
+            <w:tcBorders>
+              <w:top w:val="single" w:sz="4" w:space="0" w:color="auto"/>
+              <w:left w:val="single" w:sz="4" w:space="0" w:color="auto"/>
+              <w:bottom w:val="single" w:sz="4" w:space="0" w:color="auto"/>
+              <w:right w:val="single" w:sz="4" w:space="0" w:color="auto"/>
+            </w:tcBorders>
+          </w:tcPr>
+          <w:p>
+            <w:pPr>
+              <w:rPr>
+                <w:rFonts w:ascii="Arial" w:hAnsi="Arial" w:cs="Arial"/>
+              </w:rPr>
+            </w:pPr>
+          </w:p>
+        </w:tc>
+      </w:tr>
+    </w:tbl>
+    <w:p>
+      <w:pPr>
+        <w:rPr>
+          <w:rFonts w:ascii="Arial" w:hAnsi="Arial" w:cs="Arial"/>
+        </w:rPr>
+      </w:pPr>
+    </w:p>
+    <w:tbl>
+      <w:tblPr>
+        <w:tblStyle w:val="Grigliatabella"/>
+        <w:tblW w:w="0" w:type="auto"/>
+        <w:tblLook w:val="04A0" w:firstRow="1" w:lastRow="0" w:firstColumn="1" w:lastColumn="0" w:noHBand="0" w:noVBand="1"/>
+      </w:tblPr>
+      <w:tblGrid>
+        <w:gridCol w:w="9628"/>
+      </w:tblGrid>
+      <w:tr>
+        <w:tc>
+          <w:tcPr>
+            <w:tcW w:w="9854" w:type="dxa"/>
+            <w:tcBorders>
+              <w:top w:val="single" w:sz="4" w:space="0" w:color="auto"/>
+              <w:left w:val="single" w:sz="4" w:space="0" w:color="auto"/>
+              <w:bottom w:val="single" w:sz="4" w:space="0" w:color="auto"/>
+              <w:right w:val="single" w:sz="4" w:space="0" w:color="auto"/>
+            </w:tcBorders>
+            <w:shd w:val="clear" w:color="auto" w:fill="D9D9D9" w:themeFill="background1" w:themeFillShade="D9"/>
+            <w:hideMark/>
+          </w:tcPr>
+          <w:p>
+            <w:pPr>
+              <w:rPr>
+                <w:rFonts w:ascii="Arial" w:hAnsi="Arial" w:cs="Arial"/>
+              </w:rPr>
+            </w:pPr>
+            <w:r>
+              <w:rPr>
+                <w:rFonts w:ascii="Arial" w:hAnsi="Arial" w:cs="Arial"/>
+              </w:rPr>
+              <w:t>Sprint Review</w:t>
+            </w:r>
+          </w:p>
+        </w:tc>
+      </w:tr>
+      <w:tr>
+        <w:tc>
+          <w:tcPr>
+            <w:tcW w:w="9854" w:type="dxa"/>
+            <w:tcBorders>
+              <w:top w:val="single" w:sz="4" w:space="0" w:color="auto"/>
+              <w:left w:val="single" w:sz="4" w:space="0" w:color="auto"/>
+              <w:bottom w:val="single" w:sz="4" w:space="0" w:color="auto"/>
+              <w:right w:val="single" w:sz="4" w:space="0" w:color="auto"/>
+            </w:tcBorders>
+          </w:tcPr>
+          <w:p>
+            <w:pPr>
+              <w:rPr>
+                <w:rFonts w:ascii="Arial" w:hAnsi="Arial" w:cs="Arial"/>
+              </w:rPr>
+            </w:pPr>
+          </w:p>
+        </w:tc>
+      </w:tr>
+    </w:tbl>
+    <w:p>
+      <w:pPr>
+        <w:rPr>
+          <w:rFonts w:ascii="Arial" w:hAnsi="Arial" w:cs="Arial"/>
+        </w:rPr>
+      </w:pPr>
+    </w:p>
+    <w:tbl>
+      <w:tblPr>
+        <w:tblStyle w:val="Grigliatabella"/>
+        <w:tblW w:w="0" w:type="auto"/>
+        <w:tblLook w:val="04A0" w:firstRow="1" w:lastRow="0" w:firstColumn="1" w:lastColumn="0" w:noHBand="0" w:noVBand="1"/>
+      </w:tblPr>
+      <w:tblGrid>
+        <w:gridCol w:w="9628"/>
+      </w:tblGrid>
+      <w:tr>
+        <w:tc>
+          <w:tcPr>
+            <w:tcW w:w="9854" w:type="dxa"/>
+            <w:tcBorders>
+              <w:top w:val="single" w:sz="4" w:space="0" w:color="auto"/>
+              <w:left w:val="single" w:sz="4" w:space="0" w:color="auto"/>
+              <w:bottom w:val="single" w:sz="4" w:space="0" w:color="auto"/>
+              <w:right w:val="single" w:sz="4" w:space="0" w:color="auto"/>
+            </w:tcBorders>
+            <w:shd w:val="clear" w:color="auto" w:fill="D9D9D9" w:themeFill="background1" w:themeFillShade="D9"/>
+            <w:hideMark/>
+          </w:tcPr>
+          <w:p>
+            <w:pPr>
+              <w:rPr>
+                <w:rFonts w:ascii="Arial" w:hAnsi="Arial" w:cs="Arial"/>
+              </w:rPr>
+            </w:pPr>
+            <w:r>
+              <w:rPr>
+                <w:rFonts w:ascii="Arial" w:hAnsi="Arial" w:cs="Arial"/>
+              </w:rPr>
+              <w:t xml:space="preserve">Sprint </w:t>
+            </w:r>
+            <w:proofErr w:type="spellStart"/>
+            <w:r>
+              <w:rPr>
+                <w:rFonts w:ascii="Arial" w:hAnsi="Arial" w:cs="Arial"/>
+              </w:rPr>
+              <w:t>Retrospective</w:t>
+            </w:r>
+            <w:proofErr w:type="spellEnd"/>
+          </w:p>
+        </w:tc>
+      </w:tr>
+      <w:tr>
+        <w:tc>
+          <w:tcPr>
+            <w:tcW w:w="9854" w:type="dxa"/>
+            <w:tcBorders>
+              <w:top w:val="single" w:sz="4" w:space="0" w:color="auto"/>
+              <w:left w:val="single" w:sz="4" w:space="0" w:color="auto"/>
+              <w:bottom w:val="single" w:sz="4" w:space="0" w:color="auto"/>
+              <w:right w:val="single" w:sz="4" w:space="0" w:color="auto"/>
+            </w:tcBorders>
+          </w:tcPr>
+          <w:p>
+            <w:pPr>
+              <w:rPr>
+                <w:rFonts w:ascii="Arial" w:hAnsi="Arial" w:cs="Arial"/>
+              </w:rPr>
+            </w:pPr>
           </w:p>
         </w:tc>
       </w:tr>
@@ -5511,10 +7869,32 @@
     <w:qFormat/>
     <w:rsid w:val="00632B06"/>
   </w:style>
+  <w:style w:type="paragraph" w:styleId="Titolo2">
+    <w:name w:val="heading 2"/>
+    <w:basedOn w:val="Normale"/>
+    <w:next w:val="Normale"/>
+    <w:link w:val="Titolo2Carattere"/>
+    <w:uiPriority w:val="9"/>
+    <w:semiHidden/>
+    <w:unhideWhenUsed/>
+    <w:qFormat/>
+    <w:rsid w:val="00262506"/>
+    <w:pPr>
+      <w:keepNext/>
+      <w:keepLines/>
+      <w:spacing w:before="40" w:after="0"/>
+      <w:outlineLvl w:val="1"/>
+    </w:pPr>
+    <w:rPr>
+      <w:rFonts w:asciiTheme="majorHAnsi" w:eastAsiaTheme="majorEastAsia" w:hAnsiTheme="majorHAnsi" w:cstheme="majorBidi"/>
+      <w:color w:val="365F91" w:themeColor="accent1" w:themeShade="BF"/>
+      <w:sz w:val="26"/>
+      <w:szCs w:val="26"/>
+    </w:rPr>
+  </w:style>
   <w:style w:type="character" w:default="1" w:styleId="Carpredefinitoparagrafo">
     <w:name w:val="Default Paragraph Font"/>
     <w:uiPriority w:val="1"/>
-    <w:semiHidden/>
     <w:unhideWhenUsed/>
   </w:style>
   <w:style w:type="table" w:default="1" w:styleId="Tabellanormale">
@@ -5976,6 +8356,88 @@
     <w:rPr>
       <w:color w:val="605E5C"/>
       <w:shd w:val="clear" w:color="auto" w:fill="E1DFDD"/>
+    </w:rPr>
+  </w:style>
+  <w:style w:type="character" w:customStyle="1" w:styleId="Titolo2Carattere">
+    <w:name w:val="Titolo 2 Carattere"/>
+    <w:basedOn w:val="Carpredefinitoparagrafo"/>
+    <w:link w:val="Titolo2"/>
+    <w:uiPriority w:val="9"/>
+    <w:semiHidden/>
+    <w:rsid w:val="00262506"/>
+    <w:rPr>
+      <w:rFonts w:asciiTheme="majorHAnsi" w:eastAsiaTheme="majorEastAsia" w:hAnsiTheme="majorHAnsi" w:cstheme="majorBidi"/>
+      <w:color w:val="365F91" w:themeColor="accent1" w:themeShade="BF"/>
+      <w:sz w:val="26"/>
+      <w:szCs w:val="26"/>
+    </w:rPr>
+  </w:style>
+  <w:style w:type="character" w:styleId="Rimandocommento">
+    <w:name w:val="annotation reference"/>
+    <w:basedOn w:val="Carpredefinitoparagrafo"/>
+    <w:uiPriority w:val="99"/>
+    <w:semiHidden/>
+    <w:unhideWhenUsed/>
+    <w:rsid w:val="00784E54"/>
+    <w:rPr>
+      <w:sz w:val="16"/>
+      <w:szCs w:val="16"/>
+    </w:rPr>
+  </w:style>
+  <w:style w:type="paragraph" w:styleId="Testocommento">
+    <w:name w:val="annotation text"/>
+    <w:basedOn w:val="Normale"/>
+    <w:link w:val="TestocommentoCarattere"/>
+    <w:uiPriority w:val="99"/>
+    <w:semiHidden/>
+    <w:unhideWhenUsed/>
+    <w:rsid w:val="00784E54"/>
+    <w:pPr>
+      <w:spacing w:line="240" w:lineRule="auto"/>
+    </w:pPr>
+    <w:rPr>
+      <w:sz w:val="20"/>
+      <w:szCs w:val="20"/>
+    </w:rPr>
+  </w:style>
+  <w:style w:type="character" w:customStyle="1" w:styleId="TestocommentoCarattere">
+    <w:name w:val="Testo commento Carattere"/>
+    <w:basedOn w:val="Carpredefinitoparagrafo"/>
+    <w:link w:val="Testocommento"/>
+    <w:uiPriority w:val="99"/>
+    <w:semiHidden/>
+    <w:rsid w:val="00784E54"/>
+    <w:rPr>
+      <w:sz w:val="20"/>
+      <w:szCs w:val="20"/>
+    </w:rPr>
+  </w:style>
+  <w:style w:type="paragraph" w:styleId="Soggettocommento">
+    <w:name w:val="annotation subject"/>
+    <w:basedOn w:val="Testocommento"/>
+    <w:next w:val="Testocommento"/>
+    <w:link w:val="SoggettocommentoCarattere"/>
+    <w:uiPriority w:val="99"/>
+    <w:semiHidden/>
+    <w:unhideWhenUsed/>
+    <w:rsid w:val="00784E54"/>
+    <w:rPr>
+      <w:b/>
+      <w:bCs/>
+    </w:rPr>
+  </w:style>
+  <w:style w:type="character" w:customStyle="1" w:styleId="SoggettocommentoCarattere">
+    <w:name w:val="Soggetto commento Carattere"/>
+    <w:basedOn w:val="TestocommentoCarattere"/>
+    <w:link w:val="Soggettocommento"/>
+    <w:uiPriority w:val="99"/>
+    <w:semiHidden/>
+    <w:rsid w:val="00784E54"/>
+    <w:rPr>
+      <w:b/>
+      <w:bCs/>
+      <w:sz w:val="20"/>
+      <w:szCs w:val="20"/>
     </w:rPr>
   </w:style>
 </w:styles>
@@ -6267,6 +8729,27 @@
 </file>
 
 <file path=customXml/item1.xml><?xml version="1.0" encoding="utf-8"?>
+<?mso-contentType ?>
+<FormTemplates xmlns="http://schemas.microsoft.com/sharepoint/v3/contenttype/forms">
+  <Display>DocumentLibraryForm</Display>
+  <Edit>DocumentLibraryForm</Edit>
+  <New>DocumentLibraryForm</New>
+</FormTemplates>
+</file>
+
+<file path=customXml/item2.xml><?xml version="1.0" encoding="utf-8"?>
+<p:properties xmlns:p="http://schemas.microsoft.com/office/2006/metadata/properties" xmlns:xsi="http://www.w3.org/2001/XMLSchema-instance" xmlns:pc="http://schemas.microsoft.com/office/infopath/2007/PartnerControls">
+  <documentManagement>
+    <_activity xmlns="9a5989ba-1f3a-4074-8e62-988f1f5a6d91" xsi:nil="true"/>
+  </documentManagement>
+</p:properties>
+</file>
+
+<file path=customXml/item3.xml><?xml version="1.0" encoding="utf-8"?>
+<b:Sources xmlns:b="http://schemas.openxmlformats.org/officeDocument/2006/bibliography" xmlns="http://schemas.openxmlformats.org/officeDocument/2006/bibliography" SelectedStyle="\APA.XSL" StyleName="APA"/>
+</file>
+
+<file path=customXml/item4.xml><?xml version="1.0" encoding="utf-8"?>
 <ct:contentTypeSchema xmlns:ct="http://schemas.microsoft.com/office/2006/metadata/contentType" xmlns:ma="http://schemas.microsoft.com/office/2006/metadata/properties/metaAttributes" ct:_="" ma:_="" ma:contentTypeName="Documento" ma:contentTypeID="0x0101001D68984F87EC994ABE7B851987432E7B" ma:contentTypeVersion="13" ma:contentTypeDescription="Creare un nuovo documento." ma:contentTypeScope="" ma:versionID="9735a29966f8059e51308ea1cecd41eb">
   <xsd:schema xmlns:xsd="http://www.w3.org/2001/XMLSchema" xmlns:xs="http://www.w3.org/2001/XMLSchema" xmlns:p="http://schemas.microsoft.com/office/2006/metadata/properties" xmlns:ns3="d8eed4e0-1c4d-4eb7-9d5a-8c6be5a7f7cc" xmlns:ns4="9a5989ba-1f3a-4074-8e62-988f1f5a6d91" targetNamespace="http://schemas.microsoft.com/office/2006/metadata/properties" ma:root="true" ma:fieldsID="10fd3cb04b3c10d561cc1ece84de1cfd" ns3:_="" ns4:_="">
     <xsd:import namespace="d8eed4e0-1c4d-4eb7-9d5a-8c6be5a7f7cc"/>
@@ -6487,28 +8970,33 @@
 </ct:contentTypeSchema>
 </file>
 
-<file path=customXml/item2.xml><?xml version="1.0" encoding="utf-8"?>
-<b:Sources xmlns:b="http://schemas.openxmlformats.org/officeDocument/2006/bibliography" xmlns="http://schemas.openxmlformats.org/officeDocument/2006/bibliography" SelectedStyle="\APA.XSL" StyleName="APA"/>
+<file path=customXml/itemProps1.xml><?xml version="1.0" encoding="utf-8"?>
+<ds:datastoreItem xmlns:ds="http://schemas.openxmlformats.org/officeDocument/2006/customXml" ds:itemID="{F88632BD-6596-4D41-8033-40DE95A98259}">
+  <ds:schemaRefs>
+    <ds:schemaRef ds:uri="http://schemas.microsoft.com/sharepoint/v3/contenttype/forms"/>
+  </ds:schemaRefs>
+</ds:datastoreItem>
 </file>
 
-<file path=customXml/item3.xml><?xml version="1.0" encoding="utf-8"?>
-<p:properties xmlns:p="http://schemas.microsoft.com/office/2006/metadata/properties" xmlns:xsi="http://www.w3.org/2001/XMLSchema-instance" xmlns:pc="http://schemas.microsoft.com/office/infopath/2007/PartnerControls">
-  <documentManagement>
-    <_activity xmlns="9a5989ba-1f3a-4074-8e62-988f1f5a6d91" xsi:nil="true"/>
-  </documentManagement>
-</p:properties>
+<file path=customXml/itemProps2.xml><?xml version="1.0" encoding="utf-8"?>
+<ds:datastoreItem xmlns:ds="http://schemas.openxmlformats.org/officeDocument/2006/customXml" ds:itemID="{4C5564E7-A054-43C4-BF74-7A145474E87C}">
+  <ds:schemaRefs>
+    <ds:schemaRef ds:uri="http://schemas.microsoft.com/office/2006/metadata/properties"/>
+    <ds:schemaRef ds:uri="http://schemas.microsoft.com/office/infopath/2007/PartnerControls"/>
+    <ds:schemaRef ds:uri="9a5989ba-1f3a-4074-8e62-988f1f5a6d91"/>
+  </ds:schemaRefs>
+</ds:datastoreItem>
 </file>
 
-<file path=customXml/item4.xml><?xml version="1.0" encoding="utf-8"?>
-<?mso-contentType ?>
-<FormTemplates xmlns="http://schemas.microsoft.com/sharepoint/v3/contenttype/forms">
-  <Display>DocumentLibraryForm</Display>
-  <Edit>DocumentLibraryForm</Edit>
-  <New>DocumentLibraryForm</New>
-</FormTemplates>
+<file path=customXml/itemProps3.xml><?xml version="1.0" encoding="utf-8"?>
+<ds:datastoreItem xmlns:ds="http://schemas.openxmlformats.org/officeDocument/2006/customXml" ds:itemID="{A4D352A7-3801-4E51-8ED0-E5F8E4A7EC31}">
+  <ds:schemaRefs>
+    <ds:schemaRef ds:uri="http://schemas.openxmlformats.org/officeDocument/2006/bibliography"/>
+  </ds:schemaRefs>
+</ds:datastoreItem>
 </file>
 
-<file path=customXml/itemProps1.xml><?xml version="1.0" encoding="utf-8"?>
+<file path=customXml/itemProps4.xml><?xml version="1.0" encoding="utf-8"?>
 <ds:datastoreItem xmlns:ds="http://schemas.openxmlformats.org/officeDocument/2006/customXml" ds:itemID="{DF47FB3B-BE2E-4282-A583-D09F8A90D7A9}">
   <ds:schemaRefs>
     <ds:schemaRef ds:uri="http://schemas.microsoft.com/office/2006/metadata/contentType"/>
@@ -6525,30 +9013,4 @@
     <ds:schemaRef ds:uri="http://schemas.microsoft.com/internal/obd"/>
   </ds:schemaRefs>
 </ds:datastoreItem>
-</file>
-
-<file path=customXml/itemProps2.xml><?xml version="1.0" encoding="utf-8"?>
-<ds:datastoreItem xmlns:ds="http://schemas.openxmlformats.org/officeDocument/2006/customXml" ds:itemID="{A4D352A7-3801-4E51-8ED0-E5F8E4A7EC31}">
-  <ds:schemaRefs>
-    <ds:schemaRef ds:uri="http://schemas.openxmlformats.org/officeDocument/2006/bibliography"/>
-  </ds:schemaRefs>
-</ds:datastoreItem>
-</file>
-
-<file path=customXml/itemProps3.xml><?xml version="1.0" encoding="utf-8"?>
-<ds:datastoreItem xmlns:ds="http://schemas.openxmlformats.org/officeDocument/2006/customXml" ds:itemID="{4C5564E7-A054-43C4-BF74-7A145474E87C}">
-  <ds:schemaRefs>
-    <ds:schemaRef ds:uri="http://schemas.microsoft.com/office/2006/metadata/properties"/>
-    <ds:schemaRef ds:uri="http://schemas.microsoft.com/office/infopath/2007/PartnerControls"/>
-    <ds:schemaRef ds:uri="9a5989ba-1f3a-4074-8e62-988f1f5a6d91"/>
-  </ds:schemaRefs>
-</ds:datastoreItem>
-</file>
-
-<file path=customXml/itemProps4.xml><?xml version="1.0" encoding="utf-8"?>
-<ds:datastoreItem xmlns:ds="http://schemas.openxmlformats.org/officeDocument/2006/customXml" ds:itemID="{F88632BD-6596-4D41-8033-40DE95A98259}">
-  <ds:schemaRefs>
-    <ds:schemaRef ds:uri="http://schemas.microsoft.com/sharepoint/v3/contenttype/forms"/>
-  </ds:schemaRefs>
-</ds:datastoreItem>
 </file>
--- a/4_Diari/Diario di Lavoro.docx
+++ b/4_Diari/Diario di Lavoro.docx
@@ -2399,31 +2399,7 @@
               <w:rPr>
                 <w:rFonts w:ascii="Arial" w:hAnsi="Arial" w:cs="Arial"/>
               </w:rPr>
-              <w:t>13</w:t>
-            </w:r>
-            <w:r>
-              <w:rPr>
-                <w:rFonts w:ascii="Arial" w:hAnsi="Arial" w:cs="Arial"/>
-              </w:rPr>
-              <w:t>.</w:t>
-            </w:r>
-            <w:r>
-              <w:rPr>
-                <w:rFonts w:ascii="Arial" w:hAnsi="Arial" w:cs="Arial"/>
-              </w:rPr>
-              <w:t>02</w:t>
-            </w:r>
-            <w:r>
-              <w:rPr>
-                <w:rFonts w:ascii="Arial" w:hAnsi="Arial" w:cs="Arial"/>
-              </w:rPr>
-              <w:t>.</w:t>
-            </w:r>
-            <w:r>
-              <w:rPr>
-                <w:rFonts w:ascii="Arial" w:hAnsi="Arial" w:cs="Arial"/>
-              </w:rPr>
-              <w:t>2026</w:t>
+              <w:t>13.02.2026</w:t>
             </w:r>
           </w:p>
         </w:tc>
@@ -3045,57 +3021,65 @@
               <w:rPr>
                 <w:rFonts w:ascii="Arial" w:hAnsi="Arial" w:cs="Arial"/>
               </w:rPr>
-              <w:t xml:space="preserve">Riguardare </w:t>
+              <w:t>Riguardare requisit</w:t>
+            </w:r>
+            <w:r>
+              <w:rPr>
+                <w:rFonts w:ascii="Arial" w:hAnsi="Arial" w:cs="Arial"/>
+              </w:rPr>
+              <w:t>i</w:t>
+            </w:r>
+            <w:r>
+              <w:rPr>
+                <w:rFonts w:ascii="Arial" w:hAnsi="Arial" w:cs="Arial"/>
+              </w:rPr>
+              <w:t xml:space="preserve"> e test case </w:t>
+            </w:r>
+            <w:r>
+              <w:rPr>
+                <w:rFonts w:ascii="Arial" w:hAnsi="Arial" w:cs="Arial"/>
+              </w:rPr>
+              <w:sym w:font="Wingdings" w:char="F0E0"/>
             </w:r>
             <w:proofErr w:type="spellStart"/>
             <w:r>
               <w:rPr>
                 <w:rFonts w:ascii="Arial" w:hAnsi="Arial" w:cs="Arial"/>
               </w:rPr>
-              <w:t>requisit</w:t>
+              <w:t>Yasser,Ivan</w:t>
             </w:r>
             <w:proofErr w:type="spellEnd"/>
-            <w:r>
-              <w:rPr>
-                <w:rFonts w:ascii="Arial" w:hAnsi="Arial" w:cs="Arial"/>
-              </w:rPr>
-              <w:t xml:space="preserve"> e test case </w:t>
-            </w:r>
-            <w:r>
-              <w:rPr>
-                <w:rFonts w:ascii="Arial" w:hAnsi="Arial" w:cs="Arial"/>
-              </w:rPr>
-              <w:sym w:font="Wingdings" w:char="F0E0"/>
+          </w:p>
+          <w:p>
+            <w:pPr>
+              <w:rPr>
+                <w:rFonts w:ascii="Arial" w:hAnsi="Arial" w:cs="Arial"/>
+              </w:rPr>
+            </w:pPr>
+            <w:r>
+              <w:rPr>
+                <w:rFonts w:ascii="Arial" w:hAnsi="Arial" w:cs="Arial"/>
+              </w:rPr>
+              <w:t xml:space="preserve">Aggiungere le ultime modifiche al </w:t>
             </w:r>
             <w:proofErr w:type="spellStart"/>
-            <w:proofErr w:type="gramStart"/>
-            <w:r>
-              <w:rPr>
-                <w:rFonts w:ascii="Arial" w:hAnsi="Arial" w:cs="Arial"/>
-              </w:rPr>
-              <w:t>Yasser,Ivan</w:t>
-            </w:r>
-            <w:proofErr w:type="spellEnd"/>
-            <w:proofErr w:type="gramEnd"/>
-          </w:p>
-          <w:p>
-            <w:pPr>
-              <w:rPr>
-                <w:rFonts w:ascii="Arial" w:hAnsi="Arial" w:cs="Arial"/>
-              </w:rPr>
-            </w:pPr>
-            <w:r>
-              <w:rPr>
-                <w:rFonts w:ascii="Arial" w:hAnsi="Arial" w:cs="Arial"/>
-              </w:rPr>
-              <w:t xml:space="preserve">Aggiungere le ultime modifiche al </w:t>
-            </w:r>
-            <w:proofErr w:type="spellStart"/>
-            <w:r>
-              <w:rPr>
-                <w:rFonts w:ascii="Arial" w:hAnsi="Arial" w:cs="Arial"/>
-              </w:rPr>
-              <w:t>gannt</w:t>
+            <w:r>
+              <w:rPr>
+                <w:rFonts w:ascii="Arial" w:hAnsi="Arial" w:cs="Arial"/>
+              </w:rPr>
+              <w:t>gan</w:t>
+            </w:r>
+            <w:r>
+              <w:rPr>
+                <w:rFonts w:ascii="Arial" w:hAnsi="Arial" w:cs="Arial"/>
+              </w:rPr>
+              <w:t>n</w:t>
+            </w:r>
+            <w:r>
+              <w:rPr>
+                <w:rFonts w:ascii="Arial" w:hAnsi="Arial" w:cs="Arial"/>
+              </w:rPr>
+              <w:t>t</w:t>
             </w:r>
             <w:proofErr w:type="spellEnd"/>
             <w:r>
@@ -3240,6 +3224,19 @@
           <w:rFonts w:ascii="Arial" w:hAnsi="Arial" w:cs="Arial"/>
         </w:rPr>
       </w:pPr>
+    </w:p>
+    <w:p>
+      <w:pPr>
+        <w:rPr>
+          <w:rFonts w:ascii="Arial" w:hAnsi="Arial" w:cs="Arial"/>
+        </w:rPr>
+      </w:pPr>
+      <w:r>
+        <w:rPr>
+          <w:rFonts w:ascii="Arial" w:hAnsi="Arial" w:cs="Arial"/>
+        </w:rPr>
+        <w:br w:type="page"/>
+      </w:r>
     </w:p>
     <w:p>
       <w:pPr>
@@ -3252,6 +3249,7 @@
         <w:rPr>
           <w:sz w:val="36"/>
         </w:rPr>
+        <w:lastRenderedPageBreak/>
         <w:t>Agile - Resoconto</w:t>
       </w:r>
     </w:p>
@@ -3391,6 +3389,66 @@
                 <w:rFonts w:ascii="Arial" w:hAnsi="Arial" w:cs="Arial"/>
               </w:rPr>
             </w:pPr>
+            <w:r>
+              <w:rPr>
+                <w:rFonts w:ascii="Arial" w:hAnsi="Arial" w:cs="Arial"/>
+              </w:rPr>
+              <w:t>27.02.2026 – 06.03.2026:</w:t>
+            </w:r>
+          </w:p>
+          <w:p>
+            <w:pPr>
+              <w:rPr>
+                <w:rFonts w:ascii="Arial" w:hAnsi="Arial" w:cs="Arial"/>
+              </w:rPr>
+            </w:pPr>
+            <w:r>
+              <w:rPr>
+                <w:rFonts w:ascii="Arial" w:hAnsi="Arial" w:cs="Arial"/>
+              </w:rPr>
+              <w:t xml:space="preserve">Aggiornare tutta la progettazione e doc in base alle modifiche richieste dal docente, finire tutti i </w:t>
+            </w:r>
+            <w:proofErr w:type="spellStart"/>
+            <w:r>
+              <w:rPr>
+                <w:rFonts w:ascii="Arial" w:hAnsi="Arial" w:cs="Arial"/>
+              </w:rPr>
+              <w:t>mockup</w:t>
+            </w:r>
+            <w:proofErr w:type="spellEnd"/>
+            <w:r>
+              <w:rPr>
+                <w:rFonts w:ascii="Arial" w:hAnsi="Arial" w:cs="Arial"/>
+              </w:rPr>
+              <w:t xml:space="preserve">, gli </w:t>
+            </w:r>
+            <w:proofErr w:type="spellStart"/>
+            <w:r>
+              <w:rPr>
+                <w:rFonts w:ascii="Arial" w:hAnsi="Arial" w:cs="Arial"/>
+              </w:rPr>
+              <w:t>sprite</w:t>
+            </w:r>
+            <w:proofErr w:type="spellEnd"/>
+            <w:r>
+              <w:rPr>
+                <w:rFonts w:ascii="Arial" w:hAnsi="Arial" w:cs="Arial"/>
+              </w:rPr>
+              <w:t xml:space="preserve"> e la doc fino all’implementazione.</w:t>
+            </w:r>
+          </w:p>
+          <w:p>
+            <w:pPr>
+              <w:rPr>
+                <w:rFonts w:ascii="Arial" w:hAnsi="Arial" w:cs="Arial"/>
+              </w:rPr>
+            </w:pPr>
+            <w:r>
+              <w:rPr>
+                <w:rFonts w:ascii="Arial" w:hAnsi="Arial" w:cs="Arial"/>
+              </w:rPr>
+              <w:t>Eventualmente iniziare lo sviluppo dell’applicativo fino a fare i movimenti del personaggio base.</w:t>
+            </w:r>
           </w:p>
         </w:tc>
       </w:tr>
@@ -3758,6 +3816,12 @@
                 <w:rFonts w:ascii="Arial" w:hAnsi="Arial" w:cs="Arial"/>
               </w:rPr>
             </w:pPr>
+            <w:r>
+              <w:rPr>
+                <w:rFonts w:ascii="Arial" w:hAnsi="Arial" w:cs="Arial"/>
+              </w:rPr>
+              <w:t>Tutti: stati nell’aula della Cereda a vedere le presentazioni degli altri.</w:t>
+            </w:r>
           </w:p>
         </w:tc>
       </w:tr>
@@ -3792,6 +3856,105 @@
                 <w:rFonts w:ascii="Arial" w:hAnsi="Arial" w:cs="Arial"/>
               </w:rPr>
             </w:pPr>
+            <w:r>
+              <w:rPr>
+                <w:rFonts w:ascii="Arial" w:hAnsi="Arial" w:cs="Arial"/>
+              </w:rPr>
+              <w:t xml:space="preserve">Quan: lavoro sulle </w:t>
+            </w:r>
+            <w:proofErr w:type="spellStart"/>
+            <w:r>
+              <w:rPr>
+                <w:rFonts w:ascii="Arial" w:hAnsi="Arial" w:cs="Arial"/>
+              </w:rPr>
+              <w:t>sprite</w:t>
+            </w:r>
+            <w:proofErr w:type="spellEnd"/>
+            <w:r>
+              <w:rPr>
+                <w:rFonts w:ascii="Arial" w:hAnsi="Arial" w:cs="Arial"/>
+              </w:rPr>
+              <w:t xml:space="preserve"> delle impostazioni</w:t>
+            </w:r>
+          </w:p>
+          <w:p>
+            <w:pPr>
+              <w:rPr>
+                <w:rFonts w:ascii="Arial" w:hAnsi="Arial" w:cs="Arial"/>
+              </w:rPr>
+            </w:pPr>
+            <w:r>
+              <w:rPr>
+                <w:rFonts w:ascii="Arial" w:hAnsi="Arial" w:cs="Arial"/>
+              </w:rPr>
+              <w:t xml:space="preserve">Yasser: lavoro sulle </w:t>
+            </w:r>
+            <w:proofErr w:type="spellStart"/>
+            <w:r>
+              <w:rPr>
+                <w:rFonts w:ascii="Arial" w:hAnsi="Arial" w:cs="Arial"/>
+              </w:rPr>
+              <w:t>sprite</w:t>
+            </w:r>
+            <w:proofErr w:type="spellEnd"/>
+            <w:r>
+              <w:rPr>
+                <w:rFonts w:ascii="Arial" w:hAnsi="Arial" w:cs="Arial"/>
+              </w:rPr>
+              <w:t xml:space="preserve"> </w:t>
+            </w:r>
+            <w:r>
+              <w:rPr>
+                <w:rFonts w:ascii="Arial" w:hAnsi="Arial" w:cs="Arial"/>
+              </w:rPr>
+              <w:t>delle schermate</w:t>
+            </w:r>
+            <w:r>
+              <w:rPr>
+                <w:rFonts w:ascii="Arial" w:hAnsi="Arial" w:cs="Arial"/>
+              </w:rPr>
+              <w:t xml:space="preserve"> </w:t>
+            </w:r>
+            <w:proofErr w:type="spellStart"/>
+            <w:r>
+              <w:rPr>
+                <w:rFonts w:ascii="Arial" w:hAnsi="Arial" w:cs="Arial"/>
+              </w:rPr>
+              <w:t>pre</w:t>
+            </w:r>
+            <w:proofErr w:type="spellEnd"/>
+            <w:r>
+              <w:rPr>
+                <w:rFonts w:ascii="Arial" w:hAnsi="Arial" w:cs="Arial"/>
+              </w:rPr>
+              <w:t>-partita (scegliere mappa e personaggio)</w:t>
+            </w:r>
+          </w:p>
+          <w:p>
+            <w:pPr>
+              <w:rPr>
+                <w:rFonts w:ascii="Arial" w:hAnsi="Arial" w:cs="Arial"/>
+              </w:rPr>
+            </w:pPr>
+            <w:r>
+              <w:rPr>
+                <w:rFonts w:ascii="Arial" w:hAnsi="Arial" w:cs="Arial"/>
+              </w:rPr>
+              <w:t>Ivan: Finito schermata principale</w:t>
+            </w:r>
+          </w:p>
+          <w:p>
+            <w:pPr>
+              <w:rPr>
+                <w:rFonts w:ascii="Arial" w:hAnsi="Arial" w:cs="Arial"/>
+              </w:rPr>
+            </w:pPr>
+            <w:r>
+              <w:rPr>
+                <w:rFonts w:ascii="Arial" w:hAnsi="Arial" w:cs="Arial"/>
+              </w:rPr>
+              <w:t>Sidon: Miglioramento Gantt e inizio schermata wiki</w:t>
+            </w:r>
           </w:p>
         </w:tc>
       </w:tr>
@@ -3827,6 +3990,100 @@
                 <w:rFonts w:ascii="Arial" w:hAnsi="Arial" w:cs="Arial"/>
               </w:rPr>
             </w:pPr>
+            <w:r>
+              <w:rPr>
+                <w:rFonts w:ascii="Arial" w:hAnsi="Arial" w:cs="Arial"/>
+              </w:rPr>
+              <w:t>Ivan: Creazione delle mappe</w:t>
+            </w:r>
+          </w:p>
+          <w:p>
+            <w:pPr>
+              <w:jc w:val="both"/>
+              <w:rPr>
+                <w:rFonts w:ascii="Arial" w:hAnsi="Arial" w:cs="Arial"/>
+              </w:rPr>
+            </w:pPr>
+            <w:r>
+              <w:rPr>
+                <w:rFonts w:ascii="Arial" w:hAnsi="Arial" w:cs="Arial"/>
+              </w:rPr>
+              <w:t>Quan: L</w:t>
+            </w:r>
+            <w:r>
+              <w:rPr>
+                <w:rFonts w:ascii="Arial" w:hAnsi="Arial" w:cs="Arial"/>
+              </w:rPr>
+              <w:t xml:space="preserve">avoro sulle </w:t>
+            </w:r>
+            <w:proofErr w:type="spellStart"/>
+            <w:r>
+              <w:rPr>
+                <w:rFonts w:ascii="Arial" w:hAnsi="Arial" w:cs="Arial"/>
+              </w:rPr>
+              <w:t>sprite</w:t>
+            </w:r>
+            <w:proofErr w:type="spellEnd"/>
+            <w:r>
+              <w:rPr>
+                <w:rFonts w:ascii="Arial" w:hAnsi="Arial" w:cs="Arial"/>
+              </w:rPr>
+              <w:t xml:space="preserve"> delle impostazioni</w:t>
+            </w:r>
+          </w:p>
+          <w:p>
+            <w:pPr>
+              <w:jc w:val="both"/>
+              <w:rPr>
+                <w:rFonts w:ascii="Arial" w:hAnsi="Arial" w:cs="Arial"/>
+              </w:rPr>
+            </w:pPr>
+            <w:r>
+              <w:rPr>
+                <w:rFonts w:ascii="Arial" w:hAnsi="Arial" w:cs="Arial"/>
+              </w:rPr>
+              <w:t xml:space="preserve">Yasser: Finito schermate </w:t>
+            </w:r>
+            <w:proofErr w:type="spellStart"/>
+            <w:r>
+              <w:rPr>
+                <w:rFonts w:ascii="Arial" w:hAnsi="Arial" w:cs="Arial"/>
+              </w:rPr>
+              <w:t>pre</w:t>
+            </w:r>
+            <w:proofErr w:type="spellEnd"/>
+            <w:r>
+              <w:rPr>
+                <w:rFonts w:ascii="Arial" w:hAnsi="Arial" w:cs="Arial"/>
+              </w:rPr>
+              <w:t>-partita</w:t>
+            </w:r>
+          </w:p>
+          <w:p>
+            <w:pPr>
+              <w:jc w:val="both"/>
+              <w:rPr>
+                <w:rFonts w:ascii="Arial" w:hAnsi="Arial" w:cs="Arial"/>
+              </w:rPr>
+            </w:pPr>
+            <w:r>
+              <w:rPr>
+                <w:rFonts w:ascii="Arial" w:hAnsi="Arial" w:cs="Arial"/>
+              </w:rPr>
+              <w:t>Sidon: La</w:t>
+            </w:r>
+            <w:r>
+              <w:rPr>
+                <w:rFonts w:ascii="Arial" w:hAnsi="Arial" w:cs="Arial"/>
+              </w:rPr>
+              <w:t>v</w:t>
+            </w:r>
+            <w:r>
+              <w:rPr>
+                <w:rFonts w:ascii="Arial" w:hAnsi="Arial" w:cs="Arial"/>
+              </w:rPr>
+              <w:t>oro sulla schermata wiki</w:t>
+            </w:r>
           </w:p>
         </w:tc>
       </w:tr>
@@ -3861,6 +4118,71 @@
                 <w:rFonts w:ascii="Arial" w:hAnsi="Arial" w:cs="Arial"/>
               </w:rPr>
             </w:pPr>
+            <w:r>
+              <w:rPr>
+                <w:rFonts w:ascii="Arial" w:hAnsi="Arial" w:cs="Arial"/>
+              </w:rPr>
+              <w:t>Quan: L</w:t>
+            </w:r>
+            <w:r>
+              <w:rPr>
+                <w:rFonts w:ascii="Arial" w:hAnsi="Arial" w:cs="Arial"/>
+              </w:rPr>
+              <w:t xml:space="preserve">avoro sulle </w:t>
+            </w:r>
+            <w:proofErr w:type="spellStart"/>
+            <w:r>
+              <w:rPr>
+                <w:rFonts w:ascii="Arial" w:hAnsi="Arial" w:cs="Arial"/>
+              </w:rPr>
+              <w:t>sprite</w:t>
+            </w:r>
+            <w:proofErr w:type="spellEnd"/>
+            <w:r>
+              <w:rPr>
+                <w:rFonts w:ascii="Arial" w:hAnsi="Arial" w:cs="Arial"/>
+              </w:rPr>
+              <w:t xml:space="preserve"> delle impostazioni</w:t>
+            </w:r>
+          </w:p>
+          <w:p>
+            <w:pPr>
+              <w:rPr>
+                <w:rFonts w:ascii="Arial" w:hAnsi="Arial" w:cs="Arial"/>
+              </w:rPr>
+            </w:pPr>
+            <w:r>
+              <w:rPr>
+                <w:rFonts w:ascii="Arial" w:hAnsi="Arial" w:cs="Arial"/>
+              </w:rPr>
+              <w:t>Yasser: Scrittura documentazione</w:t>
+            </w:r>
+          </w:p>
+          <w:p>
+            <w:pPr>
+              <w:rPr>
+                <w:rFonts w:ascii="Arial" w:hAnsi="Arial" w:cs="Arial"/>
+              </w:rPr>
+            </w:pPr>
+            <w:r>
+              <w:rPr>
+                <w:rFonts w:ascii="Arial" w:hAnsi="Arial" w:cs="Arial"/>
+              </w:rPr>
+              <w:t>Ivan: Finito tutte le mappe</w:t>
+            </w:r>
+          </w:p>
+          <w:p>
+            <w:pPr>
+              <w:rPr>
+                <w:rFonts w:ascii="Arial" w:hAnsi="Arial" w:cs="Arial"/>
+              </w:rPr>
+            </w:pPr>
+            <w:r>
+              <w:rPr>
+                <w:rFonts w:ascii="Arial" w:hAnsi="Arial" w:cs="Arial"/>
+              </w:rPr>
+              <w:t>Sidon: Lavoro sulla schermata wiki</w:t>
+            </w:r>
           </w:p>
         </w:tc>
       </w:tr>
@@ -3926,6 +4248,12 @@
                 <w:rFonts w:ascii="Arial" w:hAnsi="Arial" w:cs="Arial"/>
               </w:rPr>
             </w:pPr>
+            <w:r>
+              <w:rPr>
+                <w:rFonts w:ascii="Arial" w:hAnsi="Arial" w:cs="Arial"/>
+              </w:rPr>
+              <w:t>Non abbiamo avuto problemi</w:t>
+            </w:r>
           </w:p>
         </w:tc>
       </w:tr>
@@ -3991,6 +4319,40 @@
                 <w:rFonts w:ascii="Arial" w:hAnsi="Arial" w:cs="Arial"/>
               </w:rPr>
             </w:pPr>
+            <w:r>
+              <w:rPr>
+                <w:rFonts w:ascii="Arial" w:hAnsi="Arial" w:cs="Arial"/>
+              </w:rPr>
+              <w:t xml:space="preserve">Il punto della situazione è buono tranne per il fatto che dobbiamo ancora aggiustare la </w:t>
+            </w:r>
+            <w:proofErr w:type="spellStart"/>
+            <w:r>
+              <w:rPr>
+                <w:rFonts w:ascii="Arial" w:hAnsi="Arial" w:cs="Arial"/>
+              </w:rPr>
+              <w:t>swimlane</w:t>
+            </w:r>
+            <w:proofErr w:type="spellEnd"/>
+            <w:r>
+              <w:rPr>
+                <w:rFonts w:ascii="Arial" w:hAnsi="Arial" w:cs="Arial"/>
+              </w:rPr>
+              <w:t xml:space="preserve"> e </w:t>
+            </w:r>
+            <w:proofErr w:type="gramStart"/>
+            <w:r>
+              <w:rPr>
+                <w:rFonts w:ascii="Arial" w:hAnsi="Arial" w:cs="Arial"/>
+              </w:rPr>
+              <w:t>i use</w:t>
+            </w:r>
+            <w:proofErr w:type="gramEnd"/>
+            <w:r>
+              <w:rPr>
+                <w:rFonts w:ascii="Arial" w:hAnsi="Arial" w:cs="Arial"/>
+              </w:rPr>
+              <w:t xml:space="preserve"> case</w:t>
+            </w:r>
           </w:p>
         </w:tc>
       </w:tr>
@@ -4056,6 +4418,20 @@
                 <w:rFonts w:ascii="Arial" w:hAnsi="Arial" w:cs="Arial"/>
               </w:rPr>
             </w:pPr>
+            <w:r>
+              <w:rPr>
+                <w:rFonts w:ascii="Arial" w:hAnsi="Arial" w:cs="Arial"/>
+              </w:rPr>
+              <w:t xml:space="preserve">Finire tutti gli </w:t>
+            </w:r>
+            <w:proofErr w:type="spellStart"/>
+            <w:r>
+              <w:rPr>
+                <w:rFonts w:ascii="Arial" w:hAnsi="Arial" w:cs="Arial"/>
+              </w:rPr>
+              <w:t>sprite</w:t>
+            </w:r>
+            <w:proofErr w:type="spellEnd"/>
           </w:p>
         </w:tc>
       </w:tr>
@@ -4152,6 +4528,224 @@
                 <w:rFonts w:ascii="Arial" w:hAnsi="Arial" w:cs="Arial"/>
               </w:rPr>
             </w:pPr>
+            <w:r>
+              <w:rPr>
+                <w:rFonts w:ascii="Arial" w:hAnsi="Arial" w:cs="Arial"/>
+              </w:rPr>
+              <w:t xml:space="preserve">Oggi dobbiamo fare tutti i </w:t>
+            </w:r>
+            <w:proofErr w:type="spellStart"/>
+            <w:r>
+              <w:rPr>
+                <w:rFonts w:ascii="Arial" w:hAnsi="Arial" w:cs="Arial"/>
+              </w:rPr>
+              <w:t>mockup</w:t>
+            </w:r>
+            <w:proofErr w:type="spellEnd"/>
+            <w:r>
+              <w:rPr>
+                <w:rFonts w:ascii="Arial" w:hAnsi="Arial" w:cs="Arial"/>
+              </w:rPr>
+              <w:t xml:space="preserve"> e aggiustare i requisiti, test case, use case, </w:t>
+            </w:r>
+            <w:proofErr w:type="spellStart"/>
+            <w:r>
+              <w:rPr>
+                <w:rFonts w:ascii="Arial" w:hAnsi="Arial" w:cs="Arial"/>
+              </w:rPr>
+              <w:t>swimlane</w:t>
+            </w:r>
+            <w:proofErr w:type="spellEnd"/>
+            <w:r>
+              <w:rPr>
+                <w:rFonts w:ascii="Arial" w:hAnsi="Arial" w:cs="Arial"/>
+              </w:rPr>
+              <w:t xml:space="preserve"> e Gantt</w:t>
+            </w:r>
+            <w:r>
+              <w:rPr>
+                <w:rFonts w:ascii="Arial" w:hAnsi="Arial" w:cs="Arial"/>
+              </w:rPr>
+              <w:t>.</w:t>
+            </w:r>
+          </w:p>
+          <w:p>
+            <w:pPr>
+              <w:rPr>
+                <w:rFonts w:ascii="Arial" w:hAnsi="Arial" w:cs="Arial"/>
+              </w:rPr>
+            </w:pPr>
+            <w:r>
+              <w:rPr>
+                <w:rFonts w:ascii="Arial" w:hAnsi="Arial" w:cs="Arial"/>
+              </w:rPr>
+              <w:t xml:space="preserve">Quan: </w:t>
+            </w:r>
+            <w:proofErr w:type="spellStart"/>
+            <w:r>
+              <w:rPr>
+                <w:rFonts w:ascii="Arial" w:hAnsi="Arial" w:cs="Arial"/>
+              </w:rPr>
+              <w:t>mockup</w:t>
+            </w:r>
+            <w:proofErr w:type="spellEnd"/>
+            <w:r>
+              <w:rPr>
+                <w:rFonts w:ascii="Arial" w:hAnsi="Arial" w:cs="Arial"/>
+              </w:rPr>
+              <w:t xml:space="preserve"> impostazioni</w:t>
+            </w:r>
+            <w:r>
+              <w:rPr>
+                <w:rFonts w:ascii="Arial" w:hAnsi="Arial" w:cs="Arial"/>
+              </w:rPr>
+              <w:t xml:space="preserve">, aggiustare </w:t>
+            </w:r>
+            <w:proofErr w:type="spellStart"/>
+            <w:r>
+              <w:rPr>
+                <w:rFonts w:ascii="Arial" w:hAnsi="Arial" w:cs="Arial"/>
+              </w:rPr>
+              <w:t>swimlane</w:t>
+            </w:r>
+            <w:proofErr w:type="spellEnd"/>
+            <w:r>
+              <w:rPr>
+                <w:rFonts w:ascii="Arial" w:hAnsi="Arial" w:cs="Arial"/>
+              </w:rPr>
+              <w:t xml:space="preserve"> e use case</w:t>
+            </w:r>
+          </w:p>
+          <w:p>
+            <w:pPr>
+              <w:rPr>
+                <w:rFonts w:ascii="Arial" w:hAnsi="Arial" w:cs="Arial"/>
+              </w:rPr>
+            </w:pPr>
+            <w:r>
+              <w:rPr>
+                <w:rFonts w:ascii="Arial" w:hAnsi="Arial" w:cs="Arial"/>
+              </w:rPr>
+              <w:t xml:space="preserve">Sidon: </w:t>
+            </w:r>
+            <w:r>
+              <w:rPr>
+                <w:rFonts w:ascii="Arial" w:hAnsi="Arial" w:cs="Arial"/>
+              </w:rPr>
+              <w:t xml:space="preserve">Aggiustare </w:t>
+            </w:r>
+            <w:proofErr w:type="spellStart"/>
+            <w:r>
+              <w:rPr>
+                <w:rFonts w:ascii="Arial" w:hAnsi="Arial" w:cs="Arial"/>
+              </w:rPr>
+              <w:t>gantt</w:t>
+            </w:r>
+            <w:proofErr w:type="spellEnd"/>
+            <w:r>
+              <w:rPr>
+                <w:rFonts w:ascii="Arial" w:hAnsi="Arial" w:cs="Arial"/>
+              </w:rPr>
+              <w:t xml:space="preserve">, </w:t>
+            </w:r>
+            <w:r>
+              <w:rPr>
+                <w:rFonts w:ascii="Arial" w:hAnsi="Arial" w:cs="Arial"/>
+              </w:rPr>
+              <w:t xml:space="preserve">fare </w:t>
+            </w:r>
+            <w:proofErr w:type="spellStart"/>
+            <w:r>
+              <w:rPr>
+                <w:rFonts w:ascii="Arial" w:hAnsi="Arial" w:cs="Arial"/>
+              </w:rPr>
+              <w:t>mockup</w:t>
+            </w:r>
+            <w:proofErr w:type="spellEnd"/>
+            <w:r>
+              <w:rPr>
+                <w:rFonts w:ascii="Arial" w:hAnsi="Arial" w:cs="Arial"/>
+              </w:rPr>
+              <w:t xml:space="preserve"> wiki e risultati</w:t>
+            </w:r>
+          </w:p>
+          <w:p>
+            <w:pPr>
+              <w:rPr>
+                <w:rFonts w:ascii="Arial" w:hAnsi="Arial" w:cs="Arial"/>
+              </w:rPr>
+            </w:pPr>
+            <w:r>
+              <w:rPr>
+                <w:rFonts w:ascii="Arial" w:hAnsi="Arial" w:cs="Arial"/>
+              </w:rPr>
+              <w:t>Ivan: tutte le mappe e schermata principale</w:t>
+            </w:r>
+          </w:p>
+          <w:p>
+            <w:pPr>
+              <w:rPr>
+                <w:rFonts w:ascii="Arial" w:hAnsi="Arial" w:cs="Arial"/>
+              </w:rPr>
+            </w:pPr>
+            <w:r>
+              <w:rPr>
+                <w:rFonts w:ascii="Arial" w:hAnsi="Arial" w:cs="Arial"/>
+              </w:rPr>
+              <w:t xml:space="preserve">Yasser: </w:t>
+            </w:r>
+            <w:r>
+              <w:rPr>
+                <w:rFonts w:ascii="Arial" w:hAnsi="Arial" w:cs="Arial"/>
+              </w:rPr>
+              <w:t xml:space="preserve">modificare </w:t>
+            </w:r>
+            <w:r>
+              <w:rPr>
+                <w:rFonts w:ascii="Arial" w:hAnsi="Arial" w:cs="Arial"/>
+              </w:rPr>
+              <w:t>requisiti, test case e</w:t>
+            </w:r>
+            <w:r>
+              <w:rPr>
+                <w:rFonts w:ascii="Arial" w:hAnsi="Arial" w:cs="Arial"/>
+              </w:rPr>
+              <w:t xml:space="preserve"> fare</w:t>
+            </w:r>
+            <w:r>
+              <w:rPr>
+                <w:rFonts w:ascii="Arial" w:hAnsi="Arial" w:cs="Arial"/>
+              </w:rPr>
+              <w:t xml:space="preserve"> mo</w:t>
+            </w:r>
+            <w:proofErr w:type="spellStart"/>
+            <w:r>
+              <w:rPr>
+                <w:rFonts w:ascii="Arial" w:hAnsi="Arial" w:cs="Arial"/>
+              </w:rPr>
+              <w:t>ckup</w:t>
+            </w:r>
+            <w:proofErr w:type="spellEnd"/>
+            <w:r>
+              <w:rPr>
+                <w:rFonts w:ascii="Arial" w:hAnsi="Arial" w:cs="Arial"/>
+              </w:rPr>
+              <w:t xml:space="preserve"> </w:t>
+            </w:r>
+            <w:proofErr w:type="spellStart"/>
+            <w:r>
+              <w:rPr>
+                <w:rFonts w:ascii="Arial" w:hAnsi="Arial" w:cs="Arial"/>
+              </w:rPr>
+              <w:t>pre</w:t>
+            </w:r>
+            <w:proofErr w:type="spellEnd"/>
+            <w:r>
+              <w:rPr>
+                <w:rFonts w:ascii="Arial" w:hAnsi="Arial" w:cs="Arial"/>
+              </w:rPr>
+              <w:t xml:space="preserve"> partita</w:t>
+            </w:r>
           </w:p>
         </w:tc>
       </w:tr>
@@ -7895,6 +8489,7 @@
   <w:style w:type="character" w:default="1" w:styleId="Carpredefinitoparagrafo">
     <w:name w:val="Default Paragraph Font"/>
     <w:uiPriority w:val="1"/>
+    <w:semiHidden/>
     <w:unhideWhenUsed/>
   </w:style>
   <w:style w:type="table" w:default="1" w:styleId="Tabellanormale">

--- a/4_Diari/Diario di Lavoro.docx
+++ b/4_Diari/Diario di Lavoro.docx
@@ -3088,12 +3088,14 @@
               </w:rPr>
               <w:sym w:font="Wingdings" w:char="F0E0"/>
             </w:r>
+            <w:proofErr w:type="spellStart"/>
             <w:r>
               <w:rPr>
                 <w:rFonts w:ascii="Arial" w:hAnsi="Arial" w:cs="Arial"/>
               </w:rPr>
               <w:t>Sidon</w:t>
             </w:r>
+            <w:proofErr w:type="spellEnd"/>
           </w:p>
           <w:p>
             <w:pPr>
@@ -4008,13 +4010,7 @@
               <w:rPr>
                 <w:rFonts w:ascii="Arial" w:hAnsi="Arial" w:cs="Arial"/>
               </w:rPr>
-              <w:t>Quan: L</w:t>
-            </w:r>
-            <w:r>
-              <w:rPr>
-                <w:rFonts w:ascii="Arial" w:hAnsi="Arial" w:cs="Arial"/>
-              </w:rPr>
-              <w:t xml:space="preserve">avoro sulle </w:t>
+              <w:t xml:space="preserve">Quan: Lavoro sulle </w:t>
             </w:r>
             <w:proofErr w:type="spellStart"/>
             <w:r>
@@ -4122,13 +4118,7 @@
               <w:rPr>
                 <w:rFonts w:ascii="Arial" w:hAnsi="Arial" w:cs="Arial"/>
               </w:rPr>
-              <w:t>Quan: L</w:t>
-            </w:r>
-            <w:r>
-              <w:rPr>
-                <w:rFonts w:ascii="Arial" w:hAnsi="Arial" w:cs="Arial"/>
-              </w:rPr>
-              <w:t xml:space="preserve">avoro sulle </w:t>
+              <w:t xml:space="preserve">Quan: Lavoro sulle </w:t>
             </w:r>
             <w:proofErr w:type="spellStart"/>
             <w:r>
@@ -4560,8 +4550,16 @@
               <w:rPr>
                 <w:rFonts w:ascii="Arial" w:hAnsi="Arial" w:cs="Arial"/>
               </w:rPr>
-              <w:t xml:space="preserve"> e Gantt</w:t>
-            </w:r>
+              <w:t xml:space="preserve"> e </w:t>
+            </w:r>
+            <w:proofErr w:type="spellStart"/>
+            <w:r>
+              <w:rPr>
+                <w:rFonts w:ascii="Arial" w:hAnsi="Arial" w:cs="Arial"/>
+              </w:rPr>
+              <w:t>Gantt</w:t>
+            </w:r>
+            <w:proofErr w:type="spellEnd"/>
             <w:r>
               <w:rPr>
                 <w:rFonts w:ascii="Arial" w:hAnsi="Arial" w:cs="Arial"/>
@@ -4622,11 +4620,19 @@
                 <w:rFonts w:ascii="Arial" w:hAnsi="Arial" w:cs="Arial"/>
               </w:rPr>
             </w:pPr>
-            <w:r>
-              <w:rPr>
-                <w:rFonts w:ascii="Arial" w:hAnsi="Arial" w:cs="Arial"/>
-              </w:rPr>
-              <w:t xml:space="preserve">Sidon: </w:t>
+            <w:proofErr w:type="spellStart"/>
+            <w:r>
+              <w:rPr>
+                <w:rFonts w:ascii="Arial" w:hAnsi="Arial" w:cs="Arial"/>
+              </w:rPr>
+              <w:t>Sidon</w:t>
+            </w:r>
+            <w:proofErr w:type="spellEnd"/>
+            <w:r>
+              <w:rPr>
+                <w:rFonts w:ascii="Arial" w:hAnsi="Arial" w:cs="Arial"/>
+              </w:rPr>
+              <w:t xml:space="preserve">: </w:t>
             </w:r>
             <w:r>
               <w:rPr>
@@ -4716,14 +4722,1399 @@
               <w:rPr>
                 <w:rFonts w:ascii="Arial" w:hAnsi="Arial" w:cs="Arial"/>
               </w:rPr>
-              <w:t xml:space="preserve"> mo</w:t>
+              <w:t xml:space="preserve"> </w:t>
             </w:r>
             <w:proofErr w:type="spellStart"/>
             <w:r>
               <w:rPr>
                 <w:rFonts w:ascii="Arial" w:hAnsi="Arial" w:cs="Arial"/>
               </w:rPr>
-              <w:t>ckup</w:t>
+              <w:t>mockup</w:t>
+            </w:r>
+            <w:proofErr w:type="spellEnd"/>
+            <w:r>
+              <w:rPr>
+                <w:rFonts w:ascii="Arial" w:hAnsi="Arial" w:cs="Arial"/>
+              </w:rPr>
+              <w:t xml:space="preserve"> </w:t>
+            </w:r>
+            <w:proofErr w:type="spellStart"/>
+            <w:r>
+              <w:rPr>
+                <w:rFonts w:ascii="Arial" w:hAnsi="Arial" w:cs="Arial"/>
+              </w:rPr>
+              <w:t>pre</w:t>
+            </w:r>
+            <w:proofErr w:type="spellEnd"/>
+            <w:r>
+              <w:rPr>
+                <w:rFonts w:ascii="Arial" w:hAnsi="Arial" w:cs="Arial"/>
+              </w:rPr>
+              <w:t xml:space="preserve"> partita</w:t>
+            </w:r>
+          </w:p>
+        </w:tc>
+      </w:tr>
+    </w:tbl>
+    <w:p>
+      <w:pPr>
+        <w:rPr>
+          <w:rFonts w:ascii="Arial" w:hAnsi="Arial" w:cs="Arial"/>
+        </w:rPr>
+      </w:pPr>
+    </w:p>
+    <w:tbl>
+      <w:tblPr>
+        <w:tblStyle w:val="Grigliatabella"/>
+        <w:tblW w:w="0" w:type="auto"/>
+        <w:tblLook w:val="04A0" w:firstRow="1" w:lastRow="0" w:firstColumn="1" w:lastColumn="0" w:noHBand="0" w:noVBand="1"/>
+      </w:tblPr>
+      <w:tblGrid>
+        <w:gridCol w:w="9628"/>
+      </w:tblGrid>
+      <w:tr>
+        <w:tc>
+          <w:tcPr>
+            <w:tcW w:w="9854" w:type="dxa"/>
+            <w:tcBorders>
+              <w:top w:val="single" w:sz="4" w:space="0" w:color="auto"/>
+              <w:left w:val="single" w:sz="4" w:space="0" w:color="auto"/>
+              <w:bottom w:val="single" w:sz="4" w:space="0" w:color="auto"/>
+              <w:right w:val="single" w:sz="4" w:space="0" w:color="auto"/>
+            </w:tcBorders>
+            <w:shd w:val="clear" w:color="auto" w:fill="D9D9D9" w:themeFill="background1" w:themeFillShade="D9"/>
+            <w:hideMark/>
+          </w:tcPr>
+          <w:p>
+            <w:pPr>
+              <w:rPr>
+                <w:rFonts w:ascii="Arial" w:hAnsi="Arial" w:cs="Arial"/>
+              </w:rPr>
+            </w:pPr>
+            <w:r>
+              <w:rPr>
+                <w:rFonts w:ascii="Arial" w:hAnsi="Arial" w:cs="Arial"/>
+              </w:rPr>
+              <w:t>Sprint Planning</w:t>
+            </w:r>
+          </w:p>
+        </w:tc>
+      </w:tr>
+      <w:tr>
+        <w:tc>
+          <w:tcPr>
+            <w:tcW w:w="9854" w:type="dxa"/>
+            <w:tcBorders>
+              <w:top w:val="single" w:sz="4" w:space="0" w:color="auto"/>
+              <w:left w:val="single" w:sz="4" w:space="0" w:color="auto"/>
+              <w:bottom w:val="single" w:sz="4" w:space="0" w:color="auto"/>
+              <w:right w:val="single" w:sz="4" w:space="0" w:color="auto"/>
+            </w:tcBorders>
+          </w:tcPr>
+          <w:p>
+            <w:pPr>
+              <w:rPr>
+                <w:rFonts w:ascii="Arial" w:hAnsi="Arial" w:cs="Arial"/>
+              </w:rPr>
+            </w:pPr>
+          </w:p>
+        </w:tc>
+      </w:tr>
+    </w:tbl>
+    <w:p>
+      <w:pPr>
+        <w:rPr>
+          <w:rFonts w:ascii="Arial" w:hAnsi="Arial" w:cs="Arial"/>
+        </w:rPr>
+      </w:pPr>
+    </w:p>
+    <w:tbl>
+      <w:tblPr>
+        <w:tblStyle w:val="Grigliatabella"/>
+        <w:tblW w:w="0" w:type="auto"/>
+        <w:tblLook w:val="04A0" w:firstRow="1" w:lastRow="0" w:firstColumn="1" w:lastColumn="0" w:noHBand="0" w:noVBand="1"/>
+      </w:tblPr>
+      <w:tblGrid>
+        <w:gridCol w:w="9628"/>
+      </w:tblGrid>
+      <w:tr>
+        <w:tc>
+          <w:tcPr>
+            <w:tcW w:w="9854" w:type="dxa"/>
+            <w:tcBorders>
+              <w:top w:val="single" w:sz="4" w:space="0" w:color="auto"/>
+              <w:left w:val="single" w:sz="4" w:space="0" w:color="auto"/>
+              <w:bottom w:val="single" w:sz="4" w:space="0" w:color="auto"/>
+              <w:right w:val="single" w:sz="4" w:space="0" w:color="auto"/>
+            </w:tcBorders>
+            <w:shd w:val="clear" w:color="auto" w:fill="D9D9D9" w:themeFill="background1" w:themeFillShade="D9"/>
+            <w:hideMark/>
+          </w:tcPr>
+          <w:p>
+            <w:pPr>
+              <w:rPr>
+                <w:rFonts w:ascii="Arial" w:hAnsi="Arial" w:cs="Arial"/>
+              </w:rPr>
+            </w:pPr>
+            <w:r>
+              <w:rPr>
+                <w:rFonts w:ascii="Arial" w:hAnsi="Arial" w:cs="Arial"/>
+              </w:rPr>
+              <w:t>Sprint Review</w:t>
+            </w:r>
+          </w:p>
+        </w:tc>
+      </w:tr>
+      <w:tr>
+        <w:tc>
+          <w:tcPr>
+            <w:tcW w:w="9854" w:type="dxa"/>
+            <w:tcBorders>
+              <w:top w:val="single" w:sz="4" w:space="0" w:color="auto"/>
+              <w:left w:val="single" w:sz="4" w:space="0" w:color="auto"/>
+              <w:bottom w:val="single" w:sz="4" w:space="0" w:color="auto"/>
+              <w:right w:val="single" w:sz="4" w:space="0" w:color="auto"/>
+            </w:tcBorders>
+          </w:tcPr>
+          <w:p>
+            <w:pPr>
+              <w:rPr>
+                <w:rFonts w:ascii="Arial" w:hAnsi="Arial" w:cs="Arial"/>
+              </w:rPr>
+            </w:pPr>
+          </w:p>
+        </w:tc>
+      </w:tr>
+    </w:tbl>
+    <w:p>
+      <w:pPr>
+        <w:rPr>
+          <w:rFonts w:ascii="Arial" w:hAnsi="Arial" w:cs="Arial"/>
+        </w:rPr>
+      </w:pPr>
+    </w:p>
+    <w:tbl>
+      <w:tblPr>
+        <w:tblStyle w:val="Grigliatabella"/>
+        <w:tblW w:w="9634" w:type="dxa"/>
+        <w:tblLook w:val="04A0" w:firstRow="1" w:lastRow="0" w:firstColumn="1" w:lastColumn="0" w:noHBand="0" w:noVBand="1"/>
+      </w:tblPr>
+      <w:tblGrid>
+        <w:gridCol w:w="4803"/>
+        <w:gridCol w:w="4825"/>
+        <w:gridCol w:w="6"/>
+      </w:tblGrid>
+      <w:tr>
+        <w:trPr>
+          <w:gridAfter w:val="1"/>
+          <w:wAfter w:w="6" w:type="dxa"/>
+        </w:trPr>
+        <w:tc>
+          <w:tcPr>
+            <w:tcW w:w="9628" w:type="dxa"/>
+            <w:gridSpan w:val="2"/>
+            <w:tcBorders>
+              <w:top w:val="single" w:sz="4" w:space="0" w:color="auto"/>
+              <w:left w:val="single" w:sz="4" w:space="0" w:color="auto"/>
+              <w:bottom w:val="single" w:sz="4" w:space="0" w:color="auto"/>
+              <w:right w:val="single" w:sz="4" w:space="0" w:color="auto"/>
+            </w:tcBorders>
+            <w:shd w:val="clear" w:color="auto" w:fill="D9D9D9" w:themeFill="background1" w:themeFillShade="D9"/>
+            <w:hideMark/>
+          </w:tcPr>
+          <w:p>
+            <w:pPr>
+              <w:rPr>
+                <w:rFonts w:ascii="Arial" w:hAnsi="Arial" w:cs="Arial"/>
+              </w:rPr>
+            </w:pPr>
+            <w:r>
+              <w:rPr>
+                <w:rFonts w:ascii="Arial" w:hAnsi="Arial" w:cs="Arial"/>
+              </w:rPr>
+              <w:t xml:space="preserve">Sprint </w:t>
+            </w:r>
+            <w:proofErr w:type="spellStart"/>
+            <w:r>
+              <w:rPr>
+                <w:rFonts w:ascii="Arial" w:hAnsi="Arial" w:cs="Arial"/>
+              </w:rPr>
+              <w:t>Retrospective</w:t>
+            </w:r>
+            <w:proofErr w:type="spellEnd"/>
+          </w:p>
+        </w:tc>
+      </w:tr>
+      <w:tr>
+        <w:trPr>
+          <w:gridAfter w:val="1"/>
+          <w:wAfter w:w="6" w:type="dxa"/>
+        </w:trPr>
+        <w:tc>
+          <w:tcPr>
+            <w:tcW w:w="9628" w:type="dxa"/>
+            <w:gridSpan w:val="2"/>
+            <w:tcBorders>
+              <w:top w:val="single" w:sz="4" w:space="0" w:color="auto"/>
+              <w:left w:val="single" w:sz="4" w:space="0" w:color="auto"/>
+              <w:bottom w:val="single" w:sz="4" w:space="0" w:color="auto"/>
+              <w:right w:val="single" w:sz="4" w:space="0" w:color="auto"/>
+            </w:tcBorders>
+          </w:tcPr>
+          <w:p>
+            <w:pPr>
+              <w:rPr>
+                <w:rFonts w:ascii="Arial" w:hAnsi="Arial" w:cs="Arial"/>
+              </w:rPr>
+            </w:pPr>
+          </w:p>
+        </w:tc>
+      </w:tr>
+      <w:tr>
+        <w:trPr>
+          <w:trHeight w:hRule="exact" w:val="397"/>
+        </w:trPr>
+        <w:tc>
+          <w:tcPr>
+            <w:tcW w:w="4803" w:type="dxa"/>
+            <w:tcBorders>
+              <w:top w:val="single" w:sz="4" w:space="0" w:color="auto"/>
+              <w:left w:val="single" w:sz="4" w:space="0" w:color="auto"/>
+              <w:bottom w:val="single" w:sz="4" w:space="0" w:color="auto"/>
+              <w:right w:val="single" w:sz="4" w:space="0" w:color="auto"/>
+            </w:tcBorders>
+            <w:vAlign w:val="center"/>
+            <w:hideMark/>
+          </w:tcPr>
+          <w:p>
+            <w:pPr>
+              <w:rPr>
+                <w:rFonts w:ascii="Arial" w:hAnsi="Arial" w:cs="Arial"/>
+              </w:rPr>
+            </w:pPr>
+            <w:r>
+              <w:rPr>
+                <w:rFonts w:ascii="Arial" w:hAnsi="Arial" w:cs="Arial"/>
+              </w:rPr>
+              <w:lastRenderedPageBreak/>
+              <w:t>Luogo</w:t>
+            </w:r>
+          </w:p>
+        </w:tc>
+        <w:tc>
+          <w:tcPr>
+            <w:tcW w:w="4831" w:type="dxa"/>
+            <w:gridSpan w:val="2"/>
+            <w:tcBorders>
+              <w:top w:val="single" w:sz="4" w:space="0" w:color="auto"/>
+              <w:left w:val="single" w:sz="4" w:space="0" w:color="auto"/>
+              <w:bottom w:val="single" w:sz="4" w:space="0" w:color="auto"/>
+              <w:right w:val="single" w:sz="4" w:space="0" w:color="auto"/>
+            </w:tcBorders>
+            <w:vAlign w:val="center"/>
+            <w:hideMark/>
+          </w:tcPr>
+          <w:p>
+            <w:pPr>
+              <w:pStyle w:val="Nessunaspaziatura"/>
+              <w:spacing w:line="360" w:lineRule="auto"/>
+              <w:rPr>
+                <w:rFonts w:ascii="Arial" w:hAnsi="Arial" w:cs="Arial"/>
+              </w:rPr>
+            </w:pPr>
+            <w:r>
+              <w:rPr>
+                <w:rFonts w:ascii="Arial" w:hAnsi="Arial" w:cs="Arial"/>
+              </w:rPr>
+              <w:t>Canobbio</w:t>
+            </w:r>
+          </w:p>
+        </w:tc>
+      </w:tr>
+      <w:tr>
+        <w:trPr>
+          <w:trHeight w:hRule="exact" w:val="397"/>
+        </w:trPr>
+        <w:tc>
+          <w:tcPr>
+            <w:tcW w:w="4803" w:type="dxa"/>
+            <w:tcBorders>
+              <w:top w:val="single" w:sz="4" w:space="0" w:color="auto"/>
+              <w:left w:val="single" w:sz="4" w:space="0" w:color="auto"/>
+              <w:bottom w:val="single" w:sz="4" w:space="0" w:color="auto"/>
+              <w:right w:val="single" w:sz="4" w:space="0" w:color="auto"/>
+            </w:tcBorders>
+            <w:vAlign w:val="center"/>
+            <w:hideMark/>
+          </w:tcPr>
+          <w:p>
+            <w:pPr>
+              <w:rPr>
+                <w:rFonts w:ascii="Arial" w:hAnsi="Arial" w:cs="Arial"/>
+              </w:rPr>
+            </w:pPr>
+            <w:r>
+              <w:rPr>
+                <w:rFonts w:ascii="Arial" w:hAnsi="Arial" w:cs="Arial"/>
+              </w:rPr>
+              <w:t>Data</w:t>
+            </w:r>
+          </w:p>
+        </w:tc>
+        <w:tc>
+          <w:tcPr>
+            <w:tcW w:w="4831" w:type="dxa"/>
+            <w:gridSpan w:val="2"/>
+            <w:tcBorders>
+              <w:top w:val="single" w:sz="4" w:space="0" w:color="auto"/>
+              <w:left w:val="single" w:sz="4" w:space="0" w:color="auto"/>
+              <w:bottom w:val="single" w:sz="4" w:space="0" w:color="auto"/>
+              <w:right w:val="single" w:sz="4" w:space="0" w:color="auto"/>
+            </w:tcBorders>
+            <w:vAlign w:val="center"/>
+            <w:hideMark/>
+          </w:tcPr>
+          <w:p>
+            <w:pPr>
+              <w:rPr>
+                <w:rFonts w:ascii="Arial" w:hAnsi="Arial" w:cs="Arial"/>
+              </w:rPr>
+            </w:pPr>
+            <w:r>
+              <w:rPr>
+                <w:rFonts w:ascii="Arial" w:hAnsi="Arial" w:cs="Arial"/>
+              </w:rPr>
+              <w:t>06</w:t>
+            </w:r>
+            <w:r>
+              <w:rPr>
+                <w:rFonts w:ascii="Arial" w:hAnsi="Arial" w:cs="Arial"/>
+              </w:rPr>
+              <w:t>.0</w:t>
+            </w:r>
+            <w:r>
+              <w:rPr>
+                <w:rFonts w:ascii="Arial" w:hAnsi="Arial" w:cs="Arial"/>
+              </w:rPr>
+              <w:t>3</w:t>
+            </w:r>
+            <w:r>
+              <w:rPr>
+                <w:rFonts w:ascii="Arial" w:hAnsi="Arial" w:cs="Arial"/>
+              </w:rPr>
+              <w:t>.2026</w:t>
+            </w:r>
+          </w:p>
+        </w:tc>
+      </w:tr>
+    </w:tbl>
+    <w:p>
+      <w:pPr>
+        <w:rPr>
+          <w:rFonts w:ascii="Arial" w:hAnsi="Arial" w:cs="Arial"/>
+        </w:rPr>
+      </w:pPr>
+    </w:p>
+    <w:tbl>
+      <w:tblPr>
+        <w:tblStyle w:val="Grigliatabella"/>
+        <w:tblW w:w="0" w:type="auto"/>
+        <w:tblLook w:val="04A0" w:firstRow="1" w:lastRow="0" w:firstColumn="1" w:lastColumn="0" w:noHBand="0" w:noVBand="1"/>
+      </w:tblPr>
+      <w:tblGrid>
+        <w:gridCol w:w="1555"/>
+        <w:gridCol w:w="8073"/>
+      </w:tblGrid>
+      <w:tr>
+        <w:tc>
+          <w:tcPr>
+            <w:tcW w:w="9628" w:type="dxa"/>
+            <w:gridSpan w:val="2"/>
+            <w:shd w:val="clear" w:color="auto" w:fill="D9D9D9" w:themeFill="background1" w:themeFillShade="D9"/>
+          </w:tcPr>
+          <w:p>
+            <w:pPr>
+              <w:rPr>
+                <w:rFonts w:ascii="Arial" w:hAnsi="Arial" w:cs="Arial"/>
+              </w:rPr>
+            </w:pPr>
+            <w:r>
+              <w:rPr>
+                <w:rFonts w:ascii="Arial" w:hAnsi="Arial" w:cs="Arial"/>
+              </w:rPr>
+              <w:t>Lavori svolti</w:t>
+            </w:r>
+          </w:p>
+        </w:tc>
+      </w:tr>
+      <w:tr>
+        <w:tc>
+          <w:tcPr>
+            <w:tcW w:w="1555" w:type="dxa"/>
+            <w:vAlign w:val="center"/>
+          </w:tcPr>
+          <w:p>
+            <w:pPr>
+              <w:jc w:val="center"/>
+              <w:rPr>
+                <w:rFonts w:ascii="Arial" w:hAnsi="Arial" w:cs="Arial"/>
+              </w:rPr>
+            </w:pPr>
+            <w:r>
+              <w:rPr>
+                <w:rFonts w:ascii="Arial" w:hAnsi="Arial" w:cs="Arial"/>
+              </w:rPr>
+              <w:t>8:20-9:35</w:t>
+            </w:r>
+          </w:p>
+        </w:tc>
+        <w:tc>
+          <w:tcPr>
+            <w:tcW w:w="8073" w:type="dxa"/>
+          </w:tcPr>
+          <w:p>
+            <w:pPr>
+              <w:jc w:val="both"/>
+              <w:rPr>
+                <w:rFonts w:ascii="Arial" w:hAnsi="Arial" w:cs="Arial"/>
+              </w:rPr>
+            </w:pPr>
+            <w:r>
+              <w:rPr>
+                <w:rFonts w:ascii="Arial" w:hAnsi="Arial" w:cs="Arial"/>
+              </w:rPr>
+              <w:t>Tutti: stati nell’aula della Cereda a vedere le presentazioni degli altri.</w:t>
+            </w:r>
+          </w:p>
+        </w:tc>
+      </w:tr>
+      <w:tr>
+        <w:tc>
+          <w:tcPr>
+            <w:tcW w:w="1555" w:type="dxa"/>
+            <w:vAlign w:val="center"/>
+          </w:tcPr>
+          <w:p>
+            <w:pPr>
+              <w:jc w:val="center"/>
+              <w:rPr>
+                <w:rFonts w:ascii="Arial" w:hAnsi="Arial" w:cs="Arial"/>
+              </w:rPr>
+            </w:pPr>
+            <w:r>
+              <w:rPr>
+                <w:rFonts w:ascii="Arial" w:hAnsi="Arial" w:cs="Arial"/>
+              </w:rPr>
+              <w:t>9:50-11:35</w:t>
+            </w:r>
+          </w:p>
+        </w:tc>
+        <w:tc>
+          <w:tcPr>
+            <w:tcW w:w="8073" w:type="dxa"/>
+          </w:tcPr>
+          <w:p>
+            <w:pPr>
+              <w:rPr>
+                <w:rFonts w:ascii="Arial" w:hAnsi="Arial" w:cs="Arial"/>
+              </w:rPr>
+            </w:pPr>
+            <w:r>
+              <w:rPr>
+                <w:rFonts w:ascii="Arial" w:hAnsi="Arial" w:cs="Arial"/>
+              </w:rPr>
+              <w:t xml:space="preserve">Quan: lavoro sulle </w:t>
+            </w:r>
+            <w:proofErr w:type="spellStart"/>
+            <w:r>
+              <w:rPr>
+                <w:rFonts w:ascii="Arial" w:hAnsi="Arial" w:cs="Arial"/>
+              </w:rPr>
+              <w:t>sprite</w:t>
+            </w:r>
+            <w:proofErr w:type="spellEnd"/>
+            <w:r>
+              <w:rPr>
+                <w:rFonts w:ascii="Arial" w:hAnsi="Arial" w:cs="Arial"/>
+              </w:rPr>
+              <w:t xml:space="preserve"> delle impostazioni</w:t>
+            </w:r>
+          </w:p>
+          <w:p>
+            <w:pPr>
+              <w:rPr>
+                <w:rFonts w:ascii="Arial" w:hAnsi="Arial" w:cs="Arial"/>
+              </w:rPr>
+            </w:pPr>
+            <w:r>
+              <w:rPr>
+                <w:rFonts w:ascii="Arial" w:hAnsi="Arial" w:cs="Arial"/>
+              </w:rPr>
+              <w:t xml:space="preserve">Yasser: lavoro sulle </w:t>
+            </w:r>
+            <w:proofErr w:type="spellStart"/>
+            <w:r>
+              <w:rPr>
+                <w:rFonts w:ascii="Arial" w:hAnsi="Arial" w:cs="Arial"/>
+              </w:rPr>
+              <w:t>sprite</w:t>
+            </w:r>
+            <w:proofErr w:type="spellEnd"/>
+            <w:r>
+              <w:rPr>
+                <w:rFonts w:ascii="Arial" w:hAnsi="Arial" w:cs="Arial"/>
+              </w:rPr>
+              <w:t xml:space="preserve"> delle schermate </w:t>
+            </w:r>
+            <w:proofErr w:type="spellStart"/>
+            <w:r>
+              <w:rPr>
+                <w:rFonts w:ascii="Arial" w:hAnsi="Arial" w:cs="Arial"/>
+              </w:rPr>
+              <w:t>pre</w:t>
+            </w:r>
+            <w:proofErr w:type="spellEnd"/>
+            <w:r>
+              <w:rPr>
+                <w:rFonts w:ascii="Arial" w:hAnsi="Arial" w:cs="Arial"/>
+              </w:rPr>
+              <w:t>-partita (scegliere mappa e personaggio)</w:t>
+            </w:r>
+          </w:p>
+          <w:p>
+            <w:pPr>
+              <w:rPr>
+                <w:rFonts w:ascii="Arial" w:hAnsi="Arial" w:cs="Arial"/>
+              </w:rPr>
+            </w:pPr>
+            <w:r>
+              <w:rPr>
+                <w:rFonts w:ascii="Arial" w:hAnsi="Arial" w:cs="Arial"/>
+              </w:rPr>
+              <w:t>Ivan: Finito schermata principale</w:t>
+            </w:r>
+          </w:p>
+          <w:p>
+            <w:pPr>
+              <w:rPr>
+                <w:rFonts w:ascii="Arial" w:hAnsi="Arial" w:cs="Arial"/>
+              </w:rPr>
+            </w:pPr>
+            <w:proofErr w:type="spellStart"/>
+            <w:r>
+              <w:rPr>
+                <w:rFonts w:ascii="Arial" w:hAnsi="Arial" w:cs="Arial"/>
+              </w:rPr>
+              <w:t>Sidon</w:t>
+            </w:r>
+            <w:proofErr w:type="spellEnd"/>
+            <w:r>
+              <w:rPr>
+                <w:rFonts w:ascii="Arial" w:hAnsi="Arial" w:cs="Arial"/>
+              </w:rPr>
+              <w:t xml:space="preserve">: Miglioramento </w:t>
+            </w:r>
+            <w:proofErr w:type="spellStart"/>
+            <w:r>
+              <w:rPr>
+                <w:rFonts w:ascii="Arial" w:hAnsi="Arial" w:cs="Arial"/>
+              </w:rPr>
+              <w:t>Gantt</w:t>
+            </w:r>
+            <w:proofErr w:type="spellEnd"/>
+            <w:r>
+              <w:rPr>
+                <w:rFonts w:ascii="Arial" w:hAnsi="Arial" w:cs="Arial"/>
+              </w:rPr>
+              <w:t xml:space="preserve"> e inizio schermata wiki</w:t>
+            </w:r>
+          </w:p>
+        </w:tc>
+      </w:tr>
+      <w:tr>
+        <w:tc>
+          <w:tcPr>
+            <w:tcW w:w="1555" w:type="dxa"/>
+            <w:vAlign w:val="center"/>
+          </w:tcPr>
+          <w:p>
+            <w:pPr>
+              <w:jc w:val="center"/>
+              <w:rPr>
+                <w:rFonts w:ascii="Arial" w:hAnsi="Arial" w:cs="Arial"/>
+              </w:rPr>
+            </w:pPr>
+            <w:r>
+              <w:rPr>
+                <w:rFonts w:ascii="Arial" w:hAnsi="Arial" w:cs="Arial"/>
+              </w:rPr>
+              <w:t>12:30-14:00</w:t>
+            </w:r>
+          </w:p>
+        </w:tc>
+        <w:tc>
+          <w:tcPr>
+            <w:tcW w:w="8073" w:type="dxa"/>
+          </w:tcPr>
+          <w:p>
+            <w:pPr>
+              <w:jc w:val="both"/>
+              <w:rPr>
+                <w:rFonts w:ascii="Arial" w:hAnsi="Arial" w:cs="Arial"/>
+              </w:rPr>
+            </w:pPr>
+            <w:r>
+              <w:rPr>
+                <w:rFonts w:ascii="Arial" w:hAnsi="Arial" w:cs="Arial"/>
+              </w:rPr>
+              <w:t>Ivan: Creazione delle mappe</w:t>
+            </w:r>
+          </w:p>
+          <w:p>
+            <w:pPr>
+              <w:jc w:val="both"/>
+              <w:rPr>
+                <w:rFonts w:ascii="Arial" w:hAnsi="Arial" w:cs="Arial"/>
+              </w:rPr>
+            </w:pPr>
+            <w:r>
+              <w:rPr>
+                <w:rFonts w:ascii="Arial" w:hAnsi="Arial" w:cs="Arial"/>
+              </w:rPr>
+              <w:t xml:space="preserve">Quan: Lavoro sulle </w:t>
+            </w:r>
+            <w:proofErr w:type="spellStart"/>
+            <w:r>
+              <w:rPr>
+                <w:rFonts w:ascii="Arial" w:hAnsi="Arial" w:cs="Arial"/>
+              </w:rPr>
+              <w:t>sprite</w:t>
+            </w:r>
+            <w:proofErr w:type="spellEnd"/>
+            <w:r>
+              <w:rPr>
+                <w:rFonts w:ascii="Arial" w:hAnsi="Arial" w:cs="Arial"/>
+              </w:rPr>
+              <w:t xml:space="preserve"> delle impostazioni</w:t>
+            </w:r>
+          </w:p>
+          <w:p>
+            <w:pPr>
+              <w:jc w:val="both"/>
+              <w:rPr>
+                <w:rFonts w:ascii="Arial" w:hAnsi="Arial" w:cs="Arial"/>
+              </w:rPr>
+            </w:pPr>
+            <w:r>
+              <w:rPr>
+                <w:rFonts w:ascii="Arial" w:hAnsi="Arial" w:cs="Arial"/>
+              </w:rPr>
+              <w:t xml:space="preserve">Yasser: Finito schermate </w:t>
+            </w:r>
+            <w:proofErr w:type="spellStart"/>
+            <w:r>
+              <w:rPr>
+                <w:rFonts w:ascii="Arial" w:hAnsi="Arial" w:cs="Arial"/>
+              </w:rPr>
+              <w:t>pre</w:t>
+            </w:r>
+            <w:proofErr w:type="spellEnd"/>
+            <w:r>
+              <w:rPr>
+                <w:rFonts w:ascii="Arial" w:hAnsi="Arial" w:cs="Arial"/>
+              </w:rPr>
+              <w:t>-partita</w:t>
+            </w:r>
+          </w:p>
+          <w:p>
+            <w:pPr>
+              <w:jc w:val="both"/>
+              <w:rPr>
+                <w:rFonts w:ascii="Arial" w:hAnsi="Arial" w:cs="Arial"/>
+              </w:rPr>
+            </w:pPr>
+            <w:proofErr w:type="spellStart"/>
+            <w:r>
+              <w:rPr>
+                <w:rFonts w:ascii="Arial" w:hAnsi="Arial" w:cs="Arial"/>
+              </w:rPr>
+              <w:t>Sidon</w:t>
+            </w:r>
+            <w:proofErr w:type="spellEnd"/>
+            <w:r>
+              <w:rPr>
+                <w:rFonts w:ascii="Arial" w:hAnsi="Arial" w:cs="Arial"/>
+              </w:rPr>
+              <w:t>: Lavoro sulla schermata wiki</w:t>
+            </w:r>
+          </w:p>
+        </w:tc>
+      </w:tr>
+      <w:tr>
+        <w:tc>
+          <w:tcPr>
+            <w:tcW w:w="1555" w:type="dxa"/>
+            <w:vAlign w:val="center"/>
+          </w:tcPr>
+          <w:p>
+            <w:pPr>
+              <w:jc w:val="center"/>
+              <w:rPr>
+                <w:rFonts w:ascii="Arial" w:hAnsi="Arial" w:cs="Arial"/>
+              </w:rPr>
+            </w:pPr>
+            <w:r>
+              <w:rPr>
+                <w:rFonts w:ascii="Arial" w:hAnsi="Arial" w:cs="Arial"/>
+              </w:rPr>
+              <w:t>14:15-15:45</w:t>
+            </w:r>
+          </w:p>
+        </w:tc>
+        <w:tc>
+          <w:tcPr>
+            <w:tcW w:w="8073" w:type="dxa"/>
+          </w:tcPr>
+          <w:p>
+            <w:pPr>
+              <w:rPr>
+                <w:rFonts w:ascii="Arial" w:hAnsi="Arial" w:cs="Arial"/>
+              </w:rPr>
+            </w:pPr>
+            <w:r>
+              <w:rPr>
+                <w:rFonts w:ascii="Arial" w:hAnsi="Arial" w:cs="Arial"/>
+              </w:rPr>
+              <w:t xml:space="preserve">Quan: Lavoro sulle </w:t>
+            </w:r>
+            <w:proofErr w:type="spellStart"/>
+            <w:r>
+              <w:rPr>
+                <w:rFonts w:ascii="Arial" w:hAnsi="Arial" w:cs="Arial"/>
+              </w:rPr>
+              <w:t>sprite</w:t>
+            </w:r>
+            <w:proofErr w:type="spellEnd"/>
+            <w:r>
+              <w:rPr>
+                <w:rFonts w:ascii="Arial" w:hAnsi="Arial" w:cs="Arial"/>
+              </w:rPr>
+              <w:t xml:space="preserve"> delle impostazioni</w:t>
+            </w:r>
+          </w:p>
+          <w:p>
+            <w:pPr>
+              <w:rPr>
+                <w:rFonts w:ascii="Arial" w:hAnsi="Arial" w:cs="Arial"/>
+              </w:rPr>
+            </w:pPr>
+            <w:r>
+              <w:rPr>
+                <w:rFonts w:ascii="Arial" w:hAnsi="Arial" w:cs="Arial"/>
+              </w:rPr>
+              <w:t>Yasser: Scrittura documentazione</w:t>
+            </w:r>
+          </w:p>
+          <w:p>
+            <w:pPr>
+              <w:rPr>
+                <w:rFonts w:ascii="Arial" w:hAnsi="Arial" w:cs="Arial"/>
+              </w:rPr>
+            </w:pPr>
+            <w:r>
+              <w:rPr>
+                <w:rFonts w:ascii="Arial" w:hAnsi="Arial" w:cs="Arial"/>
+              </w:rPr>
+              <w:t>Ivan: Finito tutte le mappe</w:t>
+            </w:r>
+          </w:p>
+          <w:p>
+            <w:pPr>
+              <w:rPr>
+                <w:rFonts w:ascii="Arial" w:hAnsi="Arial" w:cs="Arial"/>
+              </w:rPr>
+            </w:pPr>
+            <w:proofErr w:type="spellStart"/>
+            <w:r>
+              <w:rPr>
+                <w:rFonts w:ascii="Arial" w:hAnsi="Arial" w:cs="Arial"/>
+              </w:rPr>
+              <w:t>Sidon</w:t>
+            </w:r>
+            <w:proofErr w:type="spellEnd"/>
+            <w:r>
+              <w:rPr>
+                <w:rFonts w:ascii="Arial" w:hAnsi="Arial" w:cs="Arial"/>
+              </w:rPr>
+              <w:t>: Lavoro sulla schermata wiki</w:t>
+            </w:r>
+          </w:p>
+        </w:tc>
+      </w:tr>
+    </w:tbl>
+    <w:p>
+      <w:pPr>
+        <w:rPr>
+          <w:rFonts w:ascii="Arial" w:hAnsi="Arial" w:cs="Arial"/>
+        </w:rPr>
+      </w:pPr>
+    </w:p>
+    <w:tbl>
+      <w:tblPr>
+        <w:tblStyle w:val="Grigliatabella"/>
+        <w:tblW w:w="0" w:type="auto"/>
+        <w:tblLook w:val="04A0" w:firstRow="1" w:lastRow="0" w:firstColumn="1" w:lastColumn="0" w:noHBand="0" w:noVBand="1"/>
+      </w:tblPr>
+      <w:tblGrid>
+        <w:gridCol w:w="9628"/>
+      </w:tblGrid>
+      <w:tr>
+        <w:tc>
+          <w:tcPr>
+            <w:tcW w:w="9854" w:type="dxa"/>
+            <w:tcBorders>
+              <w:top w:val="single" w:sz="4" w:space="0" w:color="auto"/>
+              <w:left w:val="single" w:sz="4" w:space="0" w:color="auto"/>
+              <w:bottom w:val="single" w:sz="4" w:space="0" w:color="auto"/>
+              <w:right w:val="single" w:sz="4" w:space="0" w:color="auto"/>
+            </w:tcBorders>
+            <w:shd w:val="clear" w:color="auto" w:fill="D9D9D9" w:themeFill="background1" w:themeFillShade="D9"/>
+            <w:hideMark/>
+          </w:tcPr>
+          <w:p>
+            <w:pPr>
+              <w:rPr>
+                <w:rFonts w:ascii="Arial" w:hAnsi="Arial" w:cs="Arial"/>
+              </w:rPr>
+            </w:pPr>
+            <w:r>
+              <w:rPr>
+                <w:rFonts w:ascii="Arial" w:hAnsi="Arial" w:cs="Arial"/>
+              </w:rPr>
+              <w:t>Problemi riscontrati e soluzioni adottate</w:t>
+            </w:r>
+          </w:p>
+        </w:tc>
+      </w:tr>
+      <w:tr>
+        <w:tc>
+          <w:tcPr>
+            <w:tcW w:w="9854" w:type="dxa"/>
+            <w:tcBorders>
+              <w:top w:val="single" w:sz="4" w:space="0" w:color="auto"/>
+              <w:left w:val="single" w:sz="4" w:space="0" w:color="auto"/>
+              <w:bottom w:val="single" w:sz="4" w:space="0" w:color="auto"/>
+              <w:right w:val="single" w:sz="4" w:space="0" w:color="auto"/>
+            </w:tcBorders>
+          </w:tcPr>
+          <w:p>
+            <w:pPr>
+              <w:rPr>
+                <w:rFonts w:ascii="Arial" w:hAnsi="Arial" w:cs="Arial"/>
+              </w:rPr>
+            </w:pPr>
+            <w:proofErr w:type="spellStart"/>
+            <w:proofErr w:type="gramStart"/>
+            <w:r>
+              <w:rPr>
+                <w:rFonts w:ascii="Arial" w:hAnsi="Arial" w:cs="Arial"/>
+              </w:rPr>
+              <w:t>UserStory</w:t>
+            </w:r>
+            <w:proofErr w:type="spellEnd"/>
+            <w:r>
+              <w:rPr>
+                <w:rFonts w:ascii="Arial" w:hAnsi="Arial" w:cs="Arial"/>
+              </w:rPr>
+              <w:t xml:space="preserve"> :</w:t>
+            </w:r>
+            <w:proofErr w:type="gramEnd"/>
+            <w:r>
+              <w:rPr>
+                <w:rFonts w:ascii="Arial" w:hAnsi="Arial" w:cs="Arial"/>
+              </w:rPr>
+              <w:t xml:space="preserve"> tutti, Quan: </w:t>
+            </w:r>
+            <w:proofErr w:type="spellStart"/>
+            <w:r>
+              <w:rPr>
+                <w:rFonts w:ascii="Arial" w:hAnsi="Arial" w:cs="Arial"/>
+              </w:rPr>
+              <w:t>UseCase,Swimnlane</w:t>
+            </w:r>
+            <w:proofErr w:type="spellEnd"/>
+            <w:r>
+              <w:rPr>
+                <w:rFonts w:ascii="Arial" w:hAnsi="Arial" w:cs="Arial"/>
+              </w:rPr>
+              <w:t xml:space="preserve"> e altri </w:t>
+            </w:r>
+            <w:proofErr w:type="spellStart"/>
+            <w:r>
+              <w:rPr>
+                <w:rFonts w:ascii="Arial" w:hAnsi="Arial" w:cs="Arial"/>
+              </w:rPr>
+              <w:t>sprite</w:t>
+            </w:r>
+            <w:proofErr w:type="spellEnd"/>
+            <w:r>
+              <w:rPr>
+                <w:rFonts w:ascii="Arial" w:hAnsi="Arial" w:cs="Arial"/>
+              </w:rPr>
+              <w:t xml:space="preserve">. Bonus; iniziare </w:t>
+            </w:r>
+            <w:proofErr w:type="spellStart"/>
+            <w:r>
+              <w:rPr>
+                <w:rFonts w:ascii="Arial" w:hAnsi="Arial" w:cs="Arial"/>
+              </w:rPr>
+              <w:t>unity</w:t>
+            </w:r>
+            <w:proofErr w:type="spellEnd"/>
+          </w:p>
+        </w:tc>
+      </w:tr>
+    </w:tbl>
+    <w:p>
+      <w:pPr>
+        <w:rPr>
+          <w:rFonts w:ascii="Arial" w:hAnsi="Arial" w:cs="Arial"/>
+        </w:rPr>
+      </w:pPr>
+    </w:p>
+    <w:tbl>
+      <w:tblPr>
+        <w:tblStyle w:val="Grigliatabella"/>
+        <w:tblW w:w="0" w:type="auto"/>
+        <w:tblLook w:val="04A0" w:firstRow="1" w:lastRow="0" w:firstColumn="1" w:lastColumn="0" w:noHBand="0" w:noVBand="1"/>
+      </w:tblPr>
+      <w:tblGrid>
+        <w:gridCol w:w="9628"/>
+      </w:tblGrid>
+      <w:tr>
+        <w:tc>
+          <w:tcPr>
+            <w:tcW w:w="9854" w:type="dxa"/>
+            <w:tcBorders>
+              <w:top w:val="single" w:sz="4" w:space="0" w:color="auto"/>
+              <w:left w:val="single" w:sz="4" w:space="0" w:color="auto"/>
+              <w:bottom w:val="single" w:sz="4" w:space="0" w:color="auto"/>
+              <w:right w:val="single" w:sz="4" w:space="0" w:color="auto"/>
+            </w:tcBorders>
+            <w:shd w:val="clear" w:color="auto" w:fill="D9D9D9" w:themeFill="background1" w:themeFillShade="D9"/>
+            <w:hideMark/>
+          </w:tcPr>
+          <w:p>
+            <w:pPr>
+              <w:rPr>
+                <w:rFonts w:ascii="Arial" w:hAnsi="Arial" w:cs="Arial"/>
+              </w:rPr>
+            </w:pPr>
+            <w:r>
+              <w:rPr>
+                <w:rFonts w:ascii="Arial" w:hAnsi="Arial" w:cs="Arial"/>
+              </w:rPr>
+              <w:t>Punto della situazione rispetto alla pianificazione</w:t>
+            </w:r>
+          </w:p>
+        </w:tc>
+      </w:tr>
+      <w:tr>
+        <w:tc>
+          <w:tcPr>
+            <w:tcW w:w="9854" w:type="dxa"/>
+            <w:tcBorders>
+              <w:top w:val="single" w:sz="4" w:space="0" w:color="auto"/>
+              <w:left w:val="single" w:sz="4" w:space="0" w:color="auto"/>
+              <w:bottom w:val="single" w:sz="4" w:space="0" w:color="auto"/>
+              <w:right w:val="single" w:sz="4" w:space="0" w:color="auto"/>
+            </w:tcBorders>
+          </w:tcPr>
+          <w:p>
+            <w:pPr>
+              <w:rPr>
+                <w:rFonts w:ascii="Arial" w:hAnsi="Arial" w:cs="Arial"/>
+              </w:rPr>
+            </w:pPr>
+            <w:r>
+              <w:rPr>
+                <w:rFonts w:ascii="Arial" w:hAnsi="Arial" w:cs="Arial"/>
+              </w:rPr>
+              <w:t xml:space="preserve">Il punto della situazione è buono tranne per il fatto che dobbiamo ancora aggiustare la </w:t>
+            </w:r>
+            <w:proofErr w:type="spellStart"/>
+            <w:r>
+              <w:rPr>
+                <w:rFonts w:ascii="Arial" w:hAnsi="Arial" w:cs="Arial"/>
+              </w:rPr>
+              <w:t>swimlane</w:t>
+            </w:r>
+            <w:proofErr w:type="spellEnd"/>
+            <w:r>
+              <w:rPr>
+                <w:rFonts w:ascii="Arial" w:hAnsi="Arial" w:cs="Arial"/>
+              </w:rPr>
+              <w:t xml:space="preserve"> e </w:t>
+            </w:r>
+            <w:proofErr w:type="gramStart"/>
+            <w:r>
+              <w:rPr>
+                <w:rFonts w:ascii="Arial" w:hAnsi="Arial" w:cs="Arial"/>
+              </w:rPr>
+              <w:t>i use</w:t>
+            </w:r>
+            <w:proofErr w:type="gramEnd"/>
+            <w:r>
+              <w:rPr>
+                <w:rFonts w:ascii="Arial" w:hAnsi="Arial" w:cs="Arial"/>
+              </w:rPr>
+              <w:t xml:space="preserve"> case</w:t>
+            </w:r>
+          </w:p>
+        </w:tc>
+      </w:tr>
+    </w:tbl>
+    <w:p>
+      <w:pPr>
+        <w:rPr>
+          <w:rFonts w:ascii="Arial" w:hAnsi="Arial" w:cs="Arial"/>
+        </w:rPr>
+      </w:pPr>
+    </w:p>
+    <w:tbl>
+      <w:tblPr>
+        <w:tblStyle w:val="Grigliatabella"/>
+        <w:tblW w:w="0" w:type="auto"/>
+        <w:tblLook w:val="04A0" w:firstRow="1" w:lastRow="0" w:firstColumn="1" w:lastColumn="0" w:noHBand="0" w:noVBand="1"/>
+      </w:tblPr>
+      <w:tblGrid>
+        <w:gridCol w:w="9628"/>
+      </w:tblGrid>
+      <w:tr>
+        <w:tc>
+          <w:tcPr>
+            <w:tcW w:w="9854" w:type="dxa"/>
+            <w:tcBorders>
+              <w:top w:val="single" w:sz="4" w:space="0" w:color="auto"/>
+              <w:left w:val="single" w:sz="4" w:space="0" w:color="auto"/>
+              <w:bottom w:val="single" w:sz="4" w:space="0" w:color="auto"/>
+              <w:right w:val="single" w:sz="4" w:space="0" w:color="auto"/>
+            </w:tcBorders>
+            <w:shd w:val="clear" w:color="auto" w:fill="D9D9D9" w:themeFill="background1" w:themeFillShade="D9"/>
+            <w:hideMark/>
+          </w:tcPr>
+          <w:p>
+            <w:pPr>
+              <w:rPr>
+                <w:rFonts w:ascii="Arial" w:hAnsi="Arial" w:cs="Arial"/>
+              </w:rPr>
+            </w:pPr>
+            <w:r>
+              <w:rPr>
+                <w:rFonts w:ascii="Arial" w:hAnsi="Arial" w:cs="Arial"/>
+              </w:rPr>
+              <w:t>Programma di massima per la prossima giornata di lavoro</w:t>
+            </w:r>
+          </w:p>
+        </w:tc>
+      </w:tr>
+      <w:tr>
+        <w:tc>
+          <w:tcPr>
+            <w:tcW w:w="9854" w:type="dxa"/>
+            <w:tcBorders>
+              <w:top w:val="single" w:sz="4" w:space="0" w:color="auto"/>
+              <w:left w:val="single" w:sz="4" w:space="0" w:color="auto"/>
+              <w:bottom w:val="single" w:sz="4" w:space="0" w:color="auto"/>
+              <w:right w:val="single" w:sz="4" w:space="0" w:color="auto"/>
+            </w:tcBorders>
+          </w:tcPr>
+          <w:p>
+            <w:pPr>
+              <w:rPr>
+                <w:rFonts w:ascii="Arial" w:hAnsi="Arial" w:cs="Arial"/>
+              </w:rPr>
+            </w:pPr>
+            <w:r>
+              <w:rPr>
+                <w:rFonts w:ascii="Arial" w:hAnsi="Arial" w:cs="Arial"/>
+              </w:rPr>
+              <w:t xml:space="preserve">Finire tutti gli </w:t>
+            </w:r>
+            <w:proofErr w:type="spellStart"/>
+            <w:r>
+              <w:rPr>
+                <w:rFonts w:ascii="Arial" w:hAnsi="Arial" w:cs="Arial"/>
+              </w:rPr>
+              <w:t>sprite</w:t>
+            </w:r>
+            <w:proofErr w:type="spellEnd"/>
+          </w:p>
+        </w:tc>
+      </w:tr>
+    </w:tbl>
+    <w:p>
+      <w:pPr>
+        <w:rPr>
+          <w:rFonts w:ascii="Arial" w:hAnsi="Arial" w:cs="Arial"/>
+        </w:rPr>
+      </w:pPr>
+    </w:p>
+    <w:p>
+      <w:pPr>
+        <w:pStyle w:val="Titolo2"/>
+        <w:rPr>
+          <w:sz w:val="36"/>
+        </w:rPr>
+      </w:pPr>
+      <w:r>
+        <w:rPr>
+          <w:sz w:val="36"/>
+        </w:rPr>
+        <w:t>Agile - Resoconto</w:t>
+      </w:r>
+    </w:p>
+    <w:p/>
+    <w:tbl>
+      <w:tblPr>
+        <w:tblStyle w:val="Grigliatabella"/>
+        <w:tblW w:w="0" w:type="auto"/>
+        <w:tblLook w:val="04A0" w:firstRow="1" w:lastRow="0" w:firstColumn="1" w:lastColumn="0" w:noHBand="0" w:noVBand="1"/>
+      </w:tblPr>
+      <w:tblGrid>
+        <w:gridCol w:w="9628"/>
+      </w:tblGrid>
+      <w:tr>
+        <w:tc>
+          <w:tcPr>
+            <w:tcW w:w="9854" w:type="dxa"/>
+            <w:tcBorders>
+              <w:top w:val="single" w:sz="4" w:space="0" w:color="auto"/>
+              <w:left w:val="single" w:sz="4" w:space="0" w:color="auto"/>
+              <w:bottom w:val="single" w:sz="4" w:space="0" w:color="auto"/>
+              <w:right w:val="single" w:sz="4" w:space="0" w:color="auto"/>
+            </w:tcBorders>
+            <w:shd w:val="clear" w:color="auto" w:fill="D9D9D9" w:themeFill="background1" w:themeFillShade="D9"/>
+            <w:hideMark/>
+          </w:tcPr>
+          <w:p>
+            <w:pPr>
+              <w:rPr>
+                <w:rFonts w:ascii="Arial" w:hAnsi="Arial" w:cs="Arial"/>
+              </w:rPr>
+            </w:pPr>
+            <w:proofErr w:type="spellStart"/>
+            <w:r>
+              <w:rPr>
+                <w:rFonts w:ascii="Arial" w:hAnsi="Arial" w:cs="Arial"/>
+              </w:rPr>
+              <w:t>Daily</w:t>
+            </w:r>
+            <w:proofErr w:type="spellEnd"/>
+            <w:r>
+              <w:rPr>
+                <w:rFonts w:ascii="Arial" w:hAnsi="Arial" w:cs="Arial"/>
+              </w:rPr>
+              <w:t xml:space="preserve"> </w:t>
+            </w:r>
+            <w:proofErr w:type="spellStart"/>
+            <w:r>
+              <w:rPr>
+                <w:rFonts w:ascii="Arial" w:hAnsi="Arial" w:cs="Arial"/>
+              </w:rPr>
+              <w:t>Scrum</w:t>
+            </w:r>
+            <w:proofErr w:type="spellEnd"/>
+          </w:p>
+        </w:tc>
+      </w:tr>
+      <w:tr>
+        <w:tc>
+          <w:tcPr>
+            <w:tcW w:w="9854" w:type="dxa"/>
+            <w:tcBorders>
+              <w:top w:val="single" w:sz="4" w:space="0" w:color="auto"/>
+              <w:left w:val="single" w:sz="4" w:space="0" w:color="auto"/>
+              <w:bottom w:val="single" w:sz="4" w:space="0" w:color="auto"/>
+              <w:right w:val="single" w:sz="4" w:space="0" w:color="auto"/>
+            </w:tcBorders>
+          </w:tcPr>
+          <w:p>
+            <w:pPr>
+              <w:rPr>
+                <w:rFonts w:ascii="Arial" w:hAnsi="Arial" w:cs="Arial"/>
+              </w:rPr>
+            </w:pPr>
+            <w:r>
+              <w:rPr>
+                <w:rFonts w:ascii="Arial" w:hAnsi="Arial" w:cs="Arial"/>
+              </w:rPr>
+              <w:t xml:space="preserve">Oggi dobbiamo fare tutti i </w:t>
+            </w:r>
+            <w:proofErr w:type="spellStart"/>
+            <w:r>
+              <w:rPr>
+                <w:rFonts w:ascii="Arial" w:hAnsi="Arial" w:cs="Arial"/>
+              </w:rPr>
+              <w:t>mockup</w:t>
+            </w:r>
+            <w:proofErr w:type="spellEnd"/>
+            <w:r>
+              <w:rPr>
+                <w:rFonts w:ascii="Arial" w:hAnsi="Arial" w:cs="Arial"/>
+              </w:rPr>
+              <w:t xml:space="preserve"> e aggiustare i requisiti, test case, use case, </w:t>
+            </w:r>
+            <w:proofErr w:type="spellStart"/>
+            <w:r>
+              <w:rPr>
+                <w:rFonts w:ascii="Arial" w:hAnsi="Arial" w:cs="Arial"/>
+              </w:rPr>
+              <w:t>swimlane</w:t>
+            </w:r>
+            <w:proofErr w:type="spellEnd"/>
+            <w:r>
+              <w:rPr>
+                <w:rFonts w:ascii="Arial" w:hAnsi="Arial" w:cs="Arial"/>
+              </w:rPr>
+              <w:t xml:space="preserve"> e </w:t>
+            </w:r>
+            <w:proofErr w:type="spellStart"/>
+            <w:r>
+              <w:rPr>
+                <w:rFonts w:ascii="Arial" w:hAnsi="Arial" w:cs="Arial"/>
+              </w:rPr>
+              <w:t>Gantt</w:t>
+            </w:r>
+            <w:proofErr w:type="spellEnd"/>
+            <w:r>
+              <w:rPr>
+                <w:rFonts w:ascii="Arial" w:hAnsi="Arial" w:cs="Arial"/>
+              </w:rPr>
+              <w:t>.</w:t>
+            </w:r>
+          </w:p>
+          <w:p>
+            <w:pPr>
+              <w:rPr>
+                <w:rFonts w:ascii="Arial" w:hAnsi="Arial" w:cs="Arial"/>
+              </w:rPr>
+            </w:pPr>
+            <w:r>
+              <w:rPr>
+                <w:rFonts w:ascii="Arial" w:hAnsi="Arial" w:cs="Arial"/>
+              </w:rPr>
+              <w:t xml:space="preserve">Quan: </w:t>
+            </w:r>
+            <w:proofErr w:type="spellStart"/>
+            <w:r>
+              <w:rPr>
+                <w:rFonts w:ascii="Arial" w:hAnsi="Arial" w:cs="Arial"/>
+              </w:rPr>
+              <w:t>mockup</w:t>
+            </w:r>
+            <w:proofErr w:type="spellEnd"/>
+            <w:r>
+              <w:rPr>
+                <w:rFonts w:ascii="Arial" w:hAnsi="Arial" w:cs="Arial"/>
+              </w:rPr>
+              <w:t xml:space="preserve"> impostazioni, aggiustare </w:t>
+            </w:r>
+            <w:proofErr w:type="spellStart"/>
+            <w:r>
+              <w:rPr>
+                <w:rFonts w:ascii="Arial" w:hAnsi="Arial" w:cs="Arial"/>
+              </w:rPr>
+              <w:t>swimlane</w:t>
+            </w:r>
+            <w:proofErr w:type="spellEnd"/>
+            <w:r>
+              <w:rPr>
+                <w:rFonts w:ascii="Arial" w:hAnsi="Arial" w:cs="Arial"/>
+              </w:rPr>
+              <w:t xml:space="preserve"> e use case</w:t>
+            </w:r>
+          </w:p>
+          <w:p>
+            <w:pPr>
+              <w:rPr>
+                <w:rFonts w:ascii="Arial" w:hAnsi="Arial" w:cs="Arial"/>
+              </w:rPr>
+            </w:pPr>
+            <w:proofErr w:type="spellStart"/>
+            <w:r>
+              <w:rPr>
+                <w:rFonts w:ascii="Arial" w:hAnsi="Arial" w:cs="Arial"/>
+              </w:rPr>
+              <w:t>Sidon</w:t>
+            </w:r>
+            <w:proofErr w:type="spellEnd"/>
+            <w:r>
+              <w:rPr>
+                <w:rFonts w:ascii="Arial" w:hAnsi="Arial" w:cs="Arial"/>
+              </w:rPr>
+              <w:t xml:space="preserve">: Aggiustare </w:t>
+            </w:r>
+            <w:proofErr w:type="spellStart"/>
+            <w:r>
+              <w:rPr>
+                <w:rFonts w:ascii="Arial" w:hAnsi="Arial" w:cs="Arial"/>
+              </w:rPr>
+              <w:t>gantt</w:t>
+            </w:r>
+            <w:proofErr w:type="spellEnd"/>
+            <w:r>
+              <w:rPr>
+                <w:rFonts w:ascii="Arial" w:hAnsi="Arial" w:cs="Arial"/>
+              </w:rPr>
+              <w:t xml:space="preserve">, fare </w:t>
+            </w:r>
+            <w:proofErr w:type="spellStart"/>
+            <w:r>
+              <w:rPr>
+                <w:rFonts w:ascii="Arial" w:hAnsi="Arial" w:cs="Arial"/>
+              </w:rPr>
+              <w:t>mockup</w:t>
+            </w:r>
+            <w:proofErr w:type="spellEnd"/>
+            <w:r>
+              <w:rPr>
+                <w:rFonts w:ascii="Arial" w:hAnsi="Arial" w:cs="Arial"/>
+              </w:rPr>
+              <w:t xml:space="preserve"> wiki e risultati</w:t>
+            </w:r>
+          </w:p>
+          <w:p>
+            <w:pPr>
+              <w:rPr>
+                <w:rFonts w:ascii="Arial" w:hAnsi="Arial" w:cs="Arial"/>
+              </w:rPr>
+            </w:pPr>
+            <w:r>
+              <w:rPr>
+                <w:rFonts w:ascii="Arial" w:hAnsi="Arial" w:cs="Arial"/>
+              </w:rPr>
+              <w:t>Ivan: tutte le mappe e schermata principale</w:t>
+            </w:r>
+          </w:p>
+          <w:p>
+            <w:pPr>
+              <w:rPr>
+                <w:rFonts w:ascii="Arial" w:hAnsi="Arial" w:cs="Arial"/>
+              </w:rPr>
+            </w:pPr>
+            <w:r>
+              <w:rPr>
+                <w:rFonts w:ascii="Arial" w:hAnsi="Arial" w:cs="Arial"/>
+              </w:rPr>
+              <w:t xml:space="preserve">Yasser: modificare requisiti, test case e fare </w:t>
+            </w:r>
+            <w:proofErr w:type="spellStart"/>
+            <w:r>
+              <w:rPr>
+                <w:rFonts w:ascii="Arial" w:hAnsi="Arial" w:cs="Arial"/>
+              </w:rPr>
+              <w:t>mockup</w:t>
             </w:r>
             <w:proofErr w:type="spellEnd"/>
             <w:r>
@@ -9324,27 +10715,6 @@
 </file>
 
 <file path=customXml/item1.xml><?xml version="1.0" encoding="utf-8"?>
-<?mso-contentType ?>
-<FormTemplates xmlns="http://schemas.microsoft.com/sharepoint/v3/contenttype/forms">
-  <Display>DocumentLibraryForm</Display>
-  <Edit>DocumentLibraryForm</Edit>
-  <New>DocumentLibraryForm</New>
-</FormTemplates>
-</file>
-
-<file path=customXml/item2.xml><?xml version="1.0" encoding="utf-8"?>
-<p:properties xmlns:p="http://schemas.microsoft.com/office/2006/metadata/properties" xmlns:xsi="http://www.w3.org/2001/XMLSchema-instance" xmlns:pc="http://schemas.microsoft.com/office/infopath/2007/PartnerControls">
-  <documentManagement>
-    <_activity xmlns="9a5989ba-1f3a-4074-8e62-988f1f5a6d91" xsi:nil="true"/>
-  </documentManagement>
-</p:properties>
-</file>
-
-<file path=customXml/item3.xml><?xml version="1.0" encoding="utf-8"?>
-<b:Sources xmlns:b="http://schemas.openxmlformats.org/officeDocument/2006/bibliography" xmlns="http://schemas.openxmlformats.org/officeDocument/2006/bibliography" SelectedStyle="\APA.XSL" StyleName="APA"/>
-</file>
-
-<file path=customXml/item4.xml><?xml version="1.0" encoding="utf-8"?>
 <ct:contentTypeSchema xmlns:ct="http://schemas.microsoft.com/office/2006/metadata/contentType" xmlns:ma="http://schemas.microsoft.com/office/2006/metadata/properties/metaAttributes" ct:_="" ma:_="" ma:contentTypeName="Documento" ma:contentTypeID="0x0101001D68984F87EC994ABE7B851987432E7B" ma:contentTypeVersion="13" ma:contentTypeDescription="Creare un nuovo documento." ma:contentTypeScope="" ma:versionID="9735a29966f8059e51308ea1cecd41eb">
   <xsd:schema xmlns:xsd="http://www.w3.org/2001/XMLSchema" xmlns:xs="http://www.w3.org/2001/XMLSchema" xmlns:p="http://schemas.microsoft.com/office/2006/metadata/properties" xmlns:ns3="d8eed4e0-1c4d-4eb7-9d5a-8c6be5a7f7cc" xmlns:ns4="9a5989ba-1f3a-4074-8e62-988f1f5a6d91" targetNamespace="http://schemas.microsoft.com/office/2006/metadata/properties" ma:root="true" ma:fieldsID="10fd3cb04b3c10d561cc1ece84de1cfd" ns3:_="" ns4:_="">
     <xsd:import namespace="d8eed4e0-1c4d-4eb7-9d5a-8c6be5a7f7cc"/>
@@ -9565,33 +10935,28 @@
 </ct:contentTypeSchema>
 </file>
 
-<file path=customXml/itemProps1.xml><?xml version="1.0" encoding="utf-8"?>
-<ds:datastoreItem xmlns:ds="http://schemas.openxmlformats.org/officeDocument/2006/customXml" ds:itemID="{F88632BD-6596-4D41-8033-40DE95A98259}">
-  <ds:schemaRefs>
-    <ds:schemaRef ds:uri="http://schemas.microsoft.com/sharepoint/v3/contenttype/forms"/>
-  </ds:schemaRefs>
-</ds:datastoreItem>
+<file path=customXml/item2.xml><?xml version="1.0" encoding="utf-8"?>
+<b:Sources xmlns:b="http://schemas.openxmlformats.org/officeDocument/2006/bibliography" xmlns="http://schemas.openxmlformats.org/officeDocument/2006/bibliography" SelectedStyle="\APA.XSL" StyleName="APA"/>
 </file>
 
-<file path=customXml/itemProps2.xml><?xml version="1.0" encoding="utf-8"?>
-<ds:datastoreItem xmlns:ds="http://schemas.openxmlformats.org/officeDocument/2006/customXml" ds:itemID="{4C5564E7-A054-43C4-BF74-7A145474E87C}">
-  <ds:schemaRefs>
-    <ds:schemaRef ds:uri="http://schemas.microsoft.com/office/2006/metadata/properties"/>
-    <ds:schemaRef ds:uri="http://schemas.microsoft.com/office/infopath/2007/PartnerControls"/>
-    <ds:schemaRef ds:uri="9a5989ba-1f3a-4074-8e62-988f1f5a6d91"/>
-  </ds:schemaRefs>
-</ds:datastoreItem>
+<file path=customXml/item3.xml><?xml version="1.0" encoding="utf-8"?>
+<p:properties xmlns:p="http://schemas.microsoft.com/office/2006/metadata/properties" xmlns:xsi="http://www.w3.org/2001/XMLSchema-instance" xmlns:pc="http://schemas.microsoft.com/office/infopath/2007/PartnerControls">
+  <documentManagement>
+    <_activity xmlns="9a5989ba-1f3a-4074-8e62-988f1f5a6d91" xsi:nil="true"/>
+  </documentManagement>
+</p:properties>
 </file>
 
-<file path=customXml/itemProps3.xml><?xml version="1.0" encoding="utf-8"?>
-<ds:datastoreItem xmlns:ds="http://schemas.openxmlformats.org/officeDocument/2006/customXml" ds:itemID="{A4D352A7-3801-4E51-8ED0-E5F8E4A7EC31}">
-  <ds:schemaRefs>
-    <ds:schemaRef ds:uri="http://schemas.openxmlformats.org/officeDocument/2006/bibliography"/>
-  </ds:schemaRefs>
-</ds:datastoreItem>
+<file path=customXml/item4.xml><?xml version="1.0" encoding="utf-8"?>
+<?mso-contentType ?>
+<FormTemplates xmlns="http://schemas.microsoft.com/sharepoint/v3/contenttype/forms">
+  <Display>DocumentLibraryForm</Display>
+  <Edit>DocumentLibraryForm</Edit>
+  <New>DocumentLibraryForm</New>
+</FormTemplates>
 </file>
 
-<file path=customXml/itemProps4.xml><?xml version="1.0" encoding="utf-8"?>
+<file path=customXml/itemProps1.xml><?xml version="1.0" encoding="utf-8"?>
 <ds:datastoreItem xmlns:ds="http://schemas.openxmlformats.org/officeDocument/2006/customXml" ds:itemID="{DF47FB3B-BE2E-4282-A583-D09F8A90D7A9}">
   <ds:schemaRefs>
     <ds:schemaRef ds:uri="http://schemas.microsoft.com/office/2006/metadata/contentType"/>
@@ -9608,4 +10973,30 @@
     <ds:schemaRef ds:uri="http://schemas.microsoft.com/internal/obd"/>
   </ds:schemaRefs>
 </ds:datastoreItem>
+</file>
+
+<file path=customXml/itemProps2.xml><?xml version="1.0" encoding="utf-8"?>
+<ds:datastoreItem xmlns:ds="http://schemas.openxmlformats.org/officeDocument/2006/customXml" ds:itemID="{A4D352A7-3801-4E51-8ED0-E5F8E4A7EC31}">
+  <ds:schemaRefs>
+    <ds:schemaRef ds:uri="http://schemas.openxmlformats.org/officeDocument/2006/bibliography"/>
+  </ds:schemaRefs>
+</ds:datastoreItem>
+</file>
+
+<file path=customXml/itemProps3.xml><?xml version="1.0" encoding="utf-8"?>
+<ds:datastoreItem xmlns:ds="http://schemas.openxmlformats.org/officeDocument/2006/customXml" ds:itemID="{4C5564E7-A054-43C4-BF74-7A145474E87C}">
+  <ds:schemaRefs>
+    <ds:schemaRef ds:uri="http://schemas.microsoft.com/office/2006/metadata/properties"/>
+    <ds:schemaRef ds:uri="http://schemas.microsoft.com/office/infopath/2007/PartnerControls"/>
+    <ds:schemaRef ds:uri="9a5989ba-1f3a-4074-8e62-988f1f5a6d91"/>
+  </ds:schemaRefs>
+</ds:datastoreItem>
+</file>
+
+<file path=customXml/itemProps4.xml><?xml version="1.0" encoding="utf-8"?>
+<ds:datastoreItem xmlns:ds="http://schemas.openxmlformats.org/officeDocument/2006/customXml" ds:itemID="{F88632BD-6596-4D41-8033-40DE95A98259}">
+  <ds:schemaRefs>
+    <ds:schemaRef ds:uri="http://schemas.microsoft.com/sharepoint/v3/contenttype/forms"/>
+  </ds:schemaRefs>
+</ds:datastoreItem>
 </file>
--- a/4_Diari/Diario di Lavoro.docx
+++ b/4_Diari/Diario di Lavoro.docx
@@ -2041,21 +2041,7 @@
               <w:rPr>
                 <w:rFonts w:ascii="Arial" w:hAnsi="Arial" w:cs="Arial"/>
               </w:rPr>
-              <w:t xml:space="preserve">iniziato a documentare </w:t>
-            </w:r>
-            <w:proofErr w:type="gramStart"/>
-            <w:r>
-              <w:rPr>
-                <w:rFonts w:ascii="Arial" w:hAnsi="Arial" w:cs="Arial"/>
-              </w:rPr>
-              <w:t>i use</w:t>
-            </w:r>
-            <w:proofErr w:type="gramEnd"/>
-            <w:r>
-              <w:rPr>
-                <w:rFonts w:ascii="Arial" w:hAnsi="Arial" w:cs="Arial"/>
-              </w:rPr>
-              <w:t xml:space="preserve"> case e i diagrammi</w:t>
+              <w:t>iniziato a documentare i use case e i diagrammi</w:t>
             </w:r>
           </w:p>
         </w:tc>
@@ -4327,21 +4313,7 @@
               <w:rPr>
                 <w:rFonts w:ascii="Arial" w:hAnsi="Arial" w:cs="Arial"/>
               </w:rPr>
-              <w:t xml:space="preserve"> e </w:t>
-            </w:r>
-            <w:proofErr w:type="gramStart"/>
-            <w:r>
-              <w:rPr>
-                <w:rFonts w:ascii="Arial" w:hAnsi="Arial" w:cs="Arial"/>
-              </w:rPr>
-              <w:t>i use</w:t>
-            </w:r>
-            <w:proofErr w:type="gramEnd"/>
-            <w:r>
-              <w:rPr>
-                <w:rFonts w:ascii="Arial" w:hAnsi="Arial" w:cs="Arial"/>
-              </w:rPr>
-              <w:t xml:space="preserve"> case</w:t>
+              <w:t xml:space="preserve"> e i use case</w:t>
             </w:r>
           </w:p>
         </w:tc>
@@ -5084,25 +5056,7 @@
               <w:rPr>
                 <w:rFonts w:ascii="Arial" w:hAnsi="Arial" w:cs="Arial"/>
               </w:rPr>
-              <w:t>06</w:t>
-            </w:r>
-            <w:r>
-              <w:rPr>
-                <w:rFonts w:ascii="Arial" w:hAnsi="Arial" w:cs="Arial"/>
-              </w:rPr>
-              <w:t>.0</w:t>
-            </w:r>
-            <w:r>
-              <w:rPr>
-                <w:rFonts w:ascii="Arial" w:hAnsi="Arial" w:cs="Arial"/>
-              </w:rPr>
-              <w:t>3</w:t>
-            </w:r>
-            <w:r>
-              <w:rPr>
-                <w:rFonts w:ascii="Arial" w:hAnsi="Arial" w:cs="Arial"/>
-              </w:rPr>
-              <w:t>.2026</w:t>
+              <w:t>06.03.2026</w:t>
             </w:r>
           </w:p>
         </w:tc>
@@ -5179,11 +5133,45 @@
                 <w:rFonts w:ascii="Arial" w:hAnsi="Arial" w:cs="Arial"/>
               </w:rPr>
             </w:pPr>
-            <w:r>
-              <w:rPr>
-                <w:rFonts w:ascii="Arial" w:hAnsi="Arial" w:cs="Arial"/>
-              </w:rPr>
-              <w:t>Tutti: stati nell’aula della Cereda a vedere le presentazioni degli altri.</w:t>
+            <w:proofErr w:type="spellStart"/>
+            <w:r>
+              <w:rPr>
+                <w:rFonts w:ascii="Arial" w:hAnsi="Arial" w:cs="Arial"/>
+              </w:rPr>
+              <w:t>Sidon</w:t>
+            </w:r>
+            <w:proofErr w:type="spellEnd"/>
+            <w:r>
+              <w:rPr>
+                <w:rFonts w:ascii="Arial" w:hAnsi="Arial" w:cs="Arial"/>
+              </w:rPr>
+              <w:t xml:space="preserve"> Quan e Ivan</w:t>
+            </w:r>
+            <w:r>
+              <w:rPr>
+                <w:rFonts w:ascii="Arial" w:hAnsi="Arial" w:cs="Arial"/>
+              </w:rPr>
+              <w:t xml:space="preserve">: stati nell’aula della Cereda </w:t>
+            </w:r>
+            <w:r>
+              <w:rPr>
+                <w:rFonts w:ascii="Arial" w:hAnsi="Arial" w:cs="Arial"/>
+              </w:rPr>
+              <w:t xml:space="preserve">a fare la teoria su gli </w:t>
+            </w:r>
+            <w:proofErr w:type="spellStart"/>
+            <w:r>
+              <w:rPr>
+                <w:rFonts w:ascii="Arial" w:hAnsi="Arial" w:cs="Arial"/>
+              </w:rPr>
+              <w:t>UserStory</w:t>
+            </w:r>
+            <w:proofErr w:type="spellEnd"/>
+            <w:r>
+              <w:rPr>
+                <w:rFonts w:ascii="Arial" w:hAnsi="Arial" w:cs="Arial"/>
+              </w:rPr>
+              <w:t xml:space="preserve"> </w:t>
             </w:r>
           </w:p>
         </w:tc>
@@ -5223,83 +5211,88 @@
               <w:rPr>
                 <w:rFonts w:ascii="Arial" w:hAnsi="Arial" w:cs="Arial"/>
               </w:rPr>
-              <w:t xml:space="preserve">Quan: lavoro sulle </w:t>
+              <w:t xml:space="preserve">Quan: </w:t>
+            </w:r>
+            <w:r>
+              <w:rPr>
+                <w:rFonts w:ascii="Arial" w:hAnsi="Arial" w:cs="Arial"/>
+              </w:rPr>
+              <w:t xml:space="preserve">Corretto </w:t>
             </w:r>
             <w:proofErr w:type="spellStart"/>
             <w:r>
               <w:rPr>
                 <w:rFonts w:ascii="Arial" w:hAnsi="Arial" w:cs="Arial"/>
               </w:rPr>
-              <w:t>sprite</w:t>
+              <w:t>UseCase</w:t>
             </w:r>
             <w:proofErr w:type="spellEnd"/>
             <w:r>
               <w:rPr>
                 <w:rFonts w:ascii="Arial" w:hAnsi="Arial" w:cs="Arial"/>
               </w:rPr>
-              <w:t xml:space="preserve"> delle impostazioni</w:t>
-            </w:r>
-          </w:p>
-          <w:p>
-            <w:pPr>
-              <w:rPr>
-                <w:rFonts w:ascii="Arial" w:hAnsi="Arial" w:cs="Arial"/>
-              </w:rPr>
-            </w:pPr>
-            <w:r>
-              <w:rPr>
-                <w:rFonts w:ascii="Arial" w:hAnsi="Arial" w:cs="Arial"/>
-              </w:rPr>
-              <w:t xml:space="preserve">Yasser: lavoro sulle </w:t>
+              <w:t xml:space="preserve"> e </w:t>
             </w:r>
             <w:proofErr w:type="spellStart"/>
             <w:r>
               <w:rPr>
                 <w:rFonts w:ascii="Arial" w:hAnsi="Arial" w:cs="Arial"/>
               </w:rPr>
-              <w:t>sprite</w:t>
+              <w:t>Swimlane</w:t>
             </w:r>
             <w:proofErr w:type="spellEnd"/>
-            <w:r>
-              <w:rPr>
-                <w:rFonts w:ascii="Arial" w:hAnsi="Arial" w:cs="Arial"/>
-              </w:rPr>
-              <w:t xml:space="preserve"> delle schermate </w:t>
+          </w:p>
+          <w:p>
+            <w:pPr>
+              <w:rPr>
+                <w:rFonts w:ascii="Arial" w:hAnsi="Arial" w:cs="Arial"/>
+              </w:rPr>
+            </w:pPr>
+            <w:r>
+              <w:rPr>
+                <w:rFonts w:ascii="Arial" w:hAnsi="Arial" w:cs="Arial"/>
+              </w:rPr>
+              <w:t xml:space="preserve">Yasser: </w:t>
+            </w:r>
+            <w:r>
+              <w:rPr>
+                <w:rFonts w:ascii="Arial" w:hAnsi="Arial" w:cs="Arial"/>
+              </w:rPr>
+              <w:t xml:space="preserve">Teoria su gli </w:t>
             </w:r>
             <w:proofErr w:type="spellStart"/>
             <w:r>
               <w:rPr>
                 <w:rFonts w:ascii="Arial" w:hAnsi="Arial" w:cs="Arial"/>
               </w:rPr>
-              <w:t>pre</w:t>
+              <w:t>UserStory</w:t>
             </w:r>
             <w:proofErr w:type="spellEnd"/>
             <w:r>
               <w:rPr>
                 <w:rFonts w:ascii="Arial" w:hAnsi="Arial" w:cs="Arial"/>
               </w:rPr>
-              <w:t>-partita (scegliere mappa e personaggio)</w:t>
-            </w:r>
-          </w:p>
-          <w:p>
-            <w:pPr>
-              <w:rPr>
-                <w:rFonts w:ascii="Arial" w:hAnsi="Arial" w:cs="Arial"/>
-              </w:rPr>
-            </w:pPr>
-            <w:r>
-              <w:rPr>
-                <w:rFonts w:ascii="Arial" w:hAnsi="Arial" w:cs="Arial"/>
-              </w:rPr>
-              <w:t>Ivan: Finito schermata principale</w:t>
-            </w:r>
-          </w:p>
-          <w:p>
-            <w:pPr>
-              <w:rPr>
-                <w:rFonts w:ascii="Arial" w:hAnsi="Arial" w:cs="Arial"/>
-              </w:rPr>
-            </w:pPr>
+              <w:t xml:space="preserve"> da Petrini</w:t>
+            </w:r>
+          </w:p>
+          <w:p>
+            <w:pPr>
+              <w:rPr>
+                <w:rFonts w:ascii="Arial" w:hAnsi="Arial" w:cs="Arial"/>
+              </w:rPr>
+            </w:pPr>
+            <w:r>
+              <w:rPr>
+                <w:rFonts w:ascii="Arial" w:hAnsi="Arial" w:cs="Arial"/>
+              </w:rPr>
+              <w:t>Ivan</w:t>
+            </w:r>
+            <w:r>
+              <w:rPr>
+                <w:rFonts w:ascii="Arial" w:hAnsi="Arial" w:cs="Arial"/>
+              </w:rPr>
+              <w:t xml:space="preserve"> e </w:t>
+            </w:r>
             <w:proofErr w:type="spellStart"/>
             <w:r>
               <w:rPr>
@@ -5312,21 +5305,27 @@
               <w:rPr>
                 <w:rFonts w:ascii="Arial" w:hAnsi="Arial" w:cs="Arial"/>
               </w:rPr>
-              <w:t xml:space="preserve">: Miglioramento </w:t>
+              <w:t xml:space="preserve">: </w:t>
+            </w:r>
+            <w:r>
+              <w:rPr>
+                <w:rFonts w:ascii="Arial" w:hAnsi="Arial" w:cs="Arial"/>
+              </w:rPr>
+              <w:t xml:space="preserve">Fatto e finito le </w:t>
             </w:r>
             <w:proofErr w:type="spellStart"/>
             <w:r>
               <w:rPr>
                 <w:rFonts w:ascii="Arial" w:hAnsi="Arial" w:cs="Arial"/>
               </w:rPr>
-              <w:t>Gantt</w:t>
+              <w:t>UserStory</w:t>
             </w:r>
             <w:proofErr w:type="spellEnd"/>
             <w:r>
               <w:rPr>
                 <w:rFonts w:ascii="Arial" w:hAnsi="Arial" w:cs="Arial"/>
               </w:rPr>
-              <w:t xml:space="preserve"> e inizio schermata wiki</w:t>
+              <w:t xml:space="preserve"> e i criteri d’accettazione</w:t>
             </w:r>
           </w:p>
         </w:tc>
@@ -5367,85 +5366,7 @@
               <w:rPr>
                 <w:rFonts w:ascii="Arial" w:hAnsi="Arial" w:cs="Arial"/>
               </w:rPr>
-              <w:t>Ivan: Creazione delle mappe</w:t>
-            </w:r>
-          </w:p>
-          <w:p>
-            <w:pPr>
-              <w:jc w:val="both"/>
-              <w:rPr>
-                <w:rFonts w:ascii="Arial" w:hAnsi="Arial" w:cs="Arial"/>
-              </w:rPr>
-            </w:pPr>
-            <w:r>
-              <w:rPr>
-                <w:rFonts w:ascii="Arial" w:hAnsi="Arial" w:cs="Arial"/>
-              </w:rPr>
-              <w:t xml:space="preserve">Quan: Lavoro sulle </w:t>
-            </w:r>
-            <w:proofErr w:type="spellStart"/>
-            <w:r>
-              <w:rPr>
-                <w:rFonts w:ascii="Arial" w:hAnsi="Arial" w:cs="Arial"/>
-              </w:rPr>
-              <w:t>sprite</w:t>
-            </w:r>
-            <w:proofErr w:type="spellEnd"/>
-            <w:r>
-              <w:rPr>
-                <w:rFonts w:ascii="Arial" w:hAnsi="Arial" w:cs="Arial"/>
-              </w:rPr>
-              <w:t xml:space="preserve"> delle impostazioni</w:t>
-            </w:r>
-          </w:p>
-          <w:p>
-            <w:pPr>
-              <w:jc w:val="both"/>
-              <w:rPr>
-                <w:rFonts w:ascii="Arial" w:hAnsi="Arial" w:cs="Arial"/>
-              </w:rPr>
-            </w:pPr>
-            <w:r>
-              <w:rPr>
-                <w:rFonts w:ascii="Arial" w:hAnsi="Arial" w:cs="Arial"/>
-              </w:rPr>
-              <w:t xml:space="preserve">Yasser: Finito schermate </w:t>
-            </w:r>
-            <w:proofErr w:type="spellStart"/>
-            <w:r>
-              <w:rPr>
-                <w:rFonts w:ascii="Arial" w:hAnsi="Arial" w:cs="Arial"/>
-              </w:rPr>
-              <w:t>pre</w:t>
-            </w:r>
-            <w:proofErr w:type="spellEnd"/>
-            <w:r>
-              <w:rPr>
-                <w:rFonts w:ascii="Arial" w:hAnsi="Arial" w:cs="Arial"/>
-              </w:rPr>
-              <w:t>-partita</w:t>
-            </w:r>
-          </w:p>
-          <w:p>
-            <w:pPr>
-              <w:jc w:val="both"/>
-              <w:rPr>
-                <w:rFonts w:ascii="Arial" w:hAnsi="Arial" w:cs="Arial"/>
-              </w:rPr>
-            </w:pPr>
-            <w:proofErr w:type="spellStart"/>
-            <w:r>
-              <w:rPr>
-                <w:rFonts w:ascii="Arial" w:hAnsi="Arial" w:cs="Arial"/>
-              </w:rPr>
-              <w:t>Sidon</w:t>
-            </w:r>
-            <w:proofErr w:type="spellEnd"/>
-            <w:r>
-              <w:rPr>
-                <w:rFonts w:ascii="Arial" w:hAnsi="Arial" w:cs="Arial"/>
-              </w:rPr>
-              <w:t>: Lavoro sulla schermata wiki</w:t>
+              <w:t xml:space="preserve">Tutti: Fare gli Sprite </w:t>
             </w:r>
           </w:p>
         </w:tc>
@@ -5485,68 +5406,21 @@
               <w:rPr>
                 <w:rFonts w:ascii="Arial" w:hAnsi="Arial" w:cs="Arial"/>
               </w:rPr>
-              <w:t xml:space="preserve">Quan: Lavoro sulle </w:t>
+              <w:t xml:space="preserve">Tutti: Creato Progetto </w:t>
             </w:r>
             <w:proofErr w:type="spellStart"/>
             <w:r>
               <w:rPr>
                 <w:rFonts w:ascii="Arial" w:hAnsi="Arial" w:cs="Arial"/>
               </w:rPr>
-              <w:t>sprite</w:t>
+              <w:t>Unity</w:t>
             </w:r>
             <w:proofErr w:type="spellEnd"/>
             <w:r>
               <w:rPr>
                 <w:rFonts w:ascii="Arial" w:hAnsi="Arial" w:cs="Arial"/>
               </w:rPr>
-              <w:t xml:space="preserve"> delle impostazioni</w:t>
-            </w:r>
-          </w:p>
-          <w:p>
-            <w:pPr>
-              <w:rPr>
-                <w:rFonts w:ascii="Arial" w:hAnsi="Arial" w:cs="Arial"/>
-              </w:rPr>
-            </w:pPr>
-            <w:r>
-              <w:rPr>
-                <w:rFonts w:ascii="Arial" w:hAnsi="Arial" w:cs="Arial"/>
-              </w:rPr>
-              <w:t>Yasser: Scrittura documentazione</w:t>
-            </w:r>
-          </w:p>
-          <w:p>
-            <w:pPr>
-              <w:rPr>
-                <w:rFonts w:ascii="Arial" w:hAnsi="Arial" w:cs="Arial"/>
-              </w:rPr>
-            </w:pPr>
-            <w:r>
-              <w:rPr>
-                <w:rFonts w:ascii="Arial" w:hAnsi="Arial" w:cs="Arial"/>
-              </w:rPr>
-              <w:t>Ivan: Finito tutte le mappe</w:t>
-            </w:r>
-          </w:p>
-          <w:p>
-            <w:pPr>
-              <w:rPr>
-                <w:rFonts w:ascii="Arial" w:hAnsi="Arial" w:cs="Arial"/>
-              </w:rPr>
-            </w:pPr>
-            <w:proofErr w:type="spellStart"/>
-            <w:r>
-              <w:rPr>
-                <w:rFonts w:ascii="Arial" w:hAnsi="Arial" w:cs="Arial"/>
-              </w:rPr>
-              <w:t>Sidon</w:t>
-            </w:r>
-            <w:proofErr w:type="spellEnd"/>
-            <w:r>
-              <w:rPr>
-                <w:rFonts w:ascii="Arial" w:hAnsi="Arial" w:cs="Arial"/>
-              </w:rPr>
-              <w:t>: Lavoro sulla schermata wiki</w:t>
+              <w:t xml:space="preserve"> e capito come condividere su GitHub</w:t>
             </w:r>
           </w:p>
         </w:tc>
@@ -5613,64 +5487,26 @@
                 <w:rFonts w:ascii="Arial" w:hAnsi="Arial" w:cs="Arial"/>
               </w:rPr>
             </w:pPr>
+            <w:r>
+              <w:rPr>
+                <w:rFonts w:ascii="Arial" w:hAnsi="Arial" w:cs="Arial"/>
+              </w:rPr>
+              <w:t xml:space="preserve">Non riuscivamo a capire come si potesse lavorare contemporaneamente allo stesso progetto di </w:t>
+            </w:r>
             <w:proofErr w:type="spellStart"/>
-            <w:proofErr w:type="gramStart"/>
-            <w:r>
-              <w:rPr>
-                <w:rFonts w:ascii="Arial" w:hAnsi="Arial" w:cs="Arial"/>
-              </w:rPr>
-              <w:t>UserStory</w:t>
+            <w:r>
+              <w:rPr>
+                <w:rFonts w:ascii="Arial" w:hAnsi="Arial" w:cs="Arial"/>
+              </w:rPr>
+              <w:t>Unity</w:t>
             </w:r>
             <w:proofErr w:type="spellEnd"/>
             <w:r>
               <w:rPr>
                 <w:rFonts w:ascii="Arial" w:hAnsi="Arial" w:cs="Arial"/>
               </w:rPr>
-              <w:t xml:space="preserve"> :</w:t>
-            </w:r>
-            <w:proofErr w:type="gramEnd"/>
-            <w:r>
-              <w:rPr>
-                <w:rFonts w:ascii="Arial" w:hAnsi="Arial" w:cs="Arial"/>
-              </w:rPr>
-              <w:t xml:space="preserve"> tutti, Quan: </w:t>
-            </w:r>
-            <w:proofErr w:type="spellStart"/>
-            <w:r>
-              <w:rPr>
-                <w:rFonts w:ascii="Arial" w:hAnsi="Arial" w:cs="Arial"/>
-              </w:rPr>
-              <w:t>UseCase,Swimnlane</w:t>
-            </w:r>
-            <w:proofErr w:type="spellEnd"/>
-            <w:r>
-              <w:rPr>
-                <w:rFonts w:ascii="Arial" w:hAnsi="Arial" w:cs="Arial"/>
-              </w:rPr>
-              <w:t xml:space="preserve"> e altri </w:t>
-            </w:r>
-            <w:proofErr w:type="spellStart"/>
-            <w:r>
-              <w:rPr>
-                <w:rFonts w:ascii="Arial" w:hAnsi="Arial" w:cs="Arial"/>
-              </w:rPr>
-              <w:t>sprite</w:t>
-            </w:r>
-            <w:proofErr w:type="spellEnd"/>
-            <w:r>
-              <w:rPr>
-                <w:rFonts w:ascii="Arial" w:hAnsi="Arial" w:cs="Arial"/>
-              </w:rPr>
-              <w:t xml:space="preserve">. Bonus; iniziare </w:t>
-            </w:r>
-            <w:proofErr w:type="spellStart"/>
-            <w:r>
-              <w:rPr>
-                <w:rFonts w:ascii="Arial" w:hAnsi="Arial" w:cs="Arial"/>
-              </w:rPr>
-              <w:t>unity</w:t>
-            </w:r>
-            <w:proofErr w:type="spellEnd"/>
+              <w:t>. Alla fine abbiamo fatto un po’ di test per capire come lavorare al meglio e abbiamo trovato la nostra soluzione. Soluzione che consiste nel lavorare in diversi scenari.</w:t>
+            </w:r>
           </w:p>
         </w:tc>
       </w:tr>
@@ -5740,35 +5576,7 @@
               <w:rPr>
                 <w:rFonts w:ascii="Arial" w:hAnsi="Arial" w:cs="Arial"/>
               </w:rPr>
-              <w:t xml:space="preserve">Il punto della situazione è buono tranne per il fatto che dobbiamo ancora aggiustare la </w:t>
-            </w:r>
-            <w:proofErr w:type="spellStart"/>
-            <w:r>
-              <w:rPr>
-                <w:rFonts w:ascii="Arial" w:hAnsi="Arial" w:cs="Arial"/>
-              </w:rPr>
-              <w:t>swimlane</w:t>
-            </w:r>
-            <w:proofErr w:type="spellEnd"/>
-            <w:r>
-              <w:rPr>
-                <w:rFonts w:ascii="Arial" w:hAnsi="Arial" w:cs="Arial"/>
-              </w:rPr>
-              <w:t xml:space="preserve"> e </w:t>
-            </w:r>
-            <w:proofErr w:type="gramStart"/>
-            <w:r>
-              <w:rPr>
-                <w:rFonts w:ascii="Arial" w:hAnsi="Arial" w:cs="Arial"/>
-              </w:rPr>
-              <w:t>i use</w:t>
-            </w:r>
-            <w:proofErr w:type="gramEnd"/>
-            <w:r>
-              <w:rPr>
-                <w:rFonts w:ascii="Arial" w:hAnsi="Arial" w:cs="Arial"/>
-              </w:rPr>
-              <w:t xml:space="preserve"> case</w:t>
+              <w:t>Perfettamente in linea con la pianificazione</w:t>
             </w:r>
           </w:p>
         </w:tc>
@@ -5839,16 +5647,22 @@
               <w:rPr>
                 <w:rFonts w:ascii="Arial" w:hAnsi="Arial" w:cs="Arial"/>
               </w:rPr>
-              <w:t xml:space="preserve">Finire tutti gli </w:t>
+              <w:t xml:space="preserve">Presentare e iniziare su </w:t>
             </w:r>
             <w:proofErr w:type="spellStart"/>
             <w:r>
               <w:rPr>
                 <w:rFonts w:ascii="Arial" w:hAnsi="Arial" w:cs="Arial"/>
               </w:rPr>
-              <w:t>sprite</w:t>
+              <w:t>unity</w:t>
             </w:r>
             <w:proofErr w:type="spellEnd"/>
+            <w:r>
+              <w:rPr>
+                <w:rFonts w:ascii="Arial" w:hAnsi="Arial" w:cs="Arial"/>
+              </w:rPr>
+              <w:t xml:space="preserve"> i movimenti base del player</w:t>
+            </w:r>
           </w:p>
         </w:tc>
       </w:tr>
@@ -5949,193 +5763,63 @@
               <w:rPr>
                 <w:rFonts w:ascii="Arial" w:hAnsi="Arial" w:cs="Arial"/>
               </w:rPr>
-              <w:t xml:space="preserve">Oggi dobbiamo fare tutti i </w:t>
+              <w:t xml:space="preserve">Abbiamo deciso che oggi Quan dovrà correggere </w:t>
             </w:r>
             <w:proofErr w:type="spellStart"/>
             <w:r>
               <w:rPr>
                 <w:rFonts w:ascii="Arial" w:hAnsi="Arial" w:cs="Arial"/>
               </w:rPr>
-              <w:t>mockup</w:t>
+              <w:t>Swimlane</w:t>
             </w:r>
             <w:proofErr w:type="spellEnd"/>
             <w:r>
               <w:rPr>
                 <w:rFonts w:ascii="Arial" w:hAnsi="Arial" w:cs="Arial"/>
               </w:rPr>
-              <w:t xml:space="preserve"> e aggiustare i requisiti, test case, use case, </w:t>
+              <w:t xml:space="preserve"> e </w:t>
             </w:r>
             <w:proofErr w:type="spellStart"/>
             <w:r>
               <w:rPr>
                 <w:rFonts w:ascii="Arial" w:hAnsi="Arial" w:cs="Arial"/>
               </w:rPr>
-              <w:t>swimlane</w:t>
+              <w:t>UseCase</w:t>
             </w:r>
             <w:proofErr w:type="spellEnd"/>
             <w:r>
               <w:rPr>
                 <w:rFonts w:ascii="Arial" w:hAnsi="Arial" w:cs="Arial"/>
               </w:rPr>
-              <w:t xml:space="preserve"> e </w:t>
+              <w:t xml:space="preserve"> inerenti alle modifiche richieste, </w:t>
             </w:r>
             <w:proofErr w:type="spellStart"/>
             <w:r>
               <w:rPr>
                 <w:rFonts w:ascii="Arial" w:hAnsi="Arial" w:cs="Arial"/>
               </w:rPr>
-              <w:t>Gantt</w:t>
+              <w:t>Sidon</w:t>
             </w:r>
             <w:proofErr w:type="spellEnd"/>
             <w:r>
               <w:rPr>
                 <w:rFonts w:ascii="Arial" w:hAnsi="Arial" w:cs="Arial"/>
               </w:rPr>
+              <w:t xml:space="preserve"> e Ivan intanto dovranno fare gli User Story e Yasser recupererà la teoria da Petrini che gli altri hanno fatto prima. Una volta che tutti avremmo finito queste attività passeremmo insieme a fare gli </w:t>
+            </w:r>
+            <w:proofErr w:type="spellStart"/>
+            <w:r>
+              <w:rPr>
+                <w:rFonts w:ascii="Arial" w:hAnsi="Arial" w:cs="Arial"/>
+              </w:rPr>
+              <w:t>sprite</w:t>
+            </w:r>
+            <w:proofErr w:type="spellEnd"/>
+            <w:r>
+              <w:rPr>
+                <w:rFonts w:ascii="Arial" w:hAnsi="Arial" w:cs="Arial"/>
+              </w:rPr>
               <w:t>.</w:t>
-            </w:r>
-          </w:p>
-          <w:p>
-            <w:pPr>
-              <w:rPr>
-                <w:rFonts w:ascii="Arial" w:hAnsi="Arial" w:cs="Arial"/>
-              </w:rPr>
-            </w:pPr>
-            <w:r>
-              <w:rPr>
-                <w:rFonts w:ascii="Arial" w:hAnsi="Arial" w:cs="Arial"/>
-              </w:rPr>
-              <w:t xml:space="preserve">Quan: </w:t>
-            </w:r>
-            <w:proofErr w:type="spellStart"/>
-            <w:r>
-              <w:rPr>
-                <w:rFonts w:ascii="Arial" w:hAnsi="Arial" w:cs="Arial"/>
-              </w:rPr>
-              <w:t>mockup</w:t>
-            </w:r>
-            <w:proofErr w:type="spellEnd"/>
-            <w:r>
-              <w:rPr>
-                <w:rFonts w:ascii="Arial" w:hAnsi="Arial" w:cs="Arial"/>
-              </w:rPr>
-              <w:t xml:space="preserve"> impostazioni, aggiustare </w:t>
-            </w:r>
-            <w:proofErr w:type="spellStart"/>
-            <w:r>
-              <w:rPr>
-                <w:rFonts w:ascii="Arial" w:hAnsi="Arial" w:cs="Arial"/>
-              </w:rPr>
-              <w:t>swimlane</w:t>
-            </w:r>
-            <w:proofErr w:type="spellEnd"/>
-            <w:r>
-              <w:rPr>
-                <w:rFonts w:ascii="Arial" w:hAnsi="Arial" w:cs="Arial"/>
-              </w:rPr>
-              <w:t xml:space="preserve"> e use case</w:t>
-            </w:r>
-          </w:p>
-          <w:p>
-            <w:pPr>
-              <w:rPr>
-                <w:rFonts w:ascii="Arial" w:hAnsi="Arial" w:cs="Arial"/>
-              </w:rPr>
-            </w:pPr>
-            <w:proofErr w:type="spellStart"/>
-            <w:r>
-              <w:rPr>
-                <w:rFonts w:ascii="Arial" w:hAnsi="Arial" w:cs="Arial"/>
-              </w:rPr>
-              <w:t>Sidon</w:t>
-            </w:r>
-            <w:proofErr w:type="spellEnd"/>
-            <w:r>
-              <w:rPr>
-                <w:rFonts w:ascii="Arial" w:hAnsi="Arial" w:cs="Arial"/>
-              </w:rPr>
-              <w:t xml:space="preserve">: Aggiustare </w:t>
-            </w:r>
-            <w:proofErr w:type="spellStart"/>
-            <w:r>
-              <w:rPr>
-                <w:rFonts w:ascii="Arial" w:hAnsi="Arial" w:cs="Arial"/>
-              </w:rPr>
-              <w:t>gantt</w:t>
-            </w:r>
-            <w:proofErr w:type="spellEnd"/>
-            <w:r>
-              <w:rPr>
-                <w:rFonts w:ascii="Arial" w:hAnsi="Arial" w:cs="Arial"/>
-              </w:rPr>
-              <w:t xml:space="preserve">, fare </w:t>
-            </w:r>
-            <w:proofErr w:type="spellStart"/>
-            <w:r>
-              <w:rPr>
-                <w:rFonts w:ascii="Arial" w:hAnsi="Arial" w:cs="Arial"/>
-              </w:rPr>
-              <w:t>mockup</w:t>
-            </w:r>
-            <w:proofErr w:type="spellEnd"/>
-            <w:r>
-              <w:rPr>
-                <w:rFonts w:ascii="Arial" w:hAnsi="Arial" w:cs="Arial"/>
-              </w:rPr>
-              <w:t xml:space="preserve"> wiki e risultati</w:t>
-            </w:r>
-          </w:p>
-          <w:p>
-            <w:pPr>
-              <w:rPr>
-                <w:rFonts w:ascii="Arial" w:hAnsi="Arial" w:cs="Arial"/>
-              </w:rPr>
-            </w:pPr>
-            <w:r>
-              <w:rPr>
-                <w:rFonts w:ascii="Arial" w:hAnsi="Arial" w:cs="Arial"/>
-              </w:rPr>
-              <w:t>Ivan: tutte le mappe e schermata principale</w:t>
-            </w:r>
-          </w:p>
-          <w:p>
-            <w:pPr>
-              <w:rPr>
-                <w:rFonts w:ascii="Arial" w:hAnsi="Arial" w:cs="Arial"/>
-              </w:rPr>
-            </w:pPr>
-            <w:r>
-              <w:rPr>
-                <w:rFonts w:ascii="Arial" w:hAnsi="Arial" w:cs="Arial"/>
-              </w:rPr>
-              <w:t xml:space="preserve">Yasser: modificare requisiti, test case e fare </w:t>
-            </w:r>
-            <w:proofErr w:type="spellStart"/>
-            <w:r>
-              <w:rPr>
-                <w:rFonts w:ascii="Arial" w:hAnsi="Arial" w:cs="Arial"/>
-              </w:rPr>
-              <w:t>mockup</w:t>
-            </w:r>
-            <w:proofErr w:type="spellEnd"/>
-            <w:r>
-              <w:rPr>
-                <w:rFonts w:ascii="Arial" w:hAnsi="Arial" w:cs="Arial"/>
-              </w:rPr>
-              <w:t xml:space="preserve"> </w:t>
-            </w:r>
-            <w:proofErr w:type="spellStart"/>
-            <w:r>
-              <w:rPr>
-                <w:rFonts w:ascii="Arial" w:hAnsi="Arial" w:cs="Arial"/>
-              </w:rPr>
-              <w:t>pre</w:t>
-            </w:r>
-            <w:proofErr w:type="spellEnd"/>
-            <w:r>
-              <w:rPr>
-                <w:rFonts w:ascii="Arial" w:hAnsi="Arial" w:cs="Arial"/>
-              </w:rPr>
-              <w:t xml:space="preserve"> partita</w:t>
             </w:r>
           </w:p>
         </w:tc>
@@ -10715,6 +10399,27 @@
 </file>
 
 <file path=customXml/item1.xml><?xml version="1.0" encoding="utf-8"?>
+<?mso-contentType ?>
+<FormTemplates xmlns="http://schemas.microsoft.com/sharepoint/v3/contenttype/forms">
+  <Display>DocumentLibraryForm</Display>
+  <Edit>DocumentLibraryForm</Edit>
+  <New>DocumentLibraryForm</New>
+</FormTemplates>
+</file>
+
+<file path=customXml/item2.xml><?xml version="1.0" encoding="utf-8"?>
+<p:properties xmlns:p="http://schemas.microsoft.com/office/2006/metadata/properties" xmlns:xsi="http://www.w3.org/2001/XMLSchema-instance" xmlns:pc="http://schemas.microsoft.com/office/infopath/2007/PartnerControls">
+  <documentManagement>
+    <_activity xmlns="9a5989ba-1f3a-4074-8e62-988f1f5a6d91" xsi:nil="true"/>
+  </documentManagement>
+</p:properties>
+</file>
+
+<file path=customXml/item3.xml><?xml version="1.0" encoding="utf-8"?>
+<b:Sources xmlns:b="http://schemas.openxmlformats.org/officeDocument/2006/bibliography" xmlns="http://schemas.openxmlformats.org/officeDocument/2006/bibliography" SelectedStyle="\APA.XSL" StyleName="APA"/>
+</file>
+
+<file path=customXml/item4.xml><?xml version="1.0" encoding="utf-8"?>
 <ct:contentTypeSchema xmlns:ct="http://schemas.microsoft.com/office/2006/metadata/contentType" xmlns:ma="http://schemas.microsoft.com/office/2006/metadata/properties/metaAttributes" ct:_="" ma:_="" ma:contentTypeName="Documento" ma:contentTypeID="0x0101001D68984F87EC994ABE7B851987432E7B" ma:contentTypeVersion="13" ma:contentTypeDescription="Creare un nuovo documento." ma:contentTypeScope="" ma:versionID="9735a29966f8059e51308ea1cecd41eb">
   <xsd:schema xmlns:xsd="http://www.w3.org/2001/XMLSchema" xmlns:xs="http://www.w3.org/2001/XMLSchema" xmlns:p="http://schemas.microsoft.com/office/2006/metadata/properties" xmlns:ns3="d8eed4e0-1c4d-4eb7-9d5a-8c6be5a7f7cc" xmlns:ns4="9a5989ba-1f3a-4074-8e62-988f1f5a6d91" targetNamespace="http://schemas.microsoft.com/office/2006/metadata/properties" ma:root="true" ma:fieldsID="10fd3cb04b3c10d561cc1ece84de1cfd" ns3:_="" ns4:_="">
     <xsd:import namespace="d8eed4e0-1c4d-4eb7-9d5a-8c6be5a7f7cc"/>
@@ -10935,28 +10640,33 @@
 </ct:contentTypeSchema>
 </file>
 
-<file path=customXml/item2.xml><?xml version="1.0" encoding="utf-8"?>
-<b:Sources xmlns:b="http://schemas.openxmlformats.org/officeDocument/2006/bibliography" xmlns="http://schemas.openxmlformats.org/officeDocument/2006/bibliography" SelectedStyle="\APA.XSL" StyleName="APA"/>
+<file path=customXml/itemProps1.xml><?xml version="1.0" encoding="utf-8"?>
+<ds:datastoreItem xmlns:ds="http://schemas.openxmlformats.org/officeDocument/2006/customXml" ds:itemID="{F88632BD-6596-4D41-8033-40DE95A98259}">
+  <ds:schemaRefs>
+    <ds:schemaRef ds:uri="http://schemas.microsoft.com/sharepoint/v3/contenttype/forms"/>
+  </ds:schemaRefs>
+</ds:datastoreItem>
 </file>
 
-<file path=customXml/item3.xml><?xml version="1.0" encoding="utf-8"?>
-<p:properties xmlns:p="http://schemas.microsoft.com/office/2006/metadata/properties" xmlns:xsi="http://www.w3.org/2001/XMLSchema-instance" xmlns:pc="http://schemas.microsoft.com/office/infopath/2007/PartnerControls">
-  <documentManagement>
-    <_activity xmlns="9a5989ba-1f3a-4074-8e62-988f1f5a6d91" xsi:nil="true"/>
-  </documentManagement>
-</p:properties>
+<file path=customXml/itemProps2.xml><?xml version="1.0" encoding="utf-8"?>
+<ds:datastoreItem xmlns:ds="http://schemas.openxmlformats.org/officeDocument/2006/customXml" ds:itemID="{4C5564E7-A054-43C4-BF74-7A145474E87C}">
+  <ds:schemaRefs>
+    <ds:schemaRef ds:uri="http://schemas.microsoft.com/office/2006/metadata/properties"/>
+    <ds:schemaRef ds:uri="http://schemas.microsoft.com/office/infopath/2007/PartnerControls"/>
+    <ds:schemaRef ds:uri="9a5989ba-1f3a-4074-8e62-988f1f5a6d91"/>
+  </ds:schemaRefs>
+</ds:datastoreItem>
 </file>
 
-<file path=customXml/item4.xml><?xml version="1.0" encoding="utf-8"?>
-<?mso-contentType ?>
-<FormTemplates xmlns="http://schemas.microsoft.com/sharepoint/v3/contenttype/forms">
-  <Display>DocumentLibraryForm</Display>
-  <Edit>DocumentLibraryForm</Edit>
-  <New>DocumentLibraryForm</New>
-</FormTemplates>
+<file path=customXml/itemProps3.xml><?xml version="1.0" encoding="utf-8"?>
+<ds:datastoreItem xmlns:ds="http://schemas.openxmlformats.org/officeDocument/2006/customXml" ds:itemID="{A4D352A7-3801-4E51-8ED0-E5F8E4A7EC31}">
+  <ds:schemaRefs>
+    <ds:schemaRef ds:uri="http://schemas.openxmlformats.org/officeDocument/2006/bibliography"/>
+  </ds:schemaRefs>
+</ds:datastoreItem>
 </file>
 
-<file path=customXml/itemProps1.xml><?xml version="1.0" encoding="utf-8"?>
+<file path=customXml/itemProps4.xml><?xml version="1.0" encoding="utf-8"?>
 <ds:datastoreItem xmlns:ds="http://schemas.openxmlformats.org/officeDocument/2006/customXml" ds:itemID="{DF47FB3B-BE2E-4282-A583-D09F8A90D7A9}">
   <ds:schemaRefs>
     <ds:schemaRef ds:uri="http://schemas.microsoft.com/office/2006/metadata/contentType"/>
@@ -10973,30 +10683,4 @@
     <ds:schemaRef ds:uri="http://schemas.microsoft.com/internal/obd"/>
   </ds:schemaRefs>
 </ds:datastoreItem>
-</file>
-
-<file path=customXml/itemProps2.xml><?xml version="1.0" encoding="utf-8"?>
-<ds:datastoreItem xmlns:ds="http://schemas.openxmlformats.org/officeDocument/2006/customXml" ds:itemID="{A4D352A7-3801-4E51-8ED0-E5F8E4A7EC31}">
-  <ds:schemaRefs>
-    <ds:schemaRef ds:uri="http://schemas.openxmlformats.org/officeDocument/2006/bibliography"/>
-  </ds:schemaRefs>
-</ds:datastoreItem>
-</file>
-
-<file path=customXml/itemProps3.xml><?xml version="1.0" encoding="utf-8"?>
-<ds:datastoreItem xmlns:ds="http://schemas.openxmlformats.org/officeDocument/2006/customXml" ds:itemID="{4C5564E7-A054-43C4-BF74-7A145474E87C}">
-  <ds:schemaRefs>
-    <ds:schemaRef ds:uri="http://schemas.microsoft.com/office/2006/metadata/properties"/>
-    <ds:schemaRef ds:uri="http://schemas.microsoft.com/office/infopath/2007/PartnerControls"/>
-    <ds:schemaRef ds:uri="9a5989ba-1f3a-4074-8e62-988f1f5a6d91"/>
-  </ds:schemaRefs>
-</ds:datastoreItem>
-</file>
-
-<file path=customXml/itemProps4.xml><?xml version="1.0" encoding="utf-8"?>
-<ds:datastoreItem xmlns:ds="http://schemas.openxmlformats.org/officeDocument/2006/customXml" ds:itemID="{F88632BD-6596-4D41-8033-40DE95A98259}">
-  <ds:schemaRefs>
-    <ds:schemaRef ds:uri="http://schemas.microsoft.com/sharepoint/v3/contenttype/forms"/>
-  </ds:schemaRefs>
-</ds:datastoreItem>
 </file>
--- a/4_Diari/Diario di Lavoro.docx
+++ b/4_Diari/Diario di Lavoro.docx
@@ -1112,35 +1112,7 @@
               <w:rPr>
                 <w:rFonts w:ascii="Arial" w:hAnsi="Arial" w:cs="Arial"/>
               </w:rPr>
-              <w:t xml:space="preserve">are a usare </w:t>
-            </w:r>
-            <w:proofErr w:type="spellStart"/>
-            <w:r>
-              <w:rPr>
-                <w:rFonts w:ascii="Arial" w:hAnsi="Arial" w:cs="Arial"/>
-              </w:rPr>
-              <w:t>unity</w:t>
-            </w:r>
-            <w:proofErr w:type="spellEnd"/>
-            <w:r>
-              <w:rPr>
-                <w:rFonts w:ascii="Arial" w:hAnsi="Arial" w:cs="Arial"/>
-              </w:rPr>
-              <w:t xml:space="preserve"> e documentare bene come creare un picchia duro su </w:t>
-            </w:r>
-            <w:proofErr w:type="spellStart"/>
-            <w:r>
-              <w:rPr>
-                <w:rFonts w:ascii="Arial" w:hAnsi="Arial" w:cs="Arial"/>
-              </w:rPr>
-              <w:t>unity</w:t>
-            </w:r>
-            <w:proofErr w:type="spellEnd"/>
-            <w:r>
-              <w:rPr>
-                <w:rFonts w:ascii="Arial" w:hAnsi="Arial" w:cs="Arial"/>
-              </w:rPr>
-              <w:t>.</w:t>
+              <w:t>are a usare unity e documentare bene come creare un picchia duro su unity.</w:t>
             </w:r>
           </w:p>
           <w:p>
@@ -1817,21 +1789,7 @@
               <w:rPr>
                 <w:rFonts w:ascii="Arial" w:hAnsi="Arial" w:cs="Arial"/>
               </w:rPr>
-              <w:t xml:space="preserve"> della schermata principale e delle impostazioni (salvando tutte le </w:t>
-            </w:r>
-            <w:proofErr w:type="spellStart"/>
-            <w:r>
-              <w:rPr>
-                <w:rFonts w:ascii="Arial" w:hAnsi="Arial" w:cs="Arial"/>
-              </w:rPr>
-              <w:t>sprite</w:t>
-            </w:r>
-            <w:proofErr w:type="spellEnd"/>
-            <w:r>
-              <w:rPr>
-                <w:rFonts w:ascii="Arial" w:hAnsi="Arial" w:cs="Arial"/>
-              </w:rPr>
-              <w:t>).</w:t>
+              <w:t xml:space="preserve"> della schermata principale e delle impostazioni (salvando tutte le sprite).</w:t>
             </w:r>
           </w:p>
         </w:tc>
@@ -1900,21 +1858,7 @@
               <w:rPr>
                 <w:rFonts w:ascii="Arial" w:hAnsi="Arial" w:cs="Arial"/>
               </w:rPr>
-              <w:t xml:space="preserve">Quan: continuazione </w:t>
-            </w:r>
-            <w:proofErr w:type="spellStart"/>
-            <w:r>
-              <w:rPr>
-                <w:rFonts w:ascii="Arial" w:hAnsi="Arial" w:cs="Arial"/>
-              </w:rPr>
-              <w:t>sprite</w:t>
-            </w:r>
-            <w:proofErr w:type="spellEnd"/>
-            <w:r>
-              <w:rPr>
-                <w:rFonts w:ascii="Arial" w:hAnsi="Arial" w:cs="Arial"/>
-              </w:rPr>
-              <w:t xml:space="preserve"> e </w:t>
+              <w:t xml:space="preserve">Quan: continuazione sprite e </w:t>
             </w:r>
             <w:proofErr w:type="spellStart"/>
             <w:r>
@@ -3074,14 +3018,12 @@
               </w:rPr>
               <w:sym w:font="Wingdings" w:char="F0E0"/>
             </w:r>
-            <w:proofErr w:type="spellStart"/>
             <w:r>
               <w:rPr>
                 <w:rFonts w:ascii="Arial" w:hAnsi="Arial" w:cs="Arial"/>
               </w:rPr>
               <w:t>Sidon</w:t>
             </w:r>
-            <w:proofErr w:type="spellEnd"/>
           </w:p>
           <w:p>
             <w:pPr>
@@ -3408,21 +3350,7 @@
               <w:rPr>
                 <w:rFonts w:ascii="Arial" w:hAnsi="Arial" w:cs="Arial"/>
               </w:rPr>
-              <w:t xml:space="preserve">, gli </w:t>
-            </w:r>
-            <w:proofErr w:type="spellStart"/>
-            <w:r>
-              <w:rPr>
-                <w:rFonts w:ascii="Arial" w:hAnsi="Arial" w:cs="Arial"/>
-              </w:rPr>
-              <w:t>sprite</w:t>
-            </w:r>
-            <w:proofErr w:type="spellEnd"/>
-            <w:r>
-              <w:rPr>
-                <w:rFonts w:ascii="Arial" w:hAnsi="Arial" w:cs="Arial"/>
-              </w:rPr>
-              <w:t xml:space="preserve"> e la doc fino all’implementazione.</w:t>
+              <w:t>, gli sprite e la doc fino all’implementazione.</w:t>
             </w:r>
           </w:p>
           <w:p>
@@ -3848,48 +3776,20 @@
               <w:rPr>
                 <w:rFonts w:ascii="Arial" w:hAnsi="Arial" w:cs="Arial"/>
               </w:rPr>
-              <w:t xml:space="preserve">Quan: lavoro sulle </w:t>
-            </w:r>
-            <w:proofErr w:type="spellStart"/>
-            <w:r>
-              <w:rPr>
-                <w:rFonts w:ascii="Arial" w:hAnsi="Arial" w:cs="Arial"/>
-              </w:rPr>
-              <w:t>sprite</w:t>
-            </w:r>
-            <w:proofErr w:type="spellEnd"/>
-            <w:r>
-              <w:rPr>
-                <w:rFonts w:ascii="Arial" w:hAnsi="Arial" w:cs="Arial"/>
-              </w:rPr>
-              <w:t xml:space="preserve"> delle impostazioni</w:t>
-            </w:r>
-          </w:p>
-          <w:p>
-            <w:pPr>
-              <w:rPr>
-                <w:rFonts w:ascii="Arial" w:hAnsi="Arial" w:cs="Arial"/>
-              </w:rPr>
-            </w:pPr>
-            <w:r>
-              <w:rPr>
-                <w:rFonts w:ascii="Arial" w:hAnsi="Arial" w:cs="Arial"/>
-              </w:rPr>
-              <w:t xml:space="preserve">Yasser: lavoro sulle </w:t>
-            </w:r>
-            <w:proofErr w:type="spellStart"/>
-            <w:r>
-              <w:rPr>
-                <w:rFonts w:ascii="Arial" w:hAnsi="Arial" w:cs="Arial"/>
-              </w:rPr>
-              <w:t>sprite</w:t>
-            </w:r>
-            <w:proofErr w:type="spellEnd"/>
-            <w:r>
-              <w:rPr>
-                <w:rFonts w:ascii="Arial" w:hAnsi="Arial" w:cs="Arial"/>
-              </w:rPr>
-              <w:t xml:space="preserve"> </w:t>
+              <w:t>Quan: lavoro sulle sprite delle impostazioni</w:t>
+            </w:r>
+          </w:p>
+          <w:p>
+            <w:pPr>
+              <w:rPr>
+                <w:rFonts w:ascii="Arial" w:hAnsi="Arial" w:cs="Arial"/>
+              </w:rPr>
+            </w:pPr>
+            <w:r>
+              <w:rPr>
+                <w:rFonts w:ascii="Arial" w:hAnsi="Arial" w:cs="Arial"/>
+              </w:rPr>
+              <w:t xml:space="preserve">Yasser: lavoro sulle sprite </w:t>
             </w:r>
             <w:r>
               <w:rPr>
@@ -3996,21 +3896,7 @@
               <w:rPr>
                 <w:rFonts w:ascii="Arial" w:hAnsi="Arial" w:cs="Arial"/>
               </w:rPr>
-              <w:t xml:space="preserve">Quan: Lavoro sulle </w:t>
-            </w:r>
-            <w:proofErr w:type="spellStart"/>
-            <w:r>
-              <w:rPr>
-                <w:rFonts w:ascii="Arial" w:hAnsi="Arial" w:cs="Arial"/>
-              </w:rPr>
-              <w:t>sprite</w:t>
-            </w:r>
-            <w:proofErr w:type="spellEnd"/>
-            <w:r>
-              <w:rPr>
-                <w:rFonts w:ascii="Arial" w:hAnsi="Arial" w:cs="Arial"/>
-              </w:rPr>
-              <w:t xml:space="preserve"> delle impostazioni</w:t>
+              <w:t>Quan: Lavoro sulle sprite delle impostazioni</w:t>
             </w:r>
           </w:p>
           <w:p>
@@ -4104,21 +3990,7 @@
               <w:rPr>
                 <w:rFonts w:ascii="Arial" w:hAnsi="Arial" w:cs="Arial"/>
               </w:rPr>
-              <w:t xml:space="preserve">Quan: Lavoro sulle </w:t>
-            </w:r>
-            <w:proofErr w:type="spellStart"/>
-            <w:r>
-              <w:rPr>
-                <w:rFonts w:ascii="Arial" w:hAnsi="Arial" w:cs="Arial"/>
-              </w:rPr>
-              <w:t>sprite</w:t>
-            </w:r>
-            <w:proofErr w:type="spellEnd"/>
-            <w:r>
-              <w:rPr>
-                <w:rFonts w:ascii="Arial" w:hAnsi="Arial" w:cs="Arial"/>
-              </w:rPr>
-              <w:t xml:space="preserve"> delle impostazioni</w:t>
+              <w:t>Quan: Lavoro sulle sprite delle impostazioni</w:t>
             </w:r>
           </w:p>
           <w:p>
@@ -4384,16 +4256,8 @@
               <w:rPr>
                 <w:rFonts w:ascii="Arial" w:hAnsi="Arial" w:cs="Arial"/>
               </w:rPr>
-              <w:t xml:space="preserve">Finire tutti gli </w:t>
-            </w:r>
-            <w:proofErr w:type="spellStart"/>
-            <w:r>
-              <w:rPr>
-                <w:rFonts w:ascii="Arial" w:hAnsi="Arial" w:cs="Arial"/>
-              </w:rPr>
-              <w:t>sprite</w:t>
-            </w:r>
-            <w:proofErr w:type="spellEnd"/>
+              <w:t>Finire tutti gli sprite</w:t>
+            </w:r>
           </w:p>
         </w:tc>
       </w:tr>
@@ -4592,19 +4456,11 @@
                 <w:rFonts w:ascii="Arial" w:hAnsi="Arial" w:cs="Arial"/>
               </w:rPr>
             </w:pPr>
-            <w:proofErr w:type="spellStart"/>
-            <w:r>
-              <w:rPr>
-                <w:rFonts w:ascii="Arial" w:hAnsi="Arial" w:cs="Arial"/>
-              </w:rPr>
-              <w:t>Sidon</w:t>
-            </w:r>
-            <w:proofErr w:type="spellEnd"/>
-            <w:r>
-              <w:rPr>
-                <w:rFonts w:ascii="Arial" w:hAnsi="Arial" w:cs="Arial"/>
-              </w:rPr>
-              <w:t xml:space="preserve">: </w:t>
+            <w:r>
+              <w:rPr>
+                <w:rFonts w:ascii="Arial" w:hAnsi="Arial" w:cs="Arial"/>
+              </w:rPr>
+              <w:t xml:space="preserve">Sidon: </w:t>
             </w:r>
             <w:r>
               <w:rPr>
@@ -5133,19 +4989,11 @@
                 <w:rFonts w:ascii="Arial" w:hAnsi="Arial" w:cs="Arial"/>
               </w:rPr>
             </w:pPr>
-            <w:proofErr w:type="spellStart"/>
-            <w:r>
-              <w:rPr>
-                <w:rFonts w:ascii="Arial" w:hAnsi="Arial" w:cs="Arial"/>
-              </w:rPr>
-              <w:t>Sidon</w:t>
-            </w:r>
-            <w:proofErr w:type="spellEnd"/>
-            <w:r>
-              <w:rPr>
-                <w:rFonts w:ascii="Arial" w:hAnsi="Arial" w:cs="Arial"/>
-              </w:rPr>
-              <w:t xml:space="preserve"> Quan e Ivan</w:t>
+            <w:r>
+              <w:rPr>
+                <w:rFonts w:ascii="Arial" w:hAnsi="Arial" w:cs="Arial"/>
+              </w:rPr>
+              <w:t>Sidon Quan e Ivan</w:t>
             </w:r>
             <w:r>
               <w:rPr>
@@ -5291,16 +5139,8 @@
               <w:rPr>
                 <w:rFonts w:ascii="Arial" w:hAnsi="Arial" w:cs="Arial"/>
               </w:rPr>
-              <w:t xml:space="preserve"> e </w:t>
-            </w:r>
-            <w:proofErr w:type="spellStart"/>
-            <w:r>
-              <w:rPr>
-                <w:rFonts w:ascii="Arial" w:hAnsi="Arial" w:cs="Arial"/>
-              </w:rPr>
-              <w:t>Sidon</w:t>
-            </w:r>
-            <w:proofErr w:type="spellEnd"/>
+              <w:t xml:space="preserve"> e Sidon</w:t>
+            </w:r>
             <w:r>
               <w:rPr>
                 <w:rFonts w:ascii="Arial" w:hAnsi="Arial" w:cs="Arial"/>
@@ -5406,21 +5246,7 @@
               <w:rPr>
                 <w:rFonts w:ascii="Arial" w:hAnsi="Arial" w:cs="Arial"/>
               </w:rPr>
-              <w:t xml:space="preserve">Tutti: Creato Progetto </w:t>
-            </w:r>
-            <w:proofErr w:type="spellStart"/>
-            <w:r>
-              <w:rPr>
-                <w:rFonts w:ascii="Arial" w:hAnsi="Arial" w:cs="Arial"/>
-              </w:rPr>
-              <w:t>Unity</w:t>
-            </w:r>
-            <w:proofErr w:type="spellEnd"/>
-            <w:r>
-              <w:rPr>
-                <w:rFonts w:ascii="Arial" w:hAnsi="Arial" w:cs="Arial"/>
-              </w:rPr>
-              <w:t xml:space="preserve"> e capito come condividere su GitHub</w:t>
+              <w:t>Tutti: Creato Progetto Unity e capito come condividere su GitHub</w:t>
             </w:r>
           </w:p>
         </w:tc>
@@ -5491,21 +5317,7 @@
               <w:rPr>
                 <w:rFonts w:ascii="Arial" w:hAnsi="Arial" w:cs="Arial"/>
               </w:rPr>
-              <w:t xml:space="preserve">Non riuscivamo a capire come si potesse lavorare contemporaneamente allo stesso progetto di </w:t>
-            </w:r>
-            <w:proofErr w:type="spellStart"/>
-            <w:r>
-              <w:rPr>
-                <w:rFonts w:ascii="Arial" w:hAnsi="Arial" w:cs="Arial"/>
-              </w:rPr>
-              <w:t>Unity</w:t>
-            </w:r>
-            <w:proofErr w:type="spellEnd"/>
-            <w:r>
-              <w:rPr>
-                <w:rFonts w:ascii="Arial" w:hAnsi="Arial" w:cs="Arial"/>
-              </w:rPr>
-              <w:t>. Alla fine abbiamo fatto un po’ di test per capire come lavorare al meglio e abbiamo trovato la nostra soluzione. Soluzione che consiste nel lavorare in diversi scenari.</w:t>
+              <w:t>Non riuscivamo a capire come si potesse lavorare contemporaneamente allo stesso progetto di Unity. Alla fine abbiamo fatto un po’ di test per capire come lavorare al meglio e abbiamo trovato la nostra soluzione. Soluzione che consiste nel lavorare in diversi scenari.</w:t>
             </w:r>
           </w:p>
         </w:tc>
@@ -5647,21 +5459,7 @@
               <w:rPr>
                 <w:rFonts w:ascii="Arial" w:hAnsi="Arial" w:cs="Arial"/>
               </w:rPr>
-              <w:t xml:space="preserve">Presentare e iniziare su </w:t>
-            </w:r>
-            <w:proofErr w:type="spellStart"/>
-            <w:r>
-              <w:rPr>
-                <w:rFonts w:ascii="Arial" w:hAnsi="Arial" w:cs="Arial"/>
-              </w:rPr>
-              <w:t>unity</w:t>
-            </w:r>
-            <w:proofErr w:type="spellEnd"/>
-            <w:r>
-              <w:rPr>
-                <w:rFonts w:ascii="Arial" w:hAnsi="Arial" w:cs="Arial"/>
-              </w:rPr>
-              <w:t xml:space="preserve"> i movimenti base del player</w:t>
+              <w:t>Presentare e iniziare su unity i movimenti base del player</w:t>
             </w:r>
           </w:p>
         </w:tc>
@@ -5791,35 +5589,7 @@
               <w:rPr>
                 <w:rFonts w:ascii="Arial" w:hAnsi="Arial" w:cs="Arial"/>
               </w:rPr>
-              <w:t xml:space="preserve"> inerenti alle modifiche richieste, </w:t>
-            </w:r>
-            <w:proofErr w:type="spellStart"/>
-            <w:r>
-              <w:rPr>
-                <w:rFonts w:ascii="Arial" w:hAnsi="Arial" w:cs="Arial"/>
-              </w:rPr>
-              <w:t>Sidon</w:t>
-            </w:r>
-            <w:proofErr w:type="spellEnd"/>
-            <w:r>
-              <w:rPr>
-                <w:rFonts w:ascii="Arial" w:hAnsi="Arial" w:cs="Arial"/>
-              </w:rPr>
-              <w:t xml:space="preserve"> e Ivan intanto dovranno fare gli User Story e Yasser recupererà la teoria da Petrini che gli altri hanno fatto prima. Una volta che tutti avremmo finito queste attività passeremmo insieme a fare gli </w:t>
-            </w:r>
-            <w:proofErr w:type="spellStart"/>
-            <w:r>
-              <w:rPr>
-                <w:rFonts w:ascii="Arial" w:hAnsi="Arial" w:cs="Arial"/>
-              </w:rPr>
-              <w:t>sprite</w:t>
-            </w:r>
-            <w:proofErr w:type="spellEnd"/>
-            <w:r>
-              <w:rPr>
-                <w:rFonts w:ascii="Arial" w:hAnsi="Arial" w:cs="Arial"/>
-              </w:rPr>
-              <w:t>.</w:t>
+              <w:t xml:space="preserve"> inerenti alle modifiche richieste, Sidon e Ivan intanto dovranno fare gli User Story e Yasser recupererà la teoria da Petrini che gli altri hanno fatto prima. Una volta che tutti avremmo finito queste attività passeremmo insieme a fare gli sprite.</w:t>
             </w:r>
           </w:p>
         </w:tc>
@@ -6035,9 +5805,1324 @@
         </w:rPr>
       </w:pPr>
     </w:p>
+    <w:p>
+      <w:pPr>
+        <w:rPr>
+          <w:rFonts w:ascii="Arial" w:hAnsi="Arial" w:cs="Arial"/>
+        </w:rPr>
+      </w:pPr>
+      <w:r>
+        <w:rPr>
+          <w:rFonts w:ascii="Arial" w:hAnsi="Arial" w:cs="Arial"/>
+        </w:rPr>
+        <w:br w:type="page"/>
+      </w:r>
+    </w:p>
+    <w:tbl>
+      <w:tblPr>
+        <w:tblStyle w:val="Grigliatabella"/>
+        <w:tblW w:w="9634" w:type="dxa"/>
+        <w:tblLook w:val="04A0" w:firstRow="1" w:lastRow="0" w:firstColumn="1" w:lastColumn="0" w:noHBand="0" w:noVBand="1"/>
+      </w:tblPr>
+      <w:tblGrid>
+        <w:gridCol w:w="4803"/>
+        <w:gridCol w:w="4831"/>
+      </w:tblGrid>
+      <w:tr>
+        <w:trPr>
+          <w:trHeight w:hRule="exact" w:val="397"/>
+        </w:trPr>
+        <w:tc>
+          <w:tcPr>
+            <w:tcW w:w="4803" w:type="dxa"/>
+            <w:tcBorders>
+              <w:top w:val="single" w:sz="4" w:space="0" w:color="auto"/>
+              <w:left w:val="single" w:sz="4" w:space="0" w:color="auto"/>
+              <w:bottom w:val="single" w:sz="4" w:space="0" w:color="auto"/>
+              <w:right w:val="single" w:sz="4" w:space="0" w:color="auto"/>
+            </w:tcBorders>
+            <w:vAlign w:val="center"/>
+            <w:hideMark/>
+          </w:tcPr>
+          <w:p>
+            <w:pPr>
+              <w:rPr>
+                <w:rFonts w:ascii="Arial" w:hAnsi="Arial" w:cs="Arial"/>
+              </w:rPr>
+            </w:pPr>
+            <w:r>
+              <w:rPr>
+                <w:rFonts w:ascii="Arial" w:hAnsi="Arial" w:cs="Arial"/>
+              </w:rPr>
+              <w:lastRenderedPageBreak/>
+              <w:t>Luogo</w:t>
+            </w:r>
+          </w:p>
+        </w:tc>
+        <w:tc>
+          <w:tcPr>
+            <w:tcW w:w="4831" w:type="dxa"/>
+            <w:tcBorders>
+              <w:top w:val="single" w:sz="4" w:space="0" w:color="auto"/>
+              <w:left w:val="single" w:sz="4" w:space="0" w:color="auto"/>
+              <w:bottom w:val="single" w:sz="4" w:space="0" w:color="auto"/>
+              <w:right w:val="single" w:sz="4" w:space="0" w:color="auto"/>
+            </w:tcBorders>
+            <w:vAlign w:val="center"/>
+            <w:hideMark/>
+          </w:tcPr>
+          <w:p>
+            <w:pPr>
+              <w:pStyle w:val="Nessunaspaziatura"/>
+              <w:spacing w:line="360" w:lineRule="auto"/>
+              <w:rPr>
+                <w:rFonts w:ascii="Arial" w:hAnsi="Arial" w:cs="Arial"/>
+              </w:rPr>
+            </w:pPr>
+            <w:r>
+              <w:rPr>
+                <w:rFonts w:ascii="Arial" w:hAnsi="Arial" w:cs="Arial"/>
+              </w:rPr>
+              <w:t>Canobbio</w:t>
+            </w:r>
+          </w:p>
+        </w:tc>
+      </w:tr>
+      <w:tr>
+        <w:trPr>
+          <w:trHeight w:hRule="exact" w:val="397"/>
+        </w:trPr>
+        <w:tc>
+          <w:tcPr>
+            <w:tcW w:w="4803" w:type="dxa"/>
+            <w:tcBorders>
+              <w:top w:val="single" w:sz="4" w:space="0" w:color="auto"/>
+              <w:left w:val="single" w:sz="4" w:space="0" w:color="auto"/>
+              <w:bottom w:val="single" w:sz="4" w:space="0" w:color="auto"/>
+              <w:right w:val="single" w:sz="4" w:space="0" w:color="auto"/>
+            </w:tcBorders>
+            <w:vAlign w:val="center"/>
+            <w:hideMark/>
+          </w:tcPr>
+          <w:p>
+            <w:pPr>
+              <w:rPr>
+                <w:rFonts w:ascii="Arial" w:hAnsi="Arial" w:cs="Arial"/>
+              </w:rPr>
+            </w:pPr>
+            <w:r>
+              <w:rPr>
+                <w:rFonts w:ascii="Arial" w:hAnsi="Arial" w:cs="Arial"/>
+              </w:rPr>
+              <w:t>Data</w:t>
+            </w:r>
+          </w:p>
+        </w:tc>
+        <w:tc>
+          <w:tcPr>
+            <w:tcW w:w="4831" w:type="dxa"/>
+            <w:tcBorders>
+              <w:top w:val="single" w:sz="4" w:space="0" w:color="auto"/>
+              <w:left w:val="single" w:sz="4" w:space="0" w:color="auto"/>
+              <w:bottom w:val="single" w:sz="4" w:space="0" w:color="auto"/>
+              <w:right w:val="single" w:sz="4" w:space="0" w:color="auto"/>
+            </w:tcBorders>
+            <w:vAlign w:val="center"/>
+            <w:hideMark/>
+          </w:tcPr>
+          <w:p>
+            <w:pPr>
+              <w:rPr>
+                <w:rFonts w:ascii="Arial" w:hAnsi="Arial" w:cs="Arial"/>
+              </w:rPr>
+            </w:pPr>
+            <w:r>
+              <w:rPr>
+                <w:rFonts w:ascii="Arial" w:hAnsi="Arial" w:cs="Arial"/>
+              </w:rPr>
+              <w:t>13</w:t>
+            </w:r>
+            <w:r>
+              <w:rPr>
+                <w:rFonts w:ascii="Arial" w:hAnsi="Arial" w:cs="Arial"/>
+              </w:rPr>
+              <w:t>.03.2026</w:t>
+            </w:r>
+          </w:p>
+        </w:tc>
+      </w:tr>
+    </w:tbl>
+    <w:p>
+      <w:pPr>
+        <w:rPr>
+          <w:rFonts w:ascii="Arial" w:hAnsi="Arial" w:cs="Arial"/>
+        </w:rPr>
+      </w:pPr>
+    </w:p>
+    <w:tbl>
+      <w:tblPr>
+        <w:tblStyle w:val="Grigliatabella"/>
+        <w:tblW w:w="0" w:type="auto"/>
+        <w:tblLook w:val="04A0" w:firstRow="1" w:lastRow="0" w:firstColumn="1" w:lastColumn="0" w:noHBand="0" w:noVBand="1"/>
+      </w:tblPr>
+      <w:tblGrid>
+        <w:gridCol w:w="1555"/>
+        <w:gridCol w:w="8073"/>
+      </w:tblGrid>
+      <w:tr>
+        <w:tc>
+          <w:tcPr>
+            <w:tcW w:w="9628" w:type="dxa"/>
+            <w:gridSpan w:val="2"/>
+            <w:shd w:val="clear" w:color="auto" w:fill="D9D9D9" w:themeFill="background1" w:themeFillShade="D9"/>
+          </w:tcPr>
+          <w:p>
+            <w:pPr>
+              <w:rPr>
+                <w:rFonts w:ascii="Arial" w:hAnsi="Arial" w:cs="Arial"/>
+              </w:rPr>
+            </w:pPr>
+            <w:r>
+              <w:rPr>
+                <w:rFonts w:ascii="Arial" w:hAnsi="Arial" w:cs="Arial"/>
+              </w:rPr>
+              <w:t>Lavori svolti</w:t>
+            </w:r>
+          </w:p>
+        </w:tc>
+      </w:tr>
+      <w:tr>
+        <w:tc>
+          <w:tcPr>
+            <w:tcW w:w="1555" w:type="dxa"/>
+            <w:vAlign w:val="center"/>
+          </w:tcPr>
+          <w:p>
+            <w:pPr>
+              <w:jc w:val="center"/>
+              <w:rPr>
+                <w:rFonts w:ascii="Arial" w:hAnsi="Arial" w:cs="Arial"/>
+              </w:rPr>
+            </w:pPr>
+            <w:r>
+              <w:rPr>
+                <w:rFonts w:ascii="Arial" w:hAnsi="Arial" w:cs="Arial"/>
+              </w:rPr>
+              <w:t>8:20-9:35</w:t>
+            </w:r>
+          </w:p>
+        </w:tc>
+        <w:tc>
+          <w:tcPr>
+            <w:tcW w:w="8073" w:type="dxa"/>
+          </w:tcPr>
+          <w:p>
+            <w:pPr>
+              <w:jc w:val="both"/>
+              <w:rPr>
+                <w:rFonts w:ascii="Arial" w:hAnsi="Arial" w:cs="Arial"/>
+              </w:rPr>
+            </w:pPr>
+            <w:r>
+              <w:rPr>
+                <w:rFonts w:ascii="Arial" w:hAnsi="Arial" w:cs="Arial"/>
+              </w:rPr>
+              <w:t xml:space="preserve">Tutti: parlato con </w:t>
+            </w:r>
+            <w:r>
+              <w:rPr>
+                <w:rFonts w:ascii="Arial" w:hAnsi="Arial" w:cs="Arial"/>
+              </w:rPr>
+              <w:t xml:space="preserve">il </w:t>
+            </w:r>
+            <w:proofErr w:type="spellStart"/>
+            <w:r>
+              <w:rPr>
+                <w:rFonts w:ascii="Arial" w:hAnsi="Arial" w:cs="Arial"/>
+              </w:rPr>
+              <w:t>montalbetti</w:t>
+            </w:r>
+            <w:proofErr w:type="spellEnd"/>
+            <w:r>
+              <w:rPr>
+                <w:rFonts w:ascii="Arial" w:hAnsi="Arial" w:cs="Arial"/>
+              </w:rPr>
+              <w:t xml:space="preserve"> riguardo </w:t>
+            </w:r>
+            <w:proofErr w:type="spellStart"/>
+            <w:r>
+              <w:rPr>
+                <w:rFonts w:ascii="Arial" w:hAnsi="Arial" w:cs="Arial"/>
+              </w:rPr>
+              <w:t>trello</w:t>
+            </w:r>
+            <w:proofErr w:type="spellEnd"/>
+            <w:r>
+              <w:rPr>
+                <w:rFonts w:ascii="Arial" w:hAnsi="Arial" w:cs="Arial"/>
+              </w:rPr>
+              <w:t xml:space="preserve"> e gli sprint. Messo tutte le attività su </w:t>
+            </w:r>
+            <w:proofErr w:type="spellStart"/>
+            <w:r>
+              <w:rPr>
+                <w:rFonts w:ascii="Arial" w:hAnsi="Arial" w:cs="Arial"/>
+              </w:rPr>
+              <w:t>trello</w:t>
+            </w:r>
+            <w:proofErr w:type="spellEnd"/>
+            <w:r>
+              <w:rPr>
+                <w:rFonts w:ascii="Arial" w:hAnsi="Arial" w:cs="Arial"/>
+              </w:rPr>
+              <w:t xml:space="preserve"> e sistemato sprint 1-3 con ore scolastiche</w:t>
+            </w:r>
+          </w:p>
+        </w:tc>
+      </w:tr>
+      <w:tr>
+        <w:tc>
+          <w:tcPr>
+            <w:tcW w:w="1555" w:type="dxa"/>
+            <w:vAlign w:val="center"/>
+          </w:tcPr>
+          <w:p>
+            <w:pPr>
+              <w:jc w:val="center"/>
+              <w:rPr>
+                <w:rFonts w:ascii="Arial" w:hAnsi="Arial" w:cs="Arial"/>
+              </w:rPr>
+            </w:pPr>
+            <w:r>
+              <w:rPr>
+                <w:rFonts w:ascii="Arial" w:hAnsi="Arial" w:cs="Arial"/>
+              </w:rPr>
+              <w:t>9:50-11:35</w:t>
+            </w:r>
+          </w:p>
+        </w:tc>
+        <w:tc>
+          <w:tcPr>
+            <w:tcW w:w="8073" w:type="dxa"/>
+          </w:tcPr>
+          <w:p>
+            <w:pPr>
+              <w:rPr>
+                <w:rFonts w:ascii="Arial" w:hAnsi="Arial" w:cs="Arial"/>
+              </w:rPr>
+            </w:pPr>
+            <w:r>
+              <w:rPr>
+                <w:rFonts w:ascii="Arial" w:hAnsi="Arial" w:cs="Arial"/>
+              </w:rPr>
+              <w:t>Sidon: cominciato programmazione dei pugni</w:t>
+            </w:r>
+          </w:p>
+          <w:p>
+            <w:pPr>
+              <w:rPr>
+                <w:rFonts w:ascii="Arial" w:hAnsi="Arial" w:cs="Arial"/>
+              </w:rPr>
+            </w:pPr>
+            <w:r>
+              <w:rPr>
+                <w:rFonts w:ascii="Arial" w:hAnsi="Arial" w:cs="Arial"/>
+              </w:rPr>
+              <w:t xml:space="preserve">Yasser: cominciato </w:t>
+            </w:r>
+            <w:r>
+              <w:rPr>
+                <w:rFonts w:ascii="Arial" w:hAnsi="Arial" w:cs="Arial"/>
+              </w:rPr>
+              <w:t>programmazione</w:t>
+            </w:r>
+            <w:r>
+              <w:rPr>
+                <w:rFonts w:ascii="Arial" w:hAnsi="Arial" w:cs="Arial"/>
+              </w:rPr>
+              <w:t xml:space="preserve"> dei calci</w:t>
+            </w:r>
+          </w:p>
+          <w:p>
+            <w:pPr>
+              <w:rPr>
+                <w:rFonts w:ascii="Arial" w:hAnsi="Arial" w:cs="Arial"/>
+              </w:rPr>
+            </w:pPr>
+            <w:r>
+              <w:rPr>
+                <w:rFonts w:ascii="Arial" w:hAnsi="Arial" w:cs="Arial"/>
+              </w:rPr>
+              <w:t>Ivan e Quan: cominciato e finito lo</w:t>
+            </w:r>
+            <w:r>
+              <w:rPr>
+                <w:rFonts w:ascii="Arial" w:hAnsi="Arial" w:cs="Arial"/>
+              </w:rPr>
+              <w:t>g manager</w:t>
+            </w:r>
+          </w:p>
+          <w:p>
+            <w:pPr>
+              <w:rPr>
+                <w:rFonts w:ascii="Arial" w:hAnsi="Arial" w:cs="Arial"/>
+              </w:rPr>
+            </w:pPr>
+            <w:r>
+              <w:rPr>
+                <w:rFonts w:ascii="Arial" w:hAnsi="Arial" w:cs="Arial"/>
+              </w:rPr>
+              <w:t>Quan: sistemato unity</w:t>
+            </w:r>
+          </w:p>
+        </w:tc>
+      </w:tr>
+      <w:tr>
+        <w:tc>
+          <w:tcPr>
+            <w:tcW w:w="1555" w:type="dxa"/>
+            <w:vAlign w:val="center"/>
+          </w:tcPr>
+          <w:p>
+            <w:pPr>
+              <w:jc w:val="center"/>
+              <w:rPr>
+                <w:rFonts w:ascii="Arial" w:hAnsi="Arial" w:cs="Arial"/>
+              </w:rPr>
+            </w:pPr>
+            <w:r>
+              <w:rPr>
+                <w:rFonts w:ascii="Arial" w:hAnsi="Arial" w:cs="Arial"/>
+              </w:rPr>
+              <w:t>12:30-14:00</w:t>
+            </w:r>
+          </w:p>
+        </w:tc>
+        <w:tc>
+          <w:tcPr>
+            <w:tcW w:w="8073" w:type="dxa"/>
+          </w:tcPr>
+          <w:p>
+            <w:pPr>
+              <w:jc w:val="both"/>
+              <w:rPr>
+                <w:rFonts w:ascii="Arial" w:hAnsi="Arial" w:cs="Arial"/>
+              </w:rPr>
+            </w:pPr>
+            <w:r>
+              <w:rPr>
+                <w:rFonts w:ascii="Arial" w:hAnsi="Arial" w:cs="Arial"/>
+              </w:rPr>
+              <w:t xml:space="preserve">Quan: implementato il salto e sistemato </w:t>
+            </w:r>
+            <w:proofErr w:type="spellStart"/>
+            <w:r>
+              <w:rPr>
+                <w:rFonts w:ascii="Arial" w:hAnsi="Arial" w:cs="Arial"/>
+              </w:rPr>
+              <w:t>swimlane</w:t>
+            </w:r>
+            <w:proofErr w:type="spellEnd"/>
+          </w:p>
+          <w:p>
+            <w:pPr>
+              <w:jc w:val="both"/>
+              <w:rPr>
+                <w:rFonts w:ascii="Arial" w:hAnsi="Arial" w:cs="Arial"/>
+              </w:rPr>
+            </w:pPr>
+            <w:r>
+              <w:rPr>
+                <w:rFonts w:ascii="Arial" w:hAnsi="Arial" w:cs="Arial"/>
+              </w:rPr>
+              <w:t>Yasser: continuato calci</w:t>
+            </w:r>
+          </w:p>
+          <w:p>
+            <w:pPr>
+              <w:jc w:val="both"/>
+              <w:rPr>
+                <w:rFonts w:ascii="Arial" w:hAnsi="Arial" w:cs="Arial"/>
+              </w:rPr>
+            </w:pPr>
+            <w:r>
+              <w:rPr>
+                <w:rFonts w:ascii="Arial" w:hAnsi="Arial" w:cs="Arial"/>
+              </w:rPr>
+              <w:t>Sidon: continuato pugni</w:t>
+            </w:r>
+          </w:p>
+          <w:p>
+            <w:pPr>
+              <w:jc w:val="both"/>
+              <w:rPr>
+                <w:rFonts w:ascii="Arial" w:hAnsi="Arial" w:cs="Arial"/>
+              </w:rPr>
+            </w:pPr>
+            <w:r>
+              <w:rPr>
+                <w:rFonts w:ascii="Arial" w:hAnsi="Arial" w:cs="Arial"/>
+              </w:rPr>
+              <w:t>Ivan: implementato movimento e sistemato diagramma delle classi assieme alla loro creazione</w:t>
+            </w:r>
+          </w:p>
+        </w:tc>
+      </w:tr>
+      <w:tr>
+        <w:tc>
+          <w:tcPr>
+            <w:tcW w:w="1555" w:type="dxa"/>
+            <w:vAlign w:val="center"/>
+          </w:tcPr>
+          <w:p>
+            <w:pPr>
+              <w:jc w:val="center"/>
+              <w:rPr>
+                <w:rFonts w:ascii="Arial" w:hAnsi="Arial" w:cs="Arial"/>
+              </w:rPr>
+            </w:pPr>
+            <w:r>
+              <w:rPr>
+                <w:rFonts w:ascii="Arial" w:hAnsi="Arial" w:cs="Arial"/>
+              </w:rPr>
+              <w:t>14:15-15:45</w:t>
+            </w:r>
+          </w:p>
+        </w:tc>
+        <w:tc>
+          <w:tcPr>
+            <w:tcW w:w="8073" w:type="dxa"/>
+          </w:tcPr>
+          <w:p>
+            <w:pPr>
+              <w:rPr>
+                <w:rFonts w:ascii="Arial" w:hAnsi="Arial" w:cs="Arial"/>
+              </w:rPr>
+            </w:pPr>
+            <w:r>
+              <w:rPr>
+                <w:rFonts w:ascii="Arial" w:hAnsi="Arial" w:cs="Arial"/>
+              </w:rPr>
+              <w:t>Quan: animazione salto.</w:t>
+            </w:r>
+          </w:p>
+          <w:p>
+            <w:pPr>
+              <w:rPr>
+                <w:rFonts w:ascii="Arial" w:hAnsi="Arial" w:cs="Arial"/>
+              </w:rPr>
+            </w:pPr>
+            <w:r>
+              <w:rPr>
+                <w:rFonts w:ascii="Arial" w:hAnsi="Arial" w:cs="Arial"/>
+              </w:rPr>
+              <w:t>Yasser: continuato calci</w:t>
+            </w:r>
+          </w:p>
+          <w:p>
+            <w:pPr>
+              <w:jc w:val="both"/>
+              <w:rPr>
+                <w:rFonts w:ascii="Arial" w:hAnsi="Arial" w:cs="Arial"/>
+              </w:rPr>
+            </w:pPr>
+            <w:r>
+              <w:rPr>
+                <w:rFonts w:ascii="Arial" w:hAnsi="Arial" w:cs="Arial"/>
+              </w:rPr>
+              <w:t>Sidon:</w:t>
+            </w:r>
+            <w:r>
+              <w:rPr>
+                <w:rFonts w:ascii="Arial" w:hAnsi="Arial" w:cs="Arial"/>
+              </w:rPr>
+              <w:t xml:space="preserve"> continuato pugni</w:t>
+            </w:r>
+          </w:p>
+          <w:p>
+            <w:pPr>
+              <w:rPr>
+                <w:rFonts w:ascii="Arial" w:hAnsi="Arial" w:cs="Arial"/>
+              </w:rPr>
+            </w:pPr>
+            <w:r>
+              <w:rPr>
+                <w:rFonts w:ascii="Arial" w:hAnsi="Arial" w:cs="Arial"/>
+              </w:rPr>
+              <w:t>Ivan:</w:t>
+            </w:r>
+            <w:r>
+              <w:rPr>
+                <w:rFonts w:ascii="Arial" w:hAnsi="Arial" w:cs="Arial"/>
+              </w:rPr>
+              <w:t xml:space="preserve"> ha fatto il dash ha cominciato la home</w:t>
+            </w:r>
+          </w:p>
+        </w:tc>
+      </w:tr>
+      <w:tr>
+        <w:tc>
+          <w:tcPr>
+            <w:tcW w:w="1555" w:type="dxa"/>
+            <w:vAlign w:val="center"/>
+          </w:tcPr>
+          <w:p>
+            <w:pPr>
+              <w:jc w:val="center"/>
+              <w:rPr>
+                <w:rFonts w:ascii="Arial" w:hAnsi="Arial" w:cs="Arial"/>
+              </w:rPr>
+            </w:pPr>
+            <w:r>
+              <w:rPr>
+                <w:rFonts w:ascii="Arial" w:hAnsi="Arial" w:cs="Arial"/>
+              </w:rPr>
+              <w:t>Fonti</w:t>
+            </w:r>
+          </w:p>
+        </w:tc>
+        <w:tc>
+          <w:tcPr>
+            <w:tcW w:w="8073" w:type="dxa"/>
+          </w:tcPr>
+          <w:p>
+            <w:pPr>
+              <w:rPr>
+                <w:rFonts w:ascii="Arial" w:hAnsi="Arial" w:cs="Arial"/>
+              </w:rPr>
+            </w:pPr>
+            <w:r>
+              <w:rPr>
+                <w:rFonts w:ascii="Arial" w:hAnsi="Arial" w:cs="Arial"/>
+              </w:rPr>
+              <w:t xml:space="preserve">Video animazione: </w:t>
+            </w:r>
+            <w:hyperlink r:id="rId11" w:history="1">
+              <w:r>
+                <w:rPr>
+                  <w:rStyle w:val="Collegamentoipertestuale"/>
+                  <w:rFonts w:ascii="Arial" w:hAnsi="Arial" w:cs="Arial"/>
+                </w:rPr>
+                <w:t>https://www.youtube.com/watch?v=AdQz2wStdLY</w:t>
+              </w:r>
+            </w:hyperlink>
+          </w:p>
+          <w:p>
+            <w:pPr>
+              <w:rPr>
+                <w:rFonts w:ascii="Arial" w:hAnsi="Arial" w:cs="Arial"/>
+              </w:rPr>
+            </w:pPr>
+            <w:r>
+              <w:rPr>
+                <w:rFonts w:ascii="Arial" w:hAnsi="Arial" w:cs="Arial"/>
+              </w:rPr>
+              <w:t xml:space="preserve">Claude prompt animazioni: </w:t>
+            </w:r>
+            <w:hyperlink r:id="rId12" w:history="1">
+              <w:r>
+                <w:rPr>
+                  <w:rStyle w:val="Collegamentoipertestuale"/>
+                  <w:rFonts w:ascii="Arial" w:hAnsi="Arial" w:cs="Arial"/>
+                </w:rPr>
+                <w:t>https://claude.ai/share/724430b9-5071-44f0-aa5d-a1eca7535cf5</w:t>
+              </w:r>
+            </w:hyperlink>
+            <w:r>
+              <w:rPr>
+                <w:rFonts w:ascii="Arial" w:hAnsi="Arial" w:cs="Arial"/>
+              </w:rPr>
+              <w:t xml:space="preserve"> </w:t>
+            </w:r>
+          </w:p>
+        </w:tc>
+      </w:tr>
+    </w:tbl>
+    <w:p>
+      <w:pPr>
+        <w:rPr>
+          <w:rFonts w:ascii="Arial" w:hAnsi="Arial" w:cs="Arial"/>
+        </w:rPr>
+      </w:pPr>
+    </w:p>
+    <w:tbl>
+      <w:tblPr>
+        <w:tblStyle w:val="Grigliatabella"/>
+        <w:tblW w:w="0" w:type="auto"/>
+        <w:tblLook w:val="04A0" w:firstRow="1" w:lastRow="0" w:firstColumn="1" w:lastColumn="0" w:noHBand="0" w:noVBand="1"/>
+      </w:tblPr>
+      <w:tblGrid>
+        <w:gridCol w:w="9628"/>
+      </w:tblGrid>
+      <w:tr>
+        <w:tc>
+          <w:tcPr>
+            <w:tcW w:w="9854" w:type="dxa"/>
+            <w:tcBorders>
+              <w:top w:val="single" w:sz="4" w:space="0" w:color="auto"/>
+              <w:left w:val="single" w:sz="4" w:space="0" w:color="auto"/>
+              <w:bottom w:val="single" w:sz="4" w:space="0" w:color="auto"/>
+              <w:right w:val="single" w:sz="4" w:space="0" w:color="auto"/>
+            </w:tcBorders>
+            <w:shd w:val="clear" w:color="auto" w:fill="D9D9D9" w:themeFill="background1" w:themeFillShade="D9"/>
+            <w:hideMark/>
+          </w:tcPr>
+          <w:p>
+            <w:pPr>
+              <w:rPr>
+                <w:rFonts w:ascii="Arial" w:hAnsi="Arial" w:cs="Arial"/>
+              </w:rPr>
+            </w:pPr>
+            <w:r>
+              <w:rPr>
+                <w:rFonts w:ascii="Arial" w:hAnsi="Arial" w:cs="Arial"/>
+              </w:rPr>
+              <w:t>Problemi riscontrati e soluzioni adottate</w:t>
+            </w:r>
+          </w:p>
+        </w:tc>
+      </w:tr>
+      <w:tr>
+        <w:tc>
+          <w:tcPr>
+            <w:tcW w:w="9854" w:type="dxa"/>
+            <w:tcBorders>
+              <w:top w:val="single" w:sz="4" w:space="0" w:color="auto"/>
+              <w:left w:val="single" w:sz="4" w:space="0" w:color="auto"/>
+              <w:bottom w:val="single" w:sz="4" w:space="0" w:color="auto"/>
+              <w:right w:val="single" w:sz="4" w:space="0" w:color="auto"/>
+            </w:tcBorders>
+          </w:tcPr>
+          <w:p>
+            <w:pPr>
+              <w:rPr>
+                <w:rFonts w:ascii="Arial" w:hAnsi="Arial" w:cs="Arial"/>
+              </w:rPr>
+            </w:pPr>
+            <w:r>
+              <w:rPr>
+                <w:rFonts w:ascii="Arial" w:hAnsi="Arial" w:cs="Arial"/>
+              </w:rPr>
+              <w:t>Quan: cartella di unity corrotta e non partiva il progetto, Soluzione</w:t>
+            </w:r>
+            <w:r>
+              <w:rPr>
+                <w:rFonts w:ascii="Arial" w:hAnsi="Arial" w:cs="Arial"/>
+              </w:rPr>
+              <w:sym w:font="Wingdings" w:char="F0E0"/>
+            </w:r>
+            <w:r>
+              <w:rPr>
+                <w:rFonts w:ascii="Arial" w:hAnsi="Arial" w:cs="Arial"/>
+              </w:rPr>
+              <w:t xml:space="preserve"> ha cambiato la </w:t>
+            </w:r>
+            <w:proofErr w:type="spellStart"/>
+            <w:r>
+              <w:rPr>
+                <w:rFonts w:ascii="Arial" w:hAnsi="Arial" w:cs="Arial"/>
+              </w:rPr>
+              <w:t>path</w:t>
+            </w:r>
+            <w:proofErr w:type="spellEnd"/>
+            <w:r>
+              <w:rPr>
+                <w:rFonts w:ascii="Arial" w:hAnsi="Arial" w:cs="Arial"/>
+              </w:rPr>
+              <w:t xml:space="preserve"> del progetto dopo aver provato diversi tentativi non funzionanti.</w:t>
+            </w:r>
+          </w:p>
+          <w:p>
+            <w:pPr>
+              <w:rPr>
+                <w:rFonts w:ascii="Arial" w:hAnsi="Arial" w:cs="Arial"/>
+              </w:rPr>
+            </w:pPr>
+          </w:p>
+          <w:p>
+            <w:pPr>
+              <w:rPr>
+                <w:rFonts w:ascii="Arial" w:hAnsi="Arial" w:cs="Arial"/>
+              </w:rPr>
+            </w:pPr>
+            <w:r>
+              <w:rPr>
+                <w:rFonts w:ascii="Arial" w:hAnsi="Arial" w:cs="Arial"/>
+              </w:rPr>
+              <w:t>Sidon e Yasser: imparato a fare le animazioni</w:t>
+            </w:r>
+          </w:p>
+        </w:tc>
+      </w:tr>
+    </w:tbl>
+    <w:p>
+      <w:pPr>
+        <w:rPr>
+          <w:rFonts w:ascii="Arial" w:hAnsi="Arial" w:cs="Arial"/>
+        </w:rPr>
+      </w:pPr>
+    </w:p>
+    <w:tbl>
+      <w:tblPr>
+        <w:tblStyle w:val="Grigliatabella"/>
+        <w:tblW w:w="0" w:type="auto"/>
+        <w:tblLook w:val="04A0" w:firstRow="1" w:lastRow="0" w:firstColumn="1" w:lastColumn="0" w:noHBand="0" w:noVBand="1"/>
+      </w:tblPr>
+      <w:tblGrid>
+        <w:gridCol w:w="9628"/>
+      </w:tblGrid>
+      <w:tr>
+        <w:tc>
+          <w:tcPr>
+            <w:tcW w:w="9854" w:type="dxa"/>
+            <w:tcBorders>
+              <w:top w:val="single" w:sz="4" w:space="0" w:color="auto"/>
+              <w:left w:val="single" w:sz="4" w:space="0" w:color="auto"/>
+              <w:bottom w:val="single" w:sz="4" w:space="0" w:color="auto"/>
+              <w:right w:val="single" w:sz="4" w:space="0" w:color="auto"/>
+            </w:tcBorders>
+            <w:shd w:val="clear" w:color="auto" w:fill="D9D9D9" w:themeFill="background1" w:themeFillShade="D9"/>
+            <w:hideMark/>
+          </w:tcPr>
+          <w:p>
+            <w:pPr>
+              <w:rPr>
+                <w:rFonts w:ascii="Arial" w:hAnsi="Arial" w:cs="Arial"/>
+              </w:rPr>
+            </w:pPr>
+            <w:r>
+              <w:rPr>
+                <w:rFonts w:ascii="Arial" w:hAnsi="Arial" w:cs="Arial"/>
+              </w:rPr>
+              <w:t>Punto della situazione rispetto alla pianificazione</w:t>
+            </w:r>
+          </w:p>
+        </w:tc>
+      </w:tr>
+      <w:tr>
+        <w:tc>
+          <w:tcPr>
+            <w:tcW w:w="9854" w:type="dxa"/>
+            <w:tcBorders>
+              <w:top w:val="single" w:sz="4" w:space="0" w:color="auto"/>
+              <w:left w:val="single" w:sz="4" w:space="0" w:color="auto"/>
+              <w:bottom w:val="single" w:sz="4" w:space="0" w:color="auto"/>
+              <w:right w:val="single" w:sz="4" w:space="0" w:color="auto"/>
+            </w:tcBorders>
+          </w:tcPr>
+          <w:p>
+            <w:pPr>
+              <w:rPr>
+                <w:rFonts w:ascii="Arial" w:hAnsi="Arial" w:cs="Arial"/>
+              </w:rPr>
+            </w:pPr>
+          </w:p>
+        </w:tc>
+      </w:tr>
+    </w:tbl>
+    <w:p>
+      <w:pPr>
+        <w:rPr>
+          <w:rFonts w:ascii="Arial" w:hAnsi="Arial" w:cs="Arial"/>
+        </w:rPr>
+      </w:pPr>
+    </w:p>
+    <w:tbl>
+      <w:tblPr>
+        <w:tblStyle w:val="Grigliatabella"/>
+        <w:tblW w:w="0" w:type="auto"/>
+        <w:tblLook w:val="04A0" w:firstRow="1" w:lastRow="0" w:firstColumn="1" w:lastColumn="0" w:noHBand="0" w:noVBand="1"/>
+      </w:tblPr>
+      <w:tblGrid>
+        <w:gridCol w:w="9628"/>
+      </w:tblGrid>
+      <w:tr>
+        <w:tc>
+          <w:tcPr>
+            <w:tcW w:w="9854" w:type="dxa"/>
+            <w:tcBorders>
+              <w:top w:val="single" w:sz="4" w:space="0" w:color="auto"/>
+              <w:left w:val="single" w:sz="4" w:space="0" w:color="auto"/>
+              <w:bottom w:val="single" w:sz="4" w:space="0" w:color="auto"/>
+              <w:right w:val="single" w:sz="4" w:space="0" w:color="auto"/>
+            </w:tcBorders>
+            <w:shd w:val="clear" w:color="auto" w:fill="D9D9D9" w:themeFill="background1" w:themeFillShade="D9"/>
+            <w:hideMark/>
+          </w:tcPr>
+          <w:p>
+            <w:pPr>
+              <w:rPr>
+                <w:rFonts w:ascii="Arial" w:hAnsi="Arial" w:cs="Arial"/>
+              </w:rPr>
+            </w:pPr>
+            <w:r>
+              <w:rPr>
+                <w:rFonts w:ascii="Arial" w:hAnsi="Arial" w:cs="Arial"/>
+              </w:rPr>
+              <w:t>Programma di massima per la prossima giornata di lavoro</w:t>
+            </w:r>
+          </w:p>
+        </w:tc>
+      </w:tr>
+      <w:tr>
+        <w:tc>
+          <w:tcPr>
+            <w:tcW w:w="9854" w:type="dxa"/>
+            <w:tcBorders>
+              <w:top w:val="single" w:sz="4" w:space="0" w:color="auto"/>
+              <w:left w:val="single" w:sz="4" w:space="0" w:color="auto"/>
+              <w:bottom w:val="single" w:sz="4" w:space="0" w:color="auto"/>
+              <w:right w:val="single" w:sz="4" w:space="0" w:color="auto"/>
+            </w:tcBorders>
+          </w:tcPr>
+          <w:p>
+            <w:pPr>
+              <w:rPr>
+                <w:rFonts w:ascii="Arial" w:hAnsi="Arial" w:cs="Arial"/>
+              </w:rPr>
+            </w:pPr>
+            <w:r>
+              <w:rPr>
+                <w:rFonts w:ascii="Arial" w:hAnsi="Arial" w:cs="Arial"/>
+              </w:rPr>
+              <w:t xml:space="preserve">Presentare e </w:t>
+            </w:r>
+            <w:r>
+              <w:rPr>
+                <w:rFonts w:ascii="Arial" w:hAnsi="Arial" w:cs="Arial"/>
+              </w:rPr>
+              <w:t xml:space="preserve">finire </w:t>
+            </w:r>
+            <w:r>
+              <w:rPr>
+                <w:rFonts w:ascii="Arial" w:hAnsi="Arial" w:cs="Arial"/>
+              </w:rPr>
+              <w:t xml:space="preserve">tutti i </w:t>
+            </w:r>
+            <w:r>
+              <w:rPr>
+                <w:rFonts w:ascii="Arial" w:hAnsi="Arial" w:cs="Arial"/>
+              </w:rPr>
+              <w:t xml:space="preserve">movimenti personaggio, </w:t>
+            </w:r>
+            <w:r>
+              <w:rPr>
+                <w:rFonts w:ascii="Arial" w:hAnsi="Arial" w:cs="Arial"/>
+              </w:rPr>
+              <w:t>iniziare</w:t>
+            </w:r>
+            <w:r>
+              <w:rPr>
+                <w:rFonts w:ascii="Arial" w:hAnsi="Arial" w:cs="Arial"/>
+              </w:rPr>
+              <w:t xml:space="preserve"> implementazioni diverse pagine</w:t>
+            </w:r>
+          </w:p>
+        </w:tc>
+      </w:tr>
+    </w:tbl>
+    <w:p>
+      <w:pPr>
+        <w:rPr>
+          <w:rFonts w:ascii="Arial" w:hAnsi="Arial" w:cs="Arial"/>
+        </w:rPr>
+      </w:pPr>
+    </w:p>
+    <w:p>
+      <w:pPr>
+        <w:pStyle w:val="Titolo2"/>
+        <w:rPr>
+          <w:sz w:val="36"/>
+        </w:rPr>
+      </w:pPr>
+      <w:r>
+        <w:rPr>
+          <w:sz w:val="36"/>
+        </w:rPr>
+        <w:t>Agile - Resoconto</w:t>
+      </w:r>
+    </w:p>
+    <w:p/>
+    <w:tbl>
+      <w:tblPr>
+        <w:tblStyle w:val="Grigliatabella"/>
+        <w:tblW w:w="0" w:type="auto"/>
+        <w:tblLook w:val="04A0" w:firstRow="1" w:lastRow="0" w:firstColumn="1" w:lastColumn="0" w:noHBand="0" w:noVBand="1"/>
+      </w:tblPr>
+      <w:tblGrid>
+        <w:gridCol w:w="9628"/>
+      </w:tblGrid>
+      <w:tr>
+        <w:tc>
+          <w:tcPr>
+            <w:tcW w:w="9854" w:type="dxa"/>
+            <w:tcBorders>
+              <w:top w:val="single" w:sz="4" w:space="0" w:color="auto"/>
+              <w:left w:val="single" w:sz="4" w:space="0" w:color="auto"/>
+              <w:bottom w:val="single" w:sz="4" w:space="0" w:color="auto"/>
+              <w:right w:val="single" w:sz="4" w:space="0" w:color="auto"/>
+            </w:tcBorders>
+            <w:shd w:val="clear" w:color="auto" w:fill="D9D9D9" w:themeFill="background1" w:themeFillShade="D9"/>
+            <w:hideMark/>
+          </w:tcPr>
+          <w:p>
+            <w:pPr>
+              <w:rPr>
+                <w:rFonts w:ascii="Arial" w:hAnsi="Arial" w:cs="Arial"/>
+              </w:rPr>
+            </w:pPr>
+            <w:proofErr w:type="spellStart"/>
+            <w:r>
+              <w:rPr>
+                <w:rFonts w:ascii="Arial" w:hAnsi="Arial" w:cs="Arial"/>
+              </w:rPr>
+              <w:t>Daily</w:t>
+            </w:r>
+            <w:proofErr w:type="spellEnd"/>
+            <w:r>
+              <w:rPr>
+                <w:rFonts w:ascii="Arial" w:hAnsi="Arial" w:cs="Arial"/>
+              </w:rPr>
+              <w:t xml:space="preserve"> </w:t>
+            </w:r>
+            <w:proofErr w:type="spellStart"/>
+            <w:r>
+              <w:rPr>
+                <w:rFonts w:ascii="Arial" w:hAnsi="Arial" w:cs="Arial"/>
+              </w:rPr>
+              <w:t>Scrum</w:t>
+            </w:r>
+            <w:proofErr w:type="spellEnd"/>
+          </w:p>
+        </w:tc>
+      </w:tr>
+      <w:tr>
+        <w:tc>
+          <w:tcPr>
+            <w:tcW w:w="9854" w:type="dxa"/>
+            <w:tcBorders>
+              <w:top w:val="single" w:sz="4" w:space="0" w:color="auto"/>
+              <w:left w:val="single" w:sz="4" w:space="0" w:color="auto"/>
+              <w:bottom w:val="single" w:sz="4" w:space="0" w:color="auto"/>
+              <w:right w:val="single" w:sz="4" w:space="0" w:color="auto"/>
+            </w:tcBorders>
+          </w:tcPr>
+          <w:p>
+            <w:pPr>
+              <w:rPr>
+                <w:rFonts w:ascii="Arial" w:hAnsi="Arial" w:cs="Arial"/>
+              </w:rPr>
+            </w:pPr>
+          </w:p>
+        </w:tc>
+      </w:tr>
+    </w:tbl>
+    <w:p>
+      <w:pPr>
+        <w:rPr>
+          <w:rFonts w:ascii="Arial" w:hAnsi="Arial" w:cs="Arial"/>
+        </w:rPr>
+      </w:pPr>
+    </w:p>
+    <w:tbl>
+      <w:tblPr>
+        <w:tblStyle w:val="Grigliatabella"/>
+        <w:tblW w:w="0" w:type="auto"/>
+        <w:tblLook w:val="04A0" w:firstRow="1" w:lastRow="0" w:firstColumn="1" w:lastColumn="0" w:noHBand="0" w:noVBand="1"/>
+      </w:tblPr>
+      <w:tblGrid>
+        <w:gridCol w:w="9628"/>
+      </w:tblGrid>
+      <w:tr>
+        <w:tc>
+          <w:tcPr>
+            <w:tcW w:w="9854" w:type="dxa"/>
+            <w:tcBorders>
+              <w:top w:val="single" w:sz="4" w:space="0" w:color="auto"/>
+              <w:left w:val="single" w:sz="4" w:space="0" w:color="auto"/>
+              <w:bottom w:val="single" w:sz="4" w:space="0" w:color="auto"/>
+              <w:right w:val="single" w:sz="4" w:space="0" w:color="auto"/>
+            </w:tcBorders>
+            <w:shd w:val="clear" w:color="auto" w:fill="D9D9D9" w:themeFill="background1" w:themeFillShade="D9"/>
+            <w:hideMark/>
+          </w:tcPr>
+          <w:p>
+            <w:pPr>
+              <w:rPr>
+                <w:rFonts w:ascii="Arial" w:hAnsi="Arial" w:cs="Arial"/>
+              </w:rPr>
+            </w:pPr>
+            <w:r>
+              <w:rPr>
+                <w:rFonts w:ascii="Arial" w:hAnsi="Arial" w:cs="Arial"/>
+              </w:rPr>
+              <w:t>Sprint Planning</w:t>
+            </w:r>
+          </w:p>
+        </w:tc>
+      </w:tr>
+      <w:tr>
+        <w:tc>
+          <w:tcPr>
+            <w:tcW w:w="9854" w:type="dxa"/>
+            <w:tcBorders>
+              <w:top w:val="single" w:sz="4" w:space="0" w:color="auto"/>
+              <w:left w:val="single" w:sz="4" w:space="0" w:color="auto"/>
+              <w:bottom w:val="single" w:sz="4" w:space="0" w:color="auto"/>
+              <w:right w:val="single" w:sz="4" w:space="0" w:color="auto"/>
+            </w:tcBorders>
+          </w:tcPr>
+          <w:p>
+            <w:pPr>
+              <w:rPr>
+                <w:rFonts w:ascii="Arial" w:hAnsi="Arial" w:cs="Arial"/>
+              </w:rPr>
+            </w:pPr>
+            <w:r>
+              <w:rPr>
+                <w:rFonts w:ascii="Arial" w:hAnsi="Arial" w:cs="Arial"/>
+              </w:rPr>
+              <w:t>Durata: 13.03.2026 – 20.03.2026</w:t>
+            </w:r>
+          </w:p>
+          <w:p>
+            <w:pPr>
+              <w:rPr>
+                <w:rFonts w:ascii="Arial" w:hAnsi="Arial" w:cs="Arial"/>
+              </w:rPr>
+            </w:pPr>
+            <w:r>
+              <w:rPr>
+                <w:rFonts w:ascii="Arial" w:hAnsi="Arial" w:cs="Arial"/>
+              </w:rPr>
+              <w:t>Ivan: fare movimento base, implementare Home e impostazioni</w:t>
+            </w:r>
+          </w:p>
+          <w:p>
+            <w:pPr>
+              <w:rPr>
+                <w:rFonts w:ascii="Arial" w:hAnsi="Arial" w:cs="Arial"/>
+              </w:rPr>
+            </w:pPr>
+            <w:r>
+              <w:rPr>
+                <w:rFonts w:ascii="Arial" w:hAnsi="Arial" w:cs="Arial"/>
+              </w:rPr>
+              <w:t>Quan: fare salto + dash, implementare wiki e impostazioni</w:t>
+            </w:r>
+          </w:p>
+          <w:p>
+            <w:pPr>
+              <w:rPr>
+                <w:rFonts w:ascii="Arial" w:hAnsi="Arial" w:cs="Arial"/>
+              </w:rPr>
+            </w:pPr>
+            <w:r>
+              <w:rPr>
+                <w:rFonts w:ascii="Arial" w:hAnsi="Arial" w:cs="Arial"/>
+              </w:rPr>
+              <w:t xml:space="preserve">Sidon: fare i pugni, </w:t>
+            </w:r>
+            <w:r>
+              <w:rPr>
+                <w:rFonts w:ascii="Arial" w:hAnsi="Arial" w:cs="Arial"/>
+              </w:rPr>
+              <w:t xml:space="preserve">implementare </w:t>
+            </w:r>
+            <w:proofErr w:type="spellStart"/>
+            <w:r>
+              <w:rPr>
+                <w:rFonts w:ascii="Arial" w:hAnsi="Arial" w:cs="Arial"/>
+              </w:rPr>
+              <w:t>pre</w:t>
+            </w:r>
+            <w:proofErr w:type="spellEnd"/>
+            <w:r>
+              <w:rPr>
+                <w:rFonts w:ascii="Arial" w:hAnsi="Arial" w:cs="Arial"/>
+              </w:rPr>
+              <w:t xml:space="preserve"> partita</w:t>
+            </w:r>
+          </w:p>
+          <w:p>
+            <w:pPr>
+              <w:rPr>
+                <w:rFonts w:ascii="Arial" w:hAnsi="Arial" w:cs="Arial"/>
+              </w:rPr>
+            </w:pPr>
+            <w:r>
+              <w:rPr>
+                <w:rFonts w:ascii="Arial" w:hAnsi="Arial" w:cs="Arial"/>
+              </w:rPr>
+              <w:t xml:space="preserve">Yasser: Fare i calci, implementare </w:t>
+            </w:r>
+            <w:proofErr w:type="spellStart"/>
+            <w:r>
+              <w:rPr>
+                <w:rFonts w:ascii="Arial" w:hAnsi="Arial" w:cs="Arial"/>
+              </w:rPr>
+              <w:t>pre</w:t>
+            </w:r>
+            <w:proofErr w:type="spellEnd"/>
+            <w:r>
+              <w:rPr>
+                <w:rFonts w:ascii="Arial" w:hAnsi="Arial" w:cs="Arial"/>
+              </w:rPr>
+              <w:t xml:space="preserve"> partita</w:t>
+            </w:r>
+          </w:p>
+        </w:tc>
+      </w:tr>
+    </w:tbl>
+    <w:p>
+      <w:pPr>
+        <w:rPr>
+          <w:rFonts w:ascii="Arial" w:hAnsi="Arial" w:cs="Arial"/>
+        </w:rPr>
+      </w:pPr>
+    </w:p>
+    <w:tbl>
+      <w:tblPr>
+        <w:tblStyle w:val="Grigliatabella"/>
+        <w:tblW w:w="0" w:type="auto"/>
+        <w:tblLook w:val="04A0" w:firstRow="1" w:lastRow="0" w:firstColumn="1" w:lastColumn="0" w:noHBand="0" w:noVBand="1"/>
+      </w:tblPr>
+      <w:tblGrid>
+        <w:gridCol w:w="9628"/>
+      </w:tblGrid>
+      <w:tr>
+        <w:tc>
+          <w:tcPr>
+            <w:tcW w:w="9854" w:type="dxa"/>
+            <w:tcBorders>
+              <w:top w:val="single" w:sz="4" w:space="0" w:color="auto"/>
+              <w:left w:val="single" w:sz="4" w:space="0" w:color="auto"/>
+              <w:bottom w:val="single" w:sz="4" w:space="0" w:color="auto"/>
+              <w:right w:val="single" w:sz="4" w:space="0" w:color="auto"/>
+            </w:tcBorders>
+            <w:shd w:val="clear" w:color="auto" w:fill="D9D9D9" w:themeFill="background1" w:themeFillShade="D9"/>
+            <w:hideMark/>
+          </w:tcPr>
+          <w:p>
+            <w:pPr>
+              <w:rPr>
+                <w:rFonts w:ascii="Arial" w:hAnsi="Arial" w:cs="Arial"/>
+              </w:rPr>
+            </w:pPr>
+            <w:r>
+              <w:rPr>
+                <w:rFonts w:ascii="Arial" w:hAnsi="Arial" w:cs="Arial"/>
+              </w:rPr>
+              <w:lastRenderedPageBreak/>
+              <w:t>Sprint Review</w:t>
+            </w:r>
+          </w:p>
+        </w:tc>
+      </w:tr>
+      <w:tr>
+        <w:tc>
+          <w:tcPr>
+            <w:tcW w:w="9854" w:type="dxa"/>
+            <w:tcBorders>
+              <w:top w:val="single" w:sz="4" w:space="0" w:color="auto"/>
+              <w:left w:val="single" w:sz="4" w:space="0" w:color="auto"/>
+              <w:bottom w:val="single" w:sz="4" w:space="0" w:color="auto"/>
+              <w:right w:val="single" w:sz="4" w:space="0" w:color="auto"/>
+            </w:tcBorders>
+          </w:tcPr>
+          <w:p>
+            <w:pPr>
+              <w:rPr>
+                <w:rFonts w:ascii="Arial" w:hAnsi="Arial" w:cs="Arial"/>
+              </w:rPr>
+            </w:pPr>
+          </w:p>
+        </w:tc>
+      </w:tr>
+    </w:tbl>
+    <w:p>
+      <w:pPr>
+        <w:rPr>
+          <w:rFonts w:ascii="Arial" w:hAnsi="Arial" w:cs="Arial"/>
+        </w:rPr>
+      </w:pPr>
+    </w:p>
+    <w:tbl>
+      <w:tblPr>
+        <w:tblStyle w:val="Grigliatabella"/>
+        <w:tblW w:w="0" w:type="auto"/>
+        <w:tblLook w:val="04A0" w:firstRow="1" w:lastRow="0" w:firstColumn="1" w:lastColumn="0" w:noHBand="0" w:noVBand="1"/>
+      </w:tblPr>
+      <w:tblGrid>
+        <w:gridCol w:w="9628"/>
+      </w:tblGrid>
+      <w:tr>
+        <w:tc>
+          <w:tcPr>
+            <w:tcW w:w="9854" w:type="dxa"/>
+            <w:tcBorders>
+              <w:top w:val="single" w:sz="4" w:space="0" w:color="auto"/>
+              <w:left w:val="single" w:sz="4" w:space="0" w:color="auto"/>
+              <w:bottom w:val="single" w:sz="4" w:space="0" w:color="auto"/>
+              <w:right w:val="single" w:sz="4" w:space="0" w:color="auto"/>
+            </w:tcBorders>
+            <w:shd w:val="clear" w:color="auto" w:fill="D9D9D9" w:themeFill="background1" w:themeFillShade="D9"/>
+            <w:hideMark/>
+          </w:tcPr>
+          <w:p>
+            <w:pPr>
+              <w:rPr>
+                <w:rFonts w:ascii="Arial" w:hAnsi="Arial" w:cs="Arial"/>
+              </w:rPr>
+            </w:pPr>
+            <w:r>
+              <w:rPr>
+                <w:rFonts w:ascii="Arial" w:hAnsi="Arial" w:cs="Arial"/>
+              </w:rPr>
+              <w:t xml:space="preserve">Sprint </w:t>
+            </w:r>
+            <w:proofErr w:type="spellStart"/>
+            <w:r>
+              <w:rPr>
+                <w:rFonts w:ascii="Arial" w:hAnsi="Arial" w:cs="Arial"/>
+              </w:rPr>
+              <w:t>Retrospective</w:t>
+            </w:r>
+            <w:proofErr w:type="spellEnd"/>
+          </w:p>
+        </w:tc>
+      </w:tr>
+      <w:tr>
+        <w:tc>
+          <w:tcPr>
+            <w:tcW w:w="9854" w:type="dxa"/>
+            <w:tcBorders>
+              <w:top w:val="single" w:sz="4" w:space="0" w:color="auto"/>
+              <w:left w:val="single" w:sz="4" w:space="0" w:color="auto"/>
+              <w:bottom w:val="single" w:sz="4" w:space="0" w:color="auto"/>
+              <w:right w:val="single" w:sz="4" w:space="0" w:color="auto"/>
+            </w:tcBorders>
+          </w:tcPr>
+          <w:p>
+            <w:pPr>
+              <w:rPr>
+                <w:rFonts w:ascii="Arial" w:hAnsi="Arial" w:cs="Arial"/>
+              </w:rPr>
+            </w:pPr>
+          </w:p>
+        </w:tc>
+      </w:tr>
+    </w:tbl>
+    <w:p>
+      <w:pPr>
+        <w:rPr>
+          <w:rFonts w:ascii="Arial" w:hAnsi="Arial" w:cs="Arial"/>
+        </w:rPr>
+      </w:pPr>
+    </w:p>
     <w:sectPr>
-      <w:headerReference w:type="default" r:id="rId11"/>
-      <w:footerReference w:type="default" r:id="rId12"/>
+      <w:headerReference w:type="default" r:id="rId13"/>
+      <w:footerReference w:type="default" r:id="rId14"/>
       <w:pgSz w:w="11906" w:h="16838"/>
       <w:pgMar w:top="1135" w:right="1134" w:bottom="993" w:left="1134" w:header="708" w:footer="314" w:gutter="0"/>
       <w:cols w:space="708"/>
@@ -9536,7 +10621,7 @@
   <w:style w:type="paragraph" w:default="1" w:styleId="Normale">
     <w:name w:val="Normal"/>
     <w:qFormat/>
-    <w:rsid w:val="00632B06"/>
+    <w:rsid w:val="00B80CCB"/>
   </w:style>
   <w:style w:type="paragraph" w:styleId="Titolo2">
     <w:name w:val="heading 2"/>
@@ -10399,12 +11484,7 @@
 </file>
 
 <file path=customXml/item1.xml><?xml version="1.0" encoding="utf-8"?>
-<?mso-contentType ?>
-<FormTemplates xmlns="http://schemas.microsoft.com/sharepoint/v3/contenttype/forms">
-  <Display>DocumentLibraryForm</Display>
-  <Edit>DocumentLibraryForm</Edit>
-  <New>DocumentLibraryForm</New>
-</FormTemplates>
+<b:Sources xmlns:b="http://schemas.openxmlformats.org/officeDocument/2006/bibliography" xmlns="http://schemas.openxmlformats.org/officeDocument/2006/bibliography" SelectedStyle="\APA.XSL" StyleName="APA"/>
 </file>
 
 <file path=customXml/item2.xml><?xml version="1.0" encoding="utf-8"?>
@@ -10416,7 +11496,12 @@
 </file>
 
 <file path=customXml/item3.xml><?xml version="1.0" encoding="utf-8"?>
-<b:Sources xmlns:b="http://schemas.openxmlformats.org/officeDocument/2006/bibliography" xmlns="http://schemas.openxmlformats.org/officeDocument/2006/bibliography" SelectedStyle="\APA.XSL" StyleName="APA"/>
+<?mso-contentType ?>
+<FormTemplates xmlns="http://schemas.microsoft.com/sharepoint/v3/contenttype/forms">
+  <Display>DocumentLibraryForm</Display>
+  <Edit>DocumentLibraryForm</Edit>
+  <New>DocumentLibraryForm</New>
+</FormTemplates>
 </file>
 
 <file path=customXml/item4.xml><?xml version="1.0" encoding="utf-8"?>
@@ -10641,9 +11726,9 @@
 </file>
 
 <file path=customXml/itemProps1.xml><?xml version="1.0" encoding="utf-8"?>
-<ds:datastoreItem xmlns:ds="http://schemas.openxmlformats.org/officeDocument/2006/customXml" ds:itemID="{F88632BD-6596-4D41-8033-40DE95A98259}">
+<ds:datastoreItem xmlns:ds="http://schemas.openxmlformats.org/officeDocument/2006/customXml" ds:itemID="{A4D352A7-3801-4E51-8ED0-E5F8E4A7EC31}">
   <ds:schemaRefs>
-    <ds:schemaRef ds:uri="http://schemas.microsoft.com/sharepoint/v3/contenttype/forms"/>
+    <ds:schemaRef ds:uri="http://schemas.openxmlformats.org/officeDocument/2006/bibliography"/>
   </ds:schemaRefs>
 </ds:datastoreItem>
 </file>
@@ -10659,9 +11744,9 @@
 </file>
 
 <file path=customXml/itemProps3.xml><?xml version="1.0" encoding="utf-8"?>
-<ds:datastoreItem xmlns:ds="http://schemas.openxmlformats.org/officeDocument/2006/customXml" ds:itemID="{A4D352A7-3801-4E51-8ED0-E5F8E4A7EC31}">
+<ds:datastoreItem xmlns:ds="http://schemas.openxmlformats.org/officeDocument/2006/customXml" ds:itemID="{F88632BD-6596-4D41-8033-40DE95A98259}">
   <ds:schemaRefs>
-    <ds:schemaRef ds:uri="http://schemas.openxmlformats.org/officeDocument/2006/bibliography"/>
+    <ds:schemaRef ds:uri="http://schemas.microsoft.com/sharepoint/v3/contenttype/forms"/>
   </ds:schemaRefs>
 </ds:datastoreItem>
 </file>

--- a/4_Diari/Diario di Lavoro.docx
+++ b/4_Diari/Diario di Lavoro.docx
@@ -5940,13 +5940,7 @@
               <w:rPr>
                 <w:rFonts w:ascii="Arial" w:hAnsi="Arial" w:cs="Arial"/>
               </w:rPr>
-              <w:t>13</w:t>
-            </w:r>
-            <w:r>
-              <w:rPr>
-                <w:rFonts w:ascii="Arial" w:hAnsi="Arial" w:cs="Arial"/>
-              </w:rPr>
-              <w:t>.03.2026</w:t>
+              <w:t>13.03.2026</w:t>
             </w:r>
           </w:p>
         </w:tc>
@@ -6330,32 +6324,20 @@
               <w:rPr>
                 <w:rFonts w:ascii="Arial" w:hAnsi="Arial" w:cs="Arial"/>
               </w:rPr>
-              <w:t>Sidon:</w:t>
-            </w:r>
-            <w:r>
-              <w:rPr>
-                <w:rFonts w:ascii="Arial" w:hAnsi="Arial" w:cs="Arial"/>
-              </w:rPr>
-              <w:t xml:space="preserve"> continuato pugni</w:t>
-            </w:r>
-          </w:p>
-          <w:p>
-            <w:pPr>
-              <w:rPr>
-                <w:rFonts w:ascii="Arial" w:hAnsi="Arial" w:cs="Arial"/>
-              </w:rPr>
-            </w:pPr>
-            <w:r>
-              <w:rPr>
-                <w:rFonts w:ascii="Arial" w:hAnsi="Arial" w:cs="Arial"/>
-              </w:rPr>
-              <w:t>Ivan:</w:t>
-            </w:r>
-            <w:r>
-              <w:rPr>
-                <w:rFonts w:ascii="Arial" w:hAnsi="Arial" w:cs="Arial"/>
-              </w:rPr>
-              <w:t xml:space="preserve"> ha fatto il dash ha cominciato la home</w:t>
+              <w:t>Sidon: continuato pugni</w:t>
+            </w:r>
+          </w:p>
+          <w:p>
+            <w:pPr>
+              <w:rPr>
+                <w:rFonts w:ascii="Arial" w:hAnsi="Arial" w:cs="Arial"/>
+              </w:rPr>
+            </w:pPr>
+            <w:r>
+              <w:rPr>
+                <w:rFonts w:ascii="Arial" w:hAnsi="Arial" w:cs="Arial"/>
+              </w:rPr>
+              <w:t>Ivan: ha fatto il dash ha cominciato la home</w:t>
             </w:r>
           </w:p>
         </w:tc>
@@ -6921,13 +6903,7 @@
               <w:rPr>
                 <w:rFonts w:ascii="Arial" w:hAnsi="Arial" w:cs="Arial"/>
               </w:rPr>
-              <w:t xml:space="preserve">Sidon: fare i pugni, </w:t>
-            </w:r>
-            <w:r>
-              <w:rPr>
-                <w:rFonts w:ascii="Arial" w:hAnsi="Arial" w:cs="Arial"/>
-              </w:rPr>
-              <w:t xml:space="preserve">implementare </w:t>
+              <w:t xml:space="preserve">Sidon: fare i pugni, implementare </w:t>
             </w:r>
             <w:proofErr w:type="spellStart"/>
             <w:r>
@@ -7014,6 +6990,1052 @@
                 <w:rFonts w:ascii="Arial" w:hAnsi="Arial" w:cs="Arial"/>
               </w:rPr>
               <w:lastRenderedPageBreak/>
+              <w:t>Sprint Review</w:t>
+            </w:r>
+          </w:p>
+        </w:tc>
+      </w:tr>
+      <w:tr>
+        <w:tc>
+          <w:tcPr>
+            <w:tcW w:w="9854" w:type="dxa"/>
+            <w:tcBorders>
+              <w:top w:val="single" w:sz="4" w:space="0" w:color="auto"/>
+              <w:left w:val="single" w:sz="4" w:space="0" w:color="auto"/>
+              <w:bottom w:val="single" w:sz="4" w:space="0" w:color="auto"/>
+              <w:right w:val="single" w:sz="4" w:space="0" w:color="auto"/>
+            </w:tcBorders>
+          </w:tcPr>
+          <w:p>
+            <w:pPr>
+              <w:rPr>
+                <w:rFonts w:ascii="Arial" w:hAnsi="Arial" w:cs="Arial"/>
+              </w:rPr>
+            </w:pPr>
+          </w:p>
+        </w:tc>
+      </w:tr>
+    </w:tbl>
+    <w:p>
+      <w:pPr>
+        <w:rPr>
+          <w:rFonts w:ascii="Arial" w:hAnsi="Arial" w:cs="Arial"/>
+        </w:rPr>
+      </w:pPr>
+    </w:p>
+    <w:tbl>
+      <w:tblPr>
+        <w:tblStyle w:val="Grigliatabella"/>
+        <w:tblW w:w="0" w:type="auto"/>
+        <w:tblLook w:val="04A0" w:firstRow="1" w:lastRow="0" w:firstColumn="1" w:lastColumn="0" w:noHBand="0" w:noVBand="1"/>
+      </w:tblPr>
+      <w:tblGrid>
+        <w:gridCol w:w="9628"/>
+      </w:tblGrid>
+      <w:tr>
+        <w:tc>
+          <w:tcPr>
+            <w:tcW w:w="9854" w:type="dxa"/>
+            <w:tcBorders>
+              <w:top w:val="single" w:sz="4" w:space="0" w:color="auto"/>
+              <w:left w:val="single" w:sz="4" w:space="0" w:color="auto"/>
+              <w:bottom w:val="single" w:sz="4" w:space="0" w:color="auto"/>
+              <w:right w:val="single" w:sz="4" w:space="0" w:color="auto"/>
+            </w:tcBorders>
+            <w:shd w:val="clear" w:color="auto" w:fill="D9D9D9" w:themeFill="background1" w:themeFillShade="D9"/>
+            <w:hideMark/>
+          </w:tcPr>
+          <w:p>
+            <w:pPr>
+              <w:rPr>
+                <w:rFonts w:ascii="Arial" w:hAnsi="Arial" w:cs="Arial"/>
+              </w:rPr>
+            </w:pPr>
+            <w:r>
+              <w:rPr>
+                <w:rFonts w:ascii="Arial" w:hAnsi="Arial" w:cs="Arial"/>
+              </w:rPr>
+              <w:t xml:space="preserve">Sprint </w:t>
+            </w:r>
+            <w:proofErr w:type="spellStart"/>
+            <w:r>
+              <w:rPr>
+                <w:rFonts w:ascii="Arial" w:hAnsi="Arial" w:cs="Arial"/>
+              </w:rPr>
+              <w:t>Retrospective</w:t>
+            </w:r>
+            <w:proofErr w:type="spellEnd"/>
+          </w:p>
+        </w:tc>
+      </w:tr>
+      <w:tr>
+        <w:tc>
+          <w:tcPr>
+            <w:tcW w:w="9854" w:type="dxa"/>
+            <w:tcBorders>
+              <w:top w:val="single" w:sz="4" w:space="0" w:color="auto"/>
+              <w:left w:val="single" w:sz="4" w:space="0" w:color="auto"/>
+              <w:bottom w:val="single" w:sz="4" w:space="0" w:color="auto"/>
+              <w:right w:val="single" w:sz="4" w:space="0" w:color="auto"/>
+            </w:tcBorders>
+          </w:tcPr>
+          <w:p>
+            <w:pPr>
+              <w:rPr>
+                <w:rFonts w:ascii="Arial" w:hAnsi="Arial" w:cs="Arial"/>
+              </w:rPr>
+            </w:pPr>
+          </w:p>
+        </w:tc>
+      </w:tr>
+    </w:tbl>
+    <w:p>
+      <w:pPr>
+        <w:rPr>
+          <w:rFonts w:ascii="Arial" w:hAnsi="Arial" w:cs="Arial"/>
+        </w:rPr>
+      </w:pPr>
+    </w:p>
+    <w:p>
+      <w:pPr>
+        <w:rPr>
+          <w:rFonts w:ascii="Arial" w:hAnsi="Arial" w:cs="Arial"/>
+        </w:rPr>
+      </w:pPr>
+      <w:r>
+        <w:rPr>
+          <w:rFonts w:ascii="Arial" w:hAnsi="Arial" w:cs="Arial"/>
+        </w:rPr>
+        <w:br w:type="page"/>
+      </w:r>
+    </w:p>
+    <w:tbl>
+      <w:tblPr>
+        <w:tblStyle w:val="Grigliatabella"/>
+        <w:tblW w:w="9634" w:type="dxa"/>
+        <w:tblLook w:val="04A0" w:firstRow="1" w:lastRow="0" w:firstColumn="1" w:lastColumn="0" w:noHBand="0" w:noVBand="1"/>
+      </w:tblPr>
+      <w:tblGrid>
+        <w:gridCol w:w="4803"/>
+        <w:gridCol w:w="4831"/>
+      </w:tblGrid>
+      <w:tr>
+        <w:trPr>
+          <w:trHeight w:hRule="exact" w:val="397"/>
+        </w:trPr>
+        <w:tc>
+          <w:tcPr>
+            <w:tcW w:w="4803" w:type="dxa"/>
+            <w:tcBorders>
+              <w:top w:val="single" w:sz="4" w:space="0" w:color="auto"/>
+              <w:left w:val="single" w:sz="4" w:space="0" w:color="auto"/>
+              <w:bottom w:val="single" w:sz="4" w:space="0" w:color="auto"/>
+              <w:right w:val="single" w:sz="4" w:space="0" w:color="auto"/>
+            </w:tcBorders>
+            <w:vAlign w:val="center"/>
+            <w:hideMark/>
+          </w:tcPr>
+          <w:p>
+            <w:pPr>
+              <w:rPr>
+                <w:rFonts w:ascii="Arial" w:hAnsi="Arial" w:cs="Arial"/>
+              </w:rPr>
+            </w:pPr>
+            <w:r>
+              <w:rPr>
+                <w:rFonts w:ascii="Arial" w:hAnsi="Arial" w:cs="Arial"/>
+              </w:rPr>
+              <w:lastRenderedPageBreak/>
+              <w:t>Luogo</w:t>
+            </w:r>
+          </w:p>
+        </w:tc>
+        <w:tc>
+          <w:tcPr>
+            <w:tcW w:w="4831" w:type="dxa"/>
+            <w:tcBorders>
+              <w:top w:val="single" w:sz="4" w:space="0" w:color="auto"/>
+              <w:left w:val="single" w:sz="4" w:space="0" w:color="auto"/>
+              <w:bottom w:val="single" w:sz="4" w:space="0" w:color="auto"/>
+              <w:right w:val="single" w:sz="4" w:space="0" w:color="auto"/>
+            </w:tcBorders>
+            <w:vAlign w:val="center"/>
+            <w:hideMark/>
+          </w:tcPr>
+          <w:p>
+            <w:pPr>
+              <w:pStyle w:val="Nessunaspaziatura"/>
+              <w:spacing w:line="360" w:lineRule="auto"/>
+              <w:rPr>
+                <w:rFonts w:ascii="Arial" w:hAnsi="Arial" w:cs="Arial"/>
+              </w:rPr>
+            </w:pPr>
+            <w:r>
+              <w:rPr>
+                <w:rFonts w:ascii="Arial" w:hAnsi="Arial" w:cs="Arial"/>
+              </w:rPr>
+              <w:t>Canobbio</w:t>
+            </w:r>
+          </w:p>
+        </w:tc>
+      </w:tr>
+      <w:tr>
+        <w:trPr>
+          <w:trHeight w:hRule="exact" w:val="397"/>
+        </w:trPr>
+        <w:tc>
+          <w:tcPr>
+            <w:tcW w:w="4803" w:type="dxa"/>
+            <w:tcBorders>
+              <w:top w:val="single" w:sz="4" w:space="0" w:color="auto"/>
+              <w:left w:val="single" w:sz="4" w:space="0" w:color="auto"/>
+              <w:bottom w:val="single" w:sz="4" w:space="0" w:color="auto"/>
+              <w:right w:val="single" w:sz="4" w:space="0" w:color="auto"/>
+            </w:tcBorders>
+            <w:vAlign w:val="center"/>
+            <w:hideMark/>
+          </w:tcPr>
+          <w:p>
+            <w:pPr>
+              <w:rPr>
+                <w:rFonts w:ascii="Arial" w:hAnsi="Arial" w:cs="Arial"/>
+              </w:rPr>
+            </w:pPr>
+            <w:r>
+              <w:rPr>
+                <w:rFonts w:ascii="Arial" w:hAnsi="Arial" w:cs="Arial"/>
+              </w:rPr>
+              <w:t>Data</w:t>
+            </w:r>
+          </w:p>
+        </w:tc>
+        <w:tc>
+          <w:tcPr>
+            <w:tcW w:w="4831" w:type="dxa"/>
+            <w:tcBorders>
+              <w:top w:val="single" w:sz="4" w:space="0" w:color="auto"/>
+              <w:left w:val="single" w:sz="4" w:space="0" w:color="auto"/>
+              <w:bottom w:val="single" w:sz="4" w:space="0" w:color="auto"/>
+              <w:right w:val="single" w:sz="4" w:space="0" w:color="auto"/>
+            </w:tcBorders>
+            <w:vAlign w:val="center"/>
+            <w:hideMark/>
+          </w:tcPr>
+          <w:p>
+            <w:pPr>
+              <w:rPr>
+                <w:rFonts w:ascii="Arial" w:hAnsi="Arial" w:cs="Arial"/>
+              </w:rPr>
+            </w:pPr>
+            <w:r>
+              <w:rPr>
+                <w:rFonts w:ascii="Arial" w:hAnsi="Arial" w:cs="Arial"/>
+              </w:rPr>
+              <w:t>20</w:t>
+            </w:r>
+            <w:r>
+              <w:rPr>
+                <w:rFonts w:ascii="Arial" w:hAnsi="Arial" w:cs="Arial"/>
+              </w:rPr>
+              <w:t>.03.2026</w:t>
+            </w:r>
+          </w:p>
+        </w:tc>
+      </w:tr>
+    </w:tbl>
+    <w:p>
+      <w:pPr>
+        <w:rPr>
+          <w:rFonts w:ascii="Arial" w:hAnsi="Arial" w:cs="Arial"/>
+        </w:rPr>
+      </w:pPr>
+    </w:p>
+    <w:tbl>
+      <w:tblPr>
+        <w:tblStyle w:val="Grigliatabella"/>
+        <w:tblW w:w="0" w:type="auto"/>
+        <w:tblLook w:val="04A0" w:firstRow="1" w:lastRow="0" w:firstColumn="1" w:lastColumn="0" w:noHBand="0" w:noVBand="1"/>
+      </w:tblPr>
+      <w:tblGrid>
+        <w:gridCol w:w="1555"/>
+        <w:gridCol w:w="8073"/>
+      </w:tblGrid>
+      <w:tr>
+        <w:tc>
+          <w:tcPr>
+            <w:tcW w:w="9628" w:type="dxa"/>
+            <w:gridSpan w:val="2"/>
+            <w:shd w:val="clear" w:color="auto" w:fill="D9D9D9" w:themeFill="background1" w:themeFillShade="D9"/>
+          </w:tcPr>
+          <w:p>
+            <w:pPr>
+              <w:rPr>
+                <w:rFonts w:ascii="Arial" w:hAnsi="Arial" w:cs="Arial"/>
+              </w:rPr>
+            </w:pPr>
+            <w:r>
+              <w:rPr>
+                <w:rFonts w:ascii="Arial" w:hAnsi="Arial" w:cs="Arial"/>
+              </w:rPr>
+              <w:t>Lavori svolti</w:t>
+            </w:r>
+          </w:p>
+        </w:tc>
+      </w:tr>
+      <w:tr>
+        <w:tc>
+          <w:tcPr>
+            <w:tcW w:w="1555" w:type="dxa"/>
+            <w:vAlign w:val="center"/>
+          </w:tcPr>
+          <w:p>
+            <w:pPr>
+              <w:jc w:val="center"/>
+              <w:rPr>
+                <w:rFonts w:ascii="Arial" w:hAnsi="Arial" w:cs="Arial"/>
+              </w:rPr>
+            </w:pPr>
+            <w:r>
+              <w:rPr>
+                <w:rFonts w:ascii="Arial" w:hAnsi="Arial" w:cs="Arial"/>
+              </w:rPr>
+              <w:t>8:20-9:35</w:t>
+            </w:r>
+          </w:p>
+        </w:tc>
+        <w:tc>
+          <w:tcPr>
+            <w:tcW w:w="8073" w:type="dxa"/>
+          </w:tcPr>
+          <w:p>
+            <w:pPr>
+              <w:jc w:val="both"/>
+              <w:rPr>
+                <w:rFonts w:ascii="Arial" w:hAnsi="Arial" w:cs="Arial"/>
+              </w:rPr>
+            </w:pPr>
+            <w:r>
+              <w:rPr>
+                <w:rFonts w:ascii="Arial" w:hAnsi="Arial" w:cs="Arial"/>
+              </w:rPr>
+              <w:t>Tutti presentare</w:t>
+            </w:r>
+          </w:p>
+        </w:tc>
+      </w:tr>
+      <w:tr>
+        <w:tc>
+          <w:tcPr>
+            <w:tcW w:w="1555" w:type="dxa"/>
+            <w:vAlign w:val="center"/>
+          </w:tcPr>
+          <w:p>
+            <w:pPr>
+              <w:jc w:val="center"/>
+              <w:rPr>
+                <w:rFonts w:ascii="Arial" w:hAnsi="Arial" w:cs="Arial"/>
+              </w:rPr>
+            </w:pPr>
+            <w:r>
+              <w:rPr>
+                <w:rFonts w:ascii="Arial" w:hAnsi="Arial" w:cs="Arial"/>
+              </w:rPr>
+              <w:t>9:50-11:35</w:t>
+            </w:r>
+          </w:p>
+        </w:tc>
+        <w:tc>
+          <w:tcPr>
+            <w:tcW w:w="8073" w:type="dxa"/>
+          </w:tcPr>
+          <w:p>
+            <w:pPr>
+              <w:rPr>
+                <w:rFonts w:ascii="Arial" w:hAnsi="Arial" w:cs="Arial"/>
+              </w:rPr>
+            </w:pPr>
+          </w:p>
+        </w:tc>
+      </w:tr>
+      <w:tr>
+        <w:tc>
+          <w:tcPr>
+            <w:tcW w:w="1555" w:type="dxa"/>
+            <w:vAlign w:val="center"/>
+          </w:tcPr>
+          <w:p>
+            <w:pPr>
+              <w:jc w:val="center"/>
+              <w:rPr>
+                <w:rFonts w:ascii="Arial" w:hAnsi="Arial" w:cs="Arial"/>
+              </w:rPr>
+            </w:pPr>
+            <w:r>
+              <w:rPr>
+                <w:rFonts w:ascii="Arial" w:hAnsi="Arial" w:cs="Arial"/>
+              </w:rPr>
+              <w:t>12:30-14:00</w:t>
+            </w:r>
+          </w:p>
+        </w:tc>
+        <w:tc>
+          <w:tcPr>
+            <w:tcW w:w="8073" w:type="dxa"/>
+          </w:tcPr>
+          <w:p>
+            <w:pPr>
+              <w:jc w:val="both"/>
+              <w:rPr>
+                <w:rFonts w:ascii="Arial" w:hAnsi="Arial" w:cs="Arial"/>
+              </w:rPr>
+            </w:pPr>
+          </w:p>
+        </w:tc>
+      </w:tr>
+      <w:tr>
+        <w:tc>
+          <w:tcPr>
+            <w:tcW w:w="1555" w:type="dxa"/>
+            <w:vAlign w:val="center"/>
+          </w:tcPr>
+          <w:p>
+            <w:pPr>
+              <w:jc w:val="center"/>
+              <w:rPr>
+                <w:rFonts w:ascii="Arial" w:hAnsi="Arial" w:cs="Arial"/>
+              </w:rPr>
+            </w:pPr>
+            <w:r>
+              <w:rPr>
+                <w:rFonts w:ascii="Arial" w:hAnsi="Arial" w:cs="Arial"/>
+              </w:rPr>
+              <w:t>14:15-15:45</w:t>
+            </w:r>
+          </w:p>
+        </w:tc>
+        <w:tc>
+          <w:tcPr>
+            <w:tcW w:w="8073" w:type="dxa"/>
+          </w:tcPr>
+          <w:p>
+            <w:pPr>
+              <w:rPr>
+                <w:rFonts w:ascii="Arial" w:hAnsi="Arial" w:cs="Arial"/>
+              </w:rPr>
+            </w:pPr>
+          </w:p>
+        </w:tc>
+      </w:tr>
+      <w:tr>
+        <w:tc>
+          <w:tcPr>
+            <w:tcW w:w="1555" w:type="dxa"/>
+            <w:vAlign w:val="center"/>
+          </w:tcPr>
+          <w:p>
+            <w:pPr>
+              <w:jc w:val="center"/>
+              <w:rPr>
+                <w:rFonts w:ascii="Arial" w:hAnsi="Arial" w:cs="Arial"/>
+              </w:rPr>
+            </w:pPr>
+            <w:r>
+              <w:rPr>
+                <w:rFonts w:ascii="Arial" w:hAnsi="Arial" w:cs="Arial"/>
+              </w:rPr>
+              <w:t>Fonti</w:t>
+            </w:r>
+          </w:p>
+        </w:tc>
+        <w:tc>
+          <w:tcPr>
+            <w:tcW w:w="8073" w:type="dxa"/>
+          </w:tcPr>
+          <w:p>
+            <w:pPr>
+              <w:rPr>
+                <w:rFonts w:ascii="Arial" w:hAnsi="Arial" w:cs="Arial"/>
+              </w:rPr>
+            </w:pPr>
+            <w:r>
+              <w:rPr>
+                <w:rFonts w:ascii="Arial" w:hAnsi="Arial" w:cs="Arial"/>
+              </w:rPr>
+              <w:t xml:space="preserve"> </w:t>
+            </w:r>
+          </w:p>
+        </w:tc>
+      </w:tr>
+    </w:tbl>
+    <w:p>
+      <w:pPr>
+        <w:rPr>
+          <w:rFonts w:ascii="Arial" w:hAnsi="Arial" w:cs="Arial"/>
+        </w:rPr>
+      </w:pPr>
+    </w:p>
+    <w:tbl>
+      <w:tblPr>
+        <w:tblStyle w:val="Grigliatabella"/>
+        <w:tblW w:w="0" w:type="auto"/>
+        <w:tblLook w:val="04A0" w:firstRow="1" w:lastRow="0" w:firstColumn="1" w:lastColumn="0" w:noHBand="0" w:noVBand="1"/>
+      </w:tblPr>
+      <w:tblGrid>
+        <w:gridCol w:w="9628"/>
+      </w:tblGrid>
+      <w:tr>
+        <w:tc>
+          <w:tcPr>
+            <w:tcW w:w="9854" w:type="dxa"/>
+            <w:tcBorders>
+              <w:top w:val="single" w:sz="4" w:space="0" w:color="auto"/>
+              <w:left w:val="single" w:sz="4" w:space="0" w:color="auto"/>
+              <w:bottom w:val="single" w:sz="4" w:space="0" w:color="auto"/>
+              <w:right w:val="single" w:sz="4" w:space="0" w:color="auto"/>
+            </w:tcBorders>
+            <w:shd w:val="clear" w:color="auto" w:fill="D9D9D9" w:themeFill="background1" w:themeFillShade="D9"/>
+            <w:hideMark/>
+          </w:tcPr>
+          <w:p>
+            <w:pPr>
+              <w:rPr>
+                <w:rFonts w:ascii="Arial" w:hAnsi="Arial" w:cs="Arial"/>
+              </w:rPr>
+            </w:pPr>
+            <w:r>
+              <w:rPr>
+                <w:rFonts w:ascii="Arial" w:hAnsi="Arial" w:cs="Arial"/>
+              </w:rPr>
+              <w:t>Problemi riscontrati e soluzioni adottate</w:t>
+            </w:r>
+          </w:p>
+        </w:tc>
+      </w:tr>
+      <w:tr>
+        <w:tc>
+          <w:tcPr>
+            <w:tcW w:w="9854" w:type="dxa"/>
+            <w:tcBorders>
+              <w:top w:val="single" w:sz="4" w:space="0" w:color="auto"/>
+              <w:left w:val="single" w:sz="4" w:space="0" w:color="auto"/>
+              <w:bottom w:val="single" w:sz="4" w:space="0" w:color="auto"/>
+              <w:right w:val="single" w:sz="4" w:space="0" w:color="auto"/>
+            </w:tcBorders>
+          </w:tcPr>
+          <w:p>
+            <w:pPr>
+              <w:rPr>
+                <w:rFonts w:ascii="Arial" w:hAnsi="Arial" w:cs="Arial"/>
+              </w:rPr>
+            </w:pPr>
+          </w:p>
+        </w:tc>
+      </w:tr>
+    </w:tbl>
+    <w:p>
+      <w:pPr>
+        <w:rPr>
+          <w:rFonts w:ascii="Arial" w:hAnsi="Arial" w:cs="Arial"/>
+        </w:rPr>
+      </w:pPr>
+    </w:p>
+    <w:tbl>
+      <w:tblPr>
+        <w:tblStyle w:val="Grigliatabella"/>
+        <w:tblW w:w="0" w:type="auto"/>
+        <w:tblLook w:val="04A0" w:firstRow="1" w:lastRow="0" w:firstColumn="1" w:lastColumn="0" w:noHBand="0" w:noVBand="1"/>
+      </w:tblPr>
+      <w:tblGrid>
+        <w:gridCol w:w="9628"/>
+      </w:tblGrid>
+      <w:tr>
+        <w:tc>
+          <w:tcPr>
+            <w:tcW w:w="9854" w:type="dxa"/>
+            <w:tcBorders>
+              <w:top w:val="single" w:sz="4" w:space="0" w:color="auto"/>
+              <w:left w:val="single" w:sz="4" w:space="0" w:color="auto"/>
+              <w:bottom w:val="single" w:sz="4" w:space="0" w:color="auto"/>
+              <w:right w:val="single" w:sz="4" w:space="0" w:color="auto"/>
+            </w:tcBorders>
+            <w:shd w:val="clear" w:color="auto" w:fill="D9D9D9" w:themeFill="background1" w:themeFillShade="D9"/>
+            <w:hideMark/>
+          </w:tcPr>
+          <w:p>
+            <w:pPr>
+              <w:rPr>
+                <w:rFonts w:ascii="Arial" w:hAnsi="Arial" w:cs="Arial"/>
+              </w:rPr>
+            </w:pPr>
+            <w:r>
+              <w:rPr>
+                <w:rFonts w:ascii="Arial" w:hAnsi="Arial" w:cs="Arial"/>
+              </w:rPr>
+              <w:t>Punto della situazione rispetto alla pianificazione</w:t>
+            </w:r>
+          </w:p>
+        </w:tc>
+      </w:tr>
+      <w:tr>
+        <w:tc>
+          <w:tcPr>
+            <w:tcW w:w="9854" w:type="dxa"/>
+            <w:tcBorders>
+              <w:top w:val="single" w:sz="4" w:space="0" w:color="auto"/>
+              <w:left w:val="single" w:sz="4" w:space="0" w:color="auto"/>
+              <w:bottom w:val="single" w:sz="4" w:space="0" w:color="auto"/>
+              <w:right w:val="single" w:sz="4" w:space="0" w:color="auto"/>
+            </w:tcBorders>
+          </w:tcPr>
+          <w:p>
+            <w:pPr>
+              <w:rPr>
+                <w:rFonts w:ascii="Arial" w:hAnsi="Arial" w:cs="Arial"/>
+              </w:rPr>
+            </w:pPr>
+          </w:p>
+        </w:tc>
+      </w:tr>
+    </w:tbl>
+    <w:p>
+      <w:pPr>
+        <w:rPr>
+          <w:rFonts w:ascii="Arial" w:hAnsi="Arial" w:cs="Arial"/>
+        </w:rPr>
+      </w:pPr>
+    </w:p>
+    <w:tbl>
+      <w:tblPr>
+        <w:tblStyle w:val="Grigliatabella"/>
+        <w:tblW w:w="0" w:type="auto"/>
+        <w:tblLook w:val="04A0" w:firstRow="1" w:lastRow="0" w:firstColumn="1" w:lastColumn="0" w:noHBand="0" w:noVBand="1"/>
+      </w:tblPr>
+      <w:tblGrid>
+        <w:gridCol w:w="9628"/>
+      </w:tblGrid>
+      <w:tr>
+        <w:tc>
+          <w:tcPr>
+            <w:tcW w:w="9854" w:type="dxa"/>
+            <w:tcBorders>
+              <w:top w:val="single" w:sz="4" w:space="0" w:color="auto"/>
+              <w:left w:val="single" w:sz="4" w:space="0" w:color="auto"/>
+              <w:bottom w:val="single" w:sz="4" w:space="0" w:color="auto"/>
+              <w:right w:val="single" w:sz="4" w:space="0" w:color="auto"/>
+            </w:tcBorders>
+            <w:shd w:val="clear" w:color="auto" w:fill="D9D9D9" w:themeFill="background1" w:themeFillShade="D9"/>
+            <w:hideMark/>
+          </w:tcPr>
+          <w:p>
+            <w:pPr>
+              <w:rPr>
+                <w:rFonts w:ascii="Arial" w:hAnsi="Arial" w:cs="Arial"/>
+              </w:rPr>
+            </w:pPr>
+            <w:r>
+              <w:rPr>
+                <w:rFonts w:ascii="Arial" w:hAnsi="Arial" w:cs="Arial"/>
+              </w:rPr>
+              <w:t>Programma di massima per la prossima giornata di lavoro</w:t>
+            </w:r>
+          </w:p>
+        </w:tc>
+      </w:tr>
+      <w:tr>
+        <w:tc>
+          <w:tcPr>
+            <w:tcW w:w="9854" w:type="dxa"/>
+            <w:tcBorders>
+              <w:top w:val="single" w:sz="4" w:space="0" w:color="auto"/>
+              <w:left w:val="single" w:sz="4" w:space="0" w:color="auto"/>
+              <w:bottom w:val="single" w:sz="4" w:space="0" w:color="auto"/>
+              <w:right w:val="single" w:sz="4" w:space="0" w:color="auto"/>
+            </w:tcBorders>
+          </w:tcPr>
+          <w:p>
+            <w:pPr>
+              <w:rPr>
+                <w:rFonts w:ascii="Arial" w:hAnsi="Arial" w:cs="Arial"/>
+              </w:rPr>
+            </w:pPr>
+            <w:r>
+              <w:rPr>
+                <w:rFonts w:ascii="Arial" w:hAnsi="Arial" w:cs="Arial"/>
+              </w:rPr>
+              <w:t>Presentare e finire tutti i movimenti personaggio, iniziare implementazioni diverse pagine</w:t>
+            </w:r>
+          </w:p>
+        </w:tc>
+      </w:tr>
+    </w:tbl>
+    <w:p>
+      <w:pPr>
+        <w:rPr>
+          <w:rFonts w:ascii="Arial" w:hAnsi="Arial" w:cs="Arial"/>
+        </w:rPr>
+      </w:pPr>
+    </w:p>
+    <w:p>
+      <w:pPr>
+        <w:pStyle w:val="Titolo2"/>
+        <w:rPr>
+          <w:sz w:val="36"/>
+        </w:rPr>
+      </w:pPr>
+      <w:r>
+        <w:rPr>
+          <w:sz w:val="36"/>
+        </w:rPr>
+        <w:t>Agile - Resoconto</w:t>
+      </w:r>
+    </w:p>
+    <w:p/>
+    <w:tbl>
+      <w:tblPr>
+        <w:tblStyle w:val="Grigliatabella"/>
+        <w:tblW w:w="0" w:type="auto"/>
+        <w:tblLook w:val="04A0" w:firstRow="1" w:lastRow="0" w:firstColumn="1" w:lastColumn="0" w:noHBand="0" w:noVBand="1"/>
+      </w:tblPr>
+      <w:tblGrid>
+        <w:gridCol w:w="9628"/>
+      </w:tblGrid>
+      <w:tr>
+        <w:tc>
+          <w:tcPr>
+            <w:tcW w:w="9854" w:type="dxa"/>
+            <w:tcBorders>
+              <w:top w:val="single" w:sz="4" w:space="0" w:color="auto"/>
+              <w:left w:val="single" w:sz="4" w:space="0" w:color="auto"/>
+              <w:bottom w:val="single" w:sz="4" w:space="0" w:color="auto"/>
+              <w:right w:val="single" w:sz="4" w:space="0" w:color="auto"/>
+            </w:tcBorders>
+            <w:shd w:val="clear" w:color="auto" w:fill="D9D9D9" w:themeFill="background1" w:themeFillShade="D9"/>
+            <w:hideMark/>
+          </w:tcPr>
+          <w:p>
+            <w:pPr>
+              <w:rPr>
+                <w:rFonts w:ascii="Arial" w:hAnsi="Arial" w:cs="Arial"/>
+              </w:rPr>
+            </w:pPr>
+            <w:proofErr w:type="spellStart"/>
+            <w:r>
+              <w:rPr>
+                <w:rFonts w:ascii="Arial" w:hAnsi="Arial" w:cs="Arial"/>
+              </w:rPr>
+              <w:t>Daily</w:t>
+            </w:r>
+            <w:proofErr w:type="spellEnd"/>
+            <w:r>
+              <w:rPr>
+                <w:rFonts w:ascii="Arial" w:hAnsi="Arial" w:cs="Arial"/>
+              </w:rPr>
+              <w:t xml:space="preserve"> </w:t>
+            </w:r>
+            <w:proofErr w:type="spellStart"/>
+            <w:r>
+              <w:rPr>
+                <w:rFonts w:ascii="Arial" w:hAnsi="Arial" w:cs="Arial"/>
+              </w:rPr>
+              <w:t>Scrum</w:t>
+            </w:r>
+            <w:proofErr w:type="spellEnd"/>
+          </w:p>
+        </w:tc>
+      </w:tr>
+      <w:tr>
+        <w:tc>
+          <w:tcPr>
+            <w:tcW w:w="9854" w:type="dxa"/>
+            <w:tcBorders>
+              <w:top w:val="single" w:sz="4" w:space="0" w:color="auto"/>
+              <w:left w:val="single" w:sz="4" w:space="0" w:color="auto"/>
+              <w:bottom w:val="single" w:sz="4" w:space="0" w:color="auto"/>
+              <w:right w:val="single" w:sz="4" w:space="0" w:color="auto"/>
+            </w:tcBorders>
+          </w:tcPr>
+          <w:p>
+            <w:pPr>
+              <w:rPr>
+                <w:rFonts w:ascii="Arial" w:hAnsi="Arial" w:cs="Arial"/>
+              </w:rPr>
+            </w:pPr>
+            <w:r>
+              <w:rPr>
+                <w:rFonts w:ascii="Arial" w:hAnsi="Arial" w:cs="Arial"/>
+              </w:rPr>
+              <w:t xml:space="preserve">Sidon: capire come fare il </w:t>
+            </w:r>
+            <w:proofErr w:type="spellStart"/>
+            <w:r>
+              <w:rPr>
+                <w:rFonts w:ascii="Arial" w:hAnsi="Arial" w:cs="Arial"/>
+              </w:rPr>
+              <w:t>git</w:t>
+            </w:r>
+            <w:proofErr w:type="spellEnd"/>
+            <w:r>
+              <w:rPr>
+                <w:rFonts w:ascii="Arial" w:hAnsi="Arial" w:cs="Arial"/>
+              </w:rPr>
+              <w:t xml:space="preserve"> </w:t>
+            </w:r>
+            <w:proofErr w:type="spellStart"/>
+            <w:r>
+              <w:rPr>
+                <w:rFonts w:ascii="Arial" w:hAnsi="Arial" w:cs="Arial"/>
+              </w:rPr>
+              <w:t>push</w:t>
+            </w:r>
+            <w:proofErr w:type="spellEnd"/>
+            <w:r>
+              <w:rPr>
+                <w:rFonts w:ascii="Arial" w:hAnsi="Arial" w:cs="Arial"/>
+              </w:rPr>
+              <w:t xml:space="preserve"> che ha avuto dei problemi</w:t>
+            </w:r>
+          </w:p>
+          <w:p>
+            <w:pPr>
+              <w:rPr>
+                <w:rFonts w:ascii="Arial" w:hAnsi="Arial" w:cs="Arial"/>
+              </w:rPr>
+            </w:pPr>
+            <w:r>
+              <w:rPr>
+                <w:rFonts w:ascii="Arial" w:hAnsi="Arial" w:cs="Arial"/>
+              </w:rPr>
+              <w:t>Tutti: presentare</w:t>
+            </w:r>
+          </w:p>
+          <w:p>
+            <w:pPr>
+              <w:rPr>
+                <w:rFonts w:ascii="Arial" w:hAnsi="Arial" w:cs="Arial"/>
+              </w:rPr>
+            </w:pPr>
+            <w:r>
+              <w:rPr>
+                <w:rFonts w:ascii="Arial" w:hAnsi="Arial" w:cs="Arial"/>
+              </w:rPr>
+              <w:t xml:space="preserve">Tutti: </w:t>
+            </w:r>
+            <w:r>
+              <w:rPr>
+                <w:rFonts w:ascii="Arial" w:hAnsi="Arial" w:cs="Arial"/>
+              </w:rPr>
+              <w:t>finire le animazioni entro il mattino</w:t>
+            </w:r>
+          </w:p>
+          <w:p>
+            <w:pPr>
+              <w:tabs>
+                <w:tab w:val="left" w:pos="3159"/>
+              </w:tabs>
+              <w:rPr>
+                <w:rFonts w:ascii="Arial" w:hAnsi="Arial" w:cs="Arial"/>
+              </w:rPr>
+            </w:pPr>
+            <w:r>
+              <w:rPr>
+                <w:rFonts w:ascii="Arial" w:hAnsi="Arial" w:cs="Arial"/>
+              </w:rPr>
+              <w:t xml:space="preserve">Tutti: cominciare le interfacce </w:t>
+            </w:r>
+          </w:p>
+        </w:tc>
+      </w:tr>
+    </w:tbl>
+    <w:p>
+      <w:pPr>
+        <w:rPr>
+          <w:rFonts w:ascii="Arial" w:hAnsi="Arial" w:cs="Arial"/>
+        </w:rPr>
+      </w:pPr>
+    </w:p>
+    <w:tbl>
+      <w:tblPr>
+        <w:tblStyle w:val="Grigliatabella"/>
+        <w:tblW w:w="0" w:type="auto"/>
+        <w:tblLook w:val="04A0" w:firstRow="1" w:lastRow="0" w:firstColumn="1" w:lastColumn="0" w:noHBand="0" w:noVBand="1"/>
+      </w:tblPr>
+      <w:tblGrid>
+        <w:gridCol w:w="9628"/>
+      </w:tblGrid>
+      <w:tr>
+        <w:tc>
+          <w:tcPr>
+            <w:tcW w:w="9854" w:type="dxa"/>
+            <w:tcBorders>
+              <w:top w:val="single" w:sz="4" w:space="0" w:color="auto"/>
+              <w:left w:val="single" w:sz="4" w:space="0" w:color="auto"/>
+              <w:bottom w:val="single" w:sz="4" w:space="0" w:color="auto"/>
+              <w:right w:val="single" w:sz="4" w:space="0" w:color="auto"/>
+            </w:tcBorders>
+            <w:shd w:val="clear" w:color="auto" w:fill="D9D9D9" w:themeFill="background1" w:themeFillShade="D9"/>
+            <w:hideMark/>
+          </w:tcPr>
+          <w:p>
+            <w:pPr>
+              <w:rPr>
+                <w:rFonts w:ascii="Arial" w:hAnsi="Arial" w:cs="Arial"/>
+              </w:rPr>
+            </w:pPr>
+            <w:r>
+              <w:rPr>
+                <w:rFonts w:ascii="Arial" w:hAnsi="Arial" w:cs="Arial"/>
+              </w:rPr>
+              <w:t>Sprint Planning</w:t>
+            </w:r>
+          </w:p>
+        </w:tc>
+      </w:tr>
+      <w:tr>
+        <w:tc>
+          <w:tcPr>
+            <w:tcW w:w="9854" w:type="dxa"/>
+            <w:tcBorders>
+              <w:top w:val="single" w:sz="4" w:space="0" w:color="auto"/>
+              <w:left w:val="single" w:sz="4" w:space="0" w:color="auto"/>
+              <w:bottom w:val="single" w:sz="4" w:space="0" w:color="auto"/>
+              <w:right w:val="single" w:sz="4" w:space="0" w:color="auto"/>
+            </w:tcBorders>
+          </w:tcPr>
+          <w:p>
+            <w:pPr>
+              <w:rPr>
+                <w:rFonts w:ascii="Arial" w:hAnsi="Arial" w:cs="Arial"/>
+              </w:rPr>
+            </w:pPr>
+            <w:r>
+              <w:rPr>
+                <w:rFonts w:ascii="Arial" w:hAnsi="Arial" w:cs="Arial"/>
+              </w:rPr>
+              <w:t>Durata: 13.03.2026 – 20.03.2026</w:t>
+            </w:r>
+          </w:p>
+          <w:p>
+            <w:pPr>
+              <w:rPr>
+                <w:rFonts w:ascii="Arial" w:hAnsi="Arial" w:cs="Arial"/>
+              </w:rPr>
+            </w:pPr>
+            <w:r>
+              <w:rPr>
+                <w:rFonts w:ascii="Arial" w:hAnsi="Arial" w:cs="Arial"/>
+              </w:rPr>
+              <w:t>Ivan: fare movimento base, implementare Home e impostazioni</w:t>
+            </w:r>
+          </w:p>
+          <w:p>
+            <w:pPr>
+              <w:rPr>
+                <w:rFonts w:ascii="Arial" w:hAnsi="Arial" w:cs="Arial"/>
+              </w:rPr>
+            </w:pPr>
+            <w:r>
+              <w:rPr>
+                <w:rFonts w:ascii="Arial" w:hAnsi="Arial" w:cs="Arial"/>
+              </w:rPr>
+              <w:t>Quan: fare salto + dash, implementare wiki e impostazioni</w:t>
+            </w:r>
+          </w:p>
+          <w:p>
+            <w:pPr>
+              <w:rPr>
+                <w:rFonts w:ascii="Arial" w:hAnsi="Arial" w:cs="Arial"/>
+              </w:rPr>
+            </w:pPr>
+            <w:r>
+              <w:rPr>
+                <w:rFonts w:ascii="Arial" w:hAnsi="Arial" w:cs="Arial"/>
+              </w:rPr>
+              <w:t xml:space="preserve">Sidon: fare i pugni, implementare </w:t>
+            </w:r>
+            <w:proofErr w:type="spellStart"/>
+            <w:r>
+              <w:rPr>
+                <w:rFonts w:ascii="Arial" w:hAnsi="Arial" w:cs="Arial"/>
+              </w:rPr>
+              <w:t>pre</w:t>
+            </w:r>
+            <w:proofErr w:type="spellEnd"/>
+            <w:r>
+              <w:rPr>
+                <w:rFonts w:ascii="Arial" w:hAnsi="Arial" w:cs="Arial"/>
+              </w:rPr>
+              <w:t xml:space="preserve"> partita</w:t>
+            </w:r>
+          </w:p>
+          <w:p>
+            <w:pPr>
+              <w:rPr>
+                <w:rFonts w:ascii="Arial" w:hAnsi="Arial" w:cs="Arial"/>
+              </w:rPr>
+            </w:pPr>
+            <w:r>
+              <w:rPr>
+                <w:rFonts w:ascii="Arial" w:hAnsi="Arial" w:cs="Arial"/>
+              </w:rPr>
+              <w:t xml:space="preserve">Yasser: Fare i calci, implementare </w:t>
+            </w:r>
+            <w:proofErr w:type="spellStart"/>
+            <w:r>
+              <w:rPr>
+                <w:rFonts w:ascii="Arial" w:hAnsi="Arial" w:cs="Arial"/>
+              </w:rPr>
+              <w:t>pre</w:t>
+            </w:r>
+            <w:proofErr w:type="spellEnd"/>
+            <w:r>
+              <w:rPr>
+                <w:rFonts w:ascii="Arial" w:hAnsi="Arial" w:cs="Arial"/>
+              </w:rPr>
+              <w:t xml:space="preserve"> partita</w:t>
+            </w:r>
+          </w:p>
+        </w:tc>
+      </w:tr>
+    </w:tbl>
+    <w:p>
+      <w:pPr>
+        <w:rPr>
+          <w:rFonts w:ascii="Arial" w:hAnsi="Arial" w:cs="Arial"/>
+        </w:rPr>
+      </w:pPr>
+    </w:p>
+    <w:tbl>
+      <w:tblPr>
+        <w:tblStyle w:val="Grigliatabella"/>
+        <w:tblW w:w="0" w:type="auto"/>
+        <w:tblLook w:val="04A0" w:firstRow="1" w:lastRow="0" w:firstColumn="1" w:lastColumn="0" w:noHBand="0" w:noVBand="1"/>
+      </w:tblPr>
+      <w:tblGrid>
+        <w:gridCol w:w="9628"/>
+      </w:tblGrid>
+      <w:tr>
+        <w:tc>
+          <w:tcPr>
+            <w:tcW w:w="9854" w:type="dxa"/>
+            <w:tcBorders>
+              <w:top w:val="single" w:sz="4" w:space="0" w:color="auto"/>
+              <w:left w:val="single" w:sz="4" w:space="0" w:color="auto"/>
+              <w:bottom w:val="single" w:sz="4" w:space="0" w:color="auto"/>
+              <w:right w:val="single" w:sz="4" w:space="0" w:color="auto"/>
+            </w:tcBorders>
+            <w:shd w:val="clear" w:color="auto" w:fill="D9D9D9" w:themeFill="background1" w:themeFillShade="D9"/>
+            <w:hideMark/>
+          </w:tcPr>
+          <w:p>
+            <w:pPr>
+              <w:rPr>
+                <w:rFonts w:ascii="Arial" w:hAnsi="Arial" w:cs="Arial"/>
+              </w:rPr>
+            </w:pPr>
+            <w:r>
+              <w:rPr>
+                <w:rFonts w:ascii="Arial" w:hAnsi="Arial" w:cs="Arial"/>
+              </w:rPr>
               <w:t>Sprint Review</w:t>
             </w:r>
           </w:p>
@@ -10621,7 +11643,7 @@
   <w:style w:type="paragraph" w:default="1" w:styleId="Normale">
     <w:name w:val="Normal"/>
     <w:qFormat/>
-    <w:rsid w:val="00B80CCB"/>
+    <w:rsid w:val="00CD0DFC"/>
   </w:style>
   <w:style w:type="paragraph" w:styleId="Titolo2">
     <w:name w:val="heading 2"/>
@@ -11484,27 +12506,6 @@
 </file>
 
 <file path=customXml/item1.xml><?xml version="1.0" encoding="utf-8"?>
-<b:Sources xmlns:b="http://schemas.openxmlformats.org/officeDocument/2006/bibliography" xmlns="http://schemas.openxmlformats.org/officeDocument/2006/bibliography" SelectedStyle="\APA.XSL" StyleName="APA"/>
-</file>
-
-<file path=customXml/item2.xml><?xml version="1.0" encoding="utf-8"?>
-<p:properties xmlns:p="http://schemas.microsoft.com/office/2006/metadata/properties" xmlns:xsi="http://www.w3.org/2001/XMLSchema-instance" xmlns:pc="http://schemas.microsoft.com/office/infopath/2007/PartnerControls">
-  <documentManagement>
-    <_activity xmlns="9a5989ba-1f3a-4074-8e62-988f1f5a6d91" xsi:nil="true"/>
-  </documentManagement>
-</p:properties>
-</file>
-
-<file path=customXml/item3.xml><?xml version="1.0" encoding="utf-8"?>
-<?mso-contentType ?>
-<FormTemplates xmlns="http://schemas.microsoft.com/sharepoint/v3/contenttype/forms">
-  <Display>DocumentLibraryForm</Display>
-  <Edit>DocumentLibraryForm</Edit>
-  <New>DocumentLibraryForm</New>
-</FormTemplates>
-</file>
-
-<file path=customXml/item4.xml><?xml version="1.0" encoding="utf-8"?>
 <ct:contentTypeSchema xmlns:ct="http://schemas.microsoft.com/office/2006/metadata/contentType" xmlns:ma="http://schemas.microsoft.com/office/2006/metadata/properties/metaAttributes" ct:_="" ma:_="" ma:contentTypeName="Documento" ma:contentTypeID="0x0101001D68984F87EC994ABE7B851987432E7B" ma:contentTypeVersion="13" ma:contentTypeDescription="Creare un nuovo documento." ma:contentTypeScope="" ma:versionID="9735a29966f8059e51308ea1cecd41eb">
   <xsd:schema xmlns:xsd="http://www.w3.org/2001/XMLSchema" xmlns:xs="http://www.w3.org/2001/XMLSchema" xmlns:p="http://schemas.microsoft.com/office/2006/metadata/properties" xmlns:ns3="d8eed4e0-1c4d-4eb7-9d5a-8c6be5a7f7cc" xmlns:ns4="9a5989ba-1f3a-4074-8e62-988f1f5a6d91" targetNamespace="http://schemas.microsoft.com/office/2006/metadata/properties" ma:root="true" ma:fieldsID="10fd3cb04b3c10d561cc1ece84de1cfd" ns3:_="" ns4:_="">
     <xsd:import namespace="d8eed4e0-1c4d-4eb7-9d5a-8c6be5a7f7cc"/>
@@ -11725,33 +12726,28 @@
 </ct:contentTypeSchema>
 </file>
 
-<file path=customXml/itemProps1.xml><?xml version="1.0" encoding="utf-8"?>
-<ds:datastoreItem xmlns:ds="http://schemas.openxmlformats.org/officeDocument/2006/customXml" ds:itemID="{A4D352A7-3801-4E51-8ED0-E5F8E4A7EC31}">
-  <ds:schemaRefs>
-    <ds:schemaRef ds:uri="http://schemas.openxmlformats.org/officeDocument/2006/bibliography"/>
-  </ds:schemaRefs>
-</ds:datastoreItem>
+<file path=customXml/item2.xml><?xml version="1.0" encoding="utf-8"?>
+<?mso-contentType ?>
+<FormTemplates xmlns="http://schemas.microsoft.com/sharepoint/v3/contenttype/forms">
+  <Display>DocumentLibraryForm</Display>
+  <Edit>DocumentLibraryForm</Edit>
+  <New>DocumentLibraryForm</New>
+</FormTemplates>
 </file>
 
-<file path=customXml/itemProps2.xml><?xml version="1.0" encoding="utf-8"?>
-<ds:datastoreItem xmlns:ds="http://schemas.openxmlformats.org/officeDocument/2006/customXml" ds:itemID="{4C5564E7-A054-43C4-BF74-7A145474E87C}">
-  <ds:schemaRefs>
-    <ds:schemaRef ds:uri="http://schemas.microsoft.com/office/2006/metadata/properties"/>
-    <ds:schemaRef ds:uri="http://schemas.microsoft.com/office/infopath/2007/PartnerControls"/>
-    <ds:schemaRef ds:uri="9a5989ba-1f3a-4074-8e62-988f1f5a6d91"/>
-  </ds:schemaRefs>
-</ds:datastoreItem>
+<file path=customXml/item3.xml><?xml version="1.0" encoding="utf-8"?>
+<p:properties xmlns:p="http://schemas.microsoft.com/office/2006/metadata/properties" xmlns:xsi="http://www.w3.org/2001/XMLSchema-instance" xmlns:pc="http://schemas.microsoft.com/office/infopath/2007/PartnerControls">
+  <documentManagement>
+    <_activity xmlns="9a5989ba-1f3a-4074-8e62-988f1f5a6d91" xsi:nil="true"/>
+  </documentManagement>
+</p:properties>
 </file>
 
-<file path=customXml/itemProps3.xml><?xml version="1.0" encoding="utf-8"?>
-<ds:datastoreItem xmlns:ds="http://schemas.openxmlformats.org/officeDocument/2006/customXml" ds:itemID="{F88632BD-6596-4D41-8033-40DE95A98259}">
-  <ds:schemaRefs>
-    <ds:schemaRef ds:uri="http://schemas.microsoft.com/sharepoint/v3/contenttype/forms"/>
-  </ds:schemaRefs>
-</ds:datastoreItem>
+<file path=customXml/item4.xml><?xml version="1.0" encoding="utf-8"?>
+<b:Sources xmlns:b="http://schemas.openxmlformats.org/officeDocument/2006/bibliography" xmlns="http://schemas.openxmlformats.org/officeDocument/2006/bibliography" SelectedStyle="\APA.XSL" StyleName="APA"/>
 </file>
 
-<file path=customXml/itemProps4.xml><?xml version="1.0" encoding="utf-8"?>
+<file path=customXml/itemProps1.xml><?xml version="1.0" encoding="utf-8"?>
 <ds:datastoreItem xmlns:ds="http://schemas.openxmlformats.org/officeDocument/2006/customXml" ds:itemID="{DF47FB3B-BE2E-4282-A583-D09F8A90D7A9}">
   <ds:schemaRefs>
     <ds:schemaRef ds:uri="http://schemas.microsoft.com/office/2006/metadata/contentType"/>
@@ -11768,4 +12764,30 @@
     <ds:schemaRef ds:uri="http://schemas.microsoft.com/internal/obd"/>
   </ds:schemaRefs>
 </ds:datastoreItem>
+</file>
+
+<file path=customXml/itemProps2.xml><?xml version="1.0" encoding="utf-8"?>
+<ds:datastoreItem xmlns:ds="http://schemas.openxmlformats.org/officeDocument/2006/customXml" ds:itemID="{F88632BD-6596-4D41-8033-40DE95A98259}">
+  <ds:schemaRefs>
+    <ds:schemaRef ds:uri="http://schemas.microsoft.com/sharepoint/v3/contenttype/forms"/>
+  </ds:schemaRefs>
+</ds:datastoreItem>
+</file>
+
+<file path=customXml/itemProps3.xml><?xml version="1.0" encoding="utf-8"?>
+<ds:datastoreItem xmlns:ds="http://schemas.openxmlformats.org/officeDocument/2006/customXml" ds:itemID="{4C5564E7-A054-43C4-BF74-7A145474E87C}">
+  <ds:schemaRefs>
+    <ds:schemaRef ds:uri="http://schemas.microsoft.com/office/2006/metadata/properties"/>
+    <ds:schemaRef ds:uri="http://schemas.microsoft.com/office/infopath/2007/PartnerControls"/>
+    <ds:schemaRef ds:uri="9a5989ba-1f3a-4074-8e62-988f1f5a6d91"/>
+  </ds:schemaRefs>
+</ds:datastoreItem>
+</file>
+
+<file path=customXml/itemProps4.xml><?xml version="1.0" encoding="utf-8"?>
+<ds:datastoreItem xmlns:ds="http://schemas.openxmlformats.org/officeDocument/2006/customXml" ds:itemID="{A4D352A7-3801-4E51-8ED0-E5F8E4A7EC31}">
+  <ds:schemaRefs>
+    <ds:schemaRef ds:uri="http://schemas.openxmlformats.org/officeDocument/2006/bibliography"/>
+  </ds:schemaRefs>
+</ds:datastoreItem>
 </file>
--- a/4_Diari/Diario di Lavoro.docx
+++ b/4_Diari/Diario di Lavoro.docx
@@ -2972,6 +2972,7 @@
               <w:sym w:font="Wingdings" w:char="F0E0"/>
             </w:r>
             <w:proofErr w:type="spellStart"/>
+            <w:proofErr w:type="gramStart"/>
             <w:r>
               <w:rPr>
                 <w:rFonts w:ascii="Arial" w:hAnsi="Arial" w:cs="Arial"/>
@@ -2979,6 +2980,7 @@
               <w:t>Yasser,Ivan</w:t>
             </w:r>
             <w:proofErr w:type="spellEnd"/>
+            <w:proofErr w:type="gramEnd"/>
           </w:p>
           <w:p>
             <w:pPr>
@@ -7231,13 +7233,7 @@
               <w:rPr>
                 <w:rFonts w:ascii="Arial" w:hAnsi="Arial" w:cs="Arial"/>
               </w:rPr>
-              <w:t>20</w:t>
-            </w:r>
-            <w:r>
-              <w:rPr>
-                <w:rFonts w:ascii="Arial" w:hAnsi="Arial" w:cs="Arial"/>
-              </w:rPr>
-              <w:t>.03.2026</w:t>
+              <w:t>20.03.2026</w:t>
             </w:r>
           </w:p>
         </w:tc>
@@ -7318,8 +7314,30 @@
               <w:rPr>
                 <w:rFonts w:ascii="Arial" w:hAnsi="Arial" w:cs="Arial"/>
               </w:rPr>
-              <w:t>Tutti presentare</w:t>
-            </w:r>
+              <w:t xml:space="preserve">Tutti: Preparato presentazione e fatto </w:t>
+            </w:r>
+            <w:proofErr w:type="spellStart"/>
+            <w:r>
+              <w:rPr>
+                <w:rFonts w:ascii="Arial" w:hAnsi="Arial" w:cs="Arial"/>
+              </w:rPr>
+              <w:t>daily</w:t>
+            </w:r>
+            <w:proofErr w:type="spellEnd"/>
+            <w:r>
+              <w:rPr>
+                <w:rFonts w:ascii="Arial" w:hAnsi="Arial" w:cs="Arial"/>
+              </w:rPr>
+              <w:t xml:space="preserve"> </w:t>
+            </w:r>
+            <w:proofErr w:type="spellStart"/>
+            <w:r>
+              <w:rPr>
+                <w:rFonts w:ascii="Arial" w:hAnsi="Arial" w:cs="Arial"/>
+              </w:rPr>
+              <w:t>scrum</w:t>
+            </w:r>
+            <w:proofErr w:type="spellEnd"/>
           </w:p>
         </w:tc>
       </w:tr>
@@ -7354,6 +7372,18 @@
                 <w:rFonts w:ascii="Arial" w:hAnsi="Arial" w:cs="Arial"/>
               </w:rPr>
             </w:pPr>
+            <w:r>
+              <w:rPr>
+                <w:rFonts w:ascii="Arial" w:hAnsi="Arial" w:cs="Arial"/>
+              </w:rPr>
+              <w:t>Tutti: presentato e continuato</w:t>
+            </w:r>
+            <w:r>
+              <w:rPr>
+                <w:rFonts w:ascii="Arial" w:hAnsi="Arial" w:cs="Arial"/>
+              </w:rPr>
+              <w:t xml:space="preserve"> movimenti</w:t>
+            </w:r>
           </w:p>
         </w:tc>
       </w:tr>
@@ -7389,6 +7419,18 @@
                 <w:rFonts w:ascii="Arial" w:hAnsi="Arial" w:cs="Arial"/>
               </w:rPr>
             </w:pPr>
+            <w:r>
+              <w:rPr>
+                <w:rFonts w:ascii="Arial" w:hAnsi="Arial" w:cs="Arial"/>
+              </w:rPr>
+              <w:t xml:space="preserve">Tutti: </w:t>
+            </w:r>
+            <w:r>
+              <w:rPr>
+                <w:rFonts w:ascii="Arial" w:hAnsi="Arial" w:cs="Arial"/>
+              </w:rPr>
+              <w:t>movimenti</w:t>
+            </w:r>
           </w:p>
         </w:tc>
       </w:tr>
@@ -7423,6 +7465,18 @@
                 <w:rFonts w:ascii="Arial" w:hAnsi="Arial" w:cs="Arial"/>
               </w:rPr>
             </w:pPr>
+            <w:r>
+              <w:rPr>
+                <w:rFonts w:ascii="Arial" w:hAnsi="Arial" w:cs="Arial"/>
+              </w:rPr>
+              <w:t xml:space="preserve">Tutti: Diario e finire </w:t>
+            </w:r>
+            <w:r>
+              <w:rPr>
+                <w:rFonts w:ascii="Arial" w:hAnsi="Arial" w:cs="Arial"/>
+              </w:rPr>
+              <w:t>movimenti</w:t>
+            </w:r>
           </w:p>
         </w:tc>
       </w:tr>
@@ -7457,6 +7511,21 @@
                 <w:rFonts w:ascii="Arial" w:hAnsi="Arial" w:cs="Arial"/>
               </w:rPr>
             </w:pPr>
+            <w:r>
+              <w:rPr>
+                <w:rFonts w:ascii="Arial" w:hAnsi="Arial" w:cs="Arial"/>
+              </w:rPr>
+              <w:t xml:space="preserve">Generazione SpriteSheet: </w:t>
+            </w:r>
+            <w:hyperlink r:id="rId13" w:history="1">
+              <w:r>
+                <w:rPr>
+                  <w:rStyle w:val="Collegamentoipertestuale"/>
+                  <w:rFonts w:ascii="Arial" w:hAnsi="Arial" w:cs="Arial"/>
+                </w:rPr>
+                <w:t>https://www.autosprite.io/app</w:t>
+              </w:r>
+            </w:hyperlink>
             <w:r>
               <w:rPr>
                 <w:rFonts w:ascii="Arial" w:hAnsi="Arial" w:cs="Arial"/>
@@ -7528,6 +7597,81 @@
                 <w:rFonts w:ascii="Arial" w:hAnsi="Arial" w:cs="Arial"/>
               </w:rPr>
             </w:pPr>
+            <w:r>
+              <w:rPr>
+                <w:rFonts w:ascii="Arial" w:hAnsi="Arial" w:cs="Arial"/>
+              </w:rPr>
+              <w:t>Abbiamo avuto un problema nel lavorare sullo stesso controller.</w:t>
+            </w:r>
+          </w:p>
+          <w:p>
+            <w:pPr>
+              <w:rPr>
+                <w:rFonts w:ascii="Arial" w:hAnsi="Arial" w:cs="Arial"/>
+              </w:rPr>
+            </w:pPr>
+            <w:r>
+              <w:rPr>
+                <w:rFonts w:ascii="Arial" w:hAnsi="Arial" w:cs="Arial"/>
+              </w:rPr>
+              <w:t xml:space="preserve">Abbiamo cercato diverse soluzioni che sembravano funzionare come creare più </w:t>
+            </w:r>
+            <w:proofErr w:type="spellStart"/>
+            <w:r>
+              <w:rPr>
+                <w:rFonts w:ascii="Arial" w:hAnsi="Arial" w:cs="Arial"/>
+              </w:rPr>
+              <w:t>layer</w:t>
+            </w:r>
+            <w:proofErr w:type="spellEnd"/>
+            <w:r>
+              <w:rPr>
+                <w:rFonts w:ascii="Arial" w:hAnsi="Arial" w:cs="Arial"/>
+              </w:rPr>
+              <w:t xml:space="preserve"> ma dava problemi con le immagini che tramite </w:t>
+            </w:r>
+            <w:proofErr w:type="spellStart"/>
+            <w:r>
+              <w:rPr>
+                <w:rFonts w:ascii="Arial" w:hAnsi="Arial" w:cs="Arial"/>
+              </w:rPr>
+              <w:t>git</w:t>
+            </w:r>
+            <w:proofErr w:type="spellEnd"/>
+            <w:r>
+              <w:rPr>
+                <w:rFonts w:ascii="Arial" w:hAnsi="Arial" w:cs="Arial"/>
+              </w:rPr>
+              <w:t xml:space="preserve"> non venivano passate perché </w:t>
+            </w:r>
+            <w:proofErr w:type="gramStart"/>
+            <w:r>
+              <w:rPr>
+                <w:rFonts w:ascii="Arial" w:hAnsi="Arial" w:cs="Arial"/>
+              </w:rPr>
+              <w:t>il .controller</w:t>
+            </w:r>
+            <w:proofErr w:type="gramEnd"/>
+            <w:r>
+              <w:rPr>
+                <w:rFonts w:ascii="Arial" w:hAnsi="Arial" w:cs="Arial"/>
+              </w:rPr>
+              <w:t xml:space="preserve"> è un file YAML e </w:t>
+            </w:r>
+            <w:proofErr w:type="spellStart"/>
+            <w:r>
+              <w:rPr>
+                <w:rFonts w:ascii="Arial" w:hAnsi="Arial" w:cs="Arial"/>
+              </w:rPr>
+              <w:t>git</w:t>
+            </w:r>
+            <w:proofErr w:type="spellEnd"/>
+            <w:r>
+              <w:rPr>
+                <w:rFonts w:ascii="Arial" w:hAnsi="Arial" w:cs="Arial"/>
+              </w:rPr>
+              <w:t xml:space="preserve"> non sa mergere il file nel modo corretto perciò alla fine abbiamo deciso che ogniuno lavora sul proprio controller per non creare problemi </w:t>
+            </w:r>
           </w:p>
         </w:tc>
       </w:tr>
@@ -7593,6 +7737,48 @@
                 <w:rFonts w:ascii="Arial" w:hAnsi="Arial" w:cs="Arial"/>
               </w:rPr>
             </w:pPr>
+            <w:r>
+              <w:rPr>
+                <w:rFonts w:ascii="Arial" w:hAnsi="Arial" w:cs="Arial"/>
+              </w:rPr>
+              <w:t xml:space="preserve">Siamo un po’ in ritardo per il fatto che </w:t>
+            </w:r>
+            <w:r>
+              <w:rPr>
+                <w:rFonts w:ascii="Arial" w:hAnsi="Arial" w:cs="Arial"/>
+              </w:rPr>
+              <w:t>I</w:t>
+            </w:r>
+            <w:r>
+              <w:rPr>
+                <w:rFonts w:ascii="Arial" w:hAnsi="Arial" w:cs="Arial"/>
+              </w:rPr>
+              <w:t xml:space="preserve">van è stato assente oggi e non abbiamo potuto fare i </w:t>
+            </w:r>
+            <w:r>
+              <w:rPr>
+                <w:rFonts w:ascii="Arial" w:hAnsi="Arial" w:cs="Arial"/>
+              </w:rPr>
+              <w:t xml:space="preserve">alcuni </w:t>
+            </w:r>
+            <w:r>
+              <w:rPr>
+                <w:rFonts w:ascii="Arial" w:hAnsi="Arial" w:cs="Arial"/>
+              </w:rPr>
+              <w:t xml:space="preserve">movimenti e poi avremmo dovuto finire le interfacce oggi ma le dobbiamo ancora </w:t>
+            </w:r>
+            <w:r>
+              <w:rPr>
+                <w:rFonts w:ascii="Arial" w:hAnsi="Arial" w:cs="Arial"/>
+              </w:rPr>
+              <w:t>cominciate</w:t>
+            </w:r>
+            <w:r>
+              <w:rPr>
+                <w:rFonts w:ascii="Arial" w:hAnsi="Arial" w:cs="Arial"/>
+              </w:rPr>
+              <w:t xml:space="preserve"> </w:t>
+            </w:r>
           </w:p>
         </w:tc>
       </w:tr>
@@ -7662,7 +7848,37 @@
               <w:rPr>
                 <w:rFonts w:ascii="Arial" w:hAnsi="Arial" w:cs="Arial"/>
               </w:rPr>
-              <w:t>Presentare e finire tutti i movimenti personaggio, iniziare implementazioni diverse pagine</w:t>
+              <w:t>Organizzare il nuovo sprint, finire le diverse interfacce</w:t>
+            </w:r>
+            <w:r>
+              <w:rPr>
+                <w:rFonts w:ascii="Arial" w:hAnsi="Arial" w:cs="Arial"/>
+              </w:rPr>
+              <w:t xml:space="preserve"> e rifinire alcuni movimenti</w:t>
+            </w:r>
+            <w:r>
+              <w:rPr>
+                <w:rFonts w:ascii="Arial" w:hAnsi="Arial" w:cs="Arial"/>
+              </w:rPr>
+              <w:t xml:space="preserve">, </w:t>
+            </w:r>
+            <w:r>
+              <w:rPr>
+                <w:rFonts w:ascii="Arial" w:hAnsi="Arial" w:cs="Arial"/>
+              </w:rPr>
+              <w:t>f</w:t>
+            </w:r>
+            <w:r>
+              <w:rPr>
+                <w:rFonts w:ascii="Arial" w:hAnsi="Arial" w:cs="Arial"/>
+              </w:rPr>
+              <w:t xml:space="preserve">are la verifica e prendere </w:t>
+            </w:r>
+            <w:r>
+              <w:rPr>
+                <w:rFonts w:ascii="Arial" w:hAnsi="Arial" w:cs="Arial"/>
+              </w:rPr>
+              <w:t>6.</w:t>
             </w:r>
           </w:p>
         </w:tc>
@@ -8143,8 +8359,8 @@
       </w:pPr>
     </w:p>
     <w:sectPr>
-      <w:headerReference w:type="default" r:id="rId13"/>
-      <w:footerReference w:type="default" r:id="rId14"/>
+      <w:headerReference w:type="default" r:id="rId14"/>
+      <w:footerReference w:type="default" r:id="rId15"/>
       <w:pgSz w:w="11906" w:h="16838"/>
       <w:pgMar w:top="1135" w:right="1134" w:bottom="993" w:left="1134" w:header="708" w:footer="314" w:gutter="0"/>
       <w:cols w:space="708"/>
@@ -12506,6 +12722,27 @@
 </file>
 
 <file path=customXml/item1.xml><?xml version="1.0" encoding="utf-8"?>
+<b:Sources xmlns:b="http://schemas.openxmlformats.org/officeDocument/2006/bibliography" xmlns="http://schemas.openxmlformats.org/officeDocument/2006/bibliography" SelectedStyle="\APA.XSL" StyleName="APA"/>
+</file>
+
+<file path=customXml/item2.xml><?xml version="1.0" encoding="utf-8"?>
+<p:properties xmlns:p="http://schemas.microsoft.com/office/2006/metadata/properties" xmlns:xsi="http://www.w3.org/2001/XMLSchema-instance" xmlns:pc="http://schemas.microsoft.com/office/infopath/2007/PartnerControls">
+  <documentManagement>
+    <_activity xmlns="9a5989ba-1f3a-4074-8e62-988f1f5a6d91" xsi:nil="true"/>
+  </documentManagement>
+</p:properties>
+</file>
+
+<file path=customXml/item3.xml><?xml version="1.0" encoding="utf-8"?>
+<?mso-contentType ?>
+<FormTemplates xmlns="http://schemas.microsoft.com/sharepoint/v3/contenttype/forms">
+  <Display>DocumentLibraryForm</Display>
+  <Edit>DocumentLibraryForm</Edit>
+  <New>DocumentLibraryForm</New>
+</FormTemplates>
+</file>
+
+<file path=customXml/item4.xml><?xml version="1.0" encoding="utf-8"?>
 <ct:contentTypeSchema xmlns:ct="http://schemas.microsoft.com/office/2006/metadata/contentType" xmlns:ma="http://schemas.microsoft.com/office/2006/metadata/properties/metaAttributes" ct:_="" ma:_="" ma:contentTypeName="Documento" ma:contentTypeID="0x0101001D68984F87EC994ABE7B851987432E7B" ma:contentTypeVersion="13" ma:contentTypeDescription="Creare un nuovo documento." ma:contentTypeScope="" ma:versionID="9735a29966f8059e51308ea1cecd41eb">
   <xsd:schema xmlns:xsd="http://www.w3.org/2001/XMLSchema" xmlns:xs="http://www.w3.org/2001/XMLSchema" xmlns:p="http://schemas.microsoft.com/office/2006/metadata/properties" xmlns:ns3="d8eed4e0-1c4d-4eb7-9d5a-8c6be5a7f7cc" xmlns:ns4="9a5989ba-1f3a-4074-8e62-988f1f5a6d91" targetNamespace="http://schemas.microsoft.com/office/2006/metadata/properties" ma:root="true" ma:fieldsID="10fd3cb04b3c10d561cc1ece84de1cfd" ns3:_="" ns4:_="">
     <xsd:import namespace="d8eed4e0-1c4d-4eb7-9d5a-8c6be5a7f7cc"/>
@@ -12726,28 +12963,33 @@
 </ct:contentTypeSchema>
 </file>
 
-<file path=customXml/item2.xml><?xml version="1.0" encoding="utf-8"?>
-<?mso-contentType ?>
-<FormTemplates xmlns="http://schemas.microsoft.com/sharepoint/v3/contenttype/forms">
-  <Display>DocumentLibraryForm</Display>
-  <Edit>DocumentLibraryForm</Edit>
-  <New>DocumentLibraryForm</New>
-</FormTemplates>
+<file path=customXml/itemProps1.xml><?xml version="1.0" encoding="utf-8"?>
+<ds:datastoreItem xmlns:ds="http://schemas.openxmlformats.org/officeDocument/2006/customXml" ds:itemID="{A4D352A7-3801-4E51-8ED0-E5F8E4A7EC31}">
+  <ds:schemaRefs>
+    <ds:schemaRef ds:uri="http://schemas.openxmlformats.org/officeDocument/2006/bibliography"/>
+  </ds:schemaRefs>
+</ds:datastoreItem>
 </file>
 
-<file path=customXml/item3.xml><?xml version="1.0" encoding="utf-8"?>
-<p:properties xmlns:p="http://schemas.microsoft.com/office/2006/metadata/properties" xmlns:xsi="http://www.w3.org/2001/XMLSchema-instance" xmlns:pc="http://schemas.microsoft.com/office/infopath/2007/PartnerControls">
-  <documentManagement>
-    <_activity xmlns="9a5989ba-1f3a-4074-8e62-988f1f5a6d91" xsi:nil="true"/>
-  </documentManagement>
-</p:properties>
+<file path=customXml/itemProps2.xml><?xml version="1.0" encoding="utf-8"?>
+<ds:datastoreItem xmlns:ds="http://schemas.openxmlformats.org/officeDocument/2006/customXml" ds:itemID="{4C5564E7-A054-43C4-BF74-7A145474E87C}">
+  <ds:schemaRefs>
+    <ds:schemaRef ds:uri="http://schemas.microsoft.com/office/2006/metadata/properties"/>
+    <ds:schemaRef ds:uri="http://schemas.microsoft.com/office/infopath/2007/PartnerControls"/>
+    <ds:schemaRef ds:uri="9a5989ba-1f3a-4074-8e62-988f1f5a6d91"/>
+  </ds:schemaRefs>
+</ds:datastoreItem>
 </file>
 
-<file path=customXml/item4.xml><?xml version="1.0" encoding="utf-8"?>
-<b:Sources xmlns:b="http://schemas.openxmlformats.org/officeDocument/2006/bibliography" xmlns="http://schemas.openxmlformats.org/officeDocument/2006/bibliography" SelectedStyle="\APA.XSL" StyleName="APA"/>
+<file path=customXml/itemProps3.xml><?xml version="1.0" encoding="utf-8"?>
+<ds:datastoreItem xmlns:ds="http://schemas.openxmlformats.org/officeDocument/2006/customXml" ds:itemID="{F88632BD-6596-4D41-8033-40DE95A98259}">
+  <ds:schemaRefs>
+    <ds:schemaRef ds:uri="http://schemas.microsoft.com/sharepoint/v3/contenttype/forms"/>
+  </ds:schemaRefs>
+</ds:datastoreItem>
 </file>
 
-<file path=customXml/itemProps1.xml><?xml version="1.0" encoding="utf-8"?>
+<file path=customXml/itemProps4.xml><?xml version="1.0" encoding="utf-8"?>
 <ds:datastoreItem xmlns:ds="http://schemas.openxmlformats.org/officeDocument/2006/customXml" ds:itemID="{DF47FB3B-BE2E-4282-A583-D09F8A90D7A9}">
   <ds:schemaRefs>
     <ds:schemaRef ds:uri="http://schemas.microsoft.com/office/2006/metadata/contentType"/>
@@ -12764,30 +13006,4 @@
     <ds:schemaRef ds:uri="http://schemas.microsoft.com/internal/obd"/>
   </ds:schemaRefs>
 </ds:datastoreItem>
-</file>
-
-<file path=customXml/itemProps2.xml><?xml version="1.0" encoding="utf-8"?>
-<ds:datastoreItem xmlns:ds="http://schemas.openxmlformats.org/officeDocument/2006/customXml" ds:itemID="{F88632BD-6596-4D41-8033-40DE95A98259}">
-  <ds:schemaRefs>
-    <ds:schemaRef ds:uri="http://schemas.microsoft.com/sharepoint/v3/contenttype/forms"/>
-  </ds:schemaRefs>
-</ds:datastoreItem>
-</file>
-
-<file path=customXml/itemProps3.xml><?xml version="1.0" encoding="utf-8"?>
-<ds:datastoreItem xmlns:ds="http://schemas.openxmlformats.org/officeDocument/2006/customXml" ds:itemID="{4C5564E7-A054-43C4-BF74-7A145474E87C}">
-  <ds:schemaRefs>
-    <ds:schemaRef ds:uri="http://schemas.microsoft.com/office/2006/metadata/properties"/>
-    <ds:schemaRef ds:uri="http://schemas.microsoft.com/office/infopath/2007/PartnerControls"/>
-    <ds:schemaRef ds:uri="9a5989ba-1f3a-4074-8e62-988f1f5a6d91"/>
-  </ds:schemaRefs>
-</ds:datastoreItem>
-</file>
-
-<file path=customXml/itemProps4.xml><?xml version="1.0" encoding="utf-8"?>
-<ds:datastoreItem xmlns:ds="http://schemas.openxmlformats.org/officeDocument/2006/customXml" ds:itemID="{A4D352A7-3801-4E51-8ED0-E5F8E4A7EC31}">
-  <ds:schemaRefs>
-    <ds:schemaRef ds:uri="http://schemas.openxmlformats.org/officeDocument/2006/bibliography"/>
-  </ds:schemaRefs>
-</ds:datastoreItem>
 </file>
--- a/4_Diari/Diario di Lavoro.docx
+++ b/4_Diari/Diario di Lavoro.docx
@@ -2972,7 +2972,6 @@
               <w:sym w:font="Wingdings" w:char="F0E0"/>
             </w:r>
             <w:proofErr w:type="spellStart"/>
-            <w:proofErr w:type="gramStart"/>
             <w:r>
               <w:rPr>
                 <w:rFonts w:ascii="Arial" w:hAnsi="Arial" w:cs="Arial"/>
@@ -2980,7 +2979,6 @@
               <w:t>Yasser,Ivan</w:t>
             </w:r>
             <w:proofErr w:type="spellEnd"/>
-            <w:proofErr w:type="gramEnd"/>
           </w:p>
           <w:p>
             <w:pPr>
@@ -6424,6 +6422,7 @@
     </w:tbl>
     <w:p>
       <w:pPr>
+        <w:spacing w:after="0"/>
         <w:rPr>
           <w:rFonts w:ascii="Arial" w:hAnsi="Arial" w:cs="Arial"/>
         </w:rPr>
@@ -6541,6 +6540,7 @@
     </w:tbl>
     <w:p>
       <w:pPr>
+        <w:spacing w:after="0"/>
         <w:rPr>
           <w:rFonts w:ascii="Arial" w:hAnsi="Arial" w:cs="Arial"/>
         </w:rPr>
@@ -6606,6 +6606,7 @@
     </w:tbl>
     <w:p>
       <w:pPr>
+        <w:spacing w:after="0"/>
         <w:rPr>
           <w:rFonts w:ascii="Arial" w:hAnsi="Arial" w:cs="Arial"/>
         </w:rPr>
@@ -6700,6 +6701,1150 @@
                 <w:rFonts w:ascii="Arial" w:hAnsi="Arial" w:cs="Arial"/>
               </w:rPr>
               <w:t xml:space="preserve"> implementazioni diverse pagine</w:t>
+            </w:r>
+          </w:p>
+        </w:tc>
+      </w:tr>
+    </w:tbl>
+    <w:p>
+      <w:pPr>
+        <w:pStyle w:val="Titolo2"/>
+        <w:rPr>
+          <w:sz w:val="36"/>
+        </w:rPr>
+      </w:pPr>
+      <w:r>
+        <w:rPr>
+          <w:sz w:val="36"/>
+        </w:rPr>
+        <w:t>Agile - Resoconto</w:t>
+      </w:r>
+    </w:p>
+    <w:tbl>
+      <w:tblPr>
+        <w:tblStyle w:val="Grigliatabella"/>
+        <w:tblW w:w="0" w:type="auto"/>
+        <w:tblLook w:val="04A0" w:firstRow="1" w:lastRow="0" w:firstColumn="1" w:lastColumn="0" w:noHBand="0" w:noVBand="1"/>
+      </w:tblPr>
+      <w:tblGrid>
+        <w:gridCol w:w="9628"/>
+      </w:tblGrid>
+      <w:tr>
+        <w:tc>
+          <w:tcPr>
+            <w:tcW w:w="9854" w:type="dxa"/>
+            <w:tcBorders>
+              <w:top w:val="single" w:sz="4" w:space="0" w:color="auto"/>
+              <w:left w:val="single" w:sz="4" w:space="0" w:color="auto"/>
+              <w:bottom w:val="single" w:sz="4" w:space="0" w:color="auto"/>
+              <w:right w:val="single" w:sz="4" w:space="0" w:color="auto"/>
+            </w:tcBorders>
+            <w:shd w:val="clear" w:color="auto" w:fill="D9D9D9" w:themeFill="background1" w:themeFillShade="D9"/>
+            <w:hideMark/>
+          </w:tcPr>
+          <w:p>
+            <w:pPr>
+              <w:rPr>
+                <w:rFonts w:ascii="Arial" w:hAnsi="Arial" w:cs="Arial"/>
+              </w:rPr>
+            </w:pPr>
+            <w:proofErr w:type="spellStart"/>
+            <w:r>
+              <w:rPr>
+                <w:rFonts w:ascii="Arial" w:hAnsi="Arial" w:cs="Arial"/>
+              </w:rPr>
+              <w:t>Daily</w:t>
+            </w:r>
+            <w:proofErr w:type="spellEnd"/>
+            <w:r>
+              <w:rPr>
+                <w:rFonts w:ascii="Arial" w:hAnsi="Arial" w:cs="Arial"/>
+              </w:rPr>
+              <w:t xml:space="preserve"> </w:t>
+            </w:r>
+            <w:proofErr w:type="spellStart"/>
+            <w:r>
+              <w:rPr>
+                <w:rFonts w:ascii="Arial" w:hAnsi="Arial" w:cs="Arial"/>
+              </w:rPr>
+              <w:t>Scrum</w:t>
+            </w:r>
+            <w:proofErr w:type="spellEnd"/>
+          </w:p>
+        </w:tc>
+      </w:tr>
+      <w:tr>
+        <w:tc>
+          <w:tcPr>
+            <w:tcW w:w="9854" w:type="dxa"/>
+            <w:tcBorders>
+              <w:top w:val="single" w:sz="4" w:space="0" w:color="auto"/>
+              <w:left w:val="single" w:sz="4" w:space="0" w:color="auto"/>
+              <w:bottom w:val="single" w:sz="4" w:space="0" w:color="auto"/>
+              <w:right w:val="single" w:sz="4" w:space="0" w:color="auto"/>
+            </w:tcBorders>
+          </w:tcPr>
+          <w:p>
+            <w:pPr>
+              <w:rPr>
+                <w:rFonts w:ascii="Arial" w:hAnsi="Arial" w:cs="Arial"/>
+              </w:rPr>
+            </w:pPr>
+          </w:p>
+        </w:tc>
+      </w:tr>
+    </w:tbl>
+    <w:p>
+      <w:pPr>
+        <w:spacing w:after="0"/>
+        <w:rPr>
+          <w:rFonts w:ascii="Arial" w:hAnsi="Arial" w:cs="Arial"/>
+        </w:rPr>
+      </w:pPr>
+    </w:p>
+    <w:tbl>
+      <w:tblPr>
+        <w:tblStyle w:val="Grigliatabella"/>
+        <w:tblW w:w="0" w:type="auto"/>
+        <w:tblLook w:val="04A0" w:firstRow="1" w:lastRow="0" w:firstColumn="1" w:lastColumn="0" w:noHBand="0" w:noVBand="1"/>
+      </w:tblPr>
+      <w:tblGrid>
+        <w:gridCol w:w="9628"/>
+      </w:tblGrid>
+      <w:tr>
+        <w:tc>
+          <w:tcPr>
+            <w:tcW w:w="9854" w:type="dxa"/>
+            <w:tcBorders>
+              <w:top w:val="single" w:sz="4" w:space="0" w:color="auto"/>
+              <w:left w:val="single" w:sz="4" w:space="0" w:color="auto"/>
+              <w:bottom w:val="single" w:sz="4" w:space="0" w:color="auto"/>
+              <w:right w:val="single" w:sz="4" w:space="0" w:color="auto"/>
+            </w:tcBorders>
+            <w:shd w:val="clear" w:color="auto" w:fill="D9D9D9" w:themeFill="background1" w:themeFillShade="D9"/>
+            <w:hideMark/>
+          </w:tcPr>
+          <w:p>
+            <w:pPr>
+              <w:rPr>
+                <w:rFonts w:ascii="Arial" w:hAnsi="Arial" w:cs="Arial"/>
+              </w:rPr>
+            </w:pPr>
+            <w:r>
+              <w:rPr>
+                <w:rFonts w:ascii="Arial" w:hAnsi="Arial" w:cs="Arial"/>
+              </w:rPr>
+              <w:t>Sprint Planning</w:t>
+            </w:r>
+          </w:p>
+        </w:tc>
+      </w:tr>
+      <w:tr>
+        <w:tc>
+          <w:tcPr>
+            <w:tcW w:w="9854" w:type="dxa"/>
+            <w:tcBorders>
+              <w:top w:val="single" w:sz="4" w:space="0" w:color="auto"/>
+              <w:left w:val="single" w:sz="4" w:space="0" w:color="auto"/>
+              <w:bottom w:val="single" w:sz="4" w:space="0" w:color="auto"/>
+              <w:right w:val="single" w:sz="4" w:space="0" w:color="auto"/>
+            </w:tcBorders>
+          </w:tcPr>
+          <w:p>
+            <w:pPr>
+              <w:rPr>
+                <w:rFonts w:ascii="Arial" w:hAnsi="Arial" w:cs="Arial"/>
+              </w:rPr>
+            </w:pPr>
+            <w:r>
+              <w:rPr>
+                <w:rFonts w:ascii="Arial" w:hAnsi="Arial" w:cs="Arial"/>
+              </w:rPr>
+              <w:t>Durata: 13.03.2026 – 20.03.2026</w:t>
+            </w:r>
+          </w:p>
+          <w:p>
+            <w:pPr>
+              <w:rPr>
+                <w:rFonts w:ascii="Arial" w:hAnsi="Arial" w:cs="Arial"/>
+              </w:rPr>
+            </w:pPr>
+            <w:r>
+              <w:rPr>
+                <w:rFonts w:ascii="Arial" w:hAnsi="Arial" w:cs="Arial"/>
+              </w:rPr>
+              <w:t>Ivan: fare movimento base, implementare Home e impostazioni</w:t>
+            </w:r>
+          </w:p>
+          <w:p>
+            <w:pPr>
+              <w:rPr>
+                <w:rFonts w:ascii="Arial" w:hAnsi="Arial" w:cs="Arial"/>
+              </w:rPr>
+            </w:pPr>
+            <w:r>
+              <w:rPr>
+                <w:rFonts w:ascii="Arial" w:hAnsi="Arial" w:cs="Arial"/>
+              </w:rPr>
+              <w:t>Quan: fare salto + dash, implementare wiki e impostazioni</w:t>
+            </w:r>
+          </w:p>
+          <w:p>
+            <w:pPr>
+              <w:rPr>
+                <w:rFonts w:ascii="Arial" w:hAnsi="Arial" w:cs="Arial"/>
+              </w:rPr>
+            </w:pPr>
+            <w:r>
+              <w:rPr>
+                <w:rFonts w:ascii="Arial" w:hAnsi="Arial" w:cs="Arial"/>
+              </w:rPr>
+              <w:t xml:space="preserve">Sidon: fare i pugni, implementare </w:t>
+            </w:r>
+            <w:proofErr w:type="spellStart"/>
+            <w:r>
+              <w:rPr>
+                <w:rFonts w:ascii="Arial" w:hAnsi="Arial" w:cs="Arial"/>
+              </w:rPr>
+              <w:t>pre</w:t>
+            </w:r>
+            <w:proofErr w:type="spellEnd"/>
+            <w:r>
+              <w:rPr>
+                <w:rFonts w:ascii="Arial" w:hAnsi="Arial" w:cs="Arial"/>
+              </w:rPr>
+              <w:t xml:space="preserve"> partita</w:t>
+            </w:r>
+          </w:p>
+          <w:p>
+            <w:pPr>
+              <w:rPr>
+                <w:rFonts w:ascii="Arial" w:hAnsi="Arial" w:cs="Arial"/>
+              </w:rPr>
+            </w:pPr>
+            <w:r>
+              <w:rPr>
+                <w:rFonts w:ascii="Arial" w:hAnsi="Arial" w:cs="Arial"/>
+              </w:rPr>
+              <w:t xml:space="preserve">Yasser: Fare i calci, implementare </w:t>
+            </w:r>
+            <w:proofErr w:type="spellStart"/>
+            <w:r>
+              <w:rPr>
+                <w:rFonts w:ascii="Arial" w:hAnsi="Arial" w:cs="Arial"/>
+              </w:rPr>
+              <w:t>pre</w:t>
+            </w:r>
+            <w:proofErr w:type="spellEnd"/>
+            <w:r>
+              <w:rPr>
+                <w:rFonts w:ascii="Arial" w:hAnsi="Arial" w:cs="Arial"/>
+              </w:rPr>
+              <w:t xml:space="preserve"> partita</w:t>
+            </w:r>
+          </w:p>
+        </w:tc>
+      </w:tr>
+    </w:tbl>
+    <w:p>
+      <w:pPr>
+        <w:rPr>
+          <w:rFonts w:ascii="Arial" w:hAnsi="Arial" w:cs="Arial"/>
+        </w:rPr>
+      </w:pPr>
+    </w:p>
+    <w:tbl>
+      <w:tblPr>
+        <w:tblStyle w:val="Grigliatabella"/>
+        <w:tblW w:w="0" w:type="auto"/>
+        <w:tblLook w:val="04A0" w:firstRow="1" w:lastRow="0" w:firstColumn="1" w:lastColumn="0" w:noHBand="0" w:noVBand="1"/>
+      </w:tblPr>
+      <w:tblGrid>
+        <w:gridCol w:w="9628"/>
+      </w:tblGrid>
+      <w:tr>
+        <w:tc>
+          <w:tcPr>
+            <w:tcW w:w="9854" w:type="dxa"/>
+            <w:tcBorders>
+              <w:top w:val="single" w:sz="4" w:space="0" w:color="auto"/>
+              <w:left w:val="single" w:sz="4" w:space="0" w:color="auto"/>
+              <w:bottom w:val="single" w:sz="4" w:space="0" w:color="auto"/>
+              <w:right w:val="single" w:sz="4" w:space="0" w:color="auto"/>
+            </w:tcBorders>
+            <w:shd w:val="clear" w:color="auto" w:fill="D9D9D9" w:themeFill="background1" w:themeFillShade="D9"/>
+            <w:hideMark/>
+          </w:tcPr>
+          <w:p>
+            <w:pPr>
+              <w:rPr>
+                <w:rFonts w:ascii="Arial" w:hAnsi="Arial" w:cs="Arial"/>
+              </w:rPr>
+            </w:pPr>
+            <w:r>
+              <w:rPr>
+                <w:rFonts w:ascii="Arial" w:hAnsi="Arial" w:cs="Arial"/>
+              </w:rPr>
+              <w:t>Sprint Review</w:t>
+            </w:r>
+          </w:p>
+        </w:tc>
+      </w:tr>
+      <w:tr>
+        <w:tc>
+          <w:tcPr>
+            <w:tcW w:w="9854" w:type="dxa"/>
+            <w:tcBorders>
+              <w:top w:val="single" w:sz="4" w:space="0" w:color="auto"/>
+              <w:left w:val="single" w:sz="4" w:space="0" w:color="auto"/>
+              <w:bottom w:val="single" w:sz="4" w:space="0" w:color="auto"/>
+              <w:right w:val="single" w:sz="4" w:space="0" w:color="auto"/>
+            </w:tcBorders>
+          </w:tcPr>
+          <w:p>
+            <w:pPr>
+              <w:rPr>
+                <w:rFonts w:ascii="Arial" w:hAnsi="Arial" w:cs="Arial"/>
+              </w:rPr>
+            </w:pPr>
+          </w:p>
+        </w:tc>
+      </w:tr>
+    </w:tbl>
+    <w:p>
+      <w:pPr>
+        <w:rPr>
+          <w:rFonts w:ascii="Arial" w:hAnsi="Arial" w:cs="Arial"/>
+        </w:rPr>
+      </w:pPr>
+    </w:p>
+    <w:tbl>
+      <w:tblPr>
+        <w:tblStyle w:val="Grigliatabella"/>
+        <w:tblW w:w="0" w:type="auto"/>
+        <w:tblLook w:val="04A0" w:firstRow="1" w:lastRow="0" w:firstColumn="1" w:lastColumn="0" w:noHBand="0" w:noVBand="1"/>
+      </w:tblPr>
+      <w:tblGrid>
+        <w:gridCol w:w="9628"/>
+      </w:tblGrid>
+      <w:tr>
+        <w:tc>
+          <w:tcPr>
+            <w:tcW w:w="9854" w:type="dxa"/>
+            <w:tcBorders>
+              <w:top w:val="single" w:sz="4" w:space="0" w:color="auto"/>
+              <w:left w:val="single" w:sz="4" w:space="0" w:color="auto"/>
+              <w:bottom w:val="single" w:sz="4" w:space="0" w:color="auto"/>
+              <w:right w:val="single" w:sz="4" w:space="0" w:color="auto"/>
+            </w:tcBorders>
+            <w:shd w:val="clear" w:color="auto" w:fill="D9D9D9" w:themeFill="background1" w:themeFillShade="D9"/>
+            <w:hideMark/>
+          </w:tcPr>
+          <w:p>
+            <w:pPr>
+              <w:rPr>
+                <w:rFonts w:ascii="Arial" w:hAnsi="Arial" w:cs="Arial"/>
+              </w:rPr>
+            </w:pPr>
+            <w:r>
+              <w:rPr>
+                <w:rFonts w:ascii="Arial" w:hAnsi="Arial" w:cs="Arial"/>
+              </w:rPr>
+              <w:t xml:space="preserve">Sprint </w:t>
+            </w:r>
+            <w:proofErr w:type="spellStart"/>
+            <w:r>
+              <w:rPr>
+                <w:rFonts w:ascii="Arial" w:hAnsi="Arial" w:cs="Arial"/>
+              </w:rPr>
+              <w:t>Retrospective</w:t>
+            </w:r>
+            <w:proofErr w:type="spellEnd"/>
+          </w:p>
+        </w:tc>
+      </w:tr>
+      <w:tr>
+        <w:tc>
+          <w:tcPr>
+            <w:tcW w:w="9854" w:type="dxa"/>
+            <w:tcBorders>
+              <w:top w:val="single" w:sz="4" w:space="0" w:color="auto"/>
+              <w:left w:val="single" w:sz="4" w:space="0" w:color="auto"/>
+              <w:bottom w:val="single" w:sz="4" w:space="0" w:color="auto"/>
+              <w:right w:val="single" w:sz="4" w:space="0" w:color="auto"/>
+            </w:tcBorders>
+          </w:tcPr>
+          <w:p>
+            <w:pPr>
+              <w:rPr>
+                <w:rFonts w:ascii="Arial" w:hAnsi="Arial" w:cs="Arial"/>
+              </w:rPr>
+            </w:pPr>
+          </w:p>
+        </w:tc>
+      </w:tr>
+    </w:tbl>
+    <w:p>
+      <w:pPr>
+        <w:rPr>
+          <w:rFonts w:ascii="Arial" w:hAnsi="Arial" w:cs="Arial"/>
+        </w:rPr>
+      </w:pPr>
+    </w:p>
+    <w:tbl>
+      <w:tblPr>
+        <w:tblStyle w:val="Grigliatabella"/>
+        <w:tblW w:w="9634" w:type="dxa"/>
+        <w:tblLook w:val="04A0" w:firstRow="1" w:lastRow="0" w:firstColumn="1" w:lastColumn="0" w:noHBand="0" w:noVBand="1"/>
+      </w:tblPr>
+      <w:tblGrid>
+        <w:gridCol w:w="4803"/>
+        <w:gridCol w:w="4831"/>
+      </w:tblGrid>
+      <w:tr>
+        <w:trPr>
+          <w:trHeight w:hRule="exact" w:val="397"/>
+        </w:trPr>
+        <w:tc>
+          <w:tcPr>
+            <w:tcW w:w="4803" w:type="dxa"/>
+            <w:tcBorders>
+              <w:top w:val="single" w:sz="4" w:space="0" w:color="auto"/>
+              <w:left w:val="single" w:sz="4" w:space="0" w:color="auto"/>
+              <w:bottom w:val="single" w:sz="4" w:space="0" w:color="auto"/>
+              <w:right w:val="single" w:sz="4" w:space="0" w:color="auto"/>
+            </w:tcBorders>
+            <w:vAlign w:val="center"/>
+            <w:hideMark/>
+          </w:tcPr>
+          <w:p>
+            <w:pPr>
+              <w:rPr>
+                <w:rFonts w:ascii="Arial" w:hAnsi="Arial" w:cs="Arial"/>
+              </w:rPr>
+            </w:pPr>
+            <w:r>
+              <w:rPr>
+                <w:rFonts w:ascii="Arial" w:hAnsi="Arial" w:cs="Arial"/>
+              </w:rPr>
+              <w:lastRenderedPageBreak/>
+              <w:t>Luogo</w:t>
+            </w:r>
+          </w:p>
+        </w:tc>
+        <w:tc>
+          <w:tcPr>
+            <w:tcW w:w="4831" w:type="dxa"/>
+            <w:tcBorders>
+              <w:top w:val="single" w:sz="4" w:space="0" w:color="auto"/>
+              <w:left w:val="single" w:sz="4" w:space="0" w:color="auto"/>
+              <w:bottom w:val="single" w:sz="4" w:space="0" w:color="auto"/>
+              <w:right w:val="single" w:sz="4" w:space="0" w:color="auto"/>
+            </w:tcBorders>
+            <w:vAlign w:val="center"/>
+            <w:hideMark/>
+          </w:tcPr>
+          <w:p>
+            <w:pPr>
+              <w:pStyle w:val="Nessunaspaziatura"/>
+              <w:spacing w:line="360" w:lineRule="auto"/>
+              <w:rPr>
+                <w:rFonts w:ascii="Arial" w:hAnsi="Arial" w:cs="Arial"/>
+              </w:rPr>
+            </w:pPr>
+            <w:r>
+              <w:rPr>
+                <w:rFonts w:ascii="Arial" w:hAnsi="Arial" w:cs="Arial"/>
+              </w:rPr>
+              <w:t>Canobbio</w:t>
+            </w:r>
+          </w:p>
+        </w:tc>
+      </w:tr>
+      <w:tr>
+        <w:trPr>
+          <w:trHeight w:hRule="exact" w:val="397"/>
+        </w:trPr>
+        <w:tc>
+          <w:tcPr>
+            <w:tcW w:w="4803" w:type="dxa"/>
+            <w:tcBorders>
+              <w:top w:val="single" w:sz="4" w:space="0" w:color="auto"/>
+              <w:left w:val="single" w:sz="4" w:space="0" w:color="auto"/>
+              <w:bottom w:val="single" w:sz="4" w:space="0" w:color="auto"/>
+              <w:right w:val="single" w:sz="4" w:space="0" w:color="auto"/>
+            </w:tcBorders>
+            <w:vAlign w:val="center"/>
+            <w:hideMark/>
+          </w:tcPr>
+          <w:p>
+            <w:pPr>
+              <w:rPr>
+                <w:rFonts w:ascii="Arial" w:hAnsi="Arial" w:cs="Arial"/>
+              </w:rPr>
+            </w:pPr>
+            <w:r>
+              <w:rPr>
+                <w:rFonts w:ascii="Arial" w:hAnsi="Arial" w:cs="Arial"/>
+              </w:rPr>
+              <w:t>Data</w:t>
+            </w:r>
+          </w:p>
+        </w:tc>
+        <w:tc>
+          <w:tcPr>
+            <w:tcW w:w="4831" w:type="dxa"/>
+            <w:tcBorders>
+              <w:top w:val="single" w:sz="4" w:space="0" w:color="auto"/>
+              <w:left w:val="single" w:sz="4" w:space="0" w:color="auto"/>
+              <w:bottom w:val="single" w:sz="4" w:space="0" w:color="auto"/>
+              <w:right w:val="single" w:sz="4" w:space="0" w:color="auto"/>
+            </w:tcBorders>
+            <w:vAlign w:val="center"/>
+            <w:hideMark/>
+          </w:tcPr>
+          <w:p>
+            <w:pPr>
+              <w:rPr>
+                <w:rFonts w:ascii="Arial" w:hAnsi="Arial" w:cs="Arial"/>
+              </w:rPr>
+            </w:pPr>
+            <w:r>
+              <w:rPr>
+                <w:rFonts w:ascii="Arial" w:hAnsi="Arial" w:cs="Arial"/>
+              </w:rPr>
+              <w:t>20.03.2026</w:t>
+            </w:r>
+          </w:p>
+        </w:tc>
+      </w:tr>
+    </w:tbl>
+    <w:p>
+      <w:pPr>
+        <w:rPr>
+          <w:rFonts w:ascii="Arial" w:hAnsi="Arial" w:cs="Arial"/>
+        </w:rPr>
+      </w:pPr>
+    </w:p>
+    <w:tbl>
+      <w:tblPr>
+        <w:tblStyle w:val="Grigliatabella"/>
+        <w:tblW w:w="0" w:type="auto"/>
+        <w:tblLook w:val="04A0" w:firstRow="1" w:lastRow="0" w:firstColumn="1" w:lastColumn="0" w:noHBand="0" w:noVBand="1"/>
+      </w:tblPr>
+      <w:tblGrid>
+        <w:gridCol w:w="1555"/>
+        <w:gridCol w:w="8073"/>
+      </w:tblGrid>
+      <w:tr>
+        <w:tc>
+          <w:tcPr>
+            <w:tcW w:w="9628" w:type="dxa"/>
+            <w:gridSpan w:val="2"/>
+            <w:shd w:val="clear" w:color="auto" w:fill="D9D9D9" w:themeFill="background1" w:themeFillShade="D9"/>
+          </w:tcPr>
+          <w:p>
+            <w:pPr>
+              <w:rPr>
+                <w:rFonts w:ascii="Arial" w:hAnsi="Arial" w:cs="Arial"/>
+              </w:rPr>
+            </w:pPr>
+            <w:r>
+              <w:rPr>
+                <w:rFonts w:ascii="Arial" w:hAnsi="Arial" w:cs="Arial"/>
+              </w:rPr>
+              <w:t>Lavori svolti</w:t>
+            </w:r>
+          </w:p>
+        </w:tc>
+      </w:tr>
+      <w:tr>
+        <w:tc>
+          <w:tcPr>
+            <w:tcW w:w="1555" w:type="dxa"/>
+            <w:vAlign w:val="center"/>
+          </w:tcPr>
+          <w:p>
+            <w:pPr>
+              <w:jc w:val="center"/>
+              <w:rPr>
+                <w:rFonts w:ascii="Arial" w:hAnsi="Arial" w:cs="Arial"/>
+              </w:rPr>
+            </w:pPr>
+            <w:r>
+              <w:rPr>
+                <w:rFonts w:ascii="Arial" w:hAnsi="Arial" w:cs="Arial"/>
+              </w:rPr>
+              <w:t>8:20-9:35</w:t>
+            </w:r>
+          </w:p>
+        </w:tc>
+        <w:tc>
+          <w:tcPr>
+            <w:tcW w:w="8073" w:type="dxa"/>
+          </w:tcPr>
+          <w:p>
+            <w:pPr>
+              <w:jc w:val="both"/>
+              <w:rPr>
+                <w:rFonts w:ascii="Arial" w:hAnsi="Arial" w:cs="Arial"/>
+              </w:rPr>
+            </w:pPr>
+            <w:r>
+              <w:rPr>
+                <w:rFonts w:ascii="Arial" w:hAnsi="Arial" w:cs="Arial"/>
+              </w:rPr>
+              <w:t xml:space="preserve">Tutti: Preparato presentazione e fatto </w:t>
+            </w:r>
+            <w:proofErr w:type="spellStart"/>
+            <w:r>
+              <w:rPr>
+                <w:rFonts w:ascii="Arial" w:hAnsi="Arial" w:cs="Arial"/>
+              </w:rPr>
+              <w:t>daily</w:t>
+            </w:r>
+            <w:proofErr w:type="spellEnd"/>
+            <w:r>
+              <w:rPr>
+                <w:rFonts w:ascii="Arial" w:hAnsi="Arial" w:cs="Arial"/>
+              </w:rPr>
+              <w:t xml:space="preserve"> </w:t>
+            </w:r>
+            <w:proofErr w:type="spellStart"/>
+            <w:r>
+              <w:rPr>
+                <w:rFonts w:ascii="Arial" w:hAnsi="Arial" w:cs="Arial"/>
+              </w:rPr>
+              <w:t>scrum</w:t>
+            </w:r>
+            <w:proofErr w:type="spellEnd"/>
+          </w:p>
+        </w:tc>
+      </w:tr>
+      <w:tr>
+        <w:tc>
+          <w:tcPr>
+            <w:tcW w:w="1555" w:type="dxa"/>
+            <w:vAlign w:val="center"/>
+          </w:tcPr>
+          <w:p>
+            <w:pPr>
+              <w:jc w:val="center"/>
+              <w:rPr>
+                <w:rFonts w:ascii="Arial" w:hAnsi="Arial" w:cs="Arial"/>
+              </w:rPr>
+            </w:pPr>
+            <w:r>
+              <w:rPr>
+                <w:rFonts w:ascii="Arial" w:hAnsi="Arial" w:cs="Arial"/>
+              </w:rPr>
+              <w:t>9:50-11:35</w:t>
+            </w:r>
+          </w:p>
+        </w:tc>
+        <w:tc>
+          <w:tcPr>
+            <w:tcW w:w="8073" w:type="dxa"/>
+          </w:tcPr>
+          <w:p>
+            <w:pPr>
+              <w:rPr>
+                <w:rFonts w:ascii="Arial" w:hAnsi="Arial" w:cs="Arial"/>
+              </w:rPr>
+            </w:pPr>
+            <w:r>
+              <w:rPr>
+                <w:rFonts w:ascii="Arial" w:hAnsi="Arial" w:cs="Arial"/>
+              </w:rPr>
+              <w:t>Tutti: presentato e continuato</w:t>
+            </w:r>
+            <w:r>
+              <w:rPr>
+                <w:rFonts w:ascii="Arial" w:hAnsi="Arial" w:cs="Arial"/>
+              </w:rPr>
+              <w:t xml:space="preserve"> movimenti</w:t>
+            </w:r>
+          </w:p>
+        </w:tc>
+      </w:tr>
+      <w:tr>
+        <w:tc>
+          <w:tcPr>
+            <w:tcW w:w="1555" w:type="dxa"/>
+            <w:vAlign w:val="center"/>
+          </w:tcPr>
+          <w:p>
+            <w:pPr>
+              <w:jc w:val="center"/>
+              <w:rPr>
+                <w:rFonts w:ascii="Arial" w:hAnsi="Arial" w:cs="Arial"/>
+              </w:rPr>
+            </w:pPr>
+            <w:r>
+              <w:rPr>
+                <w:rFonts w:ascii="Arial" w:hAnsi="Arial" w:cs="Arial"/>
+              </w:rPr>
+              <w:t>12:30-14:00</w:t>
+            </w:r>
+          </w:p>
+        </w:tc>
+        <w:tc>
+          <w:tcPr>
+            <w:tcW w:w="8073" w:type="dxa"/>
+          </w:tcPr>
+          <w:p>
+            <w:pPr>
+              <w:jc w:val="both"/>
+              <w:rPr>
+                <w:rFonts w:ascii="Arial" w:hAnsi="Arial" w:cs="Arial"/>
+              </w:rPr>
+            </w:pPr>
+            <w:r>
+              <w:rPr>
+                <w:rFonts w:ascii="Arial" w:hAnsi="Arial" w:cs="Arial"/>
+              </w:rPr>
+              <w:t xml:space="preserve">Tutti: </w:t>
+            </w:r>
+            <w:r>
+              <w:rPr>
+                <w:rFonts w:ascii="Arial" w:hAnsi="Arial" w:cs="Arial"/>
+              </w:rPr>
+              <w:t>movimenti</w:t>
+            </w:r>
+          </w:p>
+        </w:tc>
+      </w:tr>
+      <w:tr>
+        <w:tc>
+          <w:tcPr>
+            <w:tcW w:w="1555" w:type="dxa"/>
+            <w:vAlign w:val="center"/>
+          </w:tcPr>
+          <w:p>
+            <w:pPr>
+              <w:jc w:val="center"/>
+              <w:rPr>
+                <w:rFonts w:ascii="Arial" w:hAnsi="Arial" w:cs="Arial"/>
+              </w:rPr>
+            </w:pPr>
+            <w:r>
+              <w:rPr>
+                <w:rFonts w:ascii="Arial" w:hAnsi="Arial" w:cs="Arial"/>
+              </w:rPr>
+              <w:t>14:15-15:45</w:t>
+            </w:r>
+          </w:p>
+        </w:tc>
+        <w:tc>
+          <w:tcPr>
+            <w:tcW w:w="8073" w:type="dxa"/>
+          </w:tcPr>
+          <w:p>
+            <w:pPr>
+              <w:rPr>
+                <w:rFonts w:ascii="Arial" w:hAnsi="Arial" w:cs="Arial"/>
+              </w:rPr>
+            </w:pPr>
+            <w:r>
+              <w:rPr>
+                <w:rFonts w:ascii="Arial" w:hAnsi="Arial" w:cs="Arial"/>
+              </w:rPr>
+              <w:t xml:space="preserve">Tutti: Diario e finire </w:t>
+            </w:r>
+            <w:r>
+              <w:rPr>
+                <w:rFonts w:ascii="Arial" w:hAnsi="Arial" w:cs="Arial"/>
+              </w:rPr>
+              <w:t>movimenti</w:t>
+            </w:r>
+          </w:p>
+        </w:tc>
+      </w:tr>
+      <w:tr>
+        <w:tc>
+          <w:tcPr>
+            <w:tcW w:w="1555" w:type="dxa"/>
+            <w:vAlign w:val="center"/>
+          </w:tcPr>
+          <w:p>
+            <w:pPr>
+              <w:jc w:val="center"/>
+              <w:rPr>
+                <w:rFonts w:ascii="Arial" w:hAnsi="Arial" w:cs="Arial"/>
+              </w:rPr>
+            </w:pPr>
+            <w:r>
+              <w:rPr>
+                <w:rFonts w:ascii="Arial" w:hAnsi="Arial" w:cs="Arial"/>
+              </w:rPr>
+              <w:t>Fonti</w:t>
+            </w:r>
+          </w:p>
+        </w:tc>
+        <w:tc>
+          <w:tcPr>
+            <w:tcW w:w="8073" w:type="dxa"/>
+          </w:tcPr>
+          <w:p>
+            <w:pPr>
+              <w:rPr>
+                <w:rFonts w:ascii="Arial" w:hAnsi="Arial" w:cs="Arial"/>
+              </w:rPr>
+            </w:pPr>
+            <w:r>
+              <w:rPr>
+                <w:rFonts w:ascii="Arial" w:hAnsi="Arial" w:cs="Arial"/>
+              </w:rPr>
+              <w:t xml:space="preserve">Generazione SpriteSheet: </w:t>
+            </w:r>
+            <w:hyperlink r:id="rId13" w:history="1">
+              <w:r>
+                <w:rPr>
+                  <w:rStyle w:val="Collegamentoipertestuale"/>
+                  <w:rFonts w:ascii="Arial" w:hAnsi="Arial" w:cs="Arial"/>
+                </w:rPr>
+                <w:t>https://www.autosprite.io/app</w:t>
+              </w:r>
+            </w:hyperlink>
+            <w:r>
+              <w:rPr>
+                <w:rFonts w:ascii="Arial" w:hAnsi="Arial" w:cs="Arial"/>
+              </w:rPr>
+              <w:t xml:space="preserve"> </w:t>
+            </w:r>
+          </w:p>
+        </w:tc>
+      </w:tr>
+    </w:tbl>
+    <w:p>
+      <w:pPr>
+        <w:rPr>
+          <w:rFonts w:ascii="Arial" w:hAnsi="Arial" w:cs="Arial"/>
+        </w:rPr>
+      </w:pPr>
+    </w:p>
+    <w:tbl>
+      <w:tblPr>
+        <w:tblStyle w:val="Grigliatabella"/>
+        <w:tblW w:w="0" w:type="auto"/>
+        <w:tblLook w:val="04A0" w:firstRow="1" w:lastRow="0" w:firstColumn="1" w:lastColumn="0" w:noHBand="0" w:noVBand="1"/>
+      </w:tblPr>
+      <w:tblGrid>
+        <w:gridCol w:w="9628"/>
+      </w:tblGrid>
+      <w:tr>
+        <w:tc>
+          <w:tcPr>
+            <w:tcW w:w="9854" w:type="dxa"/>
+            <w:tcBorders>
+              <w:top w:val="single" w:sz="4" w:space="0" w:color="auto"/>
+              <w:left w:val="single" w:sz="4" w:space="0" w:color="auto"/>
+              <w:bottom w:val="single" w:sz="4" w:space="0" w:color="auto"/>
+              <w:right w:val="single" w:sz="4" w:space="0" w:color="auto"/>
+            </w:tcBorders>
+            <w:shd w:val="clear" w:color="auto" w:fill="D9D9D9" w:themeFill="background1" w:themeFillShade="D9"/>
+            <w:hideMark/>
+          </w:tcPr>
+          <w:p>
+            <w:pPr>
+              <w:rPr>
+                <w:rFonts w:ascii="Arial" w:hAnsi="Arial" w:cs="Arial"/>
+              </w:rPr>
+            </w:pPr>
+            <w:r>
+              <w:rPr>
+                <w:rFonts w:ascii="Arial" w:hAnsi="Arial" w:cs="Arial"/>
+              </w:rPr>
+              <w:t>Problemi riscontrati e soluzioni adottate</w:t>
+            </w:r>
+          </w:p>
+        </w:tc>
+      </w:tr>
+      <w:tr>
+        <w:tc>
+          <w:tcPr>
+            <w:tcW w:w="9854" w:type="dxa"/>
+            <w:tcBorders>
+              <w:top w:val="single" w:sz="4" w:space="0" w:color="auto"/>
+              <w:left w:val="single" w:sz="4" w:space="0" w:color="auto"/>
+              <w:bottom w:val="single" w:sz="4" w:space="0" w:color="auto"/>
+              <w:right w:val="single" w:sz="4" w:space="0" w:color="auto"/>
+            </w:tcBorders>
+          </w:tcPr>
+          <w:p>
+            <w:pPr>
+              <w:rPr>
+                <w:rFonts w:ascii="Arial" w:hAnsi="Arial" w:cs="Arial"/>
+              </w:rPr>
+            </w:pPr>
+            <w:r>
+              <w:rPr>
+                <w:rFonts w:ascii="Arial" w:hAnsi="Arial" w:cs="Arial"/>
+              </w:rPr>
+              <w:t>Abbiamo avuto un problema nel lavorare sullo stesso controller.</w:t>
+            </w:r>
+          </w:p>
+          <w:p>
+            <w:pPr>
+              <w:rPr>
+                <w:rFonts w:ascii="Arial" w:hAnsi="Arial" w:cs="Arial"/>
+              </w:rPr>
+            </w:pPr>
+            <w:r>
+              <w:rPr>
+                <w:rFonts w:ascii="Arial" w:hAnsi="Arial" w:cs="Arial"/>
+              </w:rPr>
+              <w:t xml:space="preserve">Abbiamo cercato diverse soluzioni che sembravano funzionare come creare più </w:t>
+            </w:r>
+            <w:proofErr w:type="spellStart"/>
+            <w:r>
+              <w:rPr>
+                <w:rFonts w:ascii="Arial" w:hAnsi="Arial" w:cs="Arial"/>
+              </w:rPr>
+              <w:t>layer</w:t>
+            </w:r>
+            <w:proofErr w:type="spellEnd"/>
+            <w:r>
+              <w:rPr>
+                <w:rFonts w:ascii="Arial" w:hAnsi="Arial" w:cs="Arial"/>
+              </w:rPr>
+              <w:t xml:space="preserve"> ma dava problemi con le immagini che tramite </w:t>
+            </w:r>
+            <w:proofErr w:type="spellStart"/>
+            <w:r>
+              <w:rPr>
+                <w:rFonts w:ascii="Arial" w:hAnsi="Arial" w:cs="Arial"/>
+              </w:rPr>
+              <w:t>git</w:t>
+            </w:r>
+            <w:proofErr w:type="spellEnd"/>
+            <w:r>
+              <w:rPr>
+                <w:rFonts w:ascii="Arial" w:hAnsi="Arial" w:cs="Arial"/>
+              </w:rPr>
+              <w:t xml:space="preserve"> non venivano passate perché il .controller è un file YAML e </w:t>
+            </w:r>
+            <w:proofErr w:type="spellStart"/>
+            <w:r>
+              <w:rPr>
+                <w:rFonts w:ascii="Arial" w:hAnsi="Arial" w:cs="Arial"/>
+              </w:rPr>
+              <w:t>git</w:t>
+            </w:r>
+            <w:proofErr w:type="spellEnd"/>
+            <w:r>
+              <w:rPr>
+                <w:rFonts w:ascii="Arial" w:hAnsi="Arial" w:cs="Arial"/>
+              </w:rPr>
+              <w:t xml:space="preserve"> non sa mergere il file nel modo corretto perciò alla fine abbiamo deciso che ogniuno lavora sul proprio controller per non creare problemi </w:t>
+            </w:r>
+          </w:p>
+        </w:tc>
+      </w:tr>
+    </w:tbl>
+    <w:p>
+      <w:pPr>
+        <w:rPr>
+          <w:rFonts w:ascii="Arial" w:hAnsi="Arial" w:cs="Arial"/>
+        </w:rPr>
+      </w:pPr>
+    </w:p>
+    <w:tbl>
+      <w:tblPr>
+        <w:tblStyle w:val="Grigliatabella"/>
+        <w:tblW w:w="0" w:type="auto"/>
+        <w:tblLook w:val="04A0" w:firstRow="1" w:lastRow="0" w:firstColumn="1" w:lastColumn="0" w:noHBand="0" w:noVBand="1"/>
+      </w:tblPr>
+      <w:tblGrid>
+        <w:gridCol w:w="9628"/>
+      </w:tblGrid>
+      <w:tr>
+        <w:tc>
+          <w:tcPr>
+            <w:tcW w:w="9854" w:type="dxa"/>
+            <w:tcBorders>
+              <w:top w:val="single" w:sz="4" w:space="0" w:color="auto"/>
+              <w:left w:val="single" w:sz="4" w:space="0" w:color="auto"/>
+              <w:bottom w:val="single" w:sz="4" w:space="0" w:color="auto"/>
+              <w:right w:val="single" w:sz="4" w:space="0" w:color="auto"/>
+            </w:tcBorders>
+            <w:shd w:val="clear" w:color="auto" w:fill="D9D9D9" w:themeFill="background1" w:themeFillShade="D9"/>
+            <w:hideMark/>
+          </w:tcPr>
+          <w:p>
+            <w:pPr>
+              <w:rPr>
+                <w:rFonts w:ascii="Arial" w:hAnsi="Arial" w:cs="Arial"/>
+              </w:rPr>
+            </w:pPr>
+            <w:r>
+              <w:rPr>
+                <w:rFonts w:ascii="Arial" w:hAnsi="Arial" w:cs="Arial"/>
+              </w:rPr>
+              <w:t>Punto della situazione rispetto alla pianificazione</w:t>
+            </w:r>
+          </w:p>
+        </w:tc>
+      </w:tr>
+      <w:tr>
+        <w:tc>
+          <w:tcPr>
+            <w:tcW w:w="9854" w:type="dxa"/>
+            <w:tcBorders>
+              <w:top w:val="single" w:sz="4" w:space="0" w:color="auto"/>
+              <w:left w:val="single" w:sz="4" w:space="0" w:color="auto"/>
+              <w:bottom w:val="single" w:sz="4" w:space="0" w:color="auto"/>
+              <w:right w:val="single" w:sz="4" w:space="0" w:color="auto"/>
+            </w:tcBorders>
+          </w:tcPr>
+          <w:p>
+            <w:pPr>
+              <w:rPr>
+                <w:rFonts w:ascii="Arial" w:hAnsi="Arial" w:cs="Arial"/>
+              </w:rPr>
+            </w:pPr>
+            <w:r>
+              <w:rPr>
+                <w:rFonts w:ascii="Arial" w:hAnsi="Arial" w:cs="Arial"/>
+              </w:rPr>
+              <w:t xml:space="preserve">Siamo un po’ in ritardo per il fatto che </w:t>
+            </w:r>
+            <w:r>
+              <w:rPr>
+                <w:rFonts w:ascii="Arial" w:hAnsi="Arial" w:cs="Arial"/>
+              </w:rPr>
+              <w:t>I</w:t>
+            </w:r>
+            <w:r>
+              <w:rPr>
+                <w:rFonts w:ascii="Arial" w:hAnsi="Arial" w:cs="Arial"/>
+              </w:rPr>
+              <w:t xml:space="preserve">van è stato assente oggi e non abbiamo potuto fare i </w:t>
+            </w:r>
+            <w:r>
+              <w:rPr>
+                <w:rFonts w:ascii="Arial" w:hAnsi="Arial" w:cs="Arial"/>
+              </w:rPr>
+              <w:t xml:space="preserve">alcuni </w:t>
+            </w:r>
+            <w:r>
+              <w:rPr>
+                <w:rFonts w:ascii="Arial" w:hAnsi="Arial" w:cs="Arial"/>
+              </w:rPr>
+              <w:t xml:space="preserve">movimenti e poi avremmo dovuto finire le interfacce oggi ma le dobbiamo ancora </w:t>
+            </w:r>
+            <w:r>
+              <w:rPr>
+                <w:rFonts w:ascii="Arial" w:hAnsi="Arial" w:cs="Arial"/>
+              </w:rPr>
+              <w:t>cominciate</w:t>
+            </w:r>
+            <w:r>
+              <w:rPr>
+                <w:rFonts w:ascii="Arial" w:hAnsi="Arial" w:cs="Arial"/>
+              </w:rPr>
+              <w:t xml:space="preserve"> </w:t>
+            </w:r>
+          </w:p>
+        </w:tc>
+      </w:tr>
+    </w:tbl>
+    <w:p>
+      <w:pPr>
+        <w:rPr>
+          <w:rFonts w:ascii="Arial" w:hAnsi="Arial" w:cs="Arial"/>
+        </w:rPr>
+      </w:pPr>
+    </w:p>
+    <w:tbl>
+      <w:tblPr>
+        <w:tblStyle w:val="Grigliatabella"/>
+        <w:tblW w:w="0" w:type="auto"/>
+        <w:tblLook w:val="04A0" w:firstRow="1" w:lastRow="0" w:firstColumn="1" w:lastColumn="0" w:noHBand="0" w:noVBand="1"/>
+      </w:tblPr>
+      <w:tblGrid>
+        <w:gridCol w:w="9628"/>
+      </w:tblGrid>
+      <w:tr>
+        <w:tc>
+          <w:tcPr>
+            <w:tcW w:w="9854" w:type="dxa"/>
+            <w:tcBorders>
+              <w:top w:val="single" w:sz="4" w:space="0" w:color="auto"/>
+              <w:left w:val="single" w:sz="4" w:space="0" w:color="auto"/>
+              <w:bottom w:val="single" w:sz="4" w:space="0" w:color="auto"/>
+              <w:right w:val="single" w:sz="4" w:space="0" w:color="auto"/>
+            </w:tcBorders>
+            <w:shd w:val="clear" w:color="auto" w:fill="D9D9D9" w:themeFill="background1" w:themeFillShade="D9"/>
+            <w:hideMark/>
+          </w:tcPr>
+          <w:p>
+            <w:pPr>
+              <w:rPr>
+                <w:rFonts w:ascii="Arial" w:hAnsi="Arial" w:cs="Arial"/>
+              </w:rPr>
+            </w:pPr>
+            <w:r>
+              <w:rPr>
+                <w:rFonts w:ascii="Arial" w:hAnsi="Arial" w:cs="Arial"/>
+              </w:rPr>
+              <w:t>Programma di massima per la prossima giornata di lavoro</w:t>
+            </w:r>
+          </w:p>
+        </w:tc>
+      </w:tr>
+      <w:tr>
+        <w:tc>
+          <w:tcPr>
+            <w:tcW w:w="9854" w:type="dxa"/>
+            <w:tcBorders>
+              <w:top w:val="single" w:sz="4" w:space="0" w:color="auto"/>
+              <w:left w:val="single" w:sz="4" w:space="0" w:color="auto"/>
+              <w:bottom w:val="single" w:sz="4" w:space="0" w:color="auto"/>
+              <w:right w:val="single" w:sz="4" w:space="0" w:color="auto"/>
+            </w:tcBorders>
+          </w:tcPr>
+          <w:p>
+            <w:pPr>
+              <w:rPr>
+                <w:rFonts w:ascii="Arial" w:hAnsi="Arial" w:cs="Arial"/>
+              </w:rPr>
+            </w:pPr>
+            <w:r>
+              <w:rPr>
+                <w:rFonts w:ascii="Arial" w:hAnsi="Arial" w:cs="Arial"/>
+              </w:rPr>
+              <w:t>Organizzare il nuovo sprint, finire le diverse interfacce</w:t>
+            </w:r>
+            <w:r>
+              <w:rPr>
+                <w:rFonts w:ascii="Arial" w:hAnsi="Arial" w:cs="Arial"/>
+              </w:rPr>
+              <w:t xml:space="preserve"> e rifinire alcuni movimenti</w:t>
+            </w:r>
+            <w:r>
+              <w:rPr>
+                <w:rFonts w:ascii="Arial" w:hAnsi="Arial" w:cs="Arial"/>
+              </w:rPr>
+              <w:t xml:space="preserve">, </w:t>
+            </w:r>
+            <w:r>
+              <w:rPr>
+                <w:rFonts w:ascii="Arial" w:hAnsi="Arial" w:cs="Arial"/>
+              </w:rPr>
+              <w:t>f</w:t>
+            </w:r>
+            <w:r>
+              <w:rPr>
+                <w:rFonts w:ascii="Arial" w:hAnsi="Arial" w:cs="Arial"/>
+              </w:rPr>
+              <w:t xml:space="preserve">are la verifica e prendere </w:t>
+            </w:r>
+            <w:r>
+              <w:rPr>
+                <w:rFonts w:ascii="Arial" w:hAnsi="Arial" w:cs="Arial"/>
+              </w:rPr>
+              <w:t>6.</w:t>
             </w:r>
           </w:p>
         </w:tc>
@@ -6797,6 +7942,88 @@
                 <w:rFonts w:ascii="Arial" w:hAnsi="Arial" w:cs="Arial"/>
               </w:rPr>
             </w:pPr>
+            <w:r>
+              <w:rPr>
+                <w:rFonts w:ascii="Arial" w:hAnsi="Arial" w:cs="Arial"/>
+              </w:rPr>
+              <w:t xml:space="preserve">Sidon: capire come fare il </w:t>
+            </w:r>
+            <w:proofErr w:type="spellStart"/>
+            <w:r>
+              <w:rPr>
+                <w:rFonts w:ascii="Arial" w:hAnsi="Arial" w:cs="Arial"/>
+              </w:rPr>
+              <w:t>git</w:t>
+            </w:r>
+            <w:proofErr w:type="spellEnd"/>
+            <w:r>
+              <w:rPr>
+                <w:rFonts w:ascii="Arial" w:hAnsi="Arial" w:cs="Arial"/>
+              </w:rPr>
+              <w:t xml:space="preserve"> </w:t>
+            </w:r>
+            <w:proofErr w:type="spellStart"/>
+            <w:r>
+              <w:rPr>
+                <w:rFonts w:ascii="Arial" w:hAnsi="Arial" w:cs="Arial"/>
+              </w:rPr>
+              <w:t>push</w:t>
+            </w:r>
+            <w:proofErr w:type="spellEnd"/>
+            <w:r>
+              <w:rPr>
+                <w:rFonts w:ascii="Arial" w:hAnsi="Arial" w:cs="Arial"/>
+              </w:rPr>
+              <w:t xml:space="preserve"> che ha avuto dei problemi</w:t>
+            </w:r>
+          </w:p>
+          <w:p>
+            <w:pPr>
+              <w:rPr>
+                <w:rFonts w:ascii="Arial" w:hAnsi="Arial" w:cs="Arial"/>
+              </w:rPr>
+            </w:pPr>
+            <w:r>
+              <w:rPr>
+                <w:rFonts w:ascii="Arial" w:hAnsi="Arial" w:cs="Arial"/>
+              </w:rPr>
+              <w:t>Tutti: presentare</w:t>
+            </w:r>
+          </w:p>
+          <w:p>
+            <w:pPr>
+              <w:rPr>
+                <w:rFonts w:ascii="Arial" w:hAnsi="Arial" w:cs="Arial"/>
+              </w:rPr>
+            </w:pPr>
+            <w:r>
+              <w:rPr>
+                <w:rFonts w:ascii="Arial" w:hAnsi="Arial" w:cs="Arial"/>
+              </w:rPr>
+              <w:t xml:space="preserve">Tutti: </w:t>
+            </w:r>
+            <w:r>
+              <w:rPr>
+                <w:rFonts w:ascii="Arial" w:hAnsi="Arial" w:cs="Arial"/>
+              </w:rPr>
+              <w:t>finire le animazioni entro il mattino</w:t>
+            </w:r>
+          </w:p>
+          <w:p>
+            <w:pPr>
+              <w:tabs>
+                <w:tab w:val="left" w:pos="3159"/>
+              </w:tabs>
+              <w:rPr>
+                <w:rFonts w:ascii="Arial" w:hAnsi="Arial" w:cs="Arial"/>
+              </w:rPr>
+            </w:pPr>
+            <w:r>
+              <w:rPr>
+                <w:rFonts w:ascii="Arial" w:hAnsi="Arial" w:cs="Arial"/>
+              </w:rPr>
+              <w:t xml:space="preserve">Tutti: cominciare le interfacce </w:t>
+            </w:r>
           </w:p>
         </w:tc>
       </w:tr>
@@ -6991,7 +8218,6 @@
               <w:rPr>
                 <w:rFonts w:ascii="Arial" w:hAnsi="Arial" w:cs="Arial"/>
               </w:rPr>
-              <w:lastRenderedPageBreak/>
               <w:t>Sprint Review</w:t>
             </w:r>
           </w:p>
@@ -7024,92 +8250,6 @@
           <w:rFonts w:ascii="Arial" w:hAnsi="Arial" w:cs="Arial"/>
         </w:rPr>
       </w:pPr>
-    </w:p>
-    <w:tbl>
-      <w:tblPr>
-        <w:tblStyle w:val="Grigliatabella"/>
-        <w:tblW w:w="0" w:type="auto"/>
-        <w:tblLook w:val="04A0" w:firstRow="1" w:lastRow="0" w:firstColumn="1" w:lastColumn="0" w:noHBand="0" w:noVBand="1"/>
-      </w:tblPr>
-      <w:tblGrid>
-        <w:gridCol w:w="9628"/>
-      </w:tblGrid>
-      <w:tr>
-        <w:tc>
-          <w:tcPr>
-            <w:tcW w:w="9854" w:type="dxa"/>
-            <w:tcBorders>
-              <w:top w:val="single" w:sz="4" w:space="0" w:color="auto"/>
-              <w:left w:val="single" w:sz="4" w:space="0" w:color="auto"/>
-              <w:bottom w:val="single" w:sz="4" w:space="0" w:color="auto"/>
-              <w:right w:val="single" w:sz="4" w:space="0" w:color="auto"/>
-            </w:tcBorders>
-            <w:shd w:val="clear" w:color="auto" w:fill="D9D9D9" w:themeFill="background1" w:themeFillShade="D9"/>
-            <w:hideMark/>
-          </w:tcPr>
-          <w:p>
-            <w:pPr>
-              <w:rPr>
-                <w:rFonts w:ascii="Arial" w:hAnsi="Arial" w:cs="Arial"/>
-              </w:rPr>
-            </w:pPr>
-            <w:r>
-              <w:rPr>
-                <w:rFonts w:ascii="Arial" w:hAnsi="Arial" w:cs="Arial"/>
-              </w:rPr>
-              <w:t xml:space="preserve">Sprint </w:t>
-            </w:r>
-            <w:proofErr w:type="spellStart"/>
-            <w:r>
-              <w:rPr>
-                <w:rFonts w:ascii="Arial" w:hAnsi="Arial" w:cs="Arial"/>
-              </w:rPr>
-              <w:t>Retrospective</w:t>
-            </w:r>
-            <w:proofErr w:type="spellEnd"/>
-          </w:p>
-        </w:tc>
-      </w:tr>
-      <w:tr>
-        <w:tc>
-          <w:tcPr>
-            <w:tcW w:w="9854" w:type="dxa"/>
-            <w:tcBorders>
-              <w:top w:val="single" w:sz="4" w:space="0" w:color="auto"/>
-              <w:left w:val="single" w:sz="4" w:space="0" w:color="auto"/>
-              <w:bottom w:val="single" w:sz="4" w:space="0" w:color="auto"/>
-              <w:right w:val="single" w:sz="4" w:space="0" w:color="auto"/>
-            </w:tcBorders>
-          </w:tcPr>
-          <w:p>
-            <w:pPr>
-              <w:rPr>
-                <w:rFonts w:ascii="Arial" w:hAnsi="Arial" w:cs="Arial"/>
-              </w:rPr>
-            </w:pPr>
-          </w:p>
-        </w:tc>
-      </w:tr>
-    </w:tbl>
-    <w:p>
-      <w:pPr>
-        <w:rPr>
-          <w:rFonts w:ascii="Arial" w:hAnsi="Arial" w:cs="Arial"/>
-        </w:rPr>
-      </w:pPr>
-    </w:p>
-    <w:p>
-      <w:pPr>
-        <w:rPr>
-          <w:rFonts w:ascii="Arial" w:hAnsi="Arial" w:cs="Arial"/>
-        </w:rPr>
-      </w:pPr>
-      <w:r>
-        <w:rPr>
-          <w:rFonts w:ascii="Arial" w:hAnsi="Arial" w:cs="Arial"/>
-        </w:rPr>
-        <w:br w:type="page"/>
-      </w:r>
     </w:p>
     <w:tbl>
       <w:tblPr>
@@ -7119,8 +8259,75 @@
       </w:tblPr>
       <w:tblGrid>
         <w:gridCol w:w="4803"/>
-        <w:gridCol w:w="4831"/>
+        <w:gridCol w:w="4825"/>
+        <w:gridCol w:w="6"/>
       </w:tblGrid>
+      <w:tr>
+        <w:trPr>
+          <w:gridAfter w:val="1"/>
+          <w:wAfter w:w="6" w:type="dxa"/>
+        </w:trPr>
+        <w:tc>
+          <w:tcPr>
+            <w:tcW w:w="9628" w:type="dxa"/>
+            <w:gridSpan w:val="2"/>
+            <w:tcBorders>
+              <w:top w:val="single" w:sz="4" w:space="0" w:color="auto"/>
+              <w:left w:val="single" w:sz="4" w:space="0" w:color="auto"/>
+              <w:bottom w:val="single" w:sz="4" w:space="0" w:color="auto"/>
+              <w:right w:val="single" w:sz="4" w:space="0" w:color="auto"/>
+            </w:tcBorders>
+            <w:shd w:val="clear" w:color="auto" w:fill="D9D9D9" w:themeFill="background1" w:themeFillShade="D9"/>
+            <w:hideMark/>
+          </w:tcPr>
+          <w:p>
+            <w:pPr>
+              <w:rPr>
+                <w:rFonts w:ascii="Arial" w:hAnsi="Arial" w:cs="Arial"/>
+              </w:rPr>
+            </w:pPr>
+            <w:r>
+              <w:rPr>
+                <w:rFonts w:ascii="Arial" w:hAnsi="Arial" w:cs="Arial"/>
+              </w:rPr>
+              <w:t xml:space="preserve">Sprint </w:t>
+            </w:r>
+            <w:proofErr w:type="spellStart"/>
+            <w:r>
+              <w:rPr>
+                <w:rFonts w:ascii="Arial" w:hAnsi="Arial" w:cs="Arial"/>
+              </w:rPr>
+              <w:t>Retrospective</w:t>
+            </w:r>
+            <w:proofErr w:type="spellEnd"/>
+          </w:p>
+        </w:tc>
+      </w:tr>
+      <w:tr>
+        <w:trPr>
+          <w:gridAfter w:val="1"/>
+          <w:wAfter w:w="6" w:type="dxa"/>
+        </w:trPr>
+        <w:tc>
+          <w:tcPr>
+            <w:tcW w:w="9628" w:type="dxa"/>
+            <w:gridSpan w:val="2"/>
+            <w:tcBorders>
+              <w:top w:val="single" w:sz="4" w:space="0" w:color="auto"/>
+              <w:left w:val="single" w:sz="4" w:space="0" w:color="auto"/>
+              <w:bottom w:val="single" w:sz="4" w:space="0" w:color="auto"/>
+              <w:right w:val="single" w:sz="4" w:space="0" w:color="auto"/>
+            </w:tcBorders>
+          </w:tcPr>
+          <w:p>
+            <w:pPr>
+              <w:rPr>
+                <w:rFonts w:ascii="Arial" w:hAnsi="Arial" w:cs="Arial"/>
+              </w:rPr>
+            </w:pPr>
+          </w:p>
+        </w:tc>
+      </w:tr>
       <w:tr>
         <w:trPr>
           <w:trHeight w:hRule="exact" w:val="397"/>
@@ -7155,6 +8362,7 @@
         <w:tc>
           <w:tcPr>
             <w:tcW w:w="4831" w:type="dxa"/>
+            <w:gridSpan w:val="2"/>
             <w:tcBorders>
               <w:top w:val="single" w:sz="4" w:space="0" w:color="auto"/>
               <w:left w:val="single" w:sz="4" w:space="0" w:color="auto"/>
@@ -7214,6 +8422,7 @@
         <w:tc>
           <w:tcPr>
             <w:tcW w:w="4831" w:type="dxa"/>
+            <w:gridSpan w:val="2"/>
             <w:tcBorders>
               <w:top w:val="single" w:sz="4" w:space="0" w:color="auto"/>
               <w:left w:val="single" w:sz="4" w:space="0" w:color="auto"/>
@@ -7314,30 +8523,14 @@
               <w:rPr>
                 <w:rFonts w:ascii="Arial" w:hAnsi="Arial" w:cs="Arial"/>
               </w:rPr>
-              <w:t xml:space="preserve">Tutti: Preparato presentazione e fatto </w:t>
-            </w:r>
-            <w:proofErr w:type="spellStart"/>
-            <w:r>
-              <w:rPr>
-                <w:rFonts w:ascii="Arial" w:hAnsi="Arial" w:cs="Arial"/>
-              </w:rPr>
-              <w:t>daily</w:t>
-            </w:r>
-            <w:proofErr w:type="spellEnd"/>
-            <w:r>
-              <w:rPr>
-                <w:rFonts w:ascii="Arial" w:hAnsi="Arial" w:cs="Arial"/>
-              </w:rPr>
-              <w:t xml:space="preserve"> </w:t>
-            </w:r>
-            <w:proofErr w:type="spellStart"/>
-            <w:r>
-              <w:rPr>
-                <w:rFonts w:ascii="Arial" w:hAnsi="Arial" w:cs="Arial"/>
-              </w:rPr>
-              <w:t>scrum</w:t>
-            </w:r>
-            <w:proofErr w:type="spellEnd"/>
+              <w:t xml:space="preserve">Tutti: </w:t>
+            </w:r>
+            <w:r>
+              <w:rPr>
+                <w:rFonts w:ascii="Arial" w:hAnsi="Arial" w:cs="Arial"/>
+              </w:rPr>
+              <w:t xml:space="preserve">svolto la verifica </w:t>
+            </w:r>
           </w:p>
         </w:tc>
       </w:tr>
@@ -7376,13 +8569,7 @@
               <w:rPr>
                 <w:rFonts w:ascii="Arial" w:hAnsi="Arial" w:cs="Arial"/>
               </w:rPr>
-              <w:t>Tutti: presentato e continuato</w:t>
-            </w:r>
-            <w:r>
-              <w:rPr>
-                <w:rFonts w:ascii="Arial" w:hAnsi="Arial" w:cs="Arial"/>
-              </w:rPr>
-              <w:t xml:space="preserve"> movimenti</w:t>
+              <w:t>Tutti: riunione per pianificazione</w:t>
             </w:r>
           </w:p>
         </w:tc>
@@ -7423,13 +8610,7 @@
               <w:rPr>
                 <w:rFonts w:ascii="Arial" w:hAnsi="Arial" w:cs="Arial"/>
               </w:rPr>
-              <w:t xml:space="preserve">Tutti: </w:t>
-            </w:r>
-            <w:r>
-              <w:rPr>
-                <w:rFonts w:ascii="Arial" w:hAnsi="Arial" w:cs="Arial"/>
-              </w:rPr>
-              <w:t>movimenti</w:t>
+              <w:t>Yasser: Fatto e finito i calci di tutti i personaggi, creazione storia del proprio personaggio.</w:t>
             </w:r>
           </w:p>
         </w:tc>
@@ -7469,13 +8650,32 @@
               <w:rPr>
                 <w:rFonts w:ascii="Arial" w:hAnsi="Arial" w:cs="Arial"/>
               </w:rPr>
-              <w:t xml:space="preserve">Tutti: Diario e finire </w:t>
-            </w:r>
-            <w:r>
-              <w:rPr>
-                <w:rFonts w:ascii="Arial" w:hAnsi="Arial" w:cs="Arial"/>
-              </w:rPr>
-              <w:t>movimenti</w:t>
+              <w:t>Yasser: c</w:t>
+            </w:r>
+            <w:r>
+              <w:rPr>
+                <w:rFonts w:ascii="Arial" w:hAnsi="Arial" w:cs="Arial"/>
+              </w:rPr>
+              <w:t>ominciato la creazione delle pagine di scelta mappa e scelta personaggi</w:t>
+            </w:r>
+            <w:r>
+              <w:rPr>
+                <w:rFonts w:ascii="Arial" w:hAnsi="Arial" w:cs="Arial"/>
+              </w:rPr>
+              <w:t>, è andato via alle 15:00</w:t>
+            </w:r>
+          </w:p>
+          <w:p>
+            <w:pPr>
+              <w:rPr>
+                <w:rFonts w:ascii="Arial" w:hAnsi="Arial" w:cs="Arial"/>
+              </w:rPr>
+            </w:pPr>
+            <w:r>
+              <w:rPr>
+                <w:rFonts w:ascii="Arial" w:hAnsi="Arial" w:cs="Arial"/>
+              </w:rPr>
+              <w:t>Tutti: Diario e finire movimenti</w:t>
             </w:r>
           </w:p>
         </w:tc>
@@ -7511,27 +8711,6 @@
                 <w:rFonts w:ascii="Arial" w:hAnsi="Arial" w:cs="Arial"/>
               </w:rPr>
             </w:pPr>
-            <w:r>
-              <w:rPr>
-                <w:rFonts w:ascii="Arial" w:hAnsi="Arial" w:cs="Arial"/>
-              </w:rPr>
-              <w:t xml:space="preserve">Generazione SpriteSheet: </w:t>
-            </w:r>
-            <w:hyperlink r:id="rId13" w:history="1">
-              <w:r>
-                <w:rPr>
-                  <w:rStyle w:val="Collegamentoipertestuale"/>
-                  <w:rFonts w:ascii="Arial" w:hAnsi="Arial" w:cs="Arial"/>
-                </w:rPr>
-                <w:t>https://www.autosprite.io/app</w:t>
-              </w:r>
-            </w:hyperlink>
-            <w:r>
-              <w:rPr>
-                <w:rFonts w:ascii="Arial" w:hAnsi="Arial" w:cs="Arial"/>
-              </w:rPr>
-              <w:t xml:space="preserve"> </w:t>
-            </w:r>
           </w:p>
         </w:tc>
       </w:tr>
@@ -7597,81 +8776,13 @@
                 <w:rFonts w:ascii="Arial" w:hAnsi="Arial" w:cs="Arial"/>
               </w:rPr>
             </w:pPr>
-            <w:r>
-              <w:rPr>
-                <w:rFonts w:ascii="Arial" w:hAnsi="Arial" w:cs="Arial"/>
-              </w:rPr>
-              <w:t>Abbiamo avuto un problema nel lavorare sullo stesso controller.</w:t>
-            </w:r>
-          </w:p>
-          <w:p>
-            <w:pPr>
-              <w:rPr>
-                <w:rFonts w:ascii="Arial" w:hAnsi="Arial" w:cs="Arial"/>
-              </w:rPr>
-            </w:pPr>
-            <w:r>
-              <w:rPr>
-                <w:rFonts w:ascii="Arial" w:hAnsi="Arial" w:cs="Arial"/>
-              </w:rPr>
-              <w:t xml:space="preserve">Abbiamo cercato diverse soluzioni che sembravano funzionare come creare più </w:t>
-            </w:r>
-            <w:proofErr w:type="spellStart"/>
-            <w:r>
-              <w:rPr>
-                <w:rFonts w:ascii="Arial" w:hAnsi="Arial" w:cs="Arial"/>
-              </w:rPr>
-              <w:t>layer</w:t>
-            </w:r>
-            <w:proofErr w:type="spellEnd"/>
-            <w:r>
-              <w:rPr>
-                <w:rFonts w:ascii="Arial" w:hAnsi="Arial" w:cs="Arial"/>
-              </w:rPr>
-              <w:t xml:space="preserve"> ma dava problemi con le immagini che tramite </w:t>
-            </w:r>
-            <w:proofErr w:type="spellStart"/>
-            <w:r>
-              <w:rPr>
-                <w:rFonts w:ascii="Arial" w:hAnsi="Arial" w:cs="Arial"/>
-              </w:rPr>
-              <w:t>git</w:t>
-            </w:r>
-            <w:proofErr w:type="spellEnd"/>
-            <w:r>
-              <w:rPr>
-                <w:rFonts w:ascii="Arial" w:hAnsi="Arial" w:cs="Arial"/>
-              </w:rPr>
-              <w:t xml:space="preserve"> non venivano passate perché </w:t>
-            </w:r>
-            <w:proofErr w:type="gramStart"/>
-            <w:r>
-              <w:rPr>
-                <w:rFonts w:ascii="Arial" w:hAnsi="Arial" w:cs="Arial"/>
-              </w:rPr>
-              <w:t>il .controller</w:t>
-            </w:r>
-            <w:proofErr w:type="gramEnd"/>
-            <w:r>
-              <w:rPr>
-                <w:rFonts w:ascii="Arial" w:hAnsi="Arial" w:cs="Arial"/>
-              </w:rPr>
-              <w:t xml:space="preserve"> è un file YAML e </w:t>
-            </w:r>
-            <w:proofErr w:type="spellStart"/>
-            <w:r>
-              <w:rPr>
-                <w:rFonts w:ascii="Arial" w:hAnsi="Arial" w:cs="Arial"/>
-              </w:rPr>
-              <w:t>git</w:t>
-            </w:r>
-            <w:proofErr w:type="spellEnd"/>
-            <w:r>
-              <w:rPr>
-                <w:rFonts w:ascii="Arial" w:hAnsi="Arial" w:cs="Arial"/>
-              </w:rPr>
-              <w:t xml:space="preserve"> non sa mergere il file nel modo corretto perciò alla fine abbiamo deciso che ogniuno lavora sul proprio controller per non creare problemi </w:t>
-            </w:r>
+          </w:p>
+          <w:p>
+            <w:pPr>
+              <w:rPr>
+                <w:rFonts w:ascii="Arial" w:hAnsi="Arial" w:cs="Arial"/>
+              </w:rPr>
+            </w:pPr>
           </w:p>
         </w:tc>
       </w:tr>
@@ -7737,48 +8848,6 @@
                 <w:rFonts w:ascii="Arial" w:hAnsi="Arial" w:cs="Arial"/>
               </w:rPr>
             </w:pPr>
-            <w:r>
-              <w:rPr>
-                <w:rFonts w:ascii="Arial" w:hAnsi="Arial" w:cs="Arial"/>
-              </w:rPr>
-              <w:t xml:space="preserve">Siamo un po’ in ritardo per il fatto che </w:t>
-            </w:r>
-            <w:r>
-              <w:rPr>
-                <w:rFonts w:ascii="Arial" w:hAnsi="Arial" w:cs="Arial"/>
-              </w:rPr>
-              <w:t>I</w:t>
-            </w:r>
-            <w:r>
-              <w:rPr>
-                <w:rFonts w:ascii="Arial" w:hAnsi="Arial" w:cs="Arial"/>
-              </w:rPr>
-              <w:t xml:space="preserve">van è stato assente oggi e non abbiamo potuto fare i </w:t>
-            </w:r>
-            <w:r>
-              <w:rPr>
-                <w:rFonts w:ascii="Arial" w:hAnsi="Arial" w:cs="Arial"/>
-              </w:rPr>
-              <w:t xml:space="preserve">alcuni </w:t>
-            </w:r>
-            <w:r>
-              <w:rPr>
-                <w:rFonts w:ascii="Arial" w:hAnsi="Arial" w:cs="Arial"/>
-              </w:rPr>
-              <w:t xml:space="preserve">movimenti e poi avremmo dovuto finire le interfacce oggi ma le dobbiamo ancora </w:t>
-            </w:r>
-            <w:r>
-              <w:rPr>
-                <w:rFonts w:ascii="Arial" w:hAnsi="Arial" w:cs="Arial"/>
-              </w:rPr>
-              <w:t>cominciate</w:t>
-            </w:r>
-            <w:r>
-              <w:rPr>
-                <w:rFonts w:ascii="Arial" w:hAnsi="Arial" w:cs="Arial"/>
-              </w:rPr>
-              <w:t xml:space="preserve"> </w:t>
-            </w:r>
           </w:p>
         </w:tc>
       </w:tr>
@@ -7844,42 +8913,6 @@
                 <w:rFonts w:ascii="Arial" w:hAnsi="Arial" w:cs="Arial"/>
               </w:rPr>
             </w:pPr>
-            <w:r>
-              <w:rPr>
-                <w:rFonts w:ascii="Arial" w:hAnsi="Arial" w:cs="Arial"/>
-              </w:rPr>
-              <w:t>Organizzare il nuovo sprint, finire le diverse interfacce</w:t>
-            </w:r>
-            <w:r>
-              <w:rPr>
-                <w:rFonts w:ascii="Arial" w:hAnsi="Arial" w:cs="Arial"/>
-              </w:rPr>
-              <w:t xml:space="preserve"> e rifinire alcuni movimenti</w:t>
-            </w:r>
-            <w:r>
-              <w:rPr>
-                <w:rFonts w:ascii="Arial" w:hAnsi="Arial" w:cs="Arial"/>
-              </w:rPr>
-              <w:t xml:space="preserve">, </w:t>
-            </w:r>
-            <w:r>
-              <w:rPr>
-                <w:rFonts w:ascii="Arial" w:hAnsi="Arial" w:cs="Arial"/>
-              </w:rPr>
-              <w:t>f</w:t>
-            </w:r>
-            <w:r>
-              <w:rPr>
-                <w:rFonts w:ascii="Arial" w:hAnsi="Arial" w:cs="Arial"/>
-              </w:rPr>
-              <w:t xml:space="preserve">are la verifica e prendere </w:t>
-            </w:r>
-            <w:r>
-              <w:rPr>
-                <w:rFonts w:ascii="Arial" w:hAnsi="Arial" w:cs="Arial"/>
-              </w:rPr>
-              <w:t>6.</w:t>
-            </w:r>
           </w:p>
         </w:tc>
       </w:tr>
@@ -8034,13 +9067,7 @@
               <w:rPr>
                 <w:rFonts w:ascii="Arial" w:hAnsi="Arial" w:cs="Arial"/>
               </w:rPr>
-              <w:t xml:space="preserve">Tutti: </w:t>
-            </w:r>
-            <w:r>
-              <w:rPr>
-                <w:rFonts w:ascii="Arial" w:hAnsi="Arial" w:cs="Arial"/>
-              </w:rPr>
-              <w:t>finire le animazioni entro il mattino</w:t>
+              <w:t>Tutti: finire le animazioni entro il mattino</w:t>
             </w:r>
           </w:p>
           <w:p>
@@ -11867,7 +12894,6 @@
     <w:next w:val="Normale"/>
     <w:link w:val="Titolo2Carattere"/>
     <w:uiPriority w:val="9"/>
-    <w:semiHidden/>
     <w:unhideWhenUsed/>
     <w:qFormat/>
     <w:rsid w:val="00262506"/>
@@ -12356,7 +13382,6 @@
     <w:basedOn w:val="Carpredefinitoparagrafo"/>
     <w:link w:val="Titolo2"/>
     <w:uiPriority w:val="9"/>
-    <w:semiHidden/>
     <w:rsid w:val="00262506"/>
     <w:rPr>
       <w:rFonts w:asciiTheme="majorHAnsi" w:eastAsiaTheme="majorEastAsia" w:hAnsiTheme="majorHAnsi" w:cstheme="majorBidi"/>
@@ -12722,27 +13747,6 @@
 </file>
 
 <file path=customXml/item1.xml><?xml version="1.0" encoding="utf-8"?>
-<b:Sources xmlns:b="http://schemas.openxmlformats.org/officeDocument/2006/bibliography" xmlns="http://schemas.openxmlformats.org/officeDocument/2006/bibliography" SelectedStyle="\APA.XSL" StyleName="APA"/>
-</file>
-
-<file path=customXml/item2.xml><?xml version="1.0" encoding="utf-8"?>
-<p:properties xmlns:p="http://schemas.microsoft.com/office/2006/metadata/properties" xmlns:xsi="http://www.w3.org/2001/XMLSchema-instance" xmlns:pc="http://schemas.microsoft.com/office/infopath/2007/PartnerControls">
-  <documentManagement>
-    <_activity xmlns="9a5989ba-1f3a-4074-8e62-988f1f5a6d91" xsi:nil="true"/>
-  </documentManagement>
-</p:properties>
-</file>
-
-<file path=customXml/item3.xml><?xml version="1.0" encoding="utf-8"?>
-<?mso-contentType ?>
-<FormTemplates xmlns="http://schemas.microsoft.com/sharepoint/v3/contenttype/forms">
-  <Display>DocumentLibraryForm</Display>
-  <Edit>DocumentLibraryForm</Edit>
-  <New>DocumentLibraryForm</New>
-</FormTemplates>
-</file>
-
-<file path=customXml/item4.xml><?xml version="1.0" encoding="utf-8"?>
 <ct:contentTypeSchema xmlns:ct="http://schemas.microsoft.com/office/2006/metadata/contentType" xmlns:ma="http://schemas.microsoft.com/office/2006/metadata/properties/metaAttributes" ct:_="" ma:_="" ma:contentTypeName="Documento" ma:contentTypeID="0x0101001D68984F87EC994ABE7B851987432E7B" ma:contentTypeVersion="13" ma:contentTypeDescription="Creare un nuovo documento." ma:contentTypeScope="" ma:versionID="9735a29966f8059e51308ea1cecd41eb">
   <xsd:schema xmlns:xsd="http://www.w3.org/2001/XMLSchema" xmlns:xs="http://www.w3.org/2001/XMLSchema" xmlns:p="http://schemas.microsoft.com/office/2006/metadata/properties" xmlns:ns3="d8eed4e0-1c4d-4eb7-9d5a-8c6be5a7f7cc" xmlns:ns4="9a5989ba-1f3a-4074-8e62-988f1f5a6d91" targetNamespace="http://schemas.microsoft.com/office/2006/metadata/properties" ma:root="true" ma:fieldsID="10fd3cb04b3c10d561cc1ece84de1cfd" ns3:_="" ns4:_="">
     <xsd:import namespace="d8eed4e0-1c4d-4eb7-9d5a-8c6be5a7f7cc"/>
@@ -12963,33 +13967,28 @@
 </ct:contentTypeSchema>
 </file>
 
-<file path=customXml/itemProps1.xml><?xml version="1.0" encoding="utf-8"?>
-<ds:datastoreItem xmlns:ds="http://schemas.openxmlformats.org/officeDocument/2006/customXml" ds:itemID="{A4D352A7-3801-4E51-8ED0-E5F8E4A7EC31}">
-  <ds:schemaRefs>
-    <ds:schemaRef ds:uri="http://schemas.openxmlformats.org/officeDocument/2006/bibliography"/>
-  </ds:schemaRefs>
-</ds:datastoreItem>
+<file path=customXml/item2.xml><?xml version="1.0" encoding="utf-8"?>
+<?mso-contentType ?>
+<FormTemplates xmlns="http://schemas.microsoft.com/sharepoint/v3/contenttype/forms">
+  <Display>DocumentLibraryForm</Display>
+  <Edit>DocumentLibraryForm</Edit>
+  <New>DocumentLibraryForm</New>
+</FormTemplates>
 </file>
 
-<file path=customXml/itemProps2.xml><?xml version="1.0" encoding="utf-8"?>
-<ds:datastoreItem xmlns:ds="http://schemas.openxmlformats.org/officeDocument/2006/customXml" ds:itemID="{4C5564E7-A054-43C4-BF74-7A145474E87C}">
-  <ds:schemaRefs>
-    <ds:schemaRef ds:uri="http://schemas.microsoft.com/office/2006/metadata/properties"/>
-    <ds:schemaRef ds:uri="http://schemas.microsoft.com/office/infopath/2007/PartnerControls"/>
-    <ds:schemaRef ds:uri="9a5989ba-1f3a-4074-8e62-988f1f5a6d91"/>
-  </ds:schemaRefs>
-</ds:datastoreItem>
+<file path=customXml/item3.xml><?xml version="1.0" encoding="utf-8"?>
+<p:properties xmlns:p="http://schemas.microsoft.com/office/2006/metadata/properties" xmlns:xsi="http://www.w3.org/2001/XMLSchema-instance" xmlns:pc="http://schemas.microsoft.com/office/infopath/2007/PartnerControls">
+  <documentManagement>
+    <_activity xmlns="9a5989ba-1f3a-4074-8e62-988f1f5a6d91" xsi:nil="true"/>
+  </documentManagement>
+</p:properties>
 </file>
 
-<file path=customXml/itemProps3.xml><?xml version="1.0" encoding="utf-8"?>
-<ds:datastoreItem xmlns:ds="http://schemas.openxmlformats.org/officeDocument/2006/customXml" ds:itemID="{F88632BD-6596-4D41-8033-40DE95A98259}">
-  <ds:schemaRefs>
-    <ds:schemaRef ds:uri="http://schemas.microsoft.com/sharepoint/v3/contenttype/forms"/>
-  </ds:schemaRefs>
-</ds:datastoreItem>
+<file path=customXml/item4.xml><?xml version="1.0" encoding="utf-8"?>
+<b:Sources xmlns:b="http://schemas.openxmlformats.org/officeDocument/2006/bibliography" xmlns="http://schemas.openxmlformats.org/officeDocument/2006/bibliography" SelectedStyle="\APA.XSL" StyleName="APA"/>
 </file>
 
-<file path=customXml/itemProps4.xml><?xml version="1.0" encoding="utf-8"?>
+<file path=customXml/itemProps1.xml><?xml version="1.0" encoding="utf-8"?>
 <ds:datastoreItem xmlns:ds="http://schemas.openxmlformats.org/officeDocument/2006/customXml" ds:itemID="{DF47FB3B-BE2E-4282-A583-D09F8A90D7A9}">
   <ds:schemaRefs>
     <ds:schemaRef ds:uri="http://schemas.microsoft.com/office/2006/metadata/contentType"/>
@@ -13006,4 +14005,30 @@
     <ds:schemaRef ds:uri="http://schemas.microsoft.com/internal/obd"/>
   </ds:schemaRefs>
 </ds:datastoreItem>
+</file>
+
+<file path=customXml/itemProps2.xml><?xml version="1.0" encoding="utf-8"?>
+<ds:datastoreItem xmlns:ds="http://schemas.openxmlformats.org/officeDocument/2006/customXml" ds:itemID="{F88632BD-6596-4D41-8033-40DE95A98259}">
+  <ds:schemaRefs>
+    <ds:schemaRef ds:uri="http://schemas.microsoft.com/sharepoint/v3/contenttype/forms"/>
+  </ds:schemaRefs>
+</ds:datastoreItem>
+</file>
+
+<file path=customXml/itemProps3.xml><?xml version="1.0" encoding="utf-8"?>
+<ds:datastoreItem xmlns:ds="http://schemas.openxmlformats.org/officeDocument/2006/customXml" ds:itemID="{4C5564E7-A054-43C4-BF74-7A145474E87C}">
+  <ds:schemaRefs>
+    <ds:schemaRef ds:uri="http://schemas.microsoft.com/office/2006/metadata/properties"/>
+    <ds:schemaRef ds:uri="http://schemas.microsoft.com/office/infopath/2007/PartnerControls"/>
+    <ds:schemaRef ds:uri="9a5989ba-1f3a-4074-8e62-988f1f5a6d91"/>
+  </ds:schemaRefs>
+</ds:datastoreItem>
+</file>
+
+<file path=customXml/itemProps4.xml><?xml version="1.0" encoding="utf-8"?>
+<ds:datastoreItem xmlns:ds="http://schemas.openxmlformats.org/officeDocument/2006/customXml" ds:itemID="{A4D352A7-3801-4E51-8ED0-E5F8E4A7EC31}">
+  <ds:schemaRefs>
+    <ds:schemaRef ds:uri="http://schemas.openxmlformats.org/officeDocument/2006/bibliography"/>
+  </ds:schemaRefs>
+</ds:datastoreItem>
 </file>
--- a/4_Diari/Diario di Lavoro.docx
+++ b/4_Diari/Diario di Lavoro.docx
@@ -525,35 +525,7 @@
               <w:rPr>
                 <w:rFonts w:ascii="Arial" w:hAnsi="Arial" w:cs="Arial"/>
               </w:rPr>
-              <w:t xml:space="preserve">Messo tutto insieme e </w:t>
-            </w:r>
-            <w:proofErr w:type="spellStart"/>
-            <w:r>
-              <w:rPr>
-                <w:rFonts w:ascii="Arial" w:hAnsi="Arial" w:cs="Arial"/>
-              </w:rPr>
-              <w:t>commit</w:t>
-            </w:r>
-            <w:proofErr w:type="spellEnd"/>
-            <w:r>
-              <w:rPr>
-                <w:rFonts w:ascii="Arial" w:hAnsi="Arial" w:cs="Arial"/>
-              </w:rPr>
-              <w:t xml:space="preserve"> </w:t>
-            </w:r>
-            <w:proofErr w:type="spellStart"/>
-            <w:r>
-              <w:rPr>
-                <w:rFonts w:ascii="Arial" w:hAnsi="Arial" w:cs="Arial"/>
-              </w:rPr>
-              <w:t>github</w:t>
-            </w:r>
-            <w:proofErr w:type="spellEnd"/>
-            <w:r>
-              <w:rPr>
-                <w:rFonts w:ascii="Arial" w:hAnsi="Arial" w:cs="Arial"/>
-              </w:rPr>
-              <w:t>.</w:t>
+              <w:t>Messo tutto insieme e commit github.</w:t>
             </w:r>
           </w:p>
         </w:tc>
@@ -990,16 +962,8 @@
               <w:rPr>
                 <w:rFonts w:ascii="Arial" w:hAnsi="Arial" w:cs="Arial"/>
               </w:rPr>
-              <w:t xml:space="preserve">Ivan, Yasser, Quan: Modifiche finali al </w:t>
-            </w:r>
-            <w:proofErr w:type="spellStart"/>
-            <w:r>
-              <w:rPr>
-                <w:rFonts w:ascii="Arial" w:hAnsi="Arial" w:cs="Arial"/>
-              </w:rPr>
-              <w:t>QdC</w:t>
-            </w:r>
-            <w:proofErr w:type="spellEnd"/>
+              <w:t>Ivan, Yasser, Quan: Modifiche finali al QdC</w:t>
+            </w:r>
           </w:p>
           <w:p>
             <w:pPr>
@@ -1052,21 +1016,7 @@
               <w:rPr>
                 <w:rFonts w:ascii="Arial" w:hAnsi="Arial" w:cs="Arial"/>
               </w:rPr>
-              <w:t xml:space="preserve">Discussione del </w:t>
-            </w:r>
-            <w:proofErr w:type="spellStart"/>
-            <w:r>
-              <w:rPr>
-                <w:rFonts w:ascii="Arial" w:hAnsi="Arial" w:cs="Arial"/>
-              </w:rPr>
-              <w:t>QdC</w:t>
-            </w:r>
-            <w:proofErr w:type="spellEnd"/>
-            <w:r>
-              <w:rPr>
-                <w:rFonts w:ascii="Arial" w:hAnsi="Arial" w:cs="Arial"/>
-              </w:rPr>
-              <w:t xml:space="preserve"> e del progetto con il professore</w:t>
+              <w:t>Discussione del QdC e del progetto con il professore</w:t>
             </w:r>
             <w:r>
               <w:rPr>
@@ -1172,21 +1122,7 @@
               <w:rPr>
                 <w:rFonts w:ascii="Arial" w:hAnsi="Arial" w:cs="Arial"/>
               </w:rPr>
-              <w:t xml:space="preserve">Ci siamo andati a informare su come funziona </w:t>
-            </w:r>
-            <w:proofErr w:type="spellStart"/>
-            <w:r>
-              <w:rPr>
-                <w:rFonts w:ascii="Arial" w:hAnsi="Arial" w:cs="Arial"/>
-              </w:rPr>
-              <w:t>github</w:t>
-            </w:r>
-            <w:proofErr w:type="spellEnd"/>
-            <w:r>
-              <w:rPr>
-                <w:rFonts w:ascii="Arial" w:hAnsi="Arial" w:cs="Arial"/>
-              </w:rPr>
-              <w:t xml:space="preserve"> e poi ognuno </w:t>
+              <w:t xml:space="preserve">Ci siamo andati a informare su come funziona github e poi ognuno </w:t>
             </w:r>
             <w:r>
               <w:rPr>
@@ -1237,16 +1173,8 @@
               <w:rPr>
                 <w:rFonts w:ascii="Arial" w:hAnsi="Arial" w:cs="Arial"/>
               </w:rPr>
-              <w:t xml:space="preserve">Quan: </w:t>
-            </w:r>
-            <w:proofErr w:type="spellStart"/>
-            <w:r>
-              <w:rPr>
-                <w:rFonts w:ascii="Arial" w:hAnsi="Arial" w:cs="Arial"/>
-              </w:rPr>
-              <w:t>Swimlanes</w:t>
-            </w:r>
-            <w:proofErr w:type="spellEnd"/>
+              <w:t>Quan: Swimlanes</w:t>
+            </w:r>
           </w:p>
         </w:tc>
       </w:tr>
@@ -1775,21 +1703,7 @@
               <w:rPr>
                 <w:rFonts w:ascii="Arial" w:hAnsi="Arial" w:cs="Arial"/>
               </w:rPr>
-              <w:t xml:space="preserve">Quan: Fa il </w:t>
-            </w:r>
-            <w:proofErr w:type="spellStart"/>
-            <w:r>
-              <w:rPr>
-                <w:rFonts w:ascii="Arial" w:hAnsi="Arial" w:cs="Arial"/>
-              </w:rPr>
-              <w:t>mockup</w:t>
-            </w:r>
-            <w:proofErr w:type="spellEnd"/>
-            <w:r>
-              <w:rPr>
-                <w:rFonts w:ascii="Arial" w:hAnsi="Arial" w:cs="Arial"/>
-              </w:rPr>
-              <w:t xml:space="preserve"> della schermata principale e delle impostazioni (salvando tutte le sprite).</w:t>
+              <w:t>Quan: Fa il mockup della schermata principale e delle impostazioni (salvando tutte le sprite).</w:t>
             </w:r>
           </w:p>
         </w:tc>
@@ -1858,16 +1772,8 @@
               <w:rPr>
                 <w:rFonts w:ascii="Arial" w:hAnsi="Arial" w:cs="Arial"/>
               </w:rPr>
-              <w:t xml:space="preserve">Quan: continuazione sprite e </w:t>
-            </w:r>
-            <w:proofErr w:type="spellStart"/>
-            <w:r>
-              <w:rPr>
-                <w:rFonts w:ascii="Arial" w:hAnsi="Arial" w:cs="Arial"/>
-              </w:rPr>
-              <w:t>mockup</w:t>
-            </w:r>
-            <w:proofErr w:type="spellEnd"/>
+              <w:t>Quan: continuazione sprite e mockup</w:t>
+            </w:r>
           </w:p>
         </w:tc>
       </w:tr>
@@ -1925,37 +1831,21 @@
               <w:rPr>
                 <w:rFonts w:ascii="Arial" w:hAnsi="Arial" w:cs="Arial"/>
               </w:rPr>
-              <w:t xml:space="preserve">iniziato a fare i </w:t>
-            </w:r>
-            <w:proofErr w:type="spellStart"/>
-            <w:r>
-              <w:rPr>
-                <w:rFonts w:ascii="Arial" w:hAnsi="Arial" w:cs="Arial"/>
-              </w:rPr>
-              <w:t>mockup</w:t>
-            </w:r>
-            <w:proofErr w:type="spellEnd"/>
-          </w:p>
-          <w:p>
-            <w:pPr>
-              <w:rPr>
-                <w:rFonts w:ascii="Arial" w:hAnsi="Arial" w:cs="Arial"/>
-              </w:rPr>
-            </w:pPr>
-            <w:r>
-              <w:rPr>
-                <w:rFonts w:ascii="Arial" w:hAnsi="Arial" w:cs="Arial"/>
-              </w:rPr>
-              <w:t xml:space="preserve">Quan: continuato i </w:t>
-            </w:r>
-            <w:proofErr w:type="spellStart"/>
-            <w:r>
-              <w:rPr>
-                <w:rFonts w:ascii="Arial" w:hAnsi="Arial" w:cs="Arial"/>
-              </w:rPr>
-              <w:t>mockup</w:t>
-            </w:r>
-            <w:proofErr w:type="spellEnd"/>
+              <w:t>iniziato a fare i mockup</w:t>
+            </w:r>
+          </w:p>
+          <w:p>
+            <w:pPr>
+              <w:rPr>
+                <w:rFonts w:ascii="Arial" w:hAnsi="Arial" w:cs="Arial"/>
+              </w:rPr>
+            </w:pPr>
+            <w:r>
+              <w:rPr>
+                <w:rFonts w:ascii="Arial" w:hAnsi="Arial" w:cs="Arial"/>
+              </w:rPr>
+              <w:t>Quan: continuato i mockup</w:t>
+            </w:r>
             <w:r>
               <w:rPr>
                 <w:rFonts w:ascii="Arial" w:hAnsi="Arial" w:cs="Arial"/>
@@ -2153,35 +2043,7 @@
               <w:rPr>
                 <w:rFonts w:ascii="Arial" w:hAnsi="Arial" w:cs="Arial"/>
               </w:rPr>
-              <w:t xml:space="preserve">finire i </w:t>
-            </w:r>
-            <w:proofErr w:type="spellStart"/>
-            <w:r>
-              <w:rPr>
-                <w:rFonts w:ascii="Arial" w:hAnsi="Arial" w:cs="Arial"/>
-              </w:rPr>
-              <w:t>mockup</w:t>
-            </w:r>
-            <w:proofErr w:type="spellEnd"/>
-            <w:r>
-              <w:rPr>
-                <w:rFonts w:ascii="Arial" w:hAnsi="Arial" w:cs="Arial"/>
-              </w:rPr>
-              <w:t xml:space="preserve"> e iniziare a fare tutti i </w:t>
-            </w:r>
-            <w:proofErr w:type="spellStart"/>
-            <w:r>
-              <w:rPr>
-                <w:rFonts w:ascii="Arial" w:hAnsi="Arial" w:cs="Arial"/>
-              </w:rPr>
-              <w:t>spritesheet</w:t>
-            </w:r>
-            <w:proofErr w:type="spellEnd"/>
-            <w:r>
-              <w:rPr>
-                <w:rFonts w:ascii="Arial" w:hAnsi="Arial" w:cs="Arial"/>
-              </w:rPr>
-              <w:t>.</w:t>
+              <w:t>finire i mockup e iniziare a fare tutti i spritesheet.</w:t>
             </w:r>
           </w:p>
         </w:tc>
@@ -2434,21 +2296,7 @@
               <w:rPr>
                 <w:rFonts w:ascii="Arial" w:hAnsi="Arial" w:cs="Arial"/>
               </w:rPr>
-              <w:t xml:space="preserve"> + attività carte per stimare tempi e la loro trasportazione su </w:t>
-            </w:r>
-            <w:proofErr w:type="spellStart"/>
-            <w:r>
-              <w:rPr>
-                <w:rFonts w:ascii="Arial" w:hAnsi="Arial" w:cs="Arial"/>
-              </w:rPr>
-              <w:t>gantt</w:t>
-            </w:r>
-            <w:proofErr w:type="spellEnd"/>
-            <w:r>
-              <w:rPr>
-                <w:rFonts w:ascii="Arial" w:hAnsi="Arial" w:cs="Arial"/>
-              </w:rPr>
-              <w:t>.</w:t>
+              <w:t xml:space="preserve"> + attività carte per stimare tempi e la loro trasportazione su gantt.</w:t>
             </w:r>
           </w:p>
         </w:tc>
@@ -2671,16 +2519,8 @@
               <w:rPr>
                 <w:rFonts w:ascii="Arial" w:hAnsi="Arial" w:cs="Arial"/>
               </w:rPr>
-              <w:t xml:space="preserve">Sidon e Yasser: Fine </w:t>
-            </w:r>
-            <w:proofErr w:type="spellStart"/>
-            <w:r>
-              <w:rPr>
-                <w:rFonts w:ascii="Arial" w:hAnsi="Arial" w:cs="Arial"/>
-              </w:rPr>
-              <w:t>gantt</w:t>
-            </w:r>
-            <w:proofErr w:type="spellEnd"/>
+              <w:t>Sidon e Yasser: Fine gantt</w:t>
+            </w:r>
           </w:p>
           <w:p>
             <w:pPr>
@@ -2971,33 +2811,24 @@
               </w:rPr>
               <w:sym w:font="Wingdings" w:char="F0E0"/>
             </w:r>
-            <w:proofErr w:type="spellStart"/>
             <w:r>
               <w:rPr>
                 <w:rFonts w:ascii="Arial" w:hAnsi="Arial" w:cs="Arial"/>
               </w:rPr>
               <w:t>Yasser,Ivan</w:t>
             </w:r>
-            <w:proofErr w:type="spellEnd"/>
-          </w:p>
-          <w:p>
-            <w:pPr>
-              <w:rPr>
-                <w:rFonts w:ascii="Arial" w:hAnsi="Arial" w:cs="Arial"/>
-              </w:rPr>
-            </w:pPr>
-            <w:r>
-              <w:rPr>
-                <w:rFonts w:ascii="Arial" w:hAnsi="Arial" w:cs="Arial"/>
-              </w:rPr>
-              <w:t xml:space="preserve">Aggiungere le ultime modifiche al </w:t>
-            </w:r>
-            <w:proofErr w:type="spellStart"/>
-            <w:r>
-              <w:rPr>
-                <w:rFonts w:ascii="Arial" w:hAnsi="Arial" w:cs="Arial"/>
-              </w:rPr>
-              <w:t>gan</w:t>
+          </w:p>
+          <w:p>
+            <w:pPr>
+              <w:rPr>
+                <w:rFonts w:ascii="Arial" w:hAnsi="Arial" w:cs="Arial"/>
+              </w:rPr>
+            </w:pPr>
+            <w:r>
+              <w:rPr>
+                <w:rFonts w:ascii="Arial" w:hAnsi="Arial" w:cs="Arial"/>
+              </w:rPr>
+              <w:t>Aggiungere le ultime modifiche al gan</w:t>
             </w:r>
             <w:r>
               <w:rPr>
@@ -3011,7 +2842,6 @@
               </w:rPr>
               <w:t>t</w:t>
             </w:r>
-            <w:proofErr w:type="spellEnd"/>
             <w:r>
               <w:rPr>
                 <w:rFonts w:ascii="Arial" w:hAnsi="Arial" w:cs="Arial"/>
@@ -3031,19 +2861,11 @@
                 <w:rFonts w:ascii="Arial" w:hAnsi="Arial" w:cs="Arial"/>
               </w:rPr>
             </w:pPr>
-            <w:proofErr w:type="spellStart"/>
-            <w:r>
-              <w:rPr>
-                <w:rFonts w:ascii="Arial" w:hAnsi="Arial" w:cs="Arial"/>
-              </w:rPr>
-              <w:t>Rivisionare</w:t>
-            </w:r>
-            <w:proofErr w:type="spellEnd"/>
-            <w:r>
-              <w:rPr>
-                <w:rFonts w:ascii="Arial" w:hAnsi="Arial" w:cs="Arial"/>
-              </w:rPr>
-              <w:t xml:space="preserve"> use case e diagramma di flusso</w:t>
+            <w:r>
+              <w:rPr>
+                <w:rFonts w:ascii="Arial" w:hAnsi="Arial" w:cs="Arial"/>
+              </w:rPr>
+              <w:t>Rivisionare use case e diagramma di flusso</w:t>
             </w:r>
             <w:r>
               <w:rPr>
@@ -3089,28 +2911,12 @@
                 <w:rFonts w:ascii="Arial" w:hAnsi="Arial" w:cs="Arial"/>
               </w:rPr>
             </w:pPr>
-            <w:proofErr w:type="spellStart"/>
-            <w:r>
-              <w:rPr>
-                <w:rFonts w:ascii="Arial" w:hAnsi="Arial" w:cs="Arial"/>
-              </w:rPr>
-              <w:t>Inizare</w:t>
-            </w:r>
-            <w:proofErr w:type="spellEnd"/>
-            <w:r>
-              <w:rPr>
-                <w:rFonts w:ascii="Arial" w:hAnsi="Arial" w:cs="Arial"/>
-              </w:rPr>
-              <w:t xml:space="preserve"> i diversi </w:t>
-            </w:r>
-            <w:proofErr w:type="spellStart"/>
-            <w:r>
-              <w:rPr>
-                <w:rFonts w:ascii="Arial" w:hAnsi="Arial" w:cs="Arial"/>
-              </w:rPr>
-              <w:t>spritesheet</w:t>
-            </w:r>
-            <w:proofErr w:type="spellEnd"/>
+            <w:r>
+              <w:rPr>
+                <w:rFonts w:ascii="Arial" w:hAnsi="Arial" w:cs="Arial"/>
+              </w:rPr>
+              <w:t>Inizare i diversi spritesheet</w:t>
+            </w:r>
             <w:r>
               <w:rPr>
                 <w:rFonts w:ascii="Arial" w:hAnsi="Arial" w:cs="Arial"/>
@@ -3130,19 +2936,11 @@
                 <w:rFonts w:ascii="Arial" w:hAnsi="Arial" w:cs="Arial"/>
               </w:rPr>
             </w:pPr>
-            <w:proofErr w:type="spellStart"/>
-            <w:r>
-              <w:rPr>
-                <w:rFonts w:ascii="Arial" w:hAnsi="Arial" w:cs="Arial"/>
-              </w:rPr>
-              <w:t>Mockup</w:t>
-            </w:r>
-            <w:proofErr w:type="spellEnd"/>
-            <w:r>
-              <w:rPr>
-                <w:rFonts w:ascii="Arial" w:hAnsi="Arial" w:cs="Arial"/>
-              </w:rPr>
-              <w:t xml:space="preserve"> -&gt; tutti</w:t>
+            <w:r>
+              <w:rPr>
+                <w:rFonts w:ascii="Arial" w:hAnsi="Arial" w:cs="Arial"/>
+              </w:rPr>
+              <w:t>Mockup -&gt; tutti</w:t>
             </w:r>
           </w:p>
         </w:tc>
@@ -3212,28 +3010,12 @@
                 <w:rFonts w:ascii="Arial" w:hAnsi="Arial" w:cs="Arial"/>
               </w:rPr>
             </w:pPr>
-            <w:proofErr w:type="spellStart"/>
-            <w:r>
-              <w:rPr>
-                <w:rFonts w:ascii="Arial" w:hAnsi="Arial" w:cs="Arial"/>
-              </w:rPr>
-              <w:t>Daily</w:t>
-            </w:r>
-            <w:proofErr w:type="spellEnd"/>
-            <w:r>
-              <w:rPr>
-                <w:rFonts w:ascii="Arial" w:hAnsi="Arial" w:cs="Arial"/>
-              </w:rPr>
-              <w:t xml:space="preserve"> </w:t>
-            </w:r>
-            <w:proofErr w:type="spellStart"/>
-            <w:r>
-              <w:rPr>
-                <w:rFonts w:ascii="Arial" w:hAnsi="Arial" w:cs="Arial"/>
-              </w:rPr>
-              <w:t>Scrum</w:t>
-            </w:r>
-            <w:proofErr w:type="spellEnd"/>
+            <w:r>
+              <w:rPr>
+                <w:rFonts w:ascii="Arial" w:hAnsi="Arial" w:cs="Arial"/>
+              </w:rPr>
+              <w:t>Daily Scrum</w:t>
+            </w:r>
           </w:p>
         </w:tc>
       </w:tr>
@@ -3336,21 +3118,7 @@
               <w:rPr>
                 <w:rFonts w:ascii="Arial" w:hAnsi="Arial" w:cs="Arial"/>
               </w:rPr>
-              <w:t xml:space="preserve">Aggiornare tutta la progettazione e doc in base alle modifiche richieste dal docente, finire tutti i </w:t>
-            </w:r>
-            <w:proofErr w:type="spellStart"/>
-            <w:r>
-              <w:rPr>
-                <w:rFonts w:ascii="Arial" w:hAnsi="Arial" w:cs="Arial"/>
-              </w:rPr>
-              <w:t>mockup</w:t>
-            </w:r>
-            <w:proofErr w:type="spellEnd"/>
-            <w:r>
-              <w:rPr>
-                <w:rFonts w:ascii="Arial" w:hAnsi="Arial" w:cs="Arial"/>
-              </w:rPr>
-              <w:t>, gli sprite e la doc fino all’implementazione.</w:t>
+              <w:t>Aggiornare tutta la progettazione e doc in base alle modifiche richieste dal docente, finire tutti i mockup, gli sprite e la doc fino all’implementazione.</w:t>
             </w:r>
           </w:p>
           <w:p>
@@ -3473,16 +3241,8 @@
               <w:rPr>
                 <w:rFonts w:ascii="Arial" w:hAnsi="Arial" w:cs="Arial"/>
               </w:rPr>
-              <w:t xml:space="preserve">Sprint </w:t>
-            </w:r>
-            <w:proofErr w:type="spellStart"/>
-            <w:r>
-              <w:rPr>
-                <w:rFonts w:ascii="Arial" w:hAnsi="Arial" w:cs="Arial"/>
-              </w:rPr>
-              <w:t>Retrospective</w:t>
-            </w:r>
-            <w:proofErr w:type="spellEnd"/>
+              <w:t>Sprint Retrospective</w:t>
+            </w:r>
           </w:p>
         </w:tc>
       </w:tr>
@@ -3801,21 +3561,7 @@
               <w:rPr>
                 <w:rFonts w:ascii="Arial" w:hAnsi="Arial" w:cs="Arial"/>
               </w:rPr>
-              <w:t xml:space="preserve"> </w:t>
-            </w:r>
-            <w:proofErr w:type="spellStart"/>
-            <w:r>
-              <w:rPr>
-                <w:rFonts w:ascii="Arial" w:hAnsi="Arial" w:cs="Arial"/>
-              </w:rPr>
-              <w:t>pre</w:t>
-            </w:r>
-            <w:proofErr w:type="spellEnd"/>
-            <w:r>
-              <w:rPr>
-                <w:rFonts w:ascii="Arial" w:hAnsi="Arial" w:cs="Arial"/>
-              </w:rPr>
-              <w:t>-partita (scegliere mappa e personaggio)</w:t>
+              <w:t xml:space="preserve"> pre-partita (scegliere mappa e personaggio)</w:t>
             </w:r>
           </w:p>
           <w:p>
@@ -3910,21 +3656,7 @@
               <w:rPr>
                 <w:rFonts w:ascii="Arial" w:hAnsi="Arial" w:cs="Arial"/>
               </w:rPr>
-              <w:t xml:space="preserve">Yasser: Finito schermate </w:t>
-            </w:r>
-            <w:proofErr w:type="spellStart"/>
-            <w:r>
-              <w:rPr>
-                <w:rFonts w:ascii="Arial" w:hAnsi="Arial" w:cs="Arial"/>
-              </w:rPr>
-              <w:t>pre</w:t>
-            </w:r>
-            <w:proofErr w:type="spellEnd"/>
-            <w:r>
-              <w:rPr>
-                <w:rFonts w:ascii="Arial" w:hAnsi="Arial" w:cs="Arial"/>
-              </w:rPr>
-              <w:t>-partita</w:t>
+              <w:t>Yasser: Finito schermate pre-partita</w:t>
             </w:r>
           </w:p>
           <w:p>
@@ -4171,21 +3903,7 @@
               <w:rPr>
                 <w:rFonts w:ascii="Arial" w:hAnsi="Arial" w:cs="Arial"/>
               </w:rPr>
-              <w:t xml:space="preserve">Il punto della situazione è buono tranne per il fatto che dobbiamo ancora aggiustare la </w:t>
-            </w:r>
-            <w:proofErr w:type="spellStart"/>
-            <w:r>
-              <w:rPr>
-                <w:rFonts w:ascii="Arial" w:hAnsi="Arial" w:cs="Arial"/>
-              </w:rPr>
-              <w:t>swimlane</w:t>
-            </w:r>
-            <w:proofErr w:type="spellEnd"/>
-            <w:r>
-              <w:rPr>
-                <w:rFonts w:ascii="Arial" w:hAnsi="Arial" w:cs="Arial"/>
-              </w:rPr>
-              <w:t xml:space="preserve"> e i use case</w:t>
+              <w:t>Il punto della situazione è buono tranne per il fatto che dobbiamo ancora aggiustare la swimlane e i use case</w:t>
             </w:r>
           </w:p>
         </w:tc>
@@ -4312,28 +4030,12 @@
                 <w:rFonts w:ascii="Arial" w:hAnsi="Arial" w:cs="Arial"/>
               </w:rPr>
             </w:pPr>
-            <w:proofErr w:type="spellStart"/>
-            <w:r>
-              <w:rPr>
-                <w:rFonts w:ascii="Arial" w:hAnsi="Arial" w:cs="Arial"/>
-              </w:rPr>
-              <w:t>Daily</w:t>
-            </w:r>
-            <w:proofErr w:type="spellEnd"/>
-            <w:r>
-              <w:rPr>
-                <w:rFonts w:ascii="Arial" w:hAnsi="Arial" w:cs="Arial"/>
-              </w:rPr>
-              <w:t xml:space="preserve"> </w:t>
-            </w:r>
-            <w:proofErr w:type="spellStart"/>
-            <w:r>
-              <w:rPr>
-                <w:rFonts w:ascii="Arial" w:hAnsi="Arial" w:cs="Arial"/>
-              </w:rPr>
-              <w:t>Scrum</w:t>
-            </w:r>
-            <w:proofErr w:type="spellEnd"/>
+            <w:r>
+              <w:rPr>
+                <w:rFonts w:ascii="Arial" w:hAnsi="Arial" w:cs="Arial"/>
+              </w:rPr>
+              <w:t>Daily Scrum</w:t>
+            </w:r>
           </w:p>
         </w:tc>
       </w:tr>
@@ -4358,44 +4060,14 @@
               <w:rPr>
                 <w:rFonts w:ascii="Arial" w:hAnsi="Arial" w:cs="Arial"/>
               </w:rPr>
-              <w:t xml:space="preserve">Oggi dobbiamo fare tutti i </w:t>
-            </w:r>
-            <w:proofErr w:type="spellStart"/>
-            <w:r>
-              <w:rPr>
-                <w:rFonts w:ascii="Arial" w:hAnsi="Arial" w:cs="Arial"/>
-              </w:rPr>
-              <w:t>mockup</w:t>
-            </w:r>
-            <w:proofErr w:type="spellEnd"/>
-            <w:r>
-              <w:rPr>
-                <w:rFonts w:ascii="Arial" w:hAnsi="Arial" w:cs="Arial"/>
-              </w:rPr>
-              <w:t xml:space="preserve"> e aggiustare i requisiti, test case, use case, </w:t>
-            </w:r>
-            <w:proofErr w:type="spellStart"/>
-            <w:r>
-              <w:rPr>
-                <w:rFonts w:ascii="Arial" w:hAnsi="Arial" w:cs="Arial"/>
-              </w:rPr>
-              <w:t>swimlane</w:t>
-            </w:r>
-            <w:proofErr w:type="spellEnd"/>
-            <w:r>
-              <w:rPr>
-                <w:rFonts w:ascii="Arial" w:hAnsi="Arial" w:cs="Arial"/>
-              </w:rPr>
-              <w:t xml:space="preserve"> e </w:t>
-            </w:r>
-            <w:proofErr w:type="spellStart"/>
-            <w:r>
-              <w:rPr>
-                <w:rFonts w:ascii="Arial" w:hAnsi="Arial" w:cs="Arial"/>
-              </w:rPr>
-              <w:t>Gantt</w:t>
-            </w:r>
-            <w:proofErr w:type="spellEnd"/>
+              <w:t>Oggi dobbiamo fare tutti i mockup e aggiustare i requisiti, test case, use case, swimlane</w:t>
+            </w:r>
+            <w:r>
+              <w:rPr>
+                <w:rFonts w:ascii="Arial" w:hAnsi="Arial" w:cs="Arial"/>
+              </w:rPr>
+              <w:t xml:space="preserve"> e Gantt</w:t>
+            </w:r>
             <w:r>
               <w:rPr>
                 <w:rFonts w:ascii="Arial" w:hAnsi="Arial" w:cs="Arial"/>
@@ -4413,41 +4085,13 @@
               <w:rPr>
                 <w:rFonts w:ascii="Arial" w:hAnsi="Arial" w:cs="Arial"/>
               </w:rPr>
-              <w:t xml:space="preserve">Quan: </w:t>
-            </w:r>
-            <w:proofErr w:type="spellStart"/>
-            <w:r>
-              <w:rPr>
-                <w:rFonts w:ascii="Arial" w:hAnsi="Arial" w:cs="Arial"/>
-              </w:rPr>
-              <w:t>mockup</w:t>
-            </w:r>
-            <w:proofErr w:type="spellEnd"/>
-            <w:r>
-              <w:rPr>
-                <w:rFonts w:ascii="Arial" w:hAnsi="Arial" w:cs="Arial"/>
-              </w:rPr>
-              <w:t xml:space="preserve"> impostazioni</w:t>
-            </w:r>
-            <w:r>
-              <w:rPr>
-                <w:rFonts w:ascii="Arial" w:hAnsi="Arial" w:cs="Arial"/>
-              </w:rPr>
-              <w:t xml:space="preserve">, aggiustare </w:t>
-            </w:r>
-            <w:proofErr w:type="spellStart"/>
-            <w:r>
-              <w:rPr>
-                <w:rFonts w:ascii="Arial" w:hAnsi="Arial" w:cs="Arial"/>
-              </w:rPr>
-              <w:t>swimlane</w:t>
-            </w:r>
-            <w:proofErr w:type="spellEnd"/>
-            <w:r>
-              <w:rPr>
-                <w:rFonts w:ascii="Arial" w:hAnsi="Arial" w:cs="Arial"/>
-              </w:rPr>
-              <w:t xml:space="preserve"> e use case</w:t>
+              <w:t>Quan: mockup impostazioni</w:t>
+            </w:r>
+            <w:r>
+              <w:rPr>
+                <w:rFonts w:ascii="Arial" w:hAnsi="Arial" w:cs="Arial"/>
+              </w:rPr>
+              <w:t>, aggiustare swimlane e use case</w:t>
             </w:r>
           </w:p>
           <w:p>
@@ -4466,21 +4110,7 @@
               <w:rPr>
                 <w:rFonts w:ascii="Arial" w:hAnsi="Arial" w:cs="Arial"/>
               </w:rPr>
-              <w:t xml:space="preserve">Aggiustare </w:t>
-            </w:r>
-            <w:proofErr w:type="spellStart"/>
-            <w:r>
-              <w:rPr>
-                <w:rFonts w:ascii="Arial" w:hAnsi="Arial" w:cs="Arial"/>
-              </w:rPr>
-              <w:t>gantt</w:t>
-            </w:r>
-            <w:proofErr w:type="spellEnd"/>
-            <w:r>
-              <w:rPr>
-                <w:rFonts w:ascii="Arial" w:hAnsi="Arial" w:cs="Arial"/>
-              </w:rPr>
-              <w:t xml:space="preserve">, </w:t>
+              <w:t xml:space="preserve">Aggiustare gantt, </w:t>
             </w:r>
             <w:r>
               <w:rPr>
@@ -4488,19 +4118,11 @@
               </w:rPr>
               <w:t xml:space="preserve">fare </w:t>
             </w:r>
-            <w:proofErr w:type="spellStart"/>
-            <w:r>
-              <w:rPr>
-                <w:rFonts w:ascii="Arial" w:hAnsi="Arial" w:cs="Arial"/>
-              </w:rPr>
-              <w:t>mockup</w:t>
-            </w:r>
-            <w:proofErr w:type="spellEnd"/>
-            <w:r>
-              <w:rPr>
-                <w:rFonts w:ascii="Arial" w:hAnsi="Arial" w:cs="Arial"/>
-              </w:rPr>
-              <w:t xml:space="preserve"> wiki e risultati</w:t>
+            <w:r>
+              <w:rPr>
+                <w:rFonts w:ascii="Arial" w:hAnsi="Arial" w:cs="Arial"/>
+              </w:rPr>
+              <w:t>mockup wiki e risultati</w:t>
             </w:r>
           </w:p>
           <w:p>
@@ -4550,35 +4172,7 @@
               <w:rPr>
                 <w:rFonts w:ascii="Arial" w:hAnsi="Arial" w:cs="Arial"/>
               </w:rPr>
-              <w:t xml:space="preserve"> </w:t>
-            </w:r>
-            <w:proofErr w:type="spellStart"/>
-            <w:r>
-              <w:rPr>
-                <w:rFonts w:ascii="Arial" w:hAnsi="Arial" w:cs="Arial"/>
-              </w:rPr>
-              <w:t>mockup</w:t>
-            </w:r>
-            <w:proofErr w:type="spellEnd"/>
-            <w:r>
-              <w:rPr>
-                <w:rFonts w:ascii="Arial" w:hAnsi="Arial" w:cs="Arial"/>
-              </w:rPr>
-              <w:t xml:space="preserve"> </w:t>
-            </w:r>
-            <w:proofErr w:type="spellStart"/>
-            <w:r>
-              <w:rPr>
-                <w:rFonts w:ascii="Arial" w:hAnsi="Arial" w:cs="Arial"/>
-              </w:rPr>
-              <w:t>pre</w:t>
-            </w:r>
-            <w:proofErr w:type="spellEnd"/>
-            <w:r>
-              <w:rPr>
-                <w:rFonts w:ascii="Arial" w:hAnsi="Arial" w:cs="Arial"/>
-              </w:rPr>
-              <w:t xml:space="preserve"> partita</w:t>
+              <w:t xml:space="preserve"> mockup pre partita</w:t>
             </w:r>
           </w:p>
         </w:tc>
@@ -4760,16 +4354,8 @@
               <w:rPr>
                 <w:rFonts w:ascii="Arial" w:hAnsi="Arial" w:cs="Arial"/>
               </w:rPr>
-              <w:t xml:space="preserve">Sprint </w:t>
-            </w:r>
-            <w:proofErr w:type="spellStart"/>
-            <w:r>
-              <w:rPr>
-                <w:rFonts w:ascii="Arial" w:hAnsi="Arial" w:cs="Arial"/>
-              </w:rPr>
-              <w:t>Retrospective</w:t>
-            </w:r>
-            <w:proofErr w:type="spellEnd"/>
+              <w:t>Sprint Retrospective</w:t>
+            </w:r>
           </w:p>
         </w:tc>
       </w:tr>
@@ -5005,21 +4591,7 @@
               <w:rPr>
                 <w:rFonts w:ascii="Arial" w:hAnsi="Arial" w:cs="Arial"/>
               </w:rPr>
-              <w:t xml:space="preserve">a fare la teoria su gli </w:t>
-            </w:r>
-            <w:proofErr w:type="spellStart"/>
-            <w:r>
-              <w:rPr>
-                <w:rFonts w:ascii="Arial" w:hAnsi="Arial" w:cs="Arial"/>
-              </w:rPr>
-              <w:t>UserStory</w:t>
-            </w:r>
-            <w:proofErr w:type="spellEnd"/>
-            <w:r>
-              <w:rPr>
-                <w:rFonts w:ascii="Arial" w:hAnsi="Arial" w:cs="Arial"/>
-              </w:rPr>
-              <w:t xml:space="preserve"> </w:t>
+              <w:t xml:space="preserve">a fare la teoria su gli UserStory </w:t>
             </w:r>
           </w:p>
         </w:tc>
@@ -5065,30 +4637,8 @@
               <w:rPr>
                 <w:rFonts w:ascii="Arial" w:hAnsi="Arial" w:cs="Arial"/>
               </w:rPr>
-              <w:t xml:space="preserve">Corretto </w:t>
-            </w:r>
-            <w:proofErr w:type="spellStart"/>
-            <w:r>
-              <w:rPr>
-                <w:rFonts w:ascii="Arial" w:hAnsi="Arial" w:cs="Arial"/>
-              </w:rPr>
-              <w:t>UseCase</w:t>
-            </w:r>
-            <w:proofErr w:type="spellEnd"/>
-            <w:r>
-              <w:rPr>
-                <w:rFonts w:ascii="Arial" w:hAnsi="Arial" w:cs="Arial"/>
-              </w:rPr>
-              <w:t xml:space="preserve"> e </w:t>
-            </w:r>
-            <w:proofErr w:type="spellStart"/>
-            <w:r>
-              <w:rPr>
-                <w:rFonts w:ascii="Arial" w:hAnsi="Arial" w:cs="Arial"/>
-              </w:rPr>
-              <w:t>Swimlane</w:t>
-            </w:r>
-            <w:proofErr w:type="spellEnd"/>
+              <w:t>Corretto UseCase e Swimlane</w:t>
+            </w:r>
           </w:p>
           <w:p>
             <w:pPr>
@@ -5106,21 +4656,7 @@
               <w:rPr>
                 <w:rFonts w:ascii="Arial" w:hAnsi="Arial" w:cs="Arial"/>
               </w:rPr>
-              <w:t xml:space="preserve">Teoria su gli </w:t>
-            </w:r>
-            <w:proofErr w:type="spellStart"/>
-            <w:r>
-              <w:rPr>
-                <w:rFonts w:ascii="Arial" w:hAnsi="Arial" w:cs="Arial"/>
-              </w:rPr>
-              <w:t>UserStory</w:t>
-            </w:r>
-            <w:proofErr w:type="spellEnd"/>
-            <w:r>
-              <w:rPr>
-                <w:rFonts w:ascii="Arial" w:hAnsi="Arial" w:cs="Arial"/>
-              </w:rPr>
-              <w:t xml:space="preserve"> da Petrini</w:t>
+              <w:t>Teoria su gli UserStory da Petrini</w:t>
             </w:r>
           </w:p>
           <w:p>
@@ -5151,21 +4687,7 @@
               <w:rPr>
                 <w:rFonts w:ascii="Arial" w:hAnsi="Arial" w:cs="Arial"/>
               </w:rPr>
-              <w:t xml:space="preserve">Fatto e finito le </w:t>
-            </w:r>
-            <w:proofErr w:type="spellStart"/>
-            <w:r>
-              <w:rPr>
-                <w:rFonts w:ascii="Arial" w:hAnsi="Arial" w:cs="Arial"/>
-              </w:rPr>
-              <w:t>UserStory</w:t>
-            </w:r>
-            <w:proofErr w:type="spellEnd"/>
-            <w:r>
-              <w:rPr>
-                <w:rFonts w:ascii="Arial" w:hAnsi="Arial" w:cs="Arial"/>
-              </w:rPr>
-              <w:t xml:space="preserve"> e i criteri d’accettazione</w:t>
+              <w:t>Fatto e finito le UserStory e i criteri d’accettazione</w:t>
             </w:r>
           </w:p>
         </w:tc>
@@ -5515,28 +5037,12 @@
                 <w:rFonts w:ascii="Arial" w:hAnsi="Arial" w:cs="Arial"/>
               </w:rPr>
             </w:pPr>
-            <w:proofErr w:type="spellStart"/>
-            <w:r>
-              <w:rPr>
-                <w:rFonts w:ascii="Arial" w:hAnsi="Arial" w:cs="Arial"/>
-              </w:rPr>
-              <w:t>Daily</w:t>
-            </w:r>
-            <w:proofErr w:type="spellEnd"/>
-            <w:r>
-              <w:rPr>
-                <w:rFonts w:ascii="Arial" w:hAnsi="Arial" w:cs="Arial"/>
-              </w:rPr>
-              <w:t xml:space="preserve"> </w:t>
-            </w:r>
-            <w:proofErr w:type="spellStart"/>
-            <w:r>
-              <w:rPr>
-                <w:rFonts w:ascii="Arial" w:hAnsi="Arial" w:cs="Arial"/>
-              </w:rPr>
-              <w:t>Scrum</w:t>
-            </w:r>
-            <w:proofErr w:type="spellEnd"/>
+            <w:r>
+              <w:rPr>
+                <w:rFonts w:ascii="Arial" w:hAnsi="Arial" w:cs="Arial"/>
+              </w:rPr>
+              <w:t>Daily Scrum</w:t>
+            </w:r>
           </w:p>
         </w:tc>
       </w:tr>
@@ -5561,35 +5067,7 @@
               <w:rPr>
                 <w:rFonts w:ascii="Arial" w:hAnsi="Arial" w:cs="Arial"/>
               </w:rPr>
-              <w:t xml:space="preserve">Abbiamo deciso che oggi Quan dovrà correggere </w:t>
-            </w:r>
-            <w:proofErr w:type="spellStart"/>
-            <w:r>
-              <w:rPr>
-                <w:rFonts w:ascii="Arial" w:hAnsi="Arial" w:cs="Arial"/>
-              </w:rPr>
-              <w:t>Swimlane</w:t>
-            </w:r>
-            <w:proofErr w:type="spellEnd"/>
-            <w:r>
-              <w:rPr>
-                <w:rFonts w:ascii="Arial" w:hAnsi="Arial" w:cs="Arial"/>
-              </w:rPr>
-              <w:t xml:space="preserve"> e </w:t>
-            </w:r>
-            <w:proofErr w:type="spellStart"/>
-            <w:r>
-              <w:rPr>
-                <w:rFonts w:ascii="Arial" w:hAnsi="Arial" w:cs="Arial"/>
-              </w:rPr>
-              <w:t>UseCase</w:t>
-            </w:r>
-            <w:proofErr w:type="spellEnd"/>
-            <w:r>
-              <w:rPr>
-                <w:rFonts w:ascii="Arial" w:hAnsi="Arial" w:cs="Arial"/>
-              </w:rPr>
-              <w:t xml:space="preserve"> inerenti alle modifiche richieste, Sidon e Ivan intanto dovranno fare gli User Story e Yasser recupererà la teoria da Petrini che gli altri hanno fatto prima. Una volta che tutti avremmo finito queste attività passeremmo insieme a fare gli sprite.</w:t>
+              <w:t>Abbiamo deciso che oggi Quan dovrà correggere Swimlane e UseCase inerenti alle modifiche richieste, Sidon e Ivan intanto dovranno fare gli User Story e Yasser recupererà la teoria da Petrini che gli altri hanno fatto prima. Una volta che tutti avremmo finito queste attività passeremmo insieme a fare gli sprite.</w:t>
             </w:r>
           </w:p>
         </w:tc>
@@ -5764,16 +5242,8 @@
               <w:rPr>
                 <w:rFonts w:ascii="Arial" w:hAnsi="Arial" w:cs="Arial"/>
               </w:rPr>
-              <w:t xml:space="preserve">Sprint </w:t>
-            </w:r>
-            <w:proofErr w:type="spellStart"/>
-            <w:r>
-              <w:rPr>
-                <w:rFonts w:ascii="Arial" w:hAnsi="Arial" w:cs="Arial"/>
-              </w:rPr>
-              <w:t>Retrospective</w:t>
-            </w:r>
-            <w:proofErr w:type="spellEnd"/>
+              <w:t>Sprint Retrospective</w:t>
+            </w:r>
           </w:p>
         </w:tc>
       </w:tr>
@@ -6027,49 +5497,7 @@
               <w:rPr>
                 <w:rFonts w:ascii="Arial" w:hAnsi="Arial" w:cs="Arial"/>
               </w:rPr>
-              <w:t xml:space="preserve">il </w:t>
-            </w:r>
-            <w:proofErr w:type="spellStart"/>
-            <w:r>
-              <w:rPr>
-                <w:rFonts w:ascii="Arial" w:hAnsi="Arial" w:cs="Arial"/>
-              </w:rPr>
-              <w:t>montalbetti</w:t>
-            </w:r>
-            <w:proofErr w:type="spellEnd"/>
-            <w:r>
-              <w:rPr>
-                <w:rFonts w:ascii="Arial" w:hAnsi="Arial" w:cs="Arial"/>
-              </w:rPr>
-              <w:t xml:space="preserve"> riguardo </w:t>
-            </w:r>
-            <w:proofErr w:type="spellStart"/>
-            <w:r>
-              <w:rPr>
-                <w:rFonts w:ascii="Arial" w:hAnsi="Arial" w:cs="Arial"/>
-              </w:rPr>
-              <w:t>trello</w:t>
-            </w:r>
-            <w:proofErr w:type="spellEnd"/>
-            <w:r>
-              <w:rPr>
-                <w:rFonts w:ascii="Arial" w:hAnsi="Arial" w:cs="Arial"/>
-              </w:rPr>
-              <w:t xml:space="preserve"> e gli sprint. Messo tutte le attività su </w:t>
-            </w:r>
-            <w:proofErr w:type="spellStart"/>
-            <w:r>
-              <w:rPr>
-                <w:rFonts w:ascii="Arial" w:hAnsi="Arial" w:cs="Arial"/>
-              </w:rPr>
-              <w:t>trello</w:t>
-            </w:r>
-            <w:proofErr w:type="spellEnd"/>
-            <w:r>
-              <w:rPr>
-                <w:rFonts w:ascii="Arial" w:hAnsi="Arial" w:cs="Arial"/>
-              </w:rPr>
-              <w:t xml:space="preserve"> e sistemato sprint 1-3 con ore scolastiche</w:t>
+              <w:t>il montalbetti riguardo trello e gli sprint. Messo tutte le attività su trello e sistemato sprint 1-3 con ore scolastiche</w:t>
             </w:r>
           </w:p>
         </w:tc>
@@ -6207,16 +5635,8 @@
               <w:rPr>
                 <w:rFonts w:ascii="Arial" w:hAnsi="Arial" w:cs="Arial"/>
               </w:rPr>
-              <w:t xml:space="preserve">Quan: implementato il salto e sistemato </w:t>
-            </w:r>
-            <w:proofErr w:type="spellStart"/>
-            <w:r>
-              <w:rPr>
-                <w:rFonts w:ascii="Arial" w:hAnsi="Arial" w:cs="Arial"/>
-              </w:rPr>
-              <w:t>swimlane</w:t>
-            </w:r>
-            <w:proofErr w:type="spellEnd"/>
+              <w:t>Quan: implementato il salto e sistemato swimlane</w:t>
+            </w:r>
           </w:p>
           <w:p>
             <w:pPr>
@@ -6498,21 +5918,7 @@
               <w:rPr>
                 <w:rFonts w:ascii="Arial" w:hAnsi="Arial" w:cs="Arial"/>
               </w:rPr>
-              <w:t xml:space="preserve"> ha cambiato la </w:t>
-            </w:r>
-            <w:proofErr w:type="spellStart"/>
-            <w:r>
-              <w:rPr>
-                <w:rFonts w:ascii="Arial" w:hAnsi="Arial" w:cs="Arial"/>
-              </w:rPr>
-              <w:t>path</w:t>
-            </w:r>
-            <w:proofErr w:type="spellEnd"/>
-            <w:r>
-              <w:rPr>
-                <w:rFonts w:ascii="Arial" w:hAnsi="Arial" w:cs="Arial"/>
-              </w:rPr>
-              <w:t xml:space="preserve"> del progetto dopo aver provato diversi tentativi non funzionanti.</w:t>
+              <w:t xml:space="preserve"> ha cambiato la path del progetto dopo aver provato diversi tentativi non funzionanti.</w:t>
             </w:r>
           </w:p>
           <w:p>
@@ -6748,28 +6154,12 @@
                 <w:rFonts w:ascii="Arial" w:hAnsi="Arial" w:cs="Arial"/>
               </w:rPr>
             </w:pPr>
-            <w:proofErr w:type="spellStart"/>
-            <w:r>
-              <w:rPr>
-                <w:rFonts w:ascii="Arial" w:hAnsi="Arial" w:cs="Arial"/>
-              </w:rPr>
-              <w:t>Daily</w:t>
-            </w:r>
-            <w:proofErr w:type="spellEnd"/>
-            <w:r>
-              <w:rPr>
-                <w:rFonts w:ascii="Arial" w:hAnsi="Arial" w:cs="Arial"/>
-              </w:rPr>
-              <w:t xml:space="preserve"> </w:t>
-            </w:r>
-            <w:proofErr w:type="spellStart"/>
-            <w:r>
-              <w:rPr>
-                <w:rFonts w:ascii="Arial" w:hAnsi="Arial" w:cs="Arial"/>
-              </w:rPr>
-              <w:t>Scrum</w:t>
-            </w:r>
-            <w:proofErr w:type="spellEnd"/>
+            <w:r>
+              <w:rPr>
+                <w:rFonts w:ascii="Arial" w:hAnsi="Arial" w:cs="Arial"/>
+              </w:rPr>
+              <w:t>Daily Scrum</w:t>
+            </w:r>
           </w:p>
         </w:tc>
       </w:tr>
@@ -6899,48 +6289,20 @@
               <w:rPr>
                 <w:rFonts w:ascii="Arial" w:hAnsi="Arial" w:cs="Arial"/>
               </w:rPr>
-              <w:t xml:space="preserve">Sidon: fare i pugni, implementare </w:t>
-            </w:r>
-            <w:proofErr w:type="spellStart"/>
-            <w:r>
-              <w:rPr>
-                <w:rFonts w:ascii="Arial" w:hAnsi="Arial" w:cs="Arial"/>
-              </w:rPr>
-              <w:t>pre</w:t>
-            </w:r>
-            <w:proofErr w:type="spellEnd"/>
-            <w:r>
-              <w:rPr>
-                <w:rFonts w:ascii="Arial" w:hAnsi="Arial" w:cs="Arial"/>
-              </w:rPr>
-              <w:t xml:space="preserve"> partita</w:t>
-            </w:r>
-          </w:p>
-          <w:p>
-            <w:pPr>
-              <w:rPr>
-                <w:rFonts w:ascii="Arial" w:hAnsi="Arial" w:cs="Arial"/>
-              </w:rPr>
-            </w:pPr>
-            <w:r>
-              <w:rPr>
-                <w:rFonts w:ascii="Arial" w:hAnsi="Arial" w:cs="Arial"/>
-              </w:rPr>
-              <w:t xml:space="preserve">Yasser: Fare i calci, implementare </w:t>
-            </w:r>
-            <w:proofErr w:type="spellStart"/>
-            <w:r>
-              <w:rPr>
-                <w:rFonts w:ascii="Arial" w:hAnsi="Arial" w:cs="Arial"/>
-              </w:rPr>
-              <w:t>pre</w:t>
-            </w:r>
-            <w:proofErr w:type="spellEnd"/>
-            <w:r>
-              <w:rPr>
-                <w:rFonts w:ascii="Arial" w:hAnsi="Arial" w:cs="Arial"/>
-              </w:rPr>
-              <w:t xml:space="preserve"> partita</w:t>
+              <w:t>Sidon: fare i pugni, implementare pre partita</w:t>
+            </w:r>
+          </w:p>
+          <w:p>
+            <w:pPr>
+              <w:rPr>
+                <w:rFonts w:ascii="Arial" w:hAnsi="Arial" w:cs="Arial"/>
+              </w:rPr>
+            </w:pPr>
+            <w:r>
+              <w:rPr>
+                <w:rFonts w:ascii="Arial" w:hAnsi="Arial" w:cs="Arial"/>
+              </w:rPr>
+              <w:t>Yasser: Fare i calci, implementare pre partita</w:t>
             </w:r>
           </w:p>
         </w:tc>
@@ -7050,16 +6412,8 @@
               <w:rPr>
                 <w:rFonts w:ascii="Arial" w:hAnsi="Arial" w:cs="Arial"/>
               </w:rPr>
-              <w:t xml:space="preserve">Sprint </w:t>
-            </w:r>
-            <w:proofErr w:type="spellStart"/>
-            <w:r>
-              <w:rPr>
-                <w:rFonts w:ascii="Arial" w:hAnsi="Arial" w:cs="Arial"/>
-              </w:rPr>
-              <w:t>Retrospective</w:t>
-            </w:r>
-            <w:proofErr w:type="spellEnd"/>
+              <w:t>Sprint Retrospective</w:t>
+            </w:r>
           </w:p>
         </w:tc>
       </w:tr>
@@ -7294,30 +6648,8 @@
               <w:rPr>
                 <w:rFonts w:ascii="Arial" w:hAnsi="Arial" w:cs="Arial"/>
               </w:rPr>
-              <w:t xml:space="preserve">Tutti: Preparato presentazione e fatto </w:t>
-            </w:r>
-            <w:proofErr w:type="spellStart"/>
-            <w:r>
-              <w:rPr>
-                <w:rFonts w:ascii="Arial" w:hAnsi="Arial" w:cs="Arial"/>
-              </w:rPr>
-              <w:t>daily</w:t>
-            </w:r>
-            <w:proofErr w:type="spellEnd"/>
-            <w:r>
-              <w:rPr>
-                <w:rFonts w:ascii="Arial" w:hAnsi="Arial" w:cs="Arial"/>
-              </w:rPr>
-              <w:t xml:space="preserve"> </w:t>
-            </w:r>
-            <w:proofErr w:type="spellStart"/>
-            <w:r>
-              <w:rPr>
-                <w:rFonts w:ascii="Arial" w:hAnsi="Arial" w:cs="Arial"/>
-              </w:rPr>
-              <w:t>scrum</w:t>
-            </w:r>
-            <w:proofErr w:type="spellEnd"/>
+              <w:t>Tutti: Preparato presentazione e fatto daily scrum</w:t>
+            </w:r>
           </w:p>
         </w:tc>
       </w:tr>
@@ -7594,49 +6926,7 @@
               <w:rPr>
                 <w:rFonts w:ascii="Arial" w:hAnsi="Arial" w:cs="Arial"/>
               </w:rPr>
-              <w:t xml:space="preserve">Abbiamo cercato diverse soluzioni che sembravano funzionare come creare più </w:t>
-            </w:r>
-            <w:proofErr w:type="spellStart"/>
-            <w:r>
-              <w:rPr>
-                <w:rFonts w:ascii="Arial" w:hAnsi="Arial" w:cs="Arial"/>
-              </w:rPr>
-              <w:t>layer</w:t>
-            </w:r>
-            <w:proofErr w:type="spellEnd"/>
-            <w:r>
-              <w:rPr>
-                <w:rFonts w:ascii="Arial" w:hAnsi="Arial" w:cs="Arial"/>
-              </w:rPr>
-              <w:t xml:space="preserve"> ma dava problemi con le immagini che tramite </w:t>
-            </w:r>
-            <w:proofErr w:type="spellStart"/>
-            <w:r>
-              <w:rPr>
-                <w:rFonts w:ascii="Arial" w:hAnsi="Arial" w:cs="Arial"/>
-              </w:rPr>
-              <w:t>git</w:t>
-            </w:r>
-            <w:proofErr w:type="spellEnd"/>
-            <w:r>
-              <w:rPr>
-                <w:rFonts w:ascii="Arial" w:hAnsi="Arial" w:cs="Arial"/>
-              </w:rPr>
-              <w:t xml:space="preserve"> non venivano passate perché il .controller è un file YAML e </w:t>
-            </w:r>
-            <w:proofErr w:type="spellStart"/>
-            <w:r>
-              <w:rPr>
-                <w:rFonts w:ascii="Arial" w:hAnsi="Arial" w:cs="Arial"/>
-              </w:rPr>
-              <w:t>git</w:t>
-            </w:r>
-            <w:proofErr w:type="spellEnd"/>
-            <w:r>
-              <w:rPr>
-                <w:rFonts w:ascii="Arial" w:hAnsi="Arial" w:cs="Arial"/>
-              </w:rPr>
-              <w:t xml:space="preserve"> non sa mergere il file nel modo corretto perciò alla fine abbiamo deciso che ogniuno lavora sul proprio controller per non creare problemi </w:t>
+              <w:t xml:space="preserve">Abbiamo cercato diverse soluzioni che sembravano funzionare come creare più layer ma dava problemi con le immagini che tramite git non venivano passate perché il .controller è un file YAML e git non sa mergere il file nel modo corretto perciò alla fine abbiamo deciso che ogniuno lavora sul proprio controller per non creare problemi </w:t>
             </w:r>
           </w:p>
         </w:tc>
@@ -7900,28 +7190,12 @@
                 <w:rFonts w:ascii="Arial" w:hAnsi="Arial" w:cs="Arial"/>
               </w:rPr>
             </w:pPr>
-            <w:proofErr w:type="spellStart"/>
-            <w:r>
-              <w:rPr>
-                <w:rFonts w:ascii="Arial" w:hAnsi="Arial" w:cs="Arial"/>
-              </w:rPr>
-              <w:t>Daily</w:t>
-            </w:r>
-            <w:proofErr w:type="spellEnd"/>
-            <w:r>
-              <w:rPr>
-                <w:rFonts w:ascii="Arial" w:hAnsi="Arial" w:cs="Arial"/>
-              </w:rPr>
-              <w:t xml:space="preserve"> </w:t>
-            </w:r>
-            <w:proofErr w:type="spellStart"/>
-            <w:r>
-              <w:rPr>
-                <w:rFonts w:ascii="Arial" w:hAnsi="Arial" w:cs="Arial"/>
-              </w:rPr>
-              <w:t>Scrum</w:t>
-            </w:r>
-            <w:proofErr w:type="spellEnd"/>
+            <w:r>
+              <w:rPr>
+                <w:rFonts w:ascii="Arial" w:hAnsi="Arial" w:cs="Arial"/>
+              </w:rPr>
+              <w:t>Daily Scrum</w:t>
+            </w:r>
           </w:p>
         </w:tc>
       </w:tr>
@@ -7946,35 +7220,7 @@
               <w:rPr>
                 <w:rFonts w:ascii="Arial" w:hAnsi="Arial" w:cs="Arial"/>
               </w:rPr>
-              <w:t xml:space="preserve">Sidon: capire come fare il </w:t>
-            </w:r>
-            <w:proofErr w:type="spellStart"/>
-            <w:r>
-              <w:rPr>
-                <w:rFonts w:ascii="Arial" w:hAnsi="Arial" w:cs="Arial"/>
-              </w:rPr>
-              <w:t>git</w:t>
-            </w:r>
-            <w:proofErr w:type="spellEnd"/>
-            <w:r>
-              <w:rPr>
-                <w:rFonts w:ascii="Arial" w:hAnsi="Arial" w:cs="Arial"/>
-              </w:rPr>
-              <w:t xml:space="preserve"> </w:t>
-            </w:r>
-            <w:proofErr w:type="spellStart"/>
-            <w:r>
-              <w:rPr>
-                <w:rFonts w:ascii="Arial" w:hAnsi="Arial" w:cs="Arial"/>
-              </w:rPr>
-              <w:t>push</w:t>
-            </w:r>
-            <w:proofErr w:type="spellEnd"/>
-            <w:r>
-              <w:rPr>
-                <w:rFonts w:ascii="Arial" w:hAnsi="Arial" w:cs="Arial"/>
-              </w:rPr>
-              <w:t xml:space="preserve"> che ha avuto dei problemi</w:t>
+              <w:t>Sidon: capire come fare il git push che ha avuto dei problemi</w:t>
             </w:r>
           </w:p>
           <w:p>
@@ -8132,48 +7378,20 @@
               <w:rPr>
                 <w:rFonts w:ascii="Arial" w:hAnsi="Arial" w:cs="Arial"/>
               </w:rPr>
-              <w:t xml:space="preserve">Sidon: fare i pugni, implementare </w:t>
-            </w:r>
-            <w:proofErr w:type="spellStart"/>
-            <w:r>
-              <w:rPr>
-                <w:rFonts w:ascii="Arial" w:hAnsi="Arial" w:cs="Arial"/>
-              </w:rPr>
-              <w:t>pre</w:t>
-            </w:r>
-            <w:proofErr w:type="spellEnd"/>
-            <w:r>
-              <w:rPr>
-                <w:rFonts w:ascii="Arial" w:hAnsi="Arial" w:cs="Arial"/>
-              </w:rPr>
-              <w:t xml:space="preserve"> partita</w:t>
-            </w:r>
-          </w:p>
-          <w:p>
-            <w:pPr>
-              <w:rPr>
-                <w:rFonts w:ascii="Arial" w:hAnsi="Arial" w:cs="Arial"/>
-              </w:rPr>
-            </w:pPr>
-            <w:r>
-              <w:rPr>
-                <w:rFonts w:ascii="Arial" w:hAnsi="Arial" w:cs="Arial"/>
-              </w:rPr>
-              <w:t xml:space="preserve">Yasser: Fare i calci, implementare </w:t>
-            </w:r>
-            <w:proofErr w:type="spellStart"/>
-            <w:r>
-              <w:rPr>
-                <w:rFonts w:ascii="Arial" w:hAnsi="Arial" w:cs="Arial"/>
-              </w:rPr>
-              <w:t>pre</w:t>
-            </w:r>
-            <w:proofErr w:type="spellEnd"/>
-            <w:r>
-              <w:rPr>
-                <w:rFonts w:ascii="Arial" w:hAnsi="Arial" w:cs="Arial"/>
-              </w:rPr>
-              <w:t xml:space="preserve"> partita</w:t>
+              <w:t>Sidon: fare i pugni, implementare pre partita</w:t>
+            </w:r>
+          </w:p>
+          <w:p>
+            <w:pPr>
+              <w:rPr>
+                <w:rFonts w:ascii="Arial" w:hAnsi="Arial" w:cs="Arial"/>
+              </w:rPr>
+            </w:pPr>
+            <w:r>
+              <w:rPr>
+                <w:rFonts w:ascii="Arial" w:hAnsi="Arial" w:cs="Arial"/>
+              </w:rPr>
+              <w:t>Yasser: Fare i calci, implementare pre partita</w:t>
             </w:r>
           </w:p>
         </w:tc>
@@ -8290,16 +7508,8 @@
               <w:rPr>
                 <w:rFonts w:ascii="Arial" w:hAnsi="Arial" w:cs="Arial"/>
               </w:rPr>
-              <w:t xml:space="preserve">Sprint </w:t>
-            </w:r>
-            <w:proofErr w:type="spellStart"/>
-            <w:r>
-              <w:rPr>
-                <w:rFonts w:ascii="Arial" w:hAnsi="Arial" w:cs="Arial"/>
-              </w:rPr>
-              <w:t>Retrospective</w:t>
-            </w:r>
-            <w:proofErr w:type="spellEnd"/>
+              <w:t>Sprint Retrospective</w:t>
+            </w:r>
           </w:p>
         </w:tc>
       </w:tr>
@@ -8523,13 +7733,7 @@
               <w:rPr>
                 <w:rFonts w:ascii="Arial" w:hAnsi="Arial" w:cs="Arial"/>
               </w:rPr>
-              <w:t xml:space="preserve">Tutti: </w:t>
-            </w:r>
-            <w:r>
-              <w:rPr>
-                <w:rFonts w:ascii="Arial" w:hAnsi="Arial" w:cs="Arial"/>
-              </w:rPr>
-              <w:t xml:space="preserve">svolto la verifica </w:t>
+              <w:t xml:space="preserve">Tutti: svolto la verifica </w:t>
             </w:r>
           </w:p>
         </w:tc>
@@ -8613,6 +7817,34 @@
               <w:t>Yasser: Fatto e finito i calci di tutti i personaggi, creazione storia del proprio personaggio.</w:t>
             </w:r>
           </w:p>
+          <w:p>
+            <w:pPr>
+              <w:jc w:val="both"/>
+              <w:rPr>
+                <w:rFonts w:ascii="Arial" w:hAnsi="Arial" w:cs="Arial"/>
+              </w:rPr>
+            </w:pPr>
+            <w:r>
+              <w:rPr>
+                <w:rFonts w:ascii="Arial" w:hAnsi="Arial" w:cs="Arial"/>
+              </w:rPr>
+              <w:t>Ivan: Finito la main page e il sistema di cambio scena, scritto metà storai del personaggio.</w:t>
+            </w:r>
+          </w:p>
+          <w:p>
+            <w:pPr>
+              <w:jc w:val="both"/>
+              <w:rPr>
+                <w:rFonts w:ascii="Arial" w:hAnsi="Arial" w:cs="Arial"/>
+              </w:rPr>
+            </w:pPr>
+            <w:r>
+              <w:rPr>
+                <w:rFonts w:ascii="Arial" w:hAnsi="Arial" w:cs="Arial"/>
+              </w:rPr>
+              <w:t>Sidon: Finito i pugni di tutti i personaggi e implementate le animazioni nel gioco</w:t>
+            </w:r>
+          </w:p>
         </w:tc>
       </w:tr>
       <w:tr>
@@ -8650,19 +7882,33 @@
               <w:rPr>
                 <w:rFonts w:ascii="Arial" w:hAnsi="Arial" w:cs="Arial"/>
               </w:rPr>
-              <w:t>Yasser: c</w:t>
-            </w:r>
-            <w:r>
-              <w:rPr>
-                <w:rFonts w:ascii="Arial" w:hAnsi="Arial" w:cs="Arial"/>
-              </w:rPr>
-              <w:t>ominciato la creazione delle pagine di scelta mappa e scelta personaggi</w:t>
-            </w:r>
-            <w:r>
-              <w:rPr>
-                <w:rFonts w:ascii="Arial" w:hAnsi="Arial" w:cs="Arial"/>
-              </w:rPr>
-              <w:t>, è andato via alle 15:00</w:t>
+              <w:t>Yasser: cominciato la creazione delle pagine di scelta mappa e scelta personaggi, è andato via alle 15:00</w:t>
+            </w:r>
+          </w:p>
+          <w:p>
+            <w:pPr>
+              <w:rPr>
+                <w:rFonts w:ascii="Arial" w:hAnsi="Arial" w:cs="Arial"/>
+              </w:rPr>
+            </w:pPr>
+            <w:r>
+              <w:rPr>
+                <w:rFonts w:ascii="Arial" w:hAnsi="Arial" w:cs="Arial"/>
+              </w:rPr>
+              <w:t>Ivan: cominciato a implementare le animazioni di movimento nel gioco.</w:t>
+            </w:r>
+          </w:p>
+          <w:p>
+            <w:pPr>
+              <w:rPr>
+                <w:rFonts w:ascii="Arial" w:hAnsi="Arial" w:cs="Arial"/>
+              </w:rPr>
+            </w:pPr>
+            <w:r>
+              <w:rPr>
+                <w:rFonts w:ascii="Arial" w:hAnsi="Arial" w:cs="Arial"/>
+              </w:rPr>
+              <w:t>Sidon: Iniziato a implementare la schermata della wiki</w:t>
             </w:r>
           </w:p>
           <w:p>
@@ -8711,6 +7957,12 @@
                 <w:rFonts w:ascii="Arial" w:hAnsi="Arial" w:cs="Arial"/>
               </w:rPr>
             </w:pPr>
+            <w:r>
+              <w:rPr>
+                <w:rFonts w:ascii="Arial" w:hAnsi="Arial" w:cs="Arial"/>
+              </w:rPr>
+              <w:t>https://u2p.netlify.app/</w:t>
+            </w:r>
           </w:p>
         </w:tc>
       </w:tr>
@@ -8776,6 +8028,25 @@
                 <w:rFonts w:ascii="Arial" w:hAnsi="Arial" w:cs="Arial"/>
               </w:rPr>
             </w:pPr>
+            <w:r>
+              <w:rPr>
+                <w:rFonts w:ascii="Arial" w:hAnsi="Arial" w:cs="Arial"/>
+              </w:rPr>
+              <w:t>Ivan: non funzionava nulla su unity, tutti i componenti erano chiamati “(script)” con caratteristica “(script)” e non andava nessuna funzione, gli sprite erano tutti senza texture.</w:t>
+            </w:r>
+          </w:p>
+          <w:p>
+            <w:pPr>
+              <w:rPr>
+                <w:rFonts w:ascii="Arial" w:hAnsi="Arial" w:cs="Arial"/>
+              </w:rPr>
+            </w:pPr>
+            <w:r>
+              <w:rPr>
+                <w:rFonts w:ascii="Arial" w:hAnsi="Arial" w:cs="Arial"/>
+              </w:rPr>
+              <w:t>Risolto capendo che è un problema nato dal force pull che ha cancellato le librerie e utility basi di unity. Dopo averlo capito, risolto semplicemente cancellando tutto e copiando da uno dei compagni.</w:t>
+            </w:r>
           </w:p>
           <w:p>
             <w:pPr>
@@ -8848,6 +8119,18 @@
                 <w:rFonts w:ascii="Arial" w:hAnsi="Arial" w:cs="Arial"/>
               </w:rPr>
             </w:pPr>
+            <w:r>
+              <w:rPr>
+                <w:rFonts w:ascii="Arial" w:hAnsi="Arial" w:cs="Arial"/>
+              </w:rPr>
+              <w:t>Siamo indietro di un po’ meno di un mese intero per colpa di assenza certi giorni lavorativi. Però, abbiamo comunque due settimane di riserva quindi se ci impegniamo</w:t>
+            </w:r>
+            <w:r>
+              <w:rPr>
+                <w:rFonts w:ascii="Arial" w:hAnsi="Arial" w:cs="Arial"/>
+              </w:rPr>
+              <w:t xml:space="preserve"> – ce la faremo.</w:t>
+            </w:r>
           </w:p>
         </w:tc>
       </w:tr>
@@ -8913,6 +8196,75 @@
                 <w:rFonts w:ascii="Arial" w:hAnsi="Arial" w:cs="Arial"/>
               </w:rPr>
             </w:pPr>
+            <w:r>
+              <w:rPr>
+                <w:rFonts w:ascii="Arial" w:hAnsi="Arial" w:cs="Arial"/>
+              </w:rPr>
+              <w:t>Ivan: finire movimento base</w:t>
+            </w:r>
+            <w:r>
+              <w:rPr>
+                <w:rFonts w:ascii="Arial" w:hAnsi="Arial" w:cs="Arial"/>
+              </w:rPr>
+              <w:t xml:space="preserve"> </w:t>
+            </w:r>
+            <w:r>
+              <w:rPr>
+                <w:rFonts w:ascii="Arial" w:hAnsi="Arial" w:cs="Arial"/>
+              </w:rPr>
+              <w:t>e impostazioni + fare Hitbox</w:t>
+            </w:r>
+          </w:p>
+          <w:p>
+            <w:pPr>
+              <w:rPr>
+                <w:rFonts w:ascii="Arial" w:hAnsi="Arial" w:cs="Arial"/>
+              </w:rPr>
+            </w:pPr>
+            <w:r>
+              <w:rPr>
+                <w:rFonts w:ascii="Arial" w:hAnsi="Arial" w:cs="Arial"/>
+              </w:rPr>
+              <w:t>Quan: finire salto + dash, implementare wiki e impostazioni + rigidbody</w:t>
+            </w:r>
+          </w:p>
+          <w:p>
+            <w:pPr>
+              <w:rPr>
+                <w:rFonts w:ascii="Arial" w:hAnsi="Arial" w:cs="Arial"/>
+              </w:rPr>
+            </w:pPr>
+            <w:r>
+              <w:rPr>
+                <w:rFonts w:ascii="Arial" w:hAnsi="Arial" w:cs="Arial"/>
+              </w:rPr>
+              <w:t>Sidon:</w:t>
+            </w:r>
+            <w:r>
+              <w:rPr>
+                <w:rFonts w:ascii="Arial" w:hAnsi="Arial" w:cs="Arial"/>
+              </w:rPr>
+              <w:t xml:space="preserve"> </w:t>
+            </w:r>
+            <w:r>
+              <w:rPr>
+                <w:rFonts w:ascii="Arial" w:hAnsi="Arial" w:cs="Arial"/>
+              </w:rPr>
+              <w:t>implementare pre partita + json</w:t>
+            </w:r>
+          </w:p>
+          <w:p>
+            <w:pPr>
+              <w:rPr>
+                <w:rFonts w:ascii="Arial" w:hAnsi="Arial" w:cs="Arial"/>
+              </w:rPr>
+            </w:pPr>
+            <w:r>
+              <w:rPr>
+                <w:rFonts w:ascii="Arial" w:hAnsi="Arial" w:cs="Arial"/>
+              </w:rPr>
+              <w:t>Yasser: finire i calci, implementare pre partita + eventi</w:t>
+            </w:r>
           </w:p>
         </w:tc>
       </w:tr>
@@ -8967,28 +8319,12 @@
                 <w:rFonts w:ascii="Arial" w:hAnsi="Arial" w:cs="Arial"/>
               </w:rPr>
             </w:pPr>
-            <w:proofErr w:type="spellStart"/>
-            <w:r>
-              <w:rPr>
-                <w:rFonts w:ascii="Arial" w:hAnsi="Arial" w:cs="Arial"/>
-              </w:rPr>
-              <w:t>Daily</w:t>
-            </w:r>
-            <w:proofErr w:type="spellEnd"/>
-            <w:r>
-              <w:rPr>
-                <w:rFonts w:ascii="Arial" w:hAnsi="Arial" w:cs="Arial"/>
-              </w:rPr>
-              <w:t xml:space="preserve"> </w:t>
-            </w:r>
-            <w:proofErr w:type="spellStart"/>
-            <w:r>
-              <w:rPr>
-                <w:rFonts w:ascii="Arial" w:hAnsi="Arial" w:cs="Arial"/>
-              </w:rPr>
-              <w:t>Scrum</w:t>
-            </w:r>
-            <w:proofErr w:type="spellEnd"/>
+            <w:r>
+              <w:rPr>
+                <w:rFonts w:ascii="Arial" w:hAnsi="Arial" w:cs="Arial"/>
+              </w:rPr>
+              <w:t>Daily Scrum</w:t>
+            </w:r>
           </w:p>
         </w:tc>
       </w:tr>
@@ -9005,73 +8341,6 @@
           </w:tcPr>
           <w:p>
             <w:pPr>
-              <w:rPr>
-                <w:rFonts w:ascii="Arial" w:hAnsi="Arial" w:cs="Arial"/>
-              </w:rPr>
-            </w:pPr>
-            <w:r>
-              <w:rPr>
-                <w:rFonts w:ascii="Arial" w:hAnsi="Arial" w:cs="Arial"/>
-              </w:rPr>
-              <w:t xml:space="preserve">Sidon: capire come fare il </w:t>
-            </w:r>
-            <w:proofErr w:type="spellStart"/>
-            <w:r>
-              <w:rPr>
-                <w:rFonts w:ascii="Arial" w:hAnsi="Arial" w:cs="Arial"/>
-              </w:rPr>
-              <w:t>git</w:t>
-            </w:r>
-            <w:proofErr w:type="spellEnd"/>
-            <w:r>
-              <w:rPr>
-                <w:rFonts w:ascii="Arial" w:hAnsi="Arial" w:cs="Arial"/>
-              </w:rPr>
-              <w:t xml:space="preserve"> </w:t>
-            </w:r>
-            <w:proofErr w:type="spellStart"/>
-            <w:r>
-              <w:rPr>
-                <w:rFonts w:ascii="Arial" w:hAnsi="Arial" w:cs="Arial"/>
-              </w:rPr>
-              <w:t>push</w:t>
-            </w:r>
-            <w:proofErr w:type="spellEnd"/>
-            <w:r>
-              <w:rPr>
-                <w:rFonts w:ascii="Arial" w:hAnsi="Arial" w:cs="Arial"/>
-              </w:rPr>
-              <w:t xml:space="preserve"> che ha avuto dei problemi</w:t>
-            </w:r>
-          </w:p>
-          <w:p>
-            <w:pPr>
-              <w:rPr>
-                <w:rFonts w:ascii="Arial" w:hAnsi="Arial" w:cs="Arial"/>
-              </w:rPr>
-            </w:pPr>
-            <w:r>
-              <w:rPr>
-                <w:rFonts w:ascii="Arial" w:hAnsi="Arial" w:cs="Arial"/>
-              </w:rPr>
-              <w:t>Tutti: presentare</w:t>
-            </w:r>
-          </w:p>
-          <w:p>
-            <w:pPr>
-              <w:rPr>
-                <w:rFonts w:ascii="Arial" w:hAnsi="Arial" w:cs="Arial"/>
-              </w:rPr>
-            </w:pPr>
-            <w:r>
-              <w:rPr>
-                <w:rFonts w:ascii="Arial" w:hAnsi="Arial" w:cs="Arial"/>
-              </w:rPr>
-              <w:t>Tutti: finire le animazioni entro il mattino</w:t>
-            </w:r>
-          </w:p>
-          <w:p>
-            <w:pPr>
               <w:tabs>
                 <w:tab w:val="left" w:pos="3159"/>
               </w:tabs>
@@ -9083,7 +8352,7 @@
               <w:rPr>
                 <w:rFonts w:ascii="Arial" w:hAnsi="Arial" w:cs="Arial"/>
               </w:rPr>
-              <w:t xml:space="preserve">Tutti: cominciare le interfacce </w:t>
+              <w:t xml:space="preserve"> </w:t>
             </w:r>
           </w:p>
         </w:tc>
@@ -9154,87 +8423,185 @@
               <w:rPr>
                 <w:rFonts w:ascii="Arial" w:hAnsi="Arial" w:cs="Arial"/>
               </w:rPr>
-              <w:t>Durata: 13.03.2026 – 20.03.2026</w:t>
-            </w:r>
-          </w:p>
-          <w:p>
-            <w:pPr>
-              <w:rPr>
-                <w:rFonts w:ascii="Arial" w:hAnsi="Arial" w:cs="Arial"/>
-              </w:rPr>
-            </w:pPr>
-            <w:r>
-              <w:rPr>
-                <w:rFonts w:ascii="Arial" w:hAnsi="Arial" w:cs="Arial"/>
-              </w:rPr>
-              <w:t>Ivan: fare movimento base, implementare Home e impostazioni</w:t>
-            </w:r>
-          </w:p>
-          <w:p>
-            <w:pPr>
-              <w:rPr>
-                <w:rFonts w:ascii="Arial" w:hAnsi="Arial" w:cs="Arial"/>
-              </w:rPr>
-            </w:pPr>
-            <w:r>
-              <w:rPr>
-                <w:rFonts w:ascii="Arial" w:hAnsi="Arial" w:cs="Arial"/>
-              </w:rPr>
-              <w:t>Quan: fare salto + dash, implementare wiki e impostazioni</w:t>
-            </w:r>
-          </w:p>
-          <w:p>
-            <w:pPr>
-              <w:rPr>
-                <w:rFonts w:ascii="Arial" w:hAnsi="Arial" w:cs="Arial"/>
-              </w:rPr>
-            </w:pPr>
-            <w:r>
-              <w:rPr>
-                <w:rFonts w:ascii="Arial" w:hAnsi="Arial" w:cs="Arial"/>
-              </w:rPr>
-              <w:t xml:space="preserve">Sidon: fare i pugni, implementare </w:t>
-            </w:r>
-            <w:proofErr w:type="spellStart"/>
-            <w:r>
-              <w:rPr>
-                <w:rFonts w:ascii="Arial" w:hAnsi="Arial" w:cs="Arial"/>
-              </w:rPr>
-              <w:t>pre</w:t>
-            </w:r>
-            <w:proofErr w:type="spellEnd"/>
-            <w:r>
-              <w:rPr>
-                <w:rFonts w:ascii="Arial" w:hAnsi="Arial" w:cs="Arial"/>
-              </w:rPr>
-              <w:t xml:space="preserve"> partita</w:t>
-            </w:r>
-          </w:p>
-          <w:p>
-            <w:pPr>
-              <w:rPr>
-                <w:rFonts w:ascii="Arial" w:hAnsi="Arial" w:cs="Arial"/>
-              </w:rPr>
-            </w:pPr>
-            <w:r>
-              <w:rPr>
-                <w:rFonts w:ascii="Arial" w:hAnsi="Arial" w:cs="Arial"/>
-              </w:rPr>
-              <w:t xml:space="preserve">Yasser: Fare i calci, implementare </w:t>
-            </w:r>
-            <w:proofErr w:type="spellStart"/>
-            <w:r>
-              <w:rPr>
-                <w:rFonts w:ascii="Arial" w:hAnsi="Arial" w:cs="Arial"/>
-              </w:rPr>
-              <w:t>pre</w:t>
-            </w:r>
-            <w:proofErr w:type="spellEnd"/>
-            <w:r>
-              <w:rPr>
-                <w:rFonts w:ascii="Arial" w:hAnsi="Arial" w:cs="Arial"/>
-              </w:rPr>
-              <w:t xml:space="preserve"> partita</w:t>
+              <w:t>Durata: 1</w:t>
+            </w:r>
+            <w:r>
+              <w:rPr>
+                <w:rFonts w:ascii="Arial" w:hAnsi="Arial" w:cs="Arial"/>
+              </w:rPr>
+              <w:t>7</w:t>
+            </w:r>
+            <w:r>
+              <w:rPr>
+                <w:rFonts w:ascii="Arial" w:hAnsi="Arial" w:cs="Arial"/>
+              </w:rPr>
+              <w:t>.0</w:t>
+            </w:r>
+            <w:r>
+              <w:rPr>
+                <w:rFonts w:ascii="Arial" w:hAnsi="Arial" w:cs="Arial"/>
+              </w:rPr>
+              <w:t>4</w:t>
+            </w:r>
+            <w:r>
+              <w:rPr>
+                <w:rFonts w:ascii="Arial" w:hAnsi="Arial" w:cs="Arial"/>
+              </w:rPr>
+              <w:t>.2026 – 2</w:t>
+            </w:r>
+            <w:r>
+              <w:rPr>
+                <w:rFonts w:ascii="Arial" w:hAnsi="Arial" w:cs="Arial"/>
+              </w:rPr>
+              <w:t>4</w:t>
+            </w:r>
+            <w:r>
+              <w:rPr>
+                <w:rFonts w:ascii="Arial" w:hAnsi="Arial" w:cs="Arial"/>
+              </w:rPr>
+              <w:t>.0</w:t>
+            </w:r>
+            <w:r>
+              <w:rPr>
+                <w:rFonts w:ascii="Arial" w:hAnsi="Arial" w:cs="Arial"/>
+              </w:rPr>
+              <w:t>4</w:t>
+            </w:r>
+            <w:r>
+              <w:rPr>
+                <w:rFonts w:ascii="Arial" w:hAnsi="Arial" w:cs="Arial"/>
+              </w:rPr>
+              <w:t>.2026</w:t>
+            </w:r>
+          </w:p>
+          <w:p>
+            <w:pPr>
+              <w:rPr>
+                <w:rFonts w:ascii="Arial" w:hAnsi="Arial" w:cs="Arial"/>
+              </w:rPr>
+            </w:pPr>
+            <w:r>
+              <w:rPr>
+                <w:rFonts w:ascii="Arial" w:hAnsi="Arial" w:cs="Arial"/>
+              </w:rPr>
+              <w:t>Ivan: f</w:t>
+            </w:r>
+            <w:r>
+              <w:rPr>
+                <w:rFonts w:ascii="Arial" w:hAnsi="Arial" w:cs="Arial"/>
+              </w:rPr>
+              <w:t>inire</w:t>
+            </w:r>
+            <w:r>
+              <w:rPr>
+                <w:rFonts w:ascii="Arial" w:hAnsi="Arial" w:cs="Arial"/>
+              </w:rPr>
+              <w:t xml:space="preserve"> movimento base, implementare Home e impostazioni</w:t>
+            </w:r>
+            <w:r>
+              <w:rPr>
+                <w:rFonts w:ascii="Arial" w:hAnsi="Arial" w:cs="Arial"/>
+              </w:rPr>
+              <w:t xml:space="preserve"> + fare </w:t>
+            </w:r>
+            <w:r>
+              <w:rPr>
+                <w:rFonts w:ascii="Arial" w:hAnsi="Arial" w:cs="Arial"/>
+              </w:rPr>
+              <w:t>Hitbox</w:t>
+            </w:r>
+          </w:p>
+          <w:p>
+            <w:pPr>
+              <w:rPr>
+                <w:rFonts w:ascii="Arial" w:hAnsi="Arial" w:cs="Arial"/>
+              </w:rPr>
+            </w:pPr>
+            <w:r>
+              <w:rPr>
+                <w:rFonts w:ascii="Arial" w:hAnsi="Arial" w:cs="Arial"/>
+              </w:rPr>
+              <w:t xml:space="preserve">Quan: </w:t>
+            </w:r>
+            <w:r>
+              <w:rPr>
+                <w:rFonts w:ascii="Arial" w:hAnsi="Arial" w:cs="Arial"/>
+              </w:rPr>
+              <w:t xml:space="preserve">finire </w:t>
+            </w:r>
+            <w:r>
+              <w:rPr>
+                <w:rFonts w:ascii="Arial" w:hAnsi="Arial" w:cs="Arial"/>
+              </w:rPr>
+              <w:t>salto + dash, implementare wiki e impostazioni</w:t>
+            </w:r>
+            <w:r>
+              <w:rPr>
+                <w:rFonts w:ascii="Arial" w:hAnsi="Arial" w:cs="Arial"/>
+              </w:rPr>
+              <w:t xml:space="preserve"> + rigidbody</w:t>
+            </w:r>
+          </w:p>
+          <w:p>
+            <w:pPr>
+              <w:rPr>
+                <w:rFonts w:ascii="Arial" w:hAnsi="Arial" w:cs="Arial"/>
+              </w:rPr>
+            </w:pPr>
+            <w:r>
+              <w:rPr>
+                <w:rFonts w:ascii="Arial" w:hAnsi="Arial" w:cs="Arial"/>
+              </w:rPr>
+              <w:t xml:space="preserve">Sidon: </w:t>
+            </w:r>
+            <w:r>
+              <w:rPr>
+                <w:rFonts w:ascii="Arial" w:hAnsi="Arial" w:cs="Arial"/>
+              </w:rPr>
+              <w:t xml:space="preserve">finire </w:t>
+            </w:r>
+            <w:r>
+              <w:rPr>
+                <w:rFonts w:ascii="Arial" w:hAnsi="Arial" w:cs="Arial"/>
+              </w:rPr>
+              <w:t>i pugni, implementare pre partita</w:t>
+            </w:r>
+            <w:r>
+              <w:rPr>
+                <w:rFonts w:ascii="Arial" w:hAnsi="Arial" w:cs="Arial"/>
+              </w:rPr>
+              <w:t xml:space="preserve"> + json</w:t>
+            </w:r>
+          </w:p>
+          <w:p>
+            <w:pPr>
+              <w:rPr>
+                <w:rFonts w:ascii="Arial" w:hAnsi="Arial" w:cs="Arial"/>
+              </w:rPr>
+            </w:pPr>
+            <w:r>
+              <w:rPr>
+                <w:rFonts w:ascii="Arial" w:hAnsi="Arial" w:cs="Arial"/>
+              </w:rPr>
+              <w:t xml:space="preserve">Yasser: </w:t>
+            </w:r>
+            <w:r>
+              <w:rPr>
+                <w:rFonts w:ascii="Arial" w:hAnsi="Arial" w:cs="Arial"/>
+              </w:rPr>
+              <w:t xml:space="preserve">finire </w:t>
+            </w:r>
+            <w:r>
+              <w:rPr>
+                <w:rFonts w:ascii="Arial" w:hAnsi="Arial" w:cs="Arial"/>
+              </w:rPr>
+              <w:t>i calci, implementare pre partita</w:t>
+            </w:r>
+            <w:r>
+              <w:rPr>
+                <w:rFonts w:ascii="Arial" w:hAnsi="Arial" w:cs="Arial"/>
+              </w:rPr>
+              <w:t xml:space="preserve"> + eventi</w:t>
             </w:r>
           </w:p>
         </w:tc>
@@ -9279,6 +8646,7 @@
               <w:rPr>
                 <w:rFonts w:ascii="Arial" w:hAnsi="Arial" w:cs="Arial"/>
               </w:rPr>
+              <w:lastRenderedPageBreak/>
               <w:t>Sprint Review</w:t>
             </w:r>
           </w:p>
@@ -9344,16 +8712,8 @@
               <w:rPr>
                 <w:rFonts w:ascii="Arial" w:hAnsi="Arial" w:cs="Arial"/>
               </w:rPr>
-              <w:t xml:space="preserve">Sprint </w:t>
-            </w:r>
-            <w:proofErr w:type="spellStart"/>
-            <w:r>
-              <w:rPr>
-                <w:rFonts w:ascii="Arial" w:hAnsi="Arial" w:cs="Arial"/>
-              </w:rPr>
-              <w:t>Retrospective</w:t>
-            </w:r>
-            <w:proofErr w:type="spellEnd"/>
+              <w:t>Sprint Retrospective</w:t>
+            </w:r>
           </w:p>
         </w:tc>
       </w:tr>
@@ -12886,7 +12246,7 @@
   <w:style w:type="paragraph" w:default="1" w:styleId="Normale">
     <w:name w:val="Normal"/>
     <w:qFormat/>
-    <w:rsid w:val="00CD0DFC"/>
+    <w:rsid w:val="007B547C"/>
   </w:style>
   <w:style w:type="paragraph" w:styleId="Titolo2">
     <w:name w:val="heading 2"/>
@@ -13747,6 +13107,15 @@
 </file>
 
 <file path=customXml/item1.xml><?xml version="1.0" encoding="utf-8"?>
+<?mso-contentType ?>
+<FormTemplates xmlns="http://schemas.microsoft.com/sharepoint/v3/contenttype/forms">
+  <Display>DocumentLibraryForm</Display>
+  <Edit>DocumentLibraryForm</Edit>
+  <New>DocumentLibraryForm</New>
+</FormTemplates>
+</file>
+
+<file path=customXml/item2.xml><?xml version="1.0" encoding="utf-8"?>
 <ct:contentTypeSchema xmlns:ct="http://schemas.microsoft.com/office/2006/metadata/contentType" xmlns:ma="http://schemas.microsoft.com/office/2006/metadata/properties/metaAttributes" ct:_="" ma:_="" ma:contentTypeName="Documento" ma:contentTypeID="0x0101001D68984F87EC994ABE7B851987432E7B" ma:contentTypeVersion="13" ma:contentTypeDescription="Creare un nuovo documento." ma:contentTypeScope="" ma:versionID="9735a29966f8059e51308ea1cecd41eb">
   <xsd:schema xmlns:xsd="http://www.w3.org/2001/XMLSchema" xmlns:xs="http://www.w3.org/2001/XMLSchema" xmlns:p="http://schemas.microsoft.com/office/2006/metadata/properties" xmlns:ns3="d8eed4e0-1c4d-4eb7-9d5a-8c6be5a7f7cc" xmlns:ns4="9a5989ba-1f3a-4074-8e62-988f1f5a6d91" targetNamespace="http://schemas.microsoft.com/office/2006/metadata/properties" ma:root="true" ma:fieldsID="10fd3cb04b3c10d561cc1ece84de1cfd" ns3:_="" ns4:_="">
     <xsd:import namespace="d8eed4e0-1c4d-4eb7-9d5a-8c6be5a7f7cc"/>
@@ -13967,16 +13336,11 @@
 </ct:contentTypeSchema>
 </file>
 
-<file path=customXml/item2.xml><?xml version="1.0" encoding="utf-8"?>
-<?mso-contentType ?>
-<FormTemplates xmlns="http://schemas.microsoft.com/sharepoint/v3/contenttype/forms">
-  <Display>DocumentLibraryForm</Display>
-  <Edit>DocumentLibraryForm</Edit>
-  <New>DocumentLibraryForm</New>
-</FormTemplates>
+<file path=customXml/item3.xml><?xml version="1.0" encoding="utf-8"?>
+<b:Sources xmlns:b="http://schemas.openxmlformats.org/officeDocument/2006/bibliography" xmlns="http://schemas.openxmlformats.org/officeDocument/2006/bibliography" SelectedStyle="\APA.XSL" StyleName="APA"/>
 </file>
 
-<file path=customXml/item3.xml><?xml version="1.0" encoding="utf-8"?>
+<file path=customXml/item4.xml><?xml version="1.0" encoding="utf-8"?>
 <p:properties xmlns:p="http://schemas.microsoft.com/office/2006/metadata/properties" xmlns:xsi="http://www.w3.org/2001/XMLSchema-instance" xmlns:pc="http://schemas.microsoft.com/office/infopath/2007/PartnerControls">
   <documentManagement>
     <_activity xmlns="9a5989ba-1f3a-4074-8e62-988f1f5a6d91" xsi:nil="true"/>
@@ -13984,11 +13348,15 @@
 </p:properties>
 </file>
 
-<file path=customXml/item4.xml><?xml version="1.0" encoding="utf-8"?>
-<b:Sources xmlns:b="http://schemas.openxmlformats.org/officeDocument/2006/bibliography" xmlns="http://schemas.openxmlformats.org/officeDocument/2006/bibliography" SelectedStyle="\APA.XSL" StyleName="APA"/>
+<file path=customXml/itemProps1.xml><?xml version="1.0" encoding="utf-8"?>
+<ds:datastoreItem xmlns:ds="http://schemas.openxmlformats.org/officeDocument/2006/customXml" ds:itemID="{F88632BD-6596-4D41-8033-40DE95A98259}">
+  <ds:schemaRefs>
+    <ds:schemaRef ds:uri="http://schemas.microsoft.com/sharepoint/v3/contenttype/forms"/>
+  </ds:schemaRefs>
+</ds:datastoreItem>
 </file>
 
-<file path=customXml/itemProps1.xml><?xml version="1.0" encoding="utf-8"?>
+<file path=customXml/itemProps2.xml><?xml version="1.0" encoding="utf-8"?>
 <ds:datastoreItem xmlns:ds="http://schemas.openxmlformats.org/officeDocument/2006/customXml" ds:itemID="{DF47FB3B-BE2E-4282-A583-D09F8A90D7A9}">
   <ds:schemaRefs>
     <ds:schemaRef ds:uri="http://schemas.microsoft.com/office/2006/metadata/contentType"/>
@@ -14007,15 +13375,15 @@
 </ds:datastoreItem>
 </file>
 
-<file path=customXml/itemProps2.xml><?xml version="1.0" encoding="utf-8"?>
-<ds:datastoreItem xmlns:ds="http://schemas.openxmlformats.org/officeDocument/2006/customXml" ds:itemID="{F88632BD-6596-4D41-8033-40DE95A98259}">
+<file path=customXml/itemProps3.xml><?xml version="1.0" encoding="utf-8"?>
+<ds:datastoreItem xmlns:ds="http://schemas.openxmlformats.org/officeDocument/2006/customXml" ds:itemID="{A4D352A7-3801-4E51-8ED0-E5F8E4A7EC31}">
   <ds:schemaRefs>
-    <ds:schemaRef ds:uri="http://schemas.microsoft.com/sharepoint/v3/contenttype/forms"/>
+    <ds:schemaRef ds:uri="http://schemas.openxmlformats.org/officeDocument/2006/bibliography"/>
   </ds:schemaRefs>
 </ds:datastoreItem>
 </file>
 
-<file path=customXml/itemProps3.xml><?xml version="1.0" encoding="utf-8"?>
+<file path=customXml/itemProps4.xml><?xml version="1.0" encoding="utf-8"?>
 <ds:datastoreItem xmlns:ds="http://schemas.openxmlformats.org/officeDocument/2006/customXml" ds:itemID="{4C5564E7-A054-43C4-BF74-7A145474E87C}">
   <ds:schemaRefs>
     <ds:schemaRef ds:uri="http://schemas.microsoft.com/office/2006/metadata/properties"/>
@@ -14023,12 +13391,4 @@
     <ds:schemaRef ds:uri="9a5989ba-1f3a-4074-8e62-988f1f5a6d91"/>
   </ds:schemaRefs>
 </ds:datastoreItem>
-</file>
-
-<file path=customXml/itemProps4.xml><?xml version="1.0" encoding="utf-8"?>
-<ds:datastoreItem xmlns:ds="http://schemas.openxmlformats.org/officeDocument/2006/customXml" ds:itemID="{A4D352A7-3801-4E51-8ED0-E5F8E4A7EC31}">
-  <ds:schemaRefs>
-    <ds:schemaRef ds:uri="http://schemas.openxmlformats.org/officeDocument/2006/bibliography"/>
-  </ds:schemaRefs>
-</ds:datastoreItem>
 </file>
--- a/4_Diari/Diario di Lavoro.docx
+++ b/4_Diari/Diario di Lavoro.docx
@@ -7652,7 +7652,25 @@
               <w:rPr>
                 <w:rFonts w:ascii="Arial" w:hAnsi="Arial" w:cs="Arial"/>
               </w:rPr>
-              <w:t>20.03.2026</w:t>
+              <w:t>17</w:t>
+            </w:r>
+            <w:r>
+              <w:rPr>
+                <w:rFonts w:ascii="Arial" w:hAnsi="Arial" w:cs="Arial"/>
+              </w:rPr>
+              <w:t>.0</w:t>
+            </w:r>
+            <w:r>
+              <w:rPr>
+                <w:rFonts w:ascii="Arial" w:hAnsi="Arial" w:cs="Arial"/>
+              </w:rPr>
+              <w:t>4</w:t>
+            </w:r>
+            <w:r>
+              <w:rPr>
+                <w:rFonts w:ascii="Arial" w:hAnsi="Arial" w:cs="Arial"/>
+              </w:rPr>
+              <w:t>.2026</w:t>
             </w:r>
           </w:p>
         </w:tc>
@@ -8200,57 +8218,57 @@
               <w:rPr>
                 <w:rFonts w:ascii="Arial" w:hAnsi="Arial" w:cs="Arial"/>
               </w:rPr>
-              <w:t>Ivan: finire movimento base</w:t>
-            </w:r>
-            <w:r>
-              <w:rPr>
-                <w:rFonts w:ascii="Arial" w:hAnsi="Arial" w:cs="Arial"/>
-              </w:rPr>
-              <w:t xml:space="preserve"> </w:t>
-            </w:r>
-            <w:r>
-              <w:rPr>
-                <w:rFonts w:ascii="Arial" w:hAnsi="Arial" w:cs="Arial"/>
-              </w:rPr>
-              <w:t>e impostazioni + fare Hitbox</w:t>
-            </w:r>
-          </w:p>
-          <w:p>
-            <w:pPr>
-              <w:rPr>
-                <w:rFonts w:ascii="Arial" w:hAnsi="Arial" w:cs="Arial"/>
-              </w:rPr>
-            </w:pPr>
-            <w:r>
-              <w:rPr>
-                <w:rFonts w:ascii="Arial" w:hAnsi="Arial" w:cs="Arial"/>
-              </w:rPr>
-              <w:t>Quan: finire salto + dash, implementare wiki e impostazioni + rigidbody</w:t>
-            </w:r>
-          </w:p>
-          <w:p>
-            <w:pPr>
-              <w:rPr>
-                <w:rFonts w:ascii="Arial" w:hAnsi="Arial" w:cs="Arial"/>
-              </w:rPr>
-            </w:pPr>
-            <w:r>
-              <w:rPr>
-                <w:rFonts w:ascii="Arial" w:hAnsi="Arial" w:cs="Arial"/>
-              </w:rPr>
-              <w:t>Sidon:</w:t>
-            </w:r>
-            <w:r>
-              <w:rPr>
-                <w:rFonts w:ascii="Arial" w:hAnsi="Arial" w:cs="Arial"/>
-              </w:rPr>
-              <w:t xml:space="preserve"> </w:t>
-            </w:r>
-            <w:r>
-              <w:rPr>
-                <w:rFonts w:ascii="Arial" w:hAnsi="Arial" w:cs="Arial"/>
-              </w:rPr>
-              <w:t>implementare pre partita + json</w:t>
+              <w:t xml:space="preserve">Ivan: </w:t>
+            </w:r>
+            <w:r>
+              <w:rPr>
+                <w:rFonts w:ascii="Arial" w:hAnsi="Arial" w:cs="Arial"/>
+              </w:rPr>
+              <w:t>Fare le i</w:t>
+            </w:r>
+            <w:r>
+              <w:rPr>
+                <w:rFonts w:ascii="Arial" w:hAnsi="Arial" w:cs="Arial"/>
+              </w:rPr>
+              <w:t>mpostazioni + fare Hitbox</w:t>
+            </w:r>
+          </w:p>
+          <w:p>
+            <w:pPr>
+              <w:rPr>
+                <w:rFonts w:ascii="Arial" w:hAnsi="Arial" w:cs="Arial"/>
+              </w:rPr>
+            </w:pPr>
+            <w:r>
+              <w:rPr>
+                <w:rFonts w:ascii="Arial" w:hAnsi="Arial" w:cs="Arial"/>
+              </w:rPr>
+              <w:t>Quan: finire salto + dash + rigidbody</w:t>
+            </w:r>
+          </w:p>
+          <w:p>
+            <w:pPr>
+              <w:rPr>
+                <w:rFonts w:ascii="Arial" w:hAnsi="Arial" w:cs="Arial"/>
+              </w:rPr>
+            </w:pPr>
+            <w:r>
+              <w:rPr>
+                <w:rFonts w:ascii="Arial" w:hAnsi="Arial" w:cs="Arial"/>
+              </w:rPr>
+              <w:t xml:space="preserve">Sidon: </w:t>
+            </w:r>
+            <w:r>
+              <w:rPr>
+                <w:rFonts w:ascii="Arial" w:hAnsi="Arial" w:cs="Arial"/>
+              </w:rPr>
+              <w:t>finire wiki</w:t>
+            </w:r>
+            <w:r>
+              <w:rPr>
+                <w:rFonts w:ascii="Arial" w:hAnsi="Arial" w:cs="Arial"/>
+              </w:rPr>
+              <w:t xml:space="preserve"> + json</w:t>
             </w:r>
           </w:p>
           <w:p>
@@ -8533,13 +8551,19 @@
               <w:rPr>
                 <w:rFonts w:ascii="Arial" w:hAnsi="Arial" w:cs="Arial"/>
               </w:rPr>
-              <w:t>salto + dash, implementare wiki e impostazioni</w:t>
-            </w:r>
-            <w:r>
-              <w:rPr>
-                <w:rFonts w:ascii="Arial" w:hAnsi="Arial" w:cs="Arial"/>
-              </w:rPr>
-              <w:t xml:space="preserve"> + rigidbody</w:t>
+              <w:t>salto + dash</w:t>
+            </w:r>
+            <w:r>
+              <w:rPr>
+                <w:rFonts w:ascii="Arial" w:hAnsi="Arial" w:cs="Arial"/>
+              </w:rPr>
+              <w:t xml:space="preserve"> </w:t>
+            </w:r>
+            <w:r>
+              <w:rPr>
+                <w:rFonts w:ascii="Arial" w:hAnsi="Arial" w:cs="Arial"/>
+              </w:rPr>
+              <w:t>+ rigidbody</w:t>
             </w:r>
           </w:p>
           <w:p>
@@ -8564,13 +8588,19 @@
               <w:rPr>
                 <w:rFonts w:ascii="Arial" w:hAnsi="Arial" w:cs="Arial"/>
               </w:rPr>
-              <w:t>i pugni, implementare pre partita</w:t>
-            </w:r>
-            <w:r>
-              <w:rPr>
-                <w:rFonts w:ascii="Arial" w:hAnsi="Arial" w:cs="Arial"/>
-              </w:rPr>
-              <w:t xml:space="preserve"> + json</w:t>
+              <w:t xml:space="preserve">i pugni, implementare </w:t>
+            </w:r>
+            <w:r>
+              <w:rPr>
+                <w:rFonts w:ascii="Arial" w:hAnsi="Arial" w:cs="Arial"/>
+              </w:rPr>
+              <w:t xml:space="preserve">wiki </w:t>
+            </w:r>
+            <w:r>
+              <w:rPr>
+                <w:rFonts w:ascii="Arial" w:hAnsi="Arial" w:cs="Arial"/>
+              </w:rPr>
+              <w:t>+ json</w:t>
             </w:r>
           </w:p>
           <w:p>
@@ -13107,15 +13137,6 @@
 </file>
 
 <file path=customXml/item1.xml><?xml version="1.0" encoding="utf-8"?>
-<?mso-contentType ?>
-<FormTemplates xmlns="http://schemas.microsoft.com/sharepoint/v3/contenttype/forms">
-  <Display>DocumentLibraryForm</Display>
-  <Edit>DocumentLibraryForm</Edit>
-  <New>DocumentLibraryForm</New>
-</FormTemplates>
-</file>
-
-<file path=customXml/item2.xml><?xml version="1.0" encoding="utf-8"?>
 <ct:contentTypeSchema xmlns:ct="http://schemas.microsoft.com/office/2006/metadata/contentType" xmlns:ma="http://schemas.microsoft.com/office/2006/metadata/properties/metaAttributes" ct:_="" ma:_="" ma:contentTypeName="Documento" ma:contentTypeID="0x0101001D68984F87EC994ABE7B851987432E7B" ma:contentTypeVersion="13" ma:contentTypeDescription="Creare un nuovo documento." ma:contentTypeScope="" ma:versionID="9735a29966f8059e51308ea1cecd41eb">
   <xsd:schema xmlns:xsd="http://www.w3.org/2001/XMLSchema" xmlns:xs="http://www.w3.org/2001/XMLSchema" xmlns:p="http://schemas.microsoft.com/office/2006/metadata/properties" xmlns:ns3="d8eed4e0-1c4d-4eb7-9d5a-8c6be5a7f7cc" xmlns:ns4="9a5989ba-1f3a-4074-8e62-988f1f5a6d91" targetNamespace="http://schemas.microsoft.com/office/2006/metadata/properties" ma:root="true" ma:fieldsID="10fd3cb04b3c10d561cc1ece84de1cfd" ns3:_="" ns4:_="">
     <xsd:import namespace="d8eed4e0-1c4d-4eb7-9d5a-8c6be5a7f7cc"/>
@@ -13336,11 +13357,16 @@
 </ct:contentTypeSchema>
 </file>
 
-<file path=customXml/item3.xml><?xml version="1.0" encoding="utf-8"?>
-<b:Sources xmlns:b="http://schemas.openxmlformats.org/officeDocument/2006/bibliography" xmlns="http://schemas.openxmlformats.org/officeDocument/2006/bibliography" SelectedStyle="\APA.XSL" StyleName="APA"/>
+<file path=customXml/item2.xml><?xml version="1.0" encoding="utf-8"?>
+<?mso-contentType ?>
+<FormTemplates xmlns="http://schemas.microsoft.com/sharepoint/v3/contenttype/forms">
+  <Display>DocumentLibraryForm</Display>
+  <Edit>DocumentLibraryForm</Edit>
+  <New>DocumentLibraryForm</New>
+</FormTemplates>
 </file>
 
-<file path=customXml/item4.xml><?xml version="1.0" encoding="utf-8"?>
+<file path=customXml/item3.xml><?xml version="1.0" encoding="utf-8"?>
 <p:properties xmlns:p="http://schemas.microsoft.com/office/2006/metadata/properties" xmlns:xsi="http://www.w3.org/2001/XMLSchema-instance" xmlns:pc="http://schemas.microsoft.com/office/infopath/2007/PartnerControls">
   <documentManagement>
     <_activity xmlns="9a5989ba-1f3a-4074-8e62-988f1f5a6d91" xsi:nil="true"/>
@@ -13348,15 +13374,11 @@
 </p:properties>
 </file>
 
-<file path=customXml/itemProps1.xml><?xml version="1.0" encoding="utf-8"?>
-<ds:datastoreItem xmlns:ds="http://schemas.openxmlformats.org/officeDocument/2006/customXml" ds:itemID="{F88632BD-6596-4D41-8033-40DE95A98259}">
-  <ds:schemaRefs>
-    <ds:schemaRef ds:uri="http://schemas.microsoft.com/sharepoint/v3/contenttype/forms"/>
-  </ds:schemaRefs>
-</ds:datastoreItem>
+<file path=customXml/item4.xml><?xml version="1.0" encoding="utf-8"?>
+<b:Sources xmlns:b="http://schemas.openxmlformats.org/officeDocument/2006/bibliography" xmlns="http://schemas.openxmlformats.org/officeDocument/2006/bibliography" SelectedStyle="\APA.XSL" StyleName="APA"/>
 </file>
 
-<file path=customXml/itemProps2.xml><?xml version="1.0" encoding="utf-8"?>
+<file path=customXml/itemProps1.xml><?xml version="1.0" encoding="utf-8"?>
 <ds:datastoreItem xmlns:ds="http://schemas.openxmlformats.org/officeDocument/2006/customXml" ds:itemID="{DF47FB3B-BE2E-4282-A583-D09F8A90D7A9}">
   <ds:schemaRefs>
     <ds:schemaRef ds:uri="http://schemas.microsoft.com/office/2006/metadata/contentType"/>
@@ -13375,15 +13397,15 @@
 </ds:datastoreItem>
 </file>
 
-<file path=customXml/itemProps3.xml><?xml version="1.0" encoding="utf-8"?>
-<ds:datastoreItem xmlns:ds="http://schemas.openxmlformats.org/officeDocument/2006/customXml" ds:itemID="{A4D352A7-3801-4E51-8ED0-E5F8E4A7EC31}">
+<file path=customXml/itemProps2.xml><?xml version="1.0" encoding="utf-8"?>
+<ds:datastoreItem xmlns:ds="http://schemas.openxmlformats.org/officeDocument/2006/customXml" ds:itemID="{F88632BD-6596-4D41-8033-40DE95A98259}">
   <ds:schemaRefs>
-    <ds:schemaRef ds:uri="http://schemas.openxmlformats.org/officeDocument/2006/bibliography"/>
+    <ds:schemaRef ds:uri="http://schemas.microsoft.com/sharepoint/v3/contenttype/forms"/>
   </ds:schemaRefs>
 </ds:datastoreItem>
 </file>
 
-<file path=customXml/itemProps4.xml><?xml version="1.0" encoding="utf-8"?>
+<file path=customXml/itemProps3.xml><?xml version="1.0" encoding="utf-8"?>
 <ds:datastoreItem xmlns:ds="http://schemas.openxmlformats.org/officeDocument/2006/customXml" ds:itemID="{4C5564E7-A054-43C4-BF74-7A145474E87C}">
   <ds:schemaRefs>
     <ds:schemaRef ds:uri="http://schemas.microsoft.com/office/2006/metadata/properties"/>
@@ -13391,4 +13413,12 @@
     <ds:schemaRef ds:uri="9a5989ba-1f3a-4074-8e62-988f1f5a6d91"/>
   </ds:schemaRefs>
 </ds:datastoreItem>
+</file>
+
+<file path=customXml/itemProps4.xml><?xml version="1.0" encoding="utf-8"?>
+<ds:datastoreItem xmlns:ds="http://schemas.openxmlformats.org/officeDocument/2006/customXml" ds:itemID="{A4D352A7-3801-4E51-8ED0-E5F8E4A7EC31}">
+  <ds:schemaRefs>
+    <ds:schemaRef ds:uri="http://schemas.openxmlformats.org/officeDocument/2006/bibliography"/>
+  </ds:schemaRefs>
+</ds:datastoreItem>
 </file>
--- a/4_Diari/Diario di Lavoro.docx
+++ b/4_Diari/Diario di Lavoro.docx
@@ -525,7 +525,35 @@
               <w:rPr>
                 <w:rFonts w:ascii="Arial" w:hAnsi="Arial" w:cs="Arial"/>
               </w:rPr>
-              <w:t>Messo tutto insieme e commit github.</w:t>
+              <w:t xml:space="preserve">Messo tutto insieme e </w:t>
+            </w:r>
+            <w:proofErr w:type="spellStart"/>
+            <w:r>
+              <w:rPr>
+                <w:rFonts w:ascii="Arial" w:hAnsi="Arial" w:cs="Arial"/>
+              </w:rPr>
+              <w:t>commit</w:t>
+            </w:r>
+            <w:proofErr w:type="spellEnd"/>
+            <w:r>
+              <w:rPr>
+                <w:rFonts w:ascii="Arial" w:hAnsi="Arial" w:cs="Arial"/>
+              </w:rPr>
+              <w:t xml:space="preserve"> </w:t>
+            </w:r>
+            <w:proofErr w:type="spellStart"/>
+            <w:r>
+              <w:rPr>
+                <w:rFonts w:ascii="Arial" w:hAnsi="Arial" w:cs="Arial"/>
+              </w:rPr>
+              <w:t>github</w:t>
+            </w:r>
+            <w:proofErr w:type="spellEnd"/>
+            <w:r>
+              <w:rPr>
+                <w:rFonts w:ascii="Arial" w:hAnsi="Arial" w:cs="Arial"/>
+              </w:rPr>
+              <w:t>.</w:t>
             </w:r>
           </w:p>
         </w:tc>
@@ -962,8 +990,16 @@
               <w:rPr>
                 <w:rFonts w:ascii="Arial" w:hAnsi="Arial" w:cs="Arial"/>
               </w:rPr>
-              <w:t>Ivan, Yasser, Quan: Modifiche finali al QdC</w:t>
-            </w:r>
+              <w:t xml:space="preserve">Ivan, Yasser, Quan: Modifiche finali al </w:t>
+            </w:r>
+            <w:proofErr w:type="spellStart"/>
+            <w:r>
+              <w:rPr>
+                <w:rFonts w:ascii="Arial" w:hAnsi="Arial" w:cs="Arial"/>
+              </w:rPr>
+              <w:t>QdC</w:t>
+            </w:r>
+            <w:proofErr w:type="spellEnd"/>
           </w:p>
           <w:p>
             <w:pPr>
@@ -1016,7 +1052,21 @@
               <w:rPr>
                 <w:rFonts w:ascii="Arial" w:hAnsi="Arial" w:cs="Arial"/>
               </w:rPr>
-              <w:t>Discussione del QdC e del progetto con il professore</w:t>
+              <w:t xml:space="preserve">Discussione del </w:t>
+            </w:r>
+            <w:proofErr w:type="spellStart"/>
+            <w:r>
+              <w:rPr>
+                <w:rFonts w:ascii="Arial" w:hAnsi="Arial" w:cs="Arial"/>
+              </w:rPr>
+              <w:t>QdC</w:t>
+            </w:r>
+            <w:proofErr w:type="spellEnd"/>
+            <w:r>
+              <w:rPr>
+                <w:rFonts w:ascii="Arial" w:hAnsi="Arial" w:cs="Arial"/>
+              </w:rPr>
+              <w:t xml:space="preserve"> e del progetto con il professore</w:t>
             </w:r>
             <w:r>
               <w:rPr>
@@ -1062,7 +1112,35 @@
               <w:rPr>
                 <w:rFonts w:ascii="Arial" w:hAnsi="Arial" w:cs="Arial"/>
               </w:rPr>
-              <w:t>are a usare unity e documentare bene come creare un picchia duro su unity.</w:t>
+              <w:t xml:space="preserve">are a usare </w:t>
+            </w:r>
+            <w:proofErr w:type="spellStart"/>
+            <w:r>
+              <w:rPr>
+                <w:rFonts w:ascii="Arial" w:hAnsi="Arial" w:cs="Arial"/>
+              </w:rPr>
+              <w:t>unity</w:t>
+            </w:r>
+            <w:proofErr w:type="spellEnd"/>
+            <w:r>
+              <w:rPr>
+                <w:rFonts w:ascii="Arial" w:hAnsi="Arial" w:cs="Arial"/>
+              </w:rPr>
+              <w:t xml:space="preserve"> e documentare bene come creare un picchia duro su </w:t>
+            </w:r>
+            <w:proofErr w:type="spellStart"/>
+            <w:r>
+              <w:rPr>
+                <w:rFonts w:ascii="Arial" w:hAnsi="Arial" w:cs="Arial"/>
+              </w:rPr>
+              <w:t>unity</w:t>
+            </w:r>
+            <w:proofErr w:type="spellEnd"/>
+            <w:r>
+              <w:rPr>
+                <w:rFonts w:ascii="Arial" w:hAnsi="Arial" w:cs="Arial"/>
+              </w:rPr>
+              <w:t>.</w:t>
             </w:r>
           </w:p>
           <w:p>
@@ -1122,7 +1200,21 @@
               <w:rPr>
                 <w:rFonts w:ascii="Arial" w:hAnsi="Arial" w:cs="Arial"/>
               </w:rPr>
-              <w:t xml:space="preserve">Ci siamo andati a informare su come funziona github e poi ognuno </w:t>
+              <w:t xml:space="preserve">Ci siamo andati a informare su come funziona </w:t>
+            </w:r>
+            <w:proofErr w:type="spellStart"/>
+            <w:r>
+              <w:rPr>
+                <w:rFonts w:ascii="Arial" w:hAnsi="Arial" w:cs="Arial"/>
+              </w:rPr>
+              <w:t>github</w:t>
+            </w:r>
+            <w:proofErr w:type="spellEnd"/>
+            <w:r>
+              <w:rPr>
+                <w:rFonts w:ascii="Arial" w:hAnsi="Arial" w:cs="Arial"/>
+              </w:rPr>
+              <w:t xml:space="preserve"> e poi ognuno </w:t>
             </w:r>
             <w:r>
               <w:rPr>
@@ -1173,8 +1265,16 @@
               <w:rPr>
                 <w:rFonts w:ascii="Arial" w:hAnsi="Arial" w:cs="Arial"/>
               </w:rPr>
-              <w:t>Quan: Swimlanes</w:t>
-            </w:r>
+              <w:t xml:space="preserve">Quan: </w:t>
+            </w:r>
+            <w:proofErr w:type="spellStart"/>
+            <w:r>
+              <w:rPr>
+                <w:rFonts w:ascii="Arial" w:hAnsi="Arial" w:cs="Arial"/>
+              </w:rPr>
+              <w:t>Swimlanes</w:t>
+            </w:r>
+            <w:proofErr w:type="spellEnd"/>
           </w:p>
         </w:tc>
       </w:tr>
@@ -1703,7 +1803,35 @@
               <w:rPr>
                 <w:rFonts w:ascii="Arial" w:hAnsi="Arial" w:cs="Arial"/>
               </w:rPr>
-              <w:t>Quan: Fa il mockup della schermata principale e delle impostazioni (salvando tutte le sprite).</w:t>
+              <w:t xml:space="preserve">Quan: Fa il </w:t>
+            </w:r>
+            <w:proofErr w:type="spellStart"/>
+            <w:r>
+              <w:rPr>
+                <w:rFonts w:ascii="Arial" w:hAnsi="Arial" w:cs="Arial"/>
+              </w:rPr>
+              <w:t>mockup</w:t>
+            </w:r>
+            <w:proofErr w:type="spellEnd"/>
+            <w:r>
+              <w:rPr>
+                <w:rFonts w:ascii="Arial" w:hAnsi="Arial" w:cs="Arial"/>
+              </w:rPr>
+              <w:t xml:space="preserve"> della schermata principale e delle impostazioni (salvando tutte le </w:t>
+            </w:r>
+            <w:proofErr w:type="spellStart"/>
+            <w:r>
+              <w:rPr>
+                <w:rFonts w:ascii="Arial" w:hAnsi="Arial" w:cs="Arial"/>
+              </w:rPr>
+              <w:t>sprite</w:t>
+            </w:r>
+            <w:proofErr w:type="spellEnd"/>
+            <w:r>
+              <w:rPr>
+                <w:rFonts w:ascii="Arial" w:hAnsi="Arial" w:cs="Arial"/>
+              </w:rPr>
+              <w:t>).</w:t>
             </w:r>
           </w:p>
         </w:tc>
@@ -1772,8 +1900,30 @@
               <w:rPr>
                 <w:rFonts w:ascii="Arial" w:hAnsi="Arial" w:cs="Arial"/>
               </w:rPr>
-              <w:t>Quan: continuazione sprite e mockup</w:t>
-            </w:r>
+              <w:t xml:space="preserve">Quan: continuazione </w:t>
+            </w:r>
+            <w:proofErr w:type="spellStart"/>
+            <w:r>
+              <w:rPr>
+                <w:rFonts w:ascii="Arial" w:hAnsi="Arial" w:cs="Arial"/>
+              </w:rPr>
+              <w:t>sprite</w:t>
+            </w:r>
+            <w:proofErr w:type="spellEnd"/>
+            <w:r>
+              <w:rPr>
+                <w:rFonts w:ascii="Arial" w:hAnsi="Arial" w:cs="Arial"/>
+              </w:rPr>
+              <w:t xml:space="preserve"> e </w:t>
+            </w:r>
+            <w:proofErr w:type="spellStart"/>
+            <w:r>
+              <w:rPr>
+                <w:rFonts w:ascii="Arial" w:hAnsi="Arial" w:cs="Arial"/>
+              </w:rPr>
+              <w:t>mockup</w:t>
+            </w:r>
+            <w:proofErr w:type="spellEnd"/>
           </w:p>
         </w:tc>
       </w:tr>
@@ -1831,21 +1981,37 @@
               <w:rPr>
                 <w:rFonts w:ascii="Arial" w:hAnsi="Arial" w:cs="Arial"/>
               </w:rPr>
-              <w:t>iniziato a fare i mockup</w:t>
-            </w:r>
-          </w:p>
-          <w:p>
-            <w:pPr>
-              <w:rPr>
-                <w:rFonts w:ascii="Arial" w:hAnsi="Arial" w:cs="Arial"/>
-              </w:rPr>
-            </w:pPr>
-            <w:r>
-              <w:rPr>
-                <w:rFonts w:ascii="Arial" w:hAnsi="Arial" w:cs="Arial"/>
-              </w:rPr>
-              <w:t>Quan: continuato i mockup</w:t>
-            </w:r>
+              <w:t xml:space="preserve">iniziato a fare i </w:t>
+            </w:r>
+            <w:proofErr w:type="spellStart"/>
+            <w:r>
+              <w:rPr>
+                <w:rFonts w:ascii="Arial" w:hAnsi="Arial" w:cs="Arial"/>
+              </w:rPr>
+              <w:t>mockup</w:t>
+            </w:r>
+            <w:proofErr w:type="spellEnd"/>
+          </w:p>
+          <w:p>
+            <w:pPr>
+              <w:rPr>
+                <w:rFonts w:ascii="Arial" w:hAnsi="Arial" w:cs="Arial"/>
+              </w:rPr>
+            </w:pPr>
+            <w:r>
+              <w:rPr>
+                <w:rFonts w:ascii="Arial" w:hAnsi="Arial" w:cs="Arial"/>
+              </w:rPr>
+              <w:t xml:space="preserve">Quan: continuato i </w:t>
+            </w:r>
+            <w:proofErr w:type="spellStart"/>
+            <w:r>
+              <w:rPr>
+                <w:rFonts w:ascii="Arial" w:hAnsi="Arial" w:cs="Arial"/>
+              </w:rPr>
+              <w:t>mockup</w:t>
+            </w:r>
+            <w:proofErr w:type="spellEnd"/>
             <w:r>
               <w:rPr>
                 <w:rFonts w:ascii="Arial" w:hAnsi="Arial" w:cs="Arial"/>
@@ -1875,7 +2041,21 @@
               <w:rPr>
                 <w:rFonts w:ascii="Arial" w:hAnsi="Arial" w:cs="Arial"/>
               </w:rPr>
-              <w:t>iniziato a documentare i use case e i diagrammi</w:t>
+              <w:t xml:space="preserve">iniziato a documentare </w:t>
+            </w:r>
+            <w:proofErr w:type="gramStart"/>
+            <w:r>
+              <w:rPr>
+                <w:rFonts w:ascii="Arial" w:hAnsi="Arial" w:cs="Arial"/>
+              </w:rPr>
+              <w:t>i use</w:t>
+            </w:r>
+            <w:proofErr w:type="gramEnd"/>
+            <w:r>
+              <w:rPr>
+                <w:rFonts w:ascii="Arial" w:hAnsi="Arial" w:cs="Arial"/>
+              </w:rPr>
+              <w:t xml:space="preserve"> case e i diagrammi</w:t>
             </w:r>
           </w:p>
         </w:tc>
@@ -2043,7 +2223,35 @@
               <w:rPr>
                 <w:rFonts w:ascii="Arial" w:hAnsi="Arial" w:cs="Arial"/>
               </w:rPr>
-              <w:t>finire i mockup e iniziare a fare tutti i spritesheet.</w:t>
+              <w:t xml:space="preserve">finire i </w:t>
+            </w:r>
+            <w:proofErr w:type="spellStart"/>
+            <w:r>
+              <w:rPr>
+                <w:rFonts w:ascii="Arial" w:hAnsi="Arial" w:cs="Arial"/>
+              </w:rPr>
+              <w:t>mockup</w:t>
+            </w:r>
+            <w:proofErr w:type="spellEnd"/>
+            <w:r>
+              <w:rPr>
+                <w:rFonts w:ascii="Arial" w:hAnsi="Arial" w:cs="Arial"/>
+              </w:rPr>
+              <w:t xml:space="preserve"> e iniziare a fare tutti i </w:t>
+            </w:r>
+            <w:proofErr w:type="spellStart"/>
+            <w:r>
+              <w:rPr>
+                <w:rFonts w:ascii="Arial" w:hAnsi="Arial" w:cs="Arial"/>
+              </w:rPr>
+              <w:t>spritesheet</w:t>
+            </w:r>
+            <w:proofErr w:type="spellEnd"/>
+            <w:r>
+              <w:rPr>
+                <w:rFonts w:ascii="Arial" w:hAnsi="Arial" w:cs="Arial"/>
+              </w:rPr>
+              <w:t>.</w:t>
             </w:r>
           </w:p>
         </w:tc>
@@ -2296,7 +2504,21 @@
               <w:rPr>
                 <w:rFonts w:ascii="Arial" w:hAnsi="Arial" w:cs="Arial"/>
               </w:rPr>
-              <w:t xml:space="preserve"> + attività carte per stimare tempi e la loro trasportazione su gantt.</w:t>
+              <w:t xml:space="preserve"> + attività carte per stimare tempi e la loro trasportazione su </w:t>
+            </w:r>
+            <w:proofErr w:type="spellStart"/>
+            <w:r>
+              <w:rPr>
+                <w:rFonts w:ascii="Arial" w:hAnsi="Arial" w:cs="Arial"/>
+              </w:rPr>
+              <w:t>gantt</w:t>
+            </w:r>
+            <w:proofErr w:type="spellEnd"/>
+            <w:r>
+              <w:rPr>
+                <w:rFonts w:ascii="Arial" w:hAnsi="Arial" w:cs="Arial"/>
+              </w:rPr>
+              <w:t>.</w:t>
             </w:r>
           </w:p>
         </w:tc>
@@ -2519,8 +2741,16 @@
               <w:rPr>
                 <w:rFonts w:ascii="Arial" w:hAnsi="Arial" w:cs="Arial"/>
               </w:rPr>
-              <w:t>Sidon e Yasser: Fine gantt</w:t>
-            </w:r>
+              <w:t xml:space="preserve">Sidon e Yasser: Fine </w:t>
+            </w:r>
+            <w:proofErr w:type="spellStart"/>
+            <w:r>
+              <w:rPr>
+                <w:rFonts w:ascii="Arial" w:hAnsi="Arial" w:cs="Arial"/>
+              </w:rPr>
+              <w:t>gantt</w:t>
+            </w:r>
+            <w:proofErr w:type="spellEnd"/>
           </w:p>
           <w:p>
             <w:pPr>
@@ -2811,24 +3041,33 @@
               </w:rPr>
               <w:sym w:font="Wingdings" w:char="F0E0"/>
             </w:r>
+            <w:proofErr w:type="spellStart"/>
             <w:r>
               <w:rPr>
                 <w:rFonts w:ascii="Arial" w:hAnsi="Arial" w:cs="Arial"/>
               </w:rPr>
               <w:t>Yasser,Ivan</w:t>
             </w:r>
-          </w:p>
-          <w:p>
-            <w:pPr>
-              <w:rPr>
-                <w:rFonts w:ascii="Arial" w:hAnsi="Arial" w:cs="Arial"/>
-              </w:rPr>
-            </w:pPr>
-            <w:r>
-              <w:rPr>
-                <w:rFonts w:ascii="Arial" w:hAnsi="Arial" w:cs="Arial"/>
-              </w:rPr>
-              <w:t>Aggiungere le ultime modifiche al gan</w:t>
+            <w:proofErr w:type="spellEnd"/>
+          </w:p>
+          <w:p>
+            <w:pPr>
+              <w:rPr>
+                <w:rFonts w:ascii="Arial" w:hAnsi="Arial" w:cs="Arial"/>
+              </w:rPr>
+            </w:pPr>
+            <w:r>
+              <w:rPr>
+                <w:rFonts w:ascii="Arial" w:hAnsi="Arial" w:cs="Arial"/>
+              </w:rPr>
+              <w:t xml:space="preserve">Aggiungere le ultime modifiche al </w:t>
+            </w:r>
+            <w:proofErr w:type="spellStart"/>
+            <w:r>
+              <w:rPr>
+                <w:rFonts w:ascii="Arial" w:hAnsi="Arial" w:cs="Arial"/>
+              </w:rPr>
+              <w:t>gan</w:t>
             </w:r>
             <w:r>
               <w:rPr>
@@ -2842,6 +3081,7 @@
               </w:rPr>
               <w:t>t</w:t>
             </w:r>
+            <w:proofErr w:type="spellEnd"/>
             <w:r>
               <w:rPr>
                 <w:rFonts w:ascii="Arial" w:hAnsi="Arial" w:cs="Arial"/>
@@ -2861,11 +3101,19 @@
                 <w:rFonts w:ascii="Arial" w:hAnsi="Arial" w:cs="Arial"/>
               </w:rPr>
             </w:pPr>
-            <w:r>
-              <w:rPr>
-                <w:rFonts w:ascii="Arial" w:hAnsi="Arial" w:cs="Arial"/>
-              </w:rPr>
-              <w:t>Rivisionare use case e diagramma di flusso</w:t>
+            <w:proofErr w:type="spellStart"/>
+            <w:r>
+              <w:rPr>
+                <w:rFonts w:ascii="Arial" w:hAnsi="Arial" w:cs="Arial"/>
+              </w:rPr>
+              <w:t>Rivisionare</w:t>
+            </w:r>
+            <w:proofErr w:type="spellEnd"/>
+            <w:r>
+              <w:rPr>
+                <w:rFonts w:ascii="Arial" w:hAnsi="Arial" w:cs="Arial"/>
+              </w:rPr>
+              <w:t xml:space="preserve"> use case e diagramma di flusso</w:t>
             </w:r>
             <w:r>
               <w:rPr>
@@ -2911,12 +3159,28 @@
                 <w:rFonts w:ascii="Arial" w:hAnsi="Arial" w:cs="Arial"/>
               </w:rPr>
             </w:pPr>
-            <w:r>
-              <w:rPr>
-                <w:rFonts w:ascii="Arial" w:hAnsi="Arial" w:cs="Arial"/>
-              </w:rPr>
-              <w:t>Inizare i diversi spritesheet</w:t>
-            </w:r>
+            <w:proofErr w:type="spellStart"/>
+            <w:r>
+              <w:rPr>
+                <w:rFonts w:ascii="Arial" w:hAnsi="Arial" w:cs="Arial"/>
+              </w:rPr>
+              <w:t>Inizare</w:t>
+            </w:r>
+            <w:proofErr w:type="spellEnd"/>
+            <w:r>
+              <w:rPr>
+                <w:rFonts w:ascii="Arial" w:hAnsi="Arial" w:cs="Arial"/>
+              </w:rPr>
+              <w:t xml:space="preserve"> i diversi </w:t>
+            </w:r>
+            <w:proofErr w:type="spellStart"/>
+            <w:r>
+              <w:rPr>
+                <w:rFonts w:ascii="Arial" w:hAnsi="Arial" w:cs="Arial"/>
+              </w:rPr>
+              <w:t>spritesheet</w:t>
+            </w:r>
+            <w:proofErr w:type="spellEnd"/>
             <w:r>
               <w:rPr>
                 <w:rFonts w:ascii="Arial" w:hAnsi="Arial" w:cs="Arial"/>
@@ -2936,11 +3200,19 @@
                 <w:rFonts w:ascii="Arial" w:hAnsi="Arial" w:cs="Arial"/>
               </w:rPr>
             </w:pPr>
-            <w:r>
-              <w:rPr>
-                <w:rFonts w:ascii="Arial" w:hAnsi="Arial" w:cs="Arial"/>
-              </w:rPr>
-              <w:t>Mockup -&gt; tutti</w:t>
+            <w:proofErr w:type="spellStart"/>
+            <w:r>
+              <w:rPr>
+                <w:rFonts w:ascii="Arial" w:hAnsi="Arial" w:cs="Arial"/>
+              </w:rPr>
+              <w:t>Mockup</w:t>
+            </w:r>
+            <w:proofErr w:type="spellEnd"/>
+            <w:r>
+              <w:rPr>
+                <w:rFonts w:ascii="Arial" w:hAnsi="Arial" w:cs="Arial"/>
+              </w:rPr>
+              <w:t xml:space="preserve"> -&gt; tutti</w:t>
             </w:r>
           </w:p>
         </w:tc>
@@ -3010,12 +3282,28 @@
                 <w:rFonts w:ascii="Arial" w:hAnsi="Arial" w:cs="Arial"/>
               </w:rPr>
             </w:pPr>
-            <w:r>
-              <w:rPr>
-                <w:rFonts w:ascii="Arial" w:hAnsi="Arial" w:cs="Arial"/>
-              </w:rPr>
-              <w:t>Daily Scrum</w:t>
-            </w:r>
+            <w:proofErr w:type="spellStart"/>
+            <w:r>
+              <w:rPr>
+                <w:rFonts w:ascii="Arial" w:hAnsi="Arial" w:cs="Arial"/>
+              </w:rPr>
+              <w:t>Daily</w:t>
+            </w:r>
+            <w:proofErr w:type="spellEnd"/>
+            <w:r>
+              <w:rPr>
+                <w:rFonts w:ascii="Arial" w:hAnsi="Arial" w:cs="Arial"/>
+              </w:rPr>
+              <w:t xml:space="preserve"> </w:t>
+            </w:r>
+            <w:proofErr w:type="spellStart"/>
+            <w:r>
+              <w:rPr>
+                <w:rFonts w:ascii="Arial" w:hAnsi="Arial" w:cs="Arial"/>
+              </w:rPr>
+              <w:t>Scrum</w:t>
+            </w:r>
+            <w:proofErr w:type="spellEnd"/>
           </w:p>
         </w:tc>
       </w:tr>
@@ -3118,7 +3406,35 @@
               <w:rPr>
                 <w:rFonts w:ascii="Arial" w:hAnsi="Arial" w:cs="Arial"/>
               </w:rPr>
-              <w:t>Aggiornare tutta la progettazione e doc in base alle modifiche richieste dal docente, finire tutti i mockup, gli sprite e la doc fino all’implementazione.</w:t>
+              <w:t xml:space="preserve">Aggiornare tutta la progettazione e doc in base alle modifiche richieste dal docente, finire tutti i </w:t>
+            </w:r>
+            <w:proofErr w:type="spellStart"/>
+            <w:r>
+              <w:rPr>
+                <w:rFonts w:ascii="Arial" w:hAnsi="Arial" w:cs="Arial"/>
+              </w:rPr>
+              <w:t>mockup</w:t>
+            </w:r>
+            <w:proofErr w:type="spellEnd"/>
+            <w:r>
+              <w:rPr>
+                <w:rFonts w:ascii="Arial" w:hAnsi="Arial" w:cs="Arial"/>
+              </w:rPr>
+              <w:t xml:space="preserve">, gli </w:t>
+            </w:r>
+            <w:proofErr w:type="spellStart"/>
+            <w:r>
+              <w:rPr>
+                <w:rFonts w:ascii="Arial" w:hAnsi="Arial" w:cs="Arial"/>
+              </w:rPr>
+              <w:t>sprite</w:t>
+            </w:r>
+            <w:proofErr w:type="spellEnd"/>
+            <w:r>
+              <w:rPr>
+                <w:rFonts w:ascii="Arial" w:hAnsi="Arial" w:cs="Arial"/>
+              </w:rPr>
+              <w:t xml:space="preserve"> e la doc fino all’implementazione.</w:t>
             </w:r>
           </w:p>
           <w:p>
@@ -3241,8 +3557,16 @@
               <w:rPr>
                 <w:rFonts w:ascii="Arial" w:hAnsi="Arial" w:cs="Arial"/>
               </w:rPr>
-              <w:t>Sprint Retrospective</w:t>
-            </w:r>
+              <w:t xml:space="preserve">Sprint </w:t>
+            </w:r>
+            <w:proofErr w:type="spellStart"/>
+            <w:r>
+              <w:rPr>
+                <w:rFonts w:ascii="Arial" w:hAnsi="Arial" w:cs="Arial"/>
+              </w:rPr>
+              <w:t>Retrospective</w:t>
+            </w:r>
+            <w:proofErr w:type="spellEnd"/>
           </w:p>
         </w:tc>
       </w:tr>
@@ -3536,20 +3860,48 @@
               <w:rPr>
                 <w:rFonts w:ascii="Arial" w:hAnsi="Arial" w:cs="Arial"/>
               </w:rPr>
-              <w:t>Quan: lavoro sulle sprite delle impostazioni</w:t>
-            </w:r>
-          </w:p>
-          <w:p>
-            <w:pPr>
-              <w:rPr>
-                <w:rFonts w:ascii="Arial" w:hAnsi="Arial" w:cs="Arial"/>
-              </w:rPr>
-            </w:pPr>
-            <w:r>
-              <w:rPr>
-                <w:rFonts w:ascii="Arial" w:hAnsi="Arial" w:cs="Arial"/>
-              </w:rPr>
-              <w:t xml:space="preserve">Yasser: lavoro sulle sprite </w:t>
+              <w:t xml:space="preserve">Quan: lavoro sulle </w:t>
+            </w:r>
+            <w:proofErr w:type="spellStart"/>
+            <w:r>
+              <w:rPr>
+                <w:rFonts w:ascii="Arial" w:hAnsi="Arial" w:cs="Arial"/>
+              </w:rPr>
+              <w:t>sprite</w:t>
+            </w:r>
+            <w:proofErr w:type="spellEnd"/>
+            <w:r>
+              <w:rPr>
+                <w:rFonts w:ascii="Arial" w:hAnsi="Arial" w:cs="Arial"/>
+              </w:rPr>
+              <w:t xml:space="preserve"> delle impostazioni</w:t>
+            </w:r>
+          </w:p>
+          <w:p>
+            <w:pPr>
+              <w:rPr>
+                <w:rFonts w:ascii="Arial" w:hAnsi="Arial" w:cs="Arial"/>
+              </w:rPr>
+            </w:pPr>
+            <w:r>
+              <w:rPr>
+                <w:rFonts w:ascii="Arial" w:hAnsi="Arial" w:cs="Arial"/>
+              </w:rPr>
+              <w:t xml:space="preserve">Yasser: lavoro sulle </w:t>
+            </w:r>
+            <w:proofErr w:type="spellStart"/>
+            <w:r>
+              <w:rPr>
+                <w:rFonts w:ascii="Arial" w:hAnsi="Arial" w:cs="Arial"/>
+              </w:rPr>
+              <w:t>sprite</w:t>
+            </w:r>
+            <w:proofErr w:type="spellEnd"/>
+            <w:r>
+              <w:rPr>
+                <w:rFonts w:ascii="Arial" w:hAnsi="Arial" w:cs="Arial"/>
+              </w:rPr>
+              <w:t xml:space="preserve"> </w:t>
             </w:r>
             <w:r>
               <w:rPr>
@@ -3561,7 +3913,21 @@
               <w:rPr>
                 <w:rFonts w:ascii="Arial" w:hAnsi="Arial" w:cs="Arial"/>
               </w:rPr>
-              <w:t xml:space="preserve"> pre-partita (scegliere mappa e personaggio)</w:t>
+              <w:t xml:space="preserve"> </w:t>
+            </w:r>
+            <w:proofErr w:type="spellStart"/>
+            <w:r>
+              <w:rPr>
+                <w:rFonts w:ascii="Arial" w:hAnsi="Arial" w:cs="Arial"/>
+              </w:rPr>
+              <w:t>pre</w:t>
+            </w:r>
+            <w:proofErr w:type="spellEnd"/>
+            <w:r>
+              <w:rPr>
+                <w:rFonts w:ascii="Arial" w:hAnsi="Arial" w:cs="Arial"/>
+              </w:rPr>
+              <w:t>-partita (scegliere mappa e personaggio)</w:t>
             </w:r>
           </w:p>
           <w:p>
@@ -3642,7 +4008,21 @@
               <w:rPr>
                 <w:rFonts w:ascii="Arial" w:hAnsi="Arial" w:cs="Arial"/>
               </w:rPr>
-              <w:t>Quan: Lavoro sulle sprite delle impostazioni</w:t>
+              <w:t xml:space="preserve">Quan: Lavoro sulle </w:t>
+            </w:r>
+            <w:proofErr w:type="spellStart"/>
+            <w:r>
+              <w:rPr>
+                <w:rFonts w:ascii="Arial" w:hAnsi="Arial" w:cs="Arial"/>
+              </w:rPr>
+              <w:t>sprite</w:t>
+            </w:r>
+            <w:proofErr w:type="spellEnd"/>
+            <w:r>
+              <w:rPr>
+                <w:rFonts w:ascii="Arial" w:hAnsi="Arial" w:cs="Arial"/>
+              </w:rPr>
+              <w:t xml:space="preserve"> delle impostazioni</w:t>
             </w:r>
           </w:p>
           <w:p>
@@ -3656,7 +4036,21 @@
               <w:rPr>
                 <w:rFonts w:ascii="Arial" w:hAnsi="Arial" w:cs="Arial"/>
               </w:rPr>
-              <w:t>Yasser: Finito schermate pre-partita</w:t>
+              <w:t xml:space="preserve">Yasser: Finito schermate </w:t>
+            </w:r>
+            <w:proofErr w:type="spellStart"/>
+            <w:r>
+              <w:rPr>
+                <w:rFonts w:ascii="Arial" w:hAnsi="Arial" w:cs="Arial"/>
+              </w:rPr>
+              <w:t>pre</w:t>
+            </w:r>
+            <w:proofErr w:type="spellEnd"/>
+            <w:r>
+              <w:rPr>
+                <w:rFonts w:ascii="Arial" w:hAnsi="Arial" w:cs="Arial"/>
+              </w:rPr>
+              <w:t>-partita</w:t>
             </w:r>
           </w:p>
           <w:p>
@@ -3722,7 +4116,21 @@
               <w:rPr>
                 <w:rFonts w:ascii="Arial" w:hAnsi="Arial" w:cs="Arial"/>
               </w:rPr>
-              <w:t>Quan: Lavoro sulle sprite delle impostazioni</w:t>
+              <w:t xml:space="preserve">Quan: Lavoro sulle </w:t>
+            </w:r>
+            <w:proofErr w:type="spellStart"/>
+            <w:r>
+              <w:rPr>
+                <w:rFonts w:ascii="Arial" w:hAnsi="Arial" w:cs="Arial"/>
+              </w:rPr>
+              <w:t>sprite</w:t>
+            </w:r>
+            <w:proofErr w:type="spellEnd"/>
+            <w:r>
+              <w:rPr>
+                <w:rFonts w:ascii="Arial" w:hAnsi="Arial" w:cs="Arial"/>
+              </w:rPr>
+              <w:t xml:space="preserve"> delle impostazioni</w:t>
             </w:r>
           </w:p>
           <w:p>
@@ -3903,7 +4311,35 @@
               <w:rPr>
                 <w:rFonts w:ascii="Arial" w:hAnsi="Arial" w:cs="Arial"/>
               </w:rPr>
-              <w:t>Il punto della situazione è buono tranne per il fatto che dobbiamo ancora aggiustare la swimlane e i use case</w:t>
+              <w:t xml:space="preserve">Il punto della situazione è buono tranne per il fatto che dobbiamo ancora aggiustare la </w:t>
+            </w:r>
+            <w:proofErr w:type="spellStart"/>
+            <w:r>
+              <w:rPr>
+                <w:rFonts w:ascii="Arial" w:hAnsi="Arial" w:cs="Arial"/>
+              </w:rPr>
+              <w:t>swimlane</w:t>
+            </w:r>
+            <w:proofErr w:type="spellEnd"/>
+            <w:r>
+              <w:rPr>
+                <w:rFonts w:ascii="Arial" w:hAnsi="Arial" w:cs="Arial"/>
+              </w:rPr>
+              <w:t xml:space="preserve"> e </w:t>
+            </w:r>
+            <w:proofErr w:type="gramStart"/>
+            <w:r>
+              <w:rPr>
+                <w:rFonts w:ascii="Arial" w:hAnsi="Arial" w:cs="Arial"/>
+              </w:rPr>
+              <w:t>i use</w:t>
+            </w:r>
+            <w:proofErr w:type="gramEnd"/>
+            <w:r>
+              <w:rPr>
+                <w:rFonts w:ascii="Arial" w:hAnsi="Arial" w:cs="Arial"/>
+              </w:rPr>
+              <w:t xml:space="preserve"> case</w:t>
             </w:r>
           </w:p>
         </w:tc>
@@ -3974,8 +4410,16 @@
               <w:rPr>
                 <w:rFonts w:ascii="Arial" w:hAnsi="Arial" w:cs="Arial"/>
               </w:rPr>
-              <w:t>Finire tutti gli sprite</w:t>
-            </w:r>
+              <w:t xml:space="preserve">Finire tutti gli </w:t>
+            </w:r>
+            <w:proofErr w:type="spellStart"/>
+            <w:r>
+              <w:rPr>
+                <w:rFonts w:ascii="Arial" w:hAnsi="Arial" w:cs="Arial"/>
+              </w:rPr>
+              <w:t>sprite</w:t>
+            </w:r>
+            <w:proofErr w:type="spellEnd"/>
           </w:p>
         </w:tc>
       </w:tr>
@@ -4030,12 +4474,28 @@
                 <w:rFonts w:ascii="Arial" w:hAnsi="Arial" w:cs="Arial"/>
               </w:rPr>
             </w:pPr>
-            <w:r>
-              <w:rPr>
-                <w:rFonts w:ascii="Arial" w:hAnsi="Arial" w:cs="Arial"/>
-              </w:rPr>
-              <w:t>Daily Scrum</w:t>
-            </w:r>
+            <w:proofErr w:type="spellStart"/>
+            <w:r>
+              <w:rPr>
+                <w:rFonts w:ascii="Arial" w:hAnsi="Arial" w:cs="Arial"/>
+              </w:rPr>
+              <w:t>Daily</w:t>
+            </w:r>
+            <w:proofErr w:type="spellEnd"/>
+            <w:r>
+              <w:rPr>
+                <w:rFonts w:ascii="Arial" w:hAnsi="Arial" w:cs="Arial"/>
+              </w:rPr>
+              <w:t xml:space="preserve"> </w:t>
+            </w:r>
+            <w:proofErr w:type="spellStart"/>
+            <w:r>
+              <w:rPr>
+                <w:rFonts w:ascii="Arial" w:hAnsi="Arial" w:cs="Arial"/>
+              </w:rPr>
+              <w:t>Scrum</w:t>
+            </w:r>
+            <w:proofErr w:type="spellEnd"/>
           </w:p>
         </w:tc>
       </w:tr>
@@ -4060,8 +4520,30 @@
               <w:rPr>
                 <w:rFonts w:ascii="Arial" w:hAnsi="Arial" w:cs="Arial"/>
               </w:rPr>
-              <w:t>Oggi dobbiamo fare tutti i mockup e aggiustare i requisiti, test case, use case, swimlane</w:t>
-            </w:r>
+              <w:t xml:space="preserve">Oggi dobbiamo fare tutti i </w:t>
+            </w:r>
+            <w:proofErr w:type="spellStart"/>
+            <w:r>
+              <w:rPr>
+                <w:rFonts w:ascii="Arial" w:hAnsi="Arial" w:cs="Arial"/>
+              </w:rPr>
+              <w:t>mockup</w:t>
+            </w:r>
+            <w:proofErr w:type="spellEnd"/>
+            <w:r>
+              <w:rPr>
+                <w:rFonts w:ascii="Arial" w:hAnsi="Arial" w:cs="Arial"/>
+              </w:rPr>
+              <w:t xml:space="preserve"> e aggiustare i requisiti, test case, use case, </w:t>
+            </w:r>
+            <w:proofErr w:type="spellStart"/>
+            <w:r>
+              <w:rPr>
+                <w:rFonts w:ascii="Arial" w:hAnsi="Arial" w:cs="Arial"/>
+              </w:rPr>
+              <w:t>swimlane</w:t>
+            </w:r>
+            <w:proofErr w:type="spellEnd"/>
             <w:r>
               <w:rPr>
                 <w:rFonts w:ascii="Arial" w:hAnsi="Arial" w:cs="Arial"/>
@@ -4085,13 +4567,41 @@
               <w:rPr>
                 <w:rFonts w:ascii="Arial" w:hAnsi="Arial" w:cs="Arial"/>
               </w:rPr>
-              <w:t>Quan: mockup impostazioni</w:t>
-            </w:r>
-            <w:r>
-              <w:rPr>
-                <w:rFonts w:ascii="Arial" w:hAnsi="Arial" w:cs="Arial"/>
-              </w:rPr>
-              <w:t>, aggiustare swimlane e use case</w:t>
+              <w:t xml:space="preserve">Quan: </w:t>
+            </w:r>
+            <w:proofErr w:type="spellStart"/>
+            <w:r>
+              <w:rPr>
+                <w:rFonts w:ascii="Arial" w:hAnsi="Arial" w:cs="Arial"/>
+              </w:rPr>
+              <w:t>mockup</w:t>
+            </w:r>
+            <w:proofErr w:type="spellEnd"/>
+            <w:r>
+              <w:rPr>
+                <w:rFonts w:ascii="Arial" w:hAnsi="Arial" w:cs="Arial"/>
+              </w:rPr>
+              <w:t xml:space="preserve"> impostazioni</w:t>
+            </w:r>
+            <w:r>
+              <w:rPr>
+                <w:rFonts w:ascii="Arial" w:hAnsi="Arial" w:cs="Arial"/>
+              </w:rPr>
+              <w:t xml:space="preserve">, aggiustare </w:t>
+            </w:r>
+            <w:proofErr w:type="spellStart"/>
+            <w:r>
+              <w:rPr>
+                <w:rFonts w:ascii="Arial" w:hAnsi="Arial" w:cs="Arial"/>
+              </w:rPr>
+              <w:t>swimlane</w:t>
+            </w:r>
+            <w:proofErr w:type="spellEnd"/>
+            <w:r>
+              <w:rPr>
+                <w:rFonts w:ascii="Arial" w:hAnsi="Arial" w:cs="Arial"/>
+              </w:rPr>
+              <w:t xml:space="preserve"> e use case</w:t>
             </w:r>
           </w:p>
           <w:p>
@@ -4110,7 +4620,21 @@
               <w:rPr>
                 <w:rFonts w:ascii="Arial" w:hAnsi="Arial" w:cs="Arial"/>
               </w:rPr>
-              <w:t xml:space="preserve">Aggiustare gantt, </w:t>
+              <w:t xml:space="preserve">Aggiustare </w:t>
+            </w:r>
+            <w:proofErr w:type="spellStart"/>
+            <w:r>
+              <w:rPr>
+                <w:rFonts w:ascii="Arial" w:hAnsi="Arial" w:cs="Arial"/>
+              </w:rPr>
+              <w:t>gantt</w:t>
+            </w:r>
+            <w:proofErr w:type="spellEnd"/>
+            <w:r>
+              <w:rPr>
+                <w:rFonts w:ascii="Arial" w:hAnsi="Arial" w:cs="Arial"/>
+              </w:rPr>
+              <w:t xml:space="preserve">, </w:t>
             </w:r>
             <w:r>
               <w:rPr>
@@ -4118,11 +4642,19 @@
               </w:rPr>
               <w:t xml:space="preserve">fare </w:t>
             </w:r>
-            <w:r>
-              <w:rPr>
-                <w:rFonts w:ascii="Arial" w:hAnsi="Arial" w:cs="Arial"/>
-              </w:rPr>
-              <w:t>mockup wiki e risultati</w:t>
+            <w:proofErr w:type="spellStart"/>
+            <w:r>
+              <w:rPr>
+                <w:rFonts w:ascii="Arial" w:hAnsi="Arial" w:cs="Arial"/>
+              </w:rPr>
+              <w:t>mockup</w:t>
+            </w:r>
+            <w:proofErr w:type="spellEnd"/>
+            <w:r>
+              <w:rPr>
+                <w:rFonts w:ascii="Arial" w:hAnsi="Arial" w:cs="Arial"/>
+              </w:rPr>
+              <w:t xml:space="preserve"> wiki e risultati</w:t>
             </w:r>
           </w:p>
           <w:p>
@@ -4172,7 +4704,35 @@
               <w:rPr>
                 <w:rFonts w:ascii="Arial" w:hAnsi="Arial" w:cs="Arial"/>
               </w:rPr>
-              <w:t xml:space="preserve"> mockup pre partita</w:t>
+              <w:t xml:space="preserve"> </w:t>
+            </w:r>
+            <w:proofErr w:type="spellStart"/>
+            <w:r>
+              <w:rPr>
+                <w:rFonts w:ascii="Arial" w:hAnsi="Arial" w:cs="Arial"/>
+              </w:rPr>
+              <w:t>mockup</w:t>
+            </w:r>
+            <w:proofErr w:type="spellEnd"/>
+            <w:r>
+              <w:rPr>
+                <w:rFonts w:ascii="Arial" w:hAnsi="Arial" w:cs="Arial"/>
+              </w:rPr>
+              <w:t xml:space="preserve"> </w:t>
+            </w:r>
+            <w:proofErr w:type="spellStart"/>
+            <w:r>
+              <w:rPr>
+                <w:rFonts w:ascii="Arial" w:hAnsi="Arial" w:cs="Arial"/>
+              </w:rPr>
+              <w:t>pre</w:t>
+            </w:r>
+            <w:proofErr w:type="spellEnd"/>
+            <w:r>
+              <w:rPr>
+                <w:rFonts w:ascii="Arial" w:hAnsi="Arial" w:cs="Arial"/>
+              </w:rPr>
+              <w:t xml:space="preserve"> partita</w:t>
             </w:r>
           </w:p>
         </w:tc>
@@ -4354,8 +4914,16 @@
               <w:rPr>
                 <w:rFonts w:ascii="Arial" w:hAnsi="Arial" w:cs="Arial"/>
               </w:rPr>
-              <w:t>Sprint Retrospective</w:t>
-            </w:r>
+              <w:t xml:space="preserve">Sprint </w:t>
+            </w:r>
+            <w:proofErr w:type="spellStart"/>
+            <w:r>
+              <w:rPr>
+                <w:rFonts w:ascii="Arial" w:hAnsi="Arial" w:cs="Arial"/>
+              </w:rPr>
+              <w:t>Retrospective</w:t>
+            </w:r>
+            <w:proofErr w:type="spellEnd"/>
           </w:p>
         </w:tc>
       </w:tr>
@@ -4591,7 +5159,21 @@
               <w:rPr>
                 <w:rFonts w:ascii="Arial" w:hAnsi="Arial" w:cs="Arial"/>
               </w:rPr>
-              <w:t xml:space="preserve">a fare la teoria su gli UserStory </w:t>
+              <w:t xml:space="preserve">a fare la teoria su gli </w:t>
+            </w:r>
+            <w:proofErr w:type="spellStart"/>
+            <w:r>
+              <w:rPr>
+                <w:rFonts w:ascii="Arial" w:hAnsi="Arial" w:cs="Arial"/>
+              </w:rPr>
+              <w:t>UserStory</w:t>
+            </w:r>
+            <w:proofErr w:type="spellEnd"/>
+            <w:r>
+              <w:rPr>
+                <w:rFonts w:ascii="Arial" w:hAnsi="Arial" w:cs="Arial"/>
+              </w:rPr>
+              <w:t xml:space="preserve"> </w:t>
             </w:r>
           </w:p>
         </w:tc>
@@ -4637,8 +5219,30 @@
               <w:rPr>
                 <w:rFonts w:ascii="Arial" w:hAnsi="Arial" w:cs="Arial"/>
               </w:rPr>
-              <w:t>Corretto UseCase e Swimlane</w:t>
-            </w:r>
+              <w:t xml:space="preserve">Corretto </w:t>
+            </w:r>
+            <w:proofErr w:type="spellStart"/>
+            <w:r>
+              <w:rPr>
+                <w:rFonts w:ascii="Arial" w:hAnsi="Arial" w:cs="Arial"/>
+              </w:rPr>
+              <w:t>UseCase</w:t>
+            </w:r>
+            <w:proofErr w:type="spellEnd"/>
+            <w:r>
+              <w:rPr>
+                <w:rFonts w:ascii="Arial" w:hAnsi="Arial" w:cs="Arial"/>
+              </w:rPr>
+              <w:t xml:space="preserve"> e </w:t>
+            </w:r>
+            <w:proofErr w:type="spellStart"/>
+            <w:r>
+              <w:rPr>
+                <w:rFonts w:ascii="Arial" w:hAnsi="Arial" w:cs="Arial"/>
+              </w:rPr>
+              <w:t>Swimlane</w:t>
+            </w:r>
+            <w:proofErr w:type="spellEnd"/>
           </w:p>
           <w:p>
             <w:pPr>
@@ -4656,7 +5260,21 @@
               <w:rPr>
                 <w:rFonts w:ascii="Arial" w:hAnsi="Arial" w:cs="Arial"/>
               </w:rPr>
-              <w:t>Teoria su gli UserStory da Petrini</w:t>
+              <w:t xml:space="preserve">Teoria su gli </w:t>
+            </w:r>
+            <w:proofErr w:type="spellStart"/>
+            <w:r>
+              <w:rPr>
+                <w:rFonts w:ascii="Arial" w:hAnsi="Arial" w:cs="Arial"/>
+              </w:rPr>
+              <w:t>UserStory</w:t>
+            </w:r>
+            <w:proofErr w:type="spellEnd"/>
+            <w:r>
+              <w:rPr>
+                <w:rFonts w:ascii="Arial" w:hAnsi="Arial" w:cs="Arial"/>
+              </w:rPr>
+              <w:t xml:space="preserve"> da Petrini</w:t>
             </w:r>
           </w:p>
           <w:p>
@@ -4687,7 +5305,21 @@
               <w:rPr>
                 <w:rFonts w:ascii="Arial" w:hAnsi="Arial" w:cs="Arial"/>
               </w:rPr>
-              <w:t>Fatto e finito le UserStory e i criteri d’accettazione</w:t>
+              <w:t xml:space="preserve">Fatto e finito le </w:t>
+            </w:r>
+            <w:proofErr w:type="spellStart"/>
+            <w:r>
+              <w:rPr>
+                <w:rFonts w:ascii="Arial" w:hAnsi="Arial" w:cs="Arial"/>
+              </w:rPr>
+              <w:t>UserStory</w:t>
+            </w:r>
+            <w:proofErr w:type="spellEnd"/>
+            <w:r>
+              <w:rPr>
+                <w:rFonts w:ascii="Arial" w:hAnsi="Arial" w:cs="Arial"/>
+              </w:rPr>
+              <w:t xml:space="preserve"> e i criteri d’accettazione</w:t>
             </w:r>
           </w:p>
         </w:tc>
@@ -4981,7 +5613,21 @@
               <w:rPr>
                 <w:rFonts w:ascii="Arial" w:hAnsi="Arial" w:cs="Arial"/>
               </w:rPr>
-              <w:t>Presentare e iniziare su unity i movimenti base del player</w:t>
+              <w:t xml:space="preserve">Presentare e iniziare su </w:t>
+            </w:r>
+            <w:proofErr w:type="spellStart"/>
+            <w:r>
+              <w:rPr>
+                <w:rFonts w:ascii="Arial" w:hAnsi="Arial" w:cs="Arial"/>
+              </w:rPr>
+              <w:t>unity</w:t>
+            </w:r>
+            <w:proofErr w:type="spellEnd"/>
+            <w:r>
+              <w:rPr>
+                <w:rFonts w:ascii="Arial" w:hAnsi="Arial" w:cs="Arial"/>
+              </w:rPr>
+              <w:t xml:space="preserve"> i movimenti base del player</w:t>
             </w:r>
           </w:p>
         </w:tc>
@@ -5037,12 +5683,28 @@
                 <w:rFonts w:ascii="Arial" w:hAnsi="Arial" w:cs="Arial"/>
               </w:rPr>
             </w:pPr>
-            <w:r>
-              <w:rPr>
-                <w:rFonts w:ascii="Arial" w:hAnsi="Arial" w:cs="Arial"/>
-              </w:rPr>
-              <w:t>Daily Scrum</w:t>
-            </w:r>
+            <w:proofErr w:type="spellStart"/>
+            <w:r>
+              <w:rPr>
+                <w:rFonts w:ascii="Arial" w:hAnsi="Arial" w:cs="Arial"/>
+              </w:rPr>
+              <w:t>Daily</w:t>
+            </w:r>
+            <w:proofErr w:type="spellEnd"/>
+            <w:r>
+              <w:rPr>
+                <w:rFonts w:ascii="Arial" w:hAnsi="Arial" w:cs="Arial"/>
+              </w:rPr>
+              <w:t xml:space="preserve"> </w:t>
+            </w:r>
+            <w:proofErr w:type="spellStart"/>
+            <w:r>
+              <w:rPr>
+                <w:rFonts w:ascii="Arial" w:hAnsi="Arial" w:cs="Arial"/>
+              </w:rPr>
+              <w:t>Scrum</w:t>
+            </w:r>
+            <w:proofErr w:type="spellEnd"/>
           </w:p>
         </w:tc>
       </w:tr>
@@ -5067,7 +5729,49 @@
               <w:rPr>
                 <w:rFonts w:ascii="Arial" w:hAnsi="Arial" w:cs="Arial"/>
               </w:rPr>
-              <w:t>Abbiamo deciso che oggi Quan dovrà correggere Swimlane e UseCase inerenti alle modifiche richieste, Sidon e Ivan intanto dovranno fare gli User Story e Yasser recupererà la teoria da Petrini che gli altri hanno fatto prima. Una volta che tutti avremmo finito queste attività passeremmo insieme a fare gli sprite.</w:t>
+              <w:t xml:space="preserve">Abbiamo deciso che oggi Quan dovrà correggere </w:t>
+            </w:r>
+            <w:proofErr w:type="spellStart"/>
+            <w:r>
+              <w:rPr>
+                <w:rFonts w:ascii="Arial" w:hAnsi="Arial" w:cs="Arial"/>
+              </w:rPr>
+              <w:t>Swimlane</w:t>
+            </w:r>
+            <w:proofErr w:type="spellEnd"/>
+            <w:r>
+              <w:rPr>
+                <w:rFonts w:ascii="Arial" w:hAnsi="Arial" w:cs="Arial"/>
+              </w:rPr>
+              <w:t xml:space="preserve"> e </w:t>
+            </w:r>
+            <w:proofErr w:type="spellStart"/>
+            <w:r>
+              <w:rPr>
+                <w:rFonts w:ascii="Arial" w:hAnsi="Arial" w:cs="Arial"/>
+              </w:rPr>
+              <w:t>UseCase</w:t>
+            </w:r>
+            <w:proofErr w:type="spellEnd"/>
+            <w:r>
+              <w:rPr>
+                <w:rFonts w:ascii="Arial" w:hAnsi="Arial" w:cs="Arial"/>
+              </w:rPr>
+              <w:t xml:space="preserve"> inerenti alle modifiche richieste, Sidon e Ivan intanto dovranno fare gli User Story e Yasser recupererà la teoria da Petrini che gli altri hanno fatto prima. Una volta che tutti avremmo finito queste attività passeremmo insieme a fare gli </w:t>
+            </w:r>
+            <w:proofErr w:type="spellStart"/>
+            <w:r>
+              <w:rPr>
+                <w:rFonts w:ascii="Arial" w:hAnsi="Arial" w:cs="Arial"/>
+              </w:rPr>
+              <w:t>sprite</w:t>
+            </w:r>
+            <w:proofErr w:type="spellEnd"/>
+            <w:r>
+              <w:rPr>
+                <w:rFonts w:ascii="Arial" w:hAnsi="Arial" w:cs="Arial"/>
+              </w:rPr>
+              <w:t>.</w:t>
             </w:r>
           </w:p>
         </w:tc>
@@ -5242,8 +5946,16 @@
               <w:rPr>
                 <w:rFonts w:ascii="Arial" w:hAnsi="Arial" w:cs="Arial"/>
               </w:rPr>
-              <w:t>Sprint Retrospective</w:t>
-            </w:r>
+              <w:t xml:space="preserve">Sprint </w:t>
+            </w:r>
+            <w:proofErr w:type="spellStart"/>
+            <w:r>
+              <w:rPr>
+                <w:rFonts w:ascii="Arial" w:hAnsi="Arial" w:cs="Arial"/>
+              </w:rPr>
+              <w:t>Retrospective</w:t>
+            </w:r>
+            <w:proofErr w:type="spellEnd"/>
           </w:p>
         </w:tc>
       </w:tr>
@@ -5497,7 +6209,49 @@
               <w:rPr>
                 <w:rFonts w:ascii="Arial" w:hAnsi="Arial" w:cs="Arial"/>
               </w:rPr>
-              <w:t>il montalbetti riguardo trello e gli sprint. Messo tutte le attività su trello e sistemato sprint 1-3 con ore scolastiche</w:t>
+              <w:t xml:space="preserve">il </w:t>
+            </w:r>
+            <w:proofErr w:type="spellStart"/>
+            <w:r>
+              <w:rPr>
+                <w:rFonts w:ascii="Arial" w:hAnsi="Arial" w:cs="Arial"/>
+              </w:rPr>
+              <w:t>montalbetti</w:t>
+            </w:r>
+            <w:proofErr w:type="spellEnd"/>
+            <w:r>
+              <w:rPr>
+                <w:rFonts w:ascii="Arial" w:hAnsi="Arial" w:cs="Arial"/>
+              </w:rPr>
+              <w:t xml:space="preserve"> riguardo </w:t>
+            </w:r>
+            <w:proofErr w:type="spellStart"/>
+            <w:r>
+              <w:rPr>
+                <w:rFonts w:ascii="Arial" w:hAnsi="Arial" w:cs="Arial"/>
+              </w:rPr>
+              <w:t>trello</w:t>
+            </w:r>
+            <w:proofErr w:type="spellEnd"/>
+            <w:r>
+              <w:rPr>
+                <w:rFonts w:ascii="Arial" w:hAnsi="Arial" w:cs="Arial"/>
+              </w:rPr>
+              <w:t xml:space="preserve"> e gli sprint. Messo tutte le attività su </w:t>
+            </w:r>
+            <w:proofErr w:type="spellStart"/>
+            <w:r>
+              <w:rPr>
+                <w:rFonts w:ascii="Arial" w:hAnsi="Arial" w:cs="Arial"/>
+              </w:rPr>
+              <w:t>trello</w:t>
+            </w:r>
+            <w:proofErr w:type="spellEnd"/>
+            <w:r>
+              <w:rPr>
+                <w:rFonts w:ascii="Arial" w:hAnsi="Arial" w:cs="Arial"/>
+              </w:rPr>
+              <w:t xml:space="preserve"> e sistemato sprint 1-3 con ore scolastiche</w:t>
             </w:r>
           </w:p>
         </w:tc>
@@ -5594,8 +6348,16 @@
               <w:rPr>
                 <w:rFonts w:ascii="Arial" w:hAnsi="Arial" w:cs="Arial"/>
               </w:rPr>
-              <w:t>Quan: sistemato unity</w:t>
-            </w:r>
+              <w:t xml:space="preserve">Quan: sistemato </w:t>
+            </w:r>
+            <w:proofErr w:type="spellStart"/>
+            <w:r>
+              <w:rPr>
+                <w:rFonts w:ascii="Arial" w:hAnsi="Arial" w:cs="Arial"/>
+              </w:rPr>
+              <w:t>unity</w:t>
+            </w:r>
+            <w:proofErr w:type="spellEnd"/>
           </w:p>
         </w:tc>
       </w:tr>
@@ -5635,8 +6397,16 @@
               <w:rPr>
                 <w:rFonts w:ascii="Arial" w:hAnsi="Arial" w:cs="Arial"/>
               </w:rPr>
-              <w:t>Quan: implementato il salto e sistemato swimlane</w:t>
-            </w:r>
+              <w:t xml:space="preserve">Quan: implementato il salto e sistemato </w:t>
+            </w:r>
+            <w:proofErr w:type="spellStart"/>
+            <w:r>
+              <w:rPr>
+                <w:rFonts w:ascii="Arial" w:hAnsi="Arial" w:cs="Arial"/>
+              </w:rPr>
+              <w:t>swimlane</w:t>
+            </w:r>
+            <w:proofErr w:type="spellEnd"/>
           </w:p>
           <w:p>
             <w:pPr>
@@ -5757,7 +6527,21 @@
               <w:rPr>
                 <w:rFonts w:ascii="Arial" w:hAnsi="Arial" w:cs="Arial"/>
               </w:rPr>
-              <w:t>Ivan: ha fatto il dash ha cominciato la home</w:t>
+              <w:t xml:space="preserve">Ivan: ha fatto il </w:t>
+            </w:r>
+            <w:proofErr w:type="spellStart"/>
+            <w:r>
+              <w:rPr>
+                <w:rFonts w:ascii="Arial" w:hAnsi="Arial" w:cs="Arial"/>
+              </w:rPr>
+              <w:t>dash</w:t>
+            </w:r>
+            <w:proofErr w:type="spellEnd"/>
+            <w:r>
+              <w:rPr>
+                <w:rFonts w:ascii="Arial" w:hAnsi="Arial" w:cs="Arial"/>
+              </w:rPr>
+              <w:t xml:space="preserve"> ha cominciato la home</w:t>
             </w:r>
           </w:p>
         </w:tc>
@@ -5906,7 +6690,21 @@
               <w:rPr>
                 <w:rFonts w:ascii="Arial" w:hAnsi="Arial" w:cs="Arial"/>
               </w:rPr>
-              <w:t>Quan: cartella di unity corrotta e non partiva il progetto, Soluzione</w:t>
+              <w:t xml:space="preserve">Quan: cartella di </w:t>
+            </w:r>
+            <w:proofErr w:type="spellStart"/>
+            <w:r>
+              <w:rPr>
+                <w:rFonts w:ascii="Arial" w:hAnsi="Arial" w:cs="Arial"/>
+              </w:rPr>
+              <w:t>unity</w:t>
+            </w:r>
+            <w:proofErr w:type="spellEnd"/>
+            <w:r>
+              <w:rPr>
+                <w:rFonts w:ascii="Arial" w:hAnsi="Arial" w:cs="Arial"/>
+              </w:rPr>
+              <w:t xml:space="preserve"> corrotta e non partiva il progetto, Soluzione</w:t>
             </w:r>
             <w:r>
               <w:rPr>
@@ -5918,7 +6716,21 @@
               <w:rPr>
                 <w:rFonts w:ascii="Arial" w:hAnsi="Arial" w:cs="Arial"/>
               </w:rPr>
-              <w:t xml:space="preserve"> ha cambiato la path del progetto dopo aver provato diversi tentativi non funzionanti.</w:t>
+              <w:t xml:space="preserve"> ha cambiato la </w:t>
+            </w:r>
+            <w:proofErr w:type="spellStart"/>
+            <w:r>
+              <w:rPr>
+                <w:rFonts w:ascii="Arial" w:hAnsi="Arial" w:cs="Arial"/>
+              </w:rPr>
+              <w:t>path</w:t>
+            </w:r>
+            <w:proofErr w:type="spellEnd"/>
+            <w:r>
+              <w:rPr>
+                <w:rFonts w:ascii="Arial" w:hAnsi="Arial" w:cs="Arial"/>
+              </w:rPr>
+              <w:t xml:space="preserve"> del progetto dopo aver provato diversi tentativi non funzionanti.</w:t>
             </w:r>
           </w:p>
           <w:p>
@@ -6154,12 +6966,28 @@
                 <w:rFonts w:ascii="Arial" w:hAnsi="Arial" w:cs="Arial"/>
               </w:rPr>
             </w:pPr>
-            <w:r>
-              <w:rPr>
-                <w:rFonts w:ascii="Arial" w:hAnsi="Arial" w:cs="Arial"/>
-              </w:rPr>
-              <w:t>Daily Scrum</w:t>
-            </w:r>
+            <w:proofErr w:type="spellStart"/>
+            <w:r>
+              <w:rPr>
+                <w:rFonts w:ascii="Arial" w:hAnsi="Arial" w:cs="Arial"/>
+              </w:rPr>
+              <w:t>Daily</w:t>
+            </w:r>
+            <w:proofErr w:type="spellEnd"/>
+            <w:r>
+              <w:rPr>
+                <w:rFonts w:ascii="Arial" w:hAnsi="Arial" w:cs="Arial"/>
+              </w:rPr>
+              <w:t xml:space="preserve"> </w:t>
+            </w:r>
+            <w:proofErr w:type="spellStart"/>
+            <w:r>
+              <w:rPr>
+                <w:rFonts w:ascii="Arial" w:hAnsi="Arial" w:cs="Arial"/>
+              </w:rPr>
+              <w:t>Scrum</w:t>
+            </w:r>
+            <w:proofErr w:type="spellEnd"/>
           </w:p>
         </w:tc>
       </w:tr>
@@ -6276,33 +7104,75 @@
               <w:rPr>
                 <w:rFonts w:ascii="Arial" w:hAnsi="Arial" w:cs="Arial"/>
               </w:rPr>
-              <w:t>Quan: fare salto + dash, implementare wiki e impostazioni</w:t>
-            </w:r>
-          </w:p>
-          <w:p>
-            <w:pPr>
-              <w:rPr>
-                <w:rFonts w:ascii="Arial" w:hAnsi="Arial" w:cs="Arial"/>
-              </w:rPr>
-            </w:pPr>
-            <w:r>
-              <w:rPr>
-                <w:rFonts w:ascii="Arial" w:hAnsi="Arial" w:cs="Arial"/>
-              </w:rPr>
-              <w:t>Sidon: fare i pugni, implementare pre partita</w:t>
-            </w:r>
-          </w:p>
-          <w:p>
-            <w:pPr>
-              <w:rPr>
-                <w:rFonts w:ascii="Arial" w:hAnsi="Arial" w:cs="Arial"/>
-              </w:rPr>
-            </w:pPr>
-            <w:r>
-              <w:rPr>
-                <w:rFonts w:ascii="Arial" w:hAnsi="Arial" w:cs="Arial"/>
-              </w:rPr>
-              <w:t>Yasser: Fare i calci, implementare pre partita</w:t>
+              <w:t xml:space="preserve">Quan: fare salto + </w:t>
+            </w:r>
+            <w:proofErr w:type="spellStart"/>
+            <w:r>
+              <w:rPr>
+                <w:rFonts w:ascii="Arial" w:hAnsi="Arial" w:cs="Arial"/>
+              </w:rPr>
+              <w:t>dash</w:t>
+            </w:r>
+            <w:proofErr w:type="spellEnd"/>
+            <w:r>
+              <w:rPr>
+                <w:rFonts w:ascii="Arial" w:hAnsi="Arial" w:cs="Arial"/>
+              </w:rPr>
+              <w:t>, implementare wiki e impostazioni</w:t>
+            </w:r>
+          </w:p>
+          <w:p>
+            <w:pPr>
+              <w:rPr>
+                <w:rFonts w:ascii="Arial" w:hAnsi="Arial" w:cs="Arial"/>
+              </w:rPr>
+            </w:pPr>
+            <w:r>
+              <w:rPr>
+                <w:rFonts w:ascii="Arial" w:hAnsi="Arial" w:cs="Arial"/>
+              </w:rPr>
+              <w:t xml:space="preserve">Sidon: fare i pugni, implementare </w:t>
+            </w:r>
+            <w:proofErr w:type="spellStart"/>
+            <w:r>
+              <w:rPr>
+                <w:rFonts w:ascii="Arial" w:hAnsi="Arial" w:cs="Arial"/>
+              </w:rPr>
+              <w:t>pre</w:t>
+            </w:r>
+            <w:proofErr w:type="spellEnd"/>
+            <w:r>
+              <w:rPr>
+                <w:rFonts w:ascii="Arial" w:hAnsi="Arial" w:cs="Arial"/>
+              </w:rPr>
+              <w:t xml:space="preserve"> partita</w:t>
+            </w:r>
+          </w:p>
+          <w:p>
+            <w:pPr>
+              <w:rPr>
+                <w:rFonts w:ascii="Arial" w:hAnsi="Arial" w:cs="Arial"/>
+              </w:rPr>
+            </w:pPr>
+            <w:r>
+              <w:rPr>
+                <w:rFonts w:ascii="Arial" w:hAnsi="Arial" w:cs="Arial"/>
+              </w:rPr>
+              <w:t xml:space="preserve">Yasser: Fare i calci, implementare </w:t>
+            </w:r>
+            <w:proofErr w:type="spellStart"/>
+            <w:r>
+              <w:rPr>
+                <w:rFonts w:ascii="Arial" w:hAnsi="Arial" w:cs="Arial"/>
+              </w:rPr>
+              <w:t>pre</w:t>
+            </w:r>
+            <w:proofErr w:type="spellEnd"/>
+            <w:r>
+              <w:rPr>
+                <w:rFonts w:ascii="Arial" w:hAnsi="Arial" w:cs="Arial"/>
+              </w:rPr>
+              <w:t xml:space="preserve"> partita</w:t>
             </w:r>
           </w:p>
         </w:tc>
@@ -6412,8 +7282,16 @@
               <w:rPr>
                 <w:rFonts w:ascii="Arial" w:hAnsi="Arial" w:cs="Arial"/>
               </w:rPr>
-              <w:t>Sprint Retrospective</w:t>
-            </w:r>
+              <w:t xml:space="preserve">Sprint </w:t>
+            </w:r>
+            <w:proofErr w:type="spellStart"/>
+            <w:r>
+              <w:rPr>
+                <w:rFonts w:ascii="Arial" w:hAnsi="Arial" w:cs="Arial"/>
+              </w:rPr>
+              <w:t>Retrospective</w:t>
+            </w:r>
+            <w:proofErr w:type="spellEnd"/>
           </w:p>
         </w:tc>
       </w:tr>
@@ -6648,8 +7526,30 @@
               <w:rPr>
                 <w:rFonts w:ascii="Arial" w:hAnsi="Arial" w:cs="Arial"/>
               </w:rPr>
-              <w:t>Tutti: Preparato presentazione e fatto daily scrum</w:t>
-            </w:r>
+              <w:t xml:space="preserve">Tutti: Preparato presentazione e fatto </w:t>
+            </w:r>
+            <w:proofErr w:type="spellStart"/>
+            <w:r>
+              <w:rPr>
+                <w:rFonts w:ascii="Arial" w:hAnsi="Arial" w:cs="Arial"/>
+              </w:rPr>
+              <w:t>daily</w:t>
+            </w:r>
+            <w:proofErr w:type="spellEnd"/>
+            <w:r>
+              <w:rPr>
+                <w:rFonts w:ascii="Arial" w:hAnsi="Arial" w:cs="Arial"/>
+              </w:rPr>
+              <w:t xml:space="preserve"> </w:t>
+            </w:r>
+            <w:proofErr w:type="spellStart"/>
+            <w:r>
+              <w:rPr>
+                <w:rFonts w:ascii="Arial" w:hAnsi="Arial" w:cs="Arial"/>
+              </w:rPr>
+              <w:t>scrum</w:t>
+            </w:r>
+            <w:proofErr w:type="spellEnd"/>
           </w:p>
         </w:tc>
       </w:tr>
@@ -6827,7 +7727,21 @@
               <w:rPr>
                 <w:rFonts w:ascii="Arial" w:hAnsi="Arial" w:cs="Arial"/>
               </w:rPr>
-              <w:t xml:space="preserve">Generazione SpriteSheet: </w:t>
+              <w:t xml:space="preserve">Generazione </w:t>
+            </w:r>
+            <w:proofErr w:type="spellStart"/>
+            <w:r>
+              <w:rPr>
+                <w:rFonts w:ascii="Arial" w:hAnsi="Arial" w:cs="Arial"/>
+              </w:rPr>
+              <w:t>SpriteSheet</w:t>
+            </w:r>
+            <w:proofErr w:type="spellEnd"/>
+            <w:r>
+              <w:rPr>
+                <w:rFonts w:ascii="Arial" w:hAnsi="Arial" w:cs="Arial"/>
+              </w:rPr>
+              <w:t xml:space="preserve">: </w:t>
             </w:r>
             <w:hyperlink r:id="rId13" w:history="1">
               <w:r>
@@ -6926,7 +7840,49 @@
               <w:rPr>
                 <w:rFonts w:ascii="Arial" w:hAnsi="Arial" w:cs="Arial"/>
               </w:rPr>
-              <w:t xml:space="preserve">Abbiamo cercato diverse soluzioni che sembravano funzionare come creare più layer ma dava problemi con le immagini che tramite git non venivano passate perché il .controller è un file YAML e git non sa mergere il file nel modo corretto perciò alla fine abbiamo deciso che ogniuno lavora sul proprio controller per non creare problemi </w:t>
+              <w:t xml:space="preserve">Abbiamo cercato diverse soluzioni che sembravano funzionare come creare più </w:t>
+            </w:r>
+            <w:proofErr w:type="spellStart"/>
+            <w:r>
+              <w:rPr>
+                <w:rFonts w:ascii="Arial" w:hAnsi="Arial" w:cs="Arial"/>
+              </w:rPr>
+              <w:t>layer</w:t>
+            </w:r>
+            <w:proofErr w:type="spellEnd"/>
+            <w:r>
+              <w:rPr>
+                <w:rFonts w:ascii="Arial" w:hAnsi="Arial" w:cs="Arial"/>
+              </w:rPr>
+              <w:t xml:space="preserve"> ma dava problemi con le immagini che tramite </w:t>
+            </w:r>
+            <w:proofErr w:type="spellStart"/>
+            <w:r>
+              <w:rPr>
+                <w:rFonts w:ascii="Arial" w:hAnsi="Arial" w:cs="Arial"/>
+              </w:rPr>
+              <w:t>git</w:t>
+            </w:r>
+            <w:proofErr w:type="spellEnd"/>
+            <w:r>
+              <w:rPr>
+                <w:rFonts w:ascii="Arial" w:hAnsi="Arial" w:cs="Arial"/>
+              </w:rPr>
+              <w:t xml:space="preserve"> non venivano passate perché il .controller è un file YAML e </w:t>
+            </w:r>
+            <w:proofErr w:type="spellStart"/>
+            <w:r>
+              <w:rPr>
+                <w:rFonts w:ascii="Arial" w:hAnsi="Arial" w:cs="Arial"/>
+              </w:rPr>
+              <w:t>git</w:t>
+            </w:r>
+            <w:proofErr w:type="spellEnd"/>
+            <w:r>
+              <w:rPr>
+                <w:rFonts w:ascii="Arial" w:hAnsi="Arial" w:cs="Arial"/>
+              </w:rPr>
+              <w:t xml:space="preserve"> non sa mergere il file nel modo corretto perciò alla fine abbiamo deciso che ogniuno lavora sul proprio controller per non creare problemi </w:t>
             </w:r>
           </w:p>
         </w:tc>
@@ -7190,12 +8146,28 @@
                 <w:rFonts w:ascii="Arial" w:hAnsi="Arial" w:cs="Arial"/>
               </w:rPr>
             </w:pPr>
-            <w:r>
-              <w:rPr>
-                <w:rFonts w:ascii="Arial" w:hAnsi="Arial" w:cs="Arial"/>
-              </w:rPr>
-              <w:t>Daily Scrum</w:t>
-            </w:r>
+            <w:proofErr w:type="spellStart"/>
+            <w:r>
+              <w:rPr>
+                <w:rFonts w:ascii="Arial" w:hAnsi="Arial" w:cs="Arial"/>
+              </w:rPr>
+              <w:t>Daily</w:t>
+            </w:r>
+            <w:proofErr w:type="spellEnd"/>
+            <w:r>
+              <w:rPr>
+                <w:rFonts w:ascii="Arial" w:hAnsi="Arial" w:cs="Arial"/>
+              </w:rPr>
+              <w:t xml:space="preserve"> </w:t>
+            </w:r>
+            <w:proofErr w:type="spellStart"/>
+            <w:r>
+              <w:rPr>
+                <w:rFonts w:ascii="Arial" w:hAnsi="Arial" w:cs="Arial"/>
+              </w:rPr>
+              <w:t>Scrum</w:t>
+            </w:r>
+            <w:proofErr w:type="spellEnd"/>
           </w:p>
         </w:tc>
       </w:tr>
@@ -7220,7 +8192,35 @@
               <w:rPr>
                 <w:rFonts w:ascii="Arial" w:hAnsi="Arial" w:cs="Arial"/>
               </w:rPr>
-              <w:t>Sidon: capire come fare il git push che ha avuto dei problemi</w:t>
+              <w:t xml:space="preserve">Sidon: capire come fare il </w:t>
+            </w:r>
+            <w:proofErr w:type="spellStart"/>
+            <w:r>
+              <w:rPr>
+                <w:rFonts w:ascii="Arial" w:hAnsi="Arial" w:cs="Arial"/>
+              </w:rPr>
+              <w:t>git</w:t>
+            </w:r>
+            <w:proofErr w:type="spellEnd"/>
+            <w:r>
+              <w:rPr>
+                <w:rFonts w:ascii="Arial" w:hAnsi="Arial" w:cs="Arial"/>
+              </w:rPr>
+              <w:t xml:space="preserve"> </w:t>
+            </w:r>
+            <w:proofErr w:type="spellStart"/>
+            <w:r>
+              <w:rPr>
+                <w:rFonts w:ascii="Arial" w:hAnsi="Arial" w:cs="Arial"/>
+              </w:rPr>
+              <w:t>push</w:t>
+            </w:r>
+            <w:proofErr w:type="spellEnd"/>
+            <w:r>
+              <w:rPr>
+                <w:rFonts w:ascii="Arial" w:hAnsi="Arial" w:cs="Arial"/>
+              </w:rPr>
+              <w:t xml:space="preserve"> che ha avuto dei problemi</w:t>
             </w:r>
           </w:p>
           <w:p>
@@ -7365,33 +8365,75 @@
               <w:rPr>
                 <w:rFonts w:ascii="Arial" w:hAnsi="Arial" w:cs="Arial"/>
               </w:rPr>
-              <w:t>Quan: fare salto + dash, implementare wiki e impostazioni</w:t>
-            </w:r>
-          </w:p>
-          <w:p>
-            <w:pPr>
-              <w:rPr>
-                <w:rFonts w:ascii="Arial" w:hAnsi="Arial" w:cs="Arial"/>
-              </w:rPr>
-            </w:pPr>
-            <w:r>
-              <w:rPr>
-                <w:rFonts w:ascii="Arial" w:hAnsi="Arial" w:cs="Arial"/>
-              </w:rPr>
-              <w:t>Sidon: fare i pugni, implementare pre partita</w:t>
-            </w:r>
-          </w:p>
-          <w:p>
-            <w:pPr>
-              <w:rPr>
-                <w:rFonts w:ascii="Arial" w:hAnsi="Arial" w:cs="Arial"/>
-              </w:rPr>
-            </w:pPr>
-            <w:r>
-              <w:rPr>
-                <w:rFonts w:ascii="Arial" w:hAnsi="Arial" w:cs="Arial"/>
-              </w:rPr>
-              <w:t>Yasser: Fare i calci, implementare pre partita</w:t>
+              <w:t xml:space="preserve">Quan: fare salto + </w:t>
+            </w:r>
+            <w:proofErr w:type="spellStart"/>
+            <w:r>
+              <w:rPr>
+                <w:rFonts w:ascii="Arial" w:hAnsi="Arial" w:cs="Arial"/>
+              </w:rPr>
+              <w:t>dash</w:t>
+            </w:r>
+            <w:proofErr w:type="spellEnd"/>
+            <w:r>
+              <w:rPr>
+                <w:rFonts w:ascii="Arial" w:hAnsi="Arial" w:cs="Arial"/>
+              </w:rPr>
+              <w:t>, implementare wiki e impostazioni</w:t>
+            </w:r>
+          </w:p>
+          <w:p>
+            <w:pPr>
+              <w:rPr>
+                <w:rFonts w:ascii="Arial" w:hAnsi="Arial" w:cs="Arial"/>
+              </w:rPr>
+            </w:pPr>
+            <w:r>
+              <w:rPr>
+                <w:rFonts w:ascii="Arial" w:hAnsi="Arial" w:cs="Arial"/>
+              </w:rPr>
+              <w:t xml:space="preserve">Sidon: fare i pugni, implementare </w:t>
+            </w:r>
+            <w:proofErr w:type="spellStart"/>
+            <w:r>
+              <w:rPr>
+                <w:rFonts w:ascii="Arial" w:hAnsi="Arial" w:cs="Arial"/>
+              </w:rPr>
+              <w:t>pre</w:t>
+            </w:r>
+            <w:proofErr w:type="spellEnd"/>
+            <w:r>
+              <w:rPr>
+                <w:rFonts w:ascii="Arial" w:hAnsi="Arial" w:cs="Arial"/>
+              </w:rPr>
+              <w:t xml:space="preserve"> partita</w:t>
+            </w:r>
+          </w:p>
+          <w:p>
+            <w:pPr>
+              <w:rPr>
+                <w:rFonts w:ascii="Arial" w:hAnsi="Arial" w:cs="Arial"/>
+              </w:rPr>
+            </w:pPr>
+            <w:r>
+              <w:rPr>
+                <w:rFonts w:ascii="Arial" w:hAnsi="Arial" w:cs="Arial"/>
+              </w:rPr>
+              <w:t xml:space="preserve">Yasser: Fare i calci, implementare </w:t>
+            </w:r>
+            <w:proofErr w:type="spellStart"/>
+            <w:r>
+              <w:rPr>
+                <w:rFonts w:ascii="Arial" w:hAnsi="Arial" w:cs="Arial"/>
+              </w:rPr>
+              <w:t>pre</w:t>
+            </w:r>
+            <w:proofErr w:type="spellEnd"/>
+            <w:r>
+              <w:rPr>
+                <w:rFonts w:ascii="Arial" w:hAnsi="Arial" w:cs="Arial"/>
+              </w:rPr>
+              <w:t xml:space="preserve"> partita</w:t>
             </w:r>
           </w:p>
         </w:tc>
@@ -7508,8 +8550,16 @@
               <w:rPr>
                 <w:rFonts w:ascii="Arial" w:hAnsi="Arial" w:cs="Arial"/>
               </w:rPr>
-              <w:t>Sprint Retrospective</w:t>
-            </w:r>
+              <w:t xml:space="preserve">Sprint </w:t>
+            </w:r>
+            <w:proofErr w:type="spellStart"/>
+            <w:r>
+              <w:rPr>
+                <w:rFonts w:ascii="Arial" w:hAnsi="Arial" w:cs="Arial"/>
+              </w:rPr>
+              <w:t>Retrospective</w:t>
+            </w:r>
+            <w:proofErr w:type="spellEnd"/>
           </w:p>
         </w:tc>
       </w:tr>
@@ -7846,7 +8896,35 @@
               <w:rPr>
                 <w:rFonts w:ascii="Arial" w:hAnsi="Arial" w:cs="Arial"/>
               </w:rPr>
-              <w:t>Ivan: Finito la main page e il sistema di cambio scena, scritto metà storai del personaggio.</w:t>
+              <w:t xml:space="preserve">Ivan: Finito la </w:t>
+            </w:r>
+            <w:proofErr w:type="spellStart"/>
+            <w:r>
+              <w:rPr>
+                <w:rFonts w:ascii="Arial" w:hAnsi="Arial" w:cs="Arial"/>
+              </w:rPr>
+              <w:t>main</w:t>
+            </w:r>
+            <w:proofErr w:type="spellEnd"/>
+            <w:r>
+              <w:rPr>
+                <w:rFonts w:ascii="Arial" w:hAnsi="Arial" w:cs="Arial"/>
+              </w:rPr>
+              <w:t xml:space="preserve"> page e il sistema di cambio scena, scritto metà </w:t>
+            </w:r>
+            <w:proofErr w:type="spellStart"/>
+            <w:r>
+              <w:rPr>
+                <w:rFonts w:ascii="Arial" w:hAnsi="Arial" w:cs="Arial"/>
+              </w:rPr>
+              <w:t>storai</w:t>
+            </w:r>
+            <w:proofErr w:type="spellEnd"/>
+            <w:r>
+              <w:rPr>
+                <w:rFonts w:ascii="Arial" w:hAnsi="Arial" w:cs="Arial"/>
+              </w:rPr>
+              <w:t xml:space="preserve"> del personaggio.</w:t>
             </w:r>
           </w:p>
           <w:p>
@@ -8050,20 +9128,62 @@
               <w:rPr>
                 <w:rFonts w:ascii="Arial" w:hAnsi="Arial" w:cs="Arial"/>
               </w:rPr>
-              <w:t>Ivan: non funzionava nulla su unity, tutti i componenti erano chiamati “(script)” con caratteristica “(script)” e non andava nessuna funzione, gli sprite erano tutti senza texture.</w:t>
-            </w:r>
-          </w:p>
-          <w:p>
-            <w:pPr>
-              <w:rPr>
-                <w:rFonts w:ascii="Arial" w:hAnsi="Arial" w:cs="Arial"/>
-              </w:rPr>
-            </w:pPr>
-            <w:r>
-              <w:rPr>
-                <w:rFonts w:ascii="Arial" w:hAnsi="Arial" w:cs="Arial"/>
-              </w:rPr>
-              <w:t>Risolto capendo che è un problema nato dal force pull che ha cancellato le librerie e utility basi di unity. Dopo averlo capito, risolto semplicemente cancellando tutto e copiando da uno dei compagni.</w:t>
+              <w:t xml:space="preserve">Ivan: non funzionava nulla su </w:t>
+            </w:r>
+            <w:proofErr w:type="spellStart"/>
+            <w:r>
+              <w:rPr>
+                <w:rFonts w:ascii="Arial" w:hAnsi="Arial" w:cs="Arial"/>
+              </w:rPr>
+              <w:t>unity</w:t>
+            </w:r>
+            <w:proofErr w:type="spellEnd"/>
+            <w:r>
+              <w:rPr>
+                <w:rFonts w:ascii="Arial" w:hAnsi="Arial" w:cs="Arial"/>
+              </w:rPr>
+              <w:t xml:space="preserve">, tutti i componenti erano chiamati “(script)” con caratteristica “(script)” e non andava nessuna funzione, gli </w:t>
+            </w:r>
+            <w:proofErr w:type="spellStart"/>
+            <w:r>
+              <w:rPr>
+                <w:rFonts w:ascii="Arial" w:hAnsi="Arial" w:cs="Arial"/>
+              </w:rPr>
+              <w:t>sprite</w:t>
+            </w:r>
+            <w:proofErr w:type="spellEnd"/>
+            <w:r>
+              <w:rPr>
+                <w:rFonts w:ascii="Arial" w:hAnsi="Arial" w:cs="Arial"/>
+              </w:rPr>
+              <w:t xml:space="preserve"> erano tutti senza texture.</w:t>
+            </w:r>
+          </w:p>
+          <w:p>
+            <w:pPr>
+              <w:rPr>
+                <w:rFonts w:ascii="Arial" w:hAnsi="Arial" w:cs="Arial"/>
+              </w:rPr>
+            </w:pPr>
+            <w:r>
+              <w:rPr>
+                <w:rFonts w:ascii="Arial" w:hAnsi="Arial" w:cs="Arial"/>
+              </w:rPr>
+              <w:t xml:space="preserve">Risolto capendo che è un problema nato dal force pull che ha cancellato le librerie e utility basi di </w:t>
+            </w:r>
+            <w:proofErr w:type="spellStart"/>
+            <w:r>
+              <w:rPr>
+                <w:rFonts w:ascii="Arial" w:hAnsi="Arial" w:cs="Arial"/>
+              </w:rPr>
+              <w:t>unity</w:t>
+            </w:r>
+            <w:proofErr w:type="spellEnd"/>
+            <w:r>
+              <w:rPr>
+                <w:rFonts w:ascii="Arial" w:hAnsi="Arial" w:cs="Arial"/>
+              </w:rPr>
+              <w:t>. Dopo averlo capito, risolto semplicemente cancellando tutto e copiando da uno dei compagni.</w:t>
             </w:r>
           </w:p>
           <w:p>
@@ -8230,21 +9350,51 @@
               <w:rPr>
                 <w:rFonts w:ascii="Arial" w:hAnsi="Arial" w:cs="Arial"/>
               </w:rPr>
-              <w:t>mpostazioni + fare Hitbox</w:t>
-            </w:r>
-          </w:p>
-          <w:p>
-            <w:pPr>
-              <w:rPr>
-                <w:rFonts w:ascii="Arial" w:hAnsi="Arial" w:cs="Arial"/>
-              </w:rPr>
-            </w:pPr>
-            <w:r>
-              <w:rPr>
-                <w:rFonts w:ascii="Arial" w:hAnsi="Arial" w:cs="Arial"/>
-              </w:rPr>
-              <w:t>Quan: finire salto + dash + rigidbody</w:t>
-            </w:r>
+              <w:t xml:space="preserve">mpostazioni + fare </w:t>
+            </w:r>
+            <w:proofErr w:type="spellStart"/>
+            <w:r>
+              <w:rPr>
+                <w:rFonts w:ascii="Arial" w:hAnsi="Arial" w:cs="Arial"/>
+              </w:rPr>
+              <w:t>Hitbox</w:t>
+            </w:r>
+            <w:proofErr w:type="spellEnd"/>
+          </w:p>
+          <w:p>
+            <w:pPr>
+              <w:rPr>
+                <w:rFonts w:ascii="Arial" w:hAnsi="Arial" w:cs="Arial"/>
+              </w:rPr>
+            </w:pPr>
+            <w:r>
+              <w:rPr>
+                <w:rFonts w:ascii="Arial" w:hAnsi="Arial" w:cs="Arial"/>
+              </w:rPr>
+              <w:t xml:space="preserve">Quan: finire salto + </w:t>
+            </w:r>
+            <w:proofErr w:type="spellStart"/>
+            <w:r>
+              <w:rPr>
+                <w:rFonts w:ascii="Arial" w:hAnsi="Arial" w:cs="Arial"/>
+              </w:rPr>
+              <w:t>dash</w:t>
+            </w:r>
+            <w:proofErr w:type="spellEnd"/>
+            <w:r>
+              <w:rPr>
+                <w:rFonts w:ascii="Arial" w:hAnsi="Arial" w:cs="Arial"/>
+              </w:rPr>
+              <w:t xml:space="preserve"> + </w:t>
+            </w:r>
+            <w:proofErr w:type="spellStart"/>
+            <w:r>
+              <w:rPr>
+                <w:rFonts w:ascii="Arial" w:hAnsi="Arial" w:cs="Arial"/>
+              </w:rPr>
+              <w:t>rigidbody</w:t>
+            </w:r>
+            <w:proofErr w:type="spellEnd"/>
           </w:p>
           <w:p>
             <w:pPr>
@@ -8268,20 +9418,42 @@
               <w:rPr>
                 <w:rFonts w:ascii="Arial" w:hAnsi="Arial" w:cs="Arial"/>
               </w:rPr>
-              <w:t xml:space="preserve"> + json</w:t>
-            </w:r>
-          </w:p>
-          <w:p>
-            <w:pPr>
-              <w:rPr>
-                <w:rFonts w:ascii="Arial" w:hAnsi="Arial" w:cs="Arial"/>
-              </w:rPr>
-            </w:pPr>
-            <w:r>
-              <w:rPr>
-                <w:rFonts w:ascii="Arial" w:hAnsi="Arial" w:cs="Arial"/>
-              </w:rPr>
-              <w:t>Yasser: finire i calci, implementare pre partita + eventi</w:t>
+              <w:t xml:space="preserve"> + </w:t>
+            </w:r>
+            <w:proofErr w:type="spellStart"/>
+            <w:r>
+              <w:rPr>
+                <w:rFonts w:ascii="Arial" w:hAnsi="Arial" w:cs="Arial"/>
+              </w:rPr>
+              <w:t>json</w:t>
+            </w:r>
+            <w:proofErr w:type="spellEnd"/>
+          </w:p>
+          <w:p>
+            <w:pPr>
+              <w:rPr>
+                <w:rFonts w:ascii="Arial" w:hAnsi="Arial" w:cs="Arial"/>
+              </w:rPr>
+            </w:pPr>
+            <w:r>
+              <w:rPr>
+                <w:rFonts w:ascii="Arial" w:hAnsi="Arial" w:cs="Arial"/>
+              </w:rPr>
+              <w:t xml:space="preserve">Yasser: finire i calci, implementare </w:t>
+            </w:r>
+            <w:proofErr w:type="spellStart"/>
+            <w:r>
+              <w:rPr>
+                <w:rFonts w:ascii="Arial" w:hAnsi="Arial" w:cs="Arial"/>
+              </w:rPr>
+              <w:t>pre</w:t>
+            </w:r>
+            <w:proofErr w:type="spellEnd"/>
+            <w:r>
+              <w:rPr>
+                <w:rFonts w:ascii="Arial" w:hAnsi="Arial" w:cs="Arial"/>
+              </w:rPr>
+              <w:t xml:space="preserve"> partita + eventi</w:t>
             </w:r>
           </w:p>
         </w:tc>
@@ -8337,12 +9509,28 @@
                 <w:rFonts w:ascii="Arial" w:hAnsi="Arial" w:cs="Arial"/>
               </w:rPr>
             </w:pPr>
-            <w:r>
-              <w:rPr>
-                <w:rFonts w:ascii="Arial" w:hAnsi="Arial" w:cs="Arial"/>
-              </w:rPr>
-              <w:t>Daily Scrum</w:t>
-            </w:r>
+            <w:proofErr w:type="spellStart"/>
+            <w:r>
+              <w:rPr>
+                <w:rFonts w:ascii="Arial" w:hAnsi="Arial" w:cs="Arial"/>
+              </w:rPr>
+              <w:t>Daily</w:t>
+            </w:r>
+            <w:proofErr w:type="spellEnd"/>
+            <w:r>
+              <w:rPr>
+                <w:rFonts w:ascii="Arial" w:hAnsi="Arial" w:cs="Arial"/>
+              </w:rPr>
+              <w:t xml:space="preserve"> </w:t>
+            </w:r>
+            <w:proofErr w:type="spellStart"/>
+            <w:r>
+              <w:rPr>
+                <w:rFonts w:ascii="Arial" w:hAnsi="Arial" w:cs="Arial"/>
+              </w:rPr>
+              <w:t>Scrum</w:t>
+            </w:r>
+            <w:proofErr w:type="spellEnd"/>
           </w:p>
         </w:tc>
       </w:tr>
@@ -8522,12 +9710,14 @@
               </w:rPr>
               <w:t xml:space="preserve"> + fare </w:t>
             </w:r>
+            <w:proofErr w:type="spellStart"/>
             <w:r>
               <w:rPr>
                 <w:rFonts w:ascii="Arial" w:hAnsi="Arial" w:cs="Arial"/>
               </w:rPr>
               <w:t>Hitbox</w:t>
             </w:r>
+            <w:proofErr w:type="spellEnd"/>
           </w:p>
           <w:p>
             <w:pPr>
@@ -8551,8 +9741,16 @@
               <w:rPr>
                 <w:rFonts w:ascii="Arial" w:hAnsi="Arial" w:cs="Arial"/>
               </w:rPr>
-              <w:t>salto + dash</w:t>
-            </w:r>
+              <w:t xml:space="preserve">salto + </w:t>
+            </w:r>
+            <w:proofErr w:type="spellStart"/>
+            <w:r>
+              <w:rPr>
+                <w:rFonts w:ascii="Arial" w:hAnsi="Arial" w:cs="Arial"/>
+              </w:rPr>
+              <w:t>dash</w:t>
+            </w:r>
+            <w:proofErr w:type="spellEnd"/>
             <w:r>
               <w:rPr>
                 <w:rFonts w:ascii="Arial" w:hAnsi="Arial" w:cs="Arial"/>
@@ -8563,8 +9761,16 @@
               <w:rPr>
                 <w:rFonts w:ascii="Arial" w:hAnsi="Arial" w:cs="Arial"/>
               </w:rPr>
-              <w:t>+ rigidbody</w:t>
-            </w:r>
+              <w:t xml:space="preserve">+ </w:t>
+            </w:r>
+            <w:proofErr w:type="spellStart"/>
+            <w:r>
+              <w:rPr>
+                <w:rFonts w:ascii="Arial" w:hAnsi="Arial" w:cs="Arial"/>
+              </w:rPr>
+              <w:t>rigidbody</w:t>
+            </w:r>
+            <w:proofErr w:type="spellEnd"/>
           </w:p>
           <w:p>
             <w:pPr>
@@ -8600,8 +9806,16 @@
               <w:rPr>
                 <w:rFonts w:ascii="Arial" w:hAnsi="Arial" w:cs="Arial"/>
               </w:rPr>
-              <w:t>+ json</w:t>
-            </w:r>
+              <w:t xml:space="preserve">+ </w:t>
+            </w:r>
+            <w:proofErr w:type="spellStart"/>
+            <w:r>
+              <w:rPr>
+                <w:rFonts w:ascii="Arial" w:hAnsi="Arial" w:cs="Arial"/>
+              </w:rPr>
+              <w:t>json</w:t>
+            </w:r>
+            <w:proofErr w:type="spellEnd"/>
           </w:p>
           <w:p>
             <w:pPr>
@@ -8625,7 +9839,21 @@
               <w:rPr>
                 <w:rFonts w:ascii="Arial" w:hAnsi="Arial" w:cs="Arial"/>
               </w:rPr>
-              <w:t>i calci, implementare pre partita</w:t>
+              <w:t xml:space="preserve">i calci, implementare </w:t>
+            </w:r>
+            <w:proofErr w:type="spellStart"/>
+            <w:r>
+              <w:rPr>
+                <w:rFonts w:ascii="Arial" w:hAnsi="Arial" w:cs="Arial"/>
+              </w:rPr>
+              <w:t>pre</w:t>
+            </w:r>
+            <w:proofErr w:type="spellEnd"/>
+            <w:r>
+              <w:rPr>
+                <w:rFonts w:ascii="Arial" w:hAnsi="Arial" w:cs="Arial"/>
+              </w:rPr>
+              <w:t xml:space="preserve"> partita</w:t>
             </w:r>
             <w:r>
               <w:rPr>
@@ -8742,8 +9970,1449 @@
               <w:rPr>
                 <w:rFonts w:ascii="Arial" w:hAnsi="Arial" w:cs="Arial"/>
               </w:rPr>
-              <w:t>Sprint Retrospective</w:t>
-            </w:r>
+              <w:t xml:space="preserve">Sprint </w:t>
+            </w:r>
+            <w:proofErr w:type="spellStart"/>
+            <w:r>
+              <w:rPr>
+                <w:rFonts w:ascii="Arial" w:hAnsi="Arial" w:cs="Arial"/>
+              </w:rPr>
+              <w:t>Retrospective</w:t>
+            </w:r>
+            <w:proofErr w:type="spellEnd"/>
+          </w:p>
+        </w:tc>
+      </w:tr>
+      <w:tr>
+        <w:tc>
+          <w:tcPr>
+            <w:tcW w:w="9854" w:type="dxa"/>
+            <w:tcBorders>
+              <w:top w:val="single" w:sz="4" w:space="0" w:color="auto"/>
+              <w:left w:val="single" w:sz="4" w:space="0" w:color="auto"/>
+              <w:bottom w:val="single" w:sz="4" w:space="0" w:color="auto"/>
+              <w:right w:val="single" w:sz="4" w:space="0" w:color="auto"/>
+            </w:tcBorders>
+          </w:tcPr>
+          <w:p>
+            <w:pPr>
+              <w:rPr>
+                <w:rFonts w:ascii="Arial" w:hAnsi="Arial" w:cs="Arial"/>
+              </w:rPr>
+            </w:pPr>
+          </w:p>
+        </w:tc>
+      </w:tr>
+    </w:tbl>
+    <w:p>
+      <w:pPr>
+        <w:rPr>
+          <w:rFonts w:ascii="Arial" w:hAnsi="Arial" w:cs="Arial"/>
+        </w:rPr>
+      </w:pPr>
+    </w:p>
+    <w:tbl>
+      <w:tblPr>
+        <w:tblStyle w:val="Grigliatabella"/>
+        <w:tblW w:w="9634" w:type="dxa"/>
+        <w:tblLook w:val="04A0" w:firstRow="1" w:lastRow="0" w:firstColumn="1" w:lastColumn="0" w:noHBand="0" w:noVBand="1"/>
+      </w:tblPr>
+      <w:tblGrid>
+        <w:gridCol w:w="4803"/>
+        <w:gridCol w:w="4831"/>
+      </w:tblGrid>
+      <w:tr>
+        <w:trPr>
+          <w:trHeight w:hRule="exact" w:val="397"/>
+        </w:trPr>
+        <w:tc>
+          <w:tcPr>
+            <w:tcW w:w="4803" w:type="dxa"/>
+            <w:tcBorders>
+              <w:top w:val="single" w:sz="4" w:space="0" w:color="auto"/>
+              <w:left w:val="single" w:sz="4" w:space="0" w:color="auto"/>
+              <w:bottom w:val="single" w:sz="4" w:space="0" w:color="auto"/>
+              <w:right w:val="single" w:sz="4" w:space="0" w:color="auto"/>
+            </w:tcBorders>
+            <w:vAlign w:val="center"/>
+            <w:hideMark/>
+          </w:tcPr>
+          <w:p>
+            <w:pPr>
+              <w:rPr>
+                <w:rFonts w:ascii="Arial" w:hAnsi="Arial" w:cs="Arial"/>
+              </w:rPr>
+            </w:pPr>
+            <w:r>
+              <w:rPr>
+                <w:rFonts w:ascii="Arial" w:hAnsi="Arial" w:cs="Arial"/>
+              </w:rPr>
+              <w:t>Luogo</w:t>
+            </w:r>
+          </w:p>
+        </w:tc>
+        <w:tc>
+          <w:tcPr>
+            <w:tcW w:w="4831" w:type="dxa"/>
+            <w:tcBorders>
+              <w:top w:val="single" w:sz="4" w:space="0" w:color="auto"/>
+              <w:left w:val="single" w:sz="4" w:space="0" w:color="auto"/>
+              <w:bottom w:val="single" w:sz="4" w:space="0" w:color="auto"/>
+              <w:right w:val="single" w:sz="4" w:space="0" w:color="auto"/>
+            </w:tcBorders>
+            <w:vAlign w:val="center"/>
+            <w:hideMark/>
+          </w:tcPr>
+          <w:p>
+            <w:pPr>
+              <w:pStyle w:val="Nessunaspaziatura"/>
+              <w:spacing w:line="360" w:lineRule="auto"/>
+              <w:rPr>
+                <w:rFonts w:ascii="Arial" w:hAnsi="Arial" w:cs="Arial"/>
+              </w:rPr>
+            </w:pPr>
+            <w:r>
+              <w:rPr>
+                <w:rFonts w:ascii="Arial" w:hAnsi="Arial" w:cs="Arial"/>
+              </w:rPr>
+              <w:t>Canobbio</w:t>
+            </w:r>
+          </w:p>
+        </w:tc>
+      </w:tr>
+      <w:tr>
+        <w:trPr>
+          <w:trHeight w:hRule="exact" w:val="397"/>
+        </w:trPr>
+        <w:tc>
+          <w:tcPr>
+            <w:tcW w:w="4803" w:type="dxa"/>
+            <w:tcBorders>
+              <w:top w:val="single" w:sz="4" w:space="0" w:color="auto"/>
+              <w:left w:val="single" w:sz="4" w:space="0" w:color="auto"/>
+              <w:bottom w:val="single" w:sz="4" w:space="0" w:color="auto"/>
+              <w:right w:val="single" w:sz="4" w:space="0" w:color="auto"/>
+            </w:tcBorders>
+            <w:vAlign w:val="center"/>
+            <w:hideMark/>
+          </w:tcPr>
+          <w:p>
+            <w:pPr>
+              <w:rPr>
+                <w:rFonts w:ascii="Arial" w:hAnsi="Arial" w:cs="Arial"/>
+              </w:rPr>
+            </w:pPr>
+            <w:r>
+              <w:rPr>
+                <w:rFonts w:ascii="Arial" w:hAnsi="Arial" w:cs="Arial"/>
+              </w:rPr>
+              <w:t>Data</w:t>
+            </w:r>
+          </w:p>
+        </w:tc>
+        <w:tc>
+          <w:tcPr>
+            <w:tcW w:w="4831" w:type="dxa"/>
+            <w:tcBorders>
+              <w:top w:val="single" w:sz="4" w:space="0" w:color="auto"/>
+              <w:left w:val="single" w:sz="4" w:space="0" w:color="auto"/>
+              <w:bottom w:val="single" w:sz="4" w:space="0" w:color="auto"/>
+              <w:right w:val="single" w:sz="4" w:space="0" w:color="auto"/>
+            </w:tcBorders>
+            <w:vAlign w:val="center"/>
+            <w:hideMark/>
+          </w:tcPr>
+          <w:p>
+            <w:pPr>
+              <w:rPr>
+                <w:rFonts w:ascii="Arial" w:hAnsi="Arial" w:cs="Arial"/>
+              </w:rPr>
+            </w:pPr>
+            <w:r>
+              <w:rPr>
+                <w:rFonts w:ascii="Arial" w:hAnsi="Arial" w:cs="Arial"/>
+              </w:rPr>
+              <w:t>24</w:t>
+            </w:r>
+            <w:r>
+              <w:rPr>
+                <w:rFonts w:ascii="Arial" w:hAnsi="Arial" w:cs="Arial"/>
+              </w:rPr>
+              <w:t>.04.2026</w:t>
+            </w:r>
+          </w:p>
+        </w:tc>
+      </w:tr>
+    </w:tbl>
+    <w:p>
+      <w:pPr>
+        <w:rPr>
+          <w:rFonts w:ascii="Arial" w:hAnsi="Arial" w:cs="Arial"/>
+        </w:rPr>
+      </w:pPr>
+    </w:p>
+    <w:tbl>
+      <w:tblPr>
+        <w:tblStyle w:val="Grigliatabella"/>
+        <w:tblW w:w="0" w:type="auto"/>
+        <w:tblLook w:val="04A0" w:firstRow="1" w:lastRow="0" w:firstColumn="1" w:lastColumn="0" w:noHBand="0" w:noVBand="1"/>
+      </w:tblPr>
+      <w:tblGrid>
+        <w:gridCol w:w="1555"/>
+        <w:gridCol w:w="8073"/>
+      </w:tblGrid>
+      <w:tr>
+        <w:tc>
+          <w:tcPr>
+            <w:tcW w:w="9628" w:type="dxa"/>
+            <w:gridSpan w:val="2"/>
+            <w:shd w:val="clear" w:color="auto" w:fill="D9D9D9" w:themeFill="background1" w:themeFillShade="D9"/>
+          </w:tcPr>
+          <w:p>
+            <w:pPr>
+              <w:rPr>
+                <w:rFonts w:ascii="Arial" w:hAnsi="Arial" w:cs="Arial"/>
+              </w:rPr>
+            </w:pPr>
+            <w:r>
+              <w:rPr>
+                <w:rFonts w:ascii="Arial" w:hAnsi="Arial" w:cs="Arial"/>
+              </w:rPr>
+              <w:t>Lavori svolti</w:t>
+            </w:r>
+          </w:p>
+        </w:tc>
+      </w:tr>
+      <w:tr>
+        <w:tc>
+          <w:tcPr>
+            <w:tcW w:w="1555" w:type="dxa"/>
+            <w:vAlign w:val="center"/>
+          </w:tcPr>
+          <w:p>
+            <w:pPr>
+              <w:jc w:val="center"/>
+              <w:rPr>
+                <w:rFonts w:ascii="Arial" w:hAnsi="Arial" w:cs="Arial"/>
+              </w:rPr>
+            </w:pPr>
+            <w:r>
+              <w:rPr>
+                <w:rFonts w:ascii="Arial" w:hAnsi="Arial" w:cs="Arial"/>
+              </w:rPr>
+              <w:t>8:20-9:35</w:t>
+            </w:r>
+          </w:p>
+        </w:tc>
+        <w:tc>
+          <w:tcPr>
+            <w:tcW w:w="8073" w:type="dxa"/>
+          </w:tcPr>
+          <w:p>
+            <w:pPr>
+              <w:jc w:val="both"/>
+              <w:rPr>
+                <w:rFonts w:ascii="Arial" w:hAnsi="Arial" w:cs="Arial"/>
+              </w:rPr>
+            </w:pPr>
+            <w:r>
+              <w:rPr>
+                <w:rFonts w:ascii="Arial" w:hAnsi="Arial" w:cs="Arial"/>
+              </w:rPr>
+              <w:t>Tutti: organizzazione per la presentazione.</w:t>
+            </w:r>
+          </w:p>
+          <w:p>
+            <w:pPr>
+              <w:jc w:val="both"/>
+              <w:rPr>
+                <w:rFonts w:ascii="Arial" w:hAnsi="Arial" w:cs="Arial"/>
+              </w:rPr>
+            </w:pPr>
+            <w:r>
+              <w:rPr>
+                <w:rFonts w:ascii="Arial" w:hAnsi="Arial" w:cs="Arial"/>
+              </w:rPr>
+              <w:t xml:space="preserve">Quan: Implementazione salto e </w:t>
+            </w:r>
+            <w:proofErr w:type="spellStart"/>
+            <w:r>
+              <w:rPr>
+                <w:rFonts w:ascii="Arial" w:hAnsi="Arial" w:cs="Arial"/>
+              </w:rPr>
+              <w:t>dash</w:t>
+            </w:r>
+            <w:proofErr w:type="spellEnd"/>
+          </w:p>
+          <w:p>
+            <w:pPr>
+              <w:jc w:val="both"/>
+              <w:rPr>
+                <w:rFonts w:ascii="Arial" w:hAnsi="Arial" w:cs="Arial"/>
+              </w:rPr>
+            </w:pPr>
+            <w:r>
+              <w:rPr>
+                <w:rFonts w:ascii="Arial" w:hAnsi="Arial" w:cs="Arial"/>
+              </w:rPr>
+              <w:t>Ivan:</w:t>
+            </w:r>
+            <w:r>
+              <w:rPr>
+                <w:rFonts w:ascii="Arial" w:hAnsi="Arial" w:cs="Arial"/>
+              </w:rPr>
+              <w:t xml:space="preserve"> Ricerca metodi di implementazione delle schermate e delle </w:t>
+            </w:r>
+            <w:proofErr w:type="spellStart"/>
+            <w:r>
+              <w:rPr>
+                <w:rFonts w:ascii="Arial" w:hAnsi="Arial" w:cs="Arial"/>
+              </w:rPr>
+              <w:t>hitbox</w:t>
+            </w:r>
+            <w:proofErr w:type="spellEnd"/>
+            <w:r>
+              <w:rPr>
+                <w:rFonts w:ascii="Arial" w:hAnsi="Arial" w:cs="Arial"/>
+              </w:rPr>
+              <w:t>.</w:t>
+            </w:r>
+          </w:p>
+          <w:p>
+            <w:pPr>
+              <w:jc w:val="both"/>
+              <w:rPr>
+                <w:rFonts w:ascii="Arial" w:hAnsi="Arial" w:cs="Arial"/>
+              </w:rPr>
+            </w:pPr>
+            <w:r>
+              <w:rPr>
+                <w:rFonts w:ascii="Arial" w:hAnsi="Arial" w:cs="Arial"/>
+              </w:rPr>
+              <w:t xml:space="preserve">Sidon: </w:t>
+            </w:r>
+            <w:proofErr w:type="spellStart"/>
+            <w:r>
+              <w:rPr>
+                <w:rFonts w:ascii="Arial" w:hAnsi="Arial" w:cs="Arial"/>
+              </w:rPr>
+              <w:t>Rifattorizzazione</w:t>
+            </w:r>
+            <w:proofErr w:type="spellEnd"/>
+            <w:r>
+              <w:rPr>
+                <w:rFonts w:ascii="Arial" w:hAnsi="Arial" w:cs="Arial"/>
+              </w:rPr>
+              <w:t xml:space="preserve"> dei percorsi e di tutte le cartelle</w:t>
+            </w:r>
+          </w:p>
+          <w:p>
+            <w:pPr>
+              <w:jc w:val="both"/>
+              <w:rPr>
+                <w:rFonts w:ascii="Arial" w:hAnsi="Arial" w:cs="Arial"/>
+              </w:rPr>
+            </w:pPr>
+            <w:r>
+              <w:rPr>
+                <w:rFonts w:ascii="Arial" w:hAnsi="Arial" w:cs="Arial"/>
+              </w:rPr>
+              <w:t>Yasser: Finito implementazione calci</w:t>
+            </w:r>
+          </w:p>
+        </w:tc>
+      </w:tr>
+      <w:tr>
+        <w:tc>
+          <w:tcPr>
+            <w:tcW w:w="1555" w:type="dxa"/>
+            <w:vAlign w:val="center"/>
+          </w:tcPr>
+          <w:p>
+            <w:pPr>
+              <w:jc w:val="center"/>
+              <w:rPr>
+                <w:rFonts w:ascii="Arial" w:hAnsi="Arial" w:cs="Arial"/>
+              </w:rPr>
+            </w:pPr>
+            <w:r>
+              <w:rPr>
+                <w:rFonts w:ascii="Arial" w:hAnsi="Arial" w:cs="Arial"/>
+              </w:rPr>
+              <w:t>9:50-11:35</w:t>
+            </w:r>
+          </w:p>
+        </w:tc>
+        <w:tc>
+          <w:tcPr>
+            <w:tcW w:w="8073" w:type="dxa"/>
+          </w:tcPr>
+          <w:p>
+            <w:pPr>
+              <w:rPr>
+                <w:rFonts w:ascii="Arial" w:hAnsi="Arial" w:cs="Arial"/>
+              </w:rPr>
+            </w:pPr>
+            <w:r>
+              <w:rPr>
+                <w:rFonts w:ascii="Arial" w:hAnsi="Arial" w:cs="Arial"/>
+              </w:rPr>
+              <w:t xml:space="preserve">Quan: Implementazione salto e </w:t>
+            </w:r>
+            <w:proofErr w:type="spellStart"/>
+            <w:r>
+              <w:rPr>
+                <w:rFonts w:ascii="Arial" w:hAnsi="Arial" w:cs="Arial"/>
+              </w:rPr>
+              <w:t>das</w:t>
+            </w:r>
+            <w:r>
+              <w:rPr>
+                <w:rFonts w:ascii="Arial" w:hAnsi="Arial" w:cs="Arial"/>
+              </w:rPr>
+              <w:t>h</w:t>
+            </w:r>
+            <w:proofErr w:type="spellEnd"/>
+          </w:p>
+          <w:p>
+            <w:pPr>
+              <w:rPr>
+                <w:rFonts w:ascii="Arial" w:hAnsi="Arial" w:cs="Arial"/>
+              </w:rPr>
+            </w:pPr>
+            <w:r>
+              <w:rPr>
+                <w:rFonts w:ascii="Arial" w:hAnsi="Arial" w:cs="Arial"/>
+              </w:rPr>
+              <w:t>Ivan: fatto la schermata delle impostazioni e spiegato certi dettagli ai compagni</w:t>
+            </w:r>
+          </w:p>
+          <w:p>
+            <w:pPr>
+              <w:rPr>
+                <w:rFonts w:ascii="Arial" w:hAnsi="Arial" w:cs="Arial"/>
+              </w:rPr>
+            </w:pPr>
+            <w:r>
+              <w:rPr>
+                <w:rFonts w:ascii="Arial" w:hAnsi="Arial" w:cs="Arial"/>
+              </w:rPr>
+              <w:t>Sidon:</w:t>
+            </w:r>
+            <w:r>
+              <w:rPr>
+                <w:rFonts w:ascii="Arial" w:hAnsi="Arial" w:cs="Arial"/>
+              </w:rPr>
+              <w:t xml:space="preserve"> continuato il lavoro sulla wiki</w:t>
+            </w:r>
+          </w:p>
+          <w:p>
+            <w:pPr>
+              <w:rPr>
+                <w:rFonts w:ascii="Arial" w:hAnsi="Arial" w:cs="Arial"/>
+              </w:rPr>
+            </w:pPr>
+            <w:r>
+              <w:rPr>
+                <w:rFonts w:ascii="Arial" w:hAnsi="Arial" w:cs="Arial"/>
+              </w:rPr>
+              <w:t>Yasser:</w:t>
+            </w:r>
+            <w:r>
+              <w:rPr>
+                <w:rFonts w:ascii="Arial" w:hAnsi="Arial" w:cs="Arial"/>
+              </w:rPr>
+              <w:t xml:space="preserve"> iniziato le schermate </w:t>
+            </w:r>
+            <w:proofErr w:type="spellStart"/>
+            <w:r>
+              <w:rPr>
+                <w:rFonts w:ascii="Arial" w:hAnsi="Arial" w:cs="Arial"/>
+              </w:rPr>
+              <w:t>pre</w:t>
+            </w:r>
+            <w:proofErr w:type="spellEnd"/>
+            <w:r>
+              <w:rPr>
+                <w:rFonts w:ascii="Arial" w:hAnsi="Arial" w:cs="Arial"/>
+              </w:rPr>
+              <w:t xml:space="preserve"> partita</w:t>
+            </w:r>
+          </w:p>
+        </w:tc>
+      </w:tr>
+      <w:tr>
+        <w:tc>
+          <w:tcPr>
+            <w:tcW w:w="1555" w:type="dxa"/>
+            <w:vAlign w:val="center"/>
+          </w:tcPr>
+          <w:p>
+            <w:pPr>
+              <w:jc w:val="center"/>
+              <w:rPr>
+                <w:rFonts w:ascii="Arial" w:hAnsi="Arial" w:cs="Arial"/>
+              </w:rPr>
+            </w:pPr>
+            <w:r>
+              <w:rPr>
+                <w:rFonts w:ascii="Arial" w:hAnsi="Arial" w:cs="Arial"/>
+              </w:rPr>
+              <w:t>12:30-14:00</w:t>
+            </w:r>
+          </w:p>
+        </w:tc>
+        <w:tc>
+          <w:tcPr>
+            <w:tcW w:w="8073" w:type="dxa"/>
+          </w:tcPr>
+          <w:p>
+            <w:pPr>
+              <w:jc w:val="both"/>
+              <w:rPr>
+                <w:rFonts w:ascii="Arial" w:hAnsi="Arial" w:cs="Arial"/>
+              </w:rPr>
+            </w:pPr>
+            <w:r>
+              <w:rPr>
+                <w:rFonts w:ascii="Arial" w:hAnsi="Arial" w:cs="Arial"/>
+              </w:rPr>
+              <w:t>Tutti: presentazione</w:t>
+            </w:r>
+          </w:p>
+          <w:p>
+            <w:pPr>
+              <w:jc w:val="both"/>
+              <w:rPr>
+                <w:rFonts w:ascii="Arial" w:hAnsi="Arial" w:cs="Arial"/>
+              </w:rPr>
+            </w:pPr>
+            <w:r>
+              <w:rPr>
+                <w:rFonts w:ascii="Arial" w:hAnsi="Arial" w:cs="Arial"/>
+              </w:rPr>
+              <w:t xml:space="preserve">Quan: Implementazione salto e </w:t>
+            </w:r>
+            <w:proofErr w:type="spellStart"/>
+            <w:r>
+              <w:rPr>
+                <w:rFonts w:ascii="Arial" w:hAnsi="Arial" w:cs="Arial"/>
+              </w:rPr>
+              <w:t>dash</w:t>
+            </w:r>
+            <w:proofErr w:type="spellEnd"/>
+          </w:p>
+          <w:p>
+            <w:pPr>
+              <w:jc w:val="both"/>
+              <w:rPr>
+                <w:rFonts w:ascii="Arial" w:hAnsi="Arial" w:cs="Arial"/>
+              </w:rPr>
+            </w:pPr>
+            <w:r>
+              <w:rPr>
+                <w:rFonts w:ascii="Arial" w:hAnsi="Arial" w:cs="Arial"/>
+              </w:rPr>
+              <w:t xml:space="preserve">Ivan: aiutato </w:t>
+            </w:r>
+            <w:proofErr w:type="spellStart"/>
+            <w:r>
+              <w:rPr>
+                <w:rFonts w:ascii="Arial" w:hAnsi="Arial" w:cs="Arial"/>
+              </w:rPr>
+              <w:t>yasser</w:t>
+            </w:r>
+            <w:proofErr w:type="spellEnd"/>
+            <w:r>
+              <w:rPr>
+                <w:rFonts w:ascii="Arial" w:hAnsi="Arial" w:cs="Arial"/>
+              </w:rPr>
+              <w:t xml:space="preserve"> a fare le </w:t>
+            </w:r>
+            <w:proofErr w:type="spellStart"/>
+            <w:r>
+              <w:rPr>
+                <w:rFonts w:ascii="Arial" w:hAnsi="Arial" w:cs="Arial"/>
+              </w:rPr>
+              <w:t>pre</w:t>
+            </w:r>
+            <w:proofErr w:type="spellEnd"/>
+            <w:r>
+              <w:rPr>
+                <w:rFonts w:ascii="Arial" w:hAnsi="Arial" w:cs="Arial"/>
+              </w:rPr>
+              <w:t xml:space="preserve"> partita</w:t>
+            </w:r>
+          </w:p>
+          <w:p>
+            <w:pPr>
+              <w:jc w:val="both"/>
+              <w:rPr>
+                <w:rFonts w:ascii="Arial" w:hAnsi="Arial" w:cs="Arial"/>
+              </w:rPr>
+            </w:pPr>
+            <w:r>
+              <w:rPr>
+                <w:rFonts w:ascii="Arial" w:hAnsi="Arial" w:cs="Arial"/>
+              </w:rPr>
+              <w:t xml:space="preserve">Yasser: fatto le schermate </w:t>
+            </w:r>
+            <w:proofErr w:type="spellStart"/>
+            <w:r>
+              <w:rPr>
+                <w:rFonts w:ascii="Arial" w:hAnsi="Arial" w:cs="Arial"/>
+              </w:rPr>
+              <w:t>pre</w:t>
+            </w:r>
+            <w:proofErr w:type="spellEnd"/>
+            <w:r>
+              <w:rPr>
+                <w:rFonts w:ascii="Arial" w:hAnsi="Arial" w:cs="Arial"/>
+              </w:rPr>
+              <w:t xml:space="preserve"> partita</w:t>
+            </w:r>
+          </w:p>
+          <w:p>
+            <w:pPr>
+              <w:jc w:val="both"/>
+              <w:rPr>
+                <w:rFonts w:ascii="Arial" w:hAnsi="Arial" w:cs="Arial"/>
+              </w:rPr>
+            </w:pPr>
+            <w:r>
+              <w:rPr>
+                <w:rFonts w:ascii="Arial" w:hAnsi="Arial" w:cs="Arial"/>
+              </w:rPr>
+              <w:t>Sidon: continuato wiki</w:t>
+            </w:r>
+          </w:p>
+        </w:tc>
+      </w:tr>
+      <w:tr>
+        <w:tc>
+          <w:tcPr>
+            <w:tcW w:w="1555" w:type="dxa"/>
+            <w:vAlign w:val="center"/>
+          </w:tcPr>
+          <w:p>
+            <w:pPr>
+              <w:jc w:val="center"/>
+              <w:rPr>
+                <w:rFonts w:ascii="Arial" w:hAnsi="Arial" w:cs="Arial"/>
+              </w:rPr>
+            </w:pPr>
+            <w:r>
+              <w:rPr>
+                <w:rFonts w:ascii="Arial" w:hAnsi="Arial" w:cs="Arial"/>
+              </w:rPr>
+              <w:t>14:15-15:45</w:t>
+            </w:r>
+          </w:p>
+        </w:tc>
+        <w:tc>
+          <w:tcPr>
+            <w:tcW w:w="8073" w:type="dxa"/>
+          </w:tcPr>
+          <w:p>
+            <w:pPr>
+              <w:rPr>
+                <w:rFonts w:ascii="Arial" w:hAnsi="Arial" w:cs="Arial"/>
+              </w:rPr>
+            </w:pPr>
+            <w:r>
+              <w:rPr>
+                <w:rFonts w:ascii="Arial" w:hAnsi="Arial" w:cs="Arial"/>
+              </w:rPr>
+              <w:t xml:space="preserve">Quan: </w:t>
+            </w:r>
+            <w:r>
+              <w:rPr>
+                <w:rFonts w:ascii="Arial" w:hAnsi="Arial" w:cs="Arial"/>
+              </w:rPr>
+              <w:t>Messo insieme tutto</w:t>
+            </w:r>
+          </w:p>
+          <w:p>
+            <w:pPr>
+              <w:rPr>
+                <w:rFonts w:ascii="Arial" w:hAnsi="Arial" w:cs="Arial"/>
+              </w:rPr>
+            </w:pPr>
+            <w:r>
+              <w:rPr>
+                <w:rFonts w:ascii="Arial" w:hAnsi="Arial" w:cs="Arial"/>
+              </w:rPr>
+              <w:t xml:space="preserve">Ivan: iniziato le </w:t>
+            </w:r>
+            <w:proofErr w:type="spellStart"/>
+            <w:r>
+              <w:rPr>
+                <w:rFonts w:ascii="Arial" w:hAnsi="Arial" w:cs="Arial"/>
+              </w:rPr>
+              <w:t>hitbox</w:t>
+            </w:r>
+            <w:proofErr w:type="spellEnd"/>
+            <w:r>
+              <w:rPr>
+                <w:rFonts w:ascii="Arial" w:hAnsi="Arial" w:cs="Arial"/>
+              </w:rPr>
+              <w:t xml:space="preserve"> (buon punto)</w:t>
+            </w:r>
+          </w:p>
+          <w:p>
+            <w:pPr>
+              <w:rPr>
+                <w:rFonts w:ascii="Arial" w:hAnsi="Arial" w:cs="Arial"/>
+              </w:rPr>
+            </w:pPr>
+            <w:r>
+              <w:rPr>
+                <w:rFonts w:ascii="Arial" w:hAnsi="Arial" w:cs="Arial"/>
+              </w:rPr>
+              <w:t xml:space="preserve">Sidon: wiki + integrazione di </w:t>
+            </w:r>
+            <w:proofErr w:type="spellStart"/>
+            <w:r>
+              <w:rPr>
+                <w:rFonts w:ascii="Arial" w:hAnsi="Arial" w:cs="Arial"/>
+              </w:rPr>
+              <w:t>jump</w:t>
+            </w:r>
+            <w:proofErr w:type="spellEnd"/>
+            <w:r>
+              <w:rPr>
+                <w:rFonts w:ascii="Arial" w:hAnsi="Arial" w:cs="Arial"/>
+              </w:rPr>
+              <w:t xml:space="preserve"> e </w:t>
+            </w:r>
+            <w:proofErr w:type="spellStart"/>
+            <w:r>
+              <w:rPr>
+                <w:rFonts w:ascii="Arial" w:hAnsi="Arial" w:cs="Arial"/>
+              </w:rPr>
+              <w:t>dash</w:t>
+            </w:r>
+            <w:proofErr w:type="spellEnd"/>
+            <w:r>
+              <w:rPr>
+                <w:rFonts w:ascii="Arial" w:hAnsi="Arial" w:cs="Arial"/>
+              </w:rPr>
+              <w:t xml:space="preserve"> di </w:t>
+            </w:r>
+            <w:proofErr w:type="spellStart"/>
+            <w:r>
+              <w:rPr>
+                <w:rFonts w:ascii="Arial" w:hAnsi="Arial" w:cs="Arial"/>
+              </w:rPr>
+              <w:t>quan</w:t>
+            </w:r>
+            <w:proofErr w:type="spellEnd"/>
+          </w:p>
+          <w:p>
+            <w:pPr>
+              <w:rPr>
+                <w:rFonts w:ascii="Arial" w:hAnsi="Arial" w:cs="Arial"/>
+              </w:rPr>
+            </w:pPr>
+            <w:r>
+              <w:rPr>
+                <w:rFonts w:ascii="Arial" w:hAnsi="Arial" w:cs="Arial"/>
+              </w:rPr>
+              <w:t xml:space="preserve">Yasser: </w:t>
+            </w:r>
+            <w:r>
+              <w:rPr>
+                <w:rFonts w:ascii="Arial" w:hAnsi="Arial" w:cs="Arial"/>
+              </w:rPr>
+              <w:t xml:space="preserve">finito le </w:t>
+            </w:r>
+            <w:proofErr w:type="spellStart"/>
+            <w:r>
+              <w:rPr>
+                <w:rFonts w:ascii="Arial" w:hAnsi="Arial" w:cs="Arial"/>
+              </w:rPr>
+              <w:t>pre</w:t>
+            </w:r>
+            <w:proofErr w:type="spellEnd"/>
+            <w:r>
+              <w:rPr>
+                <w:rFonts w:ascii="Arial" w:hAnsi="Arial" w:cs="Arial"/>
+              </w:rPr>
+              <w:t xml:space="preserve"> partita, </w:t>
+            </w:r>
+            <w:r>
+              <w:rPr>
+                <w:rFonts w:ascii="Arial" w:hAnsi="Arial" w:cs="Arial"/>
+              </w:rPr>
+              <w:t>discusso</w:t>
+            </w:r>
+            <w:r>
+              <w:rPr>
+                <w:rFonts w:ascii="Arial" w:hAnsi="Arial" w:cs="Arial"/>
+              </w:rPr>
+              <w:t xml:space="preserve"> con </w:t>
+            </w:r>
+            <w:proofErr w:type="gramStart"/>
+            <w:r>
+              <w:rPr>
+                <w:rFonts w:ascii="Arial" w:hAnsi="Arial" w:cs="Arial"/>
+              </w:rPr>
+              <w:t>il sore</w:t>
+            </w:r>
+            <w:proofErr w:type="gramEnd"/>
+            <w:r>
+              <w:rPr>
+                <w:rFonts w:ascii="Arial" w:hAnsi="Arial" w:cs="Arial"/>
+              </w:rPr>
+              <w:t xml:space="preserve"> (mini </w:t>
+            </w:r>
+            <w:proofErr w:type="spellStart"/>
+            <w:r>
+              <w:rPr>
+                <w:rFonts w:ascii="Arial" w:hAnsi="Arial" w:cs="Arial"/>
+              </w:rPr>
+              <w:t>daily</w:t>
+            </w:r>
+            <w:proofErr w:type="spellEnd"/>
+            <w:r>
+              <w:rPr>
+                <w:rFonts w:ascii="Arial" w:hAnsi="Arial" w:cs="Arial"/>
+              </w:rPr>
+              <w:t xml:space="preserve"> </w:t>
+            </w:r>
+            <w:proofErr w:type="spellStart"/>
+            <w:r>
+              <w:rPr>
+                <w:rFonts w:ascii="Arial" w:hAnsi="Arial" w:cs="Arial"/>
+              </w:rPr>
+              <w:t>scrum</w:t>
+            </w:r>
+            <w:proofErr w:type="spellEnd"/>
+            <w:r>
+              <w:rPr>
+                <w:rFonts w:ascii="Arial" w:hAnsi="Arial" w:cs="Arial"/>
+              </w:rPr>
+              <w:t>) su come si pronuncia “Yasser”</w:t>
+            </w:r>
+          </w:p>
+        </w:tc>
+      </w:tr>
+    </w:tbl>
+    <w:p>
+      <w:pPr>
+        <w:rPr>
+          <w:rFonts w:ascii="Arial" w:hAnsi="Arial" w:cs="Arial"/>
+        </w:rPr>
+      </w:pPr>
+    </w:p>
+    <w:tbl>
+      <w:tblPr>
+        <w:tblStyle w:val="Grigliatabella"/>
+        <w:tblW w:w="0" w:type="auto"/>
+        <w:tblLook w:val="04A0" w:firstRow="1" w:lastRow="0" w:firstColumn="1" w:lastColumn="0" w:noHBand="0" w:noVBand="1"/>
+      </w:tblPr>
+      <w:tblGrid>
+        <w:gridCol w:w="9628"/>
+      </w:tblGrid>
+      <w:tr>
+        <w:tc>
+          <w:tcPr>
+            <w:tcW w:w="9854" w:type="dxa"/>
+            <w:tcBorders>
+              <w:top w:val="single" w:sz="4" w:space="0" w:color="auto"/>
+              <w:left w:val="single" w:sz="4" w:space="0" w:color="auto"/>
+              <w:bottom w:val="single" w:sz="4" w:space="0" w:color="auto"/>
+              <w:right w:val="single" w:sz="4" w:space="0" w:color="auto"/>
+            </w:tcBorders>
+            <w:shd w:val="clear" w:color="auto" w:fill="D9D9D9" w:themeFill="background1" w:themeFillShade="D9"/>
+            <w:hideMark/>
+          </w:tcPr>
+          <w:p>
+            <w:pPr>
+              <w:rPr>
+                <w:rFonts w:ascii="Arial" w:hAnsi="Arial" w:cs="Arial"/>
+              </w:rPr>
+            </w:pPr>
+            <w:r>
+              <w:rPr>
+                <w:rFonts w:ascii="Arial" w:hAnsi="Arial" w:cs="Arial"/>
+              </w:rPr>
+              <w:t>Problemi riscontrati e soluzioni adottate</w:t>
+            </w:r>
+          </w:p>
+        </w:tc>
+      </w:tr>
+      <w:tr>
+        <w:tc>
+          <w:tcPr>
+            <w:tcW w:w="9854" w:type="dxa"/>
+            <w:tcBorders>
+              <w:top w:val="single" w:sz="4" w:space="0" w:color="auto"/>
+              <w:left w:val="single" w:sz="4" w:space="0" w:color="auto"/>
+              <w:bottom w:val="single" w:sz="4" w:space="0" w:color="auto"/>
+              <w:right w:val="single" w:sz="4" w:space="0" w:color="auto"/>
+            </w:tcBorders>
+          </w:tcPr>
+          <w:p>
+            <w:pPr>
+              <w:rPr>
+                <w:rFonts w:ascii="Arial" w:hAnsi="Arial" w:cs="Arial"/>
+              </w:rPr>
+            </w:pPr>
+          </w:p>
+        </w:tc>
+      </w:tr>
+    </w:tbl>
+    <w:p>
+      <w:pPr>
+        <w:rPr>
+          <w:rFonts w:ascii="Arial" w:hAnsi="Arial" w:cs="Arial"/>
+        </w:rPr>
+      </w:pPr>
+    </w:p>
+    <w:tbl>
+      <w:tblPr>
+        <w:tblStyle w:val="Grigliatabella"/>
+        <w:tblW w:w="0" w:type="auto"/>
+        <w:tblLook w:val="04A0" w:firstRow="1" w:lastRow="0" w:firstColumn="1" w:lastColumn="0" w:noHBand="0" w:noVBand="1"/>
+      </w:tblPr>
+      <w:tblGrid>
+        <w:gridCol w:w="9628"/>
+      </w:tblGrid>
+      <w:tr>
+        <w:tc>
+          <w:tcPr>
+            <w:tcW w:w="9854" w:type="dxa"/>
+            <w:tcBorders>
+              <w:top w:val="single" w:sz="4" w:space="0" w:color="auto"/>
+              <w:left w:val="single" w:sz="4" w:space="0" w:color="auto"/>
+              <w:bottom w:val="single" w:sz="4" w:space="0" w:color="auto"/>
+              <w:right w:val="single" w:sz="4" w:space="0" w:color="auto"/>
+            </w:tcBorders>
+            <w:shd w:val="clear" w:color="auto" w:fill="D9D9D9" w:themeFill="background1" w:themeFillShade="D9"/>
+            <w:hideMark/>
+          </w:tcPr>
+          <w:p>
+            <w:pPr>
+              <w:rPr>
+                <w:rFonts w:ascii="Arial" w:hAnsi="Arial" w:cs="Arial"/>
+              </w:rPr>
+            </w:pPr>
+            <w:r>
+              <w:rPr>
+                <w:rFonts w:ascii="Arial" w:hAnsi="Arial" w:cs="Arial"/>
+              </w:rPr>
+              <w:t>Punto della situazione rispetto alla pianificazione</w:t>
+            </w:r>
+          </w:p>
+        </w:tc>
+      </w:tr>
+      <w:tr>
+        <w:tc>
+          <w:tcPr>
+            <w:tcW w:w="9854" w:type="dxa"/>
+            <w:tcBorders>
+              <w:top w:val="single" w:sz="4" w:space="0" w:color="auto"/>
+              <w:left w:val="single" w:sz="4" w:space="0" w:color="auto"/>
+              <w:bottom w:val="single" w:sz="4" w:space="0" w:color="auto"/>
+              <w:right w:val="single" w:sz="4" w:space="0" w:color="auto"/>
+            </w:tcBorders>
+          </w:tcPr>
+          <w:p>
+            <w:pPr>
+              <w:rPr>
+                <w:rFonts w:ascii="Arial" w:hAnsi="Arial" w:cs="Arial"/>
+              </w:rPr>
+            </w:pPr>
+            <w:r>
+              <w:rPr>
+                <w:rFonts w:ascii="Arial" w:hAnsi="Arial" w:cs="Arial"/>
+              </w:rPr>
+              <w:t>Siamo messi bene, abbiamo un attimo recuperato il tempo grazie alle capacità di squadra.</w:t>
+            </w:r>
+          </w:p>
+        </w:tc>
+      </w:tr>
+    </w:tbl>
+    <w:p>
+      <w:pPr>
+        <w:rPr>
+          <w:rFonts w:ascii="Arial" w:hAnsi="Arial" w:cs="Arial"/>
+        </w:rPr>
+      </w:pPr>
+    </w:p>
+    <w:tbl>
+      <w:tblPr>
+        <w:tblStyle w:val="Grigliatabella"/>
+        <w:tblW w:w="0" w:type="auto"/>
+        <w:tblLook w:val="04A0" w:firstRow="1" w:lastRow="0" w:firstColumn="1" w:lastColumn="0" w:noHBand="0" w:noVBand="1"/>
+      </w:tblPr>
+      <w:tblGrid>
+        <w:gridCol w:w="9628"/>
+      </w:tblGrid>
+      <w:tr>
+        <w:tc>
+          <w:tcPr>
+            <w:tcW w:w="9854" w:type="dxa"/>
+            <w:tcBorders>
+              <w:top w:val="single" w:sz="4" w:space="0" w:color="auto"/>
+              <w:left w:val="single" w:sz="4" w:space="0" w:color="auto"/>
+              <w:bottom w:val="single" w:sz="4" w:space="0" w:color="auto"/>
+              <w:right w:val="single" w:sz="4" w:space="0" w:color="auto"/>
+            </w:tcBorders>
+            <w:shd w:val="clear" w:color="auto" w:fill="D9D9D9" w:themeFill="background1" w:themeFillShade="D9"/>
+            <w:hideMark/>
+          </w:tcPr>
+          <w:p>
+            <w:pPr>
+              <w:rPr>
+                <w:rFonts w:ascii="Arial" w:hAnsi="Arial" w:cs="Arial"/>
+              </w:rPr>
+            </w:pPr>
+            <w:r>
+              <w:rPr>
+                <w:rFonts w:ascii="Arial" w:hAnsi="Arial" w:cs="Arial"/>
+              </w:rPr>
+              <w:t>Programma di massima per la prossima giornata di lavoro</w:t>
+            </w:r>
+          </w:p>
+        </w:tc>
+      </w:tr>
+      <w:tr>
+        <w:tc>
+          <w:tcPr>
+            <w:tcW w:w="9854" w:type="dxa"/>
+            <w:tcBorders>
+              <w:top w:val="single" w:sz="4" w:space="0" w:color="auto"/>
+              <w:left w:val="single" w:sz="4" w:space="0" w:color="auto"/>
+              <w:bottom w:val="single" w:sz="4" w:space="0" w:color="auto"/>
+              <w:right w:val="single" w:sz="4" w:space="0" w:color="auto"/>
+            </w:tcBorders>
+          </w:tcPr>
+          <w:p>
+            <w:pPr>
+              <w:rPr>
+                <w:rFonts w:ascii="Arial" w:hAnsi="Arial" w:cs="Arial"/>
+              </w:rPr>
+            </w:pPr>
+            <w:r>
+              <w:rPr>
+                <w:rFonts w:ascii="Arial" w:hAnsi="Arial" w:cs="Arial"/>
+              </w:rPr>
+              <w:t xml:space="preserve">Ivan: </w:t>
+            </w:r>
+            <w:r>
+              <w:rPr>
+                <w:rFonts w:ascii="Arial" w:hAnsi="Arial" w:cs="Arial"/>
+              </w:rPr>
+              <w:t xml:space="preserve">Finire </w:t>
+            </w:r>
+            <w:proofErr w:type="spellStart"/>
+            <w:r>
+              <w:rPr>
+                <w:rFonts w:ascii="Arial" w:hAnsi="Arial" w:cs="Arial"/>
+              </w:rPr>
+              <w:t>hitbox</w:t>
+            </w:r>
+            <w:proofErr w:type="spellEnd"/>
+          </w:p>
+          <w:p>
+            <w:pPr>
+              <w:rPr>
+                <w:rFonts w:ascii="Arial" w:hAnsi="Arial" w:cs="Arial"/>
+              </w:rPr>
+            </w:pPr>
+            <w:r>
+              <w:rPr>
+                <w:rFonts w:ascii="Arial" w:hAnsi="Arial" w:cs="Arial"/>
+              </w:rPr>
+              <w:t xml:space="preserve">Quan: </w:t>
+            </w:r>
+            <w:r>
+              <w:rPr>
+                <w:rFonts w:ascii="Arial" w:hAnsi="Arial" w:cs="Arial"/>
+              </w:rPr>
+              <w:t>fare documentazione</w:t>
+            </w:r>
+            <w:r>
+              <w:rPr>
+                <w:rFonts w:ascii="Arial" w:hAnsi="Arial" w:cs="Arial"/>
+              </w:rPr>
+              <w:t xml:space="preserve"> + aiutare </w:t>
+            </w:r>
+            <w:proofErr w:type="spellStart"/>
+            <w:r>
+              <w:rPr>
+                <w:rFonts w:ascii="Arial" w:hAnsi="Arial" w:cs="Arial"/>
+              </w:rPr>
+              <w:t>ivan</w:t>
+            </w:r>
+            <w:proofErr w:type="spellEnd"/>
+          </w:p>
+          <w:p>
+            <w:pPr>
+              <w:rPr>
+                <w:rFonts w:ascii="Arial" w:hAnsi="Arial" w:cs="Arial"/>
+              </w:rPr>
+            </w:pPr>
+            <w:r>
+              <w:rPr>
+                <w:rFonts w:ascii="Arial" w:hAnsi="Arial" w:cs="Arial"/>
+              </w:rPr>
+              <w:t xml:space="preserve">Sidon: finire wiki </w:t>
+            </w:r>
+            <w:r>
+              <w:rPr>
+                <w:rFonts w:ascii="Arial" w:hAnsi="Arial" w:cs="Arial"/>
+              </w:rPr>
+              <w:t>+ implementazione 2</w:t>
+            </w:r>
+            <w:r>
+              <w:rPr>
+                <w:rFonts w:ascii="Arial" w:hAnsi="Arial" w:cs="Arial"/>
+              </w:rPr>
+              <w:t xml:space="preserve"> </w:t>
+            </w:r>
+            <w:r>
+              <w:rPr>
+                <w:rFonts w:ascii="Arial" w:hAnsi="Arial" w:cs="Arial"/>
+              </w:rPr>
+              <w:t>p</w:t>
+            </w:r>
+            <w:r>
+              <w:rPr>
+                <w:rFonts w:ascii="Arial" w:hAnsi="Arial" w:cs="Arial"/>
+              </w:rPr>
+              <w:t>layer</w:t>
+            </w:r>
+          </w:p>
+          <w:p>
+            <w:pPr>
+              <w:rPr>
+                <w:rFonts w:ascii="Arial" w:hAnsi="Arial" w:cs="Arial"/>
+              </w:rPr>
+            </w:pPr>
+            <w:r>
+              <w:rPr>
+                <w:rFonts w:ascii="Arial" w:hAnsi="Arial" w:cs="Arial"/>
+              </w:rPr>
+              <w:t xml:space="preserve">Yasser: </w:t>
+            </w:r>
+            <w:r>
+              <w:rPr>
+                <w:rFonts w:ascii="Arial" w:hAnsi="Arial" w:cs="Arial"/>
+              </w:rPr>
+              <w:t xml:space="preserve">fare </w:t>
+            </w:r>
+            <w:proofErr w:type="spellStart"/>
+            <w:r>
+              <w:rPr>
+                <w:rFonts w:ascii="Arial" w:hAnsi="Arial" w:cs="Arial"/>
+              </w:rPr>
+              <w:t>json</w:t>
+            </w:r>
+            <w:proofErr w:type="spellEnd"/>
+          </w:p>
+        </w:tc>
+      </w:tr>
+    </w:tbl>
+    <w:p>
+      <w:pPr>
+        <w:rPr>
+          <w:rFonts w:ascii="Arial" w:hAnsi="Arial" w:cs="Arial"/>
+        </w:rPr>
+      </w:pPr>
+    </w:p>
+    <w:p>
+      <w:pPr>
+        <w:pStyle w:val="Titolo2"/>
+        <w:rPr>
+          <w:sz w:val="36"/>
+        </w:rPr>
+      </w:pPr>
+      <w:r>
+        <w:rPr>
+          <w:sz w:val="36"/>
+        </w:rPr>
+        <w:t>Agile - Resoconto</w:t>
+      </w:r>
+    </w:p>
+    <w:p/>
+    <w:tbl>
+      <w:tblPr>
+        <w:tblStyle w:val="Grigliatabella"/>
+        <w:tblW w:w="0" w:type="auto"/>
+        <w:tblLook w:val="04A0" w:firstRow="1" w:lastRow="0" w:firstColumn="1" w:lastColumn="0" w:noHBand="0" w:noVBand="1"/>
+      </w:tblPr>
+      <w:tblGrid>
+        <w:gridCol w:w="9628"/>
+      </w:tblGrid>
+      <w:tr>
+        <w:tc>
+          <w:tcPr>
+            <w:tcW w:w="9854" w:type="dxa"/>
+            <w:tcBorders>
+              <w:top w:val="single" w:sz="4" w:space="0" w:color="auto"/>
+              <w:left w:val="single" w:sz="4" w:space="0" w:color="auto"/>
+              <w:bottom w:val="single" w:sz="4" w:space="0" w:color="auto"/>
+              <w:right w:val="single" w:sz="4" w:space="0" w:color="auto"/>
+            </w:tcBorders>
+            <w:shd w:val="clear" w:color="auto" w:fill="D9D9D9" w:themeFill="background1" w:themeFillShade="D9"/>
+            <w:hideMark/>
+          </w:tcPr>
+          <w:p>
+            <w:pPr>
+              <w:rPr>
+                <w:rFonts w:ascii="Arial" w:hAnsi="Arial" w:cs="Arial"/>
+              </w:rPr>
+            </w:pPr>
+            <w:proofErr w:type="spellStart"/>
+            <w:r>
+              <w:rPr>
+                <w:rFonts w:ascii="Arial" w:hAnsi="Arial" w:cs="Arial"/>
+              </w:rPr>
+              <w:t>Daily</w:t>
+            </w:r>
+            <w:proofErr w:type="spellEnd"/>
+            <w:r>
+              <w:rPr>
+                <w:rFonts w:ascii="Arial" w:hAnsi="Arial" w:cs="Arial"/>
+              </w:rPr>
+              <w:t xml:space="preserve"> </w:t>
+            </w:r>
+            <w:proofErr w:type="spellStart"/>
+            <w:r>
+              <w:rPr>
+                <w:rFonts w:ascii="Arial" w:hAnsi="Arial" w:cs="Arial"/>
+              </w:rPr>
+              <w:t>Scrum</w:t>
+            </w:r>
+            <w:proofErr w:type="spellEnd"/>
+          </w:p>
+        </w:tc>
+      </w:tr>
+      <w:tr>
+        <w:tc>
+          <w:tcPr>
+            <w:tcW w:w="9854" w:type="dxa"/>
+            <w:tcBorders>
+              <w:top w:val="single" w:sz="4" w:space="0" w:color="auto"/>
+              <w:left w:val="single" w:sz="4" w:space="0" w:color="auto"/>
+              <w:bottom w:val="single" w:sz="4" w:space="0" w:color="auto"/>
+              <w:right w:val="single" w:sz="4" w:space="0" w:color="auto"/>
+            </w:tcBorders>
+          </w:tcPr>
+          <w:p>
+            <w:pPr>
+              <w:tabs>
+                <w:tab w:val="left" w:pos="3159"/>
+              </w:tabs>
+              <w:rPr>
+                <w:rFonts w:ascii="Arial" w:hAnsi="Arial" w:cs="Arial"/>
+              </w:rPr>
+            </w:pPr>
+            <w:r>
+              <w:rPr>
+                <w:rFonts w:ascii="Arial" w:hAnsi="Arial" w:cs="Arial"/>
+              </w:rPr>
+              <w:t xml:space="preserve"> </w:t>
+            </w:r>
+          </w:p>
+        </w:tc>
+      </w:tr>
+    </w:tbl>
+    <w:p>
+      <w:pPr>
+        <w:rPr>
+          <w:rFonts w:ascii="Arial" w:hAnsi="Arial" w:cs="Arial"/>
+        </w:rPr>
+      </w:pPr>
+    </w:p>
+    <w:tbl>
+      <w:tblPr>
+        <w:tblStyle w:val="Grigliatabella"/>
+        <w:tblW w:w="0" w:type="auto"/>
+        <w:tblLook w:val="04A0" w:firstRow="1" w:lastRow="0" w:firstColumn="1" w:lastColumn="0" w:noHBand="0" w:noVBand="1"/>
+      </w:tblPr>
+      <w:tblGrid>
+        <w:gridCol w:w="9628"/>
+      </w:tblGrid>
+      <w:tr>
+        <w:tc>
+          <w:tcPr>
+            <w:tcW w:w="9854" w:type="dxa"/>
+            <w:tcBorders>
+              <w:top w:val="single" w:sz="4" w:space="0" w:color="auto"/>
+              <w:left w:val="single" w:sz="4" w:space="0" w:color="auto"/>
+              <w:bottom w:val="single" w:sz="4" w:space="0" w:color="auto"/>
+              <w:right w:val="single" w:sz="4" w:space="0" w:color="auto"/>
+            </w:tcBorders>
+            <w:shd w:val="clear" w:color="auto" w:fill="D9D9D9" w:themeFill="background1" w:themeFillShade="D9"/>
+            <w:hideMark/>
+          </w:tcPr>
+          <w:p>
+            <w:pPr>
+              <w:rPr>
+                <w:rFonts w:ascii="Arial" w:hAnsi="Arial" w:cs="Arial"/>
+              </w:rPr>
+            </w:pPr>
+            <w:r>
+              <w:rPr>
+                <w:rFonts w:ascii="Arial" w:hAnsi="Arial" w:cs="Arial"/>
+              </w:rPr>
+              <w:lastRenderedPageBreak/>
+              <w:t>Sprint Planning</w:t>
+            </w:r>
+          </w:p>
+        </w:tc>
+      </w:tr>
+      <w:tr>
+        <w:tc>
+          <w:tcPr>
+            <w:tcW w:w="9854" w:type="dxa"/>
+            <w:tcBorders>
+              <w:top w:val="single" w:sz="4" w:space="0" w:color="auto"/>
+              <w:left w:val="single" w:sz="4" w:space="0" w:color="auto"/>
+              <w:bottom w:val="single" w:sz="4" w:space="0" w:color="auto"/>
+              <w:right w:val="single" w:sz="4" w:space="0" w:color="auto"/>
+            </w:tcBorders>
+          </w:tcPr>
+          <w:p>
+            <w:pPr>
+              <w:rPr>
+                <w:rFonts w:ascii="Arial" w:hAnsi="Arial" w:cs="Arial"/>
+              </w:rPr>
+            </w:pPr>
+          </w:p>
+        </w:tc>
+      </w:tr>
+    </w:tbl>
+    <w:p>
+      <w:pPr>
+        <w:rPr>
+          <w:rFonts w:ascii="Arial" w:hAnsi="Arial" w:cs="Arial"/>
+        </w:rPr>
+      </w:pPr>
+    </w:p>
+    <w:tbl>
+      <w:tblPr>
+        <w:tblStyle w:val="Grigliatabella"/>
+        <w:tblW w:w="0" w:type="auto"/>
+        <w:tblLook w:val="04A0" w:firstRow="1" w:lastRow="0" w:firstColumn="1" w:lastColumn="0" w:noHBand="0" w:noVBand="1"/>
+      </w:tblPr>
+      <w:tblGrid>
+        <w:gridCol w:w="9628"/>
+      </w:tblGrid>
+      <w:tr>
+        <w:tc>
+          <w:tcPr>
+            <w:tcW w:w="9854" w:type="dxa"/>
+            <w:tcBorders>
+              <w:top w:val="single" w:sz="4" w:space="0" w:color="auto"/>
+              <w:left w:val="single" w:sz="4" w:space="0" w:color="auto"/>
+              <w:bottom w:val="single" w:sz="4" w:space="0" w:color="auto"/>
+              <w:right w:val="single" w:sz="4" w:space="0" w:color="auto"/>
+            </w:tcBorders>
+            <w:shd w:val="clear" w:color="auto" w:fill="D9D9D9" w:themeFill="background1" w:themeFillShade="D9"/>
+            <w:hideMark/>
+          </w:tcPr>
+          <w:p>
+            <w:pPr>
+              <w:rPr>
+                <w:rFonts w:ascii="Arial" w:hAnsi="Arial" w:cs="Arial"/>
+              </w:rPr>
+            </w:pPr>
+            <w:r>
+              <w:rPr>
+                <w:rFonts w:ascii="Arial" w:hAnsi="Arial" w:cs="Arial"/>
+              </w:rPr>
+              <w:t>Sprint Review</w:t>
+            </w:r>
+          </w:p>
+        </w:tc>
+      </w:tr>
+      <w:tr>
+        <w:tc>
+          <w:tcPr>
+            <w:tcW w:w="9854" w:type="dxa"/>
+            <w:tcBorders>
+              <w:top w:val="single" w:sz="4" w:space="0" w:color="auto"/>
+              <w:left w:val="single" w:sz="4" w:space="0" w:color="auto"/>
+              <w:bottom w:val="single" w:sz="4" w:space="0" w:color="auto"/>
+              <w:right w:val="single" w:sz="4" w:space="0" w:color="auto"/>
+            </w:tcBorders>
+          </w:tcPr>
+          <w:p>
+            <w:pPr>
+              <w:rPr>
+                <w:rFonts w:ascii="Arial" w:hAnsi="Arial" w:cs="Arial"/>
+              </w:rPr>
+            </w:pPr>
+            <w:r>
+              <w:rPr>
+                <w:rFonts w:ascii="Arial" w:hAnsi="Arial" w:cs="Arial"/>
+              </w:rPr>
+              <w:t>La presentazione è andata bene, abbiamo spiegato al docente cosa abbiamo fatto in questo sprint</w:t>
+            </w:r>
+            <w:r>
+              <w:rPr>
+                <w:rFonts w:ascii="Arial" w:hAnsi="Arial" w:cs="Arial"/>
+              </w:rPr>
+              <w:t xml:space="preserve">. </w:t>
+            </w:r>
+          </w:p>
+        </w:tc>
+      </w:tr>
+    </w:tbl>
+    <w:p>
+      <w:pPr>
+        <w:rPr>
+          <w:rFonts w:ascii="Arial" w:hAnsi="Arial" w:cs="Arial"/>
+        </w:rPr>
+      </w:pPr>
+    </w:p>
+    <w:tbl>
+      <w:tblPr>
+        <w:tblStyle w:val="Grigliatabella"/>
+        <w:tblW w:w="0" w:type="auto"/>
+        <w:tblLook w:val="04A0" w:firstRow="1" w:lastRow="0" w:firstColumn="1" w:lastColumn="0" w:noHBand="0" w:noVBand="1"/>
+      </w:tblPr>
+      <w:tblGrid>
+        <w:gridCol w:w="9628"/>
+      </w:tblGrid>
+      <w:tr>
+        <w:tc>
+          <w:tcPr>
+            <w:tcW w:w="9854" w:type="dxa"/>
+            <w:tcBorders>
+              <w:top w:val="single" w:sz="4" w:space="0" w:color="auto"/>
+              <w:left w:val="single" w:sz="4" w:space="0" w:color="auto"/>
+              <w:bottom w:val="single" w:sz="4" w:space="0" w:color="auto"/>
+              <w:right w:val="single" w:sz="4" w:space="0" w:color="auto"/>
+            </w:tcBorders>
+            <w:shd w:val="clear" w:color="auto" w:fill="D9D9D9" w:themeFill="background1" w:themeFillShade="D9"/>
+            <w:hideMark/>
+          </w:tcPr>
+          <w:p>
+            <w:pPr>
+              <w:rPr>
+                <w:rFonts w:ascii="Arial" w:hAnsi="Arial" w:cs="Arial"/>
+              </w:rPr>
+            </w:pPr>
+            <w:r>
+              <w:rPr>
+                <w:rFonts w:ascii="Arial" w:hAnsi="Arial" w:cs="Arial"/>
+              </w:rPr>
+              <w:t xml:space="preserve">Sprint </w:t>
+            </w:r>
+            <w:proofErr w:type="spellStart"/>
+            <w:r>
+              <w:rPr>
+                <w:rFonts w:ascii="Arial" w:hAnsi="Arial" w:cs="Arial"/>
+              </w:rPr>
+              <w:t>Retrospective</w:t>
+            </w:r>
+            <w:proofErr w:type="spellEnd"/>
           </w:p>
         </w:tc>
       </w:tr>
@@ -12276,7 +14945,7 @@
   <w:style w:type="paragraph" w:default="1" w:styleId="Normale">
     <w:name w:val="Normal"/>
     <w:qFormat/>
-    <w:rsid w:val="007B547C"/>
+    <w:rsid w:val="001D1A2B"/>
   </w:style>
   <w:style w:type="paragraph" w:styleId="Titolo2">
     <w:name w:val="heading 2"/>
@@ -13137,6 +15806,15 @@
 </file>
 
 <file path=customXml/item1.xml><?xml version="1.0" encoding="utf-8"?>
+<?mso-contentType ?>
+<FormTemplates xmlns="http://schemas.microsoft.com/sharepoint/v3/contenttype/forms">
+  <Display>DocumentLibraryForm</Display>
+  <Edit>DocumentLibraryForm</Edit>
+  <New>DocumentLibraryForm</New>
+</FormTemplates>
+</file>
+
+<file path=customXml/item2.xml><?xml version="1.0" encoding="utf-8"?>
 <ct:contentTypeSchema xmlns:ct="http://schemas.microsoft.com/office/2006/metadata/contentType" xmlns:ma="http://schemas.microsoft.com/office/2006/metadata/properties/metaAttributes" ct:_="" ma:_="" ma:contentTypeName="Documento" ma:contentTypeID="0x0101001D68984F87EC994ABE7B851987432E7B" ma:contentTypeVersion="13" ma:contentTypeDescription="Creare un nuovo documento." ma:contentTypeScope="" ma:versionID="9735a29966f8059e51308ea1cecd41eb">
   <xsd:schema xmlns:xsd="http://www.w3.org/2001/XMLSchema" xmlns:xs="http://www.w3.org/2001/XMLSchema" xmlns:p="http://schemas.microsoft.com/office/2006/metadata/properties" xmlns:ns3="d8eed4e0-1c4d-4eb7-9d5a-8c6be5a7f7cc" xmlns:ns4="9a5989ba-1f3a-4074-8e62-988f1f5a6d91" targetNamespace="http://schemas.microsoft.com/office/2006/metadata/properties" ma:root="true" ma:fieldsID="10fd3cb04b3c10d561cc1ece84de1cfd" ns3:_="" ns4:_="">
     <xsd:import namespace="d8eed4e0-1c4d-4eb7-9d5a-8c6be5a7f7cc"/>
@@ -13357,16 +16035,11 @@
 </ct:contentTypeSchema>
 </file>
 
-<file path=customXml/item2.xml><?xml version="1.0" encoding="utf-8"?>
-<?mso-contentType ?>
-<FormTemplates xmlns="http://schemas.microsoft.com/sharepoint/v3/contenttype/forms">
-  <Display>DocumentLibraryForm</Display>
-  <Edit>DocumentLibraryForm</Edit>
-  <New>DocumentLibraryForm</New>
-</FormTemplates>
+<file path=customXml/item3.xml><?xml version="1.0" encoding="utf-8"?>
+<b:Sources xmlns:b="http://schemas.openxmlformats.org/officeDocument/2006/bibliography" xmlns="http://schemas.openxmlformats.org/officeDocument/2006/bibliography" SelectedStyle="\APA.XSL" StyleName="APA"/>
 </file>
 
-<file path=customXml/item3.xml><?xml version="1.0" encoding="utf-8"?>
+<file path=customXml/item4.xml><?xml version="1.0" encoding="utf-8"?>
 <p:properties xmlns:p="http://schemas.microsoft.com/office/2006/metadata/properties" xmlns:xsi="http://www.w3.org/2001/XMLSchema-instance" xmlns:pc="http://schemas.microsoft.com/office/infopath/2007/PartnerControls">
   <documentManagement>
     <_activity xmlns="9a5989ba-1f3a-4074-8e62-988f1f5a6d91" xsi:nil="true"/>
@@ -13374,11 +16047,15 @@
 </p:properties>
 </file>
 
-<file path=customXml/item4.xml><?xml version="1.0" encoding="utf-8"?>
-<b:Sources xmlns:b="http://schemas.openxmlformats.org/officeDocument/2006/bibliography" xmlns="http://schemas.openxmlformats.org/officeDocument/2006/bibliography" SelectedStyle="\APA.XSL" StyleName="APA"/>
+<file path=customXml/itemProps1.xml><?xml version="1.0" encoding="utf-8"?>
+<ds:datastoreItem xmlns:ds="http://schemas.openxmlformats.org/officeDocument/2006/customXml" ds:itemID="{F88632BD-6596-4D41-8033-40DE95A98259}">
+  <ds:schemaRefs>
+    <ds:schemaRef ds:uri="http://schemas.microsoft.com/sharepoint/v3/contenttype/forms"/>
+  </ds:schemaRefs>
+</ds:datastoreItem>
 </file>
 
-<file path=customXml/itemProps1.xml><?xml version="1.0" encoding="utf-8"?>
+<file path=customXml/itemProps2.xml><?xml version="1.0" encoding="utf-8"?>
 <ds:datastoreItem xmlns:ds="http://schemas.openxmlformats.org/officeDocument/2006/customXml" ds:itemID="{DF47FB3B-BE2E-4282-A583-D09F8A90D7A9}">
   <ds:schemaRefs>
     <ds:schemaRef ds:uri="http://schemas.microsoft.com/office/2006/metadata/contentType"/>
@@ -13397,15 +16074,15 @@
 </ds:datastoreItem>
 </file>
 
-<file path=customXml/itemProps2.xml><?xml version="1.0" encoding="utf-8"?>
-<ds:datastoreItem xmlns:ds="http://schemas.openxmlformats.org/officeDocument/2006/customXml" ds:itemID="{F88632BD-6596-4D41-8033-40DE95A98259}">
+<file path=customXml/itemProps3.xml><?xml version="1.0" encoding="utf-8"?>
+<ds:datastoreItem xmlns:ds="http://schemas.openxmlformats.org/officeDocument/2006/customXml" ds:itemID="{A4D352A7-3801-4E51-8ED0-E5F8E4A7EC31}">
   <ds:schemaRefs>
-    <ds:schemaRef ds:uri="http://schemas.microsoft.com/sharepoint/v3/contenttype/forms"/>
+    <ds:schemaRef ds:uri="http://schemas.openxmlformats.org/officeDocument/2006/bibliography"/>
   </ds:schemaRefs>
 </ds:datastoreItem>
 </file>
 
-<file path=customXml/itemProps3.xml><?xml version="1.0" encoding="utf-8"?>
+<file path=customXml/itemProps4.xml><?xml version="1.0" encoding="utf-8"?>
 <ds:datastoreItem xmlns:ds="http://schemas.openxmlformats.org/officeDocument/2006/customXml" ds:itemID="{4C5564E7-A054-43C4-BF74-7A145474E87C}">
   <ds:schemaRefs>
     <ds:schemaRef ds:uri="http://schemas.microsoft.com/office/2006/metadata/properties"/>
@@ -13413,12 +16090,4 @@
     <ds:schemaRef ds:uri="9a5989ba-1f3a-4074-8e62-988f1f5a6d91"/>
   </ds:schemaRefs>
 </ds:datastoreItem>
-</file>
-
-<file path=customXml/itemProps4.xml><?xml version="1.0" encoding="utf-8"?>
-<ds:datastoreItem xmlns:ds="http://schemas.openxmlformats.org/officeDocument/2006/customXml" ds:itemID="{A4D352A7-3801-4E51-8ED0-E5F8E4A7EC31}">
-  <ds:schemaRefs>
-    <ds:schemaRef ds:uri="http://schemas.openxmlformats.org/officeDocument/2006/bibliography"/>
-  </ds:schemaRefs>
-</ds:datastoreItem>
 </file>
--- a/4_Diari/Diario di Lavoro.docx
+++ b/4_Diari/Diario di Lavoro.docx
@@ -525,35 +525,7 @@
               <w:rPr>
                 <w:rFonts w:ascii="Arial" w:hAnsi="Arial" w:cs="Arial"/>
               </w:rPr>
-              <w:t xml:space="preserve">Messo tutto insieme e </w:t>
-            </w:r>
-            <w:proofErr w:type="spellStart"/>
-            <w:r>
-              <w:rPr>
-                <w:rFonts w:ascii="Arial" w:hAnsi="Arial" w:cs="Arial"/>
-              </w:rPr>
-              <w:t>commit</w:t>
-            </w:r>
-            <w:proofErr w:type="spellEnd"/>
-            <w:r>
-              <w:rPr>
-                <w:rFonts w:ascii="Arial" w:hAnsi="Arial" w:cs="Arial"/>
-              </w:rPr>
-              <w:t xml:space="preserve"> </w:t>
-            </w:r>
-            <w:proofErr w:type="spellStart"/>
-            <w:r>
-              <w:rPr>
-                <w:rFonts w:ascii="Arial" w:hAnsi="Arial" w:cs="Arial"/>
-              </w:rPr>
-              <w:t>github</w:t>
-            </w:r>
-            <w:proofErr w:type="spellEnd"/>
-            <w:r>
-              <w:rPr>
-                <w:rFonts w:ascii="Arial" w:hAnsi="Arial" w:cs="Arial"/>
-              </w:rPr>
-              <w:t>.</w:t>
+              <w:t>Messo tutto insieme e commit github.</w:t>
             </w:r>
           </w:p>
         </w:tc>
@@ -990,16 +962,8 @@
               <w:rPr>
                 <w:rFonts w:ascii="Arial" w:hAnsi="Arial" w:cs="Arial"/>
               </w:rPr>
-              <w:t xml:space="preserve">Ivan, Yasser, Quan: Modifiche finali al </w:t>
-            </w:r>
-            <w:proofErr w:type="spellStart"/>
-            <w:r>
-              <w:rPr>
-                <w:rFonts w:ascii="Arial" w:hAnsi="Arial" w:cs="Arial"/>
-              </w:rPr>
-              <w:t>QdC</w:t>
-            </w:r>
-            <w:proofErr w:type="spellEnd"/>
+              <w:t>Ivan, Yasser, Quan: Modifiche finali al QdC</w:t>
+            </w:r>
           </w:p>
           <w:p>
             <w:pPr>
@@ -1052,21 +1016,7 @@
               <w:rPr>
                 <w:rFonts w:ascii="Arial" w:hAnsi="Arial" w:cs="Arial"/>
               </w:rPr>
-              <w:t xml:space="preserve">Discussione del </w:t>
-            </w:r>
-            <w:proofErr w:type="spellStart"/>
-            <w:r>
-              <w:rPr>
-                <w:rFonts w:ascii="Arial" w:hAnsi="Arial" w:cs="Arial"/>
-              </w:rPr>
-              <w:t>QdC</w:t>
-            </w:r>
-            <w:proofErr w:type="spellEnd"/>
-            <w:r>
-              <w:rPr>
-                <w:rFonts w:ascii="Arial" w:hAnsi="Arial" w:cs="Arial"/>
-              </w:rPr>
-              <w:t xml:space="preserve"> e del progetto con il professore</w:t>
+              <w:t>Discussione del QdC e del progetto con il professore</w:t>
             </w:r>
             <w:r>
               <w:rPr>
@@ -1112,35 +1062,7 @@
               <w:rPr>
                 <w:rFonts w:ascii="Arial" w:hAnsi="Arial" w:cs="Arial"/>
               </w:rPr>
-              <w:t xml:space="preserve">are a usare </w:t>
-            </w:r>
-            <w:proofErr w:type="spellStart"/>
-            <w:r>
-              <w:rPr>
-                <w:rFonts w:ascii="Arial" w:hAnsi="Arial" w:cs="Arial"/>
-              </w:rPr>
-              <w:t>unity</w:t>
-            </w:r>
-            <w:proofErr w:type="spellEnd"/>
-            <w:r>
-              <w:rPr>
-                <w:rFonts w:ascii="Arial" w:hAnsi="Arial" w:cs="Arial"/>
-              </w:rPr>
-              <w:t xml:space="preserve"> e documentare bene come creare un picchia duro su </w:t>
-            </w:r>
-            <w:proofErr w:type="spellStart"/>
-            <w:r>
-              <w:rPr>
-                <w:rFonts w:ascii="Arial" w:hAnsi="Arial" w:cs="Arial"/>
-              </w:rPr>
-              <w:t>unity</w:t>
-            </w:r>
-            <w:proofErr w:type="spellEnd"/>
-            <w:r>
-              <w:rPr>
-                <w:rFonts w:ascii="Arial" w:hAnsi="Arial" w:cs="Arial"/>
-              </w:rPr>
-              <w:t>.</w:t>
+              <w:t>are a usare unity e documentare bene come creare un picchia duro su unity.</w:t>
             </w:r>
           </w:p>
           <w:p>
@@ -1200,21 +1122,7 @@
               <w:rPr>
                 <w:rFonts w:ascii="Arial" w:hAnsi="Arial" w:cs="Arial"/>
               </w:rPr>
-              <w:t xml:space="preserve">Ci siamo andati a informare su come funziona </w:t>
-            </w:r>
-            <w:proofErr w:type="spellStart"/>
-            <w:r>
-              <w:rPr>
-                <w:rFonts w:ascii="Arial" w:hAnsi="Arial" w:cs="Arial"/>
-              </w:rPr>
-              <w:t>github</w:t>
-            </w:r>
-            <w:proofErr w:type="spellEnd"/>
-            <w:r>
-              <w:rPr>
-                <w:rFonts w:ascii="Arial" w:hAnsi="Arial" w:cs="Arial"/>
-              </w:rPr>
-              <w:t xml:space="preserve"> e poi ognuno </w:t>
+              <w:t xml:space="preserve">Ci siamo andati a informare su come funziona github e poi ognuno </w:t>
             </w:r>
             <w:r>
               <w:rPr>
@@ -1265,16 +1173,8 @@
               <w:rPr>
                 <w:rFonts w:ascii="Arial" w:hAnsi="Arial" w:cs="Arial"/>
               </w:rPr>
-              <w:t xml:space="preserve">Quan: </w:t>
-            </w:r>
-            <w:proofErr w:type="spellStart"/>
-            <w:r>
-              <w:rPr>
-                <w:rFonts w:ascii="Arial" w:hAnsi="Arial" w:cs="Arial"/>
-              </w:rPr>
-              <w:t>Swimlanes</w:t>
-            </w:r>
-            <w:proofErr w:type="spellEnd"/>
+              <w:t>Quan: Swimlanes</w:t>
+            </w:r>
           </w:p>
         </w:tc>
       </w:tr>
@@ -1803,35 +1703,7 @@
               <w:rPr>
                 <w:rFonts w:ascii="Arial" w:hAnsi="Arial" w:cs="Arial"/>
               </w:rPr>
-              <w:t xml:space="preserve">Quan: Fa il </w:t>
-            </w:r>
-            <w:proofErr w:type="spellStart"/>
-            <w:r>
-              <w:rPr>
-                <w:rFonts w:ascii="Arial" w:hAnsi="Arial" w:cs="Arial"/>
-              </w:rPr>
-              <w:t>mockup</w:t>
-            </w:r>
-            <w:proofErr w:type="spellEnd"/>
-            <w:r>
-              <w:rPr>
-                <w:rFonts w:ascii="Arial" w:hAnsi="Arial" w:cs="Arial"/>
-              </w:rPr>
-              <w:t xml:space="preserve"> della schermata principale e delle impostazioni (salvando tutte le </w:t>
-            </w:r>
-            <w:proofErr w:type="spellStart"/>
-            <w:r>
-              <w:rPr>
-                <w:rFonts w:ascii="Arial" w:hAnsi="Arial" w:cs="Arial"/>
-              </w:rPr>
-              <w:t>sprite</w:t>
-            </w:r>
-            <w:proofErr w:type="spellEnd"/>
-            <w:r>
-              <w:rPr>
-                <w:rFonts w:ascii="Arial" w:hAnsi="Arial" w:cs="Arial"/>
-              </w:rPr>
-              <w:t>).</w:t>
+              <w:t>Quan: Fa il mockup della schermata principale e delle impostazioni (salvando tutte le sprite).</w:t>
             </w:r>
           </w:p>
         </w:tc>
@@ -1900,30 +1772,8 @@
               <w:rPr>
                 <w:rFonts w:ascii="Arial" w:hAnsi="Arial" w:cs="Arial"/>
               </w:rPr>
-              <w:t xml:space="preserve">Quan: continuazione </w:t>
-            </w:r>
-            <w:proofErr w:type="spellStart"/>
-            <w:r>
-              <w:rPr>
-                <w:rFonts w:ascii="Arial" w:hAnsi="Arial" w:cs="Arial"/>
-              </w:rPr>
-              <w:t>sprite</w:t>
-            </w:r>
-            <w:proofErr w:type="spellEnd"/>
-            <w:r>
-              <w:rPr>
-                <w:rFonts w:ascii="Arial" w:hAnsi="Arial" w:cs="Arial"/>
-              </w:rPr>
-              <w:t xml:space="preserve"> e </w:t>
-            </w:r>
-            <w:proofErr w:type="spellStart"/>
-            <w:r>
-              <w:rPr>
-                <w:rFonts w:ascii="Arial" w:hAnsi="Arial" w:cs="Arial"/>
-              </w:rPr>
-              <w:t>mockup</w:t>
-            </w:r>
-            <w:proofErr w:type="spellEnd"/>
+              <w:t>Quan: continuazione sprite e mockup</w:t>
+            </w:r>
           </w:p>
         </w:tc>
       </w:tr>
@@ -1981,37 +1831,21 @@
               <w:rPr>
                 <w:rFonts w:ascii="Arial" w:hAnsi="Arial" w:cs="Arial"/>
               </w:rPr>
-              <w:t xml:space="preserve">iniziato a fare i </w:t>
-            </w:r>
-            <w:proofErr w:type="spellStart"/>
-            <w:r>
-              <w:rPr>
-                <w:rFonts w:ascii="Arial" w:hAnsi="Arial" w:cs="Arial"/>
-              </w:rPr>
-              <w:t>mockup</w:t>
-            </w:r>
-            <w:proofErr w:type="spellEnd"/>
-          </w:p>
-          <w:p>
-            <w:pPr>
-              <w:rPr>
-                <w:rFonts w:ascii="Arial" w:hAnsi="Arial" w:cs="Arial"/>
-              </w:rPr>
-            </w:pPr>
-            <w:r>
-              <w:rPr>
-                <w:rFonts w:ascii="Arial" w:hAnsi="Arial" w:cs="Arial"/>
-              </w:rPr>
-              <w:t xml:space="preserve">Quan: continuato i </w:t>
-            </w:r>
-            <w:proofErr w:type="spellStart"/>
-            <w:r>
-              <w:rPr>
-                <w:rFonts w:ascii="Arial" w:hAnsi="Arial" w:cs="Arial"/>
-              </w:rPr>
-              <w:t>mockup</w:t>
-            </w:r>
-            <w:proofErr w:type="spellEnd"/>
+              <w:t>iniziato a fare i mockup</w:t>
+            </w:r>
+          </w:p>
+          <w:p>
+            <w:pPr>
+              <w:rPr>
+                <w:rFonts w:ascii="Arial" w:hAnsi="Arial" w:cs="Arial"/>
+              </w:rPr>
+            </w:pPr>
+            <w:r>
+              <w:rPr>
+                <w:rFonts w:ascii="Arial" w:hAnsi="Arial" w:cs="Arial"/>
+              </w:rPr>
+              <w:t>Quan: continuato i mockup</w:t>
+            </w:r>
             <w:r>
               <w:rPr>
                 <w:rFonts w:ascii="Arial" w:hAnsi="Arial" w:cs="Arial"/>
@@ -2041,21 +1875,7 @@
               <w:rPr>
                 <w:rFonts w:ascii="Arial" w:hAnsi="Arial" w:cs="Arial"/>
               </w:rPr>
-              <w:t xml:space="preserve">iniziato a documentare </w:t>
-            </w:r>
-            <w:proofErr w:type="gramStart"/>
-            <w:r>
-              <w:rPr>
-                <w:rFonts w:ascii="Arial" w:hAnsi="Arial" w:cs="Arial"/>
-              </w:rPr>
-              <w:t>i use</w:t>
-            </w:r>
-            <w:proofErr w:type="gramEnd"/>
-            <w:r>
-              <w:rPr>
-                <w:rFonts w:ascii="Arial" w:hAnsi="Arial" w:cs="Arial"/>
-              </w:rPr>
-              <w:t xml:space="preserve"> case e i diagrammi</w:t>
+              <w:t>iniziato a documentare i use case e i diagrammi</w:t>
             </w:r>
           </w:p>
         </w:tc>
@@ -2223,35 +2043,7 @@
               <w:rPr>
                 <w:rFonts w:ascii="Arial" w:hAnsi="Arial" w:cs="Arial"/>
               </w:rPr>
-              <w:t xml:space="preserve">finire i </w:t>
-            </w:r>
-            <w:proofErr w:type="spellStart"/>
-            <w:r>
-              <w:rPr>
-                <w:rFonts w:ascii="Arial" w:hAnsi="Arial" w:cs="Arial"/>
-              </w:rPr>
-              <w:t>mockup</w:t>
-            </w:r>
-            <w:proofErr w:type="spellEnd"/>
-            <w:r>
-              <w:rPr>
-                <w:rFonts w:ascii="Arial" w:hAnsi="Arial" w:cs="Arial"/>
-              </w:rPr>
-              <w:t xml:space="preserve"> e iniziare a fare tutti i </w:t>
-            </w:r>
-            <w:proofErr w:type="spellStart"/>
-            <w:r>
-              <w:rPr>
-                <w:rFonts w:ascii="Arial" w:hAnsi="Arial" w:cs="Arial"/>
-              </w:rPr>
-              <w:t>spritesheet</w:t>
-            </w:r>
-            <w:proofErr w:type="spellEnd"/>
-            <w:r>
-              <w:rPr>
-                <w:rFonts w:ascii="Arial" w:hAnsi="Arial" w:cs="Arial"/>
-              </w:rPr>
-              <w:t>.</w:t>
+              <w:t>finire i mockup e iniziare a fare tutti i spritesheet.</w:t>
             </w:r>
           </w:p>
         </w:tc>
@@ -2504,21 +2296,7 @@
               <w:rPr>
                 <w:rFonts w:ascii="Arial" w:hAnsi="Arial" w:cs="Arial"/>
               </w:rPr>
-              <w:t xml:space="preserve"> + attività carte per stimare tempi e la loro trasportazione su </w:t>
-            </w:r>
-            <w:proofErr w:type="spellStart"/>
-            <w:r>
-              <w:rPr>
-                <w:rFonts w:ascii="Arial" w:hAnsi="Arial" w:cs="Arial"/>
-              </w:rPr>
-              <w:t>gantt</w:t>
-            </w:r>
-            <w:proofErr w:type="spellEnd"/>
-            <w:r>
-              <w:rPr>
-                <w:rFonts w:ascii="Arial" w:hAnsi="Arial" w:cs="Arial"/>
-              </w:rPr>
-              <w:t>.</w:t>
+              <w:t xml:space="preserve"> + attività carte per stimare tempi e la loro trasportazione su gantt.</w:t>
             </w:r>
           </w:p>
         </w:tc>
@@ -2741,16 +2519,8 @@
               <w:rPr>
                 <w:rFonts w:ascii="Arial" w:hAnsi="Arial" w:cs="Arial"/>
               </w:rPr>
-              <w:t xml:space="preserve">Sidon e Yasser: Fine </w:t>
-            </w:r>
-            <w:proofErr w:type="spellStart"/>
-            <w:r>
-              <w:rPr>
-                <w:rFonts w:ascii="Arial" w:hAnsi="Arial" w:cs="Arial"/>
-              </w:rPr>
-              <w:t>gantt</w:t>
-            </w:r>
-            <w:proofErr w:type="spellEnd"/>
+              <w:t>Sidon e Yasser: Fine gantt</w:t>
+            </w:r>
           </w:p>
           <w:p>
             <w:pPr>
@@ -3041,33 +2811,24 @@
               </w:rPr>
               <w:sym w:font="Wingdings" w:char="F0E0"/>
             </w:r>
-            <w:proofErr w:type="spellStart"/>
             <w:r>
               <w:rPr>
                 <w:rFonts w:ascii="Arial" w:hAnsi="Arial" w:cs="Arial"/>
               </w:rPr>
               <w:t>Yasser,Ivan</w:t>
             </w:r>
-            <w:proofErr w:type="spellEnd"/>
-          </w:p>
-          <w:p>
-            <w:pPr>
-              <w:rPr>
-                <w:rFonts w:ascii="Arial" w:hAnsi="Arial" w:cs="Arial"/>
-              </w:rPr>
-            </w:pPr>
-            <w:r>
-              <w:rPr>
-                <w:rFonts w:ascii="Arial" w:hAnsi="Arial" w:cs="Arial"/>
-              </w:rPr>
-              <w:t xml:space="preserve">Aggiungere le ultime modifiche al </w:t>
-            </w:r>
-            <w:proofErr w:type="spellStart"/>
-            <w:r>
-              <w:rPr>
-                <w:rFonts w:ascii="Arial" w:hAnsi="Arial" w:cs="Arial"/>
-              </w:rPr>
-              <w:t>gan</w:t>
+          </w:p>
+          <w:p>
+            <w:pPr>
+              <w:rPr>
+                <w:rFonts w:ascii="Arial" w:hAnsi="Arial" w:cs="Arial"/>
+              </w:rPr>
+            </w:pPr>
+            <w:r>
+              <w:rPr>
+                <w:rFonts w:ascii="Arial" w:hAnsi="Arial" w:cs="Arial"/>
+              </w:rPr>
+              <w:t>Aggiungere le ultime modifiche al gan</w:t>
             </w:r>
             <w:r>
               <w:rPr>
@@ -3081,7 +2842,6 @@
               </w:rPr>
               <w:t>t</w:t>
             </w:r>
-            <w:proofErr w:type="spellEnd"/>
             <w:r>
               <w:rPr>
                 <w:rFonts w:ascii="Arial" w:hAnsi="Arial" w:cs="Arial"/>
@@ -3101,19 +2861,11 @@
                 <w:rFonts w:ascii="Arial" w:hAnsi="Arial" w:cs="Arial"/>
               </w:rPr>
             </w:pPr>
-            <w:proofErr w:type="spellStart"/>
-            <w:r>
-              <w:rPr>
-                <w:rFonts w:ascii="Arial" w:hAnsi="Arial" w:cs="Arial"/>
-              </w:rPr>
-              <w:t>Rivisionare</w:t>
-            </w:r>
-            <w:proofErr w:type="spellEnd"/>
-            <w:r>
-              <w:rPr>
-                <w:rFonts w:ascii="Arial" w:hAnsi="Arial" w:cs="Arial"/>
-              </w:rPr>
-              <w:t xml:space="preserve"> use case e diagramma di flusso</w:t>
+            <w:r>
+              <w:rPr>
+                <w:rFonts w:ascii="Arial" w:hAnsi="Arial" w:cs="Arial"/>
+              </w:rPr>
+              <w:t>Rivisionare use case e diagramma di flusso</w:t>
             </w:r>
             <w:r>
               <w:rPr>
@@ -3159,28 +2911,12 @@
                 <w:rFonts w:ascii="Arial" w:hAnsi="Arial" w:cs="Arial"/>
               </w:rPr>
             </w:pPr>
-            <w:proofErr w:type="spellStart"/>
-            <w:r>
-              <w:rPr>
-                <w:rFonts w:ascii="Arial" w:hAnsi="Arial" w:cs="Arial"/>
-              </w:rPr>
-              <w:t>Inizare</w:t>
-            </w:r>
-            <w:proofErr w:type="spellEnd"/>
-            <w:r>
-              <w:rPr>
-                <w:rFonts w:ascii="Arial" w:hAnsi="Arial" w:cs="Arial"/>
-              </w:rPr>
-              <w:t xml:space="preserve"> i diversi </w:t>
-            </w:r>
-            <w:proofErr w:type="spellStart"/>
-            <w:r>
-              <w:rPr>
-                <w:rFonts w:ascii="Arial" w:hAnsi="Arial" w:cs="Arial"/>
-              </w:rPr>
-              <w:t>spritesheet</w:t>
-            </w:r>
-            <w:proofErr w:type="spellEnd"/>
+            <w:r>
+              <w:rPr>
+                <w:rFonts w:ascii="Arial" w:hAnsi="Arial" w:cs="Arial"/>
+              </w:rPr>
+              <w:t>Inizare i diversi spritesheet</w:t>
+            </w:r>
             <w:r>
               <w:rPr>
                 <w:rFonts w:ascii="Arial" w:hAnsi="Arial" w:cs="Arial"/>
@@ -3200,19 +2936,11 @@
                 <w:rFonts w:ascii="Arial" w:hAnsi="Arial" w:cs="Arial"/>
               </w:rPr>
             </w:pPr>
-            <w:proofErr w:type="spellStart"/>
-            <w:r>
-              <w:rPr>
-                <w:rFonts w:ascii="Arial" w:hAnsi="Arial" w:cs="Arial"/>
-              </w:rPr>
-              <w:t>Mockup</w:t>
-            </w:r>
-            <w:proofErr w:type="spellEnd"/>
-            <w:r>
-              <w:rPr>
-                <w:rFonts w:ascii="Arial" w:hAnsi="Arial" w:cs="Arial"/>
-              </w:rPr>
-              <w:t xml:space="preserve"> -&gt; tutti</w:t>
+            <w:r>
+              <w:rPr>
+                <w:rFonts w:ascii="Arial" w:hAnsi="Arial" w:cs="Arial"/>
+              </w:rPr>
+              <w:t>Mockup -&gt; tutti</w:t>
             </w:r>
           </w:p>
         </w:tc>
@@ -3282,28 +3010,12 @@
                 <w:rFonts w:ascii="Arial" w:hAnsi="Arial" w:cs="Arial"/>
               </w:rPr>
             </w:pPr>
-            <w:proofErr w:type="spellStart"/>
-            <w:r>
-              <w:rPr>
-                <w:rFonts w:ascii="Arial" w:hAnsi="Arial" w:cs="Arial"/>
-              </w:rPr>
-              <w:t>Daily</w:t>
-            </w:r>
-            <w:proofErr w:type="spellEnd"/>
-            <w:r>
-              <w:rPr>
-                <w:rFonts w:ascii="Arial" w:hAnsi="Arial" w:cs="Arial"/>
-              </w:rPr>
-              <w:t xml:space="preserve"> </w:t>
-            </w:r>
-            <w:proofErr w:type="spellStart"/>
-            <w:r>
-              <w:rPr>
-                <w:rFonts w:ascii="Arial" w:hAnsi="Arial" w:cs="Arial"/>
-              </w:rPr>
-              <w:t>Scrum</w:t>
-            </w:r>
-            <w:proofErr w:type="spellEnd"/>
+            <w:r>
+              <w:rPr>
+                <w:rFonts w:ascii="Arial" w:hAnsi="Arial" w:cs="Arial"/>
+              </w:rPr>
+              <w:t>Daily Scrum</w:t>
+            </w:r>
           </w:p>
         </w:tc>
       </w:tr>
@@ -3406,35 +3118,7 @@
               <w:rPr>
                 <w:rFonts w:ascii="Arial" w:hAnsi="Arial" w:cs="Arial"/>
               </w:rPr>
-              <w:t xml:space="preserve">Aggiornare tutta la progettazione e doc in base alle modifiche richieste dal docente, finire tutti i </w:t>
-            </w:r>
-            <w:proofErr w:type="spellStart"/>
-            <w:r>
-              <w:rPr>
-                <w:rFonts w:ascii="Arial" w:hAnsi="Arial" w:cs="Arial"/>
-              </w:rPr>
-              <w:t>mockup</w:t>
-            </w:r>
-            <w:proofErr w:type="spellEnd"/>
-            <w:r>
-              <w:rPr>
-                <w:rFonts w:ascii="Arial" w:hAnsi="Arial" w:cs="Arial"/>
-              </w:rPr>
-              <w:t xml:space="preserve">, gli </w:t>
-            </w:r>
-            <w:proofErr w:type="spellStart"/>
-            <w:r>
-              <w:rPr>
-                <w:rFonts w:ascii="Arial" w:hAnsi="Arial" w:cs="Arial"/>
-              </w:rPr>
-              <w:t>sprite</w:t>
-            </w:r>
-            <w:proofErr w:type="spellEnd"/>
-            <w:r>
-              <w:rPr>
-                <w:rFonts w:ascii="Arial" w:hAnsi="Arial" w:cs="Arial"/>
-              </w:rPr>
-              <w:t xml:space="preserve"> e la doc fino all’implementazione.</w:t>
+              <w:t>Aggiornare tutta la progettazione e doc in base alle modifiche richieste dal docente, finire tutti i mockup, gli sprite e la doc fino all’implementazione.</w:t>
             </w:r>
           </w:p>
           <w:p>
@@ -3557,16 +3241,8 @@
               <w:rPr>
                 <w:rFonts w:ascii="Arial" w:hAnsi="Arial" w:cs="Arial"/>
               </w:rPr>
-              <w:t xml:space="preserve">Sprint </w:t>
-            </w:r>
-            <w:proofErr w:type="spellStart"/>
-            <w:r>
-              <w:rPr>
-                <w:rFonts w:ascii="Arial" w:hAnsi="Arial" w:cs="Arial"/>
-              </w:rPr>
-              <w:t>Retrospective</w:t>
-            </w:r>
-            <w:proofErr w:type="spellEnd"/>
+              <w:t>Sprint Retrospective</w:t>
+            </w:r>
           </w:p>
         </w:tc>
       </w:tr>
@@ -3860,48 +3536,20 @@
               <w:rPr>
                 <w:rFonts w:ascii="Arial" w:hAnsi="Arial" w:cs="Arial"/>
               </w:rPr>
-              <w:t xml:space="preserve">Quan: lavoro sulle </w:t>
-            </w:r>
-            <w:proofErr w:type="spellStart"/>
-            <w:r>
-              <w:rPr>
-                <w:rFonts w:ascii="Arial" w:hAnsi="Arial" w:cs="Arial"/>
-              </w:rPr>
-              <w:t>sprite</w:t>
-            </w:r>
-            <w:proofErr w:type="spellEnd"/>
-            <w:r>
-              <w:rPr>
-                <w:rFonts w:ascii="Arial" w:hAnsi="Arial" w:cs="Arial"/>
-              </w:rPr>
-              <w:t xml:space="preserve"> delle impostazioni</w:t>
-            </w:r>
-          </w:p>
-          <w:p>
-            <w:pPr>
-              <w:rPr>
-                <w:rFonts w:ascii="Arial" w:hAnsi="Arial" w:cs="Arial"/>
-              </w:rPr>
-            </w:pPr>
-            <w:r>
-              <w:rPr>
-                <w:rFonts w:ascii="Arial" w:hAnsi="Arial" w:cs="Arial"/>
-              </w:rPr>
-              <w:t xml:space="preserve">Yasser: lavoro sulle </w:t>
-            </w:r>
-            <w:proofErr w:type="spellStart"/>
-            <w:r>
-              <w:rPr>
-                <w:rFonts w:ascii="Arial" w:hAnsi="Arial" w:cs="Arial"/>
-              </w:rPr>
-              <w:t>sprite</w:t>
-            </w:r>
-            <w:proofErr w:type="spellEnd"/>
-            <w:r>
-              <w:rPr>
-                <w:rFonts w:ascii="Arial" w:hAnsi="Arial" w:cs="Arial"/>
-              </w:rPr>
-              <w:t xml:space="preserve"> </w:t>
+              <w:t>Quan: lavoro sulle sprite delle impostazioni</w:t>
+            </w:r>
+          </w:p>
+          <w:p>
+            <w:pPr>
+              <w:rPr>
+                <w:rFonts w:ascii="Arial" w:hAnsi="Arial" w:cs="Arial"/>
+              </w:rPr>
+            </w:pPr>
+            <w:r>
+              <w:rPr>
+                <w:rFonts w:ascii="Arial" w:hAnsi="Arial" w:cs="Arial"/>
+              </w:rPr>
+              <w:t xml:space="preserve">Yasser: lavoro sulle sprite </w:t>
             </w:r>
             <w:r>
               <w:rPr>
@@ -3913,21 +3561,7 @@
               <w:rPr>
                 <w:rFonts w:ascii="Arial" w:hAnsi="Arial" w:cs="Arial"/>
               </w:rPr>
-              <w:t xml:space="preserve"> </w:t>
-            </w:r>
-            <w:proofErr w:type="spellStart"/>
-            <w:r>
-              <w:rPr>
-                <w:rFonts w:ascii="Arial" w:hAnsi="Arial" w:cs="Arial"/>
-              </w:rPr>
-              <w:t>pre</w:t>
-            </w:r>
-            <w:proofErr w:type="spellEnd"/>
-            <w:r>
-              <w:rPr>
-                <w:rFonts w:ascii="Arial" w:hAnsi="Arial" w:cs="Arial"/>
-              </w:rPr>
-              <w:t>-partita (scegliere mappa e personaggio)</w:t>
+              <w:t xml:space="preserve"> pre-partita (scegliere mappa e personaggio)</w:t>
             </w:r>
           </w:p>
           <w:p>
@@ -4008,21 +3642,7 @@
               <w:rPr>
                 <w:rFonts w:ascii="Arial" w:hAnsi="Arial" w:cs="Arial"/>
               </w:rPr>
-              <w:t xml:space="preserve">Quan: Lavoro sulle </w:t>
-            </w:r>
-            <w:proofErr w:type="spellStart"/>
-            <w:r>
-              <w:rPr>
-                <w:rFonts w:ascii="Arial" w:hAnsi="Arial" w:cs="Arial"/>
-              </w:rPr>
-              <w:t>sprite</w:t>
-            </w:r>
-            <w:proofErr w:type="spellEnd"/>
-            <w:r>
-              <w:rPr>
-                <w:rFonts w:ascii="Arial" w:hAnsi="Arial" w:cs="Arial"/>
-              </w:rPr>
-              <w:t xml:space="preserve"> delle impostazioni</w:t>
+              <w:t>Quan: Lavoro sulle sprite delle impostazioni</w:t>
             </w:r>
           </w:p>
           <w:p>
@@ -4036,21 +3656,7 @@
               <w:rPr>
                 <w:rFonts w:ascii="Arial" w:hAnsi="Arial" w:cs="Arial"/>
               </w:rPr>
-              <w:t xml:space="preserve">Yasser: Finito schermate </w:t>
-            </w:r>
-            <w:proofErr w:type="spellStart"/>
-            <w:r>
-              <w:rPr>
-                <w:rFonts w:ascii="Arial" w:hAnsi="Arial" w:cs="Arial"/>
-              </w:rPr>
-              <w:t>pre</w:t>
-            </w:r>
-            <w:proofErr w:type="spellEnd"/>
-            <w:r>
-              <w:rPr>
-                <w:rFonts w:ascii="Arial" w:hAnsi="Arial" w:cs="Arial"/>
-              </w:rPr>
-              <w:t>-partita</w:t>
+              <w:t>Yasser: Finito schermate pre-partita</w:t>
             </w:r>
           </w:p>
           <w:p>
@@ -4116,21 +3722,7 @@
               <w:rPr>
                 <w:rFonts w:ascii="Arial" w:hAnsi="Arial" w:cs="Arial"/>
               </w:rPr>
-              <w:t xml:space="preserve">Quan: Lavoro sulle </w:t>
-            </w:r>
-            <w:proofErr w:type="spellStart"/>
-            <w:r>
-              <w:rPr>
-                <w:rFonts w:ascii="Arial" w:hAnsi="Arial" w:cs="Arial"/>
-              </w:rPr>
-              <w:t>sprite</w:t>
-            </w:r>
-            <w:proofErr w:type="spellEnd"/>
-            <w:r>
-              <w:rPr>
-                <w:rFonts w:ascii="Arial" w:hAnsi="Arial" w:cs="Arial"/>
-              </w:rPr>
-              <w:t xml:space="preserve"> delle impostazioni</w:t>
+              <w:t>Quan: Lavoro sulle sprite delle impostazioni</w:t>
             </w:r>
           </w:p>
           <w:p>
@@ -4311,35 +3903,7 @@
               <w:rPr>
                 <w:rFonts w:ascii="Arial" w:hAnsi="Arial" w:cs="Arial"/>
               </w:rPr>
-              <w:t xml:space="preserve">Il punto della situazione è buono tranne per il fatto che dobbiamo ancora aggiustare la </w:t>
-            </w:r>
-            <w:proofErr w:type="spellStart"/>
-            <w:r>
-              <w:rPr>
-                <w:rFonts w:ascii="Arial" w:hAnsi="Arial" w:cs="Arial"/>
-              </w:rPr>
-              <w:t>swimlane</w:t>
-            </w:r>
-            <w:proofErr w:type="spellEnd"/>
-            <w:r>
-              <w:rPr>
-                <w:rFonts w:ascii="Arial" w:hAnsi="Arial" w:cs="Arial"/>
-              </w:rPr>
-              <w:t xml:space="preserve"> e </w:t>
-            </w:r>
-            <w:proofErr w:type="gramStart"/>
-            <w:r>
-              <w:rPr>
-                <w:rFonts w:ascii="Arial" w:hAnsi="Arial" w:cs="Arial"/>
-              </w:rPr>
-              <w:t>i use</w:t>
-            </w:r>
-            <w:proofErr w:type="gramEnd"/>
-            <w:r>
-              <w:rPr>
-                <w:rFonts w:ascii="Arial" w:hAnsi="Arial" w:cs="Arial"/>
-              </w:rPr>
-              <w:t xml:space="preserve"> case</w:t>
+              <w:t>Il punto della situazione è buono tranne per il fatto che dobbiamo ancora aggiustare la swimlane e i use case</w:t>
             </w:r>
           </w:p>
         </w:tc>
@@ -4410,16 +3974,8 @@
               <w:rPr>
                 <w:rFonts w:ascii="Arial" w:hAnsi="Arial" w:cs="Arial"/>
               </w:rPr>
-              <w:t xml:space="preserve">Finire tutti gli </w:t>
-            </w:r>
-            <w:proofErr w:type="spellStart"/>
-            <w:r>
-              <w:rPr>
-                <w:rFonts w:ascii="Arial" w:hAnsi="Arial" w:cs="Arial"/>
-              </w:rPr>
-              <w:t>sprite</w:t>
-            </w:r>
-            <w:proofErr w:type="spellEnd"/>
+              <w:t>Finire tutti gli sprite</w:t>
+            </w:r>
           </w:p>
         </w:tc>
       </w:tr>
@@ -4474,28 +4030,12 @@
                 <w:rFonts w:ascii="Arial" w:hAnsi="Arial" w:cs="Arial"/>
               </w:rPr>
             </w:pPr>
-            <w:proofErr w:type="spellStart"/>
-            <w:r>
-              <w:rPr>
-                <w:rFonts w:ascii="Arial" w:hAnsi="Arial" w:cs="Arial"/>
-              </w:rPr>
-              <w:t>Daily</w:t>
-            </w:r>
-            <w:proofErr w:type="spellEnd"/>
-            <w:r>
-              <w:rPr>
-                <w:rFonts w:ascii="Arial" w:hAnsi="Arial" w:cs="Arial"/>
-              </w:rPr>
-              <w:t xml:space="preserve"> </w:t>
-            </w:r>
-            <w:proofErr w:type="spellStart"/>
-            <w:r>
-              <w:rPr>
-                <w:rFonts w:ascii="Arial" w:hAnsi="Arial" w:cs="Arial"/>
-              </w:rPr>
-              <w:t>Scrum</w:t>
-            </w:r>
-            <w:proofErr w:type="spellEnd"/>
+            <w:r>
+              <w:rPr>
+                <w:rFonts w:ascii="Arial" w:hAnsi="Arial" w:cs="Arial"/>
+              </w:rPr>
+              <w:t>Daily Scrum</w:t>
+            </w:r>
           </w:p>
         </w:tc>
       </w:tr>
@@ -4520,30 +4060,8 @@
               <w:rPr>
                 <w:rFonts w:ascii="Arial" w:hAnsi="Arial" w:cs="Arial"/>
               </w:rPr>
-              <w:t xml:space="preserve">Oggi dobbiamo fare tutti i </w:t>
-            </w:r>
-            <w:proofErr w:type="spellStart"/>
-            <w:r>
-              <w:rPr>
-                <w:rFonts w:ascii="Arial" w:hAnsi="Arial" w:cs="Arial"/>
-              </w:rPr>
-              <w:t>mockup</w:t>
-            </w:r>
-            <w:proofErr w:type="spellEnd"/>
-            <w:r>
-              <w:rPr>
-                <w:rFonts w:ascii="Arial" w:hAnsi="Arial" w:cs="Arial"/>
-              </w:rPr>
-              <w:t xml:space="preserve"> e aggiustare i requisiti, test case, use case, </w:t>
-            </w:r>
-            <w:proofErr w:type="spellStart"/>
-            <w:r>
-              <w:rPr>
-                <w:rFonts w:ascii="Arial" w:hAnsi="Arial" w:cs="Arial"/>
-              </w:rPr>
-              <w:t>swimlane</w:t>
-            </w:r>
-            <w:proofErr w:type="spellEnd"/>
+              <w:t>Oggi dobbiamo fare tutti i mockup e aggiustare i requisiti, test case, use case, swimlane</w:t>
+            </w:r>
             <w:r>
               <w:rPr>
                 <w:rFonts w:ascii="Arial" w:hAnsi="Arial" w:cs="Arial"/>
@@ -4567,41 +4085,13 @@
               <w:rPr>
                 <w:rFonts w:ascii="Arial" w:hAnsi="Arial" w:cs="Arial"/>
               </w:rPr>
-              <w:t xml:space="preserve">Quan: </w:t>
-            </w:r>
-            <w:proofErr w:type="spellStart"/>
-            <w:r>
-              <w:rPr>
-                <w:rFonts w:ascii="Arial" w:hAnsi="Arial" w:cs="Arial"/>
-              </w:rPr>
-              <w:t>mockup</w:t>
-            </w:r>
-            <w:proofErr w:type="spellEnd"/>
-            <w:r>
-              <w:rPr>
-                <w:rFonts w:ascii="Arial" w:hAnsi="Arial" w:cs="Arial"/>
-              </w:rPr>
-              <w:t xml:space="preserve"> impostazioni</w:t>
-            </w:r>
-            <w:r>
-              <w:rPr>
-                <w:rFonts w:ascii="Arial" w:hAnsi="Arial" w:cs="Arial"/>
-              </w:rPr>
-              <w:t xml:space="preserve">, aggiustare </w:t>
-            </w:r>
-            <w:proofErr w:type="spellStart"/>
-            <w:r>
-              <w:rPr>
-                <w:rFonts w:ascii="Arial" w:hAnsi="Arial" w:cs="Arial"/>
-              </w:rPr>
-              <w:t>swimlane</w:t>
-            </w:r>
-            <w:proofErr w:type="spellEnd"/>
-            <w:r>
-              <w:rPr>
-                <w:rFonts w:ascii="Arial" w:hAnsi="Arial" w:cs="Arial"/>
-              </w:rPr>
-              <w:t xml:space="preserve"> e use case</w:t>
+              <w:t>Quan: mockup impostazioni</w:t>
+            </w:r>
+            <w:r>
+              <w:rPr>
+                <w:rFonts w:ascii="Arial" w:hAnsi="Arial" w:cs="Arial"/>
+              </w:rPr>
+              <w:t>, aggiustare swimlane e use case</w:t>
             </w:r>
           </w:p>
           <w:p>
@@ -4620,21 +4110,7 @@
               <w:rPr>
                 <w:rFonts w:ascii="Arial" w:hAnsi="Arial" w:cs="Arial"/>
               </w:rPr>
-              <w:t xml:space="preserve">Aggiustare </w:t>
-            </w:r>
-            <w:proofErr w:type="spellStart"/>
-            <w:r>
-              <w:rPr>
-                <w:rFonts w:ascii="Arial" w:hAnsi="Arial" w:cs="Arial"/>
-              </w:rPr>
-              <w:t>gantt</w:t>
-            </w:r>
-            <w:proofErr w:type="spellEnd"/>
-            <w:r>
-              <w:rPr>
-                <w:rFonts w:ascii="Arial" w:hAnsi="Arial" w:cs="Arial"/>
-              </w:rPr>
-              <w:t xml:space="preserve">, </w:t>
+              <w:t xml:space="preserve">Aggiustare gantt, </w:t>
             </w:r>
             <w:r>
               <w:rPr>
@@ -4642,19 +4118,11 @@
               </w:rPr>
               <w:t xml:space="preserve">fare </w:t>
             </w:r>
-            <w:proofErr w:type="spellStart"/>
-            <w:r>
-              <w:rPr>
-                <w:rFonts w:ascii="Arial" w:hAnsi="Arial" w:cs="Arial"/>
-              </w:rPr>
-              <w:t>mockup</w:t>
-            </w:r>
-            <w:proofErr w:type="spellEnd"/>
-            <w:r>
-              <w:rPr>
-                <w:rFonts w:ascii="Arial" w:hAnsi="Arial" w:cs="Arial"/>
-              </w:rPr>
-              <w:t xml:space="preserve"> wiki e risultati</w:t>
+            <w:r>
+              <w:rPr>
+                <w:rFonts w:ascii="Arial" w:hAnsi="Arial" w:cs="Arial"/>
+              </w:rPr>
+              <w:t>mockup wiki e risultati</w:t>
             </w:r>
           </w:p>
           <w:p>
@@ -4704,35 +4172,7 @@
               <w:rPr>
                 <w:rFonts w:ascii="Arial" w:hAnsi="Arial" w:cs="Arial"/>
               </w:rPr>
-              <w:t xml:space="preserve"> </w:t>
-            </w:r>
-            <w:proofErr w:type="spellStart"/>
-            <w:r>
-              <w:rPr>
-                <w:rFonts w:ascii="Arial" w:hAnsi="Arial" w:cs="Arial"/>
-              </w:rPr>
-              <w:t>mockup</w:t>
-            </w:r>
-            <w:proofErr w:type="spellEnd"/>
-            <w:r>
-              <w:rPr>
-                <w:rFonts w:ascii="Arial" w:hAnsi="Arial" w:cs="Arial"/>
-              </w:rPr>
-              <w:t xml:space="preserve"> </w:t>
-            </w:r>
-            <w:proofErr w:type="spellStart"/>
-            <w:r>
-              <w:rPr>
-                <w:rFonts w:ascii="Arial" w:hAnsi="Arial" w:cs="Arial"/>
-              </w:rPr>
-              <w:t>pre</w:t>
-            </w:r>
-            <w:proofErr w:type="spellEnd"/>
-            <w:r>
-              <w:rPr>
-                <w:rFonts w:ascii="Arial" w:hAnsi="Arial" w:cs="Arial"/>
-              </w:rPr>
-              <w:t xml:space="preserve"> partita</w:t>
+              <w:t xml:space="preserve"> mockup pre partita</w:t>
             </w:r>
           </w:p>
         </w:tc>
@@ -4914,16 +4354,8 @@
               <w:rPr>
                 <w:rFonts w:ascii="Arial" w:hAnsi="Arial" w:cs="Arial"/>
               </w:rPr>
-              <w:t xml:space="preserve">Sprint </w:t>
-            </w:r>
-            <w:proofErr w:type="spellStart"/>
-            <w:r>
-              <w:rPr>
-                <w:rFonts w:ascii="Arial" w:hAnsi="Arial" w:cs="Arial"/>
-              </w:rPr>
-              <w:t>Retrospective</w:t>
-            </w:r>
-            <w:proofErr w:type="spellEnd"/>
+              <w:t>Sprint Retrospective</w:t>
+            </w:r>
           </w:p>
         </w:tc>
       </w:tr>
@@ -5159,21 +4591,7 @@
               <w:rPr>
                 <w:rFonts w:ascii="Arial" w:hAnsi="Arial" w:cs="Arial"/>
               </w:rPr>
-              <w:t xml:space="preserve">a fare la teoria su gli </w:t>
-            </w:r>
-            <w:proofErr w:type="spellStart"/>
-            <w:r>
-              <w:rPr>
-                <w:rFonts w:ascii="Arial" w:hAnsi="Arial" w:cs="Arial"/>
-              </w:rPr>
-              <w:t>UserStory</w:t>
-            </w:r>
-            <w:proofErr w:type="spellEnd"/>
-            <w:r>
-              <w:rPr>
-                <w:rFonts w:ascii="Arial" w:hAnsi="Arial" w:cs="Arial"/>
-              </w:rPr>
-              <w:t xml:space="preserve"> </w:t>
+              <w:t xml:space="preserve">a fare la teoria su gli UserStory </w:t>
             </w:r>
           </w:p>
         </w:tc>
@@ -5219,30 +4637,8 @@
               <w:rPr>
                 <w:rFonts w:ascii="Arial" w:hAnsi="Arial" w:cs="Arial"/>
               </w:rPr>
-              <w:t xml:space="preserve">Corretto </w:t>
-            </w:r>
-            <w:proofErr w:type="spellStart"/>
-            <w:r>
-              <w:rPr>
-                <w:rFonts w:ascii="Arial" w:hAnsi="Arial" w:cs="Arial"/>
-              </w:rPr>
-              <w:t>UseCase</w:t>
-            </w:r>
-            <w:proofErr w:type="spellEnd"/>
-            <w:r>
-              <w:rPr>
-                <w:rFonts w:ascii="Arial" w:hAnsi="Arial" w:cs="Arial"/>
-              </w:rPr>
-              <w:t xml:space="preserve"> e </w:t>
-            </w:r>
-            <w:proofErr w:type="spellStart"/>
-            <w:r>
-              <w:rPr>
-                <w:rFonts w:ascii="Arial" w:hAnsi="Arial" w:cs="Arial"/>
-              </w:rPr>
-              <w:t>Swimlane</w:t>
-            </w:r>
-            <w:proofErr w:type="spellEnd"/>
+              <w:t>Corretto UseCase e Swimlane</w:t>
+            </w:r>
           </w:p>
           <w:p>
             <w:pPr>
@@ -5260,21 +4656,7 @@
               <w:rPr>
                 <w:rFonts w:ascii="Arial" w:hAnsi="Arial" w:cs="Arial"/>
               </w:rPr>
-              <w:t xml:space="preserve">Teoria su gli </w:t>
-            </w:r>
-            <w:proofErr w:type="spellStart"/>
-            <w:r>
-              <w:rPr>
-                <w:rFonts w:ascii="Arial" w:hAnsi="Arial" w:cs="Arial"/>
-              </w:rPr>
-              <w:t>UserStory</w:t>
-            </w:r>
-            <w:proofErr w:type="spellEnd"/>
-            <w:r>
-              <w:rPr>
-                <w:rFonts w:ascii="Arial" w:hAnsi="Arial" w:cs="Arial"/>
-              </w:rPr>
-              <w:t xml:space="preserve"> da Petrini</w:t>
+              <w:t>Teoria su gli UserStory da Petrini</w:t>
             </w:r>
           </w:p>
           <w:p>
@@ -5305,21 +4687,7 @@
               <w:rPr>
                 <w:rFonts w:ascii="Arial" w:hAnsi="Arial" w:cs="Arial"/>
               </w:rPr>
-              <w:t xml:space="preserve">Fatto e finito le </w:t>
-            </w:r>
-            <w:proofErr w:type="spellStart"/>
-            <w:r>
-              <w:rPr>
-                <w:rFonts w:ascii="Arial" w:hAnsi="Arial" w:cs="Arial"/>
-              </w:rPr>
-              <w:t>UserStory</w:t>
-            </w:r>
-            <w:proofErr w:type="spellEnd"/>
-            <w:r>
-              <w:rPr>
-                <w:rFonts w:ascii="Arial" w:hAnsi="Arial" w:cs="Arial"/>
-              </w:rPr>
-              <w:t xml:space="preserve"> e i criteri d’accettazione</w:t>
+              <w:t>Fatto e finito le UserStory e i criteri d’accettazione</w:t>
             </w:r>
           </w:p>
         </w:tc>
@@ -5613,21 +4981,7 @@
               <w:rPr>
                 <w:rFonts w:ascii="Arial" w:hAnsi="Arial" w:cs="Arial"/>
               </w:rPr>
-              <w:t xml:space="preserve">Presentare e iniziare su </w:t>
-            </w:r>
-            <w:proofErr w:type="spellStart"/>
-            <w:r>
-              <w:rPr>
-                <w:rFonts w:ascii="Arial" w:hAnsi="Arial" w:cs="Arial"/>
-              </w:rPr>
-              <w:t>unity</w:t>
-            </w:r>
-            <w:proofErr w:type="spellEnd"/>
-            <w:r>
-              <w:rPr>
-                <w:rFonts w:ascii="Arial" w:hAnsi="Arial" w:cs="Arial"/>
-              </w:rPr>
-              <w:t xml:space="preserve"> i movimenti base del player</w:t>
+              <w:t>Presentare e iniziare su unity i movimenti base del player</w:t>
             </w:r>
           </w:p>
         </w:tc>
@@ -5683,28 +5037,12 @@
                 <w:rFonts w:ascii="Arial" w:hAnsi="Arial" w:cs="Arial"/>
               </w:rPr>
             </w:pPr>
-            <w:proofErr w:type="spellStart"/>
-            <w:r>
-              <w:rPr>
-                <w:rFonts w:ascii="Arial" w:hAnsi="Arial" w:cs="Arial"/>
-              </w:rPr>
-              <w:t>Daily</w:t>
-            </w:r>
-            <w:proofErr w:type="spellEnd"/>
-            <w:r>
-              <w:rPr>
-                <w:rFonts w:ascii="Arial" w:hAnsi="Arial" w:cs="Arial"/>
-              </w:rPr>
-              <w:t xml:space="preserve"> </w:t>
-            </w:r>
-            <w:proofErr w:type="spellStart"/>
-            <w:r>
-              <w:rPr>
-                <w:rFonts w:ascii="Arial" w:hAnsi="Arial" w:cs="Arial"/>
-              </w:rPr>
-              <w:t>Scrum</w:t>
-            </w:r>
-            <w:proofErr w:type="spellEnd"/>
+            <w:r>
+              <w:rPr>
+                <w:rFonts w:ascii="Arial" w:hAnsi="Arial" w:cs="Arial"/>
+              </w:rPr>
+              <w:t>Daily Scrum</w:t>
+            </w:r>
           </w:p>
         </w:tc>
       </w:tr>
@@ -5729,49 +5067,7 @@
               <w:rPr>
                 <w:rFonts w:ascii="Arial" w:hAnsi="Arial" w:cs="Arial"/>
               </w:rPr>
-              <w:t xml:space="preserve">Abbiamo deciso che oggi Quan dovrà correggere </w:t>
-            </w:r>
-            <w:proofErr w:type="spellStart"/>
-            <w:r>
-              <w:rPr>
-                <w:rFonts w:ascii="Arial" w:hAnsi="Arial" w:cs="Arial"/>
-              </w:rPr>
-              <w:t>Swimlane</w:t>
-            </w:r>
-            <w:proofErr w:type="spellEnd"/>
-            <w:r>
-              <w:rPr>
-                <w:rFonts w:ascii="Arial" w:hAnsi="Arial" w:cs="Arial"/>
-              </w:rPr>
-              <w:t xml:space="preserve"> e </w:t>
-            </w:r>
-            <w:proofErr w:type="spellStart"/>
-            <w:r>
-              <w:rPr>
-                <w:rFonts w:ascii="Arial" w:hAnsi="Arial" w:cs="Arial"/>
-              </w:rPr>
-              <w:t>UseCase</w:t>
-            </w:r>
-            <w:proofErr w:type="spellEnd"/>
-            <w:r>
-              <w:rPr>
-                <w:rFonts w:ascii="Arial" w:hAnsi="Arial" w:cs="Arial"/>
-              </w:rPr>
-              <w:t xml:space="preserve"> inerenti alle modifiche richieste, Sidon e Ivan intanto dovranno fare gli User Story e Yasser recupererà la teoria da Petrini che gli altri hanno fatto prima. Una volta che tutti avremmo finito queste attività passeremmo insieme a fare gli </w:t>
-            </w:r>
-            <w:proofErr w:type="spellStart"/>
-            <w:r>
-              <w:rPr>
-                <w:rFonts w:ascii="Arial" w:hAnsi="Arial" w:cs="Arial"/>
-              </w:rPr>
-              <w:t>sprite</w:t>
-            </w:r>
-            <w:proofErr w:type="spellEnd"/>
-            <w:r>
-              <w:rPr>
-                <w:rFonts w:ascii="Arial" w:hAnsi="Arial" w:cs="Arial"/>
-              </w:rPr>
-              <w:t>.</w:t>
+              <w:t>Abbiamo deciso che oggi Quan dovrà correggere Swimlane e UseCase inerenti alle modifiche richieste, Sidon e Ivan intanto dovranno fare gli User Story e Yasser recupererà la teoria da Petrini che gli altri hanno fatto prima. Una volta che tutti avremmo finito queste attività passeremmo insieme a fare gli sprite.</w:t>
             </w:r>
           </w:p>
         </w:tc>
@@ -5946,16 +5242,8 @@
               <w:rPr>
                 <w:rFonts w:ascii="Arial" w:hAnsi="Arial" w:cs="Arial"/>
               </w:rPr>
-              <w:t xml:space="preserve">Sprint </w:t>
-            </w:r>
-            <w:proofErr w:type="spellStart"/>
-            <w:r>
-              <w:rPr>
-                <w:rFonts w:ascii="Arial" w:hAnsi="Arial" w:cs="Arial"/>
-              </w:rPr>
-              <w:t>Retrospective</w:t>
-            </w:r>
-            <w:proofErr w:type="spellEnd"/>
+              <w:t>Sprint Retrospective</w:t>
+            </w:r>
           </w:p>
         </w:tc>
       </w:tr>
@@ -6209,49 +5497,7 @@
               <w:rPr>
                 <w:rFonts w:ascii="Arial" w:hAnsi="Arial" w:cs="Arial"/>
               </w:rPr>
-              <w:t xml:space="preserve">il </w:t>
-            </w:r>
-            <w:proofErr w:type="spellStart"/>
-            <w:r>
-              <w:rPr>
-                <w:rFonts w:ascii="Arial" w:hAnsi="Arial" w:cs="Arial"/>
-              </w:rPr>
-              <w:t>montalbetti</w:t>
-            </w:r>
-            <w:proofErr w:type="spellEnd"/>
-            <w:r>
-              <w:rPr>
-                <w:rFonts w:ascii="Arial" w:hAnsi="Arial" w:cs="Arial"/>
-              </w:rPr>
-              <w:t xml:space="preserve"> riguardo </w:t>
-            </w:r>
-            <w:proofErr w:type="spellStart"/>
-            <w:r>
-              <w:rPr>
-                <w:rFonts w:ascii="Arial" w:hAnsi="Arial" w:cs="Arial"/>
-              </w:rPr>
-              <w:t>trello</w:t>
-            </w:r>
-            <w:proofErr w:type="spellEnd"/>
-            <w:r>
-              <w:rPr>
-                <w:rFonts w:ascii="Arial" w:hAnsi="Arial" w:cs="Arial"/>
-              </w:rPr>
-              <w:t xml:space="preserve"> e gli sprint. Messo tutte le attività su </w:t>
-            </w:r>
-            <w:proofErr w:type="spellStart"/>
-            <w:r>
-              <w:rPr>
-                <w:rFonts w:ascii="Arial" w:hAnsi="Arial" w:cs="Arial"/>
-              </w:rPr>
-              <w:t>trello</w:t>
-            </w:r>
-            <w:proofErr w:type="spellEnd"/>
-            <w:r>
-              <w:rPr>
-                <w:rFonts w:ascii="Arial" w:hAnsi="Arial" w:cs="Arial"/>
-              </w:rPr>
-              <w:t xml:space="preserve"> e sistemato sprint 1-3 con ore scolastiche</w:t>
+              <w:t>il montalbetti riguardo trello e gli sprint. Messo tutte le attività su trello e sistemato sprint 1-3 con ore scolastiche</w:t>
             </w:r>
           </w:p>
         </w:tc>
@@ -6348,16 +5594,8 @@
               <w:rPr>
                 <w:rFonts w:ascii="Arial" w:hAnsi="Arial" w:cs="Arial"/>
               </w:rPr>
-              <w:t xml:space="preserve">Quan: sistemato </w:t>
-            </w:r>
-            <w:proofErr w:type="spellStart"/>
-            <w:r>
-              <w:rPr>
-                <w:rFonts w:ascii="Arial" w:hAnsi="Arial" w:cs="Arial"/>
-              </w:rPr>
-              <w:t>unity</w:t>
-            </w:r>
-            <w:proofErr w:type="spellEnd"/>
+              <w:t>Quan: sistemato unity</w:t>
+            </w:r>
           </w:p>
         </w:tc>
       </w:tr>
@@ -6397,16 +5635,8 @@
               <w:rPr>
                 <w:rFonts w:ascii="Arial" w:hAnsi="Arial" w:cs="Arial"/>
               </w:rPr>
-              <w:t xml:space="preserve">Quan: implementato il salto e sistemato </w:t>
-            </w:r>
-            <w:proofErr w:type="spellStart"/>
-            <w:r>
-              <w:rPr>
-                <w:rFonts w:ascii="Arial" w:hAnsi="Arial" w:cs="Arial"/>
-              </w:rPr>
-              <w:t>swimlane</w:t>
-            </w:r>
-            <w:proofErr w:type="spellEnd"/>
+              <w:t>Quan: implementato il salto e sistemato swimlane</w:t>
+            </w:r>
           </w:p>
           <w:p>
             <w:pPr>
@@ -6527,21 +5757,7 @@
               <w:rPr>
                 <w:rFonts w:ascii="Arial" w:hAnsi="Arial" w:cs="Arial"/>
               </w:rPr>
-              <w:t xml:space="preserve">Ivan: ha fatto il </w:t>
-            </w:r>
-            <w:proofErr w:type="spellStart"/>
-            <w:r>
-              <w:rPr>
-                <w:rFonts w:ascii="Arial" w:hAnsi="Arial" w:cs="Arial"/>
-              </w:rPr>
-              <w:t>dash</w:t>
-            </w:r>
-            <w:proofErr w:type="spellEnd"/>
-            <w:r>
-              <w:rPr>
-                <w:rFonts w:ascii="Arial" w:hAnsi="Arial" w:cs="Arial"/>
-              </w:rPr>
-              <w:t xml:space="preserve"> ha cominciato la home</w:t>
+              <w:t>Ivan: ha fatto il dash ha cominciato la home</w:t>
             </w:r>
           </w:p>
         </w:tc>
@@ -6690,21 +5906,7 @@
               <w:rPr>
                 <w:rFonts w:ascii="Arial" w:hAnsi="Arial" w:cs="Arial"/>
               </w:rPr>
-              <w:t xml:space="preserve">Quan: cartella di </w:t>
-            </w:r>
-            <w:proofErr w:type="spellStart"/>
-            <w:r>
-              <w:rPr>
-                <w:rFonts w:ascii="Arial" w:hAnsi="Arial" w:cs="Arial"/>
-              </w:rPr>
-              <w:t>unity</w:t>
-            </w:r>
-            <w:proofErr w:type="spellEnd"/>
-            <w:r>
-              <w:rPr>
-                <w:rFonts w:ascii="Arial" w:hAnsi="Arial" w:cs="Arial"/>
-              </w:rPr>
-              <w:t xml:space="preserve"> corrotta e non partiva il progetto, Soluzione</w:t>
+              <w:t>Quan: cartella di unity corrotta e non partiva il progetto, Soluzione</w:t>
             </w:r>
             <w:r>
               <w:rPr>
@@ -6716,21 +5918,7 @@
               <w:rPr>
                 <w:rFonts w:ascii="Arial" w:hAnsi="Arial" w:cs="Arial"/>
               </w:rPr>
-              <w:t xml:space="preserve"> ha cambiato la </w:t>
-            </w:r>
-            <w:proofErr w:type="spellStart"/>
-            <w:r>
-              <w:rPr>
-                <w:rFonts w:ascii="Arial" w:hAnsi="Arial" w:cs="Arial"/>
-              </w:rPr>
-              <w:t>path</w:t>
-            </w:r>
-            <w:proofErr w:type="spellEnd"/>
-            <w:r>
-              <w:rPr>
-                <w:rFonts w:ascii="Arial" w:hAnsi="Arial" w:cs="Arial"/>
-              </w:rPr>
-              <w:t xml:space="preserve"> del progetto dopo aver provato diversi tentativi non funzionanti.</w:t>
+              <w:t xml:space="preserve"> ha cambiato la path del progetto dopo aver provato diversi tentativi non funzionanti.</w:t>
             </w:r>
           </w:p>
           <w:p>
@@ -6966,28 +6154,12 @@
                 <w:rFonts w:ascii="Arial" w:hAnsi="Arial" w:cs="Arial"/>
               </w:rPr>
             </w:pPr>
-            <w:proofErr w:type="spellStart"/>
-            <w:r>
-              <w:rPr>
-                <w:rFonts w:ascii="Arial" w:hAnsi="Arial" w:cs="Arial"/>
-              </w:rPr>
-              <w:t>Daily</w:t>
-            </w:r>
-            <w:proofErr w:type="spellEnd"/>
-            <w:r>
-              <w:rPr>
-                <w:rFonts w:ascii="Arial" w:hAnsi="Arial" w:cs="Arial"/>
-              </w:rPr>
-              <w:t xml:space="preserve"> </w:t>
-            </w:r>
-            <w:proofErr w:type="spellStart"/>
-            <w:r>
-              <w:rPr>
-                <w:rFonts w:ascii="Arial" w:hAnsi="Arial" w:cs="Arial"/>
-              </w:rPr>
-              <w:t>Scrum</w:t>
-            </w:r>
-            <w:proofErr w:type="spellEnd"/>
+            <w:r>
+              <w:rPr>
+                <w:rFonts w:ascii="Arial" w:hAnsi="Arial" w:cs="Arial"/>
+              </w:rPr>
+              <w:t>Daily Scrum</w:t>
+            </w:r>
           </w:p>
         </w:tc>
       </w:tr>
@@ -7104,75 +6276,33 @@
               <w:rPr>
                 <w:rFonts w:ascii="Arial" w:hAnsi="Arial" w:cs="Arial"/>
               </w:rPr>
-              <w:t xml:space="preserve">Quan: fare salto + </w:t>
-            </w:r>
-            <w:proofErr w:type="spellStart"/>
-            <w:r>
-              <w:rPr>
-                <w:rFonts w:ascii="Arial" w:hAnsi="Arial" w:cs="Arial"/>
-              </w:rPr>
-              <w:t>dash</w:t>
-            </w:r>
-            <w:proofErr w:type="spellEnd"/>
-            <w:r>
-              <w:rPr>
-                <w:rFonts w:ascii="Arial" w:hAnsi="Arial" w:cs="Arial"/>
-              </w:rPr>
-              <w:t>, implementare wiki e impostazioni</w:t>
-            </w:r>
-          </w:p>
-          <w:p>
-            <w:pPr>
-              <w:rPr>
-                <w:rFonts w:ascii="Arial" w:hAnsi="Arial" w:cs="Arial"/>
-              </w:rPr>
-            </w:pPr>
-            <w:r>
-              <w:rPr>
-                <w:rFonts w:ascii="Arial" w:hAnsi="Arial" w:cs="Arial"/>
-              </w:rPr>
-              <w:t xml:space="preserve">Sidon: fare i pugni, implementare </w:t>
-            </w:r>
-            <w:proofErr w:type="spellStart"/>
-            <w:r>
-              <w:rPr>
-                <w:rFonts w:ascii="Arial" w:hAnsi="Arial" w:cs="Arial"/>
-              </w:rPr>
-              <w:t>pre</w:t>
-            </w:r>
-            <w:proofErr w:type="spellEnd"/>
-            <w:r>
-              <w:rPr>
-                <w:rFonts w:ascii="Arial" w:hAnsi="Arial" w:cs="Arial"/>
-              </w:rPr>
-              <w:t xml:space="preserve"> partita</w:t>
-            </w:r>
-          </w:p>
-          <w:p>
-            <w:pPr>
-              <w:rPr>
-                <w:rFonts w:ascii="Arial" w:hAnsi="Arial" w:cs="Arial"/>
-              </w:rPr>
-            </w:pPr>
-            <w:r>
-              <w:rPr>
-                <w:rFonts w:ascii="Arial" w:hAnsi="Arial" w:cs="Arial"/>
-              </w:rPr>
-              <w:t xml:space="preserve">Yasser: Fare i calci, implementare </w:t>
-            </w:r>
-            <w:proofErr w:type="spellStart"/>
-            <w:r>
-              <w:rPr>
-                <w:rFonts w:ascii="Arial" w:hAnsi="Arial" w:cs="Arial"/>
-              </w:rPr>
-              <w:t>pre</w:t>
-            </w:r>
-            <w:proofErr w:type="spellEnd"/>
-            <w:r>
-              <w:rPr>
-                <w:rFonts w:ascii="Arial" w:hAnsi="Arial" w:cs="Arial"/>
-              </w:rPr>
-              <w:t xml:space="preserve"> partita</w:t>
+              <w:t>Quan: fare salto + dash, implementare wiki e impostazioni</w:t>
+            </w:r>
+          </w:p>
+          <w:p>
+            <w:pPr>
+              <w:rPr>
+                <w:rFonts w:ascii="Arial" w:hAnsi="Arial" w:cs="Arial"/>
+              </w:rPr>
+            </w:pPr>
+            <w:r>
+              <w:rPr>
+                <w:rFonts w:ascii="Arial" w:hAnsi="Arial" w:cs="Arial"/>
+              </w:rPr>
+              <w:t>Sidon: fare i pugni, implementare pre partita</w:t>
+            </w:r>
+          </w:p>
+          <w:p>
+            <w:pPr>
+              <w:rPr>
+                <w:rFonts w:ascii="Arial" w:hAnsi="Arial" w:cs="Arial"/>
+              </w:rPr>
+            </w:pPr>
+            <w:r>
+              <w:rPr>
+                <w:rFonts w:ascii="Arial" w:hAnsi="Arial" w:cs="Arial"/>
+              </w:rPr>
+              <w:t>Yasser: Fare i calci, implementare pre partita</w:t>
             </w:r>
           </w:p>
         </w:tc>
@@ -7282,16 +6412,8 @@
               <w:rPr>
                 <w:rFonts w:ascii="Arial" w:hAnsi="Arial" w:cs="Arial"/>
               </w:rPr>
-              <w:t xml:space="preserve">Sprint </w:t>
-            </w:r>
-            <w:proofErr w:type="spellStart"/>
-            <w:r>
-              <w:rPr>
-                <w:rFonts w:ascii="Arial" w:hAnsi="Arial" w:cs="Arial"/>
-              </w:rPr>
-              <w:t>Retrospective</w:t>
-            </w:r>
-            <w:proofErr w:type="spellEnd"/>
+              <w:t>Sprint Retrospective</w:t>
+            </w:r>
           </w:p>
         </w:tc>
       </w:tr>
@@ -7526,30 +6648,8 @@
               <w:rPr>
                 <w:rFonts w:ascii="Arial" w:hAnsi="Arial" w:cs="Arial"/>
               </w:rPr>
-              <w:t xml:space="preserve">Tutti: Preparato presentazione e fatto </w:t>
-            </w:r>
-            <w:proofErr w:type="spellStart"/>
-            <w:r>
-              <w:rPr>
-                <w:rFonts w:ascii="Arial" w:hAnsi="Arial" w:cs="Arial"/>
-              </w:rPr>
-              <w:t>daily</w:t>
-            </w:r>
-            <w:proofErr w:type="spellEnd"/>
-            <w:r>
-              <w:rPr>
-                <w:rFonts w:ascii="Arial" w:hAnsi="Arial" w:cs="Arial"/>
-              </w:rPr>
-              <w:t xml:space="preserve"> </w:t>
-            </w:r>
-            <w:proofErr w:type="spellStart"/>
-            <w:r>
-              <w:rPr>
-                <w:rFonts w:ascii="Arial" w:hAnsi="Arial" w:cs="Arial"/>
-              </w:rPr>
-              <w:t>scrum</w:t>
-            </w:r>
-            <w:proofErr w:type="spellEnd"/>
+              <w:t>Tutti: Preparato presentazione e fatto daily scrum</w:t>
+            </w:r>
           </w:p>
         </w:tc>
       </w:tr>
@@ -7727,21 +6827,7 @@
               <w:rPr>
                 <w:rFonts w:ascii="Arial" w:hAnsi="Arial" w:cs="Arial"/>
               </w:rPr>
-              <w:t xml:space="preserve">Generazione </w:t>
-            </w:r>
-            <w:proofErr w:type="spellStart"/>
-            <w:r>
-              <w:rPr>
-                <w:rFonts w:ascii="Arial" w:hAnsi="Arial" w:cs="Arial"/>
-              </w:rPr>
-              <w:t>SpriteSheet</w:t>
-            </w:r>
-            <w:proofErr w:type="spellEnd"/>
-            <w:r>
-              <w:rPr>
-                <w:rFonts w:ascii="Arial" w:hAnsi="Arial" w:cs="Arial"/>
-              </w:rPr>
-              <w:t xml:space="preserve">: </w:t>
+              <w:t xml:space="preserve">Generazione SpriteSheet: </w:t>
             </w:r>
             <w:hyperlink r:id="rId13" w:history="1">
               <w:r>
@@ -7840,49 +6926,7 @@
               <w:rPr>
                 <w:rFonts w:ascii="Arial" w:hAnsi="Arial" w:cs="Arial"/>
               </w:rPr>
-              <w:t xml:space="preserve">Abbiamo cercato diverse soluzioni che sembravano funzionare come creare più </w:t>
-            </w:r>
-            <w:proofErr w:type="spellStart"/>
-            <w:r>
-              <w:rPr>
-                <w:rFonts w:ascii="Arial" w:hAnsi="Arial" w:cs="Arial"/>
-              </w:rPr>
-              <w:t>layer</w:t>
-            </w:r>
-            <w:proofErr w:type="spellEnd"/>
-            <w:r>
-              <w:rPr>
-                <w:rFonts w:ascii="Arial" w:hAnsi="Arial" w:cs="Arial"/>
-              </w:rPr>
-              <w:t xml:space="preserve"> ma dava problemi con le immagini che tramite </w:t>
-            </w:r>
-            <w:proofErr w:type="spellStart"/>
-            <w:r>
-              <w:rPr>
-                <w:rFonts w:ascii="Arial" w:hAnsi="Arial" w:cs="Arial"/>
-              </w:rPr>
-              <w:t>git</w:t>
-            </w:r>
-            <w:proofErr w:type="spellEnd"/>
-            <w:r>
-              <w:rPr>
-                <w:rFonts w:ascii="Arial" w:hAnsi="Arial" w:cs="Arial"/>
-              </w:rPr>
-              <w:t xml:space="preserve"> non venivano passate perché il .controller è un file YAML e </w:t>
-            </w:r>
-            <w:proofErr w:type="spellStart"/>
-            <w:r>
-              <w:rPr>
-                <w:rFonts w:ascii="Arial" w:hAnsi="Arial" w:cs="Arial"/>
-              </w:rPr>
-              <w:t>git</w:t>
-            </w:r>
-            <w:proofErr w:type="spellEnd"/>
-            <w:r>
-              <w:rPr>
-                <w:rFonts w:ascii="Arial" w:hAnsi="Arial" w:cs="Arial"/>
-              </w:rPr>
-              <w:t xml:space="preserve"> non sa mergere il file nel modo corretto perciò alla fine abbiamo deciso che ogniuno lavora sul proprio controller per non creare problemi </w:t>
+              <w:t xml:space="preserve">Abbiamo cercato diverse soluzioni che sembravano funzionare come creare più layer ma dava problemi con le immagini che tramite git non venivano passate perché il .controller è un file YAML e git non sa mergere il file nel modo corretto perciò alla fine abbiamo deciso che ogniuno lavora sul proprio controller per non creare problemi </w:t>
             </w:r>
           </w:p>
         </w:tc>
@@ -8146,28 +7190,12 @@
                 <w:rFonts w:ascii="Arial" w:hAnsi="Arial" w:cs="Arial"/>
               </w:rPr>
             </w:pPr>
-            <w:proofErr w:type="spellStart"/>
-            <w:r>
-              <w:rPr>
-                <w:rFonts w:ascii="Arial" w:hAnsi="Arial" w:cs="Arial"/>
-              </w:rPr>
-              <w:t>Daily</w:t>
-            </w:r>
-            <w:proofErr w:type="spellEnd"/>
-            <w:r>
-              <w:rPr>
-                <w:rFonts w:ascii="Arial" w:hAnsi="Arial" w:cs="Arial"/>
-              </w:rPr>
-              <w:t xml:space="preserve"> </w:t>
-            </w:r>
-            <w:proofErr w:type="spellStart"/>
-            <w:r>
-              <w:rPr>
-                <w:rFonts w:ascii="Arial" w:hAnsi="Arial" w:cs="Arial"/>
-              </w:rPr>
-              <w:t>Scrum</w:t>
-            </w:r>
-            <w:proofErr w:type="spellEnd"/>
+            <w:r>
+              <w:rPr>
+                <w:rFonts w:ascii="Arial" w:hAnsi="Arial" w:cs="Arial"/>
+              </w:rPr>
+              <w:t>Daily Scrum</w:t>
+            </w:r>
           </w:p>
         </w:tc>
       </w:tr>
@@ -8192,35 +7220,7 @@
               <w:rPr>
                 <w:rFonts w:ascii="Arial" w:hAnsi="Arial" w:cs="Arial"/>
               </w:rPr>
-              <w:t xml:space="preserve">Sidon: capire come fare il </w:t>
-            </w:r>
-            <w:proofErr w:type="spellStart"/>
-            <w:r>
-              <w:rPr>
-                <w:rFonts w:ascii="Arial" w:hAnsi="Arial" w:cs="Arial"/>
-              </w:rPr>
-              <w:t>git</w:t>
-            </w:r>
-            <w:proofErr w:type="spellEnd"/>
-            <w:r>
-              <w:rPr>
-                <w:rFonts w:ascii="Arial" w:hAnsi="Arial" w:cs="Arial"/>
-              </w:rPr>
-              <w:t xml:space="preserve"> </w:t>
-            </w:r>
-            <w:proofErr w:type="spellStart"/>
-            <w:r>
-              <w:rPr>
-                <w:rFonts w:ascii="Arial" w:hAnsi="Arial" w:cs="Arial"/>
-              </w:rPr>
-              <w:t>push</w:t>
-            </w:r>
-            <w:proofErr w:type="spellEnd"/>
-            <w:r>
-              <w:rPr>
-                <w:rFonts w:ascii="Arial" w:hAnsi="Arial" w:cs="Arial"/>
-              </w:rPr>
-              <w:t xml:space="preserve"> che ha avuto dei problemi</w:t>
+              <w:t>Sidon: capire come fare il git push che ha avuto dei problemi</w:t>
             </w:r>
           </w:p>
           <w:p>
@@ -8365,75 +7365,33 @@
               <w:rPr>
                 <w:rFonts w:ascii="Arial" w:hAnsi="Arial" w:cs="Arial"/>
               </w:rPr>
-              <w:t xml:space="preserve">Quan: fare salto + </w:t>
-            </w:r>
-            <w:proofErr w:type="spellStart"/>
-            <w:r>
-              <w:rPr>
-                <w:rFonts w:ascii="Arial" w:hAnsi="Arial" w:cs="Arial"/>
-              </w:rPr>
-              <w:t>dash</w:t>
-            </w:r>
-            <w:proofErr w:type="spellEnd"/>
-            <w:r>
-              <w:rPr>
-                <w:rFonts w:ascii="Arial" w:hAnsi="Arial" w:cs="Arial"/>
-              </w:rPr>
-              <w:t>, implementare wiki e impostazioni</w:t>
-            </w:r>
-          </w:p>
-          <w:p>
-            <w:pPr>
-              <w:rPr>
-                <w:rFonts w:ascii="Arial" w:hAnsi="Arial" w:cs="Arial"/>
-              </w:rPr>
-            </w:pPr>
-            <w:r>
-              <w:rPr>
-                <w:rFonts w:ascii="Arial" w:hAnsi="Arial" w:cs="Arial"/>
-              </w:rPr>
-              <w:t xml:space="preserve">Sidon: fare i pugni, implementare </w:t>
-            </w:r>
-            <w:proofErr w:type="spellStart"/>
-            <w:r>
-              <w:rPr>
-                <w:rFonts w:ascii="Arial" w:hAnsi="Arial" w:cs="Arial"/>
-              </w:rPr>
-              <w:t>pre</w:t>
-            </w:r>
-            <w:proofErr w:type="spellEnd"/>
-            <w:r>
-              <w:rPr>
-                <w:rFonts w:ascii="Arial" w:hAnsi="Arial" w:cs="Arial"/>
-              </w:rPr>
-              <w:t xml:space="preserve"> partita</w:t>
-            </w:r>
-          </w:p>
-          <w:p>
-            <w:pPr>
-              <w:rPr>
-                <w:rFonts w:ascii="Arial" w:hAnsi="Arial" w:cs="Arial"/>
-              </w:rPr>
-            </w:pPr>
-            <w:r>
-              <w:rPr>
-                <w:rFonts w:ascii="Arial" w:hAnsi="Arial" w:cs="Arial"/>
-              </w:rPr>
-              <w:t xml:space="preserve">Yasser: Fare i calci, implementare </w:t>
-            </w:r>
-            <w:proofErr w:type="spellStart"/>
-            <w:r>
-              <w:rPr>
-                <w:rFonts w:ascii="Arial" w:hAnsi="Arial" w:cs="Arial"/>
-              </w:rPr>
-              <w:t>pre</w:t>
-            </w:r>
-            <w:proofErr w:type="spellEnd"/>
-            <w:r>
-              <w:rPr>
-                <w:rFonts w:ascii="Arial" w:hAnsi="Arial" w:cs="Arial"/>
-              </w:rPr>
-              <w:t xml:space="preserve"> partita</w:t>
+              <w:t>Quan: fare salto + dash, implementare wiki e impostazioni</w:t>
+            </w:r>
+          </w:p>
+          <w:p>
+            <w:pPr>
+              <w:rPr>
+                <w:rFonts w:ascii="Arial" w:hAnsi="Arial" w:cs="Arial"/>
+              </w:rPr>
+            </w:pPr>
+            <w:r>
+              <w:rPr>
+                <w:rFonts w:ascii="Arial" w:hAnsi="Arial" w:cs="Arial"/>
+              </w:rPr>
+              <w:t>Sidon: fare i pugni, implementare pre partita</w:t>
+            </w:r>
+          </w:p>
+          <w:p>
+            <w:pPr>
+              <w:rPr>
+                <w:rFonts w:ascii="Arial" w:hAnsi="Arial" w:cs="Arial"/>
+              </w:rPr>
+            </w:pPr>
+            <w:r>
+              <w:rPr>
+                <w:rFonts w:ascii="Arial" w:hAnsi="Arial" w:cs="Arial"/>
+              </w:rPr>
+              <w:t>Yasser: Fare i calci, implementare pre partita</w:t>
             </w:r>
           </w:p>
         </w:tc>
@@ -8550,16 +7508,8 @@
               <w:rPr>
                 <w:rFonts w:ascii="Arial" w:hAnsi="Arial" w:cs="Arial"/>
               </w:rPr>
-              <w:t xml:space="preserve">Sprint </w:t>
-            </w:r>
-            <w:proofErr w:type="spellStart"/>
-            <w:r>
-              <w:rPr>
-                <w:rFonts w:ascii="Arial" w:hAnsi="Arial" w:cs="Arial"/>
-              </w:rPr>
-              <w:t>Retrospective</w:t>
-            </w:r>
-            <w:proofErr w:type="spellEnd"/>
+              <w:t>Sprint Retrospective</w:t>
+            </w:r>
           </w:p>
         </w:tc>
       </w:tr>
@@ -8896,35 +7846,7 @@
               <w:rPr>
                 <w:rFonts w:ascii="Arial" w:hAnsi="Arial" w:cs="Arial"/>
               </w:rPr>
-              <w:t xml:space="preserve">Ivan: Finito la </w:t>
-            </w:r>
-            <w:proofErr w:type="spellStart"/>
-            <w:r>
-              <w:rPr>
-                <w:rFonts w:ascii="Arial" w:hAnsi="Arial" w:cs="Arial"/>
-              </w:rPr>
-              <w:t>main</w:t>
-            </w:r>
-            <w:proofErr w:type="spellEnd"/>
-            <w:r>
-              <w:rPr>
-                <w:rFonts w:ascii="Arial" w:hAnsi="Arial" w:cs="Arial"/>
-              </w:rPr>
-              <w:t xml:space="preserve"> page e il sistema di cambio scena, scritto metà </w:t>
-            </w:r>
-            <w:proofErr w:type="spellStart"/>
-            <w:r>
-              <w:rPr>
-                <w:rFonts w:ascii="Arial" w:hAnsi="Arial" w:cs="Arial"/>
-              </w:rPr>
-              <w:t>storai</w:t>
-            </w:r>
-            <w:proofErr w:type="spellEnd"/>
-            <w:r>
-              <w:rPr>
-                <w:rFonts w:ascii="Arial" w:hAnsi="Arial" w:cs="Arial"/>
-              </w:rPr>
-              <w:t xml:space="preserve"> del personaggio.</w:t>
+              <w:t>Ivan: Finito la main page e il sistema di cambio scena, scritto metà storai del personaggio.</w:t>
             </w:r>
           </w:p>
           <w:p>
@@ -9128,62 +8050,20 @@
               <w:rPr>
                 <w:rFonts w:ascii="Arial" w:hAnsi="Arial" w:cs="Arial"/>
               </w:rPr>
-              <w:t xml:space="preserve">Ivan: non funzionava nulla su </w:t>
-            </w:r>
-            <w:proofErr w:type="spellStart"/>
-            <w:r>
-              <w:rPr>
-                <w:rFonts w:ascii="Arial" w:hAnsi="Arial" w:cs="Arial"/>
-              </w:rPr>
-              <w:t>unity</w:t>
-            </w:r>
-            <w:proofErr w:type="spellEnd"/>
-            <w:r>
-              <w:rPr>
-                <w:rFonts w:ascii="Arial" w:hAnsi="Arial" w:cs="Arial"/>
-              </w:rPr>
-              <w:t xml:space="preserve">, tutti i componenti erano chiamati “(script)” con caratteristica “(script)” e non andava nessuna funzione, gli </w:t>
-            </w:r>
-            <w:proofErr w:type="spellStart"/>
-            <w:r>
-              <w:rPr>
-                <w:rFonts w:ascii="Arial" w:hAnsi="Arial" w:cs="Arial"/>
-              </w:rPr>
-              <w:t>sprite</w:t>
-            </w:r>
-            <w:proofErr w:type="spellEnd"/>
-            <w:r>
-              <w:rPr>
-                <w:rFonts w:ascii="Arial" w:hAnsi="Arial" w:cs="Arial"/>
-              </w:rPr>
-              <w:t xml:space="preserve"> erano tutti senza texture.</w:t>
-            </w:r>
-          </w:p>
-          <w:p>
-            <w:pPr>
-              <w:rPr>
-                <w:rFonts w:ascii="Arial" w:hAnsi="Arial" w:cs="Arial"/>
-              </w:rPr>
-            </w:pPr>
-            <w:r>
-              <w:rPr>
-                <w:rFonts w:ascii="Arial" w:hAnsi="Arial" w:cs="Arial"/>
-              </w:rPr>
-              <w:t xml:space="preserve">Risolto capendo che è un problema nato dal force pull che ha cancellato le librerie e utility basi di </w:t>
-            </w:r>
-            <w:proofErr w:type="spellStart"/>
-            <w:r>
-              <w:rPr>
-                <w:rFonts w:ascii="Arial" w:hAnsi="Arial" w:cs="Arial"/>
-              </w:rPr>
-              <w:t>unity</w:t>
-            </w:r>
-            <w:proofErr w:type="spellEnd"/>
-            <w:r>
-              <w:rPr>
-                <w:rFonts w:ascii="Arial" w:hAnsi="Arial" w:cs="Arial"/>
-              </w:rPr>
-              <w:t>. Dopo averlo capito, risolto semplicemente cancellando tutto e copiando da uno dei compagni.</w:t>
+              <w:t>Ivan: non funzionava nulla su unity, tutti i componenti erano chiamati “(script)” con caratteristica “(script)” e non andava nessuna funzione, gli sprite erano tutti senza texture.</w:t>
+            </w:r>
+          </w:p>
+          <w:p>
+            <w:pPr>
+              <w:rPr>
+                <w:rFonts w:ascii="Arial" w:hAnsi="Arial" w:cs="Arial"/>
+              </w:rPr>
+            </w:pPr>
+            <w:r>
+              <w:rPr>
+                <w:rFonts w:ascii="Arial" w:hAnsi="Arial" w:cs="Arial"/>
+              </w:rPr>
+              <w:t>Risolto capendo che è un problema nato dal force pull che ha cancellato le librerie e utility basi di unity. Dopo averlo capito, risolto semplicemente cancellando tutto e copiando da uno dei compagni.</w:t>
             </w:r>
           </w:p>
           <w:p>
@@ -9350,51 +8230,21 @@
               <w:rPr>
                 <w:rFonts w:ascii="Arial" w:hAnsi="Arial" w:cs="Arial"/>
               </w:rPr>
-              <w:t xml:space="preserve">mpostazioni + fare </w:t>
-            </w:r>
-            <w:proofErr w:type="spellStart"/>
-            <w:r>
-              <w:rPr>
-                <w:rFonts w:ascii="Arial" w:hAnsi="Arial" w:cs="Arial"/>
-              </w:rPr>
-              <w:t>Hitbox</w:t>
-            </w:r>
-            <w:proofErr w:type="spellEnd"/>
-          </w:p>
-          <w:p>
-            <w:pPr>
-              <w:rPr>
-                <w:rFonts w:ascii="Arial" w:hAnsi="Arial" w:cs="Arial"/>
-              </w:rPr>
-            </w:pPr>
-            <w:r>
-              <w:rPr>
-                <w:rFonts w:ascii="Arial" w:hAnsi="Arial" w:cs="Arial"/>
-              </w:rPr>
-              <w:t xml:space="preserve">Quan: finire salto + </w:t>
-            </w:r>
-            <w:proofErr w:type="spellStart"/>
-            <w:r>
-              <w:rPr>
-                <w:rFonts w:ascii="Arial" w:hAnsi="Arial" w:cs="Arial"/>
-              </w:rPr>
-              <w:t>dash</w:t>
-            </w:r>
-            <w:proofErr w:type="spellEnd"/>
-            <w:r>
-              <w:rPr>
-                <w:rFonts w:ascii="Arial" w:hAnsi="Arial" w:cs="Arial"/>
-              </w:rPr>
-              <w:t xml:space="preserve"> + </w:t>
-            </w:r>
-            <w:proofErr w:type="spellStart"/>
-            <w:r>
-              <w:rPr>
-                <w:rFonts w:ascii="Arial" w:hAnsi="Arial" w:cs="Arial"/>
-              </w:rPr>
-              <w:t>rigidbody</w:t>
-            </w:r>
-            <w:proofErr w:type="spellEnd"/>
+              <w:t>mpostazioni + fare Hitbox</w:t>
+            </w:r>
+          </w:p>
+          <w:p>
+            <w:pPr>
+              <w:rPr>
+                <w:rFonts w:ascii="Arial" w:hAnsi="Arial" w:cs="Arial"/>
+              </w:rPr>
+            </w:pPr>
+            <w:r>
+              <w:rPr>
+                <w:rFonts w:ascii="Arial" w:hAnsi="Arial" w:cs="Arial"/>
+              </w:rPr>
+              <w:t>Quan: finire salto + dash + rigidbody</w:t>
+            </w:r>
           </w:p>
           <w:p>
             <w:pPr>
@@ -9418,42 +8268,20 @@
               <w:rPr>
                 <w:rFonts w:ascii="Arial" w:hAnsi="Arial" w:cs="Arial"/>
               </w:rPr>
-              <w:t xml:space="preserve"> + </w:t>
-            </w:r>
-            <w:proofErr w:type="spellStart"/>
-            <w:r>
-              <w:rPr>
-                <w:rFonts w:ascii="Arial" w:hAnsi="Arial" w:cs="Arial"/>
-              </w:rPr>
-              <w:t>json</w:t>
-            </w:r>
-            <w:proofErr w:type="spellEnd"/>
-          </w:p>
-          <w:p>
-            <w:pPr>
-              <w:rPr>
-                <w:rFonts w:ascii="Arial" w:hAnsi="Arial" w:cs="Arial"/>
-              </w:rPr>
-            </w:pPr>
-            <w:r>
-              <w:rPr>
-                <w:rFonts w:ascii="Arial" w:hAnsi="Arial" w:cs="Arial"/>
-              </w:rPr>
-              <w:t xml:space="preserve">Yasser: finire i calci, implementare </w:t>
-            </w:r>
-            <w:proofErr w:type="spellStart"/>
-            <w:r>
-              <w:rPr>
-                <w:rFonts w:ascii="Arial" w:hAnsi="Arial" w:cs="Arial"/>
-              </w:rPr>
-              <w:t>pre</w:t>
-            </w:r>
-            <w:proofErr w:type="spellEnd"/>
-            <w:r>
-              <w:rPr>
-                <w:rFonts w:ascii="Arial" w:hAnsi="Arial" w:cs="Arial"/>
-              </w:rPr>
-              <w:t xml:space="preserve"> partita + eventi</w:t>
+              <w:t xml:space="preserve"> + json</w:t>
+            </w:r>
+          </w:p>
+          <w:p>
+            <w:pPr>
+              <w:rPr>
+                <w:rFonts w:ascii="Arial" w:hAnsi="Arial" w:cs="Arial"/>
+              </w:rPr>
+            </w:pPr>
+            <w:r>
+              <w:rPr>
+                <w:rFonts w:ascii="Arial" w:hAnsi="Arial" w:cs="Arial"/>
+              </w:rPr>
+              <w:t>Yasser: finire i calci, implementare pre partita + eventi</w:t>
             </w:r>
           </w:p>
         </w:tc>
@@ -9509,28 +8337,12 @@
                 <w:rFonts w:ascii="Arial" w:hAnsi="Arial" w:cs="Arial"/>
               </w:rPr>
             </w:pPr>
-            <w:proofErr w:type="spellStart"/>
-            <w:r>
-              <w:rPr>
-                <w:rFonts w:ascii="Arial" w:hAnsi="Arial" w:cs="Arial"/>
-              </w:rPr>
-              <w:t>Daily</w:t>
-            </w:r>
-            <w:proofErr w:type="spellEnd"/>
-            <w:r>
-              <w:rPr>
-                <w:rFonts w:ascii="Arial" w:hAnsi="Arial" w:cs="Arial"/>
-              </w:rPr>
-              <w:t xml:space="preserve"> </w:t>
-            </w:r>
-            <w:proofErr w:type="spellStart"/>
-            <w:r>
-              <w:rPr>
-                <w:rFonts w:ascii="Arial" w:hAnsi="Arial" w:cs="Arial"/>
-              </w:rPr>
-              <w:t>Scrum</w:t>
-            </w:r>
-            <w:proofErr w:type="spellEnd"/>
+            <w:r>
+              <w:rPr>
+                <w:rFonts w:ascii="Arial" w:hAnsi="Arial" w:cs="Arial"/>
+              </w:rPr>
+              <w:t>Daily Scrum</w:t>
+            </w:r>
           </w:p>
         </w:tc>
       </w:tr>
@@ -9710,14 +8522,12 @@
               </w:rPr>
               <w:t xml:space="preserve"> + fare </w:t>
             </w:r>
-            <w:proofErr w:type="spellStart"/>
             <w:r>
               <w:rPr>
                 <w:rFonts w:ascii="Arial" w:hAnsi="Arial" w:cs="Arial"/>
               </w:rPr>
               <w:t>Hitbox</w:t>
             </w:r>
-            <w:proofErr w:type="spellEnd"/>
           </w:p>
           <w:p>
             <w:pPr>
@@ -9741,16 +8551,8 @@
               <w:rPr>
                 <w:rFonts w:ascii="Arial" w:hAnsi="Arial" w:cs="Arial"/>
               </w:rPr>
-              <w:t xml:space="preserve">salto + </w:t>
-            </w:r>
-            <w:proofErr w:type="spellStart"/>
-            <w:r>
-              <w:rPr>
-                <w:rFonts w:ascii="Arial" w:hAnsi="Arial" w:cs="Arial"/>
-              </w:rPr>
-              <w:t>dash</w:t>
-            </w:r>
-            <w:proofErr w:type="spellEnd"/>
+              <w:t>salto + dash</w:t>
+            </w:r>
             <w:r>
               <w:rPr>
                 <w:rFonts w:ascii="Arial" w:hAnsi="Arial" w:cs="Arial"/>
@@ -9761,16 +8563,8 @@
               <w:rPr>
                 <w:rFonts w:ascii="Arial" w:hAnsi="Arial" w:cs="Arial"/>
               </w:rPr>
-              <w:t xml:space="preserve">+ </w:t>
-            </w:r>
-            <w:proofErr w:type="spellStart"/>
-            <w:r>
-              <w:rPr>
-                <w:rFonts w:ascii="Arial" w:hAnsi="Arial" w:cs="Arial"/>
-              </w:rPr>
-              <w:t>rigidbody</w:t>
-            </w:r>
-            <w:proofErr w:type="spellEnd"/>
+              <w:t>+ rigidbody</w:t>
+            </w:r>
           </w:p>
           <w:p>
             <w:pPr>
@@ -9806,16 +8600,8 @@
               <w:rPr>
                 <w:rFonts w:ascii="Arial" w:hAnsi="Arial" w:cs="Arial"/>
               </w:rPr>
-              <w:t xml:space="preserve">+ </w:t>
-            </w:r>
-            <w:proofErr w:type="spellStart"/>
-            <w:r>
-              <w:rPr>
-                <w:rFonts w:ascii="Arial" w:hAnsi="Arial" w:cs="Arial"/>
-              </w:rPr>
-              <w:t>json</w:t>
-            </w:r>
-            <w:proofErr w:type="spellEnd"/>
+              <w:t>+ json</w:t>
+            </w:r>
           </w:p>
           <w:p>
             <w:pPr>
@@ -9839,21 +8625,7 @@
               <w:rPr>
                 <w:rFonts w:ascii="Arial" w:hAnsi="Arial" w:cs="Arial"/>
               </w:rPr>
-              <w:t xml:space="preserve">i calci, implementare </w:t>
-            </w:r>
-            <w:proofErr w:type="spellStart"/>
-            <w:r>
-              <w:rPr>
-                <w:rFonts w:ascii="Arial" w:hAnsi="Arial" w:cs="Arial"/>
-              </w:rPr>
-              <w:t>pre</w:t>
-            </w:r>
-            <w:proofErr w:type="spellEnd"/>
-            <w:r>
-              <w:rPr>
-                <w:rFonts w:ascii="Arial" w:hAnsi="Arial" w:cs="Arial"/>
-              </w:rPr>
-              <w:t xml:space="preserve"> partita</w:t>
+              <w:t>i calci, implementare pre partita</w:t>
             </w:r>
             <w:r>
               <w:rPr>
@@ -9970,16 +8742,8 @@
               <w:rPr>
                 <w:rFonts w:ascii="Arial" w:hAnsi="Arial" w:cs="Arial"/>
               </w:rPr>
-              <w:t xml:space="preserve">Sprint </w:t>
-            </w:r>
-            <w:proofErr w:type="spellStart"/>
-            <w:r>
-              <w:rPr>
-                <w:rFonts w:ascii="Arial" w:hAnsi="Arial" w:cs="Arial"/>
-              </w:rPr>
-              <w:t>Retrospective</w:t>
-            </w:r>
-            <w:proofErr w:type="spellEnd"/>
+              <w:t>Sprint Retrospective</w:t>
+            </w:r>
           </w:p>
         </w:tc>
       </w:tr>
@@ -10010,6 +8774,19 @@
           <w:rFonts w:ascii="Arial" w:hAnsi="Arial" w:cs="Arial"/>
         </w:rPr>
       </w:pPr>
+    </w:p>
+    <w:p>
+      <w:pPr>
+        <w:rPr>
+          <w:rFonts w:ascii="Arial" w:hAnsi="Arial" w:cs="Arial"/>
+        </w:rPr>
+      </w:pPr>
+      <w:r>
+        <w:rPr>
+          <w:rFonts w:ascii="Arial" w:hAnsi="Arial" w:cs="Arial"/>
+        </w:rPr>
+        <w:br w:type="page"/>
+      </w:r>
     </w:p>
     <w:tbl>
       <w:tblPr>
@@ -10047,6 +8824,7 @@
               <w:rPr>
                 <w:rFonts w:ascii="Arial" w:hAnsi="Arial" w:cs="Arial"/>
               </w:rPr>
+              <w:lastRenderedPageBreak/>
               <w:t>Luogo</w:t>
             </w:r>
           </w:p>
@@ -10132,13 +8910,7 @@
               <w:rPr>
                 <w:rFonts w:ascii="Arial" w:hAnsi="Arial" w:cs="Arial"/>
               </w:rPr>
-              <w:t>24</w:t>
-            </w:r>
-            <w:r>
-              <w:rPr>
-                <w:rFonts w:ascii="Arial" w:hAnsi="Arial" w:cs="Arial"/>
-              </w:rPr>
-              <w:t>.04.2026</w:t>
+              <w:t>24.04.2026</w:t>
             </w:r>
           </w:p>
         </w:tc>
@@ -10146,6 +8918,7 @@
     </w:tbl>
     <w:p>
       <w:pPr>
+        <w:spacing w:after="0"/>
         <w:rPr>
           <w:rFonts w:ascii="Arial" w:hAnsi="Arial" w:cs="Arial"/>
         </w:rPr>
@@ -10233,16 +9006,8 @@
               <w:rPr>
                 <w:rFonts w:ascii="Arial" w:hAnsi="Arial" w:cs="Arial"/>
               </w:rPr>
-              <w:t xml:space="preserve">Quan: Implementazione salto e </w:t>
-            </w:r>
-            <w:proofErr w:type="spellStart"/>
-            <w:r>
-              <w:rPr>
-                <w:rFonts w:ascii="Arial" w:hAnsi="Arial" w:cs="Arial"/>
-              </w:rPr>
-              <w:t>dash</w:t>
-            </w:r>
-            <w:proofErr w:type="spellEnd"/>
+              <w:t>Quan: Implementazione salto e dash</w:t>
+            </w:r>
           </w:p>
           <w:p>
             <w:pPr>
@@ -10261,21 +9026,7 @@
               <w:rPr>
                 <w:rFonts w:ascii="Arial" w:hAnsi="Arial" w:cs="Arial"/>
               </w:rPr>
-              <w:t xml:space="preserve"> Ricerca metodi di implementazione delle schermate e delle </w:t>
-            </w:r>
-            <w:proofErr w:type="spellStart"/>
-            <w:r>
-              <w:rPr>
-                <w:rFonts w:ascii="Arial" w:hAnsi="Arial" w:cs="Arial"/>
-              </w:rPr>
-              <w:t>hitbox</w:t>
-            </w:r>
-            <w:proofErr w:type="spellEnd"/>
-            <w:r>
-              <w:rPr>
-                <w:rFonts w:ascii="Arial" w:hAnsi="Arial" w:cs="Arial"/>
-              </w:rPr>
-              <w:t>.</w:t>
+              <w:t xml:space="preserve"> Ricerca metodi di implementazione delle schermate e delle hitbox.</w:t>
             </w:r>
           </w:p>
           <w:p>
@@ -10289,21 +9040,7 @@
               <w:rPr>
                 <w:rFonts w:ascii="Arial" w:hAnsi="Arial" w:cs="Arial"/>
               </w:rPr>
-              <w:t xml:space="preserve">Sidon: </w:t>
-            </w:r>
-            <w:proofErr w:type="spellStart"/>
-            <w:r>
-              <w:rPr>
-                <w:rFonts w:ascii="Arial" w:hAnsi="Arial" w:cs="Arial"/>
-              </w:rPr>
-              <w:t>Rifattorizzazione</w:t>
-            </w:r>
-            <w:proofErr w:type="spellEnd"/>
-            <w:r>
-              <w:rPr>
-                <w:rFonts w:ascii="Arial" w:hAnsi="Arial" w:cs="Arial"/>
-              </w:rPr>
-              <w:t xml:space="preserve"> dei percorsi e di tutte le cartelle</w:t>
+              <w:t>Sidon: Rifattorizzazione dei percorsi e di tutte le cartelle</w:t>
             </w:r>
           </w:p>
           <w:p>
@@ -10357,14 +9094,7 @@
               <w:rPr>
                 <w:rFonts w:ascii="Arial" w:hAnsi="Arial" w:cs="Arial"/>
               </w:rPr>
-              <w:t xml:space="preserve">Quan: Implementazione salto e </w:t>
-            </w:r>
-            <w:proofErr w:type="spellStart"/>
-            <w:r>
-              <w:rPr>
-                <w:rFonts w:ascii="Arial" w:hAnsi="Arial" w:cs="Arial"/>
-              </w:rPr>
-              <w:t>das</w:t>
+              <w:t>Quan: Implementazione salto e das</w:t>
             </w:r>
             <w:r>
               <w:rPr>
@@ -10372,7 +9102,6 @@
               </w:rPr>
               <w:t>h</w:t>
             </w:r>
-            <w:proofErr w:type="spellEnd"/>
           </w:p>
           <w:p>
             <w:pPr>
@@ -10422,21 +9151,7 @@
               <w:rPr>
                 <w:rFonts w:ascii="Arial" w:hAnsi="Arial" w:cs="Arial"/>
               </w:rPr>
-              <w:t xml:space="preserve"> iniziato le schermate </w:t>
-            </w:r>
-            <w:proofErr w:type="spellStart"/>
-            <w:r>
-              <w:rPr>
-                <w:rFonts w:ascii="Arial" w:hAnsi="Arial" w:cs="Arial"/>
-              </w:rPr>
-              <w:t>pre</w:t>
-            </w:r>
-            <w:proofErr w:type="spellEnd"/>
-            <w:r>
-              <w:rPr>
-                <w:rFonts w:ascii="Arial" w:hAnsi="Arial" w:cs="Arial"/>
-              </w:rPr>
-              <w:t xml:space="preserve"> partita</w:t>
+              <w:t xml:space="preserve"> iniziato le schermate pre partita</w:t>
             </w:r>
           </w:p>
         </w:tc>
@@ -10491,16 +9206,8 @@
               <w:rPr>
                 <w:rFonts w:ascii="Arial" w:hAnsi="Arial" w:cs="Arial"/>
               </w:rPr>
-              <w:t xml:space="preserve">Quan: Implementazione salto e </w:t>
-            </w:r>
-            <w:proofErr w:type="spellStart"/>
-            <w:r>
-              <w:rPr>
-                <w:rFonts w:ascii="Arial" w:hAnsi="Arial" w:cs="Arial"/>
-              </w:rPr>
-              <w:t>dash</w:t>
-            </w:r>
-            <w:proofErr w:type="spellEnd"/>
+              <w:t>Quan: Implementazione salto e dash</w:t>
+            </w:r>
           </w:p>
           <w:p>
             <w:pPr>
@@ -10513,35 +9220,7 @@
               <w:rPr>
                 <w:rFonts w:ascii="Arial" w:hAnsi="Arial" w:cs="Arial"/>
               </w:rPr>
-              <w:t xml:space="preserve">Ivan: aiutato </w:t>
-            </w:r>
-            <w:proofErr w:type="spellStart"/>
-            <w:r>
-              <w:rPr>
-                <w:rFonts w:ascii="Arial" w:hAnsi="Arial" w:cs="Arial"/>
-              </w:rPr>
-              <w:t>yasser</w:t>
-            </w:r>
-            <w:proofErr w:type="spellEnd"/>
-            <w:r>
-              <w:rPr>
-                <w:rFonts w:ascii="Arial" w:hAnsi="Arial" w:cs="Arial"/>
-              </w:rPr>
-              <w:t xml:space="preserve"> a fare le </w:t>
-            </w:r>
-            <w:proofErr w:type="spellStart"/>
-            <w:r>
-              <w:rPr>
-                <w:rFonts w:ascii="Arial" w:hAnsi="Arial" w:cs="Arial"/>
-              </w:rPr>
-              <w:t>pre</w:t>
-            </w:r>
-            <w:proofErr w:type="spellEnd"/>
-            <w:r>
-              <w:rPr>
-                <w:rFonts w:ascii="Arial" w:hAnsi="Arial" w:cs="Arial"/>
-              </w:rPr>
-              <w:t xml:space="preserve"> partita</w:t>
+              <w:t>Ivan: aiutato yasser a fare le pre partita</w:t>
             </w:r>
           </w:p>
           <w:p>
@@ -10555,21 +9234,7 @@
               <w:rPr>
                 <w:rFonts w:ascii="Arial" w:hAnsi="Arial" w:cs="Arial"/>
               </w:rPr>
-              <w:t xml:space="preserve">Yasser: fatto le schermate </w:t>
-            </w:r>
-            <w:proofErr w:type="spellStart"/>
-            <w:r>
-              <w:rPr>
-                <w:rFonts w:ascii="Arial" w:hAnsi="Arial" w:cs="Arial"/>
-              </w:rPr>
-              <w:t>pre</w:t>
-            </w:r>
-            <w:proofErr w:type="spellEnd"/>
-            <w:r>
-              <w:rPr>
-                <w:rFonts w:ascii="Arial" w:hAnsi="Arial" w:cs="Arial"/>
-              </w:rPr>
-              <w:t xml:space="preserve"> partita</w:t>
+              <w:t>Yasser: fatto le schermate pre partita</w:t>
             </w:r>
           </w:p>
           <w:p>
@@ -10623,90 +9288,34 @@
               <w:rPr>
                 <w:rFonts w:ascii="Arial" w:hAnsi="Arial" w:cs="Arial"/>
               </w:rPr>
-              <w:t xml:space="preserve">Quan: </w:t>
-            </w:r>
-            <w:r>
-              <w:rPr>
-                <w:rFonts w:ascii="Arial" w:hAnsi="Arial" w:cs="Arial"/>
-              </w:rPr>
-              <w:t>Messo insieme tutto</w:t>
-            </w:r>
-          </w:p>
-          <w:p>
-            <w:pPr>
-              <w:rPr>
-                <w:rFonts w:ascii="Arial" w:hAnsi="Arial" w:cs="Arial"/>
-              </w:rPr>
-            </w:pPr>
-            <w:r>
-              <w:rPr>
-                <w:rFonts w:ascii="Arial" w:hAnsi="Arial" w:cs="Arial"/>
-              </w:rPr>
-              <w:t xml:space="preserve">Ivan: iniziato le </w:t>
-            </w:r>
-            <w:proofErr w:type="spellStart"/>
-            <w:r>
-              <w:rPr>
-                <w:rFonts w:ascii="Arial" w:hAnsi="Arial" w:cs="Arial"/>
-              </w:rPr>
-              <w:t>hitbox</w:t>
-            </w:r>
-            <w:proofErr w:type="spellEnd"/>
-            <w:r>
-              <w:rPr>
-                <w:rFonts w:ascii="Arial" w:hAnsi="Arial" w:cs="Arial"/>
-              </w:rPr>
-              <w:t xml:space="preserve"> (buon punto)</w:t>
-            </w:r>
-          </w:p>
-          <w:p>
-            <w:pPr>
-              <w:rPr>
-                <w:rFonts w:ascii="Arial" w:hAnsi="Arial" w:cs="Arial"/>
-              </w:rPr>
-            </w:pPr>
-            <w:r>
-              <w:rPr>
-                <w:rFonts w:ascii="Arial" w:hAnsi="Arial" w:cs="Arial"/>
-              </w:rPr>
-              <w:t xml:space="preserve">Sidon: wiki + integrazione di </w:t>
-            </w:r>
-            <w:proofErr w:type="spellStart"/>
-            <w:r>
-              <w:rPr>
-                <w:rFonts w:ascii="Arial" w:hAnsi="Arial" w:cs="Arial"/>
-              </w:rPr>
-              <w:t>jump</w:t>
-            </w:r>
-            <w:proofErr w:type="spellEnd"/>
-            <w:r>
-              <w:rPr>
-                <w:rFonts w:ascii="Arial" w:hAnsi="Arial" w:cs="Arial"/>
-              </w:rPr>
-              <w:t xml:space="preserve"> e </w:t>
-            </w:r>
-            <w:proofErr w:type="spellStart"/>
-            <w:r>
-              <w:rPr>
-                <w:rFonts w:ascii="Arial" w:hAnsi="Arial" w:cs="Arial"/>
-              </w:rPr>
-              <w:t>dash</w:t>
-            </w:r>
-            <w:proofErr w:type="spellEnd"/>
-            <w:r>
-              <w:rPr>
-                <w:rFonts w:ascii="Arial" w:hAnsi="Arial" w:cs="Arial"/>
-              </w:rPr>
-              <w:t xml:space="preserve"> di </w:t>
-            </w:r>
-            <w:proofErr w:type="spellStart"/>
-            <w:r>
-              <w:rPr>
-                <w:rFonts w:ascii="Arial" w:hAnsi="Arial" w:cs="Arial"/>
-              </w:rPr>
-              <w:t>quan</w:t>
-            </w:r>
-            <w:proofErr w:type="spellEnd"/>
+              <w:t>Quan: Messo insieme tutto</w:t>
+            </w:r>
+          </w:p>
+          <w:p>
+            <w:pPr>
+              <w:rPr>
+                <w:rFonts w:ascii="Arial" w:hAnsi="Arial" w:cs="Arial"/>
+              </w:rPr>
+            </w:pPr>
+            <w:r>
+              <w:rPr>
+                <w:rFonts w:ascii="Arial" w:hAnsi="Arial" w:cs="Arial"/>
+              </w:rPr>
+              <w:t>Ivan: iniziato le hitbox (buon punto)</w:t>
+            </w:r>
+          </w:p>
+          <w:p>
+            <w:pPr>
+              <w:rPr>
+                <w:rFonts w:ascii="Arial" w:hAnsi="Arial" w:cs="Arial"/>
+              </w:rPr>
+            </w:pPr>
+            <w:r>
+              <w:rPr>
+                <w:rFonts w:ascii="Arial" w:hAnsi="Arial" w:cs="Arial"/>
+              </w:rPr>
+              <w:t>Sidon: wiki + integrazione di jump e dash di quan</w:t>
+            </w:r>
           </w:p>
           <w:p>
             <w:pPr>
@@ -10724,21 +9333,7 @@
               <w:rPr>
                 <w:rFonts w:ascii="Arial" w:hAnsi="Arial" w:cs="Arial"/>
               </w:rPr>
-              <w:t xml:space="preserve">finito le </w:t>
-            </w:r>
-            <w:proofErr w:type="spellStart"/>
-            <w:r>
-              <w:rPr>
-                <w:rFonts w:ascii="Arial" w:hAnsi="Arial" w:cs="Arial"/>
-              </w:rPr>
-              <w:t>pre</w:t>
-            </w:r>
-            <w:proofErr w:type="spellEnd"/>
-            <w:r>
-              <w:rPr>
-                <w:rFonts w:ascii="Arial" w:hAnsi="Arial" w:cs="Arial"/>
-              </w:rPr>
-              <w:t xml:space="preserve"> partita, </w:t>
+              <w:t xml:space="preserve">finito le pre partita, </w:t>
             </w:r>
             <w:r>
               <w:rPr>
@@ -10750,49 +9345,13 @@
               <w:rPr>
                 <w:rFonts w:ascii="Arial" w:hAnsi="Arial" w:cs="Arial"/>
               </w:rPr>
-              <w:t xml:space="preserve"> con </w:t>
-            </w:r>
-            <w:proofErr w:type="gramStart"/>
-            <w:r>
-              <w:rPr>
-                <w:rFonts w:ascii="Arial" w:hAnsi="Arial" w:cs="Arial"/>
-              </w:rPr>
-              <w:t>il sore</w:t>
-            </w:r>
-            <w:proofErr w:type="gramEnd"/>
-            <w:r>
-              <w:rPr>
-                <w:rFonts w:ascii="Arial" w:hAnsi="Arial" w:cs="Arial"/>
-              </w:rPr>
-              <w:t xml:space="preserve"> (mini </w:t>
-            </w:r>
-            <w:proofErr w:type="spellStart"/>
-            <w:r>
-              <w:rPr>
-                <w:rFonts w:ascii="Arial" w:hAnsi="Arial" w:cs="Arial"/>
-              </w:rPr>
-              <w:t>daily</w:t>
-            </w:r>
-            <w:proofErr w:type="spellEnd"/>
-            <w:r>
-              <w:rPr>
-                <w:rFonts w:ascii="Arial" w:hAnsi="Arial" w:cs="Arial"/>
-              </w:rPr>
-              <w:t xml:space="preserve"> </w:t>
-            </w:r>
-            <w:proofErr w:type="spellStart"/>
-            <w:r>
-              <w:rPr>
-                <w:rFonts w:ascii="Arial" w:hAnsi="Arial" w:cs="Arial"/>
-              </w:rPr>
-              <w:t>scrum</w:t>
-            </w:r>
-            <w:proofErr w:type="spellEnd"/>
-            <w:r>
-              <w:rPr>
-                <w:rFonts w:ascii="Arial" w:hAnsi="Arial" w:cs="Arial"/>
-              </w:rPr>
-              <w:t>) su come si pronuncia “Yasser”</w:t>
+              <w:t xml:space="preserve"> con il sore</w:t>
+            </w:r>
+            <w:r>
+              <w:rPr>
+                <w:rFonts w:ascii="Arial" w:hAnsi="Arial" w:cs="Arial"/>
+              </w:rPr>
+              <w:t xml:space="preserve"> (mini daily scrum) su come si pronuncia “Yasser”</w:t>
             </w:r>
           </w:p>
         </w:tc>
@@ -11005,16 +9564,8 @@
               <w:rPr>
                 <w:rFonts w:ascii="Arial" w:hAnsi="Arial" w:cs="Arial"/>
               </w:rPr>
-              <w:t xml:space="preserve">Finire </w:t>
-            </w:r>
-            <w:proofErr w:type="spellStart"/>
-            <w:r>
-              <w:rPr>
-                <w:rFonts w:ascii="Arial" w:hAnsi="Arial" w:cs="Arial"/>
-              </w:rPr>
-              <w:t>hitbox</w:t>
-            </w:r>
-            <w:proofErr w:type="spellEnd"/>
+              <w:t>Finire hitbox</w:t>
+            </w:r>
           </w:p>
           <w:p>
             <w:pPr>
@@ -11038,16 +9589,8 @@
               <w:rPr>
                 <w:rFonts w:ascii="Arial" w:hAnsi="Arial" w:cs="Arial"/>
               </w:rPr>
-              <w:t xml:space="preserve"> + aiutare </w:t>
-            </w:r>
-            <w:proofErr w:type="spellStart"/>
-            <w:r>
-              <w:rPr>
-                <w:rFonts w:ascii="Arial" w:hAnsi="Arial" w:cs="Arial"/>
-              </w:rPr>
-              <w:t>ivan</w:t>
-            </w:r>
-            <w:proofErr w:type="spellEnd"/>
+              <w:t xml:space="preserve"> + aiutare ivan</w:t>
+            </w:r>
           </w:p>
           <w:p>
             <w:pPr>
@@ -11102,27 +9645,12 @@
               <w:rPr>
                 <w:rFonts w:ascii="Arial" w:hAnsi="Arial" w:cs="Arial"/>
               </w:rPr>
-              <w:t xml:space="preserve">fare </w:t>
-            </w:r>
-            <w:proofErr w:type="spellStart"/>
-            <w:r>
-              <w:rPr>
-                <w:rFonts w:ascii="Arial" w:hAnsi="Arial" w:cs="Arial"/>
-              </w:rPr>
-              <w:t>json</w:t>
-            </w:r>
-            <w:proofErr w:type="spellEnd"/>
+              <w:t>fare json</w:t>
+            </w:r>
           </w:p>
         </w:tc>
       </w:tr>
     </w:tbl>
-    <w:p>
-      <w:pPr>
-        <w:rPr>
-          <w:rFonts w:ascii="Arial" w:hAnsi="Arial" w:cs="Arial"/>
-        </w:rPr>
-      </w:pPr>
-    </w:p>
     <w:p>
       <w:pPr>
         <w:pStyle w:val="Titolo2"/>
@@ -11136,97 +9664,6 @@
         </w:rPr>
         <w:t>Agile - Resoconto</w:t>
       </w:r>
-    </w:p>
-    <w:p/>
-    <w:tbl>
-      <w:tblPr>
-        <w:tblStyle w:val="Grigliatabella"/>
-        <w:tblW w:w="0" w:type="auto"/>
-        <w:tblLook w:val="04A0" w:firstRow="1" w:lastRow="0" w:firstColumn="1" w:lastColumn="0" w:noHBand="0" w:noVBand="1"/>
-      </w:tblPr>
-      <w:tblGrid>
-        <w:gridCol w:w="9628"/>
-      </w:tblGrid>
-      <w:tr>
-        <w:tc>
-          <w:tcPr>
-            <w:tcW w:w="9854" w:type="dxa"/>
-            <w:tcBorders>
-              <w:top w:val="single" w:sz="4" w:space="0" w:color="auto"/>
-              <w:left w:val="single" w:sz="4" w:space="0" w:color="auto"/>
-              <w:bottom w:val="single" w:sz="4" w:space="0" w:color="auto"/>
-              <w:right w:val="single" w:sz="4" w:space="0" w:color="auto"/>
-            </w:tcBorders>
-            <w:shd w:val="clear" w:color="auto" w:fill="D9D9D9" w:themeFill="background1" w:themeFillShade="D9"/>
-            <w:hideMark/>
-          </w:tcPr>
-          <w:p>
-            <w:pPr>
-              <w:rPr>
-                <w:rFonts w:ascii="Arial" w:hAnsi="Arial" w:cs="Arial"/>
-              </w:rPr>
-            </w:pPr>
-            <w:proofErr w:type="spellStart"/>
-            <w:r>
-              <w:rPr>
-                <w:rFonts w:ascii="Arial" w:hAnsi="Arial" w:cs="Arial"/>
-              </w:rPr>
-              <w:t>Daily</w:t>
-            </w:r>
-            <w:proofErr w:type="spellEnd"/>
-            <w:r>
-              <w:rPr>
-                <w:rFonts w:ascii="Arial" w:hAnsi="Arial" w:cs="Arial"/>
-              </w:rPr>
-              <w:t xml:space="preserve"> </w:t>
-            </w:r>
-            <w:proofErr w:type="spellStart"/>
-            <w:r>
-              <w:rPr>
-                <w:rFonts w:ascii="Arial" w:hAnsi="Arial" w:cs="Arial"/>
-              </w:rPr>
-              <w:t>Scrum</w:t>
-            </w:r>
-            <w:proofErr w:type="spellEnd"/>
-          </w:p>
-        </w:tc>
-      </w:tr>
-      <w:tr>
-        <w:tc>
-          <w:tcPr>
-            <w:tcW w:w="9854" w:type="dxa"/>
-            <w:tcBorders>
-              <w:top w:val="single" w:sz="4" w:space="0" w:color="auto"/>
-              <w:left w:val="single" w:sz="4" w:space="0" w:color="auto"/>
-              <w:bottom w:val="single" w:sz="4" w:space="0" w:color="auto"/>
-              <w:right w:val="single" w:sz="4" w:space="0" w:color="auto"/>
-            </w:tcBorders>
-          </w:tcPr>
-          <w:p>
-            <w:pPr>
-              <w:tabs>
-                <w:tab w:val="left" w:pos="3159"/>
-              </w:tabs>
-              <w:rPr>
-                <w:rFonts w:ascii="Arial" w:hAnsi="Arial" w:cs="Arial"/>
-              </w:rPr>
-            </w:pPr>
-            <w:r>
-              <w:rPr>
-                <w:rFonts w:ascii="Arial" w:hAnsi="Arial" w:cs="Arial"/>
-              </w:rPr>
-              <w:t xml:space="preserve"> </w:t>
-            </w:r>
-          </w:p>
-        </w:tc>
-      </w:tr>
-    </w:tbl>
-    <w:p>
-      <w:pPr>
-        <w:rPr>
-          <w:rFonts w:ascii="Arial" w:hAnsi="Arial" w:cs="Arial"/>
-        </w:rPr>
-      </w:pPr>
     </w:p>
     <w:tbl>
       <w:tblPr>
@@ -11240,7 +9677,7 @@
       <w:tr>
         <w:tc>
           <w:tcPr>
-            <w:tcW w:w="9854" w:type="dxa"/>
+            <w:tcW w:w="9628" w:type="dxa"/>
             <w:tcBorders>
               <w:top w:val="single" w:sz="4" w:space="0" w:color="auto"/>
               <w:left w:val="single" w:sz="4" w:space="0" w:color="auto"/>
@@ -11260,16 +9697,15 @@
               <w:rPr>
                 <w:rFonts w:ascii="Arial" w:hAnsi="Arial" w:cs="Arial"/>
               </w:rPr>
-              <w:lastRenderedPageBreak/>
-              <w:t>Sprint Planning</w:t>
-            </w:r>
-          </w:p>
-        </w:tc>
-      </w:tr>
-      <w:tr>
-        <w:tc>
-          <w:tcPr>
-            <w:tcW w:w="9854" w:type="dxa"/>
+              <w:t>Daily Scrum</w:t>
+            </w:r>
+          </w:p>
+        </w:tc>
+      </w:tr>
+      <w:tr>
+        <w:tc>
+          <w:tcPr>
+            <w:tcW w:w="9628" w:type="dxa"/>
             <w:tcBorders>
               <w:top w:val="single" w:sz="4" w:space="0" w:color="auto"/>
               <w:left w:val="single" w:sz="4" w:space="0" w:color="auto"/>
@@ -11279,10 +9715,19 @@
           </w:tcPr>
           <w:p>
             <w:pPr>
-              <w:rPr>
-                <w:rFonts w:ascii="Arial" w:hAnsi="Arial" w:cs="Arial"/>
-              </w:rPr>
-            </w:pPr>
+              <w:tabs>
+                <w:tab w:val="left" w:pos="3159"/>
+              </w:tabs>
+              <w:rPr>
+                <w:rFonts w:ascii="Arial" w:hAnsi="Arial" w:cs="Arial"/>
+              </w:rPr>
+            </w:pPr>
+            <w:r>
+              <w:rPr>
+                <w:rFonts w:ascii="Arial" w:hAnsi="Arial" w:cs="Arial"/>
+              </w:rPr>
+              <w:t xml:space="preserve"> </w:t>
+            </w:r>
           </w:p>
         </w:tc>
       </w:tr>
@@ -11326,7 +9771,7 @@
               <w:rPr>
                 <w:rFonts w:ascii="Arial" w:hAnsi="Arial" w:cs="Arial"/>
               </w:rPr>
-              <w:t>Sprint Review</w:t>
+              <w:t>Sprint Planning</w:t>
             </w:r>
           </w:p>
         </w:tc>
@@ -11348,18 +9793,6 @@
                 <w:rFonts w:ascii="Arial" w:hAnsi="Arial" w:cs="Arial"/>
               </w:rPr>
             </w:pPr>
-            <w:r>
-              <w:rPr>
-                <w:rFonts w:ascii="Arial" w:hAnsi="Arial" w:cs="Arial"/>
-              </w:rPr>
-              <w:t>La presentazione è andata bene, abbiamo spiegato al docente cosa abbiamo fatto in questo sprint</w:t>
-            </w:r>
-            <w:r>
-              <w:rPr>
-                <w:rFonts w:ascii="Arial" w:hAnsi="Arial" w:cs="Arial"/>
-              </w:rPr>
-              <w:t xml:space="preserve">. </w:t>
-            </w:r>
           </w:p>
         </w:tc>
       </w:tr>
@@ -11403,16 +9836,1124 @@
               <w:rPr>
                 <w:rFonts w:ascii="Arial" w:hAnsi="Arial" w:cs="Arial"/>
               </w:rPr>
-              <w:t xml:space="preserve">Sprint </w:t>
-            </w:r>
-            <w:proofErr w:type="spellStart"/>
-            <w:r>
-              <w:rPr>
-                <w:rFonts w:ascii="Arial" w:hAnsi="Arial" w:cs="Arial"/>
-              </w:rPr>
-              <w:t>Retrospective</w:t>
-            </w:r>
-            <w:proofErr w:type="spellEnd"/>
+              <w:t>Sprint Review</w:t>
+            </w:r>
+          </w:p>
+        </w:tc>
+      </w:tr>
+      <w:tr>
+        <w:tc>
+          <w:tcPr>
+            <w:tcW w:w="9854" w:type="dxa"/>
+            <w:tcBorders>
+              <w:top w:val="single" w:sz="4" w:space="0" w:color="auto"/>
+              <w:left w:val="single" w:sz="4" w:space="0" w:color="auto"/>
+              <w:bottom w:val="single" w:sz="4" w:space="0" w:color="auto"/>
+              <w:right w:val="single" w:sz="4" w:space="0" w:color="auto"/>
+            </w:tcBorders>
+          </w:tcPr>
+          <w:p>
+            <w:pPr>
+              <w:rPr>
+                <w:rFonts w:ascii="Arial" w:hAnsi="Arial" w:cs="Arial"/>
+              </w:rPr>
+            </w:pPr>
+            <w:r>
+              <w:rPr>
+                <w:rFonts w:ascii="Arial" w:hAnsi="Arial" w:cs="Arial"/>
+              </w:rPr>
+              <w:t>La presentazione è andata bene, abbiamo spiegato al docente cosa abbiamo fatto in questo sprint</w:t>
+            </w:r>
+            <w:r>
+              <w:rPr>
+                <w:rFonts w:ascii="Arial" w:hAnsi="Arial" w:cs="Arial"/>
+              </w:rPr>
+              <w:t xml:space="preserve">. </w:t>
+            </w:r>
+          </w:p>
+        </w:tc>
+      </w:tr>
+    </w:tbl>
+    <w:p>
+      <w:pPr>
+        <w:rPr>
+          <w:rFonts w:ascii="Arial" w:hAnsi="Arial" w:cs="Arial"/>
+        </w:rPr>
+      </w:pPr>
+    </w:p>
+    <w:tbl>
+      <w:tblPr>
+        <w:tblStyle w:val="Grigliatabella"/>
+        <w:tblW w:w="9634" w:type="dxa"/>
+        <w:tblLook w:val="04A0" w:firstRow="1" w:lastRow="0" w:firstColumn="1" w:lastColumn="0" w:noHBand="0" w:noVBand="1"/>
+      </w:tblPr>
+      <w:tblGrid>
+        <w:gridCol w:w="4803"/>
+        <w:gridCol w:w="4825"/>
+        <w:gridCol w:w="6"/>
+      </w:tblGrid>
+      <w:tr>
+        <w:trPr>
+          <w:gridAfter w:val="1"/>
+          <w:wAfter w:w="6" w:type="dxa"/>
+        </w:trPr>
+        <w:tc>
+          <w:tcPr>
+            <w:tcW w:w="9628" w:type="dxa"/>
+            <w:gridSpan w:val="2"/>
+            <w:tcBorders>
+              <w:top w:val="single" w:sz="4" w:space="0" w:color="auto"/>
+              <w:left w:val="single" w:sz="4" w:space="0" w:color="auto"/>
+              <w:bottom w:val="single" w:sz="4" w:space="0" w:color="auto"/>
+              <w:right w:val="single" w:sz="4" w:space="0" w:color="auto"/>
+            </w:tcBorders>
+            <w:shd w:val="clear" w:color="auto" w:fill="D9D9D9" w:themeFill="background1" w:themeFillShade="D9"/>
+            <w:hideMark/>
+          </w:tcPr>
+          <w:p>
+            <w:pPr>
+              <w:rPr>
+                <w:rFonts w:ascii="Arial" w:hAnsi="Arial" w:cs="Arial"/>
+              </w:rPr>
+            </w:pPr>
+            <w:r>
+              <w:rPr>
+                <w:rFonts w:ascii="Arial" w:hAnsi="Arial" w:cs="Arial"/>
+              </w:rPr>
+              <w:t>Sprint Retrospective</w:t>
+            </w:r>
+          </w:p>
+        </w:tc>
+      </w:tr>
+      <w:tr>
+        <w:trPr>
+          <w:gridAfter w:val="1"/>
+          <w:wAfter w:w="6" w:type="dxa"/>
+        </w:trPr>
+        <w:tc>
+          <w:tcPr>
+            <w:tcW w:w="9628" w:type="dxa"/>
+            <w:gridSpan w:val="2"/>
+            <w:tcBorders>
+              <w:top w:val="single" w:sz="4" w:space="0" w:color="auto"/>
+              <w:left w:val="single" w:sz="4" w:space="0" w:color="auto"/>
+              <w:bottom w:val="single" w:sz="4" w:space="0" w:color="auto"/>
+              <w:right w:val="single" w:sz="4" w:space="0" w:color="auto"/>
+            </w:tcBorders>
+          </w:tcPr>
+          <w:p>
+            <w:pPr>
+              <w:rPr>
+                <w:rFonts w:ascii="Arial" w:hAnsi="Arial" w:cs="Arial"/>
+              </w:rPr>
+            </w:pPr>
+          </w:p>
+        </w:tc>
+      </w:tr>
+      <w:tr>
+        <w:trPr>
+          <w:trHeight w:hRule="exact" w:val="397"/>
+        </w:trPr>
+        <w:tc>
+          <w:tcPr>
+            <w:tcW w:w="4803" w:type="dxa"/>
+            <w:tcBorders>
+              <w:top w:val="single" w:sz="4" w:space="0" w:color="auto"/>
+              <w:left w:val="single" w:sz="4" w:space="0" w:color="auto"/>
+              <w:bottom w:val="single" w:sz="4" w:space="0" w:color="auto"/>
+              <w:right w:val="single" w:sz="4" w:space="0" w:color="auto"/>
+            </w:tcBorders>
+            <w:vAlign w:val="center"/>
+            <w:hideMark/>
+          </w:tcPr>
+          <w:p>
+            <w:pPr>
+              <w:rPr>
+                <w:rFonts w:ascii="Arial" w:hAnsi="Arial" w:cs="Arial"/>
+              </w:rPr>
+            </w:pPr>
+            <w:r>
+              <w:rPr>
+                <w:rFonts w:ascii="Arial" w:hAnsi="Arial" w:cs="Arial"/>
+              </w:rPr>
+              <w:lastRenderedPageBreak/>
+              <w:t>Luogo</w:t>
+            </w:r>
+          </w:p>
+        </w:tc>
+        <w:tc>
+          <w:tcPr>
+            <w:tcW w:w="4831" w:type="dxa"/>
+            <w:gridSpan w:val="2"/>
+            <w:tcBorders>
+              <w:top w:val="single" w:sz="4" w:space="0" w:color="auto"/>
+              <w:left w:val="single" w:sz="4" w:space="0" w:color="auto"/>
+              <w:bottom w:val="single" w:sz="4" w:space="0" w:color="auto"/>
+              <w:right w:val="single" w:sz="4" w:space="0" w:color="auto"/>
+            </w:tcBorders>
+            <w:vAlign w:val="center"/>
+            <w:hideMark/>
+          </w:tcPr>
+          <w:p>
+            <w:pPr>
+              <w:pStyle w:val="Nessunaspaziatura"/>
+              <w:spacing w:line="360" w:lineRule="auto"/>
+              <w:rPr>
+                <w:rFonts w:ascii="Arial" w:hAnsi="Arial" w:cs="Arial"/>
+              </w:rPr>
+            </w:pPr>
+            <w:r>
+              <w:rPr>
+                <w:rFonts w:ascii="Arial" w:hAnsi="Arial" w:cs="Arial"/>
+              </w:rPr>
+              <w:t>Canobbio</w:t>
+            </w:r>
+          </w:p>
+        </w:tc>
+      </w:tr>
+      <w:tr>
+        <w:trPr>
+          <w:trHeight w:hRule="exact" w:val="397"/>
+        </w:trPr>
+        <w:tc>
+          <w:tcPr>
+            <w:tcW w:w="4803" w:type="dxa"/>
+            <w:tcBorders>
+              <w:top w:val="single" w:sz="4" w:space="0" w:color="auto"/>
+              <w:left w:val="single" w:sz="4" w:space="0" w:color="auto"/>
+              <w:bottom w:val="single" w:sz="4" w:space="0" w:color="auto"/>
+              <w:right w:val="single" w:sz="4" w:space="0" w:color="auto"/>
+            </w:tcBorders>
+            <w:vAlign w:val="center"/>
+            <w:hideMark/>
+          </w:tcPr>
+          <w:p>
+            <w:pPr>
+              <w:rPr>
+                <w:rFonts w:ascii="Arial" w:hAnsi="Arial" w:cs="Arial"/>
+              </w:rPr>
+            </w:pPr>
+            <w:r>
+              <w:rPr>
+                <w:rFonts w:ascii="Arial" w:hAnsi="Arial" w:cs="Arial"/>
+              </w:rPr>
+              <w:t>Data</w:t>
+            </w:r>
+          </w:p>
+        </w:tc>
+        <w:tc>
+          <w:tcPr>
+            <w:tcW w:w="4831" w:type="dxa"/>
+            <w:gridSpan w:val="2"/>
+            <w:tcBorders>
+              <w:top w:val="single" w:sz="4" w:space="0" w:color="auto"/>
+              <w:left w:val="single" w:sz="4" w:space="0" w:color="auto"/>
+              <w:bottom w:val="single" w:sz="4" w:space="0" w:color="auto"/>
+              <w:right w:val="single" w:sz="4" w:space="0" w:color="auto"/>
+            </w:tcBorders>
+            <w:vAlign w:val="center"/>
+            <w:hideMark/>
+          </w:tcPr>
+          <w:p>
+            <w:pPr>
+              <w:rPr>
+                <w:rFonts w:ascii="Arial" w:hAnsi="Arial" w:cs="Arial"/>
+              </w:rPr>
+            </w:pPr>
+            <w:r>
+              <w:rPr>
+                <w:rFonts w:ascii="Arial" w:hAnsi="Arial" w:cs="Arial"/>
+              </w:rPr>
+              <w:t>08</w:t>
+            </w:r>
+            <w:r>
+              <w:rPr>
+                <w:rFonts w:ascii="Arial" w:hAnsi="Arial" w:cs="Arial"/>
+              </w:rPr>
+              <w:t>.0</w:t>
+            </w:r>
+            <w:r>
+              <w:rPr>
+                <w:rFonts w:ascii="Arial" w:hAnsi="Arial" w:cs="Arial"/>
+              </w:rPr>
+              <w:t>5</w:t>
+            </w:r>
+            <w:r>
+              <w:rPr>
+                <w:rFonts w:ascii="Arial" w:hAnsi="Arial" w:cs="Arial"/>
+              </w:rPr>
+              <w:t>.2026</w:t>
+            </w:r>
+          </w:p>
+        </w:tc>
+      </w:tr>
+    </w:tbl>
+    <w:p>
+      <w:pPr>
+        <w:spacing w:after="0"/>
+        <w:rPr>
+          <w:rFonts w:ascii="Arial" w:hAnsi="Arial" w:cs="Arial"/>
+        </w:rPr>
+      </w:pPr>
+    </w:p>
+    <w:tbl>
+      <w:tblPr>
+        <w:tblStyle w:val="Grigliatabella"/>
+        <w:tblW w:w="0" w:type="auto"/>
+        <w:tblLook w:val="04A0" w:firstRow="1" w:lastRow="0" w:firstColumn="1" w:lastColumn="0" w:noHBand="0" w:noVBand="1"/>
+      </w:tblPr>
+      <w:tblGrid>
+        <w:gridCol w:w="1555"/>
+        <w:gridCol w:w="8073"/>
+      </w:tblGrid>
+      <w:tr>
+        <w:tc>
+          <w:tcPr>
+            <w:tcW w:w="9628" w:type="dxa"/>
+            <w:gridSpan w:val="2"/>
+            <w:shd w:val="clear" w:color="auto" w:fill="D9D9D9" w:themeFill="background1" w:themeFillShade="D9"/>
+          </w:tcPr>
+          <w:p>
+            <w:pPr>
+              <w:rPr>
+                <w:rFonts w:ascii="Arial" w:hAnsi="Arial" w:cs="Arial"/>
+              </w:rPr>
+            </w:pPr>
+            <w:r>
+              <w:rPr>
+                <w:rFonts w:ascii="Arial" w:hAnsi="Arial" w:cs="Arial"/>
+              </w:rPr>
+              <w:t>Lavori svolti</w:t>
+            </w:r>
+          </w:p>
+        </w:tc>
+      </w:tr>
+      <w:tr>
+        <w:tc>
+          <w:tcPr>
+            <w:tcW w:w="1555" w:type="dxa"/>
+            <w:vAlign w:val="center"/>
+          </w:tcPr>
+          <w:p>
+            <w:pPr>
+              <w:jc w:val="center"/>
+              <w:rPr>
+                <w:rFonts w:ascii="Arial" w:hAnsi="Arial" w:cs="Arial"/>
+              </w:rPr>
+            </w:pPr>
+            <w:r>
+              <w:rPr>
+                <w:rFonts w:ascii="Arial" w:hAnsi="Arial" w:cs="Arial"/>
+              </w:rPr>
+              <w:t>8:20-9:35</w:t>
+            </w:r>
+          </w:p>
+        </w:tc>
+        <w:tc>
+          <w:tcPr>
+            <w:tcW w:w="8073" w:type="dxa"/>
+          </w:tcPr>
+          <w:p>
+            <w:pPr>
+              <w:jc w:val="both"/>
+              <w:rPr>
+                <w:rFonts w:ascii="Arial" w:hAnsi="Arial" w:cs="Arial"/>
+              </w:rPr>
+            </w:pPr>
+            <w:r>
+              <w:rPr>
+                <w:rFonts w:ascii="Arial" w:hAnsi="Arial" w:cs="Arial"/>
+              </w:rPr>
+              <w:t>Ivan: Assente</w:t>
+            </w:r>
+          </w:p>
+          <w:p>
+            <w:pPr>
+              <w:jc w:val="both"/>
+              <w:rPr>
+                <w:rFonts w:ascii="Arial" w:hAnsi="Arial" w:cs="Arial"/>
+              </w:rPr>
+            </w:pPr>
+            <w:r>
+              <w:rPr>
+                <w:rFonts w:ascii="Arial" w:hAnsi="Arial" w:cs="Arial"/>
+              </w:rPr>
+              <w:t>Tutti: Teoria su Solid</w:t>
+            </w:r>
+          </w:p>
+        </w:tc>
+      </w:tr>
+      <w:tr>
+        <w:tc>
+          <w:tcPr>
+            <w:tcW w:w="1555" w:type="dxa"/>
+            <w:vAlign w:val="center"/>
+          </w:tcPr>
+          <w:p>
+            <w:pPr>
+              <w:jc w:val="center"/>
+              <w:rPr>
+                <w:rFonts w:ascii="Arial" w:hAnsi="Arial" w:cs="Arial"/>
+              </w:rPr>
+            </w:pPr>
+            <w:r>
+              <w:rPr>
+                <w:rFonts w:ascii="Arial" w:hAnsi="Arial" w:cs="Arial"/>
+              </w:rPr>
+              <w:t>9:50-11:35</w:t>
+            </w:r>
+          </w:p>
+        </w:tc>
+        <w:tc>
+          <w:tcPr>
+            <w:tcW w:w="8073" w:type="dxa"/>
+          </w:tcPr>
+          <w:p>
+            <w:pPr>
+              <w:rPr>
+                <w:rFonts w:ascii="Arial" w:hAnsi="Arial" w:cs="Arial"/>
+              </w:rPr>
+            </w:pPr>
+            <w:r>
+              <w:rPr>
+                <w:rFonts w:ascii="Arial" w:hAnsi="Arial" w:cs="Arial"/>
+              </w:rPr>
+              <w:t xml:space="preserve">Quan: </w:t>
+            </w:r>
+            <w:r>
+              <w:rPr>
+                <w:rFonts w:ascii="Arial" w:hAnsi="Arial" w:cs="Arial"/>
+              </w:rPr>
+              <w:t>Documentazione</w:t>
+            </w:r>
+          </w:p>
+          <w:p>
+            <w:pPr>
+              <w:rPr>
+                <w:rFonts w:ascii="Arial" w:hAnsi="Arial" w:cs="Arial"/>
+              </w:rPr>
+            </w:pPr>
+            <w:r>
+              <w:rPr>
+                <w:rFonts w:ascii="Arial" w:hAnsi="Arial" w:cs="Arial"/>
+              </w:rPr>
+              <w:t>Sidon: Wiki</w:t>
+            </w:r>
+          </w:p>
+          <w:p>
+            <w:pPr>
+              <w:rPr>
+                <w:rFonts w:ascii="Arial" w:hAnsi="Arial" w:cs="Arial"/>
+              </w:rPr>
+            </w:pPr>
+            <w:r>
+              <w:rPr>
+                <w:rFonts w:ascii="Arial" w:hAnsi="Arial" w:cs="Arial"/>
+              </w:rPr>
+              <w:t>Yasser: Finito script scelta personaggi</w:t>
+            </w:r>
+          </w:p>
+        </w:tc>
+      </w:tr>
+      <w:tr>
+        <w:tc>
+          <w:tcPr>
+            <w:tcW w:w="1555" w:type="dxa"/>
+            <w:vAlign w:val="center"/>
+          </w:tcPr>
+          <w:p>
+            <w:pPr>
+              <w:jc w:val="center"/>
+              <w:rPr>
+                <w:rFonts w:ascii="Arial" w:hAnsi="Arial" w:cs="Arial"/>
+              </w:rPr>
+            </w:pPr>
+            <w:r>
+              <w:rPr>
+                <w:rFonts w:ascii="Arial" w:hAnsi="Arial" w:cs="Arial"/>
+              </w:rPr>
+              <w:t>12:30-14:00</w:t>
+            </w:r>
+          </w:p>
+        </w:tc>
+        <w:tc>
+          <w:tcPr>
+            <w:tcW w:w="8073" w:type="dxa"/>
+          </w:tcPr>
+          <w:p>
+            <w:pPr>
+              <w:jc w:val="both"/>
+              <w:rPr>
+                <w:rFonts w:ascii="Arial" w:hAnsi="Arial" w:cs="Arial"/>
+              </w:rPr>
+            </w:pPr>
+            <w:r>
+              <w:rPr>
+                <w:rFonts w:ascii="Arial" w:hAnsi="Arial" w:cs="Arial"/>
+              </w:rPr>
+              <w:t>Sidon: Script visualizzazione mappa e personaggi scelti in partita</w:t>
+            </w:r>
+          </w:p>
+          <w:p>
+            <w:pPr>
+              <w:jc w:val="both"/>
+              <w:rPr>
+                <w:rFonts w:ascii="Arial" w:hAnsi="Arial" w:cs="Arial"/>
+              </w:rPr>
+            </w:pPr>
+            <w:r>
+              <w:rPr>
+                <w:rFonts w:ascii="Arial" w:hAnsi="Arial" w:cs="Arial"/>
+              </w:rPr>
+              <w:t>Yasser: JSON</w:t>
+            </w:r>
+          </w:p>
+          <w:p>
+            <w:pPr>
+              <w:jc w:val="both"/>
+              <w:rPr>
+                <w:rFonts w:ascii="Arial" w:hAnsi="Arial" w:cs="Arial"/>
+              </w:rPr>
+            </w:pPr>
+            <w:r>
+              <w:rPr>
+                <w:rFonts w:ascii="Arial" w:hAnsi="Arial" w:cs="Arial"/>
+              </w:rPr>
+              <w:t>Quan: Documentazione</w:t>
+            </w:r>
+          </w:p>
+        </w:tc>
+      </w:tr>
+      <w:tr>
+        <w:tc>
+          <w:tcPr>
+            <w:tcW w:w="1555" w:type="dxa"/>
+            <w:vAlign w:val="center"/>
+          </w:tcPr>
+          <w:p>
+            <w:pPr>
+              <w:jc w:val="center"/>
+              <w:rPr>
+                <w:rFonts w:ascii="Arial" w:hAnsi="Arial" w:cs="Arial"/>
+              </w:rPr>
+            </w:pPr>
+            <w:r>
+              <w:rPr>
+                <w:rFonts w:ascii="Arial" w:hAnsi="Arial" w:cs="Arial"/>
+              </w:rPr>
+              <w:t>14:15-15:45</w:t>
+            </w:r>
+          </w:p>
+        </w:tc>
+        <w:tc>
+          <w:tcPr>
+            <w:tcW w:w="8073" w:type="dxa"/>
+          </w:tcPr>
+          <w:p>
+            <w:pPr>
+              <w:rPr>
+                <w:rFonts w:ascii="Arial" w:hAnsi="Arial" w:cs="Arial"/>
+              </w:rPr>
+            </w:pPr>
+            <w:r>
+              <w:rPr>
+                <w:rFonts w:ascii="Arial" w:hAnsi="Arial" w:cs="Arial"/>
+              </w:rPr>
+              <w:t>Yasser: Fini</w:t>
+            </w:r>
+            <w:r>
+              <w:rPr>
+                <w:rFonts w:ascii="Arial" w:hAnsi="Arial" w:cs="Arial"/>
+              </w:rPr>
+              <w:t>to</w:t>
+            </w:r>
+            <w:r>
+              <w:rPr>
+                <w:rFonts w:ascii="Arial" w:hAnsi="Arial" w:cs="Arial"/>
+              </w:rPr>
+              <w:t xml:space="preserve"> Setting</w:t>
+            </w:r>
+          </w:p>
+          <w:p>
+            <w:pPr>
+              <w:rPr>
+                <w:rFonts w:ascii="Arial" w:hAnsi="Arial" w:cs="Arial"/>
+              </w:rPr>
+            </w:pPr>
+            <w:r>
+              <w:rPr>
+                <w:rFonts w:ascii="Arial" w:hAnsi="Arial" w:cs="Arial"/>
+              </w:rPr>
+              <w:t>Sidon: V</w:t>
+            </w:r>
+            <w:r>
+              <w:rPr>
+                <w:rFonts w:ascii="Arial" w:hAnsi="Arial" w:cs="Arial"/>
+              </w:rPr>
+              <w:t>isualizzazione mappa</w:t>
+            </w:r>
+            <w:r>
+              <w:rPr>
+                <w:rFonts w:ascii="Arial" w:hAnsi="Arial" w:cs="Arial"/>
+              </w:rPr>
+              <w:t xml:space="preserve"> </w:t>
+            </w:r>
+            <w:r>
+              <w:rPr>
+                <w:rFonts w:ascii="Arial" w:hAnsi="Arial" w:cs="Arial"/>
+              </w:rPr>
+              <w:t>e personaggi finiti</w:t>
+            </w:r>
+          </w:p>
+          <w:p>
+            <w:pPr>
+              <w:rPr>
+                <w:rFonts w:ascii="Arial" w:hAnsi="Arial" w:cs="Arial"/>
+              </w:rPr>
+            </w:pPr>
+            <w:r>
+              <w:rPr>
+                <w:rFonts w:ascii="Arial" w:hAnsi="Arial" w:cs="Arial"/>
+              </w:rPr>
+              <w:t>Quan: Documentazione</w:t>
+            </w:r>
+          </w:p>
+        </w:tc>
+      </w:tr>
+    </w:tbl>
+    <w:p>
+      <w:pPr>
+        <w:rPr>
+          <w:rFonts w:ascii="Arial" w:hAnsi="Arial" w:cs="Arial"/>
+        </w:rPr>
+      </w:pPr>
+    </w:p>
+    <w:tbl>
+      <w:tblPr>
+        <w:tblStyle w:val="Grigliatabella"/>
+        <w:tblW w:w="0" w:type="auto"/>
+        <w:tblLook w:val="04A0" w:firstRow="1" w:lastRow="0" w:firstColumn="1" w:lastColumn="0" w:noHBand="0" w:noVBand="1"/>
+      </w:tblPr>
+      <w:tblGrid>
+        <w:gridCol w:w="9628"/>
+      </w:tblGrid>
+      <w:tr>
+        <w:tc>
+          <w:tcPr>
+            <w:tcW w:w="9854" w:type="dxa"/>
+            <w:tcBorders>
+              <w:top w:val="single" w:sz="4" w:space="0" w:color="auto"/>
+              <w:left w:val="single" w:sz="4" w:space="0" w:color="auto"/>
+              <w:bottom w:val="single" w:sz="4" w:space="0" w:color="auto"/>
+              <w:right w:val="single" w:sz="4" w:space="0" w:color="auto"/>
+            </w:tcBorders>
+            <w:shd w:val="clear" w:color="auto" w:fill="D9D9D9" w:themeFill="background1" w:themeFillShade="D9"/>
+            <w:hideMark/>
+          </w:tcPr>
+          <w:p>
+            <w:pPr>
+              <w:rPr>
+                <w:rFonts w:ascii="Arial" w:hAnsi="Arial" w:cs="Arial"/>
+              </w:rPr>
+            </w:pPr>
+            <w:r>
+              <w:rPr>
+                <w:rFonts w:ascii="Arial" w:hAnsi="Arial" w:cs="Arial"/>
+              </w:rPr>
+              <w:t>Problemi riscontrati e soluzioni adottate</w:t>
+            </w:r>
+          </w:p>
+        </w:tc>
+      </w:tr>
+      <w:tr>
+        <w:tc>
+          <w:tcPr>
+            <w:tcW w:w="9854" w:type="dxa"/>
+            <w:tcBorders>
+              <w:top w:val="single" w:sz="4" w:space="0" w:color="auto"/>
+              <w:left w:val="single" w:sz="4" w:space="0" w:color="auto"/>
+              <w:bottom w:val="single" w:sz="4" w:space="0" w:color="auto"/>
+              <w:right w:val="single" w:sz="4" w:space="0" w:color="auto"/>
+            </w:tcBorders>
+          </w:tcPr>
+          <w:p>
+            <w:pPr>
+              <w:rPr>
+                <w:rFonts w:ascii="Arial" w:hAnsi="Arial" w:cs="Arial"/>
+              </w:rPr>
+            </w:pPr>
+          </w:p>
+        </w:tc>
+      </w:tr>
+    </w:tbl>
+    <w:p>
+      <w:pPr>
+        <w:rPr>
+          <w:rFonts w:ascii="Arial" w:hAnsi="Arial" w:cs="Arial"/>
+        </w:rPr>
+      </w:pPr>
+    </w:p>
+    <w:tbl>
+      <w:tblPr>
+        <w:tblStyle w:val="Grigliatabella"/>
+        <w:tblW w:w="0" w:type="auto"/>
+        <w:tblLook w:val="04A0" w:firstRow="1" w:lastRow="0" w:firstColumn="1" w:lastColumn="0" w:noHBand="0" w:noVBand="1"/>
+      </w:tblPr>
+      <w:tblGrid>
+        <w:gridCol w:w="9628"/>
+      </w:tblGrid>
+      <w:tr>
+        <w:tc>
+          <w:tcPr>
+            <w:tcW w:w="9854" w:type="dxa"/>
+            <w:tcBorders>
+              <w:top w:val="single" w:sz="4" w:space="0" w:color="auto"/>
+              <w:left w:val="single" w:sz="4" w:space="0" w:color="auto"/>
+              <w:bottom w:val="single" w:sz="4" w:space="0" w:color="auto"/>
+              <w:right w:val="single" w:sz="4" w:space="0" w:color="auto"/>
+            </w:tcBorders>
+            <w:shd w:val="clear" w:color="auto" w:fill="D9D9D9" w:themeFill="background1" w:themeFillShade="D9"/>
+            <w:hideMark/>
+          </w:tcPr>
+          <w:p>
+            <w:pPr>
+              <w:rPr>
+                <w:rFonts w:ascii="Arial" w:hAnsi="Arial" w:cs="Arial"/>
+              </w:rPr>
+            </w:pPr>
+            <w:r>
+              <w:rPr>
+                <w:rFonts w:ascii="Arial" w:hAnsi="Arial" w:cs="Arial"/>
+              </w:rPr>
+              <w:t>Punto della situazione rispetto alla pianificazione</w:t>
+            </w:r>
+          </w:p>
+        </w:tc>
+      </w:tr>
+      <w:tr>
+        <w:tc>
+          <w:tcPr>
+            <w:tcW w:w="9854" w:type="dxa"/>
+            <w:tcBorders>
+              <w:top w:val="single" w:sz="4" w:space="0" w:color="auto"/>
+              <w:left w:val="single" w:sz="4" w:space="0" w:color="auto"/>
+              <w:bottom w:val="single" w:sz="4" w:space="0" w:color="auto"/>
+              <w:right w:val="single" w:sz="4" w:space="0" w:color="auto"/>
+            </w:tcBorders>
+          </w:tcPr>
+          <w:p>
+            <w:pPr>
+              <w:rPr>
+                <w:rFonts w:ascii="Arial" w:hAnsi="Arial" w:cs="Arial"/>
+              </w:rPr>
+            </w:pPr>
+            <w:r>
+              <w:rPr>
+                <w:rFonts w:ascii="Arial" w:hAnsi="Arial" w:cs="Arial"/>
+              </w:rPr>
+              <w:t xml:space="preserve">Siamo messi bene, </w:t>
+            </w:r>
+            <w:r>
+              <w:rPr>
+                <w:rFonts w:ascii="Arial" w:hAnsi="Arial" w:cs="Arial"/>
+              </w:rPr>
+              <w:t>peccato per la mancanza del nostro compagno ivan che avrebbe fatto alcune fasi importanti del combattimento tra giocatori</w:t>
+            </w:r>
+          </w:p>
+        </w:tc>
+      </w:tr>
+    </w:tbl>
+    <w:p>
+      <w:pPr>
+        <w:rPr>
+          <w:rFonts w:ascii="Arial" w:hAnsi="Arial" w:cs="Arial"/>
+        </w:rPr>
+      </w:pPr>
+    </w:p>
+    <w:tbl>
+      <w:tblPr>
+        <w:tblStyle w:val="Grigliatabella"/>
+        <w:tblW w:w="0" w:type="auto"/>
+        <w:tblLook w:val="04A0" w:firstRow="1" w:lastRow="0" w:firstColumn="1" w:lastColumn="0" w:noHBand="0" w:noVBand="1"/>
+      </w:tblPr>
+      <w:tblGrid>
+        <w:gridCol w:w="9628"/>
+      </w:tblGrid>
+      <w:tr>
+        <w:tc>
+          <w:tcPr>
+            <w:tcW w:w="9854" w:type="dxa"/>
+            <w:tcBorders>
+              <w:top w:val="single" w:sz="4" w:space="0" w:color="auto"/>
+              <w:left w:val="single" w:sz="4" w:space="0" w:color="auto"/>
+              <w:bottom w:val="single" w:sz="4" w:space="0" w:color="auto"/>
+              <w:right w:val="single" w:sz="4" w:space="0" w:color="auto"/>
+            </w:tcBorders>
+            <w:shd w:val="clear" w:color="auto" w:fill="D9D9D9" w:themeFill="background1" w:themeFillShade="D9"/>
+            <w:hideMark/>
+          </w:tcPr>
+          <w:p>
+            <w:pPr>
+              <w:rPr>
+                <w:rFonts w:ascii="Arial" w:hAnsi="Arial" w:cs="Arial"/>
+              </w:rPr>
+            </w:pPr>
+            <w:r>
+              <w:rPr>
+                <w:rFonts w:ascii="Arial" w:hAnsi="Arial" w:cs="Arial"/>
+              </w:rPr>
+              <w:t>Programma di massima per la prossima giornata di lavoro</w:t>
+            </w:r>
+          </w:p>
+        </w:tc>
+      </w:tr>
+      <w:tr>
+        <w:tc>
+          <w:tcPr>
+            <w:tcW w:w="9854" w:type="dxa"/>
+            <w:tcBorders>
+              <w:top w:val="single" w:sz="4" w:space="0" w:color="auto"/>
+              <w:left w:val="single" w:sz="4" w:space="0" w:color="auto"/>
+              <w:bottom w:val="single" w:sz="4" w:space="0" w:color="auto"/>
+              <w:right w:val="single" w:sz="4" w:space="0" w:color="auto"/>
+            </w:tcBorders>
+          </w:tcPr>
+          <w:p>
+            <w:pPr>
+              <w:rPr>
+                <w:rFonts w:ascii="Arial" w:hAnsi="Arial" w:cs="Arial"/>
+              </w:rPr>
+            </w:pPr>
+            <w:r>
+              <w:rPr>
+                <w:rFonts w:ascii="Arial" w:hAnsi="Arial" w:cs="Arial"/>
+              </w:rPr>
+              <w:t>Ivan</w:t>
+            </w:r>
+            <w:r>
+              <w:rPr>
+                <w:rFonts w:ascii="Arial" w:hAnsi="Arial" w:cs="Arial"/>
+              </w:rPr>
+              <w:t xml:space="preserve"> e Quan</w:t>
+            </w:r>
+            <w:r>
+              <w:rPr>
+                <w:rFonts w:ascii="Arial" w:hAnsi="Arial" w:cs="Arial"/>
+              </w:rPr>
+              <w:t>: Finire hitbox</w:t>
+            </w:r>
+            <w:r>
+              <w:rPr>
+                <w:rFonts w:ascii="Arial" w:hAnsi="Arial" w:cs="Arial"/>
+              </w:rPr>
+              <w:t>, implementare a</w:t>
+            </w:r>
+            <w:r>
+              <w:rPr>
+                <w:rFonts w:ascii="Arial" w:hAnsi="Arial" w:cs="Arial"/>
+              </w:rPr>
+              <w:t>udio</w:t>
+            </w:r>
+          </w:p>
+          <w:p>
+            <w:pPr>
+              <w:rPr>
+                <w:rFonts w:ascii="Arial" w:hAnsi="Arial" w:cs="Arial"/>
+              </w:rPr>
+            </w:pPr>
+            <w:r>
+              <w:rPr>
+                <w:rFonts w:ascii="Arial" w:hAnsi="Arial" w:cs="Arial"/>
+              </w:rPr>
+              <w:t>Sidon</w:t>
+            </w:r>
+            <w:r>
+              <w:rPr>
+                <w:rFonts w:ascii="Arial" w:hAnsi="Arial" w:cs="Arial"/>
+              </w:rPr>
+              <w:t>: far giocare due persone contemporaneamente</w:t>
+            </w:r>
+            <w:r>
+              <w:rPr>
+                <w:rFonts w:ascii="Arial" w:hAnsi="Arial" w:cs="Arial"/>
+              </w:rPr>
+              <w:t xml:space="preserve"> </w:t>
+            </w:r>
+          </w:p>
+          <w:p>
+            <w:pPr>
+              <w:rPr>
+                <w:rFonts w:ascii="Arial" w:hAnsi="Arial" w:cs="Arial"/>
+              </w:rPr>
+            </w:pPr>
+            <w:r>
+              <w:rPr>
+                <w:rFonts w:ascii="Arial" w:hAnsi="Arial" w:cs="Arial"/>
+              </w:rPr>
+              <w:t>Yasser: Rigid body e eventi</w:t>
+            </w:r>
+          </w:p>
+        </w:tc>
+      </w:tr>
+    </w:tbl>
+    <w:p>
+      <w:pPr>
+        <w:pStyle w:val="Titolo2"/>
+        <w:rPr>
+          <w:sz w:val="36"/>
+        </w:rPr>
+      </w:pPr>
+      <w:r>
+        <w:rPr>
+          <w:sz w:val="36"/>
+        </w:rPr>
+        <w:t>Agile - Resoconto</w:t>
+      </w:r>
+    </w:p>
+    <w:tbl>
+      <w:tblPr>
+        <w:tblStyle w:val="Grigliatabella"/>
+        <w:tblW w:w="0" w:type="auto"/>
+        <w:tblLook w:val="04A0" w:firstRow="1" w:lastRow="0" w:firstColumn="1" w:lastColumn="0" w:noHBand="0" w:noVBand="1"/>
+      </w:tblPr>
+      <w:tblGrid>
+        <w:gridCol w:w="9628"/>
+      </w:tblGrid>
+      <w:tr>
+        <w:tc>
+          <w:tcPr>
+            <w:tcW w:w="9628" w:type="dxa"/>
+            <w:tcBorders>
+              <w:top w:val="single" w:sz="4" w:space="0" w:color="auto"/>
+              <w:left w:val="single" w:sz="4" w:space="0" w:color="auto"/>
+              <w:bottom w:val="single" w:sz="4" w:space="0" w:color="auto"/>
+              <w:right w:val="single" w:sz="4" w:space="0" w:color="auto"/>
+            </w:tcBorders>
+            <w:shd w:val="clear" w:color="auto" w:fill="D9D9D9" w:themeFill="background1" w:themeFillShade="D9"/>
+            <w:hideMark/>
+          </w:tcPr>
+          <w:p>
+            <w:pPr>
+              <w:rPr>
+                <w:rFonts w:ascii="Arial" w:hAnsi="Arial" w:cs="Arial"/>
+              </w:rPr>
+            </w:pPr>
+            <w:r>
+              <w:rPr>
+                <w:rFonts w:ascii="Arial" w:hAnsi="Arial" w:cs="Arial"/>
+              </w:rPr>
+              <w:t>Daily Scrum</w:t>
+            </w:r>
+          </w:p>
+        </w:tc>
+      </w:tr>
+      <w:tr>
+        <w:tc>
+          <w:tcPr>
+            <w:tcW w:w="9628" w:type="dxa"/>
+            <w:tcBorders>
+              <w:top w:val="single" w:sz="4" w:space="0" w:color="auto"/>
+              <w:left w:val="single" w:sz="4" w:space="0" w:color="auto"/>
+              <w:bottom w:val="single" w:sz="4" w:space="0" w:color="auto"/>
+              <w:right w:val="single" w:sz="4" w:space="0" w:color="auto"/>
+            </w:tcBorders>
+          </w:tcPr>
+          <w:p>
+            <w:pPr>
+              <w:tabs>
+                <w:tab w:val="left" w:pos="3159"/>
+              </w:tabs>
+              <w:rPr>
+                <w:rFonts w:ascii="Arial" w:hAnsi="Arial" w:cs="Arial"/>
+              </w:rPr>
+            </w:pPr>
+            <w:r>
+              <w:rPr>
+                <w:rFonts w:ascii="Arial" w:hAnsi="Arial" w:cs="Arial"/>
+              </w:rPr>
+              <w:t xml:space="preserve"> </w:t>
+            </w:r>
+            <w:r>
+              <w:rPr>
+                <w:rFonts w:ascii="Arial" w:hAnsi="Arial" w:cs="Arial"/>
+              </w:rPr>
+              <w:t xml:space="preserve">Abbiamo discusso sul punto di situazione visto che mancava Ivan e abbiamo deciso che Quan sarebbe andato avanti con la documentazione nel mentre Sidon una volta finita la Wiki avrebbe cominciato con la visualizzazione dei personaggi e la mappa scelti in partita utilizzando gli script creati da Yasser per il pre-partita e che Yasser avrebbe fatto JSON e concluso I setting </w:t>
+            </w:r>
+          </w:p>
+        </w:tc>
+      </w:tr>
+    </w:tbl>
+    <w:p>
+      <w:pPr>
+        <w:rPr>
+          <w:rFonts w:ascii="Arial" w:hAnsi="Arial" w:cs="Arial"/>
+        </w:rPr>
+      </w:pPr>
+    </w:p>
+    <w:tbl>
+      <w:tblPr>
+        <w:tblStyle w:val="Grigliatabella"/>
+        <w:tblW w:w="0" w:type="auto"/>
+        <w:tblLook w:val="04A0" w:firstRow="1" w:lastRow="0" w:firstColumn="1" w:lastColumn="0" w:noHBand="0" w:noVBand="1"/>
+      </w:tblPr>
+      <w:tblGrid>
+        <w:gridCol w:w="9628"/>
+      </w:tblGrid>
+      <w:tr>
+        <w:tc>
+          <w:tcPr>
+            <w:tcW w:w="9854" w:type="dxa"/>
+            <w:tcBorders>
+              <w:top w:val="single" w:sz="4" w:space="0" w:color="auto"/>
+              <w:left w:val="single" w:sz="4" w:space="0" w:color="auto"/>
+              <w:bottom w:val="single" w:sz="4" w:space="0" w:color="auto"/>
+              <w:right w:val="single" w:sz="4" w:space="0" w:color="auto"/>
+            </w:tcBorders>
+            <w:shd w:val="clear" w:color="auto" w:fill="D9D9D9" w:themeFill="background1" w:themeFillShade="D9"/>
+            <w:hideMark/>
+          </w:tcPr>
+          <w:p>
+            <w:pPr>
+              <w:rPr>
+                <w:rFonts w:ascii="Arial" w:hAnsi="Arial" w:cs="Arial"/>
+              </w:rPr>
+            </w:pPr>
+            <w:r>
+              <w:rPr>
+                <w:rFonts w:ascii="Arial" w:hAnsi="Arial" w:cs="Arial"/>
+              </w:rPr>
+              <w:t>Sprint Planning</w:t>
+            </w:r>
+          </w:p>
+        </w:tc>
+      </w:tr>
+      <w:tr>
+        <w:tc>
+          <w:tcPr>
+            <w:tcW w:w="9854" w:type="dxa"/>
+            <w:tcBorders>
+              <w:top w:val="single" w:sz="4" w:space="0" w:color="auto"/>
+              <w:left w:val="single" w:sz="4" w:space="0" w:color="auto"/>
+              <w:bottom w:val="single" w:sz="4" w:space="0" w:color="auto"/>
+              <w:right w:val="single" w:sz="4" w:space="0" w:color="auto"/>
+            </w:tcBorders>
+          </w:tcPr>
+          <w:p>
+            <w:pPr>
+              <w:rPr>
+                <w:rFonts w:ascii="Arial" w:hAnsi="Arial" w:cs="Arial"/>
+              </w:rPr>
+            </w:pPr>
+          </w:p>
+        </w:tc>
+      </w:tr>
+    </w:tbl>
+    <w:p>
+      <w:pPr>
+        <w:rPr>
+          <w:rFonts w:ascii="Arial" w:hAnsi="Arial" w:cs="Arial"/>
+        </w:rPr>
+      </w:pPr>
+    </w:p>
+    <w:tbl>
+      <w:tblPr>
+        <w:tblStyle w:val="Grigliatabella"/>
+        <w:tblW w:w="0" w:type="auto"/>
+        <w:tblLook w:val="04A0" w:firstRow="1" w:lastRow="0" w:firstColumn="1" w:lastColumn="0" w:noHBand="0" w:noVBand="1"/>
+      </w:tblPr>
+      <w:tblGrid>
+        <w:gridCol w:w="9628"/>
+      </w:tblGrid>
+      <w:tr>
+        <w:tc>
+          <w:tcPr>
+            <w:tcW w:w="9854" w:type="dxa"/>
+            <w:tcBorders>
+              <w:top w:val="single" w:sz="4" w:space="0" w:color="auto"/>
+              <w:left w:val="single" w:sz="4" w:space="0" w:color="auto"/>
+              <w:bottom w:val="single" w:sz="4" w:space="0" w:color="auto"/>
+              <w:right w:val="single" w:sz="4" w:space="0" w:color="auto"/>
+            </w:tcBorders>
+            <w:shd w:val="clear" w:color="auto" w:fill="D9D9D9" w:themeFill="background1" w:themeFillShade="D9"/>
+            <w:hideMark/>
+          </w:tcPr>
+          <w:p>
+            <w:pPr>
+              <w:rPr>
+                <w:rFonts w:ascii="Arial" w:hAnsi="Arial" w:cs="Arial"/>
+              </w:rPr>
+            </w:pPr>
+            <w:r>
+              <w:rPr>
+                <w:rFonts w:ascii="Arial" w:hAnsi="Arial" w:cs="Arial"/>
+              </w:rPr>
+              <w:t>Sprint Review</w:t>
+            </w:r>
+          </w:p>
+        </w:tc>
+      </w:tr>
+      <w:tr>
+        <w:tc>
+          <w:tcPr>
+            <w:tcW w:w="9854" w:type="dxa"/>
+            <w:tcBorders>
+              <w:top w:val="single" w:sz="4" w:space="0" w:color="auto"/>
+              <w:left w:val="single" w:sz="4" w:space="0" w:color="auto"/>
+              <w:bottom w:val="single" w:sz="4" w:space="0" w:color="auto"/>
+              <w:right w:val="single" w:sz="4" w:space="0" w:color="auto"/>
+            </w:tcBorders>
+          </w:tcPr>
+          <w:p>
+            <w:pPr>
+              <w:rPr>
+                <w:rFonts w:ascii="Arial" w:hAnsi="Arial" w:cs="Arial"/>
+              </w:rPr>
+            </w:pPr>
+          </w:p>
+        </w:tc>
+      </w:tr>
+    </w:tbl>
+    <w:p>
+      <w:pPr>
+        <w:rPr>
+          <w:rFonts w:ascii="Arial" w:hAnsi="Arial" w:cs="Arial"/>
+        </w:rPr>
+      </w:pPr>
+    </w:p>
+    <w:tbl>
+      <w:tblPr>
+        <w:tblStyle w:val="Grigliatabella"/>
+        <w:tblW w:w="0" w:type="auto"/>
+        <w:tblLook w:val="04A0" w:firstRow="1" w:lastRow="0" w:firstColumn="1" w:lastColumn="0" w:noHBand="0" w:noVBand="1"/>
+      </w:tblPr>
+      <w:tblGrid>
+        <w:gridCol w:w="9628"/>
+      </w:tblGrid>
+      <w:tr>
+        <w:tc>
+          <w:tcPr>
+            <w:tcW w:w="9854" w:type="dxa"/>
+            <w:tcBorders>
+              <w:top w:val="single" w:sz="4" w:space="0" w:color="auto"/>
+              <w:left w:val="single" w:sz="4" w:space="0" w:color="auto"/>
+              <w:bottom w:val="single" w:sz="4" w:space="0" w:color="auto"/>
+              <w:right w:val="single" w:sz="4" w:space="0" w:color="auto"/>
+            </w:tcBorders>
+            <w:shd w:val="clear" w:color="auto" w:fill="D9D9D9" w:themeFill="background1" w:themeFillShade="D9"/>
+            <w:hideMark/>
+          </w:tcPr>
+          <w:p>
+            <w:pPr>
+              <w:rPr>
+                <w:rFonts w:ascii="Arial" w:hAnsi="Arial" w:cs="Arial"/>
+              </w:rPr>
+            </w:pPr>
+            <w:r>
+              <w:rPr>
+                <w:rFonts w:ascii="Arial" w:hAnsi="Arial" w:cs="Arial"/>
+              </w:rPr>
+              <w:t>Sprint Retrospective</w:t>
+            </w:r>
           </w:p>
         </w:tc>
       </w:tr>
@@ -15806,15 +15347,18 @@
 </file>
 
 <file path=customXml/item1.xml><?xml version="1.0" encoding="utf-8"?>
-<?mso-contentType ?>
-<FormTemplates xmlns="http://schemas.microsoft.com/sharepoint/v3/contenttype/forms">
-  <Display>DocumentLibraryForm</Display>
-  <Edit>DocumentLibraryForm</Edit>
-  <New>DocumentLibraryForm</New>
-</FormTemplates>
+<p:properties xmlns:p="http://schemas.microsoft.com/office/2006/metadata/properties" xmlns:xsi="http://www.w3.org/2001/XMLSchema-instance" xmlns:pc="http://schemas.microsoft.com/office/infopath/2007/PartnerControls">
+  <documentManagement>
+    <_activity xmlns="9a5989ba-1f3a-4074-8e62-988f1f5a6d91" xsi:nil="true"/>
+  </documentManagement>
+</p:properties>
 </file>
 
 <file path=customXml/item2.xml><?xml version="1.0" encoding="utf-8"?>
+<b:Sources xmlns:b="http://schemas.openxmlformats.org/officeDocument/2006/bibliography" xmlns="http://schemas.openxmlformats.org/officeDocument/2006/bibliography" SelectedStyle="\APA.XSL" StyleName="APA"/>
+</file>
+
+<file path=customXml/item3.xml><?xml version="1.0" encoding="utf-8"?>
 <ct:contentTypeSchema xmlns:ct="http://schemas.microsoft.com/office/2006/metadata/contentType" xmlns:ma="http://schemas.microsoft.com/office/2006/metadata/properties/metaAttributes" ct:_="" ma:_="" ma:contentTypeName="Documento" ma:contentTypeID="0x0101001D68984F87EC994ABE7B851987432E7B" ma:contentTypeVersion="13" ma:contentTypeDescription="Creare un nuovo documento." ma:contentTypeScope="" ma:versionID="9735a29966f8059e51308ea1cecd41eb">
   <xsd:schema xmlns:xsd="http://www.w3.org/2001/XMLSchema" xmlns:xs="http://www.w3.org/2001/XMLSchema" xmlns:p="http://schemas.microsoft.com/office/2006/metadata/properties" xmlns:ns3="d8eed4e0-1c4d-4eb7-9d5a-8c6be5a7f7cc" xmlns:ns4="9a5989ba-1f3a-4074-8e62-988f1f5a6d91" targetNamespace="http://schemas.microsoft.com/office/2006/metadata/properties" ma:root="true" ma:fieldsID="10fd3cb04b3c10d561cc1ece84de1cfd" ns3:_="" ns4:_="">
     <xsd:import namespace="d8eed4e0-1c4d-4eb7-9d5a-8c6be5a7f7cc"/>
@@ -16035,27 +15579,34 @@
 </ct:contentTypeSchema>
 </file>
 
-<file path=customXml/item3.xml><?xml version="1.0" encoding="utf-8"?>
-<b:Sources xmlns:b="http://schemas.openxmlformats.org/officeDocument/2006/bibliography" xmlns="http://schemas.openxmlformats.org/officeDocument/2006/bibliography" SelectedStyle="\APA.XSL" StyleName="APA"/>
-</file>
-
 <file path=customXml/item4.xml><?xml version="1.0" encoding="utf-8"?>
-<p:properties xmlns:p="http://schemas.microsoft.com/office/2006/metadata/properties" xmlns:xsi="http://www.w3.org/2001/XMLSchema-instance" xmlns:pc="http://schemas.microsoft.com/office/infopath/2007/PartnerControls">
-  <documentManagement>
-    <_activity xmlns="9a5989ba-1f3a-4074-8e62-988f1f5a6d91" xsi:nil="true"/>
-  </documentManagement>
-</p:properties>
+<?mso-contentType ?>
+<FormTemplates xmlns="http://schemas.microsoft.com/sharepoint/v3/contenttype/forms">
+  <Display>DocumentLibraryForm</Display>
+  <Edit>DocumentLibraryForm</Edit>
+  <New>DocumentLibraryForm</New>
+</FormTemplates>
 </file>
 
 <file path=customXml/itemProps1.xml><?xml version="1.0" encoding="utf-8"?>
-<ds:datastoreItem xmlns:ds="http://schemas.openxmlformats.org/officeDocument/2006/customXml" ds:itemID="{F88632BD-6596-4D41-8033-40DE95A98259}">
+<ds:datastoreItem xmlns:ds="http://schemas.openxmlformats.org/officeDocument/2006/customXml" ds:itemID="{4C5564E7-A054-43C4-BF74-7A145474E87C}">
   <ds:schemaRefs>
-    <ds:schemaRef ds:uri="http://schemas.microsoft.com/sharepoint/v3/contenttype/forms"/>
+    <ds:schemaRef ds:uri="http://schemas.microsoft.com/office/2006/metadata/properties"/>
+    <ds:schemaRef ds:uri="http://schemas.microsoft.com/office/infopath/2007/PartnerControls"/>
+    <ds:schemaRef ds:uri="9a5989ba-1f3a-4074-8e62-988f1f5a6d91"/>
   </ds:schemaRefs>
 </ds:datastoreItem>
 </file>
 
 <file path=customXml/itemProps2.xml><?xml version="1.0" encoding="utf-8"?>
+<ds:datastoreItem xmlns:ds="http://schemas.openxmlformats.org/officeDocument/2006/customXml" ds:itemID="{A4D352A7-3801-4E51-8ED0-E5F8E4A7EC31}">
+  <ds:schemaRefs>
+    <ds:schemaRef ds:uri="http://schemas.openxmlformats.org/officeDocument/2006/bibliography"/>
+  </ds:schemaRefs>
+</ds:datastoreItem>
+</file>
+
+<file path=customXml/itemProps3.xml><?xml version="1.0" encoding="utf-8"?>
 <ds:datastoreItem xmlns:ds="http://schemas.openxmlformats.org/officeDocument/2006/customXml" ds:itemID="{DF47FB3B-BE2E-4282-A583-D09F8A90D7A9}">
   <ds:schemaRefs>
     <ds:schemaRef ds:uri="http://schemas.microsoft.com/office/2006/metadata/contentType"/>
@@ -16074,20 +15625,10 @@
 </ds:datastoreItem>
 </file>
 
-<file path=customXml/itemProps3.xml><?xml version="1.0" encoding="utf-8"?>
-<ds:datastoreItem xmlns:ds="http://schemas.openxmlformats.org/officeDocument/2006/customXml" ds:itemID="{A4D352A7-3801-4E51-8ED0-E5F8E4A7EC31}">
+<file path=customXml/itemProps4.xml><?xml version="1.0" encoding="utf-8"?>
+<ds:datastoreItem xmlns:ds="http://schemas.openxmlformats.org/officeDocument/2006/customXml" ds:itemID="{F88632BD-6596-4D41-8033-40DE95A98259}">
   <ds:schemaRefs>
-    <ds:schemaRef ds:uri="http://schemas.openxmlformats.org/officeDocument/2006/bibliography"/>
-  </ds:schemaRefs>
-</ds:datastoreItem>
-</file>
-
-<file path=customXml/itemProps4.xml><?xml version="1.0" encoding="utf-8"?>
-<ds:datastoreItem xmlns:ds="http://schemas.openxmlformats.org/officeDocument/2006/customXml" ds:itemID="{4C5564E7-A054-43C4-BF74-7A145474E87C}">
-  <ds:schemaRefs>
-    <ds:schemaRef ds:uri="http://schemas.microsoft.com/office/2006/metadata/properties"/>
-    <ds:schemaRef ds:uri="http://schemas.microsoft.com/office/infopath/2007/PartnerControls"/>
-    <ds:schemaRef ds:uri="9a5989ba-1f3a-4074-8e62-988f1f5a6d91"/>
+    <ds:schemaRef ds:uri="http://schemas.microsoft.com/sharepoint/v3/contenttype/forms"/>
   </ds:schemaRefs>
 </ds:datastoreItem>
 </file>
--- a/4_Diari/Diario di Lavoro.docx
+++ b/4_Diari/Diario di Lavoro.docx
@@ -10064,25 +10064,7 @@
               <w:rPr>
                 <w:rFonts w:ascii="Arial" w:hAnsi="Arial" w:cs="Arial"/>
               </w:rPr>
-              <w:t>08</w:t>
-            </w:r>
-            <w:r>
-              <w:rPr>
-                <w:rFonts w:ascii="Arial" w:hAnsi="Arial" w:cs="Arial"/>
-              </w:rPr>
-              <w:t>.0</w:t>
-            </w:r>
-            <w:r>
-              <w:rPr>
-                <w:rFonts w:ascii="Arial" w:hAnsi="Arial" w:cs="Arial"/>
-              </w:rPr>
-              <w:t>5</w:t>
-            </w:r>
-            <w:r>
-              <w:rPr>
-                <w:rFonts w:ascii="Arial" w:hAnsi="Arial" w:cs="Arial"/>
-              </w:rPr>
-              <w:t>.2026</w:t>
+              <w:t>08.05.2026</w:t>
             </w:r>
           </w:p>
         </w:tc>
@@ -10218,13 +10200,7 @@
               <w:rPr>
                 <w:rFonts w:ascii="Arial" w:hAnsi="Arial" w:cs="Arial"/>
               </w:rPr>
-              <w:t xml:space="preserve">Quan: </w:t>
-            </w:r>
-            <w:r>
-              <w:rPr>
-                <w:rFonts w:ascii="Arial" w:hAnsi="Arial" w:cs="Arial"/>
-              </w:rPr>
-              <w:t>Documentazione</w:t>
+              <w:t>Quan: Documentazione</w:t>
             </w:r>
           </w:p>
           <w:p>
@@ -10384,13 +10360,7 @@
               <w:rPr>
                 <w:rFonts w:ascii="Arial" w:hAnsi="Arial" w:cs="Arial"/>
               </w:rPr>
-              <w:t>Sidon: V</w:t>
-            </w:r>
-            <w:r>
-              <w:rPr>
-                <w:rFonts w:ascii="Arial" w:hAnsi="Arial" w:cs="Arial"/>
-              </w:rPr>
-              <w:t>isualizzazione mappa</w:t>
+              <w:t>Sidon: Visualizzazione mappa</w:t>
             </w:r>
             <w:r>
               <w:rPr>
@@ -10551,13 +10521,19 @@
               <w:rPr>
                 <w:rFonts w:ascii="Arial" w:hAnsi="Arial" w:cs="Arial"/>
               </w:rPr>
-              <w:t xml:space="preserve">Siamo messi bene, </w:t>
-            </w:r>
-            <w:r>
-              <w:rPr>
-                <w:rFonts w:ascii="Arial" w:hAnsi="Arial" w:cs="Arial"/>
-              </w:rPr>
-              <w:t>peccato per la mancanza del nostro compagno ivan che avrebbe fatto alcune fasi importanti del combattimento tra giocatori</w:t>
+              <w:t xml:space="preserve">Siamo messi bene, peccato per la mancanza del nostro compagno </w:t>
+            </w:r>
+            <w:r>
+              <w:rPr>
+                <w:rFonts w:ascii="Arial" w:hAnsi="Arial" w:cs="Arial"/>
+              </w:rPr>
+              <w:t>I</w:t>
+            </w:r>
+            <w:r>
+              <w:rPr>
+                <w:rFonts w:ascii="Arial" w:hAnsi="Arial" w:cs="Arial"/>
+              </w:rPr>
+              <w:t>van che avrebbe fatto alcune fasi importanti del combattimento tra giocatori</w:t>
             </w:r>
           </w:p>
         </w:tc>
@@ -10628,25 +10604,7 @@
               <w:rPr>
                 <w:rFonts w:ascii="Arial" w:hAnsi="Arial" w:cs="Arial"/>
               </w:rPr>
-              <w:t>Ivan</w:t>
-            </w:r>
-            <w:r>
-              <w:rPr>
-                <w:rFonts w:ascii="Arial" w:hAnsi="Arial" w:cs="Arial"/>
-              </w:rPr>
-              <w:t xml:space="preserve"> e Quan</w:t>
-            </w:r>
-            <w:r>
-              <w:rPr>
-                <w:rFonts w:ascii="Arial" w:hAnsi="Arial" w:cs="Arial"/>
-              </w:rPr>
-              <w:t>: Finire hitbox</w:t>
-            </w:r>
-            <w:r>
-              <w:rPr>
-                <w:rFonts w:ascii="Arial" w:hAnsi="Arial" w:cs="Arial"/>
-              </w:rPr>
-              <w:t>, implementare a</w:t>
+              <w:t>Ivan e Quan: Finire hitbox, implementare a</w:t>
             </w:r>
             <w:r>
               <w:rPr>
@@ -10690,7 +10648,7 @@
               <w:rPr>
                 <w:rFonts w:ascii="Arial" w:hAnsi="Arial" w:cs="Arial"/>
               </w:rPr>
-              <w:t>Yasser: Rigid body e eventi</w:t>
+              <w:t>Yasser: Rigidbody e eventi</w:t>
             </w:r>
           </w:p>
         </w:tc>
@@ -10767,12 +10725,6 @@
                 <w:rFonts w:ascii="Arial" w:hAnsi="Arial" w:cs="Arial"/>
               </w:rPr>
             </w:pPr>
-            <w:r>
-              <w:rPr>
-                <w:rFonts w:ascii="Arial" w:hAnsi="Arial" w:cs="Arial"/>
-              </w:rPr>
-              <w:t xml:space="preserve"> </w:t>
-            </w:r>
             <w:r>
               <w:rPr>
                 <w:rFonts w:ascii="Arial" w:hAnsi="Arial" w:cs="Arial"/>
@@ -15347,6 +15299,10 @@
 </file>
 
 <file path=customXml/item1.xml><?xml version="1.0" encoding="utf-8"?>
+<b:Sources xmlns:b="http://schemas.openxmlformats.org/officeDocument/2006/bibliography" xmlns="http://schemas.openxmlformats.org/officeDocument/2006/bibliography" SelectedStyle="\APA.XSL" StyleName="APA"/>
+</file>
+
+<file path=customXml/item2.xml><?xml version="1.0" encoding="utf-8"?>
 <p:properties xmlns:p="http://schemas.microsoft.com/office/2006/metadata/properties" xmlns:xsi="http://www.w3.org/2001/XMLSchema-instance" xmlns:pc="http://schemas.microsoft.com/office/infopath/2007/PartnerControls">
   <documentManagement>
     <_activity xmlns="9a5989ba-1f3a-4074-8e62-988f1f5a6d91" xsi:nil="true"/>
@@ -15354,11 +15310,16 @@
 </p:properties>
 </file>
 
-<file path=customXml/item2.xml><?xml version="1.0" encoding="utf-8"?>
-<b:Sources xmlns:b="http://schemas.openxmlformats.org/officeDocument/2006/bibliography" xmlns="http://schemas.openxmlformats.org/officeDocument/2006/bibliography" SelectedStyle="\APA.XSL" StyleName="APA"/>
+<file path=customXml/item3.xml><?xml version="1.0" encoding="utf-8"?>
+<?mso-contentType ?>
+<FormTemplates xmlns="http://schemas.microsoft.com/sharepoint/v3/contenttype/forms">
+  <Display>DocumentLibraryForm</Display>
+  <Edit>DocumentLibraryForm</Edit>
+  <New>DocumentLibraryForm</New>
+</FormTemplates>
 </file>
 
-<file path=customXml/item3.xml><?xml version="1.0" encoding="utf-8"?>
+<file path=customXml/item4.xml><?xml version="1.0" encoding="utf-8"?>
 <ct:contentTypeSchema xmlns:ct="http://schemas.microsoft.com/office/2006/metadata/contentType" xmlns:ma="http://schemas.microsoft.com/office/2006/metadata/properties/metaAttributes" ct:_="" ma:_="" ma:contentTypeName="Documento" ma:contentTypeID="0x0101001D68984F87EC994ABE7B851987432E7B" ma:contentTypeVersion="13" ma:contentTypeDescription="Creare un nuovo documento." ma:contentTypeScope="" ma:versionID="9735a29966f8059e51308ea1cecd41eb">
   <xsd:schema xmlns:xsd="http://www.w3.org/2001/XMLSchema" xmlns:xs="http://www.w3.org/2001/XMLSchema" xmlns:p="http://schemas.microsoft.com/office/2006/metadata/properties" xmlns:ns3="d8eed4e0-1c4d-4eb7-9d5a-8c6be5a7f7cc" xmlns:ns4="9a5989ba-1f3a-4074-8e62-988f1f5a6d91" targetNamespace="http://schemas.microsoft.com/office/2006/metadata/properties" ma:root="true" ma:fieldsID="10fd3cb04b3c10d561cc1ece84de1cfd" ns3:_="" ns4:_="">
     <xsd:import namespace="d8eed4e0-1c4d-4eb7-9d5a-8c6be5a7f7cc"/>
@@ -15579,16 +15540,15 @@
 </ct:contentTypeSchema>
 </file>
 
-<file path=customXml/item4.xml><?xml version="1.0" encoding="utf-8"?>
-<?mso-contentType ?>
-<FormTemplates xmlns="http://schemas.microsoft.com/sharepoint/v3/contenttype/forms">
-  <Display>DocumentLibraryForm</Display>
-  <Edit>DocumentLibraryForm</Edit>
-  <New>DocumentLibraryForm</New>
-</FormTemplates>
+<file path=customXml/itemProps1.xml><?xml version="1.0" encoding="utf-8"?>
+<ds:datastoreItem xmlns:ds="http://schemas.openxmlformats.org/officeDocument/2006/customXml" ds:itemID="{A4D352A7-3801-4E51-8ED0-E5F8E4A7EC31}">
+  <ds:schemaRefs>
+    <ds:schemaRef ds:uri="http://schemas.openxmlformats.org/officeDocument/2006/bibliography"/>
+  </ds:schemaRefs>
+</ds:datastoreItem>
 </file>
 
-<file path=customXml/itemProps1.xml><?xml version="1.0" encoding="utf-8"?>
+<file path=customXml/itemProps2.xml><?xml version="1.0" encoding="utf-8"?>
 <ds:datastoreItem xmlns:ds="http://schemas.openxmlformats.org/officeDocument/2006/customXml" ds:itemID="{4C5564E7-A054-43C4-BF74-7A145474E87C}">
   <ds:schemaRefs>
     <ds:schemaRef ds:uri="http://schemas.microsoft.com/office/2006/metadata/properties"/>
@@ -15598,15 +15558,15 @@
 </ds:datastoreItem>
 </file>
 
-<file path=customXml/itemProps2.xml><?xml version="1.0" encoding="utf-8"?>
-<ds:datastoreItem xmlns:ds="http://schemas.openxmlformats.org/officeDocument/2006/customXml" ds:itemID="{A4D352A7-3801-4E51-8ED0-E5F8E4A7EC31}">
+<file path=customXml/itemProps3.xml><?xml version="1.0" encoding="utf-8"?>
+<ds:datastoreItem xmlns:ds="http://schemas.openxmlformats.org/officeDocument/2006/customXml" ds:itemID="{F88632BD-6596-4D41-8033-40DE95A98259}">
   <ds:schemaRefs>
-    <ds:schemaRef ds:uri="http://schemas.openxmlformats.org/officeDocument/2006/bibliography"/>
+    <ds:schemaRef ds:uri="http://schemas.microsoft.com/sharepoint/v3/contenttype/forms"/>
   </ds:schemaRefs>
 </ds:datastoreItem>
 </file>
 
-<file path=customXml/itemProps3.xml><?xml version="1.0" encoding="utf-8"?>
+<file path=customXml/itemProps4.xml><?xml version="1.0" encoding="utf-8"?>
 <ds:datastoreItem xmlns:ds="http://schemas.openxmlformats.org/officeDocument/2006/customXml" ds:itemID="{DF47FB3B-BE2E-4282-A583-D09F8A90D7A9}">
   <ds:schemaRefs>
     <ds:schemaRef ds:uri="http://schemas.microsoft.com/office/2006/metadata/contentType"/>
@@ -15623,12 +15583,4 @@
     <ds:schemaRef ds:uri="http://schemas.microsoft.com/internal/obd"/>
   </ds:schemaRefs>
 </ds:datastoreItem>
-</file>
-
-<file path=customXml/itemProps4.xml><?xml version="1.0" encoding="utf-8"?>
-<ds:datastoreItem xmlns:ds="http://schemas.openxmlformats.org/officeDocument/2006/customXml" ds:itemID="{F88632BD-6596-4D41-8033-40DE95A98259}">
-  <ds:schemaRefs>
-    <ds:schemaRef ds:uri="http://schemas.microsoft.com/sharepoint/v3/contenttype/forms"/>
-  </ds:schemaRefs>
-</ds:datastoreItem>
 </file>
--- a/4_Diari/Diario di Lavoro.docx
+++ b/4_Diari/Diario di Lavoro.docx
@@ -525,7 +525,35 @@
               <w:rPr>
                 <w:rFonts w:ascii="Arial" w:hAnsi="Arial" w:cs="Arial"/>
               </w:rPr>
-              <w:t>Messo tutto insieme e commit github.</w:t>
+              <w:t xml:space="preserve">Messo tutto insieme e </w:t>
+            </w:r>
+            <w:proofErr w:type="spellStart"/>
+            <w:r>
+              <w:rPr>
+                <w:rFonts w:ascii="Arial" w:hAnsi="Arial" w:cs="Arial"/>
+              </w:rPr>
+              <w:t>commit</w:t>
+            </w:r>
+            <w:proofErr w:type="spellEnd"/>
+            <w:r>
+              <w:rPr>
+                <w:rFonts w:ascii="Arial" w:hAnsi="Arial" w:cs="Arial"/>
+              </w:rPr>
+              <w:t xml:space="preserve"> </w:t>
+            </w:r>
+            <w:proofErr w:type="spellStart"/>
+            <w:r>
+              <w:rPr>
+                <w:rFonts w:ascii="Arial" w:hAnsi="Arial" w:cs="Arial"/>
+              </w:rPr>
+              <w:t>github</w:t>
+            </w:r>
+            <w:proofErr w:type="spellEnd"/>
+            <w:r>
+              <w:rPr>
+                <w:rFonts w:ascii="Arial" w:hAnsi="Arial" w:cs="Arial"/>
+              </w:rPr>
+              <w:t>.</w:t>
             </w:r>
           </w:p>
         </w:tc>
@@ -962,8 +990,16 @@
               <w:rPr>
                 <w:rFonts w:ascii="Arial" w:hAnsi="Arial" w:cs="Arial"/>
               </w:rPr>
-              <w:t>Ivan, Yasser, Quan: Modifiche finali al QdC</w:t>
-            </w:r>
+              <w:t xml:space="preserve">Ivan, Yasser, Quan: Modifiche finali al </w:t>
+            </w:r>
+            <w:proofErr w:type="spellStart"/>
+            <w:r>
+              <w:rPr>
+                <w:rFonts w:ascii="Arial" w:hAnsi="Arial" w:cs="Arial"/>
+              </w:rPr>
+              <w:t>QdC</w:t>
+            </w:r>
+            <w:proofErr w:type="spellEnd"/>
           </w:p>
           <w:p>
             <w:pPr>
@@ -1016,7 +1052,21 @@
               <w:rPr>
                 <w:rFonts w:ascii="Arial" w:hAnsi="Arial" w:cs="Arial"/>
               </w:rPr>
-              <w:t>Discussione del QdC e del progetto con il professore</w:t>
+              <w:t xml:space="preserve">Discussione del </w:t>
+            </w:r>
+            <w:proofErr w:type="spellStart"/>
+            <w:r>
+              <w:rPr>
+                <w:rFonts w:ascii="Arial" w:hAnsi="Arial" w:cs="Arial"/>
+              </w:rPr>
+              <w:t>QdC</w:t>
+            </w:r>
+            <w:proofErr w:type="spellEnd"/>
+            <w:r>
+              <w:rPr>
+                <w:rFonts w:ascii="Arial" w:hAnsi="Arial" w:cs="Arial"/>
+              </w:rPr>
+              <w:t xml:space="preserve"> e del progetto con il professore</w:t>
             </w:r>
             <w:r>
               <w:rPr>
@@ -1122,7 +1172,21 @@
               <w:rPr>
                 <w:rFonts w:ascii="Arial" w:hAnsi="Arial" w:cs="Arial"/>
               </w:rPr>
-              <w:t xml:space="preserve">Ci siamo andati a informare su come funziona github e poi ognuno </w:t>
+              <w:t xml:space="preserve">Ci siamo andati a informare su come funziona </w:t>
+            </w:r>
+            <w:proofErr w:type="spellStart"/>
+            <w:r>
+              <w:rPr>
+                <w:rFonts w:ascii="Arial" w:hAnsi="Arial" w:cs="Arial"/>
+              </w:rPr>
+              <w:t>github</w:t>
+            </w:r>
+            <w:proofErr w:type="spellEnd"/>
+            <w:r>
+              <w:rPr>
+                <w:rFonts w:ascii="Arial" w:hAnsi="Arial" w:cs="Arial"/>
+              </w:rPr>
+              <w:t xml:space="preserve"> e poi ognuno </w:t>
             </w:r>
             <w:r>
               <w:rPr>
@@ -1173,8 +1237,16 @@
               <w:rPr>
                 <w:rFonts w:ascii="Arial" w:hAnsi="Arial" w:cs="Arial"/>
               </w:rPr>
-              <w:t>Quan: Swimlanes</w:t>
-            </w:r>
+              <w:t xml:space="preserve">Quan: </w:t>
+            </w:r>
+            <w:proofErr w:type="spellStart"/>
+            <w:r>
+              <w:rPr>
+                <w:rFonts w:ascii="Arial" w:hAnsi="Arial" w:cs="Arial"/>
+              </w:rPr>
+              <w:t>Swimlanes</w:t>
+            </w:r>
+            <w:proofErr w:type="spellEnd"/>
           </w:p>
         </w:tc>
       </w:tr>
@@ -1374,7 +1446,14 @@
               <w:rPr>
                 <w:rFonts w:ascii="Arial" w:hAnsi="Arial" w:cs="Arial"/>
               </w:rPr>
-              <w:t xml:space="preserve"> - Fare Ga</w:t>
+              <w:t xml:space="preserve"> - Fare </w:t>
+            </w:r>
+            <w:proofErr w:type="spellStart"/>
+            <w:r>
+              <w:rPr>
+                <w:rFonts w:ascii="Arial" w:hAnsi="Arial" w:cs="Arial"/>
+              </w:rPr>
+              <w:t>Ga</w:t>
             </w:r>
             <w:r>
               <w:rPr>
@@ -1382,6 +1461,7 @@
               </w:rPr>
               <w:t>ntt</w:t>
             </w:r>
+            <w:proofErr w:type="spellEnd"/>
           </w:p>
           <w:p>
             <w:pPr>
@@ -1703,7 +1783,21 @@
               <w:rPr>
                 <w:rFonts w:ascii="Arial" w:hAnsi="Arial" w:cs="Arial"/>
               </w:rPr>
-              <w:t>Quan: Fa il mockup della schermata principale e delle impostazioni (salvando tutte le sprite).</w:t>
+              <w:t xml:space="preserve">Quan: Fa il </w:t>
+            </w:r>
+            <w:proofErr w:type="spellStart"/>
+            <w:r>
+              <w:rPr>
+                <w:rFonts w:ascii="Arial" w:hAnsi="Arial" w:cs="Arial"/>
+              </w:rPr>
+              <w:t>mockup</w:t>
+            </w:r>
+            <w:proofErr w:type="spellEnd"/>
+            <w:r>
+              <w:rPr>
+                <w:rFonts w:ascii="Arial" w:hAnsi="Arial" w:cs="Arial"/>
+              </w:rPr>
+              <w:t xml:space="preserve"> della schermata principale e delle impostazioni (salvando tutte le sprite).</w:t>
             </w:r>
           </w:p>
         </w:tc>
@@ -1772,8 +1866,16 @@
               <w:rPr>
                 <w:rFonts w:ascii="Arial" w:hAnsi="Arial" w:cs="Arial"/>
               </w:rPr>
-              <w:t>Quan: continuazione sprite e mockup</w:t>
-            </w:r>
+              <w:t xml:space="preserve">Quan: continuazione sprite e </w:t>
+            </w:r>
+            <w:proofErr w:type="spellStart"/>
+            <w:r>
+              <w:rPr>
+                <w:rFonts w:ascii="Arial" w:hAnsi="Arial" w:cs="Arial"/>
+              </w:rPr>
+              <w:t>mockup</w:t>
+            </w:r>
+            <w:proofErr w:type="spellEnd"/>
           </w:p>
         </w:tc>
       </w:tr>
@@ -1831,21 +1933,37 @@
               <w:rPr>
                 <w:rFonts w:ascii="Arial" w:hAnsi="Arial" w:cs="Arial"/>
               </w:rPr>
-              <w:t>iniziato a fare i mockup</w:t>
-            </w:r>
-          </w:p>
-          <w:p>
-            <w:pPr>
-              <w:rPr>
-                <w:rFonts w:ascii="Arial" w:hAnsi="Arial" w:cs="Arial"/>
-              </w:rPr>
-            </w:pPr>
-            <w:r>
-              <w:rPr>
-                <w:rFonts w:ascii="Arial" w:hAnsi="Arial" w:cs="Arial"/>
-              </w:rPr>
-              <w:t>Quan: continuato i mockup</w:t>
-            </w:r>
+              <w:t xml:space="preserve">iniziato a fare i </w:t>
+            </w:r>
+            <w:proofErr w:type="spellStart"/>
+            <w:r>
+              <w:rPr>
+                <w:rFonts w:ascii="Arial" w:hAnsi="Arial" w:cs="Arial"/>
+              </w:rPr>
+              <w:t>mockup</w:t>
+            </w:r>
+            <w:proofErr w:type="spellEnd"/>
+          </w:p>
+          <w:p>
+            <w:pPr>
+              <w:rPr>
+                <w:rFonts w:ascii="Arial" w:hAnsi="Arial" w:cs="Arial"/>
+              </w:rPr>
+            </w:pPr>
+            <w:r>
+              <w:rPr>
+                <w:rFonts w:ascii="Arial" w:hAnsi="Arial" w:cs="Arial"/>
+              </w:rPr>
+              <w:t xml:space="preserve">Quan: continuato i </w:t>
+            </w:r>
+            <w:proofErr w:type="spellStart"/>
+            <w:r>
+              <w:rPr>
+                <w:rFonts w:ascii="Arial" w:hAnsi="Arial" w:cs="Arial"/>
+              </w:rPr>
+              <w:t>mockup</w:t>
+            </w:r>
+            <w:proofErr w:type="spellEnd"/>
             <w:r>
               <w:rPr>
                 <w:rFonts w:ascii="Arial" w:hAnsi="Arial" w:cs="Arial"/>
@@ -2037,13 +2155,55 @@
               <w:rPr>
                 <w:rFonts w:ascii="Arial" w:hAnsi="Arial" w:cs="Arial"/>
               </w:rPr>
-              <w:t xml:space="preserve">Fare Gantt e </w:t>
-            </w:r>
-            <w:r>
-              <w:rPr>
-                <w:rFonts w:ascii="Arial" w:hAnsi="Arial" w:cs="Arial"/>
-              </w:rPr>
-              <w:t>finire i mockup e iniziare a fare tutti i spritesheet.</w:t>
+              <w:t xml:space="preserve">Fare </w:t>
+            </w:r>
+            <w:proofErr w:type="spellStart"/>
+            <w:r>
+              <w:rPr>
+                <w:rFonts w:ascii="Arial" w:hAnsi="Arial" w:cs="Arial"/>
+              </w:rPr>
+              <w:t>Gantt</w:t>
+            </w:r>
+            <w:proofErr w:type="spellEnd"/>
+            <w:r>
+              <w:rPr>
+                <w:rFonts w:ascii="Arial" w:hAnsi="Arial" w:cs="Arial"/>
+              </w:rPr>
+              <w:t xml:space="preserve"> e </w:t>
+            </w:r>
+            <w:r>
+              <w:rPr>
+                <w:rFonts w:ascii="Arial" w:hAnsi="Arial" w:cs="Arial"/>
+              </w:rPr>
+              <w:t xml:space="preserve">finire i </w:t>
+            </w:r>
+            <w:proofErr w:type="spellStart"/>
+            <w:r>
+              <w:rPr>
+                <w:rFonts w:ascii="Arial" w:hAnsi="Arial" w:cs="Arial"/>
+              </w:rPr>
+              <w:t>mockup</w:t>
+            </w:r>
+            <w:proofErr w:type="spellEnd"/>
+            <w:r>
+              <w:rPr>
+                <w:rFonts w:ascii="Arial" w:hAnsi="Arial" w:cs="Arial"/>
+              </w:rPr>
+              <w:t xml:space="preserve"> e iniziare a fare tutti i </w:t>
+            </w:r>
+            <w:proofErr w:type="spellStart"/>
+            <w:r>
+              <w:rPr>
+                <w:rFonts w:ascii="Arial" w:hAnsi="Arial" w:cs="Arial"/>
+              </w:rPr>
+              <w:t>spritesheet</w:t>
+            </w:r>
+            <w:proofErr w:type="spellEnd"/>
+            <w:r>
+              <w:rPr>
+                <w:rFonts w:ascii="Arial" w:hAnsi="Arial" w:cs="Arial"/>
+              </w:rPr>
+              <w:t>.</w:t>
             </w:r>
           </w:p>
         </w:tc>
@@ -2296,7 +2456,21 @@
               <w:rPr>
                 <w:rFonts w:ascii="Arial" w:hAnsi="Arial" w:cs="Arial"/>
               </w:rPr>
-              <w:t xml:space="preserve"> + attività carte per stimare tempi e la loro trasportazione su gantt.</w:t>
+              <w:t xml:space="preserve"> + attività carte per stimare tempi e la loro trasportazione su </w:t>
+            </w:r>
+            <w:proofErr w:type="spellStart"/>
+            <w:r>
+              <w:rPr>
+                <w:rFonts w:ascii="Arial" w:hAnsi="Arial" w:cs="Arial"/>
+              </w:rPr>
+              <w:t>gantt</w:t>
+            </w:r>
+            <w:proofErr w:type="spellEnd"/>
+            <w:r>
+              <w:rPr>
+                <w:rFonts w:ascii="Arial" w:hAnsi="Arial" w:cs="Arial"/>
+              </w:rPr>
+              <w:t>.</w:t>
             </w:r>
           </w:p>
         </w:tc>
@@ -2344,12 +2518,14 @@
               </w:rPr>
               <w:t xml:space="preserve">Sidon: </w:t>
             </w:r>
+            <w:proofErr w:type="spellStart"/>
             <w:r>
               <w:rPr>
                 <w:rFonts w:ascii="Arial" w:hAnsi="Arial" w:cs="Arial"/>
               </w:rPr>
               <w:t>Gantt</w:t>
             </w:r>
+            <w:proofErr w:type="spellEnd"/>
           </w:p>
           <w:p>
             <w:pPr>
@@ -2462,8 +2638,16 @@
               <w:rPr>
                 <w:rFonts w:ascii="Arial" w:hAnsi="Arial" w:cs="Arial"/>
               </w:rPr>
-              <w:t xml:space="preserve"> e Yasser: Continuazione Gantt</w:t>
-            </w:r>
+              <w:t xml:space="preserve"> e Yasser: Continuazione </w:t>
+            </w:r>
+            <w:proofErr w:type="spellStart"/>
+            <w:r>
+              <w:rPr>
+                <w:rFonts w:ascii="Arial" w:hAnsi="Arial" w:cs="Arial"/>
+              </w:rPr>
+              <w:t>Gantt</w:t>
+            </w:r>
+            <w:proofErr w:type="spellEnd"/>
           </w:p>
           <w:p>
             <w:pPr>
@@ -2519,8 +2703,16 @@
               <w:rPr>
                 <w:rFonts w:ascii="Arial" w:hAnsi="Arial" w:cs="Arial"/>
               </w:rPr>
-              <w:t>Sidon e Yasser: Fine gantt</w:t>
-            </w:r>
+              <w:t xml:space="preserve">Sidon e Yasser: Fine </w:t>
+            </w:r>
+            <w:proofErr w:type="spellStart"/>
+            <w:r>
+              <w:rPr>
+                <w:rFonts w:ascii="Arial" w:hAnsi="Arial" w:cs="Arial"/>
+              </w:rPr>
+              <w:t>gantt</w:t>
+            </w:r>
+            <w:proofErr w:type="spellEnd"/>
           </w:p>
           <w:p>
             <w:pPr>
@@ -2811,24 +3003,35 @@
               </w:rPr>
               <w:sym w:font="Wingdings" w:char="F0E0"/>
             </w:r>
+            <w:proofErr w:type="spellStart"/>
+            <w:proofErr w:type="gramStart"/>
             <w:r>
               <w:rPr>
                 <w:rFonts w:ascii="Arial" w:hAnsi="Arial" w:cs="Arial"/>
               </w:rPr>
               <w:t>Yasser,Ivan</w:t>
             </w:r>
-          </w:p>
-          <w:p>
-            <w:pPr>
-              <w:rPr>
-                <w:rFonts w:ascii="Arial" w:hAnsi="Arial" w:cs="Arial"/>
-              </w:rPr>
-            </w:pPr>
-            <w:r>
-              <w:rPr>
-                <w:rFonts w:ascii="Arial" w:hAnsi="Arial" w:cs="Arial"/>
-              </w:rPr>
-              <w:t>Aggiungere le ultime modifiche al gan</w:t>
+            <w:proofErr w:type="spellEnd"/>
+            <w:proofErr w:type="gramEnd"/>
+          </w:p>
+          <w:p>
+            <w:pPr>
+              <w:rPr>
+                <w:rFonts w:ascii="Arial" w:hAnsi="Arial" w:cs="Arial"/>
+              </w:rPr>
+            </w:pPr>
+            <w:r>
+              <w:rPr>
+                <w:rFonts w:ascii="Arial" w:hAnsi="Arial" w:cs="Arial"/>
+              </w:rPr>
+              <w:t xml:space="preserve">Aggiungere le ultime modifiche al </w:t>
+            </w:r>
+            <w:proofErr w:type="spellStart"/>
+            <w:r>
+              <w:rPr>
+                <w:rFonts w:ascii="Arial" w:hAnsi="Arial" w:cs="Arial"/>
+              </w:rPr>
+              <w:t>gan</w:t>
             </w:r>
             <w:r>
               <w:rPr>
@@ -2842,6 +3045,7 @@
               </w:rPr>
               <w:t>t</w:t>
             </w:r>
+            <w:proofErr w:type="spellEnd"/>
             <w:r>
               <w:rPr>
                 <w:rFonts w:ascii="Arial" w:hAnsi="Arial" w:cs="Arial"/>
@@ -2861,11 +3065,19 @@
                 <w:rFonts w:ascii="Arial" w:hAnsi="Arial" w:cs="Arial"/>
               </w:rPr>
             </w:pPr>
-            <w:r>
-              <w:rPr>
-                <w:rFonts w:ascii="Arial" w:hAnsi="Arial" w:cs="Arial"/>
-              </w:rPr>
-              <w:t>Rivisionare use case e diagramma di flusso</w:t>
+            <w:proofErr w:type="spellStart"/>
+            <w:r>
+              <w:rPr>
+                <w:rFonts w:ascii="Arial" w:hAnsi="Arial" w:cs="Arial"/>
+              </w:rPr>
+              <w:t>Rivisionare</w:t>
+            </w:r>
+            <w:proofErr w:type="spellEnd"/>
+            <w:r>
+              <w:rPr>
+                <w:rFonts w:ascii="Arial" w:hAnsi="Arial" w:cs="Arial"/>
+              </w:rPr>
+              <w:t xml:space="preserve"> use case e diagramma di flusso</w:t>
             </w:r>
             <w:r>
               <w:rPr>
@@ -2911,12 +3123,28 @@
                 <w:rFonts w:ascii="Arial" w:hAnsi="Arial" w:cs="Arial"/>
               </w:rPr>
             </w:pPr>
-            <w:r>
-              <w:rPr>
-                <w:rFonts w:ascii="Arial" w:hAnsi="Arial" w:cs="Arial"/>
-              </w:rPr>
-              <w:t>Inizare i diversi spritesheet</w:t>
-            </w:r>
+            <w:proofErr w:type="spellStart"/>
+            <w:r>
+              <w:rPr>
+                <w:rFonts w:ascii="Arial" w:hAnsi="Arial" w:cs="Arial"/>
+              </w:rPr>
+              <w:t>Inizare</w:t>
+            </w:r>
+            <w:proofErr w:type="spellEnd"/>
+            <w:r>
+              <w:rPr>
+                <w:rFonts w:ascii="Arial" w:hAnsi="Arial" w:cs="Arial"/>
+              </w:rPr>
+              <w:t xml:space="preserve"> i diversi </w:t>
+            </w:r>
+            <w:proofErr w:type="spellStart"/>
+            <w:r>
+              <w:rPr>
+                <w:rFonts w:ascii="Arial" w:hAnsi="Arial" w:cs="Arial"/>
+              </w:rPr>
+              <w:t>spritesheet</w:t>
+            </w:r>
+            <w:proofErr w:type="spellEnd"/>
             <w:r>
               <w:rPr>
                 <w:rFonts w:ascii="Arial" w:hAnsi="Arial" w:cs="Arial"/>
@@ -2936,11 +3164,19 @@
                 <w:rFonts w:ascii="Arial" w:hAnsi="Arial" w:cs="Arial"/>
               </w:rPr>
             </w:pPr>
-            <w:r>
-              <w:rPr>
-                <w:rFonts w:ascii="Arial" w:hAnsi="Arial" w:cs="Arial"/>
-              </w:rPr>
-              <w:t>Mockup -&gt; tutti</w:t>
+            <w:proofErr w:type="spellStart"/>
+            <w:r>
+              <w:rPr>
+                <w:rFonts w:ascii="Arial" w:hAnsi="Arial" w:cs="Arial"/>
+              </w:rPr>
+              <w:t>Mockup</w:t>
+            </w:r>
+            <w:proofErr w:type="spellEnd"/>
+            <w:r>
+              <w:rPr>
+                <w:rFonts w:ascii="Arial" w:hAnsi="Arial" w:cs="Arial"/>
+              </w:rPr>
+              <w:t xml:space="preserve"> -&gt; tutti</w:t>
             </w:r>
           </w:p>
         </w:tc>
@@ -3010,12 +3246,28 @@
                 <w:rFonts w:ascii="Arial" w:hAnsi="Arial" w:cs="Arial"/>
               </w:rPr>
             </w:pPr>
-            <w:r>
-              <w:rPr>
-                <w:rFonts w:ascii="Arial" w:hAnsi="Arial" w:cs="Arial"/>
-              </w:rPr>
-              <w:t>Daily Scrum</w:t>
-            </w:r>
+            <w:proofErr w:type="spellStart"/>
+            <w:r>
+              <w:rPr>
+                <w:rFonts w:ascii="Arial" w:hAnsi="Arial" w:cs="Arial"/>
+              </w:rPr>
+              <w:t>Daily</w:t>
+            </w:r>
+            <w:proofErr w:type="spellEnd"/>
+            <w:r>
+              <w:rPr>
+                <w:rFonts w:ascii="Arial" w:hAnsi="Arial" w:cs="Arial"/>
+              </w:rPr>
+              <w:t xml:space="preserve"> </w:t>
+            </w:r>
+            <w:proofErr w:type="spellStart"/>
+            <w:r>
+              <w:rPr>
+                <w:rFonts w:ascii="Arial" w:hAnsi="Arial" w:cs="Arial"/>
+              </w:rPr>
+              <w:t>Scrum</w:t>
+            </w:r>
+            <w:proofErr w:type="spellEnd"/>
           </w:p>
         </w:tc>
       </w:tr>
@@ -3118,7 +3370,21 @@
               <w:rPr>
                 <w:rFonts w:ascii="Arial" w:hAnsi="Arial" w:cs="Arial"/>
               </w:rPr>
-              <w:t>Aggiornare tutta la progettazione e doc in base alle modifiche richieste dal docente, finire tutti i mockup, gli sprite e la doc fino all’implementazione.</w:t>
+              <w:t xml:space="preserve">Aggiornare tutta la progettazione e doc in base alle modifiche richieste dal docente, finire tutti i </w:t>
+            </w:r>
+            <w:proofErr w:type="spellStart"/>
+            <w:r>
+              <w:rPr>
+                <w:rFonts w:ascii="Arial" w:hAnsi="Arial" w:cs="Arial"/>
+              </w:rPr>
+              <w:t>mockup</w:t>
+            </w:r>
+            <w:proofErr w:type="spellEnd"/>
+            <w:r>
+              <w:rPr>
+                <w:rFonts w:ascii="Arial" w:hAnsi="Arial" w:cs="Arial"/>
+              </w:rPr>
+              <w:t>, gli sprite e la doc fino all’implementazione.</w:t>
             </w:r>
           </w:p>
           <w:p>
@@ -3241,8 +3507,16 @@
               <w:rPr>
                 <w:rFonts w:ascii="Arial" w:hAnsi="Arial" w:cs="Arial"/>
               </w:rPr>
-              <w:t>Sprint Retrospective</w:t>
-            </w:r>
+              <w:t xml:space="preserve">Sprint </w:t>
+            </w:r>
+            <w:proofErr w:type="spellStart"/>
+            <w:r>
+              <w:rPr>
+                <w:rFonts w:ascii="Arial" w:hAnsi="Arial" w:cs="Arial"/>
+              </w:rPr>
+              <w:t>Retrospective</w:t>
+            </w:r>
+            <w:proofErr w:type="spellEnd"/>
           </w:p>
         </w:tc>
       </w:tr>
@@ -3561,7 +3835,21 @@
               <w:rPr>
                 <w:rFonts w:ascii="Arial" w:hAnsi="Arial" w:cs="Arial"/>
               </w:rPr>
-              <w:t xml:space="preserve"> pre-partita (scegliere mappa e personaggio)</w:t>
+              <w:t xml:space="preserve"> </w:t>
+            </w:r>
+            <w:proofErr w:type="spellStart"/>
+            <w:r>
+              <w:rPr>
+                <w:rFonts w:ascii="Arial" w:hAnsi="Arial" w:cs="Arial"/>
+              </w:rPr>
+              <w:t>pre</w:t>
+            </w:r>
+            <w:proofErr w:type="spellEnd"/>
+            <w:r>
+              <w:rPr>
+                <w:rFonts w:ascii="Arial" w:hAnsi="Arial" w:cs="Arial"/>
+              </w:rPr>
+              <w:t>-partita (scegliere mappa e personaggio)</w:t>
             </w:r>
           </w:p>
           <w:p>
@@ -3587,7 +3875,21 @@
               <w:rPr>
                 <w:rFonts w:ascii="Arial" w:hAnsi="Arial" w:cs="Arial"/>
               </w:rPr>
-              <w:t>Sidon: Miglioramento Gantt e inizio schermata wiki</w:t>
+              <w:t xml:space="preserve">Sidon: Miglioramento </w:t>
+            </w:r>
+            <w:proofErr w:type="spellStart"/>
+            <w:r>
+              <w:rPr>
+                <w:rFonts w:ascii="Arial" w:hAnsi="Arial" w:cs="Arial"/>
+              </w:rPr>
+              <w:t>Gantt</w:t>
+            </w:r>
+            <w:proofErr w:type="spellEnd"/>
+            <w:r>
+              <w:rPr>
+                <w:rFonts w:ascii="Arial" w:hAnsi="Arial" w:cs="Arial"/>
+              </w:rPr>
+              <w:t xml:space="preserve"> e inizio schermata wiki</w:t>
             </w:r>
           </w:p>
         </w:tc>
@@ -3656,7 +3958,21 @@
               <w:rPr>
                 <w:rFonts w:ascii="Arial" w:hAnsi="Arial" w:cs="Arial"/>
               </w:rPr>
-              <w:t>Yasser: Finito schermate pre-partita</w:t>
+              <w:t xml:space="preserve">Yasser: Finito schermate </w:t>
+            </w:r>
+            <w:proofErr w:type="spellStart"/>
+            <w:r>
+              <w:rPr>
+                <w:rFonts w:ascii="Arial" w:hAnsi="Arial" w:cs="Arial"/>
+              </w:rPr>
+              <w:t>pre</w:t>
+            </w:r>
+            <w:proofErr w:type="spellEnd"/>
+            <w:r>
+              <w:rPr>
+                <w:rFonts w:ascii="Arial" w:hAnsi="Arial" w:cs="Arial"/>
+              </w:rPr>
+              <w:t>-partita</w:t>
             </w:r>
           </w:p>
           <w:p>
@@ -3903,7 +4219,21 @@
               <w:rPr>
                 <w:rFonts w:ascii="Arial" w:hAnsi="Arial" w:cs="Arial"/>
               </w:rPr>
-              <w:t>Il punto della situazione è buono tranne per il fatto che dobbiamo ancora aggiustare la swimlane e i use case</w:t>
+              <w:t xml:space="preserve">Il punto della situazione è buono tranne per il fatto che dobbiamo ancora aggiustare la </w:t>
+            </w:r>
+            <w:proofErr w:type="spellStart"/>
+            <w:r>
+              <w:rPr>
+                <w:rFonts w:ascii="Arial" w:hAnsi="Arial" w:cs="Arial"/>
+              </w:rPr>
+              <w:t>swimlane</w:t>
+            </w:r>
+            <w:proofErr w:type="spellEnd"/>
+            <w:r>
+              <w:rPr>
+                <w:rFonts w:ascii="Arial" w:hAnsi="Arial" w:cs="Arial"/>
+              </w:rPr>
+              <w:t xml:space="preserve"> e i use case</w:t>
             </w:r>
           </w:p>
         </w:tc>
@@ -4030,12 +4360,28 @@
                 <w:rFonts w:ascii="Arial" w:hAnsi="Arial" w:cs="Arial"/>
               </w:rPr>
             </w:pPr>
-            <w:r>
-              <w:rPr>
-                <w:rFonts w:ascii="Arial" w:hAnsi="Arial" w:cs="Arial"/>
-              </w:rPr>
-              <w:t>Daily Scrum</w:t>
-            </w:r>
+            <w:proofErr w:type="spellStart"/>
+            <w:r>
+              <w:rPr>
+                <w:rFonts w:ascii="Arial" w:hAnsi="Arial" w:cs="Arial"/>
+              </w:rPr>
+              <w:t>Daily</w:t>
+            </w:r>
+            <w:proofErr w:type="spellEnd"/>
+            <w:r>
+              <w:rPr>
+                <w:rFonts w:ascii="Arial" w:hAnsi="Arial" w:cs="Arial"/>
+              </w:rPr>
+              <w:t xml:space="preserve"> </w:t>
+            </w:r>
+            <w:proofErr w:type="spellStart"/>
+            <w:r>
+              <w:rPr>
+                <w:rFonts w:ascii="Arial" w:hAnsi="Arial" w:cs="Arial"/>
+              </w:rPr>
+              <w:t>Scrum</w:t>
+            </w:r>
+            <w:proofErr w:type="spellEnd"/>
           </w:p>
         </w:tc>
       </w:tr>
@@ -4060,14 +4406,44 @@
               <w:rPr>
                 <w:rFonts w:ascii="Arial" w:hAnsi="Arial" w:cs="Arial"/>
               </w:rPr>
-              <w:t>Oggi dobbiamo fare tutti i mockup e aggiustare i requisiti, test case, use case, swimlane</w:t>
-            </w:r>
-            <w:r>
-              <w:rPr>
-                <w:rFonts w:ascii="Arial" w:hAnsi="Arial" w:cs="Arial"/>
-              </w:rPr>
-              <w:t xml:space="preserve"> e Gantt</w:t>
-            </w:r>
+              <w:t xml:space="preserve">Oggi dobbiamo fare tutti i </w:t>
+            </w:r>
+            <w:proofErr w:type="spellStart"/>
+            <w:r>
+              <w:rPr>
+                <w:rFonts w:ascii="Arial" w:hAnsi="Arial" w:cs="Arial"/>
+              </w:rPr>
+              <w:t>mockup</w:t>
+            </w:r>
+            <w:proofErr w:type="spellEnd"/>
+            <w:r>
+              <w:rPr>
+                <w:rFonts w:ascii="Arial" w:hAnsi="Arial" w:cs="Arial"/>
+              </w:rPr>
+              <w:t xml:space="preserve"> e aggiustare i requisiti, test case, use case, </w:t>
+            </w:r>
+            <w:proofErr w:type="spellStart"/>
+            <w:r>
+              <w:rPr>
+                <w:rFonts w:ascii="Arial" w:hAnsi="Arial" w:cs="Arial"/>
+              </w:rPr>
+              <w:t>swimlane</w:t>
+            </w:r>
+            <w:proofErr w:type="spellEnd"/>
+            <w:r>
+              <w:rPr>
+                <w:rFonts w:ascii="Arial" w:hAnsi="Arial" w:cs="Arial"/>
+              </w:rPr>
+              <w:t xml:space="preserve"> e </w:t>
+            </w:r>
+            <w:proofErr w:type="spellStart"/>
+            <w:r>
+              <w:rPr>
+                <w:rFonts w:ascii="Arial" w:hAnsi="Arial" w:cs="Arial"/>
+              </w:rPr>
+              <w:t>Gantt</w:t>
+            </w:r>
+            <w:proofErr w:type="spellEnd"/>
             <w:r>
               <w:rPr>
                 <w:rFonts w:ascii="Arial" w:hAnsi="Arial" w:cs="Arial"/>
@@ -4085,13 +4461,41 @@
               <w:rPr>
                 <w:rFonts w:ascii="Arial" w:hAnsi="Arial" w:cs="Arial"/>
               </w:rPr>
-              <w:t>Quan: mockup impostazioni</w:t>
-            </w:r>
-            <w:r>
-              <w:rPr>
-                <w:rFonts w:ascii="Arial" w:hAnsi="Arial" w:cs="Arial"/>
-              </w:rPr>
-              <w:t>, aggiustare swimlane e use case</w:t>
+              <w:t xml:space="preserve">Quan: </w:t>
+            </w:r>
+            <w:proofErr w:type="spellStart"/>
+            <w:r>
+              <w:rPr>
+                <w:rFonts w:ascii="Arial" w:hAnsi="Arial" w:cs="Arial"/>
+              </w:rPr>
+              <w:t>mockup</w:t>
+            </w:r>
+            <w:proofErr w:type="spellEnd"/>
+            <w:r>
+              <w:rPr>
+                <w:rFonts w:ascii="Arial" w:hAnsi="Arial" w:cs="Arial"/>
+              </w:rPr>
+              <w:t xml:space="preserve"> impostazioni</w:t>
+            </w:r>
+            <w:r>
+              <w:rPr>
+                <w:rFonts w:ascii="Arial" w:hAnsi="Arial" w:cs="Arial"/>
+              </w:rPr>
+              <w:t xml:space="preserve">, aggiustare </w:t>
+            </w:r>
+            <w:proofErr w:type="spellStart"/>
+            <w:r>
+              <w:rPr>
+                <w:rFonts w:ascii="Arial" w:hAnsi="Arial" w:cs="Arial"/>
+              </w:rPr>
+              <w:t>swimlane</w:t>
+            </w:r>
+            <w:proofErr w:type="spellEnd"/>
+            <w:r>
+              <w:rPr>
+                <w:rFonts w:ascii="Arial" w:hAnsi="Arial" w:cs="Arial"/>
+              </w:rPr>
+              <w:t xml:space="preserve"> e use case</w:t>
             </w:r>
           </w:p>
           <w:p>
@@ -4110,7 +4514,21 @@
               <w:rPr>
                 <w:rFonts w:ascii="Arial" w:hAnsi="Arial" w:cs="Arial"/>
               </w:rPr>
-              <w:t xml:space="preserve">Aggiustare gantt, </w:t>
+              <w:t xml:space="preserve">Aggiustare </w:t>
+            </w:r>
+            <w:proofErr w:type="spellStart"/>
+            <w:r>
+              <w:rPr>
+                <w:rFonts w:ascii="Arial" w:hAnsi="Arial" w:cs="Arial"/>
+              </w:rPr>
+              <w:t>gantt</w:t>
+            </w:r>
+            <w:proofErr w:type="spellEnd"/>
+            <w:r>
+              <w:rPr>
+                <w:rFonts w:ascii="Arial" w:hAnsi="Arial" w:cs="Arial"/>
+              </w:rPr>
+              <w:t xml:space="preserve">, </w:t>
             </w:r>
             <w:r>
               <w:rPr>
@@ -4118,11 +4536,19 @@
               </w:rPr>
               <w:t xml:space="preserve">fare </w:t>
             </w:r>
-            <w:r>
-              <w:rPr>
-                <w:rFonts w:ascii="Arial" w:hAnsi="Arial" w:cs="Arial"/>
-              </w:rPr>
-              <w:t>mockup wiki e risultati</w:t>
+            <w:proofErr w:type="spellStart"/>
+            <w:r>
+              <w:rPr>
+                <w:rFonts w:ascii="Arial" w:hAnsi="Arial" w:cs="Arial"/>
+              </w:rPr>
+              <w:t>mockup</w:t>
+            </w:r>
+            <w:proofErr w:type="spellEnd"/>
+            <w:r>
+              <w:rPr>
+                <w:rFonts w:ascii="Arial" w:hAnsi="Arial" w:cs="Arial"/>
+              </w:rPr>
+              <w:t xml:space="preserve"> wiki e risultati</w:t>
             </w:r>
           </w:p>
           <w:p>
@@ -4172,7 +4598,35 @@
               <w:rPr>
                 <w:rFonts w:ascii="Arial" w:hAnsi="Arial" w:cs="Arial"/>
               </w:rPr>
-              <w:t xml:space="preserve"> mockup pre partita</w:t>
+              <w:t xml:space="preserve"> </w:t>
+            </w:r>
+            <w:proofErr w:type="spellStart"/>
+            <w:r>
+              <w:rPr>
+                <w:rFonts w:ascii="Arial" w:hAnsi="Arial" w:cs="Arial"/>
+              </w:rPr>
+              <w:t>mockup</w:t>
+            </w:r>
+            <w:proofErr w:type="spellEnd"/>
+            <w:r>
+              <w:rPr>
+                <w:rFonts w:ascii="Arial" w:hAnsi="Arial" w:cs="Arial"/>
+              </w:rPr>
+              <w:t xml:space="preserve"> </w:t>
+            </w:r>
+            <w:proofErr w:type="spellStart"/>
+            <w:r>
+              <w:rPr>
+                <w:rFonts w:ascii="Arial" w:hAnsi="Arial" w:cs="Arial"/>
+              </w:rPr>
+              <w:t>pre</w:t>
+            </w:r>
+            <w:proofErr w:type="spellEnd"/>
+            <w:r>
+              <w:rPr>
+                <w:rFonts w:ascii="Arial" w:hAnsi="Arial" w:cs="Arial"/>
+              </w:rPr>
+              <w:t xml:space="preserve"> partita</w:t>
             </w:r>
           </w:p>
         </w:tc>
@@ -4354,8 +4808,16 @@
               <w:rPr>
                 <w:rFonts w:ascii="Arial" w:hAnsi="Arial" w:cs="Arial"/>
               </w:rPr>
-              <w:t>Sprint Retrospective</w:t>
-            </w:r>
+              <w:t xml:space="preserve">Sprint </w:t>
+            </w:r>
+            <w:proofErr w:type="spellStart"/>
+            <w:r>
+              <w:rPr>
+                <w:rFonts w:ascii="Arial" w:hAnsi="Arial" w:cs="Arial"/>
+              </w:rPr>
+              <w:t>Retrospective</w:t>
+            </w:r>
+            <w:proofErr w:type="spellEnd"/>
           </w:p>
         </w:tc>
       </w:tr>
@@ -4591,7 +5053,21 @@
               <w:rPr>
                 <w:rFonts w:ascii="Arial" w:hAnsi="Arial" w:cs="Arial"/>
               </w:rPr>
-              <w:t xml:space="preserve">a fare la teoria su gli UserStory </w:t>
+              <w:t xml:space="preserve">a fare la teoria su gli </w:t>
+            </w:r>
+            <w:proofErr w:type="spellStart"/>
+            <w:r>
+              <w:rPr>
+                <w:rFonts w:ascii="Arial" w:hAnsi="Arial" w:cs="Arial"/>
+              </w:rPr>
+              <w:t>UserStory</w:t>
+            </w:r>
+            <w:proofErr w:type="spellEnd"/>
+            <w:r>
+              <w:rPr>
+                <w:rFonts w:ascii="Arial" w:hAnsi="Arial" w:cs="Arial"/>
+              </w:rPr>
+              <w:t xml:space="preserve"> </w:t>
             </w:r>
           </w:p>
         </w:tc>
@@ -4637,8 +5113,30 @@
               <w:rPr>
                 <w:rFonts w:ascii="Arial" w:hAnsi="Arial" w:cs="Arial"/>
               </w:rPr>
-              <w:t>Corretto UseCase e Swimlane</w:t>
-            </w:r>
+              <w:t xml:space="preserve">Corretto </w:t>
+            </w:r>
+            <w:proofErr w:type="spellStart"/>
+            <w:r>
+              <w:rPr>
+                <w:rFonts w:ascii="Arial" w:hAnsi="Arial" w:cs="Arial"/>
+              </w:rPr>
+              <w:t>UseCase</w:t>
+            </w:r>
+            <w:proofErr w:type="spellEnd"/>
+            <w:r>
+              <w:rPr>
+                <w:rFonts w:ascii="Arial" w:hAnsi="Arial" w:cs="Arial"/>
+              </w:rPr>
+              <w:t xml:space="preserve"> e </w:t>
+            </w:r>
+            <w:proofErr w:type="spellStart"/>
+            <w:r>
+              <w:rPr>
+                <w:rFonts w:ascii="Arial" w:hAnsi="Arial" w:cs="Arial"/>
+              </w:rPr>
+              <w:t>Swimlane</w:t>
+            </w:r>
+            <w:proofErr w:type="spellEnd"/>
           </w:p>
           <w:p>
             <w:pPr>
@@ -4656,7 +5154,21 @@
               <w:rPr>
                 <w:rFonts w:ascii="Arial" w:hAnsi="Arial" w:cs="Arial"/>
               </w:rPr>
-              <w:t>Teoria su gli UserStory da Petrini</w:t>
+              <w:t xml:space="preserve">Teoria su gli </w:t>
+            </w:r>
+            <w:proofErr w:type="spellStart"/>
+            <w:r>
+              <w:rPr>
+                <w:rFonts w:ascii="Arial" w:hAnsi="Arial" w:cs="Arial"/>
+              </w:rPr>
+              <w:t>UserStory</w:t>
+            </w:r>
+            <w:proofErr w:type="spellEnd"/>
+            <w:r>
+              <w:rPr>
+                <w:rFonts w:ascii="Arial" w:hAnsi="Arial" w:cs="Arial"/>
+              </w:rPr>
+              <w:t xml:space="preserve"> da Petrini</w:t>
             </w:r>
           </w:p>
           <w:p>
@@ -4687,7 +5199,21 @@
               <w:rPr>
                 <w:rFonts w:ascii="Arial" w:hAnsi="Arial" w:cs="Arial"/>
               </w:rPr>
-              <w:t>Fatto e finito le UserStory e i criteri d’accettazione</w:t>
+              <w:t xml:space="preserve">Fatto e finito le </w:t>
+            </w:r>
+            <w:proofErr w:type="spellStart"/>
+            <w:r>
+              <w:rPr>
+                <w:rFonts w:ascii="Arial" w:hAnsi="Arial" w:cs="Arial"/>
+              </w:rPr>
+              <w:t>UserStory</w:t>
+            </w:r>
+            <w:proofErr w:type="spellEnd"/>
+            <w:r>
+              <w:rPr>
+                <w:rFonts w:ascii="Arial" w:hAnsi="Arial" w:cs="Arial"/>
+              </w:rPr>
+              <w:t xml:space="preserve"> e i criteri d’accettazione</w:t>
             </w:r>
           </w:p>
         </w:tc>
@@ -5037,12 +5563,28 @@
                 <w:rFonts w:ascii="Arial" w:hAnsi="Arial" w:cs="Arial"/>
               </w:rPr>
             </w:pPr>
-            <w:r>
-              <w:rPr>
-                <w:rFonts w:ascii="Arial" w:hAnsi="Arial" w:cs="Arial"/>
-              </w:rPr>
-              <w:t>Daily Scrum</w:t>
-            </w:r>
+            <w:proofErr w:type="spellStart"/>
+            <w:r>
+              <w:rPr>
+                <w:rFonts w:ascii="Arial" w:hAnsi="Arial" w:cs="Arial"/>
+              </w:rPr>
+              <w:t>Daily</w:t>
+            </w:r>
+            <w:proofErr w:type="spellEnd"/>
+            <w:r>
+              <w:rPr>
+                <w:rFonts w:ascii="Arial" w:hAnsi="Arial" w:cs="Arial"/>
+              </w:rPr>
+              <w:t xml:space="preserve"> </w:t>
+            </w:r>
+            <w:proofErr w:type="spellStart"/>
+            <w:r>
+              <w:rPr>
+                <w:rFonts w:ascii="Arial" w:hAnsi="Arial" w:cs="Arial"/>
+              </w:rPr>
+              <w:t>Scrum</w:t>
+            </w:r>
+            <w:proofErr w:type="spellEnd"/>
           </w:p>
         </w:tc>
       </w:tr>
@@ -5067,7 +5609,35 @@
               <w:rPr>
                 <w:rFonts w:ascii="Arial" w:hAnsi="Arial" w:cs="Arial"/>
               </w:rPr>
-              <w:t>Abbiamo deciso che oggi Quan dovrà correggere Swimlane e UseCase inerenti alle modifiche richieste, Sidon e Ivan intanto dovranno fare gli User Story e Yasser recupererà la teoria da Petrini che gli altri hanno fatto prima. Una volta che tutti avremmo finito queste attività passeremmo insieme a fare gli sprite.</w:t>
+              <w:t xml:space="preserve">Abbiamo deciso che oggi Quan dovrà correggere </w:t>
+            </w:r>
+            <w:proofErr w:type="spellStart"/>
+            <w:r>
+              <w:rPr>
+                <w:rFonts w:ascii="Arial" w:hAnsi="Arial" w:cs="Arial"/>
+              </w:rPr>
+              <w:t>Swimlane</w:t>
+            </w:r>
+            <w:proofErr w:type="spellEnd"/>
+            <w:r>
+              <w:rPr>
+                <w:rFonts w:ascii="Arial" w:hAnsi="Arial" w:cs="Arial"/>
+              </w:rPr>
+              <w:t xml:space="preserve"> e </w:t>
+            </w:r>
+            <w:proofErr w:type="spellStart"/>
+            <w:r>
+              <w:rPr>
+                <w:rFonts w:ascii="Arial" w:hAnsi="Arial" w:cs="Arial"/>
+              </w:rPr>
+              <w:t>UseCase</w:t>
+            </w:r>
+            <w:proofErr w:type="spellEnd"/>
+            <w:r>
+              <w:rPr>
+                <w:rFonts w:ascii="Arial" w:hAnsi="Arial" w:cs="Arial"/>
+              </w:rPr>
+              <w:t xml:space="preserve"> inerenti alle modifiche richieste, Sidon e Ivan intanto dovranno fare gli User Story e Yasser recupererà la teoria da Petrini che gli altri hanno fatto prima. Una volta che tutti avremmo finito queste attività passeremmo insieme a fare gli sprite.</w:t>
             </w:r>
           </w:p>
         </w:tc>
@@ -5242,8 +5812,16 @@
               <w:rPr>
                 <w:rFonts w:ascii="Arial" w:hAnsi="Arial" w:cs="Arial"/>
               </w:rPr>
-              <w:t>Sprint Retrospective</w:t>
-            </w:r>
+              <w:t xml:space="preserve">Sprint </w:t>
+            </w:r>
+            <w:proofErr w:type="spellStart"/>
+            <w:r>
+              <w:rPr>
+                <w:rFonts w:ascii="Arial" w:hAnsi="Arial" w:cs="Arial"/>
+              </w:rPr>
+              <w:t>Retrospective</w:t>
+            </w:r>
+            <w:proofErr w:type="spellEnd"/>
           </w:p>
         </w:tc>
       </w:tr>
@@ -5497,7 +6075,49 @@
               <w:rPr>
                 <w:rFonts w:ascii="Arial" w:hAnsi="Arial" w:cs="Arial"/>
               </w:rPr>
-              <w:t>il montalbetti riguardo trello e gli sprint. Messo tutte le attività su trello e sistemato sprint 1-3 con ore scolastiche</w:t>
+              <w:t xml:space="preserve">il </w:t>
+            </w:r>
+            <w:proofErr w:type="spellStart"/>
+            <w:r>
+              <w:rPr>
+                <w:rFonts w:ascii="Arial" w:hAnsi="Arial" w:cs="Arial"/>
+              </w:rPr>
+              <w:t>montalbetti</w:t>
+            </w:r>
+            <w:proofErr w:type="spellEnd"/>
+            <w:r>
+              <w:rPr>
+                <w:rFonts w:ascii="Arial" w:hAnsi="Arial" w:cs="Arial"/>
+              </w:rPr>
+              <w:t xml:space="preserve"> riguardo </w:t>
+            </w:r>
+            <w:proofErr w:type="spellStart"/>
+            <w:r>
+              <w:rPr>
+                <w:rFonts w:ascii="Arial" w:hAnsi="Arial" w:cs="Arial"/>
+              </w:rPr>
+              <w:t>trello</w:t>
+            </w:r>
+            <w:proofErr w:type="spellEnd"/>
+            <w:r>
+              <w:rPr>
+                <w:rFonts w:ascii="Arial" w:hAnsi="Arial" w:cs="Arial"/>
+              </w:rPr>
+              <w:t xml:space="preserve"> e gli sprint. Messo tutte le attività su </w:t>
+            </w:r>
+            <w:proofErr w:type="spellStart"/>
+            <w:r>
+              <w:rPr>
+                <w:rFonts w:ascii="Arial" w:hAnsi="Arial" w:cs="Arial"/>
+              </w:rPr>
+              <w:t>trello</w:t>
+            </w:r>
+            <w:proofErr w:type="spellEnd"/>
+            <w:r>
+              <w:rPr>
+                <w:rFonts w:ascii="Arial" w:hAnsi="Arial" w:cs="Arial"/>
+              </w:rPr>
+              <w:t xml:space="preserve"> e sistemato sprint 1-3 con ore scolastiche</w:t>
             </w:r>
           </w:p>
         </w:tc>
@@ -5635,8 +6255,16 @@
               <w:rPr>
                 <w:rFonts w:ascii="Arial" w:hAnsi="Arial" w:cs="Arial"/>
               </w:rPr>
-              <w:t>Quan: implementato il salto e sistemato swimlane</w:t>
-            </w:r>
+              <w:t xml:space="preserve">Quan: implementato il salto e sistemato </w:t>
+            </w:r>
+            <w:proofErr w:type="spellStart"/>
+            <w:r>
+              <w:rPr>
+                <w:rFonts w:ascii="Arial" w:hAnsi="Arial" w:cs="Arial"/>
+              </w:rPr>
+              <w:t>swimlane</w:t>
+            </w:r>
+            <w:proofErr w:type="spellEnd"/>
           </w:p>
           <w:p>
             <w:pPr>
@@ -5918,7 +6546,21 @@
               <w:rPr>
                 <w:rFonts w:ascii="Arial" w:hAnsi="Arial" w:cs="Arial"/>
               </w:rPr>
-              <w:t xml:space="preserve"> ha cambiato la path del progetto dopo aver provato diversi tentativi non funzionanti.</w:t>
+              <w:t xml:space="preserve"> ha cambiato la </w:t>
+            </w:r>
+            <w:proofErr w:type="spellStart"/>
+            <w:r>
+              <w:rPr>
+                <w:rFonts w:ascii="Arial" w:hAnsi="Arial" w:cs="Arial"/>
+              </w:rPr>
+              <w:t>path</w:t>
+            </w:r>
+            <w:proofErr w:type="spellEnd"/>
+            <w:r>
+              <w:rPr>
+                <w:rFonts w:ascii="Arial" w:hAnsi="Arial" w:cs="Arial"/>
+              </w:rPr>
+              <w:t xml:space="preserve"> del progetto dopo aver provato diversi tentativi non funzionanti.</w:t>
             </w:r>
           </w:p>
           <w:p>
@@ -6154,12 +6796,28 @@
                 <w:rFonts w:ascii="Arial" w:hAnsi="Arial" w:cs="Arial"/>
               </w:rPr>
             </w:pPr>
-            <w:r>
-              <w:rPr>
-                <w:rFonts w:ascii="Arial" w:hAnsi="Arial" w:cs="Arial"/>
-              </w:rPr>
-              <w:t>Daily Scrum</w:t>
-            </w:r>
+            <w:proofErr w:type="spellStart"/>
+            <w:r>
+              <w:rPr>
+                <w:rFonts w:ascii="Arial" w:hAnsi="Arial" w:cs="Arial"/>
+              </w:rPr>
+              <w:t>Daily</w:t>
+            </w:r>
+            <w:proofErr w:type="spellEnd"/>
+            <w:r>
+              <w:rPr>
+                <w:rFonts w:ascii="Arial" w:hAnsi="Arial" w:cs="Arial"/>
+              </w:rPr>
+              <w:t xml:space="preserve"> </w:t>
+            </w:r>
+            <w:proofErr w:type="spellStart"/>
+            <w:r>
+              <w:rPr>
+                <w:rFonts w:ascii="Arial" w:hAnsi="Arial" w:cs="Arial"/>
+              </w:rPr>
+              <w:t>Scrum</w:t>
+            </w:r>
+            <w:proofErr w:type="spellEnd"/>
           </w:p>
         </w:tc>
       </w:tr>
@@ -6289,20 +6947,48 @@
               <w:rPr>
                 <w:rFonts w:ascii="Arial" w:hAnsi="Arial" w:cs="Arial"/>
               </w:rPr>
-              <w:t>Sidon: fare i pugni, implementare pre partita</w:t>
-            </w:r>
-          </w:p>
-          <w:p>
-            <w:pPr>
-              <w:rPr>
-                <w:rFonts w:ascii="Arial" w:hAnsi="Arial" w:cs="Arial"/>
-              </w:rPr>
-            </w:pPr>
-            <w:r>
-              <w:rPr>
-                <w:rFonts w:ascii="Arial" w:hAnsi="Arial" w:cs="Arial"/>
-              </w:rPr>
-              <w:t>Yasser: Fare i calci, implementare pre partita</w:t>
+              <w:t xml:space="preserve">Sidon: fare i pugni, implementare </w:t>
+            </w:r>
+            <w:proofErr w:type="spellStart"/>
+            <w:r>
+              <w:rPr>
+                <w:rFonts w:ascii="Arial" w:hAnsi="Arial" w:cs="Arial"/>
+              </w:rPr>
+              <w:t>pre</w:t>
+            </w:r>
+            <w:proofErr w:type="spellEnd"/>
+            <w:r>
+              <w:rPr>
+                <w:rFonts w:ascii="Arial" w:hAnsi="Arial" w:cs="Arial"/>
+              </w:rPr>
+              <w:t xml:space="preserve"> partita</w:t>
+            </w:r>
+          </w:p>
+          <w:p>
+            <w:pPr>
+              <w:rPr>
+                <w:rFonts w:ascii="Arial" w:hAnsi="Arial" w:cs="Arial"/>
+              </w:rPr>
+            </w:pPr>
+            <w:r>
+              <w:rPr>
+                <w:rFonts w:ascii="Arial" w:hAnsi="Arial" w:cs="Arial"/>
+              </w:rPr>
+              <w:t xml:space="preserve">Yasser: Fare i calci, implementare </w:t>
+            </w:r>
+            <w:proofErr w:type="spellStart"/>
+            <w:r>
+              <w:rPr>
+                <w:rFonts w:ascii="Arial" w:hAnsi="Arial" w:cs="Arial"/>
+              </w:rPr>
+              <w:t>pre</w:t>
+            </w:r>
+            <w:proofErr w:type="spellEnd"/>
+            <w:r>
+              <w:rPr>
+                <w:rFonts w:ascii="Arial" w:hAnsi="Arial" w:cs="Arial"/>
+              </w:rPr>
+              <w:t xml:space="preserve"> partita</w:t>
             </w:r>
           </w:p>
         </w:tc>
@@ -6412,8 +7098,16 @@
               <w:rPr>
                 <w:rFonts w:ascii="Arial" w:hAnsi="Arial" w:cs="Arial"/>
               </w:rPr>
-              <w:t>Sprint Retrospective</w:t>
-            </w:r>
+              <w:t xml:space="preserve">Sprint </w:t>
+            </w:r>
+            <w:proofErr w:type="spellStart"/>
+            <w:r>
+              <w:rPr>
+                <w:rFonts w:ascii="Arial" w:hAnsi="Arial" w:cs="Arial"/>
+              </w:rPr>
+              <w:t>Retrospective</w:t>
+            </w:r>
+            <w:proofErr w:type="spellEnd"/>
           </w:p>
         </w:tc>
       </w:tr>
@@ -6648,8 +7342,30 @@
               <w:rPr>
                 <w:rFonts w:ascii="Arial" w:hAnsi="Arial" w:cs="Arial"/>
               </w:rPr>
-              <w:t>Tutti: Preparato presentazione e fatto daily scrum</w:t>
-            </w:r>
+              <w:t xml:space="preserve">Tutti: Preparato presentazione e fatto </w:t>
+            </w:r>
+            <w:proofErr w:type="spellStart"/>
+            <w:r>
+              <w:rPr>
+                <w:rFonts w:ascii="Arial" w:hAnsi="Arial" w:cs="Arial"/>
+              </w:rPr>
+              <w:t>daily</w:t>
+            </w:r>
+            <w:proofErr w:type="spellEnd"/>
+            <w:r>
+              <w:rPr>
+                <w:rFonts w:ascii="Arial" w:hAnsi="Arial" w:cs="Arial"/>
+              </w:rPr>
+              <w:t xml:space="preserve"> </w:t>
+            </w:r>
+            <w:proofErr w:type="spellStart"/>
+            <w:r>
+              <w:rPr>
+                <w:rFonts w:ascii="Arial" w:hAnsi="Arial" w:cs="Arial"/>
+              </w:rPr>
+              <w:t>scrum</w:t>
+            </w:r>
+            <w:proofErr w:type="spellEnd"/>
           </w:p>
         </w:tc>
       </w:tr>
@@ -6926,7 +7642,63 @@
               <w:rPr>
                 <w:rFonts w:ascii="Arial" w:hAnsi="Arial" w:cs="Arial"/>
               </w:rPr>
-              <w:t xml:space="preserve">Abbiamo cercato diverse soluzioni che sembravano funzionare come creare più layer ma dava problemi con le immagini che tramite git non venivano passate perché il .controller è un file YAML e git non sa mergere il file nel modo corretto perciò alla fine abbiamo deciso che ogniuno lavora sul proprio controller per non creare problemi </w:t>
+              <w:t xml:space="preserve">Abbiamo cercato diverse soluzioni che sembravano funzionare come creare più </w:t>
+            </w:r>
+            <w:proofErr w:type="spellStart"/>
+            <w:r>
+              <w:rPr>
+                <w:rFonts w:ascii="Arial" w:hAnsi="Arial" w:cs="Arial"/>
+              </w:rPr>
+              <w:t>layer</w:t>
+            </w:r>
+            <w:proofErr w:type="spellEnd"/>
+            <w:r>
+              <w:rPr>
+                <w:rFonts w:ascii="Arial" w:hAnsi="Arial" w:cs="Arial"/>
+              </w:rPr>
+              <w:t xml:space="preserve"> ma dava problemi con le immagini che tramite </w:t>
+            </w:r>
+            <w:proofErr w:type="spellStart"/>
+            <w:r>
+              <w:rPr>
+                <w:rFonts w:ascii="Arial" w:hAnsi="Arial" w:cs="Arial"/>
+              </w:rPr>
+              <w:t>git</w:t>
+            </w:r>
+            <w:proofErr w:type="spellEnd"/>
+            <w:r>
+              <w:rPr>
+                <w:rFonts w:ascii="Arial" w:hAnsi="Arial" w:cs="Arial"/>
+              </w:rPr>
+              <w:t xml:space="preserve"> non venivano passate perché </w:t>
+            </w:r>
+            <w:proofErr w:type="gramStart"/>
+            <w:r>
+              <w:rPr>
+                <w:rFonts w:ascii="Arial" w:hAnsi="Arial" w:cs="Arial"/>
+              </w:rPr>
+              <w:t>il .controller</w:t>
+            </w:r>
+            <w:proofErr w:type="gramEnd"/>
+            <w:r>
+              <w:rPr>
+                <w:rFonts w:ascii="Arial" w:hAnsi="Arial" w:cs="Arial"/>
+              </w:rPr>
+              <w:t xml:space="preserve"> è un file YAML e </w:t>
+            </w:r>
+            <w:proofErr w:type="spellStart"/>
+            <w:r>
+              <w:rPr>
+                <w:rFonts w:ascii="Arial" w:hAnsi="Arial" w:cs="Arial"/>
+              </w:rPr>
+              <w:t>git</w:t>
+            </w:r>
+            <w:proofErr w:type="spellEnd"/>
+            <w:r>
+              <w:rPr>
+                <w:rFonts w:ascii="Arial" w:hAnsi="Arial" w:cs="Arial"/>
+              </w:rPr>
+              <w:t xml:space="preserve"> non sa mergere il file nel modo corretto perciò alla fine abbiamo deciso che ogniuno lavora sul proprio controller per non creare problemi </w:t>
             </w:r>
           </w:p>
         </w:tc>
@@ -7190,12 +7962,28 @@
                 <w:rFonts w:ascii="Arial" w:hAnsi="Arial" w:cs="Arial"/>
               </w:rPr>
             </w:pPr>
-            <w:r>
-              <w:rPr>
-                <w:rFonts w:ascii="Arial" w:hAnsi="Arial" w:cs="Arial"/>
-              </w:rPr>
-              <w:t>Daily Scrum</w:t>
-            </w:r>
+            <w:proofErr w:type="spellStart"/>
+            <w:r>
+              <w:rPr>
+                <w:rFonts w:ascii="Arial" w:hAnsi="Arial" w:cs="Arial"/>
+              </w:rPr>
+              <w:t>Daily</w:t>
+            </w:r>
+            <w:proofErr w:type="spellEnd"/>
+            <w:r>
+              <w:rPr>
+                <w:rFonts w:ascii="Arial" w:hAnsi="Arial" w:cs="Arial"/>
+              </w:rPr>
+              <w:t xml:space="preserve"> </w:t>
+            </w:r>
+            <w:proofErr w:type="spellStart"/>
+            <w:r>
+              <w:rPr>
+                <w:rFonts w:ascii="Arial" w:hAnsi="Arial" w:cs="Arial"/>
+              </w:rPr>
+              <w:t>Scrum</w:t>
+            </w:r>
+            <w:proofErr w:type="spellEnd"/>
           </w:p>
         </w:tc>
       </w:tr>
@@ -7220,7 +8008,35 @@
               <w:rPr>
                 <w:rFonts w:ascii="Arial" w:hAnsi="Arial" w:cs="Arial"/>
               </w:rPr>
-              <w:t>Sidon: capire come fare il git push che ha avuto dei problemi</w:t>
+              <w:t xml:space="preserve">Sidon: capire come fare il </w:t>
+            </w:r>
+            <w:proofErr w:type="spellStart"/>
+            <w:r>
+              <w:rPr>
+                <w:rFonts w:ascii="Arial" w:hAnsi="Arial" w:cs="Arial"/>
+              </w:rPr>
+              <w:t>git</w:t>
+            </w:r>
+            <w:proofErr w:type="spellEnd"/>
+            <w:r>
+              <w:rPr>
+                <w:rFonts w:ascii="Arial" w:hAnsi="Arial" w:cs="Arial"/>
+              </w:rPr>
+              <w:t xml:space="preserve"> </w:t>
+            </w:r>
+            <w:proofErr w:type="spellStart"/>
+            <w:r>
+              <w:rPr>
+                <w:rFonts w:ascii="Arial" w:hAnsi="Arial" w:cs="Arial"/>
+              </w:rPr>
+              <w:t>push</w:t>
+            </w:r>
+            <w:proofErr w:type="spellEnd"/>
+            <w:r>
+              <w:rPr>
+                <w:rFonts w:ascii="Arial" w:hAnsi="Arial" w:cs="Arial"/>
+              </w:rPr>
+              <w:t xml:space="preserve"> che ha avuto dei problemi</w:t>
             </w:r>
           </w:p>
           <w:p>
@@ -7378,20 +8194,48 @@
               <w:rPr>
                 <w:rFonts w:ascii="Arial" w:hAnsi="Arial" w:cs="Arial"/>
               </w:rPr>
-              <w:t>Sidon: fare i pugni, implementare pre partita</w:t>
-            </w:r>
-          </w:p>
-          <w:p>
-            <w:pPr>
-              <w:rPr>
-                <w:rFonts w:ascii="Arial" w:hAnsi="Arial" w:cs="Arial"/>
-              </w:rPr>
-            </w:pPr>
-            <w:r>
-              <w:rPr>
-                <w:rFonts w:ascii="Arial" w:hAnsi="Arial" w:cs="Arial"/>
-              </w:rPr>
-              <w:t>Yasser: Fare i calci, implementare pre partita</w:t>
+              <w:t xml:space="preserve">Sidon: fare i pugni, implementare </w:t>
+            </w:r>
+            <w:proofErr w:type="spellStart"/>
+            <w:r>
+              <w:rPr>
+                <w:rFonts w:ascii="Arial" w:hAnsi="Arial" w:cs="Arial"/>
+              </w:rPr>
+              <w:t>pre</w:t>
+            </w:r>
+            <w:proofErr w:type="spellEnd"/>
+            <w:r>
+              <w:rPr>
+                <w:rFonts w:ascii="Arial" w:hAnsi="Arial" w:cs="Arial"/>
+              </w:rPr>
+              <w:t xml:space="preserve"> partita</w:t>
+            </w:r>
+          </w:p>
+          <w:p>
+            <w:pPr>
+              <w:rPr>
+                <w:rFonts w:ascii="Arial" w:hAnsi="Arial" w:cs="Arial"/>
+              </w:rPr>
+            </w:pPr>
+            <w:r>
+              <w:rPr>
+                <w:rFonts w:ascii="Arial" w:hAnsi="Arial" w:cs="Arial"/>
+              </w:rPr>
+              <w:t xml:space="preserve">Yasser: Fare i calci, implementare </w:t>
+            </w:r>
+            <w:proofErr w:type="spellStart"/>
+            <w:r>
+              <w:rPr>
+                <w:rFonts w:ascii="Arial" w:hAnsi="Arial" w:cs="Arial"/>
+              </w:rPr>
+              <w:t>pre</w:t>
+            </w:r>
+            <w:proofErr w:type="spellEnd"/>
+            <w:r>
+              <w:rPr>
+                <w:rFonts w:ascii="Arial" w:hAnsi="Arial" w:cs="Arial"/>
+              </w:rPr>
+              <w:t xml:space="preserve"> partita</w:t>
             </w:r>
           </w:p>
         </w:tc>
@@ -7508,8 +8352,16 @@
               <w:rPr>
                 <w:rFonts w:ascii="Arial" w:hAnsi="Arial" w:cs="Arial"/>
               </w:rPr>
-              <w:t>Sprint Retrospective</w:t>
-            </w:r>
+              <w:t xml:space="preserve">Sprint </w:t>
+            </w:r>
+            <w:proofErr w:type="spellStart"/>
+            <w:r>
+              <w:rPr>
+                <w:rFonts w:ascii="Arial" w:hAnsi="Arial" w:cs="Arial"/>
+              </w:rPr>
+              <w:t>Retrospective</w:t>
+            </w:r>
+            <w:proofErr w:type="spellEnd"/>
           </w:p>
         </w:tc>
       </w:tr>
@@ -7846,7 +8698,35 @@
               <w:rPr>
                 <w:rFonts w:ascii="Arial" w:hAnsi="Arial" w:cs="Arial"/>
               </w:rPr>
-              <w:t>Ivan: Finito la main page e il sistema di cambio scena, scritto metà storai del personaggio.</w:t>
+              <w:t xml:space="preserve">Ivan: Finito la </w:t>
+            </w:r>
+            <w:proofErr w:type="spellStart"/>
+            <w:r>
+              <w:rPr>
+                <w:rFonts w:ascii="Arial" w:hAnsi="Arial" w:cs="Arial"/>
+              </w:rPr>
+              <w:t>main</w:t>
+            </w:r>
+            <w:proofErr w:type="spellEnd"/>
+            <w:r>
+              <w:rPr>
+                <w:rFonts w:ascii="Arial" w:hAnsi="Arial" w:cs="Arial"/>
+              </w:rPr>
+              <w:t xml:space="preserve"> page e il sistema di cambio scena, scritto metà </w:t>
+            </w:r>
+            <w:proofErr w:type="spellStart"/>
+            <w:r>
+              <w:rPr>
+                <w:rFonts w:ascii="Arial" w:hAnsi="Arial" w:cs="Arial"/>
+              </w:rPr>
+              <w:t>storai</w:t>
+            </w:r>
+            <w:proofErr w:type="spellEnd"/>
+            <w:r>
+              <w:rPr>
+                <w:rFonts w:ascii="Arial" w:hAnsi="Arial" w:cs="Arial"/>
+              </w:rPr>
+              <w:t xml:space="preserve"> del personaggio.</w:t>
             </w:r>
           </w:p>
           <w:p>
@@ -8230,21 +9110,37 @@
               <w:rPr>
                 <w:rFonts w:ascii="Arial" w:hAnsi="Arial" w:cs="Arial"/>
               </w:rPr>
-              <w:t>mpostazioni + fare Hitbox</w:t>
-            </w:r>
-          </w:p>
-          <w:p>
-            <w:pPr>
-              <w:rPr>
-                <w:rFonts w:ascii="Arial" w:hAnsi="Arial" w:cs="Arial"/>
-              </w:rPr>
-            </w:pPr>
-            <w:r>
-              <w:rPr>
-                <w:rFonts w:ascii="Arial" w:hAnsi="Arial" w:cs="Arial"/>
-              </w:rPr>
-              <w:t>Quan: finire salto + dash + rigidbody</w:t>
-            </w:r>
+              <w:t xml:space="preserve">mpostazioni + fare </w:t>
+            </w:r>
+            <w:proofErr w:type="spellStart"/>
+            <w:r>
+              <w:rPr>
+                <w:rFonts w:ascii="Arial" w:hAnsi="Arial" w:cs="Arial"/>
+              </w:rPr>
+              <w:t>Hitbox</w:t>
+            </w:r>
+            <w:proofErr w:type="spellEnd"/>
+          </w:p>
+          <w:p>
+            <w:pPr>
+              <w:rPr>
+                <w:rFonts w:ascii="Arial" w:hAnsi="Arial" w:cs="Arial"/>
+              </w:rPr>
+            </w:pPr>
+            <w:r>
+              <w:rPr>
+                <w:rFonts w:ascii="Arial" w:hAnsi="Arial" w:cs="Arial"/>
+              </w:rPr>
+              <w:t xml:space="preserve">Quan: finire salto + dash + </w:t>
+            </w:r>
+            <w:proofErr w:type="spellStart"/>
+            <w:r>
+              <w:rPr>
+                <w:rFonts w:ascii="Arial" w:hAnsi="Arial" w:cs="Arial"/>
+              </w:rPr>
+              <w:t>rigidbody</w:t>
+            </w:r>
+            <w:proofErr w:type="spellEnd"/>
           </w:p>
           <w:p>
             <w:pPr>
@@ -8268,20 +9164,42 @@
               <w:rPr>
                 <w:rFonts w:ascii="Arial" w:hAnsi="Arial" w:cs="Arial"/>
               </w:rPr>
-              <w:t xml:space="preserve"> + json</w:t>
-            </w:r>
-          </w:p>
-          <w:p>
-            <w:pPr>
-              <w:rPr>
-                <w:rFonts w:ascii="Arial" w:hAnsi="Arial" w:cs="Arial"/>
-              </w:rPr>
-            </w:pPr>
-            <w:r>
-              <w:rPr>
-                <w:rFonts w:ascii="Arial" w:hAnsi="Arial" w:cs="Arial"/>
-              </w:rPr>
-              <w:t>Yasser: finire i calci, implementare pre partita + eventi</w:t>
+              <w:t xml:space="preserve"> + </w:t>
+            </w:r>
+            <w:proofErr w:type="spellStart"/>
+            <w:r>
+              <w:rPr>
+                <w:rFonts w:ascii="Arial" w:hAnsi="Arial" w:cs="Arial"/>
+              </w:rPr>
+              <w:t>json</w:t>
+            </w:r>
+            <w:proofErr w:type="spellEnd"/>
+          </w:p>
+          <w:p>
+            <w:pPr>
+              <w:rPr>
+                <w:rFonts w:ascii="Arial" w:hAnsi="Arial" w:cs="Arial"/>
+              </w:rPr>
+            </w:pPr>
+            <w:r>
+              <w:rPr>
+                <w:rFonts w:ascii="Arial" w:hAnsi="Arial" w:cs="Arial"/>
+              </w:rPr>
+              <w:t xml:space="preserve">Yasser: finire i calci, implementare </w:t>
+            </w:r>
+            <w:proofErr w:type="spellStart"/>
+            <w:r>
+              <w:rPr>
+                <w:rFonts w:ascii="Arial" w:hAnsi="Arial" w:cs="Arial"/>
+              </w:rPr>
+              <w:t>pre</w:t>
+            </w:r>
+            <w:proofErr w:type="spellEnd"/>
+            <w:r>
+              <w:rPr>
+                <w:rFonts w:ascii="Arial" w:hAnsi="Arial" w:cs="Arial"/>
+              </w:rPr>
+              <w:t xml:space="preserve"> partita + eventi</w:t>
             </w:r>
           </w:p>
         </w:tc>
@@ -8337,12 +9255,28 @@
                 <w:rFonts w:ascii="Arial" w:hAnsi="Arial" w:cs="Arial"/>
               </w:rPr>
             </w:pPr>
-            <w:r>
-              <w:rPr>
-                <w:rFonts w:ascii="Arial" w:hAnsi="Arial" w:cs="Arial"/>
-              </w:rPr>
-              <w:t>Daily Scrum</w:t>
-            </w:r>
+            <w:proofErr w:type="spellStart"/>
+            <w:r>
+              <w:rPr>
+                <w:rFonts w:ascii="Arial" w:hAnsi="Arial" w:cs="Arial"/>
+              </w:rPr>
+              <w:t>Daily</w:t>
+            </w:r>
+            <w:proofErr w:type="spellEnd"/>
+            <w:r>
+              <w:rPr>
+                <w:rFonts w:ascii="Arial" w:hAnsi="Arial" w:cs="Arial"/>
+              </w:rPr>
+              <w:t xml:space="preserve"> </w:t>
+            </w:r>
+            <w:proofErr w:type="spellStart"/>
+            <w:r>
+              <w:rPr>
+                <w:rFonts w:ascii="Arial" w:hAnsi="Arial" w:cs="Arial"/>
+              </w:rPr>
+              <w:t>Scrum</w:t>
+            </w:r>
+            <w:proofErr w:type="spellEnd"/>
           </w:p>
         </w:tc>
       </w:tr>
@@ -8522,12 +9456,14 @@
               </w:rPr>
               <w:t xml:space="preserve"> + fare </w:t>
             </w:r>
+            <w:proofErr w:type="spellStart"/>
             <w:r>
               <w:rPr>
                 <w:rFonts w:ascii="Arial" w:hAnsi="Arial" w:cs="Arial"/>
               </w:rPr>
               <w:t>Hitbox</w:t>
             </w:r>
+            <w:proofErr w:type="spellEnd"/>
           </w:p>
           <w:p>
             <w:pPr>
@@ -8563,8 +9499,16 @@
               <w:rPr>
                 <w:rFonts w:ascii="Arial" w:hAnsi="Arial" w:cs="Arial"/>
               </w:rPr>
-              <w:t>+ rigidbody</w:t>
-            </w:r>
+              <w:t xml:space="preserve">+ </w:t>
+            </w:r>
+            <w:proofErr w:type="spellStart"/>
+            <w:r>
+              <w:rPr>
+                <w:rFonts w:ascii="Arial" w:hAnsi="Arial" w:cs="Arial"/>
+              </w:rPr>
+              <w:t>rigidbody</w:t>
+            </w:r>
+            <w:proofErr w:type="spellEnd"/>
           </w:p>
           <w:p>
             <w:pPr>
@@ -8600,8 +9544,16 @@
               <w:rPr>
                 <w:rFonts w:ascii="Arial" w:hAnsi="Arial" w:cs="Arial"/>
               </w:rPr>
-              <w:t>+ json</w:t>
-            </w:r>
+              <w:t xml:space="preserve">+ </w:t>
+            </w:r>
+            <w:proofErr w:type="spellStart"/>
+            <w:r>
+              <w:rPr>
+                <w:rFonts w:ascii="Arial" w:hAnsi="Arial" w:cs="Arial"/>
+              </w:rPr>
+              <w:t>json</w:t>
+            </w:r>
+            <w:proofErr w:type="spellEnd"/>
           </w:p>
           <w:p>
             <w:pPr>
@@ -8625,7 +9577,21 @@
               <w:rPr>
                 <w:rFonts w:ascii="Arial" w:hAnsi="Arial" w:cs="Arial"/>
               </w:rPr>
-              <w:t>i calci, implementare pre partita</w:t>
+              <w:t xml:space="preserve">i calci, implementare </w:t>
+            </w:r>
+            <w:proofErr w:type="spellStart"/>
+            <w:r>
+              <w:rPr>
+                <w:rFonts w:ascii="Arial" w:hAnsi="Arial" w:cs="Arial"/>
+              </w:rPr>
+              <w:t>pre</w:t>
+            </w:r>
+            <w:proofErr w:type="spellEnd"/>
+            <w:r>
+              <w:rPr>
+                <w:rFonts w:ascii="Arial" w:hAnsi="Arial" w:cs="Arial"/>
+              </w:rPr>
+              <w:t xml:space="preserve"> partita</w:t>
             </w:r>
             <w:r>
               <w:rPr>
@@ -8742,8 +9708,16 @@
               <w:rPr>
                 <w:rFonts w:ascii="Arial" w:hAnsi="Arial" w:cs="Arial"/>
               </w:rPr>
-              <w:t>Sprint Retrospective</w:t>
-            </w:r>
+              <w:t xml:space="preserve">Sprint </w:t>
+            </w:r>
+            <w:proofErr w:type="spellStart"/>
+            <w:r>
+              <w:rPr>
+                <w:rFonts w:ascii="Arial" w:hAnsi="Arial" w:cs="Arial"/>
+              </w:rPr>
+              <w:t>Retrospective</w:t>
+            </w:r>
+            <w:proofErr w:type="spellEnd"/>
           </w:p>
         </w:tc>
       </w:tr>
@@ -9026,7 +10000,21 @@
               <w:rPr>
                 <w:rFonts w:ascii="Arial" w:hAnsi="Arial" w:cs="Arial"/>
               </w:rPr>
-              <w:t xml:space="preserve"> Ricerca metodi di implementazione delle schermate e delle hitbox.</w:t>
+              <w:t xml:space="preserve"> Ricerca metodi di implementazione delle schermate e delle </w:t>
+            </w:r>
+            <w:proofErr w:type="spellStart"/>
+            <w:r>
+              <w:rPr>
+                <w:rFonts w:ascii="Arial" w:hAnsi="Arial" w:cs="Arial"/>
+              </w:rPr>
+              <w:t>hitbox</w:t>
+            </w:r>
+            <w:proofErr w:type="spellEnd"/>
+            <w:r>
+              <w:rPr>
+                <w:rFonts w:ascii="Arial" w:hAnsi="Arial" w:cs="Arial"/>
+              </w:rPr>
+              <w:t>.</w:t>
             </w:r>
           </w:p>
           <w:p>
@@ -9040,7 +10028,21 @@
               <w:rPr>
                 <w:rFonts w:ascii="Arial" w:hAnsi="Arial" w:cs="Arial"/>
               </w:rPr>
-              <w:t>Sidon: Rifattorizzazione dei percorsi e di tutte le cartelle</w:t>
+              <w:t xml:space="preserve">Sidon: </w:t>
+            </w:r>
+            <w:proofErr w:type="spellStart"/>
+            <w:r>
+              <w:rPr>
+                <w:rFonts w:ascii="Arial" w:hAnsi="Arial" w:cs="Arial"/>
+              </w:rPr>
+              <w:t>Rifattorizzazione</w:t>
+            </w:r>
+            <w:proofErr w:type="spellEnd"/>
+            <w:r>
+              <w:rPr>
+                <w:rFonts w:ascii="Arial" w:hAnsi="Arial" w:cs="Arial"/>
+              </w:rPr>
+              <w:t xml:space="preserve"> dei percorsi e di tutte le cartelle</w:t>
             </w:r>
           </w:p>
           <w:p>
@@ -9151,7 +10153,21 @@
               <w:rPr>
                 <w:rFonts w:ascii="Arial" w:hAnsi="Arial" w:cs="Arial"/>
               </w:rPr>
-              <w:t xml:space="preserve"> iniziato le schermate pre partita</w:t>
+              <w:t xml:space="preserve"> iniziato le schermate </w:t>
+            </w:r>
+            <w:proofErr w:type="spellStart"/>
+            <w:r>
+              <w:rPr>
+                <w:rFonts w:ascii="Arial" w:hAnsi="Arial" w:cs="Arial"/>
+              </w:rPr>
+              <w:t>pre</w:t>
+            </w:r>
+            <w:proofErr w:type="spellEnd"/>
+            <w:r>
+              <w:rPr>
+                <w:rFonts w:ascii="Arial" w:hAnsi="Arial" w:cs="Arial"/>
+              </w:rPr>
+              <w:t xml:space="preserve"> partita</w:t>
             </w:r>
           </w:p>
         </w:tc>
@@ -9220,7 +10236,35 @@
               <w:rPr>
                 <w:rFonts w:ascii="Arial" w:hAnsi="Arial" w:cs="Arial"/>
               </w:rPr>
-              <w:t>Ivan: aiutato yasser a fare le pre partita</w:t>
+              <w:t xml:space="preserve">Ivan: aiutato </w:t>
+            </w:r>
+            <w:proofErr w:type="spellStart"/>
+            <w:r>
+              <w:rPr>
+                <w:rFonts w:ascii="Arial" w:hAnsi="Arial" w:cs="Arial"/>
+              </w:rPr>
+              <w:t>yasser</w:t>
+            </w:r>
+            <w:proofErr w:type="spellEnd"/>
+            <w:r>
+              <w:rPr>
+                <w:rFonts w:ascii="Arial" w:hAnsi="Arial" w:cs="Arial"/>
+              </w:rPr>
+              <w:t xml:space="preserve"> a fare le </w:t>
+            </w:r>
+            <w:proofErr w:type="spellStart"/>
+            <w:r>
+              <w:rPr>
+                <w:rFonts w:ascii="Arial" w:hAnsi="Arial" w:cs="Arial"/>
+              </w:rPr>
+              <w:t>pre</w:t>
+            </w:r>
+            <w:proofErr w:type="spellEnd"/>
+            <w:r>
+              <w:rPr>
+                <w:rFonts w:ascii="Arial" w:hAnsi="Arial" w:cs="Arial"/>
+              </w:rPr>
+              <w:t xml:space="preserve"> partita</w:t>
             </w:r>
           </w:p>
           <w:p>
@@ -9234,7 +10278,21 @@
               <w:rPr>
                 <w:rFonts w:ascii="Arial" w:hAnsi="Arial" w:cs="Arial"/>
               </w:rPr>
-              <w:t>Yasser: fatto le schermate pre partita</w:t>
+              <w:t xml:space="preserve">Yasser: fatto le schermate </w:t>
+            </w:r>
+            <w:proofErr w:type="spellStart"/>
+            <w:r>
+              <w:rPr>
+                <w:rFonts w:ascii="Arial" w:hAnsi="Arial" w:cs="Arial"/>
+              </w:rPr>
+              <w:t>pre</w:t>
+            </w:r>
+            <w:proofErr w:type="spellEnd"/>
+            <w:r>
+              <w:rPr>
+                <w:rFonts w:ascii="Arial" w:hAnsi="Arial" w:cs="Arial"/>
+              </w:rPr>
+              <w:t xml:space="preserve"> partita</w:t>
             </w:r>
           </w:p>
           <w:p>
@@ -9301,21 +10359,57 @@
               <w:rPr>
                 <w:rFonts w:ascii="Arial" w:hAnsi="Arial" w:cs="Arial"/>
               </w:rPr>
-              <w:t>Ivan: iniziato le hitbox (buon punto)</w:t>
-            </w:r>
-          </w:p>
-          <w:p>
-            <w:pPr>
-              <w:rPr>
-                <w:rFonts w:ascii="Arial" w:hAnsi="Arial" w:cs="Arial"/>
-              </w:rPr>
-            </w:pPr>
-            <w:r>
-              <w:rPr>
-                <w:rFonts w:ascii="Arial" w:hAnsi="Arial" w:cs="Arial"/>
-              </w:rPr>
-              <w:t>Sidon: wiki + integrazione di jump e dash di quan</w:t>
-            </w:r>
+              <w:t xml:space="preserve">Ivan: iniziato le </w:t>
+            </w:r>
+            <w:proofErr w:type="spellStart"/>
+            <w:r>
+              <w:rPr>
+                <w:rFonts w:ascii="Arial" w:hAnsi="Arial" w:cs="Arial"/>
+              </w:rPr>
+              <w:t>hitbox</w:t>
+            </w:r>
+            <w:proofErr w:type="spellEnd"/>
+            <w:r>
+              <w:rPr>
+                <w:rFonts w:ascii="Arial" w:hAnsi="Arial" w:cs="Arial"/>
+              </w:rPr>
+              <w:t xml:space="preserve"> (buon punto)</w:t>
+            </w:r>
+          </w:p>
+          <w:p>
+            <w:pPr>
+              <w:rPr>
+                <w:rFonts w:ascii="Arial" w:hAnsi="Arial" w:cs="Arial"/>
+              </w:rPr>
+            </w:pPr>
+            <w:r>
+              <w:rPr>
+                <w:rFonts w:ascii="Arial" w:hAnsi="Arial" w:cs="Arial"/>
+              </w:rPr>
+              <w:t xml:space="preserve">Sidon: wiki + integrazione di </w:t>
+            </w:r>
+            <w:proofErr w:type="spellStart"/>
+            <w:r>
+              <w:rPr>
+                <w:rFonts w:ascii="Arial" w:hAnsi="Arial" w:cs="Arial"/>
+              </w:rPr>
+              <w:t>jump</w:t>
+            </w:r>
+            <w:proofErr w:type="spellEnd"/>
+            <w:r>
+              <w:rPr>
+                <w:rFonts w:ascii="Arial" w:hAnsi="Arial" w:cs="Arial"/>
+              </w:rPr>
+              <w:t xml:space="preserve"> e dash di </w:t>
+            </w:r>
+            <w:proofErr w:type="spellStart"/>
+            <w:r>
+              <w:rPr>
+                <w:rFonts w:ascii="Arial" w:hAnsi="Arial" w:cs="Arial"/>
+              </w:rPr>
+              <w:t>quan</w:t>
+            </w:r>
+            <w:proofErr w:type="spellEnd"/>
           </w:p>
           <w:p>
             <w:pPr>
@@ -9333,7 +10427,21 @@
               <w:rPr>
                 <w:rFonts w:ascii="Arial" w:hAnsi="Arial" w:cs="Arial"/>
               </w:rPr>
-              <w:t xml:space="preserve">finito le pre partita, </w:t>
+              <w:t xml:space="preserve">finito le </w:t>
+            </w:r>
+            <w:proofErr w:type="spellStart"/>
+            <w:r>
+              <w:rPr>
+                <w:rFonts w:ascii="Arial" w:hAnsi="Arial" w:cs="Arial"/>
+              </w:rPr>
+              <w:t>pre</w:t>
+            </w:r>
+            <w:proofErr w:type="spellEnd"/>
+            <w:r>
+              <w:rPr>
+                <w:rFonts w:ascii="Arial" w:hAnsi="Arial" w:cs="Arial"/>
+              </w:rPr>
+              <w:t xml:space="preserve"> partita, </w:t>
             </w:r>
             <w:r>
               <w:rPr>
@@ -9351,7 +10459,35 @@
               <w:rPr>
                 <w:rFonts w:ascii="Arial" w:hAnsi="Arial" w:cs="Arial"/>
               </w:rPr>
-              <w:t xml:space="preserve"> (mini daily scrum) su come si pronuncia “Yasser”</w:t>
+              <w:t xml:space="preserve"> (mini </w:t>
+            </w:r>
+            <w:proofErr w:type="spellStart"/>
+            <w:r>
+              <w:rPr>
+                <w:rFonts w:ascii="Arial" w:hAnsi="Arial" w:cs="Arial"/>
+              </w:rPr>
+              <w:t>daily</w:t>
+            </w:r>
+            <w:proofErr w:type="spellEnd"/>
+            <w:r>
+              <w:rPr>
+                <w:rFonts w:ascii="Arial" w:hAnsi="Arial" w:cs="Arial"/>
+              </w:rPr>
+              <w:t xml:space="preserve"> </w:t>
+            </w:r>
+            <w:proofErr w:type="spellStart"/>
+            <w:r>
+              <w:rPr>
+                <w:rFonts w:ascii="Arial" w:hAnsi="Arial" w:cs="Arial"/>
+              </w:rPr>
+              <w:t>scrum</w:t>
+            </w:r>
+            <w:proofErr w:type="spellEnd"/>
+            <w:r>
+              <w:rPr>
+                <w:rFonts w:ascii="Arial" w:hAnsi="Arial" w:cs="Arial"/>
+              </w:rPr>
+              <w:t>) su come si pronuncia “Yasser”</w:t>
             </w:r>
           </w:p>
         </w:tc>
@@ -9564,8 +10700,16 @@
               <w:rPr>
                 <w:rFonts w:ascii="Arial" w:hAnsi="Arial" w:cs="Arial"/>
               </w:rPr>
-              <w:t>Finire hitbox</w:t>
-            </w:r>
+              <w:t xml:space="preserve">Finire </w:t>
+            </w:r>
+            <w:proofErr w:type="spellStart"/>
+            <w:r>
+              <w:rPr>
+                <w:rFonts w:ascii="Arial" w:hAnsi="Arial" w:cs="Arial"/>
+              </w:rPr>
+              <w:t>hitbox</w:t>
+            </w:r>
+            <w:proofErr w:type="spellEnd"/>
           </w:p>
           <w:p>
             <w:pPr>
@@ -9589,8 +10733,16 @@
               <w:rPr>
                 <w:rFonts w:ascii="Arial" w:hAnsi="Arial" w:cs="Arial"/>
               </w:rPr>
-              <w:t xml:space="preserve"> + aiutare ivan</w:t>
-            </w:r>
+              <w:t xml:space="preserve"> + aiutare </w:t>
+            </w:r>
+            <w:proofErr w:type="spellStart"/>
+            <w:r>
+              <w:rPr>
+                <w:rFonts w:ascii="Arial" w:hAnsi="Arial" w:cs="Arial"/>
+              </w:rPr>
+              <w:t>ivan</w:t>
+            </w:r>
+            <w:proofErr w:type="spellEnd"/>
           </w:p>
           <w:p>
             <w:pPr>
@@ -9645,8 +10797,16 @@
               <w:rPr>
                 <w:rFonts w:ascii="Arial" w:hAnsi="Arial" w:cs="Arial"/>
               </w:rPr>
-              <w:t>fare json</w:t>
-            </w:r>
+              <w:t xml:space="preserve">fare </w:t>
+            </w:r>
+            <w:proofErr w:type="spellStart"/>
+            <w:r>
+              <w:rPr>
+                <w:rFonts w:ascii="Arial" w:hAnsi="Arial" w:cs="Arial"/>
+              </w:rPr>
+              <w:t>json</w:t>
+            </w:r>
+            <w:proofErr w:type="spellEnd"/>
           </w:p>
         </w:tc>
       </w:tr>
@@ -9693,12 +10853,28 @@
                 <w:rFonts w:ascii="Arial" w:hAnsi="Arial" w:cs="Arial"/>
               </w:rPr>
             </w:pPr>
-            <w:r>
-              <w:rPr>
-                <w:rFonts w:ascii="Arial" w:hAnsi="Arial" w:cs="Arial"/>
-              </w:rPr>
-              <w:t>Daily Scrum</w:t>
-            </w:r>
+            <w:proofErr w:type="spellStart"/>
+            <w:r>
+              <w:rPr>
+                <w:rFonts w:ascii="Arial" w:hAnsi="Arial" w:cs="Arial"/>
+              </w:rPr>
+              <w:t>Daily</w:t>
+            </w:r>
+            <w:proofErr w:type="spellEnd"/>
+            <w:r>
+              <w:rPr>
+                <w:rFonts w:ascii="Arial" w:hAnsi="Arial" w:cs="Arial"/>
+              </w:rPr>
+              <w:t xml:space="preserve"> </w:t>
+            </w:r>
+            <w:proofErr w:type="spellStart"/>
+            <w:r>
+              <w:rPr>
+                <w:rFonts w:ascii="Arial" w:hAnsi="Arial" w:cs="Arial"/>
+              </w:rPr>
+              <w:t>Scrum</w:t>
+            </w:r>
+            <w:proofErr w:type="spellEnd"/>
           </w:p>
         </w:tc>
       </w:tr>
@@ -9920,8 +11096,16 @@
               <w:rPr>
                 <w:rFonts w:ascii="Arial" w:hAnsi="Arial" w:cs="Arial"/>
               </w:rPr>
-              <w:t>Sprint Retrospective</w:t>
-            </w:r>
+              <w:t xml:space="preserve">Sprint </w:t>
+            </w:r>
+            <w:proofErr w:type="spellStart"/>
+            <w:r>
+              <w:rPr>
+                <w:rFonts w:ascii="Arial" w:hAnsi="Arial" w:cs="Arial"/>
+              </w:rPr>
+              <w:t>Retrospective</w:t>
+            </w:r>
+            <w:proofErr w:type="spellEnd"/>
           </w:p>
         </w:tc>
       </w:tr>
@@ -10064,25 +11248,7 @@
               <w:rPr>
                 <w:rFonts w:ascii="Arial" w:hAnsi="Arial" w:cs="Arial"/>
               </w:rPr>
-              <w:t>08</w:t>
-            </w:r>
-            <w:r>
-              <w:rPr>
-                <w:rFonts w:ascii="Arial" w:hAnsi="Arial" w:cs="Arial"/>
-              </w:rPr>
-              <w:t>.0</w:t>
-            </w:r>
-            <w:r>
-              <w:rPr>
-                <w:rFonts w:ascii="Arial" w:hAnsi="Arial" w:cs="Arial"/>
-              </w:rPr>
-              <w:t>5</w:t>
-            </w:r>
-            <w:r>
-              <w:rPr>
-                <w:rFonts w:ascii="Arial" w:hAnsi="Arial" w:cs="Arial"/>
-              </w:rPr>
-              <w:t>.2026</w:t>
+              <w:t>08.05.2026</w:t>
             </w:r>
           </w:p>
         </w:tc>
@@ -10218,13 +11384,7 @@
               <w:rPr>
                 <w:rFonts w:ascii="Arial" w:hAnsi="Arial" w:cs="Arial"/>
               </w:rPr>
-              <w:t xml:space="preserve">Quan: </w:t>
-            </w:r>
-            <w:r>
-              <w:rPr>
-                <w:rFonts w:ascii="Arial" w:hAnsi="Arial" w:cs="Arial"/>
-              </w:rPr>
-              <w:t>Documentazione</w:t>
+              <w:t>Quan: Documentazione</w:t>
             </w:r>
           </w:p>
           <w:p>
@@ -10384,13 +11544,7 @@
               <w:rPr>
                 <w:rFonts w:ascii="Arial" w:hAnsi="Arial" w:cs="Arial"/>
               </w:rPr>
-              <w:t>Sidon: V</w:t>
-            </w:r>
-            <w:r>
-              <w:rPr>
-                <w:rFonts w:ascii="Arial" w:hAnsi="Arial" w:cs="Arial"/>
-              </w:rPr>
-              <w:t>isualizzazione mappa</w:t>
+              <w:t>Sidon: Visualizzazione mappa</w:t>
             </w:r>
             <w:r>
               <w:rPr>
@@ -10551,13 +11705,21 @@
               <w:rPr>
                 <w:rFonts w:ascii="Arial" w:hAnsi="Arial" w:cs="Arial"/>
               </w:rPr>
-              <w:t xml:space="preserve">Siamo messi bene, </w:t>
-            </w:r>
-            <w:r>
-              <w:rPr>
-                <w:rFonts w:ascii="Arial" w:hAnsi="Arial" w:cs="Arial"/>
-              </w:rPr>
-              <w:t>peccato per la mancanza del nostro compagno ivan che avrebbe fatto alcune fasi importanti del combattimento tra giocatori</w:t>
+              <w:t xml:space="preserve">Siamo messi bene, peccato per la mancanza del nostro compagno </w:t>
+            </w:r>
+            <w:proofErr w:type="spellStart"/>
+            <w:r>
+              <w:rPr>
+                <w:rFonts w:ascii="Arial" w:hAnsi="Arial" w:cs="Arial"/>
+              </w:rPr>
+              <w:t>ivan</w:t>
+            </w:r>
+            <w:proofErr w:type="spellEnd"/>
+            <w:r>
+              <w:rPr>
+                <w:rFonts w:ascii="Arial" w:hAnsi="Arial" w:cs="Arial"/>
+              </w:rPr>
+              <w:t xml:space="preserve"> che avrebbe fatto alcune fasi importanti del combattimento tra giocatori</w:t>
             </w:r>
           </w:p>
         </w:tc>
@@ -10628,20 +11790,16 @@
               <w:rPr>
                 <w:rFonts w:ascii="Arial" w:hAnsi="Arial" w:cs="Arial"/>
               </w:rPr>
-              <w:t>Ivan</w:t>
-            </w:r>
-            <w:r>
-              <w:rPr>
-                <w:rFonts w:ascii="Arial" w:hAnsi="Arial" w:cs="Arial"/>
-              </w:rPr>
-              <w:t xml:space="preserve"> e Quan</w:t>
-            </w:r>
-            <w:r>
-              <w:rPr>
-                <w:rFonts w:ascii="Arial" w:hAnsi="Arial" w:cs="Arial"/>
-              </w:rPr>
-              <w:t>: Finire hitbox</w:t>
-            </w:r>
+              <w:t xml:space="preserve">Ivan e Quan: Finire </w:t>
+            </w:r>
+            <w:proofErr w:type="spellStart"/>
+            <w:r>
+              <w:rPr>
+                <w:rFonts w:ascii="Arial" w:hAnsi="Arial" w:cs="Arial"/>
+              </w:rPr>
+              <w:t>hitbox</w:t>
+            </w:r>
+            <w:proofErr w:type="spellEnd"/>
             <w:r>
               <w:rPr>
                 <w:rFonts w:ascii="Arial" w:hAnsi="Arial" w:cs="Arial"/>
@@ -10690,7 +11848,21 @@
               <w:rPr>
                 <w:rFonts w:ascii="Arial" w:hAnsi="Arial" w:cs="Arial"/>
               </w:rPr>
-              <w:t>Yasser: Rigid body e eventi</w:t>
+              <w:t xml:space="preserve">Yasser: </w:t>
+            </w:r>
+            <w:proofErr w:type="spellStart"/>
+            <w:r>
+              <w:rPr>
+                <w:rFonts w:ascii="Arial" w:hAnsi="Arial" w:cs="Arial"/>
+              </w:rPr>
+              <w:t>Rigid</w:t>
+            </w:r>
+            <w:proofErr w:type="spellEnd"/>
+            <w:r>
+              <w:rPr>
+                <w:rFonts w:ascii="Arial" w:hAnsi="Arial" w:cs="Arial"/>
+              </w:rPr>
+              <w:t xml:space="preserve"> body e eventi</w:t>
             </w:r>
           </w:p>
         </w:tc>
@@ -10738,12 +11910,28 @@
                 <w:rFonts w:ascii="Arial" w:hAnsi="Arial" w:cs="Arial"/>
               </w:rPr>
             </w:pPr>
-            <w:r>
-              <w:rPr>
-                <w:rFonts w:ascii="Arial" w:hAnsi="Arial" w:cs="Arial"/>
-              </w:rPr>
-              <w:t>Daily Scrum</w:t>
-            </w:r>
+            <w:proofErr w:type="spellStart"/>
+            <w:r>
+              <w:rPr>
+                <w:rFonts w:ascii="Arial" w:hAnsi="Arial" w:cs="Arial"/>
+              </w:rPr>
+              <w:t>Daily</w:t>
+            </w:r>
+            <w:proofErr w:type="spellEnd"/>
+            <w:r>
+              <w:rPr>
+                <w:rFonts w:ascii="Arial" w:hAnsi="Arial" w:cs="Arial"/>
+              </w:rPr>
+              <w:t xml:space="preserve"> </w:t>
+            </w:r>
+            <w:proofErr w:type="spellStart"/>
+            <w:r>
+              <w:rPr>
+                <w:rFonts w:ascii="Arial" w:hAnsi="Arial" w:cs="Arial"/>
+              </w:rPr>
+              <w:t>Scrum</w:t>
+            </w:r>
+            <w:proofErr w:type="spellEnd"/>
           </w:p>
         </w:tc>
       </w:tr>
@@ -10771,13 +11959,21 @@
               <w:rPr>
                 <w:rFonts w:ascii="Arial" w:hAnsi="Arial" w:cs="Arial"/>
               </w:rPr>
-              <w:t xml:space="preserve"> </w:t>
-            </w:r>
-            <w:r>
-              <w:rPr>
-                <w:rFonts w:ascii="Arial" w:hAnsi="Arial" w:cs="Arial"/>
-              </w:rPr>
-              <w:t xml:space="preserve">Abbiamo discusso sul punto di situazione visto che mancava Ivan e abbiamo deciso che Quan sarebbe andato avanti con la documentazione nel mentre Sidon una volta finita la Wiki avrebbe cominciato con la visualizzazione dei personaggi e la mappa scelti in partita utilizzando gli script creati da Yasser per il pre-partita e che Yasser avrebbe fatto JSON e concluso I setting </w:t>
+              <w:t xml:space="preserve"> Abbiamo discusso sul punto di situazione visto che mancava Ivan e abbiamo deciso che Quan sarebbe andato avanti con la documentazione nel mentre Sidon una volta finita la Wiki avrebbe cominciato con la visualizzazione dei personaggi e la mappa scelti in partita utilizzando gli script creati da Yasser per il </w:t>
+            </w:r>
+            <w:proofErr w:type="spellStart"/>
+            <w:r>
+              <w:rPr>
+                <w:rFonts w:ascii="Arial" w:hAnsi="Arial" w:cs="Arial"/>
+              </w:rPr>
+              <w:t>pre</w:t>
+            </w:r>
+            <w:proofErr w:type="spellEnd"/>
+            <w:r>
+              <w:rPr>
+                <w:rFonts w:ascii="Arial" w:hAnsi="Arial" w:cs="Arial"/>
+              </w:rPr>
+              <w:t xml:space="preserve">-partita e che Yasser avrebbe fatto JSON e concluso I setting </w:t>
             </w:r>
           </w:p>
         </w:tc>
@@ -10952,8 +12148,16 @@
               <w:rPr>
                 <w:rFonts w:ascii="Arial" w:hAnsi="Arial" w:cs="Arial"/>
               </w:rPr>
-              <w:t>Sprint Retrospective</w:t>
-            </w:r>
+              <w:t xml:space="preserve">Sprint </w:t>
+            </w:r>
+            <w:proofErr w:type="spellStart"/>
+            <w:r>
+              <w:rPr>
+                <w:rFonts w:ascii="Arial" w:hAnsi="Arial" w:cs="Arial"/>
+              </w:rPr>
+              <w:t>Retrospective</w:t>
+            </w:r>
+            <w:proofErr w:type="spellEnd"/>
           </w:p>
         </w:tc>
       </w:tr>
@@ -10978,6 +12182,1079 @@
         </w:tc>
       </w:tr>
     </w:tbl>
+    <w:p>
+      <w:pPr>
+        <w:rPr>
+          <w:rFonts w:ascii="Arial" w:hAnsi="Arial" w:cs="Arial"/>
+        </w:rPr>
+      </w:pPr>
+    </w:p>
+    <w:p>
+      <w:pPr>
+        <w:rPr>
+          <w:rFonts w:ascii="Arial" w:hAnsi="Arial" w:cs="Arial"/>
+        </w:rPr>
+      </w:pPr>
+      <w:r>
+        <w:rPr>
+          <w:rFonts w:ascii="Arial" w:hAnsi="Arial" w:cs="Arial"/>
+        </w:rPr>
+        <w:br w:type="page"/>
+      </w:r>
+    </w:p>
+    <w:tbl>
+      <w:tblPr>
+        <w:tblStyle w:val="Grigliatabella"/>
+        <w:tblW w:w="9634" w:type="dxa"/>
+        <w:tblLook w:val="04A0" w:firstRow="1" w:lastRow="0" w:firstColumn="1" w:lastColumn="0" w:noHBand="0" w:noVBand="1"/>
+      </w:tblPr>
+      <w:tblGrid>
+        <w:gridCol w:w="4803"/>
+        <w:gridCol w:w="4831"/>
+      </w:tblGrid>
+      <w:tr>
+        <w:trPr>
+          <w:trHeight w:hRule="exact" w:val="397"/>
+        </w:trPr>
+        <w:tc>
+          <w:tcPr>
+            <w:tcW w:w="4803" w:type="dxa"/>
+            <w:tcBorders>
+              <w:top w:val="single" w:sz="4" w:space="0" w:color="auto"/>
+              <w:left w:val="single" w:sz="4" w:space="0" w:color="auto"/>
+              <w:bottom w:val="single" w:sz="4" w:space="0" w:color="auto"/>
+              <w:right w:val="single" w:sz="4" w:space="0" w:color="auto"/>
+            </w:tcBorders>
+            <w:vAlign w:val="center"/>
+            <w:hideMark/>
+          </w:tcPr>
+          <w:p>
+            <w:pPr>
+              <w:rPr>
+                <w:rFonts w:ascii="Arial" w:hAnsi="Arial" w:cs="Arial"/>
+              </w:rPr>
+            </w:pPr>
+            <w:r>
+              <w:rPr>
+                <w:rFonts w:ascii="Arial" w:hAnsi="Arial" w:cs="Arial"/>
+              </w:rPr>
+              <w:lastRenderedPageBreak/>
+              <w:t>Luogo</w:t>
+            </w:r>
+          </w:p>
+        </w:tc>
+        <w:tc>
+          <w:tcPr>
+            <w:tcW w:w="4831" w:type="dxa"/>
+            <w:tcBorders>
+              <w:top w:val="single" w:sz="4" w:space="0" w:color="auto"/>
+              <w:left w:val="single" w:sz="4" w:space="0" w:color="auto"/>
+              <w:bottom w:val="single" w:sz="4" w:space="0" w:color="auto"/>
+              <w:right w:val="single" w:sz="4" w:space="0" w:color="auto"/>
+            </w:tcBorders>
+            <w:vAlign w:val="center"/>
+            <w:hideMark/>
+          </w:tcPr>
+          <w:p>
+            <w:pPr>
+              <w:pStyle w:val="Nessunaspaziatura"/>
+              <w:spacing w:line="360" w:lineRule="auto"/>
+              <w:rPr>
+                <w:rFonts w:ascii="Arial" w:hAnsi="Arial" w:cs="Arial"/>
+              </w:rPr>
+            </w:pPr>
+            <w:r>
+              <w:rPr>
+                <w:rFonts w:ascii="Arial" w:hAnsi="Arial" w:cs="Arial"/>
+              </w:rPr>
+              <w:t>Canobbio</w:t>
+            </w:r>
+          </w:p>
+        </w:tc>
+      </w:tr>
+      <w:tr>
+        <w:trPr>
+          <w:trHeight w:hRule="exact" w:val="397"/>
+        </w:trPr>
+        <w:tc>
+          <w:tcPr>
+            <w:tcW w:w="4803" w:type="dxa"/>
+            <w:tcBorders>
+              <w:top w:val="single" w:sz="4" w:space="0" w:color="auto"/>
+              <w:left w:val="single" w:sz="4" w:space="0" w:color="auto"/>
+              <w:bottom w:val="single" w:sz="4" w:space="0" w:color="auto"/>
+              <w:right w:val="single" w:sz="4" w:space="0" w:color="auto"/>
+            </w:tcBorders>
+            <w:vAlign w:val="center"/>
+            <w:hideMark/>
+          </w:tcPr>
+          <w:p>
+            <w:pPr>
+              <w:rPr>
+                <w:rFonts w:ascii="Arial" w:hAnsi="Arial" w:cs="Arial"/>
+              </w:rPr>
+            </w:pPr>
+            <w:r>
+              <w:rPr>
+                <w:rFonts w:ascii="Arial" w:hAnsi="Arial" w:cs="Arial"/>
+              </w:rPr>
+              <w:t>Data</w:t>
+            </w:r>
+          </w:p>
+        </w:tc>
+        <w:tc>
+          <w:tcPr>
+            <w:tcW w:w="4831" w:type="dxa"/>
+            <w:tcBorders>
+              <w:top w:val="single" w:sz="4" w:space="0" w:color="auto"/>
+              <w:left w:val="single" w:sz="4" w:space="0" w:color="auto"/>
+              <w:bottom w:val="single" w:sz="4" w:space="0" w:color="auto"/>
+              <w:right w:val="single" w:sz="4" w:space="0" w:color="auto"/>
+            </w:tcBorders>
+            <w:vAlign w:val="center"/>
+            <w:hideMark/>
+          </w:tcPr>
+          <w:p>
+            <w:pPr>
+              <w:rPr>
+                <w:rFonts w:ascii="Arial" w:hAnsi="Arial" w:cs="Arial"/>
+              </w:rPr>
+            </w:pPr>
+            <w:r>
+              <w:rPr>
+                <w:rFonts w:ascii="Arial" w:hAnsi="Arial" w:cs="Arial"/>
+              </w:rPr>
+              <w:t>22</w:t>
+            </w:r>
+            <w:r>
+              <w:rPr>
+                <w:rFonts w:ascii="Arial" w:hAnsi="Arial" w:cs="Arial"/>
+              </w:rPr>
+              <w:t>.05.2026</w:t>
+            </w:r>
+          </w:p>
+        </w:tc>
+      </w:tr>
+    </w:tbl>
+    <w:p>
+      <w:pPr>
+        <w:spacing w:after="0"/>
+        <w:rPr>
+          <w:rFonts w:ascii="Arial" w:hAnsi="Arial" w:cs="Arial"/>
+        </w:rPr>
+      </w:pPr>
+    </w:p>
+    <w:tbl>
+      <w:tblPr>
+        <w:tblStyle w:val="Grigliatabella"/>
+        <w:tblW w:w="0" w:type="auto"/>
+        <w:tblLook w:val="04A0" w:firstRow="1" w:lastRow="0" w:firstColumn="1" w:lastColumn="0" w:noHBand="0" w:noVBand="1"/>
+      </w:tblPr>
+      <w:tblGrid>
+        <w:gridCol w:w="1555"/>
+        <w:gridCol w:w="8073"/>
+      </w:tblGrid>
+      <w:tr>
+        <w:tc>
+          <w:tcPr>
+            <w:tcW w:w="9628" w:type="dxa"/>
+            <w:gridSpan w:val="2"/>
+            <w:shd w:val="clear" w:color="auto" w:fill="D9D9D9" w:themeFill="background1" w:themeFillShade="D9"/>
+          </w:tcPr>
+          <w:p>
+            <w:pPr>
+              <w:rPr>
+                <w:rFonts w:ascii="Arial" w:hAnsi="Arial" w:cs="Arial"/>
+              </w:rPr>
+            </w:pPr>
+            <w:r>
+              <w:rPr>
+                <w:rFonts w:ascii="Arial" w:hAnsi="Arial" w:cs="Arial"/>
+              </w:rPr>
+              <w:t>Lavori svolti</w:t>
+            </w:r>
+          </w:p>
+        </w:tc>
+      </w:tr>
+      <w:tr>
+        <w:tc>
+          <w:tcPr>
+            <w:tcW w:w="1555" w:type="dxa"/>
+            <w:vAlign w:val="center"/>
+          </w:tcPr>
+          <w:p>
+            <w:pPr>
+              <w:jc w:val="center"/>
+              <w:rPr>
+                <w:rFonts w:ascii="Arial" w:hAnsi="Arial" w:cs="Arial"/>
+              </w:rPr>
+            </w:pPr>
+            <w:r>
+              <w:rPr>
+                <w:rFonts w:ascii="Arial" w:hAnsi="Arial" w:cs="Arial"/>
+              </w:rPr>
+              <w:t>8:20-9:35</w:t>
+            </w:r>
+          </w:p>
+        </w:tc>
+        <w:tc>
+          <w:tcPr>
+            <w:tcW w:w="8073" w:type="dxa"/>
+          </w:tcPr>
+          <w:p>
+            <w:pPr>
+              <w:jc w:val="both"/>
+              <w:rPr>
+                <w:rFonts w:ascii="Arial" w:hAnsi="Arial" w:cs="Arial"/>
+              </w:rPr>
+            </w:pPr>
+            <w:r>
+              <w:rPr>
+                <w:rFonts w:ascii="Arial" w:hAnsi="Arial" w:cs="Arial"/>
+              </w:rPr>
+              <w:t>Tutti: presentazione</w:t>
+            </w:r>
+          </w:p>
+        </w:tc>
+      </w:tr>
+      <w:tr>
+        <w:tc>
+          <w:tcPr>
+            <w:tcW w:w="1555" w:type="dxa"/>
+            <w:vAlign w:val="center"/>
+          </w:tcPr>
+          <w:p>
+            <w:pPr>
+              <w:jc w:val="center"/>
+              <w:rPr>
+                <w:rFonts w:ascii="Arial" w:hAnsi="Arial" w:cs="Arial"/>
+              </w:rPr>
+            </w:pPr>
+            <w:r>
+              <w:rPr>
+                <w:rFonts w:ascii="Arial" w:hAnsi="Arial" w:cs="Arial"/>
+              </w:rPr>
+              <w:t>9:50-11:35</w:t>
+            </w:r>
+          </w:p>
+        </w:tc>
+        <w:tc>
+          <w:tcPr>
+            <w:tcW w:w="8073" w:type="dxa"/>
+          </w:tcPr>
+          <w:p>
+            <w:pPr>
+              <w:rPr>
+                <w:rFonts w:ascii="Arial" w:hAnsi="Arial" w:cs="Arial"/>
+              </w:rPr>
+            </w:pPr>
+            <w:r>
+              <w:rPr>
+                <w:rFonts w:ascii="Arial" w:hAnsi="Arial" w:cs="Arial"/>
+              </w:rPr>
+              <w:t>Yasser: Manuale-</w:t>
+            </w:r>
+            <w:proofErr w:type="spellStart"/>
+            <w:r>
+              <w:rPr>
+                <w:rFonts w:ascii="Arial" w:hAnsi="Arial" w:cs="Arial"/>
+              </w:rPr>
+              <w:t>Utent</w:t>
+            </w:r>
+            <w:proofErr w:type="spellEnd"/>
+          </w:p>
+          <w:p>
+            <w:pPr>
+              <w:rPr>
+                <w:rFonts w:ascii="Arial" w:hAnsi="Arial" w:cs="Arial"/>
+              </w:rPr>
+            </w:pPr>
+            <w:r>
+              <w:rPr>
+                <w:rFonts w:ascii="Arial" w:hAnsi="Arial" w:cs="Arial"/>
+              </w:rPr>
+              <w:t xml:space="preserve">Ivan e Quan: </w:t>
+            </w:r>
+            <w:proofErr w:type="spellStart"/>
+            <w:r>
+              <w:rPr>
+                <w:rFonts w:ascii="Arial" w:hAnsi="Arial" w:cs="Arial"/>
+              </w:rPr>
+              <w:t>hitbox</w:t>
+            </w:r>
+            <w:proofErr w:type="spellEnd"/>
+          </w:p>
+          <w:p>
+            <w:pPr>
+              <w:rPr>
+                <w:rFonts w:ascii="Arial" w:hAnsi="Arial" w:cs="Arial"/>
+              </w:rPr>
+            </w:pPr>
+            <w:r>
+              <w:rPr>
+                <w:rFonts w:ascii="Arial" w:hAnsi="Arial" w:cs="Arial"/>
+              </w:rPr>
+              <w:t xml:space="preserve">Sidon: integrazione </w:t>
+            </w:r>
+            <w:proofErr w:type="spellStart"/>
+            <w:r>
+              <w:rPr>
+                <w:rFonts w:ascii="Arial" w:hAnsi="Arial" w:cs="Arial"/>
+              </w:rPr>
+              <w:t>json</w:t>
+            </w:r>
+            <w:proofErr w:type="spellEnd"/>
+            <w:r>
+              <w:rPr>
+                <w:rFonts w:ascii="Arial" w:hAnsi="Arial" w:cs="Arial"/>
+              </w:rPr>
+              <w:t xml:space="preserve"> nella wiki</w:t>
+            </w:r>
+          </w:p>
+        </w:tc>
+      </w:tr>
+      <w:tr>
+        <w:tc>
+          <w:tcPr>
+            <w:tcW w:w="1555" w:type="dxa"/>
+            <w:vAlign w:val="center"/>
+          </w:tcPr>
+          <w:p>
+            <w:pPr>
+              <w:jc w:val="center"/>
+              <w:rPr>
+                <w:rFonts w:ascii="Arial" w:hAnsi="Arial" w:cs="Arial"/>
+              </w:rPr>
+            </w:pPr>
+            <w:r>
+              <w:rPr>
+                <w:rFonts w:ascii="Arial" w:hAnsi="Arial" w:cs="Arial"/>
+              </w:rPr>
+              <w:t>12:30-14:00</w:t>
+            </w:r>
+          </w:p>
+        </w:tc>
+        <w:tc>
+          <w:tcPr>
+            <w:tcW w:w="8073" w:type="dxa"/>
+          </w:tcPr>
+          <w:p>
+            <w:pPr>
+              <w:jc w:val="both"/>
+              <w:rPr>
+                <w:rFonts w:ascii="Arial" w:hAnsi="Arial" w:cs="Arial"/>
+              </w:rPr>
+            </w:pPr>
+            <w:r>
+              <w:rPr>
+                <w:rFonts w:ascii="Arial" w:hAnsi="Arial" w:cs="Arial"/>
+              </w:rPr>
+              <w:t>Yasser: Manuale-Utente</w:t>
+            </w:r>
+            <w:r>
+              <w:rPr>
+                <w:rFonts w:ascii="Arial" w:hAnsi="Arial" w:cs="Arial"/>
+              </w:rPr>
+              <w:t xml:space="preserve"> </w:t>
+            </w:r>
+          </w:p>
+          <w:p>
+            <w:pPr>
+              <w:jc w:val="both"/>
+              <w:rPr>
+                <w:rFonts w:ascii="Arial" w:hAnsi="Arial" w:cs="Arial"/>
+              </w:rPr>
+            </w:pPr>
+            <w:r>
+              <w:rPr>
+                <w:rFonts w:ascii="Arial" w:hAnsi="Arial" w:cs="Arial"/>
+              </w:rPr>
+              <w:t xml:space="preserve">Ivan: </w:t>
+            </w:r>
+            <w:proofErr w:type="spellStart"/>
+            <w:r>
+              <w:rPr>
+                <w:rFonts w:ascii="Arial" w:hAnsi="Arial" w:cs="Arial"/>
+              </w:rPr>
+              <w:t>hitbox</w:t>
+            </w:r>
+            <w:proofErr w:type="spellEnd"/>
+            <w:r>
+              <w:rPr>
+                <w:rFonts w:ascii="Arial" w:hAnsi="Arial" w:cs="Arial"/>
+              </w:rPr>
+              <w:t xml:space="preserve"> finiti e inizio suoni</w:t>
+            </w:r>
+          </w:p>
+          <w:p>
+            <w:pPr>
+              <w:jc w:val="both"/>
+              <w:rPr>
+                <w:rFonts w:ascii="Arial" w:hAnsi="Arial" w:cs="Arial"/>
+              </w:rPr>
+            </w:pPr>
+            <w:r>
+              <w:rPr>
+                <w:rFonts w:ascii="Arial" w:hAnsi="Arial" w:cs="Arial"/>
+              </w:rPr>
+              <w:t>Quan: documentazione</w:t>
+            </w:r>
+          </w:p>
+          <w:p>
+            <w:pPr>
+              <w:jc w:val="both"/>
+              <w:rPr>
+                <w:rFonts w:ascii="Arial" w:hAnsi="Arial" w:cs="Arial"/>
+              </w:rPr>
+            </w:pPr>
+            <w:r>
+              <w:rPr>
+                <w:rFonts w:ascii="Arial" w:hAnsi="Arial" w:cs="Arial"/>
+              </w:rPr>
+              <w:t xml:space="preserve">Sidon: finito la wiki e iniziato sistema </w:t>
+            </w:r>
+            <w:proofErr w:type="spellStart"/>
+            <w:r>
+              <w:rPr>
+                <w:rFonts w:ascii="Arial" w:hAnsi="Arial" w:cs="Arial"/>
+              </w:rPr>
+              <w:t>partità</w:t>
+            </w:r>
+            <w:proofErr w:type="spellEnd"/>
+          </w:p>
+        </w:tc>
+      </w:tr>
+      <w:tr>
+        <w:tc>
+          <w:tcPr>
+            <w:tcW w:w="1555" w:type="dxa"/>
+            <w:vAlign w:val="center"/>
+          </w:tcPr>
+          <w:p>
+            <w:pPr>
+              <w:jc w:val="center"/>
+              <w:rPr>
+                <w:rFonts w:ascii="Arial" w:hAnsi="Arial" w:cs="Arial"/>
+              </w:rPr>
+            </w:pPr>
+            <w:r>
+              <w:rPr>
+                <w:rFonts w:ascii="Arial" w:hAnsi="Arial" w:cs="Arial"/>
+              </w:rPr>
+              <w:t>14:15-15:45</w:t>
+            </w:r>
+          </w:p>
+        </w:tc>
+        <w:tc>
+          <w:tcPr>
+            <w:tcW w:w="8073" w:type="dxa"/>
+          </w:tcPr>
+          <w:p>
+            <w:pPr>
+              <w:rPr>
+                <w:rFonts w:ascii="Arial" w:hAnsi="Arial" w:cs="Arial"/>
+              </w:rPr>
+            </w:pPr>
+            <w:r>
+              <w:rPr>
+                <w:rFonts w:ascii="Arial" w:hAnsi="Arial" w:cs="Arial"/>
+              </w:rPr>
+              <w:t>Yasser: Manuale-Utente</w:t>
+            </w:r>
+          </w:p>
+          <w:p>
+            <w:pPr>
+              <w:rPr>
+                <w:rFonts w:ascii="Arial" w:hAnsi="Arial" w:cs="Arial"/>
+              </w:rPr>
+            </w:pPr>
+            <w:r>
+              <w:rPr>
+                <w:rFonts w:ascii="Arial" w:hAnsi="Arial" w:cs="Arial"/>
+              </w:rPr>
+              <w:t>Ivan: quasi finito suoni</w:t>
+            </w:r>
+          </w:p>
+          <w:p>
+            <w:pPr>
+              <w:rPr>
+                <w:rFonts w:ascii="Arial" w:hAnsi="Arial" w:cs="Arial"/>
+              </w:rPr>
+            </w:pPr>
+            <w:r>
+              <w:rPr>
+                <w:rFonts w:ascii="Arial" w:hAnsi="Arial" w:cs="Arial"/>
+              </w:rPr>
+              <w:t>Quan: documentazione</w:t>
+            </w:r>
+          </w:p>
+          <w:p>
+            <w:pPr>
+              <w:rPr>
+                <w:rFonts w:ascii="Arial" w:hAnsi="Arial" w:cs="Arial"/>
+              </w:rPr>
+            </w:pPr>
+            <w:proofErr w:type="spellStart"/>
+            <w:proofErr w:type="gramStart"/>
+            <w:r>
+              <w:rPr>
+                <w:rFonts w:ascii="Arial" w:hAnsi="Arial" w:cs="Arial"/>
+              </w:rPr>
+              <w:t>Sidon:finito</w:t>
+            </w:r>
+            <w:proofErr w:type="spellEnd"/>
+            <w:proofErr w:type="gramEnd"/>
+            <w:r>
+              <w:rPr>
+                <w:rFonts w:ascii="Arial" w:hAnsi="Arial" w:cs="Arial"/>
+              </w:rPr>
+              <w:t xml:space="preserve"> sistema </w:t>
+            </w:r>
+            <w:proofErr w:type="spellStart"/>
+            <w:r>
+              <w:rPr>
+                <w:rFonts w:ascii="Arial" w:hAnsi="Arial" w:cs="Arial"/>
+              </w:rPr>
+              <w:t>partità</w:t>
+            </w:r>
+            <w:proofErr w:type="spellEnd"/>
+          </w:p>
+        </w:tc>
+      </w:tr>
+    </w:tbl>
+    <w:p>
+      <w:pPr>
+        <w:rPr>
+          <w:rFonts w:ascii="Arial" w:hAnsi="Arial" w:cs="Arial"/>
+        </w:rPr>
+      </w:pPr>
+    </w:p>
+    <w:tbl>
+      <w:tblPr>
+        <w:tblStyle w:val="Grigliatabella"/>
+        <w:tblW w:w="0" w:type="auto"/>
+        <w:tblLook w:val="04A0" w:firstRow="1" w:lastRow="0" w:firstColumn="1" w:lastColumn="0" w:noHBand="0" w:noVBand="1"/>
+      </w:tblPr>
+      <w:tblGrid>
+        <w:gridCol w:w="9628"/>
+      </w:tblGrid>
+      <w:tr>
+        <w:tc>
+          <w:tcPr>
+            <w:tcW w:w="9854" w:type="dxa"/>
+            <w:tcBorders>
+              <w:top w:val="single" w:sz="4" w:space="0" w:color="auto"/>
+              <w:left w:val="single" w:sz="4" w:space="0" w:color="auto"/>
+              <w:bottom w:val="single" w:sz="4" w:space="0" w:color="auto"/>
+              <w:right w:val="single" w:sz="4" w:space="0" w:color="auto"/>
+            </w:tcBorders>
+            <w:shd w:val="clear" w:color="auto" w:fill="D9D9D9" w:themeFill="background1" w:themeFillShade="D9"/>
+            <w:hideMark/>
+          </w:tcPr>
+          <w:p>
+            <w:pPr>
+              <w:rPr>
+                <w:rFonts w:ascii="Arial" w:hAnsi="Arial" w:cs="Arial"/>
+              </w:rPr>
+            </w:pPr>
+            <w:r>
+              <w:rPr>
+                <w:rFonts w:ascii="Arial" w:hAnsi="Arial" w:cs="Arial"/>
+              </w:rPr>
+              <w:t>Problemi riscontrati e soluzioni adottate</w:t>
+            </w:r>
+          </w:p>
+        </w:tc>
+      </w:tr>
+      <w:tr>
+        <w:tc>
+          <w:tcPr>
+            <w:tcW w:w="9854" w:type="dxa"/>
+            <w:tcBorders>
+              <w:top w:val="single" w:sz="4" w:space="0" w:color="auto"/>
+              <w:left w:val="single" w:sz="4" w:space="0" w:color="auto"/>
+              <w:bottom w:val="single" w:sz="4" w:space="0" w:color="auto"/>
+              <w:right w:val="single" w:sz="4" w:space="0" w:color="auto"/>
+            </w:tcBorders>
+          </w:tcPr>
+          <w:p>
+            <w:pPr>
+              <w:rPr>
+                <w:rFonts w:ascii="Arial" w:hAnsi="Arial" w:cs="Arial"/>
+              </w:rPr>
+            </w:pPr>
+          </w:p>
+        </w:tc>
+      </w:tr>
+    </w:tbl>
+    <w:p>
+      <w:pPr>
+        <w:rPr>
+          <w:rFonts w:ascii="Arial" w:hAnsi="Arial" w:cs="Arial"/>
+        </w:rPr>
+      </w:pPr>
+    </w:p>
+    <w:tbl>
+      <w:tblPr>
+        <w:tblStyle w:val="Grigliatabella"/>
+        <w:tblW w:w="0" w:type="auto"/>
+        <w:tblLook w:val="04A0" w:firstRow="1" w:lastRow="0" w:firstColumn="1" w:lastColumn="0" w:noHBand="0" w:noVBand="1"/>
+      </w:tblPr>
+      <w:tblGrid>
+        <w:gridCol w:w="9628"/>
+      </w:tblGrid>
+      <w:tr>
+        <w:tc>
+          <w:tcPr>
+            <w:tcW w:w="9854" w:type="dxa"/>
+            <w:tcBorders>
+              <w:top w:val="single" w:sz="4" w:space="0" w:color="auto"/>
+              <w:left w:val="single" w:sz="4" w:space="0" w:color="auto"/>
+              <w:bottom w:val="single" w:sz="4" w:space="0" w:color="auto"/>
+              <w:right w:val="single" w:sz="4" w:space="0" w:color="auto"/>
+            </w:tcBorders>
+            <w:shd w:val="clear" w:color="auto" w:fill="D9D9D9" w:themeFill="background1" w:themeFillShade="D9"/>
+            <w:hideMark/>
+          </w:tcPr>
+          <w:p>
+            <w:pPr>
+              <w:rPr>
+                <w:rFonts w:ascii="Arial" w:hAnsi="Arial" w:cs="Arial"/>
+              </w:rPr>
+            </w:pPr>
+            <w:r>
+              <w:rPr>
+                <w:rFonts w:ascii="Arial" w:hAnsi="Arial" w:cs="Arial"/>
+              </w:rPr>
+              <w:t>Punto della situazione rispetto alla pianificazione</w:t>
+            </w:r>
+          </w:p>
+        </w:tc>
+      </w:tr>
+      <w:tr>
+        <w:tc>
+          <w:tcPr>
+            <w:tcW w:w="9854" w:type="dxa"/>
+            <w:tcBorders>
+              <w:top w:val="single" w:sz="4" w:space="0" w:color="auto"/>
+              <w:left w:val="single" w:sz="4" w:space="0" w:color="auto"/>
+              <w:bottom w:val="single" w:sz="4" w:space="0" w:color="auto"/>
+              <w:right w:val="single" w:sz="4" w:space="0" w:color="auto"/>
+            </w:tcBorders>
+          </w:tcPr>
+          <w:p>
+            <w:pPr>
+              <w:rPr>
+                <w:rFonts w:ascii="Arial" w:hAnsi="Arial" w:cs="Arial"/>
+              </w:rPr>
+            </w:pPr>
+            <w:r>
+              <w:rPr>
+                <w:rFonts w:ascii="Arial" w:hAnsi="Arial" w:cs="Arial"/>
+              </w:rPr>
+              <w:t>Abbiamo fatto in modo che i due personaggi combattano e che uno dei due muoia mentre l’altro vince; manca solo il sistema di vittori</w:t>
+            </w:r>
+          </w:p>
+        </w:tc>
+      </w:tr>
+    </w:tbl>
+    <w:p>
+      <w:pPr>
+        <w:rPr>
+          <w:rFonts w:ascii="Arial" w:hAnsi="Arial" w:cs="Arial"/>
+        </w:rPr>
+      </w:pPr>
+    </w:p>
+    <w:tbl>
+      <w:tblPr>
+        <w:tblStyle w:val="Grigliatabella"/>
+        <w:tblW w:w="0" w:type="auto"/>
+        <w:tblLook w:val="04A0" w:firstRow="1" w:lastRow="0" w:firstColumn="1" w:lastColumn="0" w:noHBand="0" w:noVBand="1"/>
+      </w:tblPr>
+      <w:tblGrid>
+        <w:gridCol w:w="9628"/>
+      </w:tblGrid>
+      <w:tr>
+        <w:tc>
+          <w:tcPr>
+            <w:tcW w:w="9854" w:type="dxa"/>
+            <w:tcBorders>
+              <w:top w:val="single" w:sz="4" w:space="0" w:color="auto"/>
+              <w:left w:val="single" w:sz="4" w:space="0" w:color="auto"/>
+              <w:bottom w:val="single" w:sz="4" w:space="0" w:color="auto"/>
+              <w:right w:val="single" w:sz="4" w:space="0" w:color="auto"/>
+            </w:tcBorders>
+            <w:shd w:val="clear" w:color="auto" w:fill="D9D9D9" w:themeFill="background1" w:themeFillShade="D9"/>
+            <w:hideMark/>
+          </w:tcPr>
+          <w:p>
+            <w:pPr>
+              <w:rPr>
+                <w:rFonts w:ascii="Arial" w:hAnsi="Arial" w:cs="Arial"/>
+              </w:rPr>
+            </w:pPr>
+            <w:r>
+              <w:rPr>
+                <w:rFonts w:ascii="Arial" w:hAnsi="Arial" w:cs="Arial"/>
+              </w:rPr>
+              <w:t>Programma di massima per la prossima giornata di lavoro</w:t>
+            </w:r>
+          </w:p>
+        </w:tc>
+      </w:tr>
+      <w:tr>
+        <w:tc>
+          <w:tcPr>
+            <w:tcW w:w="9854" w:type="dxa"/>
+            <w:tcBorders>
+              <w:top w:val="single" w:sz="4" w:space="0" w:color="auto"/>
+              <w:left w:val="single" w:sz="4" w:space="0" w:color="auto"/>
+              <w:bottom w:val="single" w:sz="4" w:space="0" w:color="auto"/>
+              <w:right w:val="single" w:sz="4" w:space="0" w:color="auto"/>
+            </w:tcBorders>
+          </w:tcPr>
+          <w:p>
+            <w:pPr>
+              <w:rPr>
+                <w:rFonts w:ascii="Arial" w:hAnsi="Arial" w:cs="Arial"/>
+              </w:rPr>
+            </w:pPr>
+            <w:r>
+              <w:rPr>
+                <w:rFonts w:ascii="Arial" w:hAnsi="Arial" w:cs="Arial"/>
+              </w:rPr>
+              <w:t>Sidon: Sistema di vittoria</w:t>
+            </w:r>
+          </w:p>
+          <w:p>
+            <w:pPr>
+              <w:rPr>
+                <w:rFonts w:ascii="Arial" w:hAnsi="Arial" w:cs="Arial"/>
+              </w:rPr>
+            </w:pPr>
+            <w:r>
+              <w:rPr>
+                <w:rFonts w:ascii="Arial" w:hAnsi="Arial" w:cs="Arial"/>
+              </w:rPr>
+              <w:t>Yasser, Ivan, Quan: controllo generale + documentazione</w:t>
+            </w:r>
+          </w:p>
+        </w:tc>
+      </w:tr>
+    </w:tbl>
+    <w:p>
+      <w:pPr>
+        <w:pStyle w:val="Titolo2"/>
+        <w:rPr>
+          <w:sz w:val="36"/>
+        </w:rPr>
+      </w:pPr>
+      <w:r>
+        <w:rPr>
+          <w:sz w:val="36"/>
+        </w:rPr>
+        <w:t>Agile - Resoconto</w:t>
+      </w:r>
+    </w:p>
+    <w:tbl>
+      <w:tblPr>
+        <w:tblStyle w:val="Grigliatabella"/>
+        <w:tblW w:w="0" w:type="auto"/>
+        <w:tblLook w:val="04A0" w:firstRow="1" w:lastRow="0" w:firstColumn="1" w:lastColumn="0" w:noHBand="0" w:noVBand="1"/>
+      </w:tblPr>
+      <w:tblGrid>
+        <w:gridCol w:w="9628"/>
+      </w:tblGrid>
+      <w:tr>
+        <w:tc>
+          <w:tcPr>
+            <w:tcW w:w="9628" w:type="dxa"/>
+            <w:tcBorders>
+              <w:top w:val="single" w:sz="4" w:space="0" w:color="auto"/>
+              <w:left w:val="single" w:sz="4" w:space="0" w:color="auto"/>
+              <w:bottom w:val="single" w:sz="4" w:space="0" w:color="auto"/>
+              <w:right w:val="single" w:sz="4" w:space="0" w:color="auto"/>
+            </w:tcBorders>
+            <w:shd w:val="clear" w:color="auto" w:fill="D9D9D9" w:themeFill="background1" w:themeFillShade="D9"/>
+            <w:hideMark/>
+          </w:tcPr>
+          <w:p>
+            <w:pPr>
+              <w:rPr>
+                <w:rFonts w:ascii="Arial" w:hAnsi="Arial" w:cs="Arial"/>
+              </w:rPr>
+            </w:pPr>
+            <w:proofErr w:type="spellStart"/>
+            <w:r>
+              <w:rPr>
+                <w:rFonts w:ascii="Arial" w:hAnsi="Arial" w:cs="Arial"/>
+              </w:rPr>
+              <w:t>Daily</w:t>
+            </w:r>
+            <w:proofErr w:type="spellEnd"/>
+            <w:r>
+              <w:rPr>
+                <w:rFonts w:ascii="Arial" w:hAnsi="Arial" w:cs="Arial"/>
+              </w:rPr>
+              <w:t xml:space="preserve"> </w:t>
+            </w:r>
+            <w:proofErr w:type="spellStart"/>
+            <w:r>
+              <w:rPr>
+                <w:rFonts w:ascii="Arial" w:hAnsi="Arial" w:cs="Arial"/>
+              </w:rPr>
+              <w:t>Scrum</w:t>
+            </w:r>
+            <w:proofErr w:type="spellEnd"/>
+          </w:p>
+        </w:tc>
+      </w:tr>
+      <w:tr>
+        <w:tc>
+          <w:tcPr>
+            <w:tcW w:w="9628" w:type="dxa"/>
+            <w:tcBorders>
+              <w:top w:val="single" w:sz="4" w:space="0" w:color="auto"/>
+              <w:left w:val="single" w:sz="4" w:space="0" w:color="auto"/>
+              <w:bottom w:val="single" w:sz="4" w:space="0" w:color="auto"/>
+              <w:right w:val="single" w:sz="4" w:space="0" w:color="auto"/>
+            </w:tcBorders>
+          </w:tcPr>
+          <w:p>
+            <w:pPr>
+              <w:tabs>
+                <w:tab w:val="left" w:pos="3159"/>
+              </w:tabs>
+              <w:rPr>
+                <w:rFonts w:ascii="Arial" w:hAnsi="Arial" w:cs="Arial"/>
+              </w:rPr>
+            </w:pPr>
+            <w:r>
+              <w:rPr>
+                <w:rFonts w:ascii="Arial" w:hAnsi="Arial" w:cs="Arial"/>
+              </w:rPr>
+              <w:t>Abbiamo deciso di finire il sistema di combattimento e di fare la documentazione + manuale-utente che era richiesto nei criteri di valutazione.</w:t>
+            </w:r>
+            <w:r>
+              <w:rPr>
+                <w:rFonts w:ascii="Arial" w:hAnsi="Arial" w:cs="Arial"/>
+              </w:rPr>
+              <w:t xml:space="preserve"> </w:t>
+            </w:r>
+          </w:p>
+        </w:tc>
+      </w:tr>
+    </w:tbl>
+    <w:p>
+      <w:pPr>
+        <w:rPr>
+          <w:rFonts w:ascii="Arial" w:hAnsi="Arial" w:cs="Arial"/>
+        </w:rPr>
+      </w:pPr>
+    </w:p>
+    <w:tbl>
+      <w:tblPr>
+        <w:tblStyle w:val="Grigliatabella"/>
+        <w:tblW w:w="0" w:type="auto"/>
+        <w:tblLook w:val="04A0" w:firstRow="1" w:lastRow="0" w:firstColumn="1" w:lastColumn="0" w:noHBand="0" w:noVBand="1"/>
+      </w:tblPr>
+      <w:tblGrid>
+        <w:gridCol w:w="9628"/>
+      </w:tblGrid>
+      <w:tr>
+        <w:tc>
+          <w:tcPr>
+            <w:tcW w:w="9854" w:type="dxa"/>
+            <w:tcBorders>
+              <w:top w:val="single" w:sz="4" w:space="0" w:color="auto"/>
+              <w:left w:val="single" w:sz="4" w:space="0" w:color="auto"/>
+              <w:bottom w:val="single" w:sz="4" w:space="0" w:color="auto"/>
+              <w:right w:val="single" w:sz="4" w:space="0" w:color="auto"/>
+            </w:tcBorders>
+            <w:shd w:val="clear" w:color="auto" w:fill="D9D9D9" w:themeFill="background1" w:themeFillShade="D9"/>
+            <w:hideMark/>
+          </w:tcPr>
+          <w:p>
+            <w:pPr>
+              <w:rPr>
+                <w:rFonts w:ascii="Arial" w:hAnsi="Arial" w:cs="Arial"/>
+              </w:rPr>
+            </w:pPr>
+            <w:r>
+              <w:rPr>
+                <w:rFonts w:ascii="Arial" w:hAnsi="Arial" w:cs="Arial"/>
+              </w:rPr>
+              <w:t>Sprint Planning</w:t>
+            </w:r>
+          </w:p>
+        </w:tc>
+      </w:tr>
+      <w:tr>
+        <w:tc>
+          <w:tcPr>
+            <w:tcW w:w="9854" w:type="dxa"/>
+            <w:tcBorders>
+              <w:top w:val="single" w:sz="4" w:space="0" w:color="auto"/>
+              <w:left w:val="single" w:sz="4" w:space="0" w:color="auto"/>
+              <w:bottom w:val="single" w:sz="4" w:space="0" w:color="auto"/>
+              <w:right w:val="single" w:sz="4" w:space="0" w:color="auto"/>
+            </w:tcBorders>
+          </w:tcPr>
+          <w:p>
+            <w:pPr>
+              <w:rPr>
+                <w:rFonts w:ascii="Arial" w:hAnsi="Arial" w:cs="Arial"/>
+              </w:rPr>
+            </w:pPr>
+          </w:p>
+        </w:tc>
+      </w:tr>
+    </w:tbl>
+    <w:p>
+      <w:pPr>
+        <w:rPr>
+          <w:rFonts w:ascii="Arial" w:hAnsi="Arial" w:cs="Arial"/>
+        </w:rPr>
+      </w:pPr>
+    </w:p>
+    <w:tbl>
+      <w:tblPr>
+        <w:tblStyle w:val="Grigliatabella"/>
+        <w:tblW w:w="0" w:type="auto"/>
+        <w:tblLook w:val="04A0" w:firstRow="1" w:lastRow="0" w:firstColumn="1" w:lastColumn="0" w:noHBand="0" w:noVBand="1"/>
+      </w:tblPr>
+      <w:tblGrid>
+        <w:gridCol w:w="9628"/>
+      </w:tblGrid>
+      <w:tr>
+        <w:tc>
+          <w:tcPr>
+            <w:tcW w:w="9854" w:type="dxa"/>
+            <w:tcBorders>
+              <w:top w:val="single" w:sz="4" w:space="0" w:color="auto"/>
+              <w:left w:val="single" w:sz="4" w:space="0" w:color="auto"/>
+              <w:bottom w:val="single" w:sz="4" w:space="0" w:color="auto"/>
+              <w:right w:val="single" w:sz="4" w:space="0" w:color="auto"/>
+            </w:tcBorders>
+            <w:shd w:val="clear" w:color="auto" w:fill="D9D9D9" w:themeFill="background1" w:themeFillShade="D9"/>
+            <w:hideMark/>
+          </w:tcPr>
+          <w:p>
+            <w:pPr>
+              <w:rPr>
+                <w:rFonts w:ascii="Arial" w:hAnsi="Arial" w:cs="Arial"/>
+              </w:rPr>
+            </w:pPr>
+            <w:r>
+              <w:rPr>
+                <w:rFonts w:ascii="Arial" w:hAnsi="Arial" w:cs="Arial"/>
+              </w:rPr>
+              <w:t>Sprint Review</w:t>
+            </w:r>
+          </w:p>
+        </w:tc>
+      </w:tr>
+      <w:tr>
+        <w:tc>
+          <w:tcPr>
+            <w:tcW w:w="9854" w:type="dxa"/>
+            <w:tcBorders>
+              <w:top w:val="single" w:sz="4" w:space="0" w:color="auto"/>
+              <w:left w:val="single" w:sz="4" w:space="0" w:color="auto"/>
+              <w:bottom w:val="single" w:sz="4" w:space="0" w:color="auto"/>
+              <w:right w:val="single" w:sz="4" w:space="0" w:color="auto"/>
+            </w:tcBorders>
+          </w:tcPr>
+          <w:p>
+            <w:pPr>
+              <w:rPr>
+                <w:rFonts w:ascii="Arial" w:hAnsi="Arial" w:cs="Arial"/>
+              </w:rPr>
+            </w:pPr>
+          </w:p>
+        </w:tc>
+      </w:tr>
+    </w:tbl>
+    <w:p>
+      <w:pPr>
+        <w:rPr>
+          <w:rFonts w:ascii="Arial" w:hAnsi="Arial" w:cs="Arial"/>
+        </w:rPr>
+      </w:pPr>
+    </w:p>
+    <w:tbl>
+      <w:tblPr>
+        <w:tblStyle w:val="Grigliatabella"/>
+        <w:tblW w:w="0" w:type="auto"/>
+        <w:tblLook w:val="04A0" w:firstRow="1" w:lastRow="0" w:firstColumn="1" w:lastColumn="0" w:noHBand="0" w:noVBand="1"/>
+      </w:tblPr>
+      <w:tblGrid>
+        <w:gridCol w:w="9628"/>
+      </w:tblGrid>
+      <w:tr>
+        <w:tc>
+          <w:tcPr>
+            <w:tcW w:w="9854" w:type="dxa"/>
+            <w:tcBorders>
+              <w:top w:val="single" w:sz="4" w:space="0" w:color="auto"/>
+              <w:left w:val="single" w:sz="4" w:space="0" w:color="auto"/>
+              <w:bottom w:val="single" w:sz="4" w:space="0" w:color="auto"/>
+              <w:right w:val="single" w:sz="4" w:space="0" w:color="auto"/>
+            </w:tcBorders>
+            <w:shd w:val="clear" w:color="auto" w:fill="D9D9D9" w:themeFill="background1" w:themeFillShade="D9"/>
+            <w:hideMark/>
+          </w:tcPr>
+          <w:p>
+            <w:pPr>
+              <w:rPr>
+                <w:rFonts w:ascii="Arial" w:hAnsi="Arial" w:cs="Arial"/>
+              </w:rPr>
+            </w:pPr>
+            <w:r>
+              <w:rPr>
+                <w:rFonts w:ascii="Arial" w:hAnsi="Arial" w:cs="Arial"/>
+              </w:rPr>
+              <w:t xml:space="preserve">Sprint </w:t>
+            </w:r>
+            <w:proofErr w:type="spellStart"/>
+            <w:r>
+              <w:rPr>
+                <w:rFonts w:ascii="Arial" w:hAnsi="Arial" w:cs="Arial"/>
+              </w:rPr>
+              <w:t>Retrospective</w:t>
+            </w:r>
+            <w:proofErr w:type="spellEnd"/>
+          </w:p>
+        </w:tc>
+      </w:tr>
+      <w:tr>
+        <w:tc>
+          <w:tcPr>
+            <w:tcW w:w="9854" w:type="dxa"/>
+            <w:tcBorders>
+              <w:top w:val="single" w:sz="4" w:space="0" w:color="auto"/>
+              <w:left w:val="single" w:sz="4" w:space="0" w:color="auto"/>
+              <w:bottom w:val="single" w:sz="4" w:space="0" w:color="auto"/>
+              <w:right w:val="single" w:sz="4" w:space="0" w:color="auto"/>
+            </w:tcBorders>
+          </w:tcPr>
+          <w:p>
+            <w:pPr>
+              <w:rPr>
+                <w:rFonts w:ascii="Arial" w:hAnsi="Arial" w:cs="Arial"/>
+              </w:rPr>
+            </w:pPr>
+          </w:p>
+        </w:tc>
+      </w:tr>
+    </w:tbl>
+    <w:p>
+      <w:pPr>
+        <w:rPr>
+          <w:rFonts w:ascii="Arial" w:hAnsi="Arial" w:cs="Arial"/>
+        </w:rPr>
+      </w:pPr>
+    </w:p>
     <w:p>
       <w:pPr>
         <w:rPr>
@@ -14513,7 +16790,6 @@
   <w:style w:type="character" w:default="1" w:styleId="Carpredefinitoparagrafo">
     <w:name w:val="Default Paragraph Font"/>
     <w:uiPriority w:val="1"/>
-    <w:semiHidden/>
     <w:unhideWhenUsed/>
   </w:style>
   <w:style w:type="table" w:default="1" w:styleId="Tabellanormale">
@@ -15347,18 +17623,15 @@
 </file>
 
 <file path=customXml/item1.xml><?xml version="1.0" encoding="utf-8"?>
-<p:properties xmlns:p="http://schemas.microsoft.com/office/2006/metadata/properties" xmlns:xsi="http://www.w3.org/2001/XMLSchema-instance" xmlns:pc="http://schemas.microsoft.com/office/infopath/2007/PartnerControls">
-  <documentManagement>
-    <_activity xmlns="9a5989ba-1f3a-4074-8e62-988f1f5a6d91" xsi:nil="true"/>
-  </documentManagement>
-</p:properties>
+<?mso-contentType ?>
+<FormTemplates xmlns="http://schemas.microsoft.com/sharepoint/v3/contenttype/forms">
+  <Display>DocumentLibraryForm</Display>
+  <Edit>DocumentLibraryForm</Edit>
+  <New>DocumentLibraryForm</New>
+</FormTemplates>
 </file>
 
 <file path=customXml/item2.xml><?xml version="1.0" encoding="utf-8"?>
-<b:Sources xmlns:b="http://schemas.openxmlformats.org/officeDocument/2006/bibliography" xmlns="http://schemas.openxmlformats.org/officeDocument/2006/bibliography" SelectedStyle="\APA.XSL" StyleName="APA"/>
-</file>
-
-<file path=customXml/item3.xml><?xml version="1.0" encoding="utf-8"?>
 <ct:contentTypeSchema xmlns:ct="http://schemas.microsoft.com/office/2006/metadata/contentType" xmlns:ma="http://schemas.microsoft.com/office/2006/metadata/properties/metaAttributes" ct:_="" ma:_="" ma:contentTypeName="Documento" ma:contentTypeID="0x0101001D68984F87EC994ABE7B851987432E7B" ma:contentTypeVersion="13" ma:contentTypeDescription="Creare un nuovo documento." ma:contentTypeScope="" ma:versionID="9735a29966f8059e51308ea1cecd41eb">
   <xsd:schema xmlns:xsd="http://www.w3.org/2001/XMLSchema" xmlns:xs="http://www.w3.org/2001/XMLSchema" xmlns:p="http://schemas.microsoft.com/office/2006/metadata/properties" xmlns:ns3="d8eed4e0-1c4d-4eb7-9d5a-8c6be5a7f7cc" xmlns:ns4="9a5989ba-1f3a-4074-8e62-988f1f5a6d91" targetNamespace="http://schemas.microsoft.com/office/2006/metadata/properties" ma:root="true" ma:fieldsID="10fd3cb04b3c10d561cc1ece84de1cfd" ns3:_="" ns4:_="">
     <xsd:import namespace="d8eed4e0-1c4d-4eb7-9d5a-8c6be5a7f7cc"/>
@@ -15579,34 +17852,27 @@
 </ct:contentTypeSchema>
 </file>
 
+<file path=customXml/item3.xml><?xml version="1.0" encoding="utf-8"?>
+<b:Sources xmlns:b="http://schemas.openxmlformats.org/officeDocument/2006/bibliography" xmlns="http://schemas.openxmlformats.org/officeDocument/2006/bibliography" SelectedStyle="\APA.XSL" StyleName="APA"/>
+</file>
+
 <file path=customXml/item4.xml><?xml version="1.0" encoding="utf-8"?>
-<?mso-contentType ?>
-<FormTemplates xmlns="http://schemas.microsoft.com/sharepoint/v3/contenttype/forms">
-  <Display>DocumentLibraryForm</Display>
-  <Edit>DocumentLibraryForm</Edit>
-  <New>DocumentLibraryForm</New>
-</FormTemplates>
+<p:properties xmlns:p="http://schemas.microsoft.com/office/2006/metadata/properties" xmlns:xsi="http://www.w3.org/2001/XMLSchema-instance" xmlns:pc="http://schemas.microsoft.com/office/infopath/2007/PartnerControls">
+  <documentManagement>
+    <_activity xmlns="9a5989ba-1f3a-4074-8e62-988f1f5a6d91" xsi:nil="true"/>
+  </documentManagement>
+</p:properties>
 </file>
 
 <file path=customXml/itemProps1.xml><?xml version="1.0" encoding="utf-8"?>
-<ds:datastoreItem xmlns:ds="http://schemas.openxmlformats.org/officeDocument/2006/customXml" ds:itemID="{4C5564E7-A054-43C4-BF74-7A145474E87C}">
+<ds:datastoreItem xmlns:ds="http://schemas.openxmlformats.org/officeDocument/2006/customXml" ds:itemID="{F88632BD-6596-4D41-8033-40DE95A98259}">
   <ds:schemaRefs>
-    <ds:schemaRef ds:uri="http://schemas.microsoft.com/office/2006/metadata/properties"/>
-    <ds:schemaRef ds:uri="http://schemas.microsoft.com/office/infopath/2007/PartnerControls"/>
-    <ds:schemaRef ds:uri="9a5989ba-1f3a-4074-8e62-988f1f5a6d91"/>
+    <ds:schemaRef ds:uri="http://schemas.microsoft.com/sharepoint/v3/contenttype/forms"/>
   </ds:schemaRefs>
 </ds:datastoreItem>
 </file>
 
 <file path=customXml/itemProps2.xml><?xml version="1.0" encoding="utf-8"?>
-<ds:datastoreItem xmlns:ds="http://schemas.openxmlformats.org/officeDocument/2006/customXml" ds:itemID="{A4D352A7-3801-4E51-8ED0-E5F8E4A7EC31}">
-  <ds:schemaRefs>
-    <ds:schemaRef ds:uri="http://schemas.openxmlformats.org/officeDocument/2006/bibliography"/>
-  </ds:schemaRefs>
-</ds:datastoreItem>
-</file>
-
-<file path=customXml/itemProps3.xml><?xml version="1.0" encoding="utf-8"?>
 <ds:datastoreItem xmlns:ds="http://schemas.openxmlformats.org/officeDocument/2006/customXml" ds:itemID="{DF47FB3B-BE2E-4282-A583-D09F8A90D7A9}">
   <ds:schemaRefs>
     <ds:schemaRef ds:uri="http://schemas.microsoft.com/office/2006/metadata/contentType"/>
@@ -15625,10 +17891,20 @@
 </ds:datastoreItem>
 </file>
 
+<file path=customXml/itemProps3.xml><?xml version="1.0" encoding="utf-8"?>
+<ds:datastoreItem xmlns:ds="http://schemas.openxmlformats.org/officeDocument/2006/customXml" ds:itemID="{A4D352A7-3801-4E51-8ED0-E5F8E4A7EC31}">
+  <ds:schemaRefs>
+    <ds:schemaRef ds:uri="http://schemas.openxmlformats.org/officeDocument/2006/bibliography"/>
+  </ds:schemaRefs>
+</ds:datastoreItem>
+</file>
+
 <file path=customXml/itemProps4.xml><?xml version="1.0" encoding="utf-8"?>
-<ds:datastoreItem xmlns:ds="http://schemas.openxmlformats.org/officeDocument/2006/customXml" ds:itemID="{F88632BD-6596-4D41-8033-40DE95A98259}">
+<ds:datastoreItem xmlns:ds="http://schemas.openxmlformats.org/officeDocument/2006/customXml" ds:itemID="{4C5564E7-A054-43C4-BF74-7A145474E87C}">
   <ds:schemaRefs>
-    <ds:schemaRef ds:uri="http://schemas.microsoft.com/sharepoint/v3/contenttype/forms"/>
+    <ds:schemaRef ds:uri="http://schemas.microsoft.com/office/2006/metadata/properties"/>
+    <ds:schemaRef ds:uri="http://schemas.microsoft.com/office/infopath/2007/PartnerControls"/>
+    <ds:schemaRef ds:uri="9a5989ba-1f3a-4074-8e62-988f1f5a6d91"/>
   </ds:schemaRefs>
 </ds:datastoreItem>
 </file>
--- a/4_Diari/Diario di Lavoro.docx
+++ b/4_Diari/Diario di Lavoro.docx
@@ -525,35 +525,7 @@
               <w:rPr>
                 <w:rFonts w:ascii="Arial" w:hAnsi="Arial" w:cs="Arial"/>
               </w:rPr>
-              <w:t xml:space="preserve">Messo tutto insieme e </w:t>
-            </w:r>
-            <w:proofErr w:type="spellStart"/>
-            <w:r>
-              <w:rPr>
-                <w:rFonts w:ascii="Arial" w:hAnsi="Arial" w:cs="Arial"/>
-              </w:rPr>
-              <w:t>commit</w:t>
-            </w:r>
-            <w:proofErr w:type="spellEnd"/>
-            <w:r>
-              <w:rPr>
-                <w:rFonts w:ascii="Arial" w:hAnsi="Arial" w:cs="Arial"/>
-              </w:rPr>
-              <w:t xml:space="preserve"> </w:t>
-            </w:r>
-            <w:proofErr w:type="spellStart"/>
-            <w:r>
-              <w:rPr>
-                <w:rFonts w:ascii="Arial" w:hAnsi="Arial" w:cs="Arial"/>
-              </w:rPr>
-              <w:t>github</w:t>
-            </w:r>
-            <w:proofErr w:type="spellEnd"/>
-            <w:r>
-              <w:rPr>
-                <w:rFonts w:ascii="Arial" w:hAnsi="Arial" w:cs="Arial"/>
-              </w:rPr>
-              <w:t>.</w:t>
+              <w:t>Messo tutto insieme e commit github.</w:t>
             </w:r>
           </w:p>
         </w:tc>
@@ -990,16 +962,8 @@
               <w:rPr>
                 <w:rFonts w:ascii="Arial" w:hAnsi="Arial" w:cs="Arial"/>
               </w:rPr>
-              <w:t xml:space="preserve">Ivan, Yasser, Quan: Modifiche finali al </w:t>
-            </w:r>
-            <w:proofErr w:type="spellStart"/>
-            <w:r>
-              <w:rPr>
-                <w:rFonts w:ascii="Arial" w:hAnsi="Arial" w:cs="Arial"/>
-              </w:rPr>
-              <w:t>QdC</w:t>
-            </w:r>
-            <w:proofErr w:type="spellEnd"/>
+              <w:t>Ivan, Yasser, Quan: Modifiche finali al QdC</w:t>
+            </w:r>
           </w:p>
           <w:p>
             <w:pPr>
@@ -1052,21 +1016,7 @@
               <w:rPr>
                 <w:rFonts w:ascii="Arial" w:hAnsi="Arial" w:cs="Arial"/>
               </w:rPr>
-              <w:t xml:space="preserve">Discussione del </w:t>
-            </w:r>
-            <w:proofErr w:type="spellStart"/>
-            <w:r>
-              <w:rPr>
-                <w:rFonts w:ascii="Arial" w:hAnsi="Arial" w:cs="Arial"/>
-              </w:rPr>
-              <w:t>QdC</w:t>
-            </w:r>
-            <w:proofErr w:type="spellEnd"/>
-            <w:r>
-              <w:rPr>
-                <w:rFonts w:ascii="Arial" w:hAnsi="Arial" w:cs="Arial"/>
-              </w:rPr>
-              <w:t xml:space="preserve"> e del progetto con il professore</w:t>
+              <w:t>Discussione del QdC e del progetto con il professore</w:t>
             </w:r>
             <w:r>
               <w:rPr>
@@ -1172,21 +1122,7 @@
               <w:rPr>
                 <w:rFonts w:ascii="Arial" w:hAnsi="Arial" w:cs="Arial"/>
               </w:rPr>
-              <w:t xml:space="preserve">Ci siamo andati a informare su come funziona </w:t>
-            </w:r>
-            <w:proofErr w:type="spellStart"/>
-            <w:r>
-              <w:rPr>
-                <w:rFonts w:ascii="Arial" w:hAnsi="Arial" w:cs="Arial"/>
-              </w:rPr>
-              <w:t>github</w:t>
-            </w:r>
-            <w:proofErr w:type="spellEnd"/>
-            <w:r>
-              <w:rPr>
-                <w:rFonts w:ascii="Arial" w:hAnsi="Arial" w:cs="Arial"/>
-              </w:rPr>
-              <w:t xml:space="preserve"> e poi ognuno </w:t>
+              <w:t xml:space="preserve">Ci siamo andati a informare su come funziona github e poi ognuno </w:t>
             </w:r>
             <w:r>
               <w:rPr>
@@ -1237,16 +1173,8 @@
               <w:rPr>
                 <w:rFonts w:ascii="Arial" w:hAnsi="Arial" w:cs="Arial"/>
               </w:rPr>
-              <w:t xml:space="preserve">Quan: </w:t>
-            </w:r>
-            <w:proofErr w:type="spellStart"/>
-            <w:r>
-              <w:rPr>
-                <w:rFonts w:ascii="Arial" w:hAnsi="Arial" w:cs="Arial"/>
-              </w:rPr>
-              <w:t>Swimlanes</w:t>
-            </w:r>
-            <w:proofErr w:type="spellEnd"/>
+              <w:t>Quan: Swimlanes</w:t>
+            </w:r>
           </w:p>
         </w:tc>
       </w:tr>
@@ -1446,14 +1374,7 @@
               <w:rPr>
                 <w:rFonts w:ascii="Arial" w:hAnsi="Arial" w:cs="Arial"/>
               </w:rPr>
-              <w:t xml:space="preserve"> - Fare </w:t>
-            </w:r>
-            <w:proofErr w:type="spellStart"/>
-            <w:r>
-              <w:rPr>
-                <w:rFonts w:ascii="Arial" w:hAnsi="Arial" w:cs="Arial"/>
-              </w:rPr>
-              <w:t>Ga</w:t>
+              <w:t xml:space="preserve"> - Fare Ga</w:t>
             </w:r>
             <w:r>
               <w:rPr>
@@ -1461,7 +1382,6 @@
               </w:rPr>
               <w:t>ntt</w:t>
             </w:r>
-            <w:proofErr w:type="spellEnd"/>
           </w:p>
           <w:p>
             <w:pPr>
@@ -1783,21 +1703,7 @@
               <w:rPr>
                 <w:rFonts w:ascii="Arial" w:hAnsi="Arial" w:cs="Arial"/>
               </w:rPr>
-              <w:t xml:space="preserve">Quan: Fa il </w:t>
-            </w:r>
-            <w:proofErr w:type="spellStart"/>
-            <w:r>
-              <w:rPr>
-                <w:rFonts w:ascii="Arial" w:hAnsi="Arial" w:cs="Arial"/>
-              </w:rPr>
-              <w:t>mockup</w:t>
-            </w:r>
-            <w:proofErr w:type="spellEnd"/>
-            <w:r>
-              <w:rPr>
-                <w:rFonts w:ascii="Arial" w:hAnsi="Arial" w:cs="Arial"/>
-              </w:rPr>
-              <w:t xml:space="preserve"> della schermata principale e delle impostazioni (salvando tutte le sprite).</w:t>
+              <w:t>Quan: Fa il mockup della schermata principale e delle impostazioni (salvando tutte le sprite).</w:t>
             </w:r>
           </w:p>
         </w:tc>
@@ -1866,16 +1772,8 @@
               <w:rPr>
                 <w:rFonts w:ascii="Arial" w:hAnsi="Arial" w:cs="Arial"/>
               </w:rPr>
-              <w:t xml:space="preserve">Quan: continuazione sprite e </w:t>
-            </w:r>
-            <w:proofErr w:type="spellStart"/>
-            <w:r>
-              <w:rPr>
-                <w:rFonts w:ascii="Arial" w:hAnsi="Arial" w:cs="Arial"/>
-              </w:rPr>
-              <w:t>mockup</w:t>
-            </w:r>
-            <w:proofErr w:type="spellEnd"/>
+              <w:t>Quan: continuazione sprite e mockup</w:t>
+            </w:r>
           </w:p>
         </w:tc>
       </w:tr>
@@ -1933,37 +1831,21 @@
               <w:rPr>
                 <w:rFonts w:ascii="Arial" w:hAnsi="Arial" w:cs="Arial"/>
               </w:rPr>
-              <w:t xml:space="preserve">iniziato a fare i </w:t>
-            </w:r>
-            <w:proofErr w:type="spellStart"/>
-            <w:r>
-              <w:rPr>
-                <w:rFonts w:ascii="Arial" w:hAnsi="Arial" w:cs="Arial"/>
-              </w:rPr>
-              <w:t>mockup</w:t>
-            </w:r>
-            <w:proofErr w:type="spellEnd"/>
-          </w:p>
-          <w:p>
-            <w:pPr>
-              <w:rPr>
-                <w:rFonts w:ascii="Arial" w:hAnsi="Arial" w:cs="Arial"/>
-              </w:rPr>
-            </w:pPr>
-            <w:r>
-              <w:rPr>
-                <w:rFonts w:ascii="Arial" w:hAnsi="Arial" w:cs="Arial"/>
-              </w:rPr>
-              <w:t xml:space="preserve">Quan: continuato i </w:t>
-            </w:r>
-            <w:proofErr w:type="spellStart"/>
-            <w:r>
-              <w:rPr>
-                <w:rFonts w:ascii="Arial" w:hAnsi="Arial" w:cs="Arial"/>
-              </w:rPr>
-              <w:t>mockup</w:t>
-            </w:r>
-            <w:proofErr w:type="spellEnd"/>
+              <w:t>iniziato a fare i mockup</w:t>
+            </w:r>
+          </w:p>
+          <w:p>
+            <w:pPr>
+              <w:rPr>
+                <w:rFonts w:ascii="Arial" w:hAnsi="Arial" w:cs="Arial"/>
+              </w:rPr>
+            </w:pPr>
+            <w:r>
+              <w:rPr>
+                <w:rFonts w:ascii="Arial" w:hAnsi="Arial" w:cs="Arial"/>
+              </w:rPr>
+              <w:t>Quan: continuato i mockup</w:t>
+            </w:r>
             <w:r>
               <w:rPr>
                 <w:rFonts w:ascii="Arial" w:hAnsi="Arial" w:cs="Arial"/>
@@ -2155,55 +2037,13 @@
               <w:rPr>
                 <w:rFonts w:ascii="Arial" w:hAnsi="Arial" w:cs="Arial"/>
               </w:rPr>
-              <w:t xml:space="preserve">Fare </w:t>
-            </w:r>
-            <w:proofErr w:type="spellStart"/>
-            <w:r>
-              <w:rPr>
-                <w:rFonts w:ascii="Arial" w:hAnsi="Arial" w:cs="Arial"/>
-              </w:rPr>
-              <w:t>Gantt</w:t>
-            </w:r>
-            <w:proofErr w:type="spellEnd"/>
-            <w:r>
-              <w:rPr>
-                <w:rFonts w:ascii="Arial" w:hAnsi="Arial" w:cs="Arial"/>
-              </w:rPr>
-              <w:t xml:space="preserve"> e </w:t>
-            </w:r>
-            <w:r>
-              <w:rPr>
-                <w:rFonts w:ascii="Arial" w:hAnsi="Arial" w:cs="Arial"/>
-              </w:rPr>
-              <w:t xml:space="preserve">finire i </w:t>
-            </w:r>
-            <w:proofErr w:type="spellStart"/>
-            <w:r>
-              <w:rPr>
-                <w:rFonts w:ascii="Arial" w:hAnsi="Arial" w:cs="Arial"/>
-              </w:rPr>
-              <w:t>mockup</w:t>
-            </w:r>
-            <w:proofErr w:type="spellEnd"/>
-            <w:r>
-              <w:rPr>
-                <w:rFonts w:ascii="Arial" w:hAnsi="Arial" w:cs="Arial"/>
-              </w:rPr>
-              <w:t xml:space="preserve"> e iniziare a fare tutti i </w:t>
-            </w:r>
-            <w:proofErr w:type="spellStart"/>
-            <w:r>
-              <w:rPr>
-                <w:rFonts w:ascii="Arial" w:hAnsi="Arial" w:cs="Arial"/>
-              </w:rPr>
-              <w:t>spritesheet</w:t>
-            </w:r>
-            <w:proofErr w:type="spellEnd"/>
-            <w:r>
-              <w:rPr>
-                <w:rFonts w:ascii="Arial" w:hAnsi="Arial" w:cs="Arial"/>
-              </w:rPr>
-              <w:t>.</w:t>
+              <w:t xml:space="preserve">Fare Gantt e </w:t>
+            </w:r>
+            <w:r>
+              <w:rPr>
+                <w:rFonts w:ascii="Arial" w:hAnsi="Arial" w:cs="Arial"/>
+              </w:rPr>
+              <w:t>finire i mockup e iniziare a fare tutti i spritesheet.</w:t>
             </w:r>
           </w:p>
         </w:tc>
@@ -2456,21 +2296,7 @@
               <w:rPr>
                 <w:rFonts w:ascii="Arial" w:hAnsi="Arial" w:cs="Arial"/>
               </w:rPr>
-              <w:t xml:space="preserve"> + attività carte per stimare tempi e la loro trasportazione su </w:t>
-            </w:r>
-            <w:proofErr w:type="spellStart"/>
-            <w:r>
-              <w:rPr>
-                <w:rFonts w:ascii="Arial" w:hAnsi="Arial" w:cs="Arial"/>
-              </w:rPr>
-              <w:t>gantt</w:t>
-            </w:r>
-            <w:proofErr w:type="spellEnd"/>
-            <w:r>
-              <w:rPr>
-                <w:rFonts w:ascii="Arial" w:hAnsi="Arial" w:cs="Arial"/>
-              </w:rPr>
-              <w:t>.</w:t>
+              <w:t xml:space="preserve"> + attività carte per stimare tempi e la loro trasportazione su gantt.</w:t>
             </w:r>
           </w:p>
         </w:tc>
@@ -2518,14 +2344,12 @@
               </w:rPr>
               <w:t xml:space="preserve">Sidon: </w:t>
             </w:r>
-            <w:proofErr w:type="spellStart"/>
             <w:r>
               <w:rPr>
                 <w:rFonts w:ascii="Arial" w:hAnsi="Arial" w:cs="Arial"/>
               </w:rPr>
               <w:t>Gantt</w:t>
             </w:r>
-            <w:proofErr w:type="spellEnd"/>
           </w:p>
           <w:p>
             <w:pPr>
@@ -2638,16 +2462,8 @@
               <w:rPr>
                 <w:rFonts w:ascii="Arial" w:hAnsi="Arial" w:cs="Arial"/>
               </w:rPr>
-              <w:t xml:space="preserve"> e Yasser: Continuazione </w:t>
-            </w:r>
-            <w:proofErr w:type="spellStart"/>
-            <w:r>
-              <w:rPr>
-                <w:rFonts w:ascii="Arial" w:hAnsi="Arial" w:cs="Arial"/>
-              </w:rPr>
-              <w:t>Gantt</w:t>
-            </w:r>
-            <w:proofErr w:type="spellEnd"/>
+              <w:t xml:space="preserve"> e Yasser: Continuazione Gantt</w:t>
+            </w:r>
           </w:p>
           <w:p>
             <w:pPr>
@@ -2703,16 +2519,8 @@
               <w:rPr>
                 <w:rFonts w:ascii="Arial" w:hAnsi="Arial" w:cs="Arial"/>
               </w:rPr>
-              <w:t xml:space="preserve">Sidon e Yasser: Fine </w:t>
-            </w:r>
-            <w:proofErr w:type="spellStart"/>
-            <w:r>
-              <w:rPr>
-                <w:rFonts w:ascii="Arial" w:hAnsi="Arial" w:cs="Arial"/>
-              </w:rPr>
-              <w:t>gantt</w:t>
-            </w:r>
-            <w:proofErr w:type="spellEnd"/>
+              <w:t>Sidon e Yasser: Fine gantt</w:t>
+            </w:r>
           </w:p>
           <w:p>
             <w:pPr>
@@ -3003,35 +2811,24 @@
               </w:rPr>
               <w:sym w:font="Wingdings" w:char="F0E0"/>
             </w:r>
-            <w:proofErr w:type="spellStart"/>
-            <w:proofErr w:type="gramStart"/>
             <w:r>
               <w:rPr>
                 <w:rFonts w:ascii="Arial" w:hAnsi="Arial" w:cs="Arial"/>
               </w:rPr>
               <w:t>Yasser,Ivan</w:t>
             </w:r>
-            <w:proofErr w:type="spellEnd"/>
-            <w:proofErr w:type="gramEnd"/>
-          </w:p>
-          <w:p>
-            <w:pPr>
-              <w:rPr>
-                <w:rFonts w:ascii="Arial" w:hAnsi="Arial" w:cs="Arial"/>
-              </w:rPr>
-            </w:pPr>
-            <w:r>
-              <w:rPr>
-                <w:rFonts w:ascii="Arial" w:hAnsi="Arial" w:cs="Arial"/>
-              </w:rPr>
-              <w:t xml:space="preserve">Aggiungere le ultime modifiche al </w:t>
-            </w:r>
-            <w:proofErr w:type="spellStart"/>
-            <w:r>
-              <w:rPr>
-                <w:rFonts w:ascii="Arial" w:hAnsi="Arial" w:cs="Arial"/>
-              </w:rPr>
-              <w:t>gan</w:t>
+          </w:p>
+          <w:p>
+            <w:pPr>
+              <w:rPr>
+                <w:rFonts w:ascii="Arial" w:hAnsi="Arial" w:cs="Arial"/>
+              </w:rPr>
+            </w:pPr>
+            <w:r>
+              <w:rPr>
+                <w:rFonts w:ascii="Arial" w:hAnsi="Arial" w:cs="Arial"/>
+              </w:rPr>
+              <w:t>Aggiungere le ultime modifiche al gan</w:t>
             </w:r>
             <w:r>
               <w:rPr>
@@ -3045,7 +2842,6 @@
               </w:rPr>
               <w:t>t</w:t>
             </w:r>
-            <w:proofErr w:type="spellEnd"/>
             <w:r>
               <w:rPr>
                 <w:rFonts w:ascii="Arial" w:hAnsi="Arial" w:cs="Arial"/>
@@ -3065,19 +2861,11 @@
                 <w:rFonts w:ascii="Arial" w:hAnsi="Arial" w:cs="Arial"/>
               </w:rPr>
             </w:pPr>
-            <w:proofErr w:type="spellStart"/>
-            <w:r>
-              <w:rPr>
-                <w:rFonts w:ascii="Arial" w:hAnsi="Arial" w:cs="Arial"/>
-              </w:rPr>
-              <w:t>Rivisionare</w:t>
-            </w:r>
-            <w:proofErr w:type="spellEnd"/>
-            <w:r>
-              <w:rPr>
-                <w:rFonts w:ascii="Arial" w:hAnsi="Arial" w:cs="Arial"/>
-              </w:rPr>
-              <w:t xml:space="preserve"> use case e diagramma di flusso</w:t>
+            <w:r>
+              <w:rPr>
+                <w:rFonts w:ascii="Arial" w:hAnsi="Arial" w:cs="Arial"/>
+              </w:rPr>
+              <w:t>Rivisionare use case e diagramma di flusso</w:t>
             </w:r>
             <w:r>
               <w:rPr>
@@ -3123,28 +2911,12 @@
                 <w:rFonts w:ascii="Arial" w:hAnsi="Arial" w:cs="Arial"/>
               </w:rPr>
             </w:pPr>
-            <w:proofErr w:type="spellStart"/>
-            <w:r>
-              <w:rPr>
-                <w:rFonts w:ascii="Arial" w:hAnsi="Arial" w:cs="Arial"/>
-              </w:rPr>
-              <w:t>Inizare</w:t>
-            </w:r>
-            <w:proofErr w:type="spellEnd"/>
-            <w:r>
-              <w:rPr>
-                <w:rFonts w:ascii="Arial" w:hAnsi="Arial" w:cs="Arial"/>
-              </w:rPr>
-              <w:t xml:space="preserve"> i diversi </w:t>
-            </w:r>
-            <w:proofErr w:type="spellStart"/>
-            <w:r>
-              <w:rPr>
-                <w:rFonts w:ascii="Arial" w:hAnsi="Arial" w:cs="Arial"/>
-              </w:rPr>
-              <w:t>spritesheet</w:t>
-            </w:r>
-            <w:proofErr w:type="spellEnd"/>
+            <w:r>
+              <w:rPr>
+                <w:rFonts w:ascii="Arial" w:hAnsi="Arial" w:cs="Arial"/>
+              </w:rPr>
+              <w:t>Inizare i diversi spritesheet</w:t>
+            </w:r>
             <w:r>
               <w:rPr>
                 <w:rFonts w:ascii="Arial" w:hAnsi="Arial" w:cs="Arial"/>
@@ -3164,19 +2936,11 @@
                 <w:rFonts w:ascii="Arial" w:hAnsi="Arial" w:cs="Arial"/>
               </w:rPr>
             </w:pPr>
-            <w:proofErr w:type="spellStart"/>
-            <w:r>
-              <w:rPr>
-                <w:rFonts w:ascii="Arial" w:hAnsi="Arial" w:cs="Arial"/>
-              </w:rPr>
-              <w:t>Mockup</w:t>
-            </w:r>
-            <w:proofErr w:type="spellEnd"/>
-            <w:r>
-              <w:rPr>
-                <w:rFonts w:ascii="Arial" w:hAnsi="Arial" w:cs="Arial"/>
-              </w:rPr>
-              <w:t xml:space="preserve"> -&gt; tutti</w:t>
+            <w:r>
+              <w:rPr>
+                <w:rFonts w:ascii="Arial" w:hAnsi="Arial" w:cs="Arial"/>
+              </w:rPr>
+              <w:t>Mockup -&gt; tutti</w:t>
             </w:r>
           </w:p>
         </w:tc>
@@ -3246,28 +3010,12 @@
                 <w:rFonts w:ascii="Arial" w:hAnsi="Arial" w:cs="Arial"/>
               </w:rPr>
             </w:pPr>
-            <w:proofErr w:type="spellStart"/>
-            <w:r>
-              <w:rPr>
-                <w:rFonts w:ascii="Arial" w:hAnsi="Arial" w:cs="Arial"/>
-              </w:rPr>
-              <w:t>Daily</w:t>
-            </w:r>
-            <w:proofErr w:type="spellEnd"/>
-            <w:r>
-              <w:rPr>
-                <w:rFonts w:ascii="Arial" w:hAnsi="Arial" w:cs="Arial"/>
-              </w:rPr>
-              <w:t xml:space="preserve"> </w:t>
-            </w:r>
-            <w:proofErr w:type="spellStart"/>
-            <w:r>
-              <w:rPr>
-                <w:rFonts w:ascii="Arial" w:hAnsi="Arial" w:cs="Arial"/>
-              </w:rPr>
-              <w:t>Scrum</w:t>
-            </w:r>
-            <w:proofErr w:type="spellEnd"/>
+            <w:r>
+              <w:rPr>
+                <w:rFonts w:ascii="Arial" w:hAnsi="Arial" w:cs="Arial"/>
+              </w:rPr>
+              <w:t>Daily Scrum</w:t>
+            </w:r>
           </w:p>
         </w:tc>
       </w:tr>
@@ -3370,21 +3118,7 @@
               <w:rPr>
                 <w:rFonts w:ascii="Arial" w:hAnsi="Arial" w:cs="Arial"/>
               </w:rPr>
-              <w:t xml:space="preserve">Aggiornare tutta la progettazione e doc in base alle modifiche richieste dal docente, finire tutti i </w:t>
-            </w:r>
-            <w:proofErr w:type="spellStart"/>
-            <w:r>
-              <w:rPr>
-                <w:rFonts w:ascii="Arial" w:hAnsi="Arial" w:cs="Arial"/>
-              </w:rPr>
-              <w:t>mockup</w:t>
-            </w:r>
-            <w:proofErr w:type="spellEnd"/>
-            <w:r>
-              <w:rPr>
-                <w:rFonts w:ascii="Arial" w:hAnsi="Arial" w:cs="Arial"/>
-              </w:rPr>
-              <w:t>, gli sprite e la doc fino all’implementazione.</w:t>
+              <w:t>Aggiornare tutta la progettazione e doc in base alle modifiche richieste dal docente, finire tutti i mockup, gli sprite e la doc fino all’implementazione.</w:t>
             </w:r>
           </w:p>
           <w:p>
@@ -3507,16 +3241,8 @@
               <w:rPr>
                 <w:rFonts w:ascii="Arial" w:hAnsi="Arial" w:cs="Arial"/>
               </w:rPr>
-              <w:t xml:space="preserve">Sprint </w:t>
-            </w:r>
-            <w:proofErr w:type="spellStart"/>
-            <w:r>
-              <w:rPr>
-                <w:rFonts w:ascii="Arial" w:hAnsi="Arial" w:cs="Arial"/>
-              </w:rPr>
-              <w:t>Retrospective</w:t>
-            </w:r>
-            <w:proofErr w:type="spellEnd"/>
+              <w:t>Sprint Retrospective</w:t>
+            </w:r>
           </w:p>
         </w:tc>
       </w:tr>
@@ -3835,21 +3561,7 @@
               <w:rPr>
                 <w:rFonts w:ascii="Arial" w:hAnsi="Arial" w:cs="Arial"/>
               </w:rPr>
-              <w:t xml:space="preserve"> </w:t>
-            </w:r>
-            <w:proofErr w:type="spellStart"/>
-            <w:r>
-              <w:rPr>
-                <w:rFonts w:ascii="Arial" w:hAnsi="Arial" w:cs="Arial"/>
-              </w:rPr>
-              <w:t>pre</w:t>
-            </w:r>
-            <w:proofErr w:type="spellEnd"/>
-            <w:r>
-              <w:rPr>
-                <w:rFonts w:ascii="Arial" w:hAnsi="Arial" w:cs="Arial"/>
-              </w:rPr>
-              <w:t>-partita (scegliere mappa e personaggio)</w:t>
+              <w:t xml:space="preserve"> pre-partita (scegliere mappa e personaggio)</w:t>
             </w:r>
           </w:p>
           <w:p>
@@ -3875,21 +3587,7 @@
               <w:rPr>
                 <w:rFonts w:ascii="Arial" w:hAnsi="Arial" w:cs="Arial"/>
               </w:rPr>
-              <w:t xml:space="preserve">Sidon: Miglioramento </w:t>
-            </w:r>
-            <w:proofErr w:type="spellStart"/>
-            <w:r>
-              <w:rPr>
-                <w:rFonts w:ascii="Arial" w:hAnsi="Arial" w:cs="Arial"/>
-              </w:rPr>
-              <w:t>Gantt</w:t>
-            </w:r>
-            <w:proofErr w:type="spellEnd"/>
-            <w:r>
-              <w:rPr>
-                <w:rFonts w:ascii="Arial" w:hAnsi="Arial" w:cs="Arial"/>
-              </w:rPr>
-              <w:t xml:space="preserve"> e inizio schermata wiki</w:t>
+              <w:t>Sidon: Miglioramento Gantt e inizio schermata wiki</w:t>
             </w:r>
           </w:p>
         </w:tc>
@@ -3958,21 +3656,7 @@
               <w:rPr>
                 <w:rFonts w:ascii="Arial" w:hAnsi="Arial" w:cs="Arial"/>
               </w:rPr>
-              <w:t xml:space="preserve">Yasser: Finito schermate </w:t>
-            </w:r>
-            <w:proofErr w:type="spellStart"/>
-            <w:r>
-              <w:rPr>
-                <w:rFonts w:ascii="Arial" w:hAnsi="Arial" w:cs="Arial"/>
-              </w:rPr>
-              <w:t>pre</w:t>
-            </w:r>
-            <w:proofErr w:type="spellEnd"/>
-            <w:r>
-              <w:rPr>
-                <w:rFonts w:ascii="Arial" w:hAnsi="Arial" w:cs="Arial"/>
-              </w:rPr>
-              <w:t>-partita</w:t>
+              <w:t>Yasser: Finito schermate pre-partita</w:t>
             </w:r>
           </w:p>
           <w:p>
@@ -4219,21 +3903,7 @@
               <w:rPr>
                 <w:rFonts w:ascii="Arial" w:hAnsi="Arial" w:cs="Arial"/>
               </w:rPr>
-              <w:t xml:space="preserve">Il punto della situazione è buono tranne per il fatto che dobbiamo ancora aggiustare la </w:t>
-            </w:r>
-            <w:proofErr w:type="spellStart"/>
-            <w:r>
-              <w:rPr>
-                <w:rFonts w:ascii="Arial" w:hAnsi="Arial" w:cs="Arial"/>
-              </w:rPr>
-              <w:t>swimlane</w:t>
-            </w:r>
-            <w:proofErr w:type="spellEnd"/>
-            <w:r>
-              <w:rPr>
-                <w:rFonts w:ascii="Arial" w:hAnsi="Arial" w:cs="Arial"/>
-              </w:rPr>
-              <w:t xml:space="preserve"> e i use case</w:t>
+              <w:t>Il punto della situazione è buono tranne per il fatto che dobbiamo ancora aggiustare la swimlane e i use case</w:t>
             </w:r>
           </w:p>
         </w:tc>
@@ -4360,28 +4030,12 @@
                 <w:rFonts w:ascii="Arial" w:hAnsi="Arial" w:cs="Arial"/>
               </w:rPr>
             </w:pPr>
-            <w:proofErr w:type="spellStart"/>
-            <w:r>
-              <w:rPr>
-                <w:rFonts w:ascii="Arial" w:hAnsi="Arial" w:cs="Arial"/>
-              </w:rPr>
-              <w:t>Daily</w:t>
-            </w:r>
-            <w:proofErr w:type="spellEnd"/>
-            <w:r>
-              <w:rPr>
-                <w:rFonts w:ascii="Arial" w:hAnsi="Arial" w:cs="Arial"/>
-              </w:rPr>
-              <w:t xml:space="preserve"> </w:t>
-            </w:r>
-            <w:proofErr w:type="spellStart"/>
-            <w:r>
-              <w:rPr>
-                <w:rFonts w:ascii="Arial" w:hAnsi="Arial" w:cs="Arial"/>
-              </w:rPr>
-              <w:t>Scrum</w:t>
-            </w:r>
-            <w:proofErr w:type="spellEnd"/>
+            <w:r>
+              <w:rPr>
+                <w:rFonts w:ascii="Arial" w:hAnsi="Arial" w:cs="Arial"/>
+              </w:rPr>
+              <w:t>Daily Scrum</w:t>
+            </w:r>
           </w:p>
         </w:tc>
       </w:tr>
@@ -4406,44 +4060,14 @@
               <w:rPr>
                 <w:rFonts w:ascii="Arial" w:hAnsi="Arial" w:cs="Arial"/>
               </w:rPr>
-              <w:t xml:space="preserve">Oggi dobbiamo fare tutti i </w:t>
-            </w:r>
-            <w:proofErr w:type="spellStart"/>
-            <w:r>
-              <w:rPr>
-                <w:rFonts w:ascii="Arial" w:hAnsi="Arial" w:cs="Arial"/>
-              </w:rPr>
-              <w:t>mockup</w:t>
-            </w:r>
-            <w:proofErr w:type="spellEnd"/>
-            <w:r>
-              <w:rPr>
-                <w:rFonts w:ascii="Arial" w:hAnsi="Arial" w:cs="Arial"/>
-              </w:rPr>
-              <w:t xml:space="preserve"> e aggiustare i requisiti, test case, use case, </w:t>
-            </w:r>
-            <w:proofErr w:type="spellStart"/>
-            <w:r>
-              <w:rPr>
-                <w:rFonts w:ascii="Arial" w:hAnsi="Arial" w:cs="Arial"/>
-              </w:rPr>
-              <w:t>swimlane</w:t>
-            </w:r>
-            <w:proofErr w:type="spellEnd"/>
-            <w:r>
-              <w:rPr>
-                <w:rFonts w:ascii="Arial" w:hAnsi="Arial" w:cs="Arial"/>
-              </w:rPr>
-              <w:t xml:space="preserve"> e </w:t>
-            </w:r>
-            <w:proofErr w:type="spellStart"/>
-            <w:r>
-              <w:rPr>
-                <w:rFonts w:ascii="Arial" w:hAnsi="Arial" w:cs="Arial"/>
-              </w:rPr>
-              <w:t>Gantt</w:t>
-            </w:r>
-            <w:proofErr w:type="spellEnd"/>
+              <w:t>Oggi dobbiamo fare tutti i mockup e aggiustare i requisiti, test case, use case, swimlane</w:t>
+            </w:r>
+            <w:r>
+              <w:rPr>
+                <w:rFonts w:ascii="Arial" w:hAnsi="Arial" w:cs="Arial"/>
+              </w:rPr>
+              <w:t xml:space="preserve"> e Gantt</w:t>
+            </w:r>
             <w:r>
               <w:rPr>
                 <w:rFonts w:ascii="Arial" w:hAnsi="Arial" w:cs="Arial"/>
@@ -4461,41 +4085,13 @@
               <w:rPr>
                 <w:rFonts w:ascii="Arial" w:hAnsi="Arial" w:cs="Arial"/>
               </w:rPr>
-              <w:t xml:space="preserve">Quan: </w:t>
-            </w:r>
-            <w:proofErr w:type="spellStart"/>
-            <w:r>
-              <w:rPr>
-                <w:rFonts w:ascii="Arial" w:hAnsi="Arial" w:cs="Arial"/>
-              </w:rPr>
-              <w:t>mockup</w:t>
-            </w:r>
-            <w:proofErr w:type="spellEnd"/>
-            <w:r>
-              <w:rPr>
-                <w:rFonts w:ascii="Arial" w:hAnsi="Arial" w:cs="Arial"/>
-              </w:rPr>
-              <w:t xml:space="preserve"> impostazioni</w:t>
-            </w:r>
-            <w:r>
-              <w:rPr>
-                <w:rFonts w:ascii="Arial" w:hAnsi="Arial" w:cs="Arial"/>
-              </w:rPr>
-              <w:t xml:space="preserve">, aggiustare </w:t>
-            </w:r>
-            <w:proofErr w:type="spellStart"/>
-            <w:r>
-              <w:rPr>
-                <w:rFonts w:ascii="Arial" w:hAnsi="Arial" w:cs="Arial"/>
-              </w:rPr>
-              <w:t>swimlane</w:t>
-            </w:r>
-            <w:proofErr w:type="spellEnd"/>
-            <w:r>
-              <w:rPr>
-                <w:rFonts w:ascii="Arial" w:hAnsi="Arial" w:cs="Arial"/>
-              </w:rPr>
-              <w:t xml:space="preserve"> e use case</w:t>
+              <w:t>Quan: mockup impostazioni</w:t>
+            </w:r>
+            <w:r>
+              <w:rPr>
+                <w:rFonts w:ascii="Arial" w:hAnsi="Arial" w:cs="Arial"/>
+              </w:rPr>
+              <w:t>, aggiustare swimlane e use case</w:t>
             </w:r>
           </w:p>
           <w:p>
@@ -4514,21 +4110,7 @@
               <w:rPr>
                 <w:rFonts w:ascii="Arial" w:hAnsi="Arial" w:cs="Arial"/>
               </w:rPr>
-              <w:t xml:space="preserve">Aggiustare </w:t>
-            </w:r>
-            <w:proofErr w:type="spellStart"/>
-            <w:r>
-              <w:rPr>
-                <w:rFonts w:ascii="Arial" w:hAnsi="Arial" w:cs="Arial"/>
-              </w:rPr>
-              <w:t>gantt</w:t>
-            </w:r>
-            <w:proofErr w:type="spellEnd"/>
-            <w:r>
-              <w:rPr>
-                <w:rFonts w:ascii="Arial" w:hAnsi="Arial" w:cs="Arial"/>
-              </w:rPr>
-              <w:t xml:space="preserve">, </w:t>
+              <w:t xml:space="preserve">Aggiustare gantt, </w:t>
             </w:r>
             <w:r>
               <w:rPr>
@@ -4536,19 +4118,11 @@
               </w:rPr>
               <w:t xml:space="preserve">fare </w:t>
             </w:r>
-            <w:proofErr w:type="spellStart"/>
-            <w:r>
-              <w:rPr>
-                <w:rFonts w:ascii="Arial" w:hAnsi="Arial" w:cs="Arial"/>
-              </w:rPr>
-              <w:t>mockup</w:t>
-            </w:r>
-            <w:proofErr w:type="spellEnd"/>
-            <w:r>
-              <w:rPr>
-                <w:rFonts w:ascii="Arial" w:hAnsi="Arial" w:cs="Arial"/>
-              </w:rPr>
-              <w:t xml:space="preserve"> wiki e risultati</w:t>
+            <w:r>
+              <w:rPr>
+                <w:rFonts w:ascii="Arial" w:hAnsi="Arial" w:cs="Arial"/>
+              </w:rPr>
+              <w:t>mockup wiki e risultati</w:t>
             </w:r>
           </w:p>
           <w:p>
@@ -4598,35 +4172,7 @@
               <w:rPr>
                 <w:rFonts w:ascii="Arial" w:hAnsi="Arial" w:cs="Arial"/>
               </w:rPr>
-              <w:t xml:space="preserve"> </w:t>
-            </w:r>
-            <w:proofErr w:type="spellStart"/>
-            <w:r>
-              <w:rPr>
-                <w:rFonts w:ascii="Arial" w:hAnsi="Arial" w:cs="Arial"/>
-              </w:rPr>
-              <w:t>mockup</w:t>
-            </w:r>
-            <w:proofErr w:type="spellEnd"/>
-            <w:r>
-              <w:rPr>
-                <w:rFonts w:ascii="Arial" w:hAnsi="Arial" w:cs="Arial"/>
-              </w:rPr>
-              <w:t xml:space="preserve"> </w:t>
-            </w:r>
-            <w:proofErr w:type="spellStart"/>
-            <w:r>
-              <w:rPr>
-                <w:rFonts w:ascii="Arial" w:hAnsi="Arial" w:cs="Arial"/>
-              </w:rPr>
-              <w:t>pre</w:t>
-            </w:r>
-            <w:proofErr w:type="spellEnd"/>
-            <w:r>
-              <w:rPr>
-                <w:rFonts w:ascii="Arial" w:hAnsi="Arial" w:cs="Arial"/>
-              </w:rPr>
-              <w:t xml:space="preserve"> partita</w:t>
+              <w:t xml:space="preserve"> mockup pre partita</w:t>
             </w:r>
           </w:p>
         </w:tc>
@@ -4808,16 +4354,8 @@
               <w:rPr>
                 <w:rFonts w:ascii="Arial" w:hAnsi="Arial" w:cs="Arial"/>
               </w:rPr>
-              <w:t xml:space="preserve">Sprint </w:t>
-            </w:r>
-            <w:proofErr w:type="spellStart"/>
-            <w:r>
-              <w:rPr>
-                <w:rFonts w:ascii="Arial" w:hAnsi="Arial" w:cs="Arial"/>
-              </w:rPr>
-              <w:t>Retrospective</w:t>
-            </w:r>
-            <w:proofErr w:type="spellEnd"/>
+              <w:t>Sprint Retrospective</w:t>
+            </w:r>
           </w:p>
         </w:tc>
       </w:tr>
@@ -5053,21 +4591,7 @@
               <w:rPr>
                 <w:rFonts w:ascii="Arial" w:hAnsi="Arial" w:cs="Arial"/>
               </w:rPr>
-              <w:t xml:space="preserve">a fare la teoria su gli </w:t>
-            </w:r>
-            <w:proofErr w:type="spellStart"/>
-            <w:r>
-              <w:rPr>
-                <w:rFonts w:ascii="Arial" w:hAnsi="Arial" w:cs="Arial"/>
-              </w:rPr>
-              <w:t>UserStory</w:t>
-            </w:r>
-            <w:proofErr w:type="spellEnd"/>
-            <w:r>
-              <w:rPr>
-                <w:rFonts w:ascii="Arial" w:hAnsi="Arial" w:cs="Arial"/>
-              </w:rPr>
-              <w:t xml:space="preserve"> </w:t>
+              <w:t xml:space="preserve">a fare la teoria su gli UserStory </w:t>
             </w:r>
           </w:p>
         </w:tc>
@@ -5113,30 +4637,8 @@
               <w:rPr>
                 <w:rFonts w:ascii="Arial" w:hAnsi="Arial" w:cs="Arial"/>
               </w:rPr>
-              <w:t xml:space="preserve">Corretto </w:t>
-            </w:r>
-            <w:proofErr w:type="spellStart"/>
-            <w:r>
-              <w:rPr>
-                <w:rFonts w:ascii="Arial" w:hAnsi="Arial" w:cs="Arial"/>
-              </w:rPr>
-              <w:t>UseCase</w:t>
-            </w:r>
-            <w:proofErr w:type="spellEnd"/>
-            <w:r>
-              <w:rPr>
-                <w:rFonts w:ascii="Arial" w:hAnsi="Arial" w:cs="Arial"/>
-              </w:rPr>
-              <w:t xml:space="preserve"> e </w:t>
-            </w:r>
-            <w:proofErr w:type="spellStart"/>
-            <w:r>
-              <w:rPr>
-                <w:rFonts w:ascii="Arial" w:hAnsi="Arial" w:cs="Arial"/>
-              </w:rPr>
-              <w:t>Swimlane</w:t>
-            </w:r>
-            <w:proofErr w:type="spellEnd"/>
+              <w:t>Corretto UseCase e Swimlane</w:t>
+            </w:r>
           </w:p>
           <w:p>
             <w:pPr>
@@ -5154,21 +4656,7 @@
               <w:rPr>
                 <w:rFonts w:ascii="Arial" w:hAnsi="Arial" w:cs="Arial"/>
               </w:rPr>
-              <w:t xml:space="preserve">Teoria su gli </w:t>
-            </w:r>
-            <w:proofErr w:type="spellStart"/>
-            <w:r>
-              <w:rPr>
-                <w:rFonts w:ascii="Arial" w:hAnsi="Arial" w:cs="Arial"/>
-              </w:rPr>
-              <w:t>UserStory</w:t>
-            </w:r>
-            <w:proofErr w:type="spellEnd"/>
-            <w:r>
-              <w:rPr>
-                <w:rFonts w:ascii="Arial" w:hAnsi="Arial" w:cs="Arial"/>
-              </w:rPr>
-              <w:t xml:space="preserve"> da Petrini</w:t>
+              <w:t>Teoria su gli UserStory da Petrini</w:t>
             </w:r>
           </w:p>
           <w:p>
@@ -5199,21 +4687,7 @@
               <w:rPr>
                 <w:rFonts w:ascii="Arial" w:hAnsi="Arial" w:cs="Arial"/>
               </w:rPr>
-              <w:t xml:space="preserve">Fatto e finito le </w:t>
-            </w:r>
-            <w:proofErr w:type="spellStart"/>
-            <w:r>
-              <w:rPr>
-                <w:rFonts w:ascii="Arial" w:hAnsi="Arial" w:cs="Arial"/>
-              </w:rPr>
-              <w:t>UserStory</w:t>
-            </w:r>
-            <w:proofErr w:type="spellEnd"/>
-            <w:r>
-              <w:rPr>
-                <w:rFonts w:ascii="Arial" w:hAnsi="Arial" w:cs="Arial"/>
-              </w:rPr>
-              <w:t xml:space="preserve"> e i criteri d’accettazione</w:t>
+              <w:t>Fatto e finito le UserStory e i criteri d’accettazione</w:t>
             </w:r>
           </w:p>
         </w:tc>
@@ -5563,28 +5037,12 @@
                 <w:rFonts w:ascii="Arial" w:hAnsi="Arial" w:cs="Arial"/>
               </w:rPr>
             </w:pPr>
-            <w:proofErr w:type="spellStart"/>
-            <w:r>
-              <w:rPr>
-                <w:rFonts w:ascii="Arial" w:hAnsi="Arial" w:cs="Arial"/>
-              </w:rPr>
-              <w:t>Daily</w:t>
-            </w:r>
-            <w:proofErr w:type="spellEnd"/>
-            <w:r>
-              <w:rPr>
-                <w:rFonts w:ascii="Arial" w:hAnsi="Arial" w:cs="Arial"/>
-              </w:rPr>
-              <w:t xml:space="preserve"> </w:t>
-            </w:r>
-            <w:proofErr w:type="spellStart"/>
-            <w:r>
-              <w:rPr>
-                <w:rFonts w:ascii="Arial" w:hAnsi="Arial" w:cs="Arial"/>
-              </w:rPr>
-              <w:t>Scrum</w:t>
-            </w:r>
-            <w:proofErr w:type="spellEnd"/>
+            <w:r>
+              <w:rPr>
+                <w:rFonts w:ascii="Arial" w:hAnsi="Arial" w:cs="Arial"/>
+              </w:rPr>
+              <w:t>Daily Scrum</w:t>
+            </w:r>
           </w:p>
         </w:tc>
       </w:tr>
@@ -5609,35 +5067,7 @@
               <w:rPr>
                 <w:rFonts w:ascii="Arial" w:hAnsi="Arial" w:cs="Arial"/>
               </w:rPr>
-              <w:t xml:space="preserve">Abbiamo deciso che oggi Quan dovrà correggere </w:t>
-            </w:r>
-            <w:proofErr w:type="spellStart"/>
-            <w:r>
-              <w:rPr>
-                <w:rFonts w:ascii="Arial" w:hAnsi="Arial" w:cs="Arial"/>
-              </w:rPr>
-              <w:t>Swimlane</w:t>
-            </w:r>
-            <w:proofErr w:type="spellEnd"/>
-            <w:r>
-              <w:rPr>
-                <w:rFonts w:ascii="Arial" w:hAnsi="Arial" w:cs="Arial"/>
-              </w:rPr>
-              <w:t xml:space="preserve"> e </w:t>
-            </w:r>
-            <w:proofErr w:type="spellStart"/>
-            <w:r>
-              <w:rPr>
-                <w:rFonts w:ascii="Arial" w:hAnsi="Arial" w:cs="Arial"/>
-              </w:rPr>
-              <w:t>UseCase</w:t>
-            </w:r>
-            <w:proofErr w:type="spellEnd"/>
-            <w:r>
-              <w:rPr>
-                <w:rFonts w:ascii="Arial" w:hAnsi="Arial" w:cs="Arial"/>
-              </w:rPr>
-              <w:t xml:space="preserve"> inerenti alle modifiche richieste, Sidon e Ivan intanto dovranno fare gli User Story e Yasser recupererà la teoria da Petrini che gli altri hanno fatto prima. Una volta che tutti avremmo finito queste attività passeremmo insieme a fare gli sprite.</w:t>
+              <w:t>Abbiamo deciso che oggi Quan dovrà correggere Swimlane e UseCase inerenti alle modifiche richieste, Sidon e Ivan intanto dovranno fare gli User Story e Yasser recupererà la teoria da Petrini che gli altri hanno fatto prima. Una volta che tutti avremmo finito queste attività passeremmo insieme a fare gli sprite.</w:t>
             </w:r>
           </w:p>
         </w:tc>
@@ -5812,16 +5242,8 @@
               <w:rPr>
                 <w:rFonts w:ascii="Arial" w:hAnsi="Arial" w:cs="Arial"/>
               </w:rPr>
-              <w:t xml:space="preserve">Sprint </w:t>
-            </w:r>
-            <w:proofErr w:type="spellStart"/>
-            <w:r>
-              <w:rPr>
-                <w:rFonts w:ascii="Arial" w:hAnsi="Arial" w:cs="Arial"/>
-              </w:rPr>
-              <w:t>Retrospective</w:t>
-            </w:r>
-            <w:proofErr w:type="spellEnd"/>
+              <w:t>Sprint Retrospective</w:t>
+            </w:r>
           </w:p>
         </w:tc>
       </w:tr>
@@ -6075,49 +5497,7 @@
               <w:rPr>
                 <w:rFonts w:ascii="Arial" w:hAnsi="Arial" w:cs="Arial"/>
               </w:rPr>
-              <w:t xml:space="preserve">il </w:t>
-            </w:r>
-            <w:proofErr w:type="spellStart"/>
-            <w:r>
-              <w:rPr>
-                <w:rFonts w:ascii="Arial" w:hAnsi="Arial" w:cs="Arial"/>
-              </w:rPr>
-              <w:t>montalbetti</w:t>
-            </w:r>
-            <w:proofErr w:type="spellEnd"/>
-            <w:r>
-              <w:rPr>
-                <w:rFonts w:ascii="Arial" w:hAnsi="Arial" w:cs="Arial"/>
-              </w:rPr>
-              <w:t xml:space="preserve"> riguardo </w:t>
-            </w:r>
-            <w:proofErr w:type="spellStart"/>
-            <w:r>
-              <w:rPr>
-                <w:rFonts w:ascii="Arial" w:hAnsi="Arial" w:cs="Arial"/>
-              </w:rPr>
-              <w:t>trello</w:t>
-            </w:r>
-            <w:proofErr w:type="spellEnd"/>
-            <w:r>
-              <w:rPr>
-                <w:rFonts w:ascii="Arial" w:hAnsi="Arial" w:cs="Arial"/>
-              </w:rPr>
-              <w:t xml:space="preserve"> e gli sprint. Messo tutte le attività su </w:t>
-            </w:r>
-            <w:proofErr w:type="spellStart"/>
-            <w:r>
-              <w:rPr>
-                <w:rFonts w:ascii="Arial" w:hAnsi="Arial" w:cs="Arial"/>
-              </w:rPr>
-              <w:t>trello</w:t>
-            </w:r>
-            <w:proofErr w:type="spellEnd"/>
-            <w:r>
-              <w:rPr>
-                <w:rFonts w:ascii="Arial" w:hAnsi="Arial" w:cs="Arial"/>
-              </w:rPr>
-              <w:t xml:space="preserve"> e sistemato sprint 1-3 con ore scolastiche</w:t>
+              <w:t>il montalbetti riguardo trello e gli sprint. Messo tutte le attività su trello e sistemato sprint 1-3 con ore scolastiche</w:t>
             </w:r>
           </w:p>
         </w:tc>
@@ -6255,16 +5635,8 @@
               <w:rPr>
                 <w:rFonts w:ascii="Arial" w:hAnsi="Arial" w:cs="Arial"/>
               </w:rPr>
-              <w:t xml:space="preserve">Quan: implementato il salto e sistemato </w:t>
-            </w:r>
-            <w:proofErr w:type="spellStart"/>
-            <w:r>
-              <w:rPr>
-                <w:rFonts w:ascii="Arial" w:hAnsi="Arial" w:cs="Arial"/>
-              </w:rPr>
-              <w:t>swimlane</w:t>
-            </w:r>
-            <w:proofErr w:type="spellEnd"/>
+              <w:t>Quan: implementato il salto e sistemato swimlane</w:t>
+            </w:r>
           </w:p>
           <w:p>
             <w:pPr>
@@ -6546,21 +5918,7 @@
               <w:rPr>
                 <w:rFonts w:ascii="Arial" w:hAnsi="Arial" w:cs="Arial"/>
               </w:rPr>
-              <w:t xml:space="preserve"> ha cambiato la </w:t>
-            </w:r>
-            <w:proofErr w:type="spellStart"/>
-            <w:r>
-              <w:rPr>
-                <w:rFonts w:ascii="Arial" w:hAnsi="Arial" w:cs="Arial"/>
-              </w:rPr>
-              <w:t>path</w:t>
-            </w:r>
-            <w:proofErr w:type="spellEnd"/>
-            <w:r>
-              <w:rPr>
-                <w:rFonts w:ascii="Arial" w:hAnsi="Arial" w:cs="Arial"/>
-              </w:rPr>
-              <w:t xml:space="preserve"> del progetto dopo aver provato diversi tentativi non funzionanti.</w:t>
+              <w:t xml:space="preserve"> ha cambiato la path del progetto dopo aver provato diversi tentativi non funzionanti.</w:t>
             </w:r>
           </w:p>
           <w:p>
@@ -6796,28 +6154,12 @@
                 <w:rFonts w:ascii="Arial" w:hAnsi="Arial" w:cs="Arial"/>
               </w:rPr>
             </w:pPr>
-            <w:proofErr w:type="spellStart"/>
-            <w:r>
-              <w:rPr>
-                <w:rFonts w:ascii="Arial" w:hAnsi="Arial" w:cs="Arial"/>
-              </w:rPr>
-              <w:t>Daily</w:t>
-            </w:r>
-            <w:proofErr w:type="spellEnd"/>
-            <w:r>
-              <w:rPr>
-                <w:rFonts w:ascii="Arial" w:hAnsi="Arial" w:cs="Arial"/>
-              </w:rPr>
-              <w:t xml:space="preserve"> </w:t>
-            </w:r>
-            <w:proofErr w:type="spellStart"/>
-            <w:r>
-              <w:rPr>
-                <w:rFonts w:ascii="Arial" w:hAnsi="Arial" w:cs="Arial"/>
-              </w:rPr>
-              <w:t>Scrum</w:t>
-            </w:r>
-            <w:proofErr w:type="spellEnd"/>
+            <w:r>
+              <w:rPr>
+                <w:rFonts w:ascii="Arial" w:hAnsi="Arial" w:cs="Arial"/>
+              </w:rPr>
+              <w:t>Daily Scrum</w:t>
+            </w:r>
           </w:p>
         </w:tc>
       </w:tr>
@@ -6947,48 +6289,20 @@
               <w:rPr>
                 <w:rFonts w:ascii="Arial" w:hAnsi="Arial" w:cs="Arial"/>
               </w:rPr>
-              <w:t xml:space="preserve">Sidon: fare i pugni, implementare </w:t>
-            </w:r>
-            <w:proofErr w:type="spellStart"/>
-            <w:r>
-              <w:rPr>
-                <w:rFonts w:ascii="Arial" w:hAnsi="Arial" w:cs="Arial"/>
-              </w:rPr>
-              <w:t>pre</w:t>
-            </w:r>
-            <w:proofErr w:type="spellEnd"/>
-            <w:r>
-              <w:rPr>
-                <w:rFonts w:ascii="Arial" w:hAnsi="Arial" w:cs="Arial"/>
-              </w:rPr>
-              <w:t xml:space="preserve"> partita</w:t>
-            </w:r>
-          </w:p>
-          <w:p>
-            <w:pPr>
-              <w:rPr>
-                <w:rFonts w:ascii="Arial" w:hAnsi="Arial" w:cs="Arial"/>
-              </w:rPr>
-            </w:pPr>
-            <w:r>
-              <w:rPr>
-                <w:rFonts w:ascii="Arial" w:hAnsi="Arial" w:cs="Arial"/>
-              </w:rPr>
-              <w:t xml:space="preserve">Yasser: Fare i calci, implementare </w:t>
-            </w:r>
-            <w:proofErr w:type="spellStart"/>
-            <w:r>
-              <w:rPr>
-                <w:rFonts w:ascii="Arial" w:hAnsi="Arial" w:cs="Arial"/>
-              </w:rPr>
-              <w:t>pre</w:t>
-            </w:r>
-            <w:proofErr w:type="spellEnd"/>
-            <w:r>
-              <w:rPr>
-                <w:rFonts w:ascii="Arial" w:hAnsi="Arial" w:cs="Arial"/>
-              </w:rPr>
-              <w:t xml:space="preserve"> partita</w:t>
+              <w:t>Sidon: fare i pugni, implementare pre partita</w:t>
+            </w:r>
+          </w:p>
+          <w:p>
+            <w:pPr>
+              <w:rPr>
+                <w:rFonts w:ascii="Arial" w:hAnsi="Arial" w:cs="Arial"/>
+              </w:rPr>
+            </w:pPr>
+            <w:r>
+              <w:rPr>
+                <w:rFonts w:ascii="Arial" w:hAnsi="Arial" w:cs="Arial"/>
+              </w:rPr>
+              <w:t>Yasser: Fare i calci, implementare pre partita</w:t>
             </w:r>
           </w:p>
         </w:tc>
@@ -7098,16 +6412,8 @@
               <w:rPr>
                 <w:rFonts w:ascii="Arial" w:hAnsi="Arial" w:cs="Arial"/>
               </w:rPr>
-              <w:t xml:space="preserve">Sprint </w:t>
-            </w:r>
-            <w:proofErr w:type="spellStart"/>
-            <w:r>
-              <w:rPr>
-                <w:rFonts w:ascii="Arial" w:hAnsi="Arial" w:cs="Arial"/>
-              </w:rPr>
-              <w:t>Retrospective</w:t>
-            </w:r>
-            <w:proofErr w:type="spellEnd"/>
+              <w:t>Sprint Retrospective</w:t>
+            </w:r>
           </w:p>
         </w:tc>
       </w:tr>
@@ -7342,30 +6648,8 @@
               <w:rPr>
                 <w:rFonts w:ascii="Arial" w:hAnsi="Arial" w:cs="Arial"/>
               </w:rPr>
-              <w:t xml:space="preserve">Tutti: Preparato presentazione e fatto </w:t>
-            </w:r>
-            <w:proofErr w:type="spellStart"/>
-            <w:r>
-              <w:rPr>
-                <w:rFonts w:ascii="Arial" w:hAnsi="Arial" w:cs="Arial"/>
-              </w:rPr>
-              <w:t>daily</w:t>
-            </w:r>
-            <w:proofErr w:type="spellEnd"/>
-            <w:r>
-              <w:rPr>
-                <w:rFonts w:ascii="Arial" w:hAnsi="Arial" w:cs="Arial"/>
-              </w:rPr>
-              <w:t xml:space="preserve"> </w:t>
-            </w:r>
-            <w:proofErr w:type="spellStart"/>
-            <w:r>
-              <w:rPr>
-                <w:rFonts w:ascii="Arial" w:hAnsi="Arial" w:cs="Arial"/>
-              </w:rPr>
-              <w:t>scrum</w:t>
-            </w:r>
-            <w:proofErr w:type="spellEnd"/>
+              <w:t>Tutti: Preparato presentazione e fatto daily scrum</w:t>
+            </w:r>
           </w:p>
         </w:tc>
       </w:tr>
@@ -7642,63 +6926,7 @@
               <w:rPr>
                 <w:rFonts w:ascii="Arial" w:hAnsi="Arial" w:cs="Arial"/>
               </w:rPr>
-              <w:t xml:space="preserve">Abbiamo cercato diverse soluzioni che sembravano funzionare come creare più </w:t>
-            </w:r>
-            <w:proofErr w:type="spellStart"/>
-            <w:r>
-              <w:rPr>
-                <w:rFonts w:ascii="Arial" w:hAnsi="Arial" w:cs="Arial"/>
-              </w:rPr>
-              <w:t>layer</w:t>
-            </w:r>
-            <w:proofErr w:type="spellEnd"/>
-            <w:r>
-              <w:rPr>
-                <w:rFonts w:ascii="Arial" w:hAnsi="Arial" w:cs="Arial"/>
-              </w:rPr>
-              <w:t xml:space="preserve"> ma dava problemi con le immagini che tramite </w:t>
-            </w:r>
-            <w:proofErr w:type="spellStart"/>
-            <w:r>
-              <w:rPr>
-                <w:rFonts w:ascii="Arial" w:hAnsi="Arial" w:cs="Arial"/>
-              </w:rPr>
-              <w:t>git</w:t>
-            </w:r>
-            <w:proofErr w:type="spellEnd"/>
-            <w:r>
-              <w:rPr>
-                <w:rFonts w:ascii="Arial" w:hAnsi="Arial" w:cs="Arial"/>
-              </w:rPr>
-              <w:t xml:space="preserve"> non venivano passate perché </w:t>
-            </w:r>
-            <w:proofErr w:type="gramStart"/>
-            <w:r>
-              <w:rPr>
-                <w:rFonts w:ascii="Arial" w:hAnsi="Arial" w:cs="Arial"/>
-              </w:rPr>
-              <w:t>il .controller</w:t>
-            </w:r>
-            <w:proofErr w:type="gramEnd"/>
-            <w:r>
-              <w:rPr>
-                <w:rFonts w:ascii="Arial" w:hAnsi="Arial" w:cs="Arial"/>
-              </w:rPr>
-              <w:t xml:space="preserve"> è un file YAML e </w:t>
-            </w:r>
-            <w:proofErr w:type="spellStart"/>
-            <w:r>
-              <w:rPr>
-                <w:rFonts w:ascii="Arial" w:hAnsi="Arial" w:cs="Arial"/>
-              </w:rPr>
-              <w:t>git</w:t>
-            </w:r>
-            <w:proofErr w:type="spellEnd"/>
-            <w:r>
-              <w:rPr>
-                <w:rFonts w:ascii="Arial" w:hAnsi="Arial" w:cs="Arial"/>
-              </w:rPr>
-              <w:t xml:space="preserve"> non sa mergere il file nel modo corretto perciò alla fine abbiamo deciso che ogniuno lavora sul proprio controller per non creare problemi </w:t>
+              <w:t xml:space="preserve">Abbiamo cercato diverse soluzioni che sembravano funzionare come creare più layer ma dava problemi con le immagini che tramite git non venivano passate perché il .controller è un file YAML e git non sa mergere il file nel modo corretto perciò alla fine abbiamo deciso che ogniuno lavora sul proprio controller per non creare problemi </w:t>
             </w:r>
           </w:p>
         </w:tc>
@@ -7962,28 +7190,12 @@
                 <w:rFonts w:ascii="Arial" w:hAnsi="Arial" w:cs="Arial"/>
               </w:rPr>
             </w:pPr>
-            <w:proofErr w:type="spellStart"/>
-            <w:r>
-              <w:rPr>
-                <w:rFonts w:ascii="Arial" w:hAnsi="Arial" w:cs="Arial"/>
-              </w:rPr>
-              <w:t>Daily</w:t>
-            </w:r>
-            <w:proofErr w:type="spellEnd"/>
-            <w:r>
-              <w:rPr>
-                <w:rFonts w:ascii="Arial" w:hAnsi="Arial" w:cs="Arial"/>
-              </w:rPr>
-              <w:t xml:space="preserve"> </w:t>
-            </w:r>
-            <w:proofErr w:type="spellStart"/>
-            <w:r>
-              <w:rPr>
-                <w:rFonts w:ascii="Arial" w:hAnsi="Arial" w:cs="Arial"/>
-              </w:rPr>
-              <w:t>Scrum</w:t>
-            </w:r>
-            <w:proofErr w:type="spellEnd"/>
+            <w:r>
+              <w:rPr>
+                <w:rFonts w:ascii="Arial" w:hAnsi="Arial" w:cs="Arial"/>
+              </w:rPr>
+              <w:t>Daily Scrum</w:t>
+            </w:r>
           </w:p>
         </w:tc>
       </w:tr>
@@ -8008,35 +7220,7 @@
               <w:rPr>
                 <w:rFonts w:ascii="Arial" w:hAnsi="Arial" w:cs="Arial"/>
               </w:rPr>
-              <w:t xml:space="preserve">Sidon: capire come fare il </w:t>
-            </w:r>
-            <w:proofErr w:type="spellStart"/>
-            <w:r>
-              <w:rPr>
-                <w:rFonts w:ascii="Arial" w:hAnsi="Arial" w:cs="Arial"/>
-              </w:rPr>
-              <w:t>git</w:t>
-            </w:r>
-            <w:proofErr w:type="spellEnd"/>
-            <w:r>
-              <w:rPr>
-                <w:rFonts w:ascii="Arial" w:hAnsi="Arial" w:cs="Arial"/>
-              </w:rPr>
-              <w:t xml:space="preserve"> </w:t>
-            </w:r>
-            <w:proofErr w:type="spellStart"/>
-            <w:r>
-              <w:rPr>
-                <w:rFonts w:ascii="Arial" w:hAnsi="Arial" w:cs="Arial"/>
-              </w:rPr>
-              <w:t>push</w:t>
-            </w:r>
-            <w:proofErr w:type="spellEnd"/>
-            <w:r>
-              <w:rPr>
-                <w:rFonts w:ascii="Arial" w:hAnsi="Arial" w:cs="Arial"/>
-              </w:rPr>
-              <w:t xml:space="preserve"> che ha avuto dei problemi</w:t>
+              <w:t>Sidon: capire come fare il git push che ha avuto dei problemi</w:t>
             </w:r>
           </w:p>
           <w:p>
@@ -8194,48 +7378,20 @@
               <w:rPr>
                 <w:rFonts w:ascii="Arial" w:hAnsi="Arial" w:cs="Arial"/>
               </w:rPr>
-              <w:t xml:space="preserve">Sidon: fare i pugni, implementare </w:t>
-            </w:r>
-            <w:proofErr w:type="spellStart"/>
-            <w:r>
-              <w:rPr>
-                <w:rFonts w:ascii="Arial" w:hAnsi="Arial" w:cs="Arial"/>
-              </w:rPr>
-              <w:t>pre</w:t>
-            </w:r>
-            <w:proofErr w:type="spellEnd"/>
-            <w:r>
-              <w:rPr>
-                <w:rFonts w:ascii="Arial" w:hAnsi="Arial" w:cs="Arial"/>
-              </w:rPr>
-              <w:t xml:space="preserve"> partita</w:t>
-            </w:r>
-          </w:p>
-          <w:p>
-            <w:pPr>
-              <w:rPr>
-                <w:rFonts w:ascii="Arial" w:hAnsi="Arial" w:cs="Arial"/>
-              </w:rPr>
-            </w:pPr>
-            <w:r>
-              <w:rPr>
-                <w:rFonts w:ascii="Arial" w:hAnsi="Arial" w:cs="Arial"/>
-              </w:rPr>
-              <w:t xml:space="preserve">Yasser: Fare i calci, implementare </w:t>
-            </w:r>
-            <w:proofErr w:type="spellStart"/>
-            <w:r>
-              <w:rPr>
-                <w:rFonts w:ascii="Arial" w:hAnsi="Arial" w:cs="Arial"/>
-              </w:rPr>
-              <w:t>pre</w:t>
-            </w:r>
-            <w:proofErr w:type="spellEnd"/>
-            <w:r>
-              <w:rPr>
-                <w:rFonts w:ascii="Arial" w:hAnsi="Arial" w:cs="Arial"/>
-              </w:rPr>
-              <w:t xml:space="preserve"> partita</w:t>
+              <w:t>Sidon: fare i pugni, implementare pre partita</w:t>
+            </w:r>
+          </w:p>
+          <w:p>
+            <w:pPr>
+              <w:rPr>
+                <w:rFonts w:ascii="Arial" w:hAnsi="Arial" w:cs="Arial"/>
+              </w:rPr>
+            </w:pPr>
+            <w:r>
+              <w:rPr>
+                <w:rFonts w:ascii="Arial" w:hAnsi="Arial" w:cs="Arial"/>
+              </w:rPr>
+              <w:t>Yasser: Fare i calci, implementare pre partita</w:t>
             </w:r>
           </w:p>
         </w:tc>
@@ -8352,16 +7508,8 @@
               <w:rPr>
                 <w:rFonts w:ascii="Arial" w:hAnsi="Arial" w:cs="Arial"/>
               </w:rPr>
-              <w:t xml:space="preserve">Sprint </w:t>
-            </w:r>
-            <w:proofErr w:type="spellStart"/>
-            <w:r>
-              <w:rPr>
-                <w:rFonts w:ascii="Arial" w:hAnsi="Arial" w:cs="Arial"/>
-              </w:rPr>
-              <w:t>Retrospective</w:t>
-            </w:r>
-            <w:proofErr w:type="spellEnd"/>
+              <w:t>Sprint Retrospective</w:t>
+            </w:r>
           </w:p>
         </w:tc>
       </w:tr>
@@ -8698,35 +7846,7 @@
               <w:rPr>
                 <w:rFonts w:ascii="Arial" w:hAnsi="Arial" w:cs="Arial"/>
               </w:rPr>
-              <w:t xml:space="preserve">Ivan: Finito la </w:t>
-            </w:r>
-            <w:proofErr w:type="spellStart"/>
-            <w:r>
-              <w:rPr>
-                <w:rFonts w:ascii="Arial" w:hAnsi="Arial" w:cs="Arial"/>
-              </w:rPr>
-              <w:t>main</w:t>
-            </w:r>
-            <w:proofErr w:type="spellEnd"/>
-            <w:r>
-              <w:rPr>
-                <w:rFonts w:ascii="Arial" w:hAnsi="Arial" w:cs="Arial"/>
-              </w:rPr>
-              <w:t xml:space="preserve"> page e il sistema di cambio scena, scritto metà </w:t>
-            </w:r>
-            <w:proofErr w:type="spellStart"/>
-            <w:r>
-              <w:rPr>
-                <w:rFonts w:ascii="Arial" w:hAnsi="Arial" w:cs="Arial"/>
-              </w:rPr>
-              <w:t>storai</w:t>
-            </w:r>
-            <w:proofErr w:type="spellEnd"/>
-            <w:r>
-              <w:rPr>
-                <w:rFonts w:ascii="Arial" w:hAnsi="Arial" w:cs="Arial"/>
-              </w:rPr>
-              <w:t xml:space="preserve"> del personaggio.</w:t>
+              <w:t>Ivan: Finito la main page e il sistema di cambio scena, scritto metà storai del personaggio.</w:t>
             </w:r>
           </w:p>
           <w:p>
@@ -9110,37 +8230,21 @@
               <w:rPr>
                 <w:rFonts w:ascii="Arial" w:hAnsi="Arial" w:cs="Arial"/>
               </w:rPr>
-              <w:t xml:space="preserve">mpostazioni + fare </w:t>
-            </w:r>
-            <w:proofErr w:type="spellStart"/>
-            <w:r>
-              <w:rPr>
-                <w:rFonts w:ascii="Arial" w:hAnsi="Arial" w:cs="Arial"/>
-              </w:rPr>
-              <w:t>Hitbox</w:t>
-            </w:r>
-            <w:proofErr w:type="spellEnd"/>
-          </w:p>
-          <w:p>
-            <w:pPr>
-              <w:rPr>
-                <w:rFonts w:ascii="Arial" w:hAnsi="Arial" w:cs="Arial"/>
-              </w:rPr>
-            </w:pPr>
-            <w:r>
-              <w:rPr>
-                <w:rFonts w:ascii="Arial" w:hAnsi="Arial" w:cs="Arial"/>
-              </w:rPr>
-              <w:t xml:space="preserve">Quan: finire salto + dash + </w:t>
-            </w:r>
-            <w:proofErr w:type="spellStart"/>
-            <w:r>
-              <w:rPr>
-                <w:rFonts w:ascii="Arial" w:hAnsi="Arial" w:cs="Arial"/>
-              </w:rPr>
-              <w:t>rigidbody</w:t>
-            </w:r>
-            <w:proofErr w:type="spellEnd"/>
+              <w:t>mpostazioni + fare Hitbox</w:t>
+            </w:r>
+          </w:p>
+          <w:p>
+            <w:pPr>
+              <w:rPr>
+                <w:rFonts w:ascii="Arial" w:hAnsi="Arial" w:cs="Arial"/>
+              </w:rPr>
+            </w:pPr>
+            <w:r>
+              <w:rPr>
+                <w:rFonts w:ascii="Arial" w:hAnsi="Arial" w:cs="Arial"/>
+              </w:rPr>
+              <w:t>Quan: finire salto + dash + rigidbody</w:t>
+            </w:r>
           </w:p>
           <w:p>
             <w:pPr>
@@ -9164,42 +8268,20 @@
               <w:rPr>
                 <w:rFonts w:ascii="Arial" w:hAnsi="Arial" w:cs="Arial"/>
               </w:rPr>
-              <w:t xml:space="preserve"> + </w:t>
-            </w:r>
-            <w:proofErr w:type="spellStart"/>
-            <w:r>
-              <w:rPr>
-                <w:rFonts w:ascii="Arial" w:hAnsi="Arial" w:cs="Arial"/>
-              </w:rPr>
-              <w:t>json</w:t>
-            </w:r>
-            <w:proofErr w:type="spellEnd"/>
-          </w:p>
-          <w:p>
-            <w:pPr>
-              <w:rPr>
-                <w:rFonts w:ascii="Arial" w:hAnsi="Arial" w:cs="Arial"/>
-              </w:rPr>
-            </w:pPr>
-            <w:r>
-              <w:rPr>
-                <w:rFonts w:ascii="Arial" w:hAnsi="Arial" w:cs="Arial"/>
-              </w:rPr>
-              <w:t xml:space="preserve">Yasser: finire i calci, implementare </w:t>
-            </w:r>
-            <w:proofErr w:type="spellStart"/>
-            <w:r>
-              <w:rPr>
-                <w:rFonts w:ascii="Arial" w:hAnsi="Arial" w:cs="Arial"/>
-              </w:rPr>
-              <w:t>pre</w:t>
-            </w:r>
-            <w:proofErr w:type="spellEnd"/>
-            <w:r>
-              <w:rPr>
-                <w:rFonts w:ascii="Arial" w:hAnsi="Arial" w:cs="Arial"/>
-              </w:rPr>
-              <w:t xml:space="preserve"> partita + eventi</w:t>
+              <w:t xml:space="preserve"> + json</w:t>
+            </w:r>
+          </w:p>
+          <w:p>
+            <w:pPr>
+              <w:rPr>
+                <w:rFonts w:ascii="Arial" w:hAnsi="Arial" w:cs="Arial"/>
+              </w:rPr>
+            </w:pPr>
+            <w:r>
+              <w:rPr>
+                <w:rFonts w:ascii="Arial" w:hAnsi="Arial" w:cs="Arial"/>
+              </w:rPr>
+              <w:t>Yasser: finire i calci, implementare pre partita + eventi</w:t>
             </w:r>
           </w:p>
         </w:tc>
@@ -9255,28 +8337,12 @@
                 <w:rFonts w:ascii="Arial" w:hAnsi="Arial" w:cs="Arial"/>
               </w:rPr>
             </w:pPr>
-            <w:proofErr w:type="spellStart"/>
-            <w:r>
-              <w:rPr>
-                <w:rFonts w:ascii="Arial" w:hAnsi="Arial" w:cs="Arial"/>
-              </w:rPr>
-              <w:t>Daily</w:t>
-            </w:r>
-            <w:proofErr w:type="spellEnd"/>
-            <w:r>
-              <w:rPr>
-                <w:rFonts w:ascii="Arial" w:hAnsi="Arial" w:cs="Arial"/>
-              </w:rPr>
-              <w:t xml:space="preserve"> </w:t>
-            </w:r>
-            <w:proofErr w:type="spellStart"/>
-            <w:r>
-              <w:rPr>
-                <w:rFonts w:ascii="Arial" w:hAnsi="Arial" w:cs="Arial"/>
-              </w:rPr>
-              <w:t>Scrum</w:t>
-            </w:r>
-            <w:proofErr w:type="spellEnd"/>
+            <w:r>
+              <w:rPr>
+                <w:rFonts w:ascii="Arial" w:hAnsi="Arial" w:cs="Arial"/>
+              </w:rPr>
+              <w:t>Daily Scrum</w:t>
+            </w:r>
           </w:p>
         </w:tc>
       </w:tr>
@@ -9456,14 +8522,12 @@
               </w:rPr>
               <w:t xml:space="preserve"> + fare </w:t>
             </w:r>
-            <w:proofErr w:type="spellStart"/>
             <w:r>
               <w:rPr>
                 <w:rFonts w:ascii="Arial" w:hAnsi="Arial" w:cs="Arial"/>
               </w:rPr>
               <w:t>Hitbox</w:t>
             </w:r>
-            <w:proofErr w:type="spellEnd"/>
           </w:p>
           <w:p>
             <w:pPr>
@@ -9499,16 +8563,8 @@
               <w:rPr>
                 <w:rFonts w:ascii="Arial" w:hAnsi="Arial" w:cs="Arial"/>
               </w:rPr>
-              <w:t xml:space="preserve">+ </w:t>
-            </w:r>
-            <w:proofErr w:type="spellStart"/>
-            <w:r>
-              <w:rPr>
-                <w:rFonts w:ascii="Arial" w:hAnsi="Arial" w:cs="Arial"/>
-              </w:rPr>
-              <w:t>rigidbody</w:t>
-            </w:r>
-            <w:proofErr w:type="spellEnd"/>
+              <w:t>+ rigidbody</w:t>
+            </w:r>
           </w:p>
           <w:p>
             <w:pPr>
@@ -9544,16 +8600,8 @@
               <w:rPr>
                 <w:rFonts w:ascii="Arial" w:hAnsi="Arial" w:cs="Arial"/>
               </w:rPr>
-              <w:t xml:space="preserve">+ </w:t>
-            </w:r>
-            <w:proofErr w:type="spellStart"/>
-            <w:r>
-              <w:rPr>
-                <w:rFonts w:ascii="Arial" w:hAnsi="Arial" w:cs="Arial"/>
-              </w:rPr>
-              <w:t>json</w:t>
-            </w:r>
-            <w:proofErr w:type="spellEnd"/>
+              <w:t>+ json</w:t>
+            </w:r>
           </w:p>
           <w:p>
             <w:pPr>
@@ -9577,21 +8625,7 @@
               <w:rPr>
                 <w:rFonts w:ascii="Arial" w:hAnsi="Arial" w:cs="Arial"/>
               </w:rPr>
-              <w:t xml:space="preserve">i calci, implementare </w:t>
-            </w:r>
-            <w:proofErr w:type="spellStart"/>
-            <w:r>
-              <w:rPr>
-                <w:rFonts w:ascii="Arial" w:hAnsi="Arial" w:cs="Arial"/>
-              </w:rPr>
-              <w:t>pre</w:t>
-            </w:r>
-            <w:proofErr w:type="spellEnd"/>
-            <w:r>
-              <w:rPr>
-                <w:rFonts w:ascii="Arial" w:hAnsi="Arial" w:cs="Arial"/>
-              </w:rPr>
-              <w:t xml:space="preserve"> partita</w:t>
+              <w:t>i calci, implementare pre partita</w:t>
             </w:r>
             <w:r>
               <w:rPr>
@@ -9708,16 +8742,8 @@
               <w:rPr>
                 <w:rFonts w:ascii="Arial" w:hAnsi="Arial" w:cs="Arial"/>
               </w:rPr>
-              <w:t xml:space="preserve">Sprint </w:t>
-            </w:r>
-            <w:proofErr w:type="spellStart"/>
-            <w:r>
-              <w:rPr>
-                <w:rFonts w:ascii="Arial" w:hAnsi="Arial" w:cs="Arial"/>
-              </w:rPr>
-              <w:t>Retrospective</w:t>
-            </w:r>
-            <w:proofErr w:type="spellEnd"/>
+              <w:t>Sprint Retrospective</w:t>
+            </w:r>
           </w:p>
         </w:tc>
       </w:tr>
@@ -10000,21 +9026,7 @@
               <w:rPr>
                 <w:rFonts w:ascii="Arial" w:hAnsi="Arial" w:cs="Arial"/>
               </w:rPr>
-              <w:t xml:space="preserve"> Ricerca metodi di implementazione delle schermate e delle </w:t>
-            </w:r>
-            <w:proofErr w:type="spellStart"/>
-            <w:r>
-              <w:rPr>
-                <w:rFonts w:ascii="Arial" w:hAnsi="Arial" w:cs="Arial"/>
-              </w:rPr>
-              <w:t>hitbox</w:t>
-            </w:r>
-            <w:proofErr w:type="spellEnd"/>
-            <w:r>
-              <w:rPr>
-                <w:rFonts w:ascii="Arial" w:hAnsi="Arial" w:cs="Arial"/>
-              </w:rPr>
-              <w:t>.</w:t>
+              <w:t xml:space="preserve"> Ricerca metodi di implementazione delle schermate e delle hitbox.</w:t>
             </w:r>
           </w:p>
           <w:p>
@@ -10028,21 +9040,7 @@
               <w:rPr>
                 <w:rFonts w:ascii="Arial" w:hAnsi="Arial" w:cs="Arial"/>
               </w:rPr>
-              <w:t xml:space="preserve">Sidon: </w:t>
-            </w:r>
-            <w:proofErr w:type="spellStart"/>
-            <w:r>
-              <w:rPr>
-                <w:rFonts w:ascii="Arial" w:hAnsi="Arial" w:cs="Arial"/>
-              </w:rPr>
-              <w:t>Rifattorizzazione</w:t>
-            </w:r>
-            <w:proofErr w:type="spellEnd"/>
-            <w:r>
-              <w:rPr>
-                <w:rFonts w:ascii="Arial" w:hAnsi="Arial" w:cs="Arial"/>
-              </w:rPr>
-              <w:t xml:space="preserve"> dei percorsi e di tutte le cartelle</w:t>
+              <w:t>Sidon: Rifattorizzazione dei percorsi e di tutte le cartelle</w:t>
             </w:r>
           </w:p>
           <w:p>
@@ -10153,21 +9151,7 @@
               <w:rPr>
                 <w:rFonts w:ascii="Arial" w:hAnsi="Arial" w:cs="Arial"/>
               </w:rPr>
-              <w:t xml:space="preserve"> iniziato le schermate </w:t>
-            </w:r>
-            <w:proofErr w:type="spellStart"/>
-            <w:r>
-              <w:rPr>
-                <w:rFonts w:ascii="Arial" w:hAnsi="Arial" w:cs="Arial"/>
-              </w:rPr>
-              <w:t>pre</w:t>
-            </w:r>
-            <w:proofErr w:type="spellEnd"/>
-            <w:r>
-              <w:rPr>
-                <w:rFonts w:ascii="Arial" w:hAnsi="Arial" w:cs="Arial"/>
-              </w:rPr>
-              <w:t xml:space="preserve"> partita</w:t>
+              <w:t xml:space="preserve"> iniziato le schermate pre partita</w:t>
             </w:r>
           </w:p>
         </w:tc>
@@ -10236,35 +9220,7 @@
               <w:rPr>
                 <w:rFonts w:ascii="Arial" w:hAnsi="Arial" w:cs="Arial"/>
               </w:rPr>
-              <w:t xml:space="preserve">Ivan: aiutato </w:t>
-            </w:r>
-            <w:proofErr w:type="spellStart"/>
-            <w:r>
-              <w:rPr>
-                <w:rFonts w:ascii="Arial" w:hAnsi="Arial" w:cs="Arial"/>
-              </w:rPr>
-              <w:t>yasser</w:t>
-            </w:r>
-            <w:proofErr w:type="spellEnd"/>
-            <w:r>
-              <w:rPr>
-                <w:rFonts w:ascii="Arial" w:hAnsi="Arial" w:cs="Arial"/>
-              </w:rPr>
-              <w:t xml:space="preserve"> a fare le </w:t>
-            </w:r>
-            <w:proofErr w:type="spellStart"/>
-            <w:r>
-              <w:rPr>
-                <w:rFonts w:ascii="Arial" w:hAnsi="Arial" w:cs="Arial"/>
-              </w:rPr>
-              <w:t>pre</w:t>
-            </w:r>
-            <w:proofErr w:type="spellEnd"/>
-            <w:r>
-              <w:rPr>
-                <w:rFonts w:ascii="Arial" w:hAnsi="Arial" w:cs="Arial"/>
-              </w:rPr>
-              <w:t xml:space="preserve"> partita</w:t>
+              <w:t>Ivan: aiutato yasser a fare le pre partita</w:t>
             </w:r>
           </w:p>
           <w:p>
@@ -10278,21 +9234,7 @@
               <w:rPr>
                 <w:rFonts w:ascii="Arial" w:hAnsi="Arial" w:cs="Arial"/>
               </w:rPr>
-              <w:t xml:space="preserve">Yasser: fatto le schermate </w:t>
-            </w:r>
-            <w:proofErr w:type="spellStart"/>
-            <w:r>
-              <w:rPr>
-                <w:rFonts w:ascii="Arial" w:hAnsi="Arial" w:cs="Arial"/>
-              </w:rPr>
-              <w:t>pre</w:t>
-            </w:r>
-            <w:proofErr w:type="spellEnd"/>
-            <w:r>
-              <w:rPr>
-                <w:rFonts w:ascii="Arial" w:hAnsi="Arial" w:cs="Arial"/>
-              </w:rPr>
-              <w:t xml:space="preserve"> partita</w:t>
+              <w:t>Yasser: fatto le schermate pre partita</w:t>
             </w:r>
           </w:p>
           <w:p>
@@ -10359,57 +9301,21 @@
               <w:rPr>
                 <w:rFonts w:ascii="Arial" w:hAnsi="Arial" w:cs="Arial"/>
               </w:rPr>
-              <w:t xml:space="preserve">Ivan: iniziato le </w:t>
-            </w:r>
-            <w:proofErr w:type="spellStart"/>
-            <w:r>
-              <w:rPr>
-                <w:rFonts w:ascii="Arial" w:hAnsi="Arial" w:cs="Arial"/>
-              </w:rPr>
-              <w:t>hitbox</w:t>
-            </w:r>
-            <w:proofErr w:type="spellEnd"/>
-            <w:r>
-              <w:rPr>
-                <w:rFonts w:ascii="Arial" w:hAnsi="Arial" w:cs="Arial"/>
-              </w:rPr>
-              <w:t xml:space="preserve"> (buon punto)</w:t>
-            </w:r>
-          </w:p>
-          <w:p>
-            <w:pPr>
-              <w:rPr>
-                <w:rFonts w:ascii="Arial" w:hAnsi="Arial" w:cs="Arial"/>
-              </w:rPr>
-            </w:pPr>
-            <w:r>
-              <w:rPr>
-                <w:rFonts w:ascii="Arial" w:hAnsi="Arial" w:cs="Arial"/>
-              </w:rPr>
-              <w:t xml:space="preserve">Sidon: wiki + integrazione di </w:t>
-            </w:r>
-            <w:proofErr w:type="spellStart"/>
-            <w:r>
-              <w:rPr>
-                <w:rFonts w:ascii="Arial" w:hAnsi="Arial" w:cs="Arial"/>
-              </w:rPr>
-              <w:t>jump</w:t>
-            </w:r>
-            <w:proofErr w:type="spellEnd"/>
-            <w:r>
-              <w:rPr>
-                <w:rFonts w:ascii="Arial" w:hAnsi="Arial" w:cs="Arial"/>
-              </w:rPr>
-              <w:t xml:space="preserve"> e dash di </w:t>
-            </w:r>
-            <w:proofErr w:type="spellStart"/>
-            <w:r>
-              <w:rPr>
-                <w:rFonts w:ascii="Arial" w:hAnsi="Arial" w:cs="Arial"/>
-              </w:rPr>
-              <w:t>quan</w:t>
-            </w:r>
-            <w:proofErr w:type="spellEnd"/>
+              <w:t>Ivan: iniziato le hitbox (buon punto)</w:t>
+            </w:r>
+          </w:p>
+          <w:p>
+            <w:pPr>
+              <w:rPr>
+                <w:rFonts w:ascii="Arial" w:hAnsi="Arial" w:cs="Arial"/>
+              </w:rPr>
+            </w:pPr>
+            <w:r>
+              <w:rPr>
+                <w:rFonts w:ascii="Arial" w:hAnsi="Arial" w:cs="Arial"/>
+              </w:rPr>
+              <w:t>Sidon: wiki + integrazione di jump e dash di quan</w:t>
+            </w:r>
           </w:p>
           <w:p>
             <w:pPr>
@@ -10427,21 +9333,7 @@
               <w:rPr>
                 <w:rFonts w:ascii="Arial" w:hAnsi="Arial" w:cs="Arial"/>
               </w:rPr>
-              <w:t xml:space="preserve">finito le </w:t>
-            </w:r>
-            <w:proofErr w:type="spellStart"/>
-            <w:r>
-              <w:rPr>
-                <w:rFonts w:ascii="Arial" w:hAnsi="Arial" w:cs="Arial"/>
-              </w:rPr>
-              <w:t>pre</w:t>
-            </w:r>
-            <w:proofErr w:type="spellEnd"/>
-            <w:r>
-              <w:rPr>
-                <w:rFonts w:ascii="Arial" w:hAnsi="Arial" w:cs="Arial"/>
-              </w:rPr>
-              <w:t xml:space="preserve"> partita, </w:t>
+              <w:t xml:space="preserve">finito le pre partita, </w:t>
             </w:r>
             <w:r>
               <w:rPr>
@@ -10459,35 +9351,7 @@
               <w:rPr>
                 <w:rFonts w:ascii="Arial" w:hAnsi="Arial" w:cs="Arial"/>
               </w:rPr>
-              <w:t xml:space="preserve"> (mini </w:t>
-            </w:r>
-            <w:proofErr w:type="spellStart"/>
-            <w:r>
-              <w:rPr>
-                <w:rFonts w:ascii="Arial" w:hAnsi="Arial" w:cs="Arial"/>
-              </w:rPr>
-              <w:t>daily</w:t>
-            </w:r>
-            <w:proofErr w:type="spellEnd"/>
-            <w:r>
-              <w:rPr>
-                <w:rFonts w:ascii="Arial" w:hAnsi="Arial" w:cs="Arial"/>
-              </w:rPr>
-              <w:t xml:space="preserve"> </w:t>
-            </w:r>
-            <w:proofErr w:type="spellStart"/>
-            <w:r>
-              <w:rPr>
-                <w:rFonts w:ascii="Arial" w:hAnsi="Arial" w:cs="Arial"/>
-              </w:rPr>
-              <w:t>scrum</w:t>
-            </w:r>
-            <w:proofErr w:type="spellEnd"/>
-            <w:r>
-              <w:rPr>
-                <w:rFonts w:ascii="Arial" w:hAnsi="Arial" w:cs="Arial"/>
-              </w:rPr>
-              <w:t>) su come si pronuncia “Yasser”</w:t>
+              <w:t xml:space="preserve"> (mini daily scrum) su come si pronuncia “Yasser”</w:t>
             </w:r>
           </w:p>
         </w:tc>
@@ -10700,16 +9564,8 @@
               <w:rPr>
                 <w:rFonts w:ascii="Arial" w:hAnsi="Arial" w:cs="Arial"/>
               </w:rPr>
-              <w:t xml:space="preserve">Finire </w:t>
-            </w:r>
-            <w:proofErr w:type="spellStart"/>
-            <w:r>
-              <w:rPr>
-                <w:rFonts w:ascii="Arial" w:hAnsi="Arial" w:cs="Arial"/>
-              </w:rPr>
-              <w:t>hitbox</w:t>
-            </w:r>
-            <w:proofErr w:type="spellEnd"/>
+              <w:t>Finire hitbox</w:t>
+            </w:r>
           </w:p>
           <w:p>
             <w:pPr>
@@ -10733,16 +9589,8 @@
               <w:rPr>
                 <w:rFonts w:ascii="Arial" w:hAnsi="Arial" w:cs="Arial"/>
               </w:rPr>
-              <w:t xml:space="preserve"> + aiutare </w:t>
-            </w:r>
-            <w:proofErr w:type="spellStart"/>
-            <w:r>
-              <w:rPr>
-                <w:rFonts w:ascii="Arial" w:hAnsi="Arial" w:cs="Arial"/>
-              </w:rPr>
-              <w:t>ivan</w:t>
-            </w:r>
-            <w:proofErr w:type="spellEnd"/>
+              <w:t xml:space="preserve"> + aiutare ivan</w:t>
+            </w:r>
           </w:p>
           <w:p>
             <w:pPr>
@@ -10797,16 +9645,8 @@
               <w:rPr>
                 <w:rFonts w:ascii="Arial" w:hAnsi="Arial" w:cs="Arial"/>
               </w:rPr>
-              <w:t xml:space="preserve">fare </w:t>
-            </w:r>
-            <w:proofErr w:type="spellStart"/>
-            <w:r>
-              <w:rPr>
-                <w:rFonts w:ascii="Arial" w:hAnsi="Arial" w:cs="Arial"/>
-              </w:rPr>
-              <w:t>json</w:t>
-            </w:r>
-            <w:proofErr w:type="spellEnd"/>
+              <w:t>fare json</w:t>
+            </w:r>
           </w:p>
         </w:tc>
       </w:tr>
@@ -10853,28 +9693,12 @@
                 <w:rFonts w:ascii="Arial" w:hAnsi="Arial" w:cs="Arial"/>
               </w:rPr>
             </w:pPr>
-            <w:proofErr w:type="spellStart"/>
-            <w:r>
-              <w:rPr>
-                <w:rFonts w:ascii="Arial" w:hAnsi="Arial" w:cs="Arial"/>
-              </w:rPr>
-              <w:t>Daily</w:t>
-            </w:r>
-            <w:proofErr w:type="spellEnd"/>
-            <w:r>
-              <w:rPr>
-                <w:rFonts w:ascii="Arial" w:hAnsi="Arial" w:cs="Arial"/>
-              </w:rPr>
-              <w:t xml:space="preserve"> </w:t>
-            </w:r>
-            <w:proofErr w:type="spellStart"/>
-            <w:r>
-              <w:rPr>
-                <w:rFonts w:ascii="Arial" w:hAnsi="Arial" w:cs="Arial"/>
-              </w:rPr>
-              <w:t>Scrum</w:t>
-            </w:r>
-            <w:proofErr w:type="spellEnd"/>
+            <w:r>
+              <w:rPr>
+                <w:rFonts w:ascii="Arial" w:hAnsi="Arial" w:cs="Arial"/>
+              </w:rPr>
+              <w:t>Daily Scrum</w:t>
+            </w:r>
           </w:p>
         </w:tc>
       </w:tr>
@@ -11096,16 +9920,8 @@
               <w:rPr>
                 <w:rFonts w:ascii="Arial" w:hAnsi="Arial" w:cs="Arial"/>
               </w:rPr>
-              <w:t xml:space="preserve">Sprint </w:t>
-            </w:r>
-            <w:proofErr w:type="spellStart"/>
-            <w:r>
-              <w:rPr>
-                <w:rFonts w:ascii="Arial" w:hAnsi="Arial" w:cs="Arial"/>
-              </w:rPr>
-              <w:t>Retrospective</w:t>
-            </w:r>
-            <w:proofErr w:type="spellEnd"/>
+              <w:t>Sprint Retrospective</w:t>
+            </w:r>
           </w:p>
         </w:tc>
       </w:tr>
@@ -11705,21 +10521,7 @@
               <w:rPr>
                 <w:rFonts w:ascii="Arial" w:hAnsi="Arial" w:cs="Arial"/>
               </w:rPr>
-              <w:t xml:space="preserve">Siamo messi bene, peccato per la mancanza del nostro compagno </w:t>
-            </w:r>
-            <w:proofErr w:type="spellStart"/>
-            <w:r>
-              <w:rPr>
-                <w:rFonts w:ascii="Arial" w:hAnsi="Arial" w:cs="Arial"/>
-              </w:rPr>
-              <w:t>ivan</w:t>
-            </w:r>
-            <w:proofErr w:type="spellEnd"/>
-            <w:r>
-              <w:rPr>
-                <w:rFonts w:ascii="Arial" w:hAnsi="Arial" w:cs="Arial"/>
-              </w:rPr>
-              <w:t xml:space="preserve"> che avrebbe fatto alcune fasi importanti del combattimento tra giocatori</w:t>
+              <w:t>Siamo messi bene, peccato per la mancanza del nostro compagno ivan che avrebbe fatto alcune fasi importanti del combattimento tra giocatori</w:t>
             </w:r>
           </w:p>
         </w:tc>
@@ -11790,21 +10592,7 @@
               <w:rPr>
                 <w:rFonts w:ascii="Arial" w:hAnsi="Arial" w:cs="Arial"/>
               </w:rPr>
-              <w:t xml:space="preserve">Ivan e Quan: Finire </w:t>
-            </w:r>
-            <w:proofErr w:type="spellStart"/>
-            <w:r>
-              <w:rPr>
-                <w:rFonts w:ascii="Arial" w:hAnsi="Arial" w:cs="Arial"/>
-              </w:rPr>
-              <w:t>hitbox</w:t>
-            </w:r>
-            <w:proofErr w:type="spellEnd"/>
-            <w:r>
-              <w:rPr>
-                <w:rFonts w:ascii="Arial" w:hAnsi="Arial" w:cs="Arial"/>
-              </w:rPr>
-              <w:t>, implementare a</w:t>
+              <w:t>Ivan e Quan: Finire hitbox, implementare a</w:t>
             </w:r>
             <w:r>
               <w:rPr>
@@ -11848,21 +10636,7 @@
               <w:rPr>
                 <w:rFonts w:ascii="Arial" w:hAnsi="Arial" w:cs="Arial"/>
               </w:rPr>
-              <w:t xml:space="preserve">Yasser: </w:t>
-            </w:r>
-            <w:proofErr w:type="spellStart"/>
-            <w:r>
-              <w:rPr>
-                <w:rFonts w:ascii="Arial" w:hAnsi="Arial" w:cs="Arial"/>
-              </w:rPr>
-              <w:t>Rigid</w:t>
-            </w:r>
-            <w:proofErr w:type="spellEnd"/>
-            <w:r>
-              <w:rPr>
-                <w:rFonts w:ascii="Arial" w:hAnsi="Arial" w:cs="Arial"/>
-              </w:rPr>
-              <w:t xml:space="preserve"> body e eventi</w:t>
+              <w:t>Yasser: Rigid body e eventi</w:t>
             </w:r>
           </w:p>
         </w:tc>
@@ -11910,28 +10684,12 @@
                 <w:rFonts w:ascii="Arial" w:hAnsi="Arial" w:cs="Arial"/>
               </w:rPr>
             </w:pPr>
-            <w:proofErr w:type="spellStart"/>
-            <w:r>
-              <w:rPr>
-                <w:rFonts w:ascii="Arial" w:hAnsi="Arial" w:cs="Arial"/>
-              </w:rPr>
-              <w:t>Daily</w:t>
-            </w:r>
-            <w:proofErr w:type="spellEnd"/>
-            <w:r>
-              <w:rPr>
-                <w:rFonts w:ascii="Arial" w:hAnsi="Arial" w:cs="Arial"/>
-              </w:rPr>
-              <w:t xml:space="preserve"> </w:t>
-            </w:r>
-            <w:proofErr w:type="spellStart"/>
-            <w:r>
-              <w:rPr>
-                <w:rFonts w:ascii="Arial" w:hAnsi="Arial" w:cs="Arial"/>
-              </w:rPr>
-              <w:t>Scrum</w:t>
-            </w:r>
-            <w:proofErr w:type="spellEnd"/>
+            <w:r>
+              <w:rPr>
+                <w:rFonts w:ascii="Arial" w:hAnsi="Arial" w:cs="Arial"/>
+              </w:rPr>
+              <w:t>Daily Scrum</w:t>
+            </w:r>
           </w:p>
         </w:tc>
       </w:tr>
@@ -11959,21 +10717,7 @@
               <w:rPr>
                 <w:rFonts w:ascii="Arial" w:hAnsi="Arial" w:cs="Arial"/>
               </w:rPr>
-              <w:t xml:space="preserve"> Abbiamo discusso sul punto di situazione visto che mancava Ivan e abbiamo deciso che Quan sarebbe andato avanti con la documentazione nel mentre Sidon una volta finita la Wiki avrebbe cominciato con la visualizzazione dei personaggi e la mappa scelti in partita utilizzando gli script creati da Yasser per il </w:t>
-            </w:r>
-            <w:proofErr w:type="spellStart"/>
-            <w:r>
-              <w:rPr>
-                <w:rFonts w:ascii="Arial" w:hAnsi="Arial" w:cs="Arial"/>
-              </w:rPr>
-              <w:t>pre</w:t>
-            </w:r>
-            <w:proofErr w:type="spellEnd"/>
-            <w:r>
-              <w:rPr>
-                <w:rFonts w:ascii="Arial" w:hAnsi="Arial" w:cs="Arial"/>
-              </w:rPr>
-              <w:t xml:space="preserve">-partita e che Yasser avrebbe fatto JSON e concluso I setting </w:t>
+              <w:t xml:space="preserve"> Abbiamo discusso sul punto di situazione visto che mancava Ivan e abbiamo deciso che Quan sarebbe andato avanti con la documentazione nel mentre Sidon una volta finita la Wiki avrebbe cominciato con la visualizzazione dei personaggi e la mappa scelti in partita utilizzando gli script creati da Yasser per il pre-partita e che Yasser avrebbe fatto JSON e concluso I setting </w:t>
             </w:r>
           </w:p>
         </w:tc>
@@ -12148,16 +10892,8 @@
               <w:rPr>
                 <w:rFonts w:ascii="Arial" w:hAnsi="Arial" w:cs="Arial"/>
               </w:rPr>
-              <w:t xml:space="preserve">Sprint </w:t>
-            </w:r>
-            <w:proofErr w:type="spellStart"/>
-            <w:r>
-              <w:rPr>
-                <w:rFonts w:ascii="Arial" w:hAnsi="Arial" w:cs="Arial"/>
-              </w:rPr>
-              <w:t>Retrospective</w:t>
-            </w:r>
-            <w:proofErr w:type="spellEnd"/>
+              <w:t>Sprint Retrospective</w:t>
+            </w:r>
           </w:p>
         </w:tc>
       </w:tr>
@@ -12324,13 +11060,7 @@
               <w:rPr>
                 <w:rFonts w:ascii="Arial" w:hAnsi="Arial" w:cs="Arial"/>
               </w:rPr>
-              <w:t>22</w:t>
-            </w:r>
-            <w:r>
-              <w:rPr>
-                <w:rFonts w:ascii="Arial" w:hAnsi="Arial" w:cs="Arial"/>
-              </w:rPr>
-              <w:t>.05.2026</w:t>
+              <w:t>22.05.2026</w:t>
             </w:r>
           </w:p>
         </w:tc>
@@ -12452,63 +11182,33 @@
               <w:rPr>
                 <w:rFonts w:ascii="Arial" w:hAnsi="Arial" w:cs="Arial"/>
               </w:rPr>
-              <w:t>Yasser: Manuale-</w:t>
-            </w:r>
-            <w:proofErr w:type="spellStart"/>
-            <w:r>
-              <w:rPr>
-                <w:rFonts w:ascii="Arial" w:hAnsi="Arial" w:cs="Arial"/>
-              </w:rPr>
-              <w:t>Utent</w:t>
-            </w:r>
-            <w:proofErr w:type="spellEnd"/>
-          </w:p>
-          <w:p>
-            <w:pPr>
-              <w:rPr>
-                <w:rFonts w:ascii="Arial" w:hAnsi="Arial" w:cs="Arial"/>
-              </w:rPr>
-            </w:pPr>
-            <w:r>
-              <w:rPr>
-                <w:rFonts w:ascii="Arial" w:hAnsi="Arial" w:cs="Arial"/>
-              </w:rPr>
-              <w:t xml:space="preserve">Ivan e Quan: </w:t>
-            </w:r>
-            <w:proofErr w:type="spellStart"/>
-            <w:r>
-              <w:rPr>
-                <w:rFonts w:ascii="Arial" w:hAnsi="Arial" w:cs="Arial"/>
-              </w:rPr>
-              <w:t>hitbox</w:t>
-            </w:r>
-            <w:proofErr w:type="spellEnd"/>
-          </w:p>
-          <w:p>
-            <w:pPr>
-              <w:rPr>
-                <w:rFonts w:ascii="Arial" w:hAnsi="Arial" w:cs="Arial"/>
-              </w:rPr>
-            </w:pPr>
-            <w:r>
-              <w:rPr>
-                <w:rFonts w:ascii="Arial" w:hAnsi="Arial" w:cs="Arial"/>
-              </w:rPr>
-              <w:t xml:space="preserve">Sidon: integrazione </w:t>
-            </w:r>
-            <w:proofErr w:type="spellStart"/>
-            <w:r>
-              <w:rPr>
-                <w:rFonts w:ascii="Arial" w:hAnsi="Arial" w:cs="Arial"/>
-              </w:rPr>
-              <w:t>json</w:t>
-            </w:r>
-            <w:proofErr w:type="spellEnd"/>
-            <w:r>
-              <w:rPr>
-                <w:rFonts w:ascii="Arial" w:hAnsi="Arial" w:cs="Arial"/>
-              </w:rPr>
-              <w:t xml:space="preserve"> nella wiki</w:t>
+              <w:t>Yasser: Manuale-Utent</w:t>
+            </w:r>
+          </w:p>
+          <w:p>
+            <w:pPr>
+              <w:rPr>
+                <w:rFonts w:ascii="Arial" w:hAnsi="Arial" w:cs="Arial"/>
+              </w:rPr>
+            </w:pPr>
+            <w:r>
+              <w:rPr>
+                <w:rFonts w:ascii="Arial" w:hAnsi="Arial" w:cs="Arial"/>
+              </w:rPr>
+              <w:t>Ivan e Quan: hitbox</w:t>
+            </w:r>
+          </w:p>
+          <w:p>
+            <w:pPr>
+              <w:rPr>
+                <w:rFonts w:ascii="Arial" w:hAnsi="Arial" w:cs="Arial"/>
+              </w:rPr>
+            </w:pPr>
+            <w:r>
+              <w:rPr>
+                <w:rFonts w:ascii="Arial" w:hAnsi="Arial" w:cs="Arial"/>
+              </w:rPr>
+              <w:t>Sidon: integrazione json nella wiki</w:t>
             </w:r>
           </w:p>
         </w:tc>
@@ -12569,21 +11269,7 @@
               <w:rPr>
                 <w:rFonts w:ascii="Arial" w:hAnsi="Arial" w:cs="Arial"/>
               </w:rPr>
-              <w:t xml:space="preserve">Ivan: </w:t>
-            </w:r>
-            <w:proofErr w:type="spellStart"/>
-            <w:r>
-              <w:rPr>
-                <w:rFonts w:ascii="Arial" w:hAnsi="Arial" w:cs="Arial"/>
-              </w:rPr>
-              <w:t>hitbox</w:t>
-            </w:r>
-            <w:proofErr w:type="spellEnd"/>
-            <w:r>
-              <w:rPr>
-                <w:rFonts w:ascii="Arial" w:hAnsi="Arial" w:cs="Arial"/>
-              </w:rPr>
-              <w:t xml:space="preserve"> finiti e inizio suoni</w:t>
+              <w:t>Ivan: hitbox finiti e inizio suoni</w:t>
             </w:r>
           </w:p>
           <w:p>
@@ -12611,16 +11297,8 @@
               <w:rPr>
                 <w:rFonts w:ascii="Arial" w:hAnsi="Arial" w:cs="Arial"/>
               </w:rPr>
-              <w:t xml:space="preserve">Sidon: finito la wiki e iniziato sistema </w:t>
-            </w:r>
-            <w:proofErr w:type="spellStart"/>
-            <w:r>
-              <w:rPr>
-                <w:rFonts w:ascii="Arial" w:hAnsi="Arial" w:cs="Arial"/>
-              </w:rPr>
-              <w:t>partità</w:t>
-            </w:r>
-            <w:proofErr w:type="spellEnd"/>
+              <w:t>Sidon: finito la wiki e iniziato sistema partità</w:t>
+            </w:r>
           </w:p>
         </w:tc>
       </w:tr>
@@ -12694,30 +11372,12 @@
                 <w:rFonts w:ascii="Arial" w:hAnsi="Arial" w:cs="Arial"/>
               </w:rPr>
             </w:pPr>
-            <w:proofErr w:type="spellStart"/>
-            <w:proofErr w:type="gramStart"/>
-            <w:r>
-              <w:rPr>
-                <w:rFonts w:ascii="Arial" w:hAnsi="Arial" w:cs="Arial"/>
-              </w:rPr>
-              <w:t>Sidon:finito</w:t>
-            </w:r>
-            <w:proofErr w:type="spellEnd"/>
-            <w:proofErr w:type="gramEnd"/>
-            <w:r>
-              <w:rPr>
-                <w:rFonts w:ascii="Arial" w:hAnsi="Arial" w:cs="Arial"/>
-              </w:rPr>
-              <w:t xml:space="preserve"> sistema </w:t>
-            </w:r>
-            <w:proofErr w:type="spellStart"/>
-            <w:r>
-              <w:rPr>
-                <w:rFonts w:ascii="Arial" w:hAnsi="Arial" w:cs="Arial"/>
-              </w:rPr>
-              <w:t>partità</w:t>
-            </w:r>
-            <w:proofErr w:type="spellEnd"/>
+            <w:r>
+              <w:rPr>
+                <w:rFonts w:ascii="Arial" w:hAnsi="Arial" w:cs="Arial"/>
+              </w:rPr>
+              <w:t>Sidon:finito sistema partità</w:t>
+            </w:r>
           </w:p>
         </w:tc>
       </w:tr>
@@ -12984,28 +11644,12 @@
                 <w:rFonts w:ascii="Arial" w:hAnsi="Arial" w:cs="Arial"/>
               </w:rPr>
             </w:pPr>
-            <w:proofErr w:type="spellStart"/>
-            <w:r>
-              <w:rPr>
-                <w:rFonts w:ascii="Arial" w:hAnsi="Arial" w:cs="Arial"/>
-              </w:rPr>
-              <w:t>Daily</w:t>
-            </w:r>
-            <w:proofErr w:type="spellEnd"/>
-            <w:r>
-              <w:rPr>
-                <w:rFonts w:ascii="Arial" w:hAnsi="Arial" w:cs="Arial"/>
-              </w:rPr>
-              <w:t xml:space="preserve"> </w:t>
-            </w:r>
-            <w:proofErr w:type="spellStart"/>
-            <w:r>
-              <w:rPr>
-                <w:rFonts w:ascii="Arial" w:hAnsi="Arial" w:cs="Arial"/>
-              </w:rPr>
-              <w:t>Scrum</w:t>
-            </w:r>
-            <w:proofErr w:type="spellEnd"/>
+            <w:r>
+              <w:rPr>
+                <w:rFonts w:ascii="Arial" w:hAnsi="Arial" w:cs="Arial"/>
+              </w:rPr>
+              <w:t>Daily Scrum</w:t>
+            </w:r>
           </w:p>
         </w:tc>
       </w:tr>
@@ -13033,13 +11677,7 @@
               <w:rPr>
                 <w:rFonts w:ascii="Arial" w:hAnsi="Arial" w:cs="Arial"/>
               </w:rPr>
-              <w:t>Abbiamo deciso di finire il sistema di combattimento e di fare la documentazione + manuale-utente che era richiesto nei criteri di valutazione.</w:t>
-            </w:r>
-            <w:r>
-              <w:rPr>
-                <w:rFonts w:ascii="Arial" w:hAnsi="Arial" w:cs="Arial"/>
-              </w:rPr>
-              <w:t xml:space="preserve"> </w:t>
+              <w:t xml:space="preserve">Abbiamo deciso di finire il sistema di combattimento e di fare la documentazione + manuale-utente che era richiesto nei criteri di valutazione. </w:t>
             </w:r>
           </w:p>
         </w:tc>
@@ -13214,16 +11852,8 @@
               <w:rPr>
                 <w:rFonts w:ascii="Arial" w:hAnsi="Arial" w:cs="Arial"/>
               </w:rPr>
-              <w:t xml:space="preserve">Sprint </w:t>
-            </w:r>
-            <w:proofErr w:type="spellStart"/>
-            <w:r>
-              <w:rPr>
-                <w:rFonts w:ascii="Arial" w:hAnsi="Arial" w:cs="Arial"/>
-              </w:rPr>
-              <w:t>Retrospective</w:t>
-            </w:r>
-            <w:proofErr w:type="spellEnd"/>
+              <w:t>Sprint Retrospective</w:t>
+            </w:r>
           </w:p>
         </w:tc>
       </w:tr>
@@ -13255,6 +11885,1001 @@
         </w:rPr>
       </w:pPr>
     </w:p>
+    <w:p>
+      <w:pPr>
+        <w:rPr>
+          <w:rFonts w:ascii="Arial" w:hAnsi="Arial" w:cs="Arial"/>
+        </w:rPr>
+      </w:pPr>
+      <w:r>
+        <w:rPr>
+          <w:rFonts w:ascii="Arial" w:hAnsi="Arial" w:cs="Arial"/>
+        </w:rPr>
+        <w:br w:type="page"/>
+      </w:r>
+    </w:p>
+    <w:tbl>
+      <w:tblPr>
+        <w:tblStyle w:val="Grigliatabella"/>
+        <w:tblW w:w="9634" w:type="dxa"/>
+        <w:tblLook w:val="04A0" w:firstRow="1" w:lastRow="0" w:firstColumn="1" w:lastColumn="0" w:noHBand="0" w:noVBand="1"/>
+      </w:tblPr>
+      <w:tblGrid>
+        <w:gridCol w:w="4803"/>
+        <w:gridCol w:w="4831"/>
+      </w:tblGrid>
+      <w:tr>
+        <w:trPr>
+          <w:trHeight w:hRule="exact" w:val="397"/>
+        </w:trPr>
+        <w:tc>
+          <w:tcPr>
+            <w:tcW w:w="4803" w:type="dxa"/>
+            <w:tcBorders>
+              <w:top w:val="single" w:sz="4" w:space="0" w:color="auto"/>
+              <w:left w:val="single" w:sz="4" w:space="0" w:color="auto"/>
+              <w:bottom w:val="single" w:sz="4" w:space="0" w:color="auto"/>
+              <w:right w:val="single" w:sz="4" w:space="0" w:color="auto"/>
+            </w:tcBorders>
+            <w:vAlign w:val="center"/>
+            <w:hideMark/>
+          </w:tcPr>
+          <w:p>
+            <w:pPr>
+              <w:rPr>
+                <w:rFonts w:ascii="Arial" w:hAnsi="Arial" w:cs="Arial"/>
+              </w:rPr>
+            </w:pPr>
+            <w:r>
+              <w:rPr>
+                <w:rFonts w:ascii="Arial" w:hAnsi="Arial" w:cs="Arial"/>
+              </w:rPr>
+              <w:lastRenderedPageBreak/>
+              <w:t>Luogo</w:t>
+            </w:r>
+          </w:p>
+        </w:tc>
+        <w:tc>
+          <w:tcPr>
+            <w:tcW w:w="4831" w:type="dxa"/>
+            <w:tcBorders>
+              <w:top w:val="single" w:sz="4" w:space="0" w:color="auto"/>
+              <w:left w:val="single" w:sz="4" w:space="0" w:color="auto"/>
+              <w:bottom w:val="single" w:sz="4" w:space="0" w:color="auto"/>
+              <w:right w:val="single" w:sz="4" w:space="0" w:color="auto"/>
+            </w:tcBorders>
+            <w:vAlign w:val="center"/>
+            <w:hideMark/>
+          </w:tcPr>
+          <w:p>
+            <w:pPr>
+              <w:pStyle w:val="Nessunaspaziatura"/>
+              <w:spacing w:line="360" w:lineRule="auto"/>
+              <w:rPr>
+                <w:rFonts w:ascii="Arial" w:hAnsi="Arial" w:cs="Arial"/>
+              </w:rPr>
+            </w:pPr>
+            <w:r>
+              <w:rPr>
+                <w:rFonts w:ascii="Arial" w:hAnsi="Arial" w:cs="Arial"/>
+              </w:rPr>
+              <w:t>Canobbio</w:t>
+            </w:r>
+          </w:p>
+        </w:tc>
+      </w:tr>
+      <w:tr>
+        <w:trPr>
+          <w:trHeight w:hRule="exact" w:val="397"/>
+        </w:trPr>
+        <w:tc>
+          <w:tcPr>
+            <w:tcW w:w="4803" w:type="dxa"/>
+            <w:tcBorders>
+              <w:top w:val="single" w:sz="4" w:space="0" w:color="auto"/>
+              <w:left w:val="single" w:sz="4" w:space="0" w:color="auto"/>
+              <w:bottom w:val="single" w:sz="4" w:space="0" w:color="auto"/>
+              <w:right w:val="single" w:sz="4" w:space="0" w:color="auto"/>
+            </w:tcBorders>
+            <w:vAlign w:val="center"/>
+            <w:hideMark/>
+          </w:tcPr>
+          <w:p>
+            <w:pPr>
+              <w:rPr>
+                <w:rFonts w:ascii="Arial" w:hAnsi="Arial" w:cs="Arial"/>
+              </w:rPr>
+            </w:pPr>
+            <w:r>
+              <w:rPr>
+                <w:rFonts w:ascii="Arial" w:hAnsi="Arial" w:cs="Arial"/>
+              </w:rPr>
+              <w:t>Data</w:t>
+            </w:r>
+          </w:p>
+        </w:tc>
+        <w:tc>
+          <w:tcPr>
+            <w:tcW w:w="4831" w:type="dxa"/>
+            <w:tcBorders>
+              <w:top w:val="single" w:sz="4" w:space="0" w:color="auto"/>
+              <w:left w:val="single" w:sz="4" w:space="0" w:color="auto"/>
+              <w:bottom w:val="single" w:sz="4" w:space="0" w:color="auto"/>
+              <w:right w:val="single" w:sz="4" w:space="0" w:color="auto"/>
+            </w:tcBorders>
+            <w:vAlign w:val="center"/>
+            <w:hideMark/>
+          </w:tcPr>
+          <w:p>
+            <w:pPr>
+              <w:rPr>
+                <w:rFonts w:ascii="Arial" w:hAnsi="Arial" w:cs="Arial"/>
+              </w:rPr>
+            </w:pPr>
+            <w:r>
+              <w:rPr>
+                <w:rFonts w:ascii="Arial" w:hAnsi="Arial" w:cs="Arial"/>
+              </w:rPr>
+              <w:t>2</w:t>
+            </w:r>
+            <w:r>
+              <w:rPr>
+                <w:rFonts w:ascii="Arial" w:hAnsi="Arial" w:cs="Arial"/>
+              </w:rPr>
+              <w:t>9</w:t>
+            </w:r>
+            <w:r>
+              <w:rPr>
+                <w:rFonts w:ascii="Arial" w:hAnsi="Arial" w:cs="Arial"/>
+              </w:rPr>
+              <w:t>.05.2026</w:t>
+            </w:r>
+          </w:p>
+        </w:tc>
+      </w:tr>
+    </w:tbl>
+    <w:p>
+      <w:pPr>
+        <w:spacing w:after="0"/>
+        <w:rPr>
+          <w:rFonts w:ascii="Arial" w:hAnsi="Arial" w:cs="Arial"/>
+        </w:rPr>
+      </w:pPr>
+    </w:p>
+    <w:tbl>
+      <w:tblPr>
+        <w:tblStyle w:val="Grigliatabella"/>
+        <w:tblW w:w="0" w:type="auto"/>
+        <w:tblLook w:val="04A0" w:firstRow="1" w:lastRow="0" w:firstColumn="1" w:lastColumn="0" w:noHBand="0" w:noVBand="1"/>
+      </w:tblPr>
+      <w:tblGrid>
+        <w:gridCol w:w="1555"/>
+        <w:gridCol w:w="8073"/>
+      </w:tblGrid>
+      <w:tr>
+        <w:tc>
+          <w:tcPr>
+            <w:tcW w:w="9628" w:type="dxa"/>
+            <w:gridSpan w:val="2"/>
+            <w:shd w:val="clear" w:color="auto" w:fill="D9D9D9" w:themeFill="background1" w:themeFillShade="D9"/>
+          </w:tcPr>
+          <w:p>
+            <w:pPr>
+              <w:rPr>
+                <w:rFonts w:ascii="Arial" w:hAnsi="Arial" w:cs="Arial"/>
+              </w:rPr>
+            </w:pPr>
+            <w:r>
+              <w:rPr>
+                <w:rFonts w:ascii="Arial" w:hAnsi="Arial" w:cs="Arial"/>
+              </w:rPr>
+              <w:t>Lavori svolti</w:t>
+            </w:r>
+          </w:p>
+        </w:tc>
+      </w:tr>
+      <w:tr>
+        <w:tc>
+          <w:tcPr>
+            <w:tcW w:w="1555" w:type="dxa"/>
+            <w:vAlign w:val="center"/>
+          </w:tcPr>
+          <w:p>
+            <w:pPr>
+              <w:jc w:val="center"/>
+              <w:rPr>
+                <w:rFonts w:ascii="Arial" w:hAnsi="Arial" w:cs="Arial"/>
+              </w:rPr>
+            </w:pPr>
+            <w:r>
+              <w:rPr>
+                <w:rFonts w:ascii="Arial" w:hAnsi="Arial" w:cs="Arial"/>
+              </w:rPr>
+              <w:t>8:20-9:35</w:t>
+            </w:r>
+          </w:p>
+        </w:tc>
+        <w:tc>
+          <w:tcPr>
+            <w:tcW w:w="8073" w:type="dxa"/>
+          </w:tcPr>
+          <w:p>
+            <w:pPr>
+              <w:jc w:val="both"/>
+              <w:rPr>
+                <w:rFonts w:ascii="Arial" w:hAnsi="Arial" w:cs="Arial"/>
+              </w:rPr>
+            </w:pPr>
+            <w:r>
+              <w:rPr>
+                <w:rFonts w:ascii="Arial" w:hAnsi="Arial" w:cs="Arial"/>
+              </w:rPr>
+              <w:t>Ivan: suoni</w:t>
+            </w:r>
+          </w:p>
+          <w:p>
+            <w:pPr>
+              <w:jc w:val="both"/>
+              <w:rPr>
+                <w:rFonts w:ascii="Arial" w:hAnsi="Arial" w:cs="Arial"/>
+              </w:rPr>
+            </w:pPr>
+            <w:r>
+              <w:rPr>
+                <w:rFonts w:ascii="Arial" w:hAnsi="Arial" w:cs="Arial"/>
+              </w:rPr>
+              <w:t>Sidon: risoluzione bug</w:t>
+            </w:r>
+          </w:p>
+          <w:p>
+            <w:pPr>
+              <w:jc w:val="both"/>
+              <w:rPr>
+                <w:rFonts w:ascii="Arial" w:hAnsi="Arial" w:cs="Arial"/>
+              </w:rPr>
+            </w:pPr>
+            <w:r>
+              <w:rPr>
+                <w:rFonts w:ascii="Arial" w:hAnsi="Arial" w:cs="Arial"/>
+              </w:rPr>
+              <w:t>Quan: documentazione</w:t>
+            </w:r>
+          </w:p>
+          <w:p>
+            <w:pPr>
+              <w:jc w:val="both"/>
+              <w:rPr>
+                <w:rFonts w:ascii="Arial" w:hAnsi="Arial" w:cs="Arial"/>
+              </w:rPr>
+            </w:pPr>
+            <w:r>
+              <w:rPr>
+                <w:rFonts w:ascii="Arial" w:hAnsi="Arial" w:cs="Arial"/>
+              </w:rPr>
+              <w:t>Yasser: assente</w:t>
+            </w:r>
+          </w:p>
+        </w:tc>
+      </w:tr>
+      <w:tr>
+        <w:tc>
+          <w:tcPr>
+            <w:tcW w:w="1555" w:type="dxa"/>
+            <w:vAlign w:val="center"/>
+          </w:tcPr>
+          <w:p>
+            <w:pPr>
+              <w:jc w:val="center"/>
+              <w:rPr>
+                <w:rFonts w:ascii="Arial" w:hAnsi="Arial" w:cs="Arial"/>
+              </w:rPr>
+            </w:pPr>
+            <w:r>
+              <w:rPr>
+                <w:rFonts w:ascii="Arial" w:hAnsi="Arial" w:cs="Arial"/>
+              </w:rPr>
+              <w:t>9:50-11:35</w:t>
+            </w:r>
+          </w:p>
+        </w:tc>
+        <w:tc>
+          <w:tcPr>
+            <w:tcW w:w="8073" w:type="dxa"/>
+          </w:tcPr>
+          <w:p>
+            <w:pPr>
+              <w:rPr>
+                <w:rFonts w:ascii="Arial" w:hAnsi="Arial" w:cs="Arial"/>
+              </w:rPr>
+            </w:pPr>
+            <w:r>
+              <w:rPr>
+                <w:rFonts w:ascii="Arial" w:hAnsi="Arial" w:cs="Arial"/>
+              </w:rPr>
+              <w:t>Ivan: suoni</w:t>
+            </w:r>
+          </w:p>
+          <w:p>
+            <w:pPr>
+              <w:rPr>
+                <w:rFonts w:ascii="Arial" w:hAnsi="Arial" w:cs="Arial"/>
+              </w:rPr>
+            </w:pPr>
+            <w:r>
+              <w:rPr>
+                <w:rFonts w:ascii="Arial" w:hAnsi="Arial" w:cs="Arial"/>
+              </w:rPr>
+              <w:t>Sidon: risoluzione bug</w:t>
+            </w:r>
+          </w:p>
+          <w:p>
+            <w:pPr>
+              <w:rPr>
+                <w:rFonts w:ascii="Arial" w:hAnsi="Arial" w:cs="Arial"/>
+              </w:rPr>
+            </w:pPr>
+            <w:r>
+              <w:rPr>
+                <w:rFonts w:ascii="Arial" w:hAnsi="Arial" w:cs="Arial"/>
+              </w:rPr>
+              <w:t>Quan: docmentazione</w:t>
+            </w:r>
+          </w:p>
+          <w:p>
+            <w:pPr>
+              <w:rPr>
+                <w:rFonts w:ascii="Arial" w:hAnsi="Arial" w:cs="Arial"/>
+              </w:rPr>
+            </w:pPr>
+            <w:r>
+              <w:rPr>
+                <w:rFonts w:ascii="Arial" w:hAnsi="Arial" w:cs="Arial"/>
+              </w:rPr>
+              <w:t>Yasser: gannt</w:t>
+            </w:r>
+          </w:p>
+        </w:tc>
+      </w:tr>
+      <w:tr>
+        <w:tc>
+          <w:tcPr>
+            <w:tcW w:w="1555" w:type="dxa"/>
+            <w:vAlign w:val="center"/>
+          </w:tcPr>
+          <w:p>
+            <w:pPr>
+              <w:jc w:val="center"/>
+              <w:rPr>
+                <w:rFonts w:ascii="Arial" w:hAnsi="Arial" w:cs="Arial"/>
+              </w:rPr>
+            </w:pPr>
+            <w:r>
+              <w:rPr>
+                <w:rFonts w:ascii="Arial" w:hAnsi="Arial" w:cs="Arial"/>
+              </w:rPr>
+              <w:t>12:30-14:00</w:t>
+            </w:r>
+          </w:p>
+        </w:tc>
+        <w:tc>
+          <w:tcPr>
+            <w:tcW w:w="8073" w:type="dxa"/>
+          </w:tcPr>
+          <w:p>
+            <w:pPr>
+              <w:jc w:val="both"/>
+              <w:rPr>
+                <w:rFonts w:ascii="Arial" w:hAnsi="Arial" w:cs="Arial"/>
+              </w:rPr>
+            </w:pPr>
+            <w:r>
+              <w:rPr>
+                <w:rFonts w:ascii="Arial" w:hAnsi="Arial" w:cs="Arial"/>
+              </w:rPr>
+              <w:t>Yasser: creazione storie + Test case</w:t>
+            </w:r>
+          </w:p>
+          <w:p>
+            <w:pPr>
+              <w:jc w:val="both"/>
+              <w:rPr>
+                <w:rFonts w:ascii="Arial" w:hAnsi="Arial" w:cs="Arial"/>
+              </w:rPr>
+            </w:pPr>
+            <w:r>
+              <w:rPr>
+                <w:rFonts w:ascii="Arial" w:hAnsi="Arial" w:cs="Arial"/>
+              </w:rPr>
+              <w:t>Ivan: documentazione</w:t>
+            </w:r>
+          </w:p>
+          <w:p>
+            <w:pPr>
+              <w:jc w:val="both"/>
+              <w:rPr>
+                <w:rFonts w:ascii="Arial" w:hAnsi="Arial" w:cs="Arial"/>
+              </w:rPr>
+            </w:pPr>
+            <w:r>
+              <w:rPr>
+                <w:rFonts w:ascii="Arial" w:hAnsi="Arial" w:cs="Arial"/>
+              </w:rPr>
+              <w:t>Quan: documentazione + risoluzione bug del dash</w:t>
+            </w:r>
+          </w:p>
+          <w:p>
+            <w:pPr>
+              <w:jc w:val="both"/>
+              <w:rPr>
+                <w:rFonts w:ascii="Arial" w:hAnsi="Arial" w:cs="Arial"/>
+              </w:rPr>
+            </w:pPr>
+            <w:r>
+              <w:rPr>
+                <w:rFonts w:ascii="Arial" w:hAnsi="Arial" w:cs="Arial"/>
+              </w:rPr>
+              <w:t>Sidon: risoluzione bug</w:t>
+            </w:r>
+          </w:p>
+        </w:tc>
+      </w:tr>
+      <w:tr>
+        <w:tc>
+          <w:tcPr>
+            <w:tcW w:w="1555" w:type="dxa"/>
+            <w:vAlign w:val="center"/>
+          </w:tcPr>
+          <w:p>
+            <w:pPr>
+              <w:jc w:val="center"/>
+              <w:rPr>
+                <w:rFonts w:ascii="Arial" w:hAnsi="Arial" w:cs="Arial"/>
+              </w:rPr>
+            </w:pPr>
+            <w:r>
+              <w:rPr>
+                <w:rFonts w:ascii="Arial" w:hAnsi="Arial" w:cs="Arial"/>
+              </w:rPr>
+              <w:t>14:15-15:45</w:t>
+            </w:r>
+          </w:p>
+        </w:tc>
+        <w:tc>
+          <w:tcPr>
+            <w:tcW w:w="8073" w:type="dxa"/>
+          </w:tcPr>
+          <w:p>
+            <w:pPr>
+              <w:rPr>
+                <w:rFonts w:ascii="Arial" w:hAnsi="Arial" w:cs="Arial"/>
+              </w:rPr>
+            </w:pPr>
+            <w:r>
+              <w:rPr>
+                <w:rFonts w:ascii="Arial" w:hAnsi="Arial" w:cs="Arial"/>
+              </w:rPr>
+              <w:t>Yasser: test case</w:t>
+            </w:r>
+          </w:p>
+          <w:p>
+            <w:pPr>
+              <w:rPr>
+                <w:rFonts w:ascii="Arial" w:hAnsi="Arial" w:cs="Arial"/>
+              </w:rPr>
+            </w:pPr>
+            <w:r>
+              <w:rPr>
+                <w:rFonts w:ascii="Arial" w:hAnsi="Arial" w:cs="Arial"/>
+              </w:rPr>
+              <w:t>Ivan: documentazione</w:t>
+            </w:r>
+          </w:p>
+          <w:p>
+            <w:pPr>
+              <w:rPr>
+                <w:rFonts w:ascii="Arial" w:hAnsi="Arial" w:cs="Arial"/>
+              </w:rPr>
+            </w:pPr>
+            <w:r>
+              <w:rPr>
+                <w:rFonts w:ascii="Arial" w:hAnsi="Arial" w:cs="Arial"/>
+              </w:rPr>
+              <w:t>Quan: documentazione</w:t>
+            </w:r>
+          </w:p>
+          <w:p>
+            <w:pPr>
+              <w:rPr>
+                <w:rFonts w:ascii="Arial" w:hAnsi="Arial" w:cs="Arial"/>
+              </w:rPr>
+            </w:pPr>
+            <w:r>
+              <w:rPr>
+                <w:rFonts w:ascii="Arial" w:hAnsi="Arial" w:cs="Arial"/>
+              </w:rPr>
+              <w:t>Sidon: creazione .exe</w:t>
+            </w:r>
+          </w:p>
+        </w:tc>
+      </w:tr>
+    </w:tbl>
+    <w:p>
+      <w:pPr>
+        <w:rPr>
+          <w:rFonts w:ascii="Arial" w:hAnsi="Arial" w:cs="Arial"/>
+        </w:rPr>
+      </w:pPr>
+    </w:p>
+    <w:tbl>
+      <w:tblPr>
+        <w:tblStyle w:val="Grigliatabella"/>
+        <w:tblW w:w="0" w:type="auto"/>
+        <w:tblLook w:val="04A0" w:firstRow="1" w:lastRow="0" w:firstColumn="1" w:lastColumn="0" w:noHBand="0" w:noVBand="1"/>
+      </w:tblPr>
+      <w:tblGrid>
+        <w:gridCol w:w="9628"/>
+      </w:tblGrid>
+      <w:tr>
+        <w:tc>
+          <w:tcPr>
+            <w:tcW w:w="9854" w:type="dxa"/>
+            <w:tcBorders>
+              <w:top w:val="single" w:sz="4" w:space="0" w:color="auto"/>
+              <w:left w:val="single" w:sz="4" w:space="0" w:color="auto"/>
+              <w:bottom w:val="single" w:sz="4" w:space="0" w:color="auto"/>
+              <w:right w:val="single" w:sz="4" w:space="0" w:color="auto"/>
+            </w:tcBorders>
+            <w:shd w:val="clear" w:color="auto" w:fill="D9D9D9" w:themeFill="background1" w:themeFillShade="D9"/>
+            <w:hideMark/>
+          </w:tcPr>
+          <w:p>
+            <w:pPr>
+              <w:rPr>
+                <w:rFonts w:ascii="Arial" w:hAnsi="Arial" w:cs="Arial"/>
+              </w:rPr>
+            </w:pPr>
+            <w:r>
+              <w:rPr>
+                <w:rFonts w:ascii="Arial" w:hAnsi="Arial" w:cs="Arial"/>
+              </w:rPr>
+              <w:t>Problemi riscontrati e soluzioni adottate</w:t>
+            </w:r>
+          </w:p>
+        </w:tc>
+      </w:tr>
+      <w:tr>
+        <w:tc>
+          <w:tcPr>
+            <w:tcW w:w="9854" w:type="dxa"/>
+            <w:tcBorders>
+              <w:top w:val="single" w:sz="4" w:space="0" w:color="auto"/>
+              <w:left w:val="single" w:sz="4" w:space="0" w:color="auto"/>
+              <w:bottom w:val="single" w:sz="4" w:space="0" w:color="auto"/>
+              <w:right w:val="single" w:sz="4" w:space="0" w:color="auto"/>
+            </w:tcBorders>
+          </w:tcPr>
+          <w:p>
+            <w:pPr>
+              <w:rPr>
+                <w:rFonts w:ascii="Arial" w:hAnsi="Arial" w:cs="Arial"/>
+              </w:rPr>
+            </w:pPr>
+          </w:p>
+        </w:tc>
+      </w:tr>
+    </w:tbl>
+    <w:p>
+      <w:pPr>
+        <w:rPr>
+          <w:rFonts w:ascii="Arial" w:hAnsi="Arial" w:cs="Arial"/>
+        </w:rPr>
+      </w:pPr>
+    </w:p>
+    <w:tbl>
+      <w:tblPr>
+        <w:tblStyle w:val="Grigliatabella"/>
+        <w:tblW w:w="0" w:type="auto"/>
+        <w:tblLook w:val="04A0" w:firstRow="1" w:lastRow="0" w:firstColumn="1" w:lastColumn="0" w:noHBand="0" w:noVBand="1"/>
+      </w:tblPr>
+      <w:tblGrid>
+        <w:gridCol w:w="9628"/>
+      </w:tblGrid>
+      <w:tr>
+        <w:tc>
+          <w:tcPr>
+            <w:tcW w:w="9854" w:type="dxa"/>
+            <w:tcBorders>
+              <w:top w:val="single" w:sz="4" w:space="0" w:color="auto"/>
+              <w:left w:val="single" w:sz="4" w:space="0" w:color="auto"/>
+              <w:bottom w:val="single" w:sz="4" w:space="0" w:color="auto"/>
+              <w:right w:val="single" w:sz="4" w:space="0" w:color="auto"/>
+            </w:tcBorders>
+            <w:shd w:val="clear" w:color="auto" w:fill="D9D9D9" w:themeFill="background1" w:themeFillShade="D9"/>
+            <w:hideMark/>
+          </w:tcPr>
+          <w:p>
+            <w:pPr>
+              <w:rPr>
+                <w:rFonts w:ascii="Arial" w:hAnsi="Arial" w:cs="Arial"/>
+              </w:rPr>
+            </w:pPr>
+            <w:r>
+              <w:rPr>
+                <w:rFonts w:ascii="Arial" w:hAnsi="Arial" w:cs="Arial"/>
+              </w:rPr>
+              <w:t>Punto della situazione rispetto alla pianificazione</w:t>
+            </w:r>
+          </w:p>
+        </w:tc>
+      </w:tr>
+      <w:tr>
+        <w:tc>
+          <w:tcPr>
+            <w:tcW w:w="9854" w:type="dxa"/>
+            <w:tcBorders>
+              <w:top w:val="single" w:sz="4" w:space="0" w:color="auto"/>
+              <w:left w:val="single" w:sz="4" w:space="0" w:color="auto"/>
+              <w:bottom w:val="single" w:sz="4" w:space="0" w:color="auto"/>
+              <w:right w:val="single" w:sz="4" w:space="0" w:color="auto"/>
+            </w:tcBorders>
+          </w:tcPr>
+          <w:p>
+            <w:pPr>
+              <w:rPr>
+                <w:rFonts w:ascii="Arial" w:hAnsi="Arial" w:cs="Arial"/>
+              </w:rPr>
+            </w:pPr>
+            <w:r>
+              <w:rPr>
+                <w:rFonts w:ascii="Arial" w:hAnsi="Arial" w:cs="Arial"/>
+              </w:rPr>
+              <w:t>Abbiamo finito il progetto completamente</w:t>
+            </w:r>
+          </w:p>
+        </w:tc>
+      </w:tr>
+    </w:tbl>
+    <w:p>
+      <w:pPr>
+        <w:rPr>
+          <w:rFonts w:ascii="Arial" w:hAnsi="Arial" w:cs="Arial"/>
+        </w:rPr>
+      </w:pPr>
+    </w:p>
+    <w:tbl>
+      <w:tblPr>
+        <w:tblStyle w:val="Grigliatabella"/>
+        <w:tblW w:w="0" w:type="auto"/>
+        <w:tblLook w:val="04A0" w:firstRow="1" w:lastRow="0" w:firstColumn="1" w:lastColumn="0" w:noHBand="0" w:noVBand="1"/>
+      </w:tblPr>
+      <w:tblGrid>
+        <w:gridCol w:w="9628"/>
+      </w:tblGrid>
+      <w:tr>
+        <w:tc>
+          <w:tcPr>
+            <w:tcW w:w="9854" w:type="dxa"/>
+            <w:tcBorders>
+              <w:top w:val="single" w:sz="4" w:space="0" w:color="auto"/>
+              <w:left w:val="single" w:sz="4" w:space="0" w:color="auto"/>
+              <w:bottom w:val="single" w:sz="4" w:space="0" w:color="auto"/>
+              <w:right w:val="single" w:sz="4" w:space="0" w:color="auto"/>
+            </w:tcBorders>
+            <w:shd w:val="clear" w:color="auto" w:fill="D9D9D9" w:themeFill="background1" w:themeFillShade="D9"/>
+            <w:hideMark/>
+          </w:tcPr>
+          <w:p>
+            <w:pPr>
+              <w:rPr>
+                <w:rFonts w:ascii="Arial" w:hAnsi="Arial" w:cs="Arial"/>
+              </w:rPr>
+            </w:pPr>
+            <w:r>
+              <w:rPr>
+                <w:rFonts w:ascii="Arial" w:hAnsi="Arial" w:cs="Arial"/>
+              </w:rPr>
+              <w:t>Programma di massima per la prossima giornata di lavoro</w:t>
+            </w:r>
+          </w:p>
+        </w:tc>
+      </w:tr>
+      <w:tr>
+        <w:tc>
+          <w:tcPr>
+            <w:tcW w:w="9854" w:type="dxa"/>
+            <w:tcBorders>
+              <w:top w:val="single" w:sz="4" w:space="0" w:color="auto"/>
+              <w:left w:val="single" w:sz="4" w:space="0" w:color="auto"/>
+              <w:bottom w:val="single" w:sz="4" w:space="0" w:color="auto"/>
+              <w:right w:val="single" w:sz="4" w:space="0" w:color="auto"/>
+            </w:tcBorders>
+          </w:tcPr>
+          <w:p>
+            <w:pPr>
+              <w:rPr>
+                <w:rFonts w:ascii="Arial" w:hAnsi="Arial" w:cs="Arial"/>
+              </w:rPr>
+            </w:pPr>
+          </w:p>
+        </w:tc>
+      </w:tr>
+    </w:tbl>
+    <w:p>
+      <w:pPr>
+        <w:pStyle w:val="Titolo2"/>
+        <w:rPr>
+          <w:sz w:val="36"/>
+        </w:rPr>
+      </w:pPr>
+      <w:r>
+        <w:rPr>
+          <w:sz w:val="36"/>
+        </w:rPr>
+        <w:t>Agile - Resoconto</w:t>
+      </w:r>
+    </w:p>
+    <w:tbl>
+      <w:tblPr>
+        <w:tblStyle w:val="Grigliatabella"/>
+        <w:tblW w:w="0" w:type="auto"/>
+        <w:tblLook w:val="04A0" w:firstRow="1" w:lastRow="0" w:firstColumn="1" w:lastColumn="0" w:noHBand="0" w:noVBand="1"/>
+      </w:tblPr>
+      <w:tblGrid>
+        <w:gridCol w:w="9628"/>
+      </w:tblGrid>
+      <w:tr>
+        <w:tc>
+          <w:tcPr>
+            <w:tcW w:w="9628" w:type="dxa"/>
+            <w:tcBorders>
+              <w:top w:val="single" w:sz="4" w:space="0" w:color="auto"/>
+              <w:left w:val="single" w:sz="4" w:space="0" w:color="auto"/>
+              <w:bottom w:val="single" w:sz="4" w:space="0" w:color="auto"/>
+              <w:right w:val="single" w:sz="4" w:space="0" w:color="auto"/>
+            </w:tcBorders>
+            <w:shd w:val="clear" w:color="auto" w:fill="D9D9D9" w:themeFill="background1" w:themeFillShade="D9"/>
+            <w:hideMark/>
+          </w:tcPr>
+          <w:p>
+            <w:pPr>
+              <w:rPr>
+                <w:rFonts w:ascii="Arial" w:hAnsi="Arial" w:cs="Arial"/>
+              </w:rPr>
+            </w:pPr>
+            <w:r>
+              <w:rPr>
+                <w:rFonts w:ascii="Arial" w:hAnsi="Arial" w:cs="Arial"/>
+              </w:rPr>
+              <w:t>Daily Scrum</w:t>
+            </w:r>
+          </w:p>
+        </w:tc>
+      </w:tr>
+      <w:tr>
+        <w:tc>
+          <w:tcPr>
+            <w:tcW w:w="9628" w:type="dxa"/>
+            <w:tcBorders>
+              <w:top w:val="single" w:sz="4" w:space="0" w:color="auto"/>
+              <w:left w:val="single" w:sz="4" w:space="0" w:color="auto"/>
+              <w:bottom w:val="single" w:sz="4" w:space="0" w:color="auto"/>
+              <w:right w:val="single" w:sz="4" w:space="0" w:color="auto"/>
+            </w:tcBorders>
+          </w:tcPr>
+          <w:p>
+            <w:pPr>
+              <w:tabs>
+                <w:tab w:val="left" w:pos="3159"/>
+              </w:tabs>
+              <w:rPr>
+                <w:rFonts w:ascii="Arial" w:hAnsi="Arial" w:cs="Arial"/>
+              </w:rPr>
+            </w:pPr>
+            <w:r>
+              <w:rPr>
+                <w:rFonts w:ascii="Arial" w:hAnsi="Arial" w:cs="Arial"/>
+              </w:rPr>
+              <w:t xml:space="preserve">. </w:t>
+            </w:r>
+          </w:p>
+        </w:tc>
+      </w:tr>
+    </w:tbl>
+    <w:p>
+      <w:pPr>
+        <w:rPr>
+          <w:rFonts w:ascii="Arial" w:hAnsi="Arial" w:cs="Arial"/>
+        </w:rPr>
+      </w:pPr>
+    </w:p>
+    <w:tbl>
+      <w:tblPr>
+        <w:tblStyle w:val="Grigliatabella"/>
+        <w:tblW w:w="0" w:type="auto"/>
+        <w:tblLook w:val="04A0" w:firstRow="1" w:lastRow="0" w:firstColumn="1" w:lastColumn="0" w:noHBand="0" w:noVBand="1"/>
+      </w:tblPr>
+      <w:tblGrid>
+        <w:gridCol w:w="9628"/>
+      </w:tblGrid>
+      <w:tr>
+        <w:tc>
+          <w:tcPr>
+            <w:tcW w:w="9854" w:type="dxa"/>
+            <w:tcBorders>
+              <w:top w:val="single" w:sz="4" w:space="0" w:color="auto"/>
+              <w:left w:val="single" w:sz="4" w:space="0" w:color="auto"/>
+              <w:bottom w:val="single" w:sz="4" w:space="0" w:color="auto"/>
+              <w:right w:val="single" w:sz="4" w:space="0" w:color="auto"/>
+            </w:tcBorders>
+            <w:shd w:val="clear" w:color="auto" w:fill="D9D9D9" w:themeFill="background1" w:themeFillShade="D9"/>
+            <w:hideMark/>
+          </w:tcPr>
+          <w:p>
+            <w:pPr>
+              <w:rPr>
+                <w:rFonts w:ascii="Arial" w:hAnsi="Arial" w:cs="Arial"/>
+              </w:rPr>
+            </w:pPr>
+            <w:r>
+              <w:rPr>
+                <w:rFonts w:ascii="Arial" w:hAnsi="Arial" w:cs="Arial"/>
+              </w:rPr>
+              <w:t>Sprint Planning</w:t>
+            </w:r>
+          </w:p>
+        </w:tc>
+      </w:tr>
+      <w:tr>
+        <w:tc>
+          <w:tcPr>
+            <w:tcW w:w="9854" w:type="dxa"/>
+            <w:tcBorders>
+              <w:top w:val="single" w:sz="4" w:space="0" w:color="auto"/>
+              <w:left w:val="single" w:sz="4" w:space="0" w:color="auto"/>
+              <w:bottom w:val="single" w:sz="4" w:space="0" w:color="auto"/>
+              <w:right w:val="single" w:sz="4" w:space="0" w:color="auto"/>
+            </w:tcBorders>
+          </w:tcPr>
+          <w:p>
+            <w:pPr>
+              <w:rPr>
+                <w:rFonts w:ascii="Arial" w:hAnsi="Arial" w:cs="Arial"/>
+              </w:rPr>
+            </w:pPr>
+          </w:p>
+        </w:tc>
+      </w:tr>
+    </w:tbl>
+    <w:p>
+      <w:pPr>
+        <w:rPr>
+          <w:rFonts w:ascii="Arial" w:hAnsi="Arial" w:cs="Arial"/>
+        </w:rPr>
+      </w:pPr>
+    </w:p>
+    <w:tbl>
+      <w:tblPr>
+        <w:tblStyle w:val="Grigliatabella"/>
+        <w:tblW w:w="0" w:type="auto"/>
+        <w:tblLook w:val="04A0" w:firstRow="1" w:lastRow="0" w:firstColumn="1" w:lastColumn="0" w:noHBand="0" w:noVBand="1"/>
+      </w:tblPr>
+      <w:tblGrid>
+        <w:gridCol w:w="9628"/>
+      </w:tblGrid>
+      <w:tr>
+        <w:tc>
+          <w:tcPr>
+            <w:tcW w:w="9854" w:type="dxa"/>
+            <w:tcBorders>
+              <w:top w:val="single" w:sz="4" w:space="0" w:color="auto"/>
+              <w:left w:val="single" w:sz="4" w:space="0" w:color="auto"/>
+              <w:bottom w:val="single" w:sz="4" w:space="0" w:color="auto"/>
+              <w:right w:val="single" w:sz="4" w:space="0" w:color="auto"/>
+            </w:tcBorders>
+            <w:shd w:val="clear" w:color="auto" w:fill="D9D9D9" w:themeFill="background1" w:themeFillShade="D9"/>
+            <w:hideMark/>
+          </w:tcPr>
+          <w:p>
+            <w:pPr>
+              <w:rPr>
+                <w:rFonts w:ascii="Arial" w:hAnsi="Arial" w:cs="Arial"/>
+              </w:rPr>
+            </w:pPr>
+            <w:r>
+              <w:rPr>
+                <w:rFonts w:ascii="Arial" w:hAnsi="Arial" w:cs="Arial"/>
+              </w:rPr>
+              <w:t>Sprint Review</w:t>
+            </w:r>
+          </w:p>
+        </w:tc>
+      </w:tr>
+      <w:tr>
+        <w:tc>
+          <w:tcPr>
+            <w:tcW w:w="9854" w:type="dxa"/>
+            <w:tcBorders>
+              <w:top w:val="single" w:sz="4" w:space="0" w:color="auto"/>
+              <w:left w:val="single" w:sz="4" w:space="0" w:color="auto"/>
+              <w:bottom w:val="single" w:sz="4" w:space="0" w:color="auto"/>
+              <w:right w:val="single" w:sz="4" w:space="0" w:color="auto"/>
+            </w:tcBorders>
+          </w:tcPr>
+          <w:p>
+            <w:pPr>
+              <w:rPr>
+                <w:rFonts w:ascii="Arial" w:hAnsi="Arial" w:cs="Arial"/>
+              </w:rPr>
+            </w:pPr>
+          </w:p>
+        </w:tc>
+      </w:tr>
+    </w:tbl>
+    <w:p>
+      <w:pPr>
+        <w:rPr>
+          <w:rFonts w:ascii="Arial" w:hAnsi="Arial" w:cs="Arial"/>
+        </w:rPr>
+      </w:pPr>
+    </w:p>
+    <w:tbl>
+      <w:tblPr>
+        <w:tblStyle w:val="Grigliatabella"/>
+        <w:tblW w:w="0" w:type="auto"/>
+        <w:tblLook w:val="04A0" w:firstRow="1" w:lastRow="0" w:firstColumn="1" w:lastColumn="0" w:noHBand="0" w:noVBand="1"/>
+      </w:tblPr>
+      <w:tblGrid>
+        <w:gridCol w:w="9628"/>
+      </w:tblGrid>
+      <w:tr>
+        <w:tc>
+          <w:tcPr>
+            <w:tcW w:w="9854" w:type="dxa"/>
+            <w:tcBorders>
+              <w:top w:val="single" w:sz="4" w:space="0" w:color="auto"/>
+              <w:left w:val="single" w:sz="4" w:space="0" w:color="auto"/>
+              <w:bottom w:val="single" w:sz="4" w:space="0" w:color="auto"/>
+              <w:right w:val="single" w:sz="4" w:space="0" w:color="auto"/>
+            </w:tcBorders>
+            <w:shd w:val="clear" w:color="auto" w:fill="D9D9D9" w:themeFill="background1" w:themeFillShade="D9"/>
+            <w:hideMark/>
+          </w:tcPr>
+          <w:p>
+            <w:pPr>
+              <w:rPr>
+                <w:rFonts w:ascii="Arial" w:hAnsi="Arial" w:cs="Arial"/>
+              </w:rPr>
+            </w:pPr>
+            <w:r>
+              <w:rPr>
+                <w:rFonts w:ascii="Arial" w:hAnsi="Arial" w:cs="Arial"/>
+              </w:rPr>
+              <w:t>Sprint Retrospective</w:t>
+            </w:r>
+          </w:p>
+        </w:tc>
+      </w:tr>
+      <w:tr>
+        <w:tc>
+          <w:tcPr>
+            <w:tcW w:w="9854" w:type="dxa"/>
+            <w:tcBorders>
+              <w:top w:val="single" w:sz="4" w:space="0" w:color="auto"/>
+              <w:left w:val="single" w:sz="4" w:space="0" w:color="auto"/>
+              <w:bottom w:val="single" w:sz="4" w:space="0" w:color="auto"/>
+              <w:right w:val="single" w:sz="4" w:space="0" w:color="auto"/>
+            </w:tcBorders>
+          </w:tcPr>
+          <w:p>
+            <w:pPr>
+              <w:rPr>
+                <w:rFonts w:ascii="Arial" w:hAnsi="Arial" w:cs="Arial"/>
+              </w:rPr>
+            </w:pPr>
+          </w:p>
+        </w:tc>
+      </w:tr>
+    </w:tbl>
     <w:p>
       <w:pPr>
         <w:rPr>
@@ -16763,7 +16388,7 @@
   <w:style w:type="paragraph" w:default="1" w:styleId="Normale">
     <w:name w:val="Normal"/>
     <w:qFormat/>
-    <w:rsid w:val="001D1A2B"/>
+    <w:rsid w:val="00664521"/>
   </w:style>
   <w:style w:type="paragraph" w:styleId="Titolo2">
     <w:name w:val="heading 2"/>
@@ -16790,6 +16415,7 @@
   <w:style w:type="character" w:default="1" w:styleId="Carpredefinitoparagrafo">
     <w:name w:val="Default Paragraph Font"/>
     <w:uiPriority w:val="1"/>
+    <w:semiHidden/>
     <w:unhideWhenUsed/>
   </w:style>
   <w:style w:type="table" w:default="1" w:styleId="Tabellanormale">
